--- a/Proj01HD-280556-Tereba 2026.docx
+++ b/Proj01HD-280556-Tereba 2026.docx
@@ -307,6 +307,14 @@
                 <w:u w:val="single"/>
               </w:rPr>
             </w:pPr>
+            <w:r>
+              <w:rPr>
+                <w:sz w:val="28"/>
+                <w:szCs w:val="28"/>
+                <w:u w:val="single"/>
+              </w:rPr>
+              <w:t>280556</w:t>
+            </w:r>
           </w:p>
         </w:tc>
         <w:tc>
@@ -384,6 +392,14 @@
                 <w:u w:val="single"/>
               </w:rPr>
             </w:pPr>
+            <w:r>
+              <w:rPr>
+                <w:sz w:val="28"/>
+                <w:szCs w:val="28"/>
+                <w:u w:val="single"/>
+              </w:rPr>
+              <w:t>Mateusz</w:t>
+            </w:r>
           </w:p>
         </w:tc>
         <w:tc>
@@ -461,6 +477,14 @@
                 <w:u w:val="single"/>
               </w:rPr>
             </w:pPr>
+            <w:r>
+              <w:rPr>
+                <w:sz w:val="28"/>
+                <w:szCs w:val="28"/>
+                <w:u w:val="single"/>
+              </w:rPr>
+              <w:t>Tereba</w:t>
+            </w:r>
           </w:p>
         </w:tc>
         <w:tc>
@@ -520,7 +544,22 @@
         <w:t xml:space="preserve">Tytuł projektu </w:t>
       </w:r>
     </w:p>
-    <w:p/>
+    <w:p>
+      <w:r>
+        <w:t>Analiza wzorców mobilności miejskiej i obciążenia infrastruktury na podstawie systemu Capital</w:t>
+      </w:r>
+      <w:r>
+        <w:t xml:space="preserve"> </w:t>
+      </w:r>
+      <w:proofErr w:type="spellStart"/>
+      <w:r>
+        <w:t>Bikeshare</w:t>
+      </w:r>
+      <w:proofErr w:type="spellEnd"/>
+      <w:r>
+        <w:t xml:space="preserve"> w Waszyngtonie.</w:t>
+      </w:r>
+    </w:p>
     <w:p>
       <w:pPr>
         <w:pStyle w:val="Nagwek1"/>
@@ -544,24 +583,39 @@
       </w:r>
     </w:p>
     <w:p>
-      <w:pPr>
-        <w:spacing w:after="0"/>
-        <w:rPr>
-          <w:rFonts w:ascii="Times New Roman" w:eastAsia="Times New Roman" w:hAnsi="Times New Roman" w:cs="Times New Roman"/>
-          <w:sz w:val="24"/>
-          <w:szCs w:val="24"/>
-        </w:rPr>
-      </w:pPr>
+      <w:r>
+        <w:t xml:space="preserve">Dziedzina projektu obejmuje transport miejski oraz dynamicznie rozwijający się sektor </w:t>
+      </w:r>
+      <w:proofErr w:type="spellStart"/>
+      <w:r>
+        <w:t>mikromobilności</w:t>
+      </w:r>
+      <w:proofErr w:type="spellEnd"/>
+      <w:r>
+        <w:t xml:space="preserve">, ze szczególnym uwzględnieniem systemów publicznego współdzielenia </w:t>
+      </w:r>
+      <w:r>
+        <w:t>rowerów</w:t>
+      </w:r>
+      <w:r>
+        <w:t>. Rozwiązania te stanowią kluczowy element infrastruktury komunikacyjnej w nowoczesnych aglomeracjach, odpowiadając na wyzwania związane z redukcją zatorów drogowych oraz zrównoważonym rozwojem.</w:t>
+      </w:r>
     </w:p>
     <w:p>
-      <w:pPr>
-        <w:spacing w:after="0"/>
-        <w:rPr>
-          <w:rFonts w:ascii="Times New Roman" w:eastAsia="Times New Roman" w:hAnsi="Times New Roman" w:cs="Times New Roman"/>
-          <w:sz w:val="24"/>
-          <w:szCs w:val="24"/>
-        </w:rPr>
-      </w:pPr>
+      <w:r>
+        <w:t>Istotne dla tej dziedziny są również panujące warunki atmosferyczne, od których w dużym stopniu zależy zmienność w wykorzystaniu systemów rowerów miejskich. Pogoda wpływa nie tylko na samą decyzję o wypożyczeniu, ale także na zachowania użytkowników, takie jak długość przejazdów czy wybór docelowego miejsca zwrotu pojazdu.</w:t>
+      </w:r>
+    </w:p>
+    <w:p>
+      <w:r>
+        <w:t xml:space="preserve">Przedmiotem analizy będzie przejazd rowerem, to jest wypożyczenie i zwrócenie go. Zdarzenie to charakteryzuje się godziną i miejscem rozpoczęcia i zakończenia przejazdu, </w:t>
+      </w:r>
+      <w:r>
+        <w:t>klasyfikacją wypożyczającego, typem wypożyczanego roweru, a także warunkami atmosferycznymi panującymi podczas przejazdu.</w:t>
+      </w:r>
+      <w:r>
+        <w:t xml:space="preserve"> </w:t>
+      </w:r>
     </w:p>
     <w:p>
       <w:pPr>
@@ -587,7 +641,6 @@
     </w:p>
     <w:p>
       <w:pPr>
-        <w:ind w:left="720"/>
         <w:rPr>
           <w:rFonts w:ascii="Times New Roman" w:eastAsia="Times New Roman" w:hAnsi="Times New Roman" w:cs="Times New Roman"/>
           <w:sz w:val="24"/>
@@ -595,12 +648,18 @@
         </w:rPr>
       </w:pPr>
       <w:r>
+        <w:t>Analizowane dane ograniczają się do przejazdów ze stolicy Stanów Zjednoczonych miasta Waszyngton od maja 2020 do sierpnia 2024. Zbiór ten zawiera dane o każdym zarejestrowanym przejeździe, takie jak czas rozpoczęcia i zakończenia, stacje początkową i końcową, klasyfikacje wypożyczającego oraz typ pojazdu.</w:t>
+      </w:r>
+      <w:r>
+        <w:t xml:space="preserve"> </w:t>
+      </w:r>
+      <w:r>
         <w:rPr>
           <w:rFonts w:ascii="Times New Roman" w:eastAsia="Times New Roman" w:hAnsi="Times New Roman" w:cs="Times New Roman"/>
           <w:sz w:val="24"/>
           <w:szCs w:val="24"/>
         </w:rPr>
-        <w:t xml:space="preserve"> </w:t>
+        <w:t>Zbiór danych został dodatkowo rozszerzony o dane pogodowe z tego samego okresu, aby dodać odpowiedni kontekst do analizy.</w:t>
       </w:r>
     </w:p>
     <w:p>
@@ -640,6 +699,7 @@
           <w:sz w:val="26"/>
           <w:szCs w:val="26"/>
         </w:rPr>
+        <w:lastRenderedPageBreak/>
         <w:t xml:space="preserve">Problemy </w:t>
       </w:r>
       <w:r>
@@ -660,18 +720,58 @@
         </w:numPr>
         <w:spacing w:after="0"/>
         <w:rPr>
-          <w:rFonts w:ascii="Times New Roman" w:eastAsia="Times New Roman" w:hAnsi="Times New Roman" w:cs="Times New Roman"/>
+          <w:rFonts w:asciiTheme="minorHAnsi" w:eastAsia="Times New Roman" w:hAnsiTheme="minorHAnsi" w:cstheme="minorHAnsi"/>
           <w:sz w:val="24"/>
           <w:szCs w:val="24"/>
         </w:rPr>
       </w:pPr>
       <w:r>
         <w:rPr>
-          <w:rFonts w:ascii="Times New Roman" w:eastAsia="Times New Roman" w:hAnsi="Times New Roman" w:cs="Times New Roman"/>
+          <w:rFonts w:asciiTheme="minorHAnsi" w:eastAsia="Times New Roman" w:hAnsiTheme="minorHAnsi" w:cstheme="minorHAnsi"/>
           <w:sz w:val="24"/>
           <w:szCs w:val="24"/>
         </w:rPr>
-        <w:t xml:space="preserve">P01 - </w:t>
+        <w:t xml:space="preserve">P01 </w:t>
+      </w:r>
+      <w:r>
+        <w:rPr>
+          <w:rFonts w:asciiTheme="minorHAnsi" w:eastAsia="Times New Roman" w:hAnsiTheme="minorHAnsi" w:cstheme="minorHAnsi"/>
+          <w:sz w:val="24"/>
+          <w:szCs w:val="24"/>
+        </w:rPr>
+        <w:t>–</w:t>
+      </w:r>
+      <w:r>
+        <w:rPr>
+          <w:rFonts w:asciiTheme="minorHAnsi" w:eastAsia="Times New Roman" w:hAnsiTheme="minorHAnsi" w:cstheme="minorHAnsi"/>
+          <w:sz w:val="24"/>
+          <w:szCs w:val="24"/>
+        </w:rPr>
+        <w:t xml:space="preserve"> </w:t>
+      </w:r>
+      <w:r>
+        <w:rPr>
+          <w:rFonts w:asciiTheme="minorHAnsi" w:eastAsia="Times New Roman" w:hAnsiTheme="minorHAnsi" w:cstheme="minorHAnsi"/>
+          <w:sz w:val="24"/>
+          <w:szCs w:val="24"/>
+        </w:rPr>
+        <w:t>Nierównomierne obciążenie stacji – w godzinach szczytu niektóre stacje są wykorzystywane o wiele częściej niż inne</w:t>
+      </w:r>
+      <w:r>
+        <w:rPr>
+          <w:rFonts w:asciiTheme="minorHAnsi" w:eastAsia="Times New Roman" w:hAnsiTheme="minorHAnsi" w:cstheme="minorHAnsi"/>
+          <w:sz w:val="24"/>
+          <w:szCs w:val="24"/>
+        </w:rPr>
+        <w:t>, co może prowadzić do braku wolnych miejsc lub rowerów</w:t>
+      </w:r>
+      <w:r>
+        <w:rPr>
+          <w:rFonts w:asciiTheme="minorHAnsi" w:eastAsia="Times New Roman" w:hAnsiTheme="minorHAnsi" w:cstheme="minorHAnsi"/>
+          <w:sz w:val="24"/>
+          <w:szCs w:val="24"/>
+        </w:rPr>
+        <w:t>.</w:t>
       </w:r>
     </w:p>
     <w:p>
@@ -683,18 +783,92 @@
         </w:numPr>
         <w:spacing w:after="0"/>
         <w:rPr>
-          <w:rFonts w:ascii="Times New Roman" w:eastAsia="Times New Roman" w:hAnsi="Times New Roman" w:cs="Times New Roman"/>
+          <w:rFonts w:asciiTheme="minorHAnsi" w:eastAsia="Times New Roman" w:hAnsiTheme="minorHAnsi" w:cstheme="minorHAnsi"/>
           <w:sz w:val="24"/>
           <w:szCs w:val="24"/>
         </w:rPr>
       </w:pPr>
       <w:r>
         <w:rPr>
-          <w:rFonts w:ascii="Times New Roman" w:eastAsia="Times New Roman" w:hAnsi="Times New Roman" w:cs="Times New Roman"/>
+          <w:rFonts w:asciiTheme="minorHAnsi" w:eastAsia="Times New Roman" w:hAnsiTheme="minorHAnsi" w:cstheme="minorHAnsi"/>
           <w:sz w:val="24"/>
           <w:szCs w:val="24"/>
         </w:rPr>
         <w:t>P02</w:t>
+      </w:r>
+      <w:r>
+        <w:rPr>
+          <w:rFonts w:asciiTheme="minorHAnsi" w:eastAsia="Times New Roman" w:hAnsiTheme="minorHAnsi" w:cstheme="minorHAnsi"/>
+          <w:sz w:val="24"/>
+          <w:szCs w:val="24"/>
+        </w:rPr>
+        <w:t xml:space="preserve"> – Silna sezonowość – liczba przejazdów dynamicznie zmienia się w przeciągu roku co stanowi problem przy rozmieszczaniu zasobów.</w:t>
+      </w:r>
+    </w:p>
+    <w:p>
+      <w:pPr>
+        <w:pStyle w:val="Akapitzlist"/>
+        <w:numPr>
+          <w:ilvl w:val="0"/>
+          <w:numId w:val="12"/>
+        </w:numPr>
+        <w:rPr>
+          <w:rFonts w:asciiTheme="minorHAnsi" w:eastAsia="Times New Roman" w:hAnsiTheme="minorHAnsi" w:cstheme="minorHAnsi"/>
+          <w:b/>
+          <w:bCs/>
+          <w:sz w:val="24"/>
+          <w:szCs w:val="24"/>
+        </w:rPr>
+      </w:pPr>
+      <w:r>
+        <w:rPr>
+          <w:rFonts w:asciiTheme="minorHAnsi" w:eastAsia="Times New Roman" w:hAnsiTheme="minorHAnsi" w:cstheme="minorHAnsi"/>
+          <w:sz w:val="24"/>
+          <w:szCs w:val="24"/>
+        </w:rPr>
+        <w:t xml:space="preserve">P03 – Różne zachowania użytkowników – osoby posiadające subskrypcje i </w:t>
+      </w:r>
+      <w:r>
+        <w:rPr>
+          <w:rFonts w:asciiTheme="minorHAnsi" w:eastAsia="Times New Roman" w:hAnsiTheme="minorHAnsi" w:cstheme="minorHAnsi"/>
+          <w:sz w:val="24"/>
+          <w:szCs w:val="24"/>
+        </w:rPr>
+        <w:t>sporadyczni użytkownicy posiadają inne wzorce korzystania z usług, co utrudnia przewidywanie</w:t>
+      </w:r>
+      <w:r>
+        <w:rPr>
+          <w:rFonts w:asciiTheme="minorHAnsi" w:eastAsia="Times New Roman" w:hAnsiTheme="minorHAnsi" w:cstheme="minorHAnsi"/>
+          <w:sz w:val="24"/>
+          <w:szCs w:val="24"/>
+        </w:rPr>
+        <w:t xml:space="preserve"> </w:t>
+      </w:r>
+      <w:proofErr w:type="spellStart"/>
+      <w:r>
+        <w:rPr>
+          <w:rFonts w:asciiTheme="minorHAnsi" w:eastAsia="Times New Roman" w:hAnsiTheme="minorHAnsi" w:cstheme="minorHAnsi"/>
+          <w:sz w:val="24"/>
+          <w:szCs w:val="24"/>
+        </w:rPr>
+        <w:t>zachowań</w:t>
+      </w:r>
+      <w:proofErr w:type="spellEnd"/>
+      <w:r>
+        <w:rPr>
+          <w:rFonts w:asciiTheme="minorHAnsi" w:eastAsia="Times New Roman" w:hAnsiTheme="minorHAnsi" w:cstheme="minorHAnsi"/>
+          <w:sz w:val="24"/>
+          <w:szCs w:val="24"/>
+        </w:rPr>
+        <w:t xml:space="preserve"> użytkowników</w:t>
+      </w:r>
+      <w:r>
+        <w:rPr>
+          <w:rFonts w:asciiTheme="minorHAnsi" w:eastAsia="Times New Roman" w:hAnsiTheme="minorHAnsi" w:cstheme="minorHAnsi"/>
+          <w:sz w:val="24"/>
+          <w:szCs w:val="24"/>
+        </w:rPr>
+        <w:t>.</w:t>
       </w:r>
     </w:p>
     <w:p>
@@ -706,19 +880,52 @@
         </w:numPr>
         <w:spacing w:after="0"/>
         <w:rPr>
-          <w:rFonts w:ascii="Times New Roman" w:eastAsia="Times New Roman" w:hAnsi="Times New Roman" w:cs="Times New Roman"/>
+          <w:rFonts w:asciiTheme="minorHAnsi" w:eastAsia="Times New Roman" w:hAnsiTheme="minorHAnsi" w:cstheme="minorHAnsi"/>
           <w:sz w:val="24"/>
           <w:szCs w:val="24"/>
         </w:rPr>
       </w:pPr>
       <w:r>
         <w:rPr>
-          <w:rFonts w:ascii="Times New Roman" w:eastAsia="Times New Roman" w:hAnsi="Times New Roman" w:cs="Times New Roman"/>
+          <w:rFonts w:asciiTheme="minorHAnsi" w:eastAsia="Times New Roman" w:hAnsiTheme="minorHAnsi" w:cstheme="minorHAnsi"/>
           <w:sz w:val="24"/>
           <w:szCs w:val="24"/>
         </w:rPr>
-        <w:t>…</w:t>
-      </w:r>
+        <w:t>P04 – Wpływ warunków atmosferycznych – zmienne warunki pogodowe zaburzają wzorce wypożyczeń i utrudniają przewidywanie zapotrzebowania.</w:t>
+      </w:r>
+    </w:p>
+    <w:p>
+      <w:pPr>
+        <w:pStyle w:val="Akapitzlist"/>
+        <w:numPr>
+          <w:ilvl w:val="0"/>
+          <w:numId w:val="12"/>
+        </w:numPr>
+        <w:spacing w:after="0"/>
+        <w:rPr>
+          <w:rFonts w:asciiTheme="minorHAnsi" w:eastAsia="Times New Roman" w:hAnsiTheme="minorHAnsi" w:cstheme="minorHAnsi"/>
+          <w:sz w:val="24"/>
+          <w:szCs w:val="24"/>
+        </w:rPr>
+      </w:pPr>
+      <w:r>
+        <w:rPr>
+          <w:rFonts w:asciiTheme="minorHAnsi" w:eastAsia="Times New Roman" w:hAnsiTheme="minorHAnsi" w:cstheme="minorHAnsi"/>
+          <w:sz w:val="24"/>
+          <w:szCs w:val="24"/>
+        </w:rPr>
+        <w:t xml:space="preserve">P05 – Preferencja wypożyczanych rowerów  - </w:t>
+      </w:r>
+      <w:proofErr w:type="spellStart"/>
+      <w:r>
+        <w:rPr>
+          <w:rFonts w:asciiTheme="minorHAnsi" w:eastAsia="Times New Roman" w:hAnsiTheme="minorHAnsi" w:cstheme="minorHAnsi"/>
+          <w:sz w:val="24"/>
+          <w:szCs w:val="24"/>
+        </w:rPr>
+        <w:t>todo</w:t>
+      </w:r>
+      <w:proofErr w:type="spellEnd"/>
     </w:p>
     <w:p>
       <w:pPr>
@@ -813,8 +1020,117 @@
           <w:sz w:val="24"/>
           <w:szCs w:val="24"/>
         </w:rPr>
-        <w:t>…</w:t>
-      </w:r>
+        <w:t xml:space="preserve">Wybór optymalnych lokalizacji dla nowych stacji dokujących w </w:t>
+      </w:r>
+      <w:r>
+        <w:rPr>
+          <w:sz w:val="24"/>
+          <w:szCs w:val="24"/>
+        </w:rPr>
+        <w:t>mieście</w:t>
+      </w:r>
+    </w:p>
+    <w:p>
+      <w:pPr>
+        <w:pStyle w:val="Akapitzlist"/>
+        <w:numPr>
+          <w:ilvl w:val="0"/>
+          <w:numId w:val="17"/>
+        </w:numPr>
+        <w:spacing w:after="160" w:line="278" w:lineRule="auto"/>
+        <w:rPr>
+          <w:sz w:val="24"/>
+          <w:szCs w:val="24"/>
+        </w:rPr>
+      </w:pPr>
+      <w:r>
+        <w:rPr>
+          <w:sz w:val="24"/>
+          <w:szCs w:val="24"/>
+        </w:rPr>
+        <w:t>Alokacje odpowiedniej ilości rowerów na dane stacje</w:t>
+      </w:r>
+    </w:p>
+    <w:p>
+      <w:pPr>
+        <w:pStyle w:val="Akapitzlist"/>
+        <w:numPr>
+          <w:ilvl w:val="0"/>
+          <w:numId w:val="17"/>
+        </w:numPr>
+        <w:spacing w:after="160" w:line="278" w:lineRule="auto"/>
+        <w:rPr>
+          <w:sz w:val="24"/>
+          <w:szCs w:val="24"/>
+        </w:rPr>
+      </w:pPr>
+      <w:r>
+        <w:rPr>
+          <w:sz w:val="24"/>
+          <w:szCs w:val="24"/>
+        </w:rPr>
+        <w:t>Wyznaczanie okresów serwisowania rowerów</w:t>
+      </w:r>
+    </w:p>
+    <w:p>
+      <w:pPr>
+        <w:pStyle w:val="Akapitzlist"/>
+        <w:numPr>
+          <w:ilvl w:val="0"/>
+          <w:numId w:val="17"/>
+        </w:numPr>
+        <w:spacing w:after="160" w:line="278" w:lineRule="auto"/>
+        <w:rPr>
+          <w:sz w:val="24"/>
+          <w:szCs w:val="24"/>
+        </w:rPr>
+      </w:pPr>
+      <w:proofErr w:type="spellStart"/>
+      <w:r>
+        <w:rPr>
+          <w:sz w:val="24"/>
+          <w:szCs w:val="24"/>
+        </w:rPr>
+        <w:t>Todo</w:t>
+      </w:r>
+      <w:proofErr w:type="spellEnd"/>
+      <w:r>
+        <w:rPr>
+          <w:sz w:val="24"/>
+          <w:szCs w:val="24"/>
+        </w:rPr>
+        <w:t xml:space="preserve"> Kupno nowych rowerów i ich rodzaje</w:t>
+      </w:r>
+    </w:p>
+    <w:p>
+      <w:pPr>
+        <w:pStyle w:val="Akapitzlist"/>
+        <w:numPr>
+          <w:ilvl w:val="0"/>
+          <w:numId w:val="17"/>
+        </w:numPr>
+        <w:spacing w:after="160" w:line="278" w:lineRule="auto"/>
+        <w:rPr>
+          <w:sz w:val="24"/>
+          <w:szCs w:val="24"/>
+        </w:rPr>
+      </w:pPr>
+      <w:r>
+        <w:rPr>
+          <w:sz w:val="24"/>
+          <w:szCs w:val="24"/>
+        </w:rPr>
+        <w:t xml:space="preserve">Kierowanie kampanii reklamowych do odpowiednich </w:t>
+      </w:r>
+      <w:proofErr w:type="spellStart"/>
+      <w:r>
+        <w:rPr>
+          <w:sz w:val="24"/>
+          <w:szCs w:val="24"/>
+        </w:rPr>
+        <w:t>użytkowików</w:t>
+      </w:r>
+      <w:proofErr w:type="spellEnd"/>
     </w:p>
     <w:p>
       <w:pPr>
@@ -860,13 +1176,47 @@
     </w:p>
     <w:p>
       <w:pPr>
-        <w:ind w:left="1288"/>
+        <w:pStyle w:val="Akapitzlist"/>
+        <w:numPr>
+          <w:ilvl w:val="0"/>
+          <w:numId w:val="19"/>
+        </w:numPr>
         <w:rPr>
           <w:rFonts w:ascii="Times New Roman" w:eastAsia="Times New Roman" w:hAnsi="Times New Roman" w:cs="Times New Roman"/>
           <w:sz w:val="24"/>
           <w:szCs w:val="24"/>
         </w:rPr>
       </w:pPr>
+      <w:r>
+        <w:rPr>
+          <w:rFonts w:ascii="Times New Roman" w:eastAsia="Times New Roman" w:hAnsi="Times New Roman" w:cs="Times New Roman"/>
+          <w:sz w:val="24"/>
+          <w:szCs w:val="24"/>
+        </w:rPr>
+        <w:t>Q01 – Na których ze stacji brakuje rowerów, a na których wolnych miejsc i w jakich godzinach?</w:t>
+      </w:r>
+    </w:p>
+    <w:p>
+      <w:pPr>
+        <w:pStyle w:val="Akapitzlist"/>
+        <w:numPr>
+          <w:ilvl w:val="0"/>
+          <w:numId w:val="19"/>
+        </w:numPr>
+        <w:rPr>
+          <w:rFonts w:ascii="Times New Roman" w:eastAsia="Times New Roman" w:hAnsi="Times New Roman" w:cs="Times New Roman"/>
+          <w:sz w:val="24"/>
+          <w:szCs w:val="24"/>
+        </w:rPr>
+      </w:pPr>
+      <w:r>
+        <w:rPr>
+          <w:rFonts w:ascii="Times New Roman" w:eastAsia="Times New Roman" w:hAnsi="Times New Roman" w:cs="Times New Roman"/>
+          <w:sz w:val="24"/>
+          <w:szCs w:val="24"/>
+        </w:rPr>
+        <w:t xml:space="preserve">Q02 - </w:t>
+      </w:r>
     </w:p>
     <w:p>
       <w:pPr>
@@ -906,7 +1256,6 @@
           <w:sz w:val="24"/>
           <w:szCs w:val="24"/>
         </w:rPr>
-        <w:lastRenderedPageBreak/>
         <w:t>Potencjalni użytkownicy</w:t>
       </w:r>
       <w:r>
@@ -1036,6 +1385,7 @@
           <w:sz w:val="28"/>
           <w:szCs w:val="28"/>
         </w:rPr>
+        <w:lastRenderedPageBreak/>
         <w:t>Dane źródłowe</w:t>
       </w:r>
     </w:p>
@@ -2185,7 +2535,6 @@
     <w:p/>
     <w:p>
       <w:r>
-        <w:lastRenderedPageBreak/>
         <w:t>…</w:t>
       </w:r>
     </w:p>
@@ -2238,6 +2587,7 @@
           <w:i w:val="0"/>
           <w:sz w:val="24"/>
         </w:rPr>
+        <w:lastRenderedPageBreak/>
         <w:t xml:space="preserve">Tabela </w:t>
       </w:r>
       <w:r>
@@ -3731,7 +4081,6 @@
           <w:i w:val="0"/>
           <w:sz w:val="24"/>
         </w:rPr>
-        <w:lastRenderedPageBreak/>
         <w:t xml:space="preserve">Tabela </w:t>
       </w:r>
       <w:r>
@@ -4109,6 +4458,7 @@
               <w:spacing w:after="0" w:line="240" w:lineRule="auto"/>
             </w:pPr>
             <w:r>
+              <w:lastRenderedPageBreak/>
               <w:t>3.</w:t>
             </w:r>
           </w:p>
@@ -4616,6 +4966,95 @@
 <file path=word/numbering.xml><?xml version="1.0" encoding="utf-8"?>
 <w:numbering xmlns:wpc="http://schemas.microsoft.com/office/word/2010/wordprocessingCanvas" xmlns:cx="http://schemas.microsoft.com/office/drawing/2014/chartex" xmlns:cx1="http://schemas.microsoft.com/office/drawing/2015/9/8/chartex" xmlns:cx2="http://schemas.microsoft.com/office/drawing/2015/10/21/chartex" xmlns:cx3="http://schemas.microsoft.com/office/drawing/2016/5/9/chartex" xmlns:cx4="http://schemas.microsoft.com/office/drawing/2016/5/10/chartex" xmlns:cx5="http://schemas.microsoft.com/office/drawing/2016/5/11/chartex" xmlns:cx6="http://schemas.microsoft.com/office/drawing/2016/5/12/chartex" xmlns:cx7="http://schemas.microsoft.com/office/drawing/2016/5/13/chartex" xmlns:cx8="http://schemas.microsoft.com/office/drawing/2016/5/14/chartex" xmlns:mc="http://schemas.openxmlformats.org/markup-compatibility/2006" xmlns:aink="http://schemas.microsoft.com/office/drawing/2016/ink" xmlns:am3d="http://schemas.microsoft.com/office/drawing/2017/model3d" xmlns:o="urn:schemas-microsoft-com:office:office" xmlns:oel="http://schemas.microsoft.com/office/2019/extlst" xmlns:r="http://schemas.openxmlformats.org/officeDocument/2006/relationships" xmlns:m="http://schemas.openxmlformats.org/officeDocument/2006/math" xmlns:v="urn:schemas-microsoft-com:vml" xmlns:wp14="http://schemas.microsoft.com/office/word/2010/wordprocessingDrawing" xmlns:wp="http://schemas.openxmlformats.org/drawingml/2006/wordprocessingDrawing" xmlns:w10="urn:schemas-microsoft-com:office:word" xmlns:w="http://schemas.openxmlformats.org/wordprocessingml/2006/main" xmlns:w14="http://schemas.microsoft.com/office/word/2010/wordml" xmlns:w15="http://schemas.microsoft.com/office/word/2012/wordml" xmlns:w16cex="http://schemas.microsoft.com/office/word/2018/wordml/cex" xmlns:w16cid="http://schemas.microsoft.com/office/word/2016/wordml/cid" xmlns:w16="http://schemas.microsoft.com/office/word/2018/wordml" xmlns:w16du="http://schemas.microsoft.com/office/word/2023/wordml/word16du" xmlns:w16sdtdh="http://schemas.microsoft.com/office/word/2020/wordml/sdtdatahash" xmlns:w16sdtfl="http://schemas.microsoft.com/office/word/2024/wordml/sdtformatlock" xmlns:w16se="http://schemas.microsoft.com/office/word/2015/wordml/symex" xmlns:wpg="http://schemas.microsoft.com/office/word/2010/wordprocessingGroup" xmlns:wpi="http://schemas.microsoft.com/office/word/2010/wordprocessingInk" xmlns:wne="http://schemas.microsoft.com/office/word/2006/wordml" xmlns:wps="http://schemas.microsoft.com/office/word/2010/wordprocessingShape" mc:Ignorable="w14 w15 w16se w16cid w16 w16cex w16sdtdh w16sdtfl w16du wp14">
   <w:abstractNum w:abstractNumId="0" w15:restartNumberingAfterBreak="0">
+    <w:nsid w:val="03962F47"/>
+    <w:multiLevelType w:val="hybridMultilevel"/>
+    <w:tmpl w:val="817CD8C2"/>
+    <w:lvl w:ilvl="0" w:tplc="A2203466">
+      <w:start w:val="1"/>
+      <w:numFmt w:val="decimal"/>
+      <w:lvlText w:val="%1."/>
+      <w:lvlJc w:val="left"/>
+      <w:pPr>
+        <w:ind w:left="1648" w:hanging="360"/>
+      </w:pPr>
+      <w:rPr>
+        <w:rFonts w:hint="default"/>
+      </w:rPr>
+    </w:lvl>
+    <w:lvl w:ilvl="1" w:tplc="04150019" w:tentative="1">
+      <w:start w:val="1"/>
+      <w:numFmt w:val="lowerLetter"/>
+      <w:lvlText w:val="%2."/>
+      <w:lvlJc w:val="left"/>
+      <w:pPr>
+        <w:ind w:left="2368" w:hanging="360"/>
+      </w:pPr>
+    </w:lvl>
+    <w:lvl w:ilvl="2" w:tplc="0415001B" w:tentative="1">
+      <w:start w:val="1"/>
+      <w:numFmt w:val="lowerRoman"/>
+      <w:lvlText w:val="%3."/>
+      <w:lvlJc w:val="right"/>
+      <w:pPr>
+        <w:ind w:left="3088" w:hanging="180"/>
+      </w:pPr>
+    </w:lvl>
+    <w:lvl w:ilvl="3" w:tplc="0415000F" w:tentative="1">
+      <w:start w:val="1"/>
+      <w:numFmt w:val="decimal"/>
+      <w:lvlText w:val="%4."/>
+      <w:lvlJc w:val="left"/>
+      <w:pPr>
+        <w:ind w:left="3808" w:hanging="360"/>
+      </w:pPr>
+    </w:lvl>
+    <w:lvl w:ilvl="4" w:tplc="04150019" w:tentative="1">
+      <w:start w:val="1"/>
+      <w:numFmt w:val="lowerLetter"/>
+      <w:lvlText w:val="%5."/>
+      <w:lvlJc w:val="left"/>
+      <w:pPr>
+        <w:ind w:left="4528" w:hanging="360"/>
+      </w:pPr>
+    </w:lvl>
+    <w:lvl w:ilvl="5" w:tplc="0415001B" w:tentative="1">
+      <w:start w:val="1"/>
+      <w:numFmt w:val="lowerRoman"/>
+      <w:lvlText w:val="%6."/>
+      <w:lvlJc w:val="right"/>
+      <w:pPr>
+        <w:ind w:left="5248" w:hanging="180"/>
+      </w:pPr>
+    </w:lvl>
+    <w:lvl w:ilvl="6" w:tplc="0415000F" w:tentative="1">
+      <w:start w:val="1"/>
+      <w:numFmt w:val="decimal"/>
+      <w:lvlText w:val="%7."/>
+      <w:lvlJc w:val="left"/>
+      <w:pPr>
+        <w:ind w:left="5968" w:hanging="360"/>
+      </w:pPr>
+    </w:lvl>
+    <w:lvl w:ilvl="7" w:tplc="04150019" w:tentative="1">
+      <w:start w:val="1"/>
+      <w:numFmt w:val="lowerLetter"/>
+      <w:lvlText w:val="%8."/>
+      <w:lvlJc w:val="left"/>
+      <w:pPr>
+        <w:ind w:left="6688" w:hanging="360"/>
+      </w:pPr>
+    </w:lvl>
+    <w:lvl w:ilvl="8" w:tplc="0415001B" w:tentative="1">
+      <w:start w:val="1"/>
+      <w:numFmt w:val="lowerRoman"/>
+      <w:lvlText w:val="%9."/>
+      <w:lvlJc w:val="right"/>
+      <w:pPr>
+        <w:ind w:left="7408" w:hanging="180"/>
+      </w:pPr>
+    </w:lvl>
+  </w:abstractNum>
+  <w:abstractNum w:abstractNumId="1" w15:restartNumberingAfterBreak="0">
     <w:nsid w:val="09095540"/>
     <w:multiLevelType w:val="multilevel"/>
     <w:tmpl w:val="EA88168E"/>
@@ -4705,7 +5144,7 @@
       </w:pPr>
     </w:lvl>
   </w:abstractNum>
-  <w:abstractNum w:abstractNumId="1" w15:restartNumberingAfterBreak="0">
+  <w:abstractNum w:abstractNumId="2" w15:restartNumberingAfterBreak="0">
     <w:nsid w:val="19C3125C"/>
     <w:multiLevelType w:val="multilevel"/>
     <w:tmpl w:val="29F4E286"/>
@@ -4791,7 +5230,7 @@
       </w:pPr>
     </w:lvl>
   </w:abstractNum>
-  <w:abstractNum w:abstractNumId="2" w15:restartNumberingAfterBreak="0">
+  <w:abstractNum w:abstractNumId="3" w15:restartNumberingAfterBreak="0">
     <w:nsid w:val="1E1E0D00"/>
     <w:multiLevelType w:val="multilevel"/>
     <w:tmpl w:val="A69887CA"/>
@@ -4877,7 +5316,7 @@
       </w:pPr>
     </w:lvl>
   </w:abstractNum>
-  <w:abstractNum w:abstractNumId="3" w15:restartNumberingAfterBreak="0">
+  <w:abstractNum w:abstractNumId="4" w15:restartNumberingAfterBreak="0">
     <w:nsid w:val="202F748F"/>
     <w:multiLevelType w:val="multilevel"/>
     <w:tmpl w:val="D47AF1C0"/>
@@ -5026,7 +5465,7 @@
       </w:rPr>
     </w:lvl>
   </w:abstractNum>
-  <w:abstractNum w:abstractNumId="4" w15:restartNumberingAfterBreak="0">
+  <w:abstractNum w:abstractNumId="5" w15:restartNumberingAfterBreak="0">
     <w:nsid w:val="20B33466"/>
     <w:multiLevelType w:val="multilevel"/>
     <w:tmpl w:val="57326C5A"/>
@@ -5115,7 +5554,7 @@
       </w:pPr>
     </w:lvl>
   </w:abstractNum>
-  <w:abstractNum w:abstractNumId="5" w15:restartNumberingAfterBreak="0">
+  <w:abstractNum w:abstractNumId="6" w15:restartNumberingAfterBreak="0">
     <w:nsid w:val="23C74B6E"/>
     <w:multiLevelType w:val="multilevel"/>
     <w:tmpl w:val="A9104A82"/>
@@ -5204,7 +5643,7 @@
       </w:pPr>
     </w:lvl>
   </w:abstractNum>
-  <w:abstractNum w:abstractNumId="6" w15:restartNumberingAfterBreak="0">
+  <w:abstractNum w:abstractNumId="7" w15:restartNumberingAfterBreak="0">
     <w:nsid w:val="33A0501E"/>
     <w:multiLevelType w:val="hybridMultilevel"/>
     <w:tmpl w:val="A8A4167A"/>
@@ -5317,7 +5756,7 @@
       </w:rPr>
     </w:lvl>
   </w:abstractNum>
-  <w:abstractNum w:abstractNumId="7" w15:restartNumberingAfterBreak="0">
+  <w:abstractNum w:abstractNumId="8" w15:restartNumberingAfterBreak="0">
     <w:nsid w:val="3E226997"/>
     <w:multiLevelType w:val="multilevel"/>
     <w:tmpl w:val="44362C02"/>
@@ -5403,7 +5842,7 @@
       </w:pPr>
     </w:lvl>
   </w:abstractNum>
-  <w:abstractNum w:abstractNumId="8" w15:restartNumberingAfterBreak="0">
+  <w:abstractNum w:abstractNumId="9" w15:restartNumberingAfterBreak="0">
     <w:nsid w:val="52B52CE6"/>
     <w:multiLevelType w:val="hybridMultilevel"/>
     <w:tmpl w:val="84A2C124"/>
@@ -5489,7 +5928,7 @@
       </w:pPr>
     </w:lvl>
   </w:abstractNum>
-  <w:abstractNum w:abstractNumId="9" w15:restartNumberingAfterBreak="0">
+  <w:abstractNum w:abstractNumId="10" w15:restartNumberingAfterBreak="0">
     <w:nsid w:val="55FA14DF"/>
     <w:multiLevelType w:val="hybridMultilevel"/>
     <w:tmpl w:val="E22F11AA"/>
@@ -5540,7 +5979,7 @@
       <w:lvlJc w:val="left"/>
     </w:lvl>
   </w:abstractNum>
-  <w:abstractNum w:abstractNumId="10" w15:restartNumberingAfterBreak="0">
+  <w:abstractNum w:abstractNumId="11" w15:restartNumberingAfterBreak="0">
     <w:nsid w:val="560F50C0"/>
     <w:multiLevelType w:val="multilevel"/>
     <w:tmpl w:val="A9104A82"/>
@@ -5629,7 +6068,7 @@
       </w:pPr>
     </w:lvl>
   </w:abstractNum>
-  <w:abstractNum w:abstractNumId="11" w15:restartNumberingAfterBreak="0">
+  <w:abstractNum w:abstractNumId="12" w15:restartNumberingAfterBreak="0">
     <w:nsid w:val="65780AE0"/>
     <w:multiLevelType w:val="multilevel"/>
     <w:tmpl w:val="A69887CA"/>
@@ -5715,7 +6154,7 @@
       </w:pPr>
     </w:lvl>
   </w:abstractNum>
-  <w:abstractNum w:abstractNumId="12" w15:restartNumberingAfterBreak="0">
+  <w:abstractNum w:abstractNumId="13" w15:restartNumberingAfterBreak="0">
     <w:nsid w:val="6AB8562E"/>
     <w:multiLevelType w:val="multilevel"/>
     <w:tmpl w:val="F49EE062"/>
@@ -5828,7 +6267,7 @@
       </w:rPr>
     </w:lvl>
   </w:abstractNum>
-  <w:abstractNum w:abstractNumId="13" w15:restartNumberingAfterBreak="0">
+  <w:abstractNum w:abstractNumId="14" w15:restartNumberingAfterBreak="0">
     <w:nsid w:val="6BF32A6E"/>
     <w:multiLevelType w:val="multilevel"/>
     <w:tmpl w:val="EA88168E"/>
@@ -5918,7 +6357,7 @@
       </w:pPr>
     </w:lvl>
   </w:abstractNum>
-  <w:abstractNum w:abstractNumId="14" w15:restartNumberingAfterBreak="0">
+  <w:abstractNum w:abstractNumId="15" w15:restartNumberingAfterBreak="0">
     <w:nsid w:val="6C70438B"/>
     <w:multiLevelType w:val="multilevel"/>
     <w:tmpl w:val="A9104A82"/>
@@ -6007,7 +6446,7 @@
       </w:pPr>
     </w:lvl>
   </w:abstractNum>
-  <w:abstractNum w:abstractNumId="15" w15:restartNumberingAfterBreak="0">
+  <w:abstractNum w:abstractNumId="16" w15:restartNumberingAfterBreak="0">
     <w:nsid w:val="70C03E3E"/>
     <w:multiLevelType w:val="hybridMultilevel"/>
     <w:tmpl w:val="CA0812CC"/>
@@ -6093,7 +6532,7 @@
       </w:pPr>
     </w:lvl>
   </w:abstractNum>
-  <w:abstractNum w:abstractNumId="16" w15:restartNumberingAfterBreak="0">
+  <w:abstractNum w:abstractNumId="17" w15:restartNumberingAfterBreak="0">
     <w:nsid w:val="7A1A0A65"/>
     <w:multiLevelType w:val="multilevel"/>
     <w:tmpl w:val="F16AF216"/>
@@ -6234,7 +6673,7 @@
     </w:lvl>
   </w:abstractNum>
   <w:num w:numId="1" w16cid:durableId="157771511">
-    <w:abstractNumId w:val="13"/>
+    <w:abstractNumId w:val="14"/>
     <w:lvlOverride w:ilvl="0">
       <w:startOverride w:val="1"/>
     </w:lvlOverride>
@@ -6264,7 +6703,7 @@
     </w:lvlOverride>
   </w:num>
   <w:num w:numId="2" w16cid:durableId="389814694">
-    <w:abstractNumId w:val="7"/>
+    <w:abstractNumId w:val="8"/>
     <w:lvlOverride w:ilvl="0">
       <w:startOverride w:val="2"/>
     </w:lvlOverride>
@@ -6294,7 +6733,7 @@
     </w:lvlOverride>
   </w:num>
   <w:num w:numId="3" w16cid:durableId="505245820">
-    <w:abstractNumId w:val="15"/>
+    <w:abstractNumId w:val="16"/>
     <w:lvlOverride w:ilvl="0">
       <w:startOverride w:val="1"/>
     </w:lvlOverride>
@@ -6324,10 +6763,10 @@
     </w:lvlOverride>
   </w:num>
   <w:num w:numId="4" w16cid:durableId="134642071">
-    <w:abstractNumId w:val="16"/>
+    <w:abstractNumId w:val="17"/>
   </w:num>
   <w:num w:numId="5" w16cid:durableId="1504517339">
-    <w:abstractNumId w:val="1"/>
+    <w:abstractNumId w:val="2"/>
     <w:lvlOverride w:ilvl="0">
       <w:startOverride w:val="1"/>
     </w:lvlOverride>
@@ -6357,7 +6796,7 @@
     </w:lvlOverride>
   </w:num>
   <w:num w:numId="6" w16cid:durableId="60565648">
-    <w:abstractNumId w:val="11"/>
+    <w:abstractNumId w:val="12"/>
     <w:lvlOverride w:ilvl="0">
       <w:startOverride w:val="1"/>
     </w:lvlOverride>
@@ -6387,7 +6826,7 @@
     </w:lvlOverride>
   </w:num>
   <w:num w:numId="7" w16cid:durableId="374040409">
-    <w:abstractNumId w:val="4"/>
+    <w:abstractNumId w:val="5"/>
     <w:lvlOverride w:ilvl="0">
       <w:startOverride w:val="1"/>
     </w:lvlOverride>
@@ -6417,37 +6856,40 @@
     </w:lvlOverride>
   </w:num>
   <w:num w:numId="8" w16cid:durableId="721636384">
-    <w:abstractNumId w:val="0"/>
+    <w:abstractNumId w:val="1"/>
   </w:num>
   <w:num w:numId="9" w16cid:durableId="641886865">
-    <w:abstractNumId w:val="12"/>
+    <w:abstractNumId w:val="13"/>
   </w:num>
   <w:num w:numId="10" w16cid:durableId="1608348383">
-    <w:abstractNumId w:val="2"/>
+    <w:abstractNumId w:val="3"/>
   </w:num>
   <w:num w:numId="11" w16cid:durableId="1277955065">
+    <w:abstractNumId w:val="10"/>
+  </w:num>
+  <w:num w:numId="12" w16cid:durableId="383873573">
+    <w:abstractNumId w:val="7"/>
+  </w:num>
+  <w:num w:numId="13" w16cid:durableId="162362805">
+    <w:abstractNumId w:val="4"/>
+  </w:num>
+  <w:num w:numId="14" w16cid:durableId="1589653278">
+    <w:abstractNumId w:val="15"/>
+  </w:num>
+  <w:num w:numId="15" w16cid:durableId="1719622662">
+    <w:abstractNumId w:val="6"/>
+  </w:num>
+  <w:num w:numId="16" w16cid:durableId="66608970">
+    <w:abstractNumId w:val="16"/>
+  </w:num>
+  <w:num w:numId="17" w16cid:durableId="1511524150">
     <w:abstractNumId w:val="9"/>
   </w:num>
-  <w:num w:numId="12" w16cid:durableId="383873573">
-    <w:abstractNumId w:val="6"/>
+  <w:num w:numId="18" w16cid:durableId="667830628">
+    <w:abstractNumId w:val="11"/>
   </w:num>
-  <w:num w:numId="13" w16cid:durableId="162362805">
-    <w:abstractNumId w:val="3"/>
-  </w:num>
-  <w:num w:numId="14" w16cid:durableId="1589653278">
-    <w:abstractNumId w:val="14"/>
-  </w:num>
-  <w:num w:numId="15" w16cid:durableId="1719622662">
-    <w:abstractNumId w:val="5"/>
-  </w:num>
-  <w:num w:numId="16" w16cid:durableId="66608970">
-    <w:abstractNumId w:val="15"/>
-  </w:num>
-  <w:num w:numId="17" w16cid:durableId="1511524150">
-    <w:abstractNumId w:val="8"/>
-  </w:num>
-  <w:num w:numId="18" w16cid:durableId="667830628">
-    <w:abstractNumId w:val="10"/>
+  <w:num w:numId="19" w16cid:durableId="1678773787">
+    <w:abstractNumId w:val="0"/>
   </w:num>
 </w:numbering>
 </file>
@@ -6883,7 +7325,6 @@
   <w:style w:type="character" w:default="1" w:styleId="Domylnaczcionkaakapitu">
     <w:name w:val="Default Paragraph Font"/>
     <w:uiPriority w:val="1"/>
-    <w:semiHidden/>
     <w:unhideWhenUsed/>
   </w:style>
   <w:style w:type="table" w:default="1" w:styleId="Standardowy">

--- a/Proj01HD-280556-Tereba 2026.docx
+++ b/Proj01HD-280556-Tereba 2026.docx
@@ -67,21 +67,12 @@
           <w:szCs w:val="20"/>
         </w:rPr>
       </w:pPr>
-      <w:proofErr w:type="spellStart"/>
       <w:r>
         <w:rPr>
           <w:sz w:val="20"/>
           <w:szCs w:val="20"/>
         </w:rPr>
-        <w:t>PWr</w:t>
-      </w:r>
-      <w:proofErr w:type="spellEnd"/>
-      <w:r>
-        <w:rPr>
-          <w:sz w:val="20"/>
-          <w:szCs w:val="20"/>
-        </w:rPr>
-        <w:t>. W</w:t>
+        <w:t>PWr. W</w:t>
       </w:r>
       <w:r>
         <w:rPr>
@@ -546,15 +537,7 @@
     </w:p>
     <w:p>
       <w:r>
-        <w:t xml:space="preserve">Analiza wzorców mobilności miejskiej i obciążenia infrastruktury na podstawie systemu Capital </w:t>
-      </w:r>
-      <w:proofErr w:type="spellStart"/>
-      <w:r>
-        <w:t>Bikeshare</w:t>
-      </w:r>
-      <w:proofErr w:type="spellEnd"/>
-      <w:r>
-        <w:t xml:space="preserve"> w Waszyngtonie.</w:t>
+        <w:t>Analiza wzorców mobilności miejskiej i obciążenia infrastruktury na podstawie systemu Capital Bikeshare w Waszyngtonie.</w:t>
       </w:r>
     </w:p>
     <w:p>
@@ -581,15 +564,7 @@
     </w:p>
     <w:p>
       <w:r>
-        <w:t xml:space="preserve">Dziedzina projektu obejmuje transport miejski oraz dynamicznie rozwijający się sektor </w:t>
-      </w:r>
-      <w:proofErr w:type="spellStart"/>
-      <w:r>
-        <w:t>mikromobilności</w:t>
-      </w:r>
-      <w:proofErr w:type="spellEnd"/>
-      <w:r>
-        <w:t xml:space="preserve">, ze szczególnym uwzględnieniem systemów publicznego współdzielenia </w:t>
+        <w:t xml:space="preserve">Dziedzina projektu obejmuje transport miejski oraz dynamicznie rozwijający się sektor mikromobilności, ze szczególnym uwzględnieniem systemów publicznego współdzielenia </w:t>
       </w:r>
       <w:r>
         <w:t>rowerów</w:t>
@@ -639,22 +614,24 @@
     <w:p>
       <w:pPr>
         <w:rPr>
-          <w:rFonts w:ascii="Times New Roman" w:eastAsia="Times New Roman" w:hAnsi="Times New Roman" w:cs="Times New Roman"/>
-          <w:sz w:val="24"/>
-          <w:szCs w:val="24"/>
+          <w:rFonts w:asciiTheme="minorHAnsi" w:eastAsia="Times New Roman" w:hAnsiTheme="minorHAnsi" w:cstheme="minorHAnsi"/>
         </w:rPr>
       </w:pPr>
       <w:r>
+        <w:rPr>
+          <w:rFonts w:asciiTheme="minorHAnsi" w:hAnsiTheme="minorHAnsi" w:cstheme="minorHAnsi"/>
+        </w:rPr>
         <w:t>Analizowane dane ograniczają się do przejazdów ze stolicy Stanów Zjednoczonych miasta Waszyngton od maja 2020 do sierpnia 2024. Zbiór ten zawiera dane o każdym zarejestrowanym przejeździe, takie jak czas rozpoczęcia i zakończenia, stacje początkową i końcową, klasyfikacje wypożyczającego oraz typ pojazdu.</w:t>
       </w:r>
       <w:r>
+        <w:rPr>
+          <w:rFonts w:asciiTheme="minorHAnsi" w:hAnsiTheme="minorHAnsi" w:cstheme="minorHAnsi"/>
+        </w:rPr>
         <w:t xml:space="preserve"> </w:t>
       </w:r>
       <w:r>
         <w:rPr>
-          <w:rFonts w:ascii="Times New Roman" w:eastAsia="Times New Roman" w:hAnsi="Times New Roman" w:cs="Times New Roman"/>
-          <w:sz w:val="24"/>
-          <w:szCs w:val="24"/>
+          <w:rFonts w:asciiTheme="minorHAnsi" w:eastAsia="Times New Roman" w:hAnsiTheme="minorHAnsi" w:cstheme="minorHAnsi"/>
         </w:rPr>
         <w:t>Zbiór danych został dodatkowo rozszerzony o dane pogodowe z tego samego okresu, aby dodać odpowiedni kontekst do analizy.</w:t>
       </w:r>
@@ -839,25 +816,7 @@
           <w:sz w:val="24"/>
           <w:szCs w:val="24"/>
         </w:rPr>
-        <w:t xml:space="preserve"> </w:t>
-      </w:r>
-      <w:proofErr w:type="spellStart"/>
-      <w:r>
-        <w:rPr>
-          <w:rFonts w:asciiTheme="minorHAnsi" w:eastAsia="Times New Roman" w:hAnsiTheme="minorHAnsi" w:cstheme="minorHAnsi"/>
-          <w:sz w:val="24"/>
-          <w:szCs w:val="24"/>
-        </w:rPr>
-        <w:t>zachowań</w:t>
-      </w:r>
-      <w:proofErr w:type="spellEnd"/>
-      <w:r>
-        <w:rPr>
-          <w:rFonts w:asciiTheme="minorHAnsi" w:eastAsia="Times New Roman" w:hAnsiTheme="minorHAnsi" w:cstheme="minorHAnsi"/>
-          <w:sz w:val="24"/>
-          <w:szCs w:val="24"/>
-        </w:rPr>
-        <w:t xml:space="preserve"> użytkowników</w:t>
+        <w:t xml:space="preserve"> zachowań użytkowników</w:t>
       </w:r>
       <w:r>
         <w:rPr>
@@ -911,18 +870,8 @@
           <w:sz w:val="24"/>
           <w:szCs w:val="24"/>
         </w:rPr>
-        <w:t xml:space="preserve">P05 – Preferencja wypożyczanych rowerów  - </w:t>
+        <w:t>P05 – Preferencja wypożyczanych rowerów  - todo</w:t>
       </w:r>
-      <w:proofErr w:type="spellStart"/>
-      <w:r>
-        <w:rPr>
-          <w:rFonts w:asciiTheme="minorHAnsi" w:eastAsia="Times New Roman" w:hAnsiTheme="minorHAnsi" w:cstheme="minorHAnsi"/>
-          <w:sz w:val="24"/>
-          <w:szCs w:val="24"/>
-        </w:rPr>
-        <w:t>todo</w:t>
-      </w:r>
-      <w:proofErr w:type="spellEnd"/>
     </w:p>
     <w:p>
       <w:pPr>
@@ -1082,21 +1031,12 @@
           <w:szCs w:val="24"/>
         </w:rPr>
       </w:pPr>
-      <w:proofErr w:type="spellStart"/>
       <w:r>
         <w:rPr>
           <w:sz w:val="24"/>
           <w:szCs w:val="24"/>
         </w:rPr>
-        <w:t>Todo</w:t>
-      </w:r>
-      <w:proofErr w:type="spellEnd"/>
-      <w:r>
-        <w:rPr>
-          <w:sz w:val="24"/>
-          <w:szCs w:val="24"/>
-        </w:rPr>
-        <w:t xml:space="preserve"> Kupno nowych rowerów i ich rodzaje</w:t>
+        <w:t>Todo Kupno nowych rowerów i ich rodzaje</w:t>
       </w:r>
     </w:p>
     <w:p>
@@ -1117,17 +1057,8 @@
           <w:sz w:val="24"/>
           <w:szCs w:val="24"/>
         </w:rPr>
-        <w:t xml:space="preserve">Kierowanie kampanii reklamowych do odpowiednich </w:t>
+        <w:t>Kierowanie kampanii reklamowych do odpowiednich użytkowików</w:t>
       </w:r>
-      <w:proofErr w:type="spellStart"/>
-      <w:r>
-        <w:rPr>
-          <w:sz w:val="24"/>
-          <w:szCs w:val="24"/>
-        </w:rPr>
-        <w:t>użytkowików</w:t>
-      </w:r>
-      <w:proofErr w:type="spellEnd"/>
     </w:p>
     <w:p>
       <w:pPr>
@@ -1190,7 +1121,23 @@
           <w:sz w:val="24"/>
           <w:szCs w:val="24"/>
         </w:rPr>
-        <w:t>Q01 – Na których ze stacji brakuje rowerów, a na których wolnych miejsc i w jakich godzinach?</w:t>
+        <w:t>Q01 –</w:t>
+      </w:r>
+      <w:r>
+        <w:rPr>
+          <w:rFonts w:ascii="Times New Roman" w:eastAsia="Times New Roman" w:hAnsi="Times New Roman" w:cs="Times New Roman"/>
+          <w:sz w:val="24"/>
+          <w:szCs w:val="24"/>
+        </w:rPr>
+        <w:t>K</w:t>
+      </w:r>
+      <w:r>
+        <w:rPr>
+          <w:rFonts w:ascii="Times New Roman" w:eastAsia="Times New Roman" w:hAnsi="Times New Roman" w:cs="Times New Roman"/>
+          <w:sz w:val="24"/>
+          <w:szCs w:val="24"/>
+        </w:rPr>
+        <w:t>tóre ze stacji są najczęściej używane, a które najrzadziej?</w:t>
       </w:r>
     </w:p>
     <w:p>
@@ -1212,7 +1159,53 @@
           <w:sz w:val="24"/>
           <w:szCs w:val="24"/>
         </w:rPr>
-        <w:t xml:space="preserve">Q02 - </w:t>
+        <w:t xml:space="preserve">Q02 </w:t>
+      </w:r>
+      <w:r>
+        <w:rPr>
+          <w:rFonts w:ascii="Times New Roman" w:eastAsia="Times New Roman" w:hAnsi="Times New Roman" w:cs="Times New Roman"/>
+          <w:sz w:val="24"/>
+          <w:szCs w:val="24"/>
+        </w:rPr>
+        <w:t>–</w:t>
+      </w:r>
+      <w:r>
+        <w:rPr>
+          <w:rFonts w:ascii="Times New Roman" w:eastAsia="Times New Roman" w:hAnsi="Times New Roman" w:cs="Times New Roman"/>
+          <w:sz w:val="24"/>
+          <w:szCs w:val="24"/>
+        </w:rPr>
+        <w:t xml:space="preserve"> </w:t>
+      </w:r>
+      <w:r>
+        <w:rPr>
+          <w:rFonts w:ascii="Times New Roman" w:eastAsia="Times New Roman" w:hAnsi="Times New Roman" w:cs="Times New Roman"/>
+          <w:sz w:val="24"/>
+          <w:szCs w:val="24"/>
+        </w:rPr>
+        <w:t>Jakie podróże są najczęściej wykonywane (pomiędzy którymi stacjami)?</w:t>
+      </w:r>
+    </w:p>
+    <w:p>
+      <w:pPr>
+        <w:pStyle w:val="Akapitzlist"/>
+        <w:numPr>
+          <w:ilvl w:val="0"/>
+          <w:numId w:val="19"/>
+        </w:numPr>
+        <w:rPr>
+          <w:rFonts w:ascii="Times New Roman" w:eastAsia="Times New Roman" w:hAnsi="Times New Roman" w:cs="Times New Roman"/>
+          <w:sz w:val="24"/>
+          <w:szCs w:val="24"/>
+        </w:rPr>
+      </w:pPr>
+      <w:r>
+        <w:rPr>
+          <w:rFonts w:ascii="Times New Roman" w:eastAsia="Times New Roman" w:hAnsi="Times New Roman" w:cs="Times New Roman"/>
+          <w:sz w:val="24"/>
+          <w:szCs w:val="24"/>
+        </w:rPr>
+        <w:t>Q03 – Czy istnieją miejsca, w których należy utworzyć nowe stacje?</w:t>
       </w:r>
     </w:p>
     <w:p>
@@ -1607,21 +1600,7 @@
               <w:rPr>
                 <w:b/>
               </w:rPr>
-              <w:t xml:space="preserve">Liczba </w:t>
-            </w:r>
-            <w:proofErr w:type="spellStart"/>
-            <w:r>
-              <w:rPr>
-                <w:b/>
-              </w:rPr>
-              <w:t>rek</w:t>
-            </w:r>
-            <w:proofErr w:type="spellEnd"/>
-            <w:r>
-              <w:rPr>
-                <w:b/>
-              </w:rPr>
-              <w:t>.</w:t>
+              <w:t>Liczba rek.</w:t>
             </w:r>
           </w:p>
         </w:tc>
@@ -1712,11 +1691,9 @@
             </w:tcBorders>
           </w:tcPr>
           <w:p>
-            <w:proofErr w:type="spellStart"/>
             <w:r>
               <w:t>Daily_rent_detail</w:t>
             </w:r>
-            <w:proofErr w:type="spellEnd"/>
           </w:p>
         </w:tc>
         <w:tc>
@@ -1730,11 +1707,9 @@
             </w:tcBorders>
           </w:tcPr>
           <w:p>
-            <w:proofErr w:type="spellStart"/>
             <w:r>
               <w:t>Csv</w:t>
             </w:r>
-            <w:proofErr w:type="spellEnd"/>
           </w:p>
         </w:tc>
         <w:tc>
@@ -1820,11 +1795,9 @@
             </w:tcBorders>
           </w:tcPr>
           <w:p>
-            <w:proofErr w:type="spellStart"/>
             <w:r>
               <w:t>Station_list</w:t>
             </w:r>
-            <w:proofErr w:type="spellEnd"/>
           </w:p>
         </w:tc>
         <w:tc>
@@ -1838,11 +1811,9 @@
             </w:tcBorders>
           </w:tcPr>
           <w:p>
-            <w:proofErr w:type="spellStart"/>
             <w:r>
               <w:t>Csv</w:t>
             </w:r>
-            <w:proofErr w:type="spellEnd"/>
           </w:p>
         </w:tc>
         <w:tc>
@@ -1928,11 +1899,9 @@
             </w:tcBorders>
           </w:tcPr>
           <w:p>
-            <w:proofErr w:type="spellStart"/>
             <w:r>
               <w:t>Usage_frequency</w:t>
             </w:r>
-            <w:proofErr w:type="spellEnd"/>
           </w:p>
         </w:tc>
         <w:tc>
@@ -1946,11 +1915,9 @@
             </w:tcBorders>
           </w:tcPr>
           <w:p>
-            <w:proofErr w:type="spellStart"/>
             <w:r>
               <w:t>Csv</w:t>
             </w:r>
-            <w:proofErr w:type="spellEnd"/>
           </w:p>
         </w:tc>
         <w:tc>
@@ -2036,11 +2003,9 @@
             </w:tcBorders>
           </w:tcPr>
           <w:p>
-            <w:proofErr w:type="spellStart"/>
             <w:r>
               <w:t>Weather</w:t>
             </w:r>
-            <w:proofErr w:type="spellEnd"/>
           </w:p>
         </w:tc>
         <w:tc>
@@ -2054,11 +2019,9 @@
             </w:tcBorders>
           </w:tcPr>
           <w:p>
-            <w:proofErr w:type="spellStart"/>
             <w:r>
               <w:t>Csv</w:t>
             </w:r>
-            <w:proofErr w:type="spellEnd"/>
           </w:p>
         </w:tc>
         <w:tc>
@@ -2160,27 +2123,7 @@
           <w:sz w:val="24"/>
           <w:szCs w:val="24"/>
         </w:rPr>
-        <w:t xml:space="preserve">zostały pobrane z platformy </w:t>
-      </w:r>
-      <w:proofErr w:type="spellStart"/>
-      <w:r>
-        <w:rPr>
-          <w:rFonts w:ascii="Times New Roman" w:eastAsia="Times New Roman" w:hAnsi="Times New Roman" w:cs="Times New Roman"/>
-          <w:color w:val="1B2930"/>
-          <w:sz w:val="24"/>
-          <w:szCs w:val="24"/>
-        </w:rPr>
-        <w:t>Kaggle</w:t>
-      </w:r>
-      <w:proofErr w:type="spellEnd"/>
-      <w:r>
-        <w:rPr>
-          <w:rFonts w:ascii="Times New Roman" w:eastAsia="Times New Roman" w:hAnsi="Times New Roman" w:cs="Times New Roman"/>
-          <w:color w:val="1B2930"/>
-          <w:sz w:val="24"/>
-          <w:szCs w:val="24"/>
-        </w:rPr>
-        <w:t>:</w:t>
+        <w:t>zostały pobrane z platformy Kaggle:</w:t>
       </w:r>
       <w:r>
         <w:rPr>
@@ -2347,31 +2290,27 @@
                 <w:lang w:val="en-US"/>
               </w:rPr>
             </w:pPr>
-            <w:proofErr w:type="spellStart"/>
             <w:r>
               <w:rPr>
                 <w:rFonts w:asciiTheme="minorHAnsi" w:hAnsiTheme="minorHAnsi" w:cstheme="minorHAnsi"/>
                 <w:lang w:val="en-US"/>
               </w:rPr>
-              <w:t>Plik</w:t>
-            </w:r>
-            <w:proofErr w:type="spellEnd"/>
+              <w:t xml:space="preserve">Plik: </w:t>
+            </w:r>
             <w:r>
               <w:rPr>
                 <w:rFonts w:asciiTheme="minorHAnsi" w:hAnsiTheme="minorHAnsi" w:cstheme="minorHAnsi"/>
                 <w:lang w:val="en-US"/>
               </w:rPr>
-              <w:t xml:space="preserve">: </w:t>
-            </w:r>
-            <w:proofErr w:type="spellStart"/>
+              <w:t>daily_rent_detail</w:t>
+            </w:r>
             <w:r>
               <w:rPr>
                 <w:rFonts w:asciiTheme="minorHAnsi" w:hAnsiTheme="minorHAnsi" w:cstheme="minorHAnsi"/>
                 <w:lang w:val="en-US"/>
               </w:rPr>
-              <w:t>daily_rent_detail</w:t>
-            </w:r>
-            <w:proofErr w:type="spellEnd"/>
+              <w:t>.csv</w:t>
+            </w:r>
           </w:p>
         </w:tc>
       </w:tr>
@@ -2512,7 +2451,6 @@
                 <w:rFonts w:asciiTheme="minorHAnsi" w:hAnsiTheme="minorHAnsi" w:cstheme="minorHAnsi"/>
               </w:rPr>
             </w:pPr>
-            <w:proofErr w:type="spellStart"/>
             <w:r>
               <w:rPr>
                 <w:rStyle w:val="HTML-kod"/>
@@ -2520,7 +2458,6 @@
               </w:rPr>
               <w:t>end_lat</w:t>
             </w:r>
-            <w:proofErr w:type="spellEnd"/>
           </w:p>
         </w:tc>
         <w:tc>
@@ -2533,14 +2470,12 @@
                 <w:rFonts w:asciiTheme="minorHAnsi" w:hAnsiTheme="minorHAnsi" w:cstheme="minorHAnsi"/>
               </w:rPr>
             </w:pPr>
-            <w:proofErr w:type="spellStart"/>
             <w:r>
               <w:rPr>
                 <w:rFonts w:asciiTheme="minorHAnsi" w:hAnsiTheme="minorHAnsi" w:cstheme="minorHAnsi"/>
               </w:rPr>
               <w:t>float</w:t>
             </w:r>
-            <w:proofErr w:type="spellEnd"/>
           </w:p>
         </w:tc>
         <w:tc>
@@ -2632,7 +2567,6 @@
                 <w:rFonts w:asciiTheme="minorHAnsi" w:hAnsiTheme="minorHAnsi" w:cstheme="minorHAnsi"/>
               </w:rPr>
             </w:pPr>
-            <w:proofErr w:type="spellStart"/>
             <w:r>
               <w:rPr>
                 <w:rStyle w:val="HTML-kod"/>
@@ -2640,7 +2574,6 @@
               </w:rPr>
               <w:t>end_lng</w:t>
             </w:r>
-            <w:proofErr w:type="spellEnd"/>
           </w:p>
         </w:tc>
         <w:tc>
@@ -2653,14 +2586,12 @@
                 <w:rFonts w:asciiTheme="minorHAnsi" w:hAnsiTheme="minorHAnsi" w:cstheme="minorHAnsi"/>
               </w:rPr>
             </w:pPr>
-            <w:proofErr w:type="spellStart"/>
             <w:r>
               <w:rPr>
                 <w:rFonts w:asciiTheme="minorHAnsi" w:hAnsiTheme="minorHAnsi" w:cstheme="minorHAnsi"/>
               </w:rPr>
               <w:t>float</w:t>
             </w:r>
-            <w:proofErr w:type="spellEnd"/>
           </w:p>
         </w:tc>
         <w:tc>
@@ -2701,13 +2632,7 @@
               <w:rPr>
                 <w:rFonts w:asciiTheme="minorHAnsi" w:hAnsiTheme="minorHAnsi" w:cstheme="minorHAnsi"/>
               </w:rPr>
-              <w:t xml:space="preserve"> </w:t>
-            </w:r>
-            <w:r>
-              <w:rPr>
-                <w:rFonts w:asciiTheme="minorHAnsi" w:hAnsiTheme="minorHAnsi" w:cstheme="minorHAnsi"/>
-              </w:rPr>
-              <w:t>zmiennoprzecinkowe</w:t>
+              <w:t xml:space="preserve"> zmiennoprzecinkowe</w:t>
             </w:r>
             <w:r>
               <w:rPr>
@@ -2756,7 +2681,6 @@
                 <w:rFonts w:asciiTheme="minorHAnsi" w:hAnsiTheme="minorHAnsi" w:cstheme="minorHAnsi"/>
               </w:rPr>
             </w:pPr>
-            <w:proofErr w:type="spellStart"/>
             <w:r>
               <w:rPr>
                 <w:rStyle w:val="HTML-kod"/>
@@ -2764,7 +2688,6 @@
               </w:rPr>
               <w:t>end_station_id</w:t>
             </w:r>
-            <w:proofErr w:type="spellEnd"/>
           </w:p>
         </w:tc>
         <w:tc>
@@ -2817,16 +2740,8 @@
               <w:rPr>
                 <w:rFonts w:asciiTheme="minorHAnsi" w:hAnsiTheme="minorHAnsi" w:cstheme="minorHAnsi"/>
               </w:rPr>
-              <w:t xml:space="preserve">Może być wartością NULL jeśli przejazd zakończył się poza stacją, w przeciwnym wypadku musi istnieć w tabeli </w:t>
-            </w:r>
-            <w:proofErr w:type="spellStart"/>
-            <w:r>
-              <w:rPr>
-                <w:rFonts w:asciiTheme="minorHAnsi" w:hAnsiTheme="minorHAnsi" w:cstheme="minorHAnsi"/>
-              </w:rPr>
-              <w:t>station_list</w:t>
-            </w:r>
-            <w:proofErr w:type="spellEnd"/>
+              <w:t>Może być wartością NULL jeśli przejazd zakończył się poza stacją, w przeciwnym wypadku musi istnieć w tabeli station_list</w:t>
+            </w:r>
           </w:p>
         </w:tc>
       </w:tr>
@@ -2862,7 +2777,6 @@
                 <w:rFonts w:asciiTheme="minorHAnsi" w:hAnsiTheme="minorHAnsi" w:cstheme="minorHAnsi"/>
               </w:rPr>
             </w:pPr>
-            <w:proofErr w:type="spellStart"/>
             <w:r>
               <w:rPr>
                 <w:rStyle w:val="HTML-kod"/>
@@ -2870,7 +2784,6 @@
               </w:rPr>
               <w:t>end_station_name</w:t>
             </w:r>
-            <w:proofErr w:type="spellEnd"/>
           </w:p>
         </w:tc>
         <w:tc>
@@ -2923,16 +2836,8 @@
               <w:rPr>
                 <w:rFonts w:asciiTheme="minorHAnsi" w:hAnsiTheme="minorHAnsi" w:cstheme="minorHAnsi"/>
               </w:rPr>
-              <w:t xml:space="preserve">Może być wartością NULL jeśli przejazd zakończył się poza stacją, w przeciwnym wypadku musi istnieć w tabeli </w:t>
-            </w:r>
-            <w:proofErr w:type="spellStart"/>
-            <w:r>
-              <w:rPr>
-                <w:rFonts w:asciiTheme="minorHAnsi" w:hAnsiTheme="minorHAnsi" w:cstheme="minorHAnsi"/>
-              </w:rPr>
-              <w:t>station_list</w:t>
-            </w:r>
-            <w:proofErr w:type="spellEnd"/>
+              <w:t>Może być wartością NULL jeśli przejazd zakończył się poza stacją, w przeciwnym wypadku musi istnieć w tabeli station_list</w:t>
+            </w:r>
           </w:p>
         </w:tc>
       </w:tr>
@@ -2968,7 +2873,6 @@
                 <w:rFonts w:asciiTheme="minorHAnsi" w:hAnsiTheme="minorHAnsi" w:cstheme="minorHAnsi"/>
               </w:rPr>
             </w:pPr>
-            <w:proofErr w:type="spellStart"/>
             <w:r>
               <w:rPr>
                 <w:rStyle w:val="HTML-kod"/>
@@ -2976,7 +2880,6 @@
               </w:rPr>
               <w:t>ended_at</w:t>
             </w:r>
-            <w:proofErr w:type="spellEnd"/>
           </w:p>
         </w:tc>
         <w:tc>
@@ -2989,14 +2892,12 @@
                 <w:rFonts w:asciiTheme="minorHAnsi" w:hAnsiTheme="minorHAnsi" w:cstheme="minorHAnsi"/>
               </w:rPr>
             </w:pPr>
-            <w:proofErr w:type="spellStart"/>
             <w:r>
               <w:rPr>
                 <w:rFonts w:asciiTheme="minorHAnsi" w:hAnsiTheme="minorHAnsi" w:cstheme="minorHAnsi"/>
               </w:rPr>
               <w:t>datetime</w:t>
             </w:r>
-            <w:proofErr w:type="spellEnd"/>
           </w:p>
         </w:tc>
         <w:tc>
@@ -3039,7 +2940,6 @@
               </w:rPr>
               <w:t xml:space="preserve">Wartość musi być późniejsza niż </w:t>
             </w:r>
-            <w:proofErr w:type="spellStart"/>
             <w:r>
               <w:rPr>
                 <w:rStyle w:val="HTML-kod"/>
@@ -3047,7 +2947,6 @@
               </w:rPr>
               <w:t>started_at</w:t>
             </w:r>
-            <w:proofErr w:type="spellEnd"/>
             <w:r>
               <w:t xml:space="preserve"> oraz mieścić się w przedziale od maja 2020 do sierpnia 2024</w:t>
             </w:r>
@@ -3086,7 +2985,6 @@
                 <w:rFonts w:asciiTheme="minorHAnsi" w:hAnsiTheme="minorHAnsi" w:cstheme="minorHAnsi"/>
               </w:rPr>
             </w:pPr>
-            <w:proofErr w:type="spellStart"/>
             <w:r>
               <w:rPr>
                 <w:rStyle w:val="HTML-kod"/>
@@ -3094,7 +2992,6 @@
               </w:rPr>
               <w:t>member_casual</w:t>
             </w:r>
-            <w:proofErr w:type="spellEnd"/>
           </w:p>
         </w:tc>
         <w:tc>
@@ -3149,7 +3046,6 @@
               </w:rPr>
               <w:t xml:space="preserve">Przyjmuje tylko dwie wartości dopuszczalne: </w:t>
             </w:r>
-            <w:proofErr w:type="spellStart"/>
             <w:r>
               <w:rPr>
                 <w:rStyle w:val="HTML-kod"/>
@@ -3157,7 +3053,6 @@
               </w:rPr>
               <w:t>member</w:t>
             </w:r>
-            <w:proofErr w:type="spellEnd"/>
             <w:r>
               <w:rPr>
                 <w:rFonts w:asciiTheme="minorHAnsi" w:hAnsiTheme="minorHAnsi" w:cstheme="minorHAnsi"/>
@@ -3212,7 +3107,6 @@
                 <w:rFonts w:asciiTheme="minorHAnsi" w:hAnsiTheme="minorHAnsi" w:cstheme="minorHAnsi"/>
               </w:rPr>
             </w:pPr>
-            <w:proofErr w:type="spellStart"/>
             <w:r>
               <w:rPr>
                 <w:rStyle w:val="HTML-kod"/>
@@ -3220,7 +3114,6 @@
               </w:rPr>
               <w:t>ridable_type</w:t>
             </w:r>
-            <w:proofErr w:type="spellEnd"/>
           </w:p>
         </w:tc>
         <w:tc>
@@ -3281,7 +3174,6 @@
               </w:rPr>
               <w:t xml:space="preserve">: </w:t>
             </w:r>
-            <w:proofErr w:type="spellStart"/>
             <w:r>
               <w:rPr>
                 <w:rStyle w:val="HTML-kod"/>
@@ -3289,14 +3181,12 @@
               </w:rPr>
               <w:t>docked_bike</w:t>
             </w:r>
-            <w:proofErr w:type="spellEnd"/>
             <w:r>
               <w:rPr>
                 <w:rFonts w:asciiTheme="minorHAnsi" w:hAnsiTheme="minorHAnsi" w:cstheme="minorHAnsi"/>
               </w:rPr>
               <w:t xml:space="preserve">, </w:t>
             </w:r>
-            <w:proofErr w:type="spellStart"/>
             <w:r>
               <w:rPr>
                 <w:rStyle w:val="HTML-kod"/>
@@ -3304,14 +3194,12 @@
               </w:rPr>
               <w:t>electric_bike</w:t>
             </w:r>
-            <w:proofErr w:type="spellEnd"/>
             <w:r>
               <w:rPr>
                 <w:rFonts w:asciiTheme="minorHAnsi" w:hAnsiTheme="minorHAnsi" w:cstheme="minorHAnsi"/>
               </w:rPr>
               <w:t xml:space="preserve">, </w:t>
             </w:r>
-            <w:proofErr w:type="spellStart"/>
             <w:r>
               <w:rPr>
                 <w:rStyle w:val="HTML-kod"/>
@@ -3319,7 +3207,6 @@
               </w:rPr>
               <w:t>classic_bike</w:t>
             </w:r>
-            <w:proofErr w:type="spellEnd"/>
             <w:r>
               <w:rPr>
                 <w:rFonts w:asciiTheme="minorHAnsi" w:hAnsiTheme="minorHAnsi" w:cstheme="minorHAnsi"/>
@@ -3361,7 +3248,6 @@
                 <w:rFonts w:asciiTheme="minorHAnsi" w:hAnsiTheme="minorHAnsi" w:cstheme="minorHAnsi"/>
               </w:rPr>
             </w:pPr>
-            <w:proofErr w:type="spellStart"/>
             <w:r>
               <w:rPr>
                 <w:rStyle w:val="HTML-kod"/>
@@ -3369,7 +3255,6 @@
               </w:rPr>
               <w:t>ride_id</w:t>
             </w:r>
-            <w:proofErr w:type="spellEnd"/>
           </w:p>
         </w:tc>
         <w:tc>
@@ -3465,7 +3350,6 @@
                 <w:rFonts w:asciiTheme="minorHAnsi" w:hAnsiTheme="minorHAnsi" w:cstheme="minorHAnsi"/>
               </w:rPr>
             </w:pPr>
-            <w:proofErr w:type="spellStart"/>
             <w:r>
               <w:rPr>
                 <w:rStyle w:val="HTML-kod"/>
@@ -3473,7 +3357,6 @@
               </w:rPr>
               <w:t>start_lat</w:t>
             </w:r>
-            <w:proofErr w:type="spellEnd"/>
           </w:p>
         </w:tc>
         <w:tc>
@@ -3486,14 +3369,12 @@
                 <w:rFonts w:asciiTheme="minorHAnsi" w:hAnsiTheme="minorHAnsi" w:cstheme="minorHAnsi"/>
               </w:rPr>
             </w:pPr>
-            <w:proofErr w:type="spellStart"/>
             <w:r>
               <w:rPr>
                 <w:rFonts w:asciiTheme="minorHAnsi" w:hAnsiTheme="minorHAnsi" w:cstheme="minorHAnsi"/>
               </w:rPr>
               <w:t>float</w:t>
             </w:r>
-            <w:proofErr w:type="spellEnd"/>
           </w:p>
         </w:tc>
         <w:tc>
@@ -3534,13 +3415,7 @@
               <w:rPr>
                 <w:rFonts w:asciiTheme="minorHAnsi" w:hAnsiTheme="minorHAnsi" w:cstheme="minorHAnsi"/>
               </w:rPr>
-              <w:t xml:space="preserve"> </w:t>
-            </w:r>
-            <w:r>
-              <w:rPr>
-                <w:rFonts w:asciiTheme="minorHAnsi" w:hAnsiTheme="minorHAnsi" w:cstheme="minorHAnsi"/>
-              </w:rPr>
-              <w:t>zmiennoprzecinkowe</w:t>
+              <w:t xml:space="preserve"> zmiennoprzecinkowe</w:t>
             </w:r>
             <w:r>
               <w:rPr>
@@ -3583,7 +3458,6 @@
                 <w:rFonts w:asciiTheme="minorHAnsi" w:hAnsiTheme="minorHAnsi" w:cstheme="minorHAnsi"/>
               </w:rPr>
             </w:pPr>
-            <w:proofErr w:type="spellStart"/>
             <w:r>
               <w:rPr>
                 <w:rStyle w:val="HTML-kod"/>
@@ -3591,7 +3465,6 @@
               </w:rPr>
               <w:t>start_lng</w:t>
             </w:r>
-            <w:proofErr w:type="spellEnd"/>
           </w:p>
         </w:tc>
         <w:tc>
@@ -3604,14 +3477,12 @@
                 <w:rFonts w:asciiTheme="minorHAnsi" w:hAnsiTheme="minorHAnsi" w:cstheme="minorHAnsi"/>
               </w:rPr>
             </w:pPr>
-            <w:proofErr w:type="spellStart"/>
             <w:r>
               <w:rPr>
                 <w:rFonts w:asciiTheme="minorHAnsi" w:hAnsiTheme="minorHAnsi" w:cstheme="minorHAnsi"/>
               </w:rPr>
               <w:t>float</w:t>
             </w:r>
-            <w:proofErr w:type="spellEnd"/>
           </w:p>
         </w:tc>
         <w:tc>
@@ -3652,13 +3523,7 @@
               <w:rPr>
                 <w:rFonts w:asciiTheme="minorHAnsi" w:hAnsiTheme="minorHAnsi" w:cstheme="minorHAnsi"/>
               </w:rPr>
-              <w:t xml:space="preserve"> </w:t>
-            </w:r>
-            <w:r>
-              <w:rPr>
-                <w:rFonts w:asciiTheme="minorHAnsi" w:hAnsiTheme="minorHAnsi" w:cstheme="minorHAnsi"/>
-              </w:rPr>
-              <w:t>zmiennoprzecinkowe</w:t>
+              <w:t xml:space="preserve"> zmiennoprzecinkowe</w:t>
             </w:r>
             <w:r>
               <w:rPr>
@@ -3701,7 +3566,6 @@
                 <w:rFonts w:asciiTheme="minorHAnsi" w:hAnsiTheme="minorHAnsi" w:cstheme="minorHAnsi"/>
               </w:rPr>
             </w:pPr>
-            <w:proofErr w:type="spellStart"/>
             <w:r>
               <w:rPr>
                 <w:rStyle w:val="HTML-kod"/>
@@ -3709,7 +3573,6 @@
               </w:rPr>
               <w:t>start_station_id</w:t>
             </w:r>
-            <w:proofErr w:type="spellEnd"/>
           </w:p>
         </w:tc>
         <w:tc>
@@ -3762,35 +3625,15 @@
               <w:rPr>
                 <w:rFonts w:asciiTheme="minorHAnsi" w:hAnsiTheme="minorHAnsi" w:cstheme="minorHAnsi"/>
               </w:rPr>
-              <w:t xml:space="preserve">Może być wartością NULL jeśli przejazd </w:t>
-            </w:r>
-            <w:r>
-              <w:rPr>
-                <w:rFonts w:asciiTheme="minorHAnsi" w:hAnsiTheme="minorHAnsi" w:cstheme="minorHAnsi"/>
-              </w:rPr>
-              <w:t>rozpoczął</w:t>
-            </w:r>
-            <w:r>
-              <w:rPr>
-                <w:rFonts w:asciiTheme="minorHAnsi" w:hAnsiTheme="minorHAnsi" w:cstheme="minorHAnsi"/>
-              </w:rPr>
-              <w:t xml:space="preserve"> się poza stacją, w </w:t>
+              <w:t xml:space="preserve">Może być wartością NULL jeśli przejazd rozpoczął się poza stacją, w </w:t>
             </w:r>
             <w:r>
               <w:rPr>
                 <w:rFonts w:asciiTheme="minorHAnsi" w:hAnsiTheme="minorHAnsi" w:cstheme="minorHAnsi"/>
               </w:rPr>
               <w:lastRenderedPageBreak/>
-              <w:t xml:space="preserve">przeciwnym wypadku musi istnieć w tabeli </w:t>
-            </w:r>
-            <w:proofErr w:type="spellStart"/>
-            <w:r>
-              <w:rPr>
-                <w:rFonts w:asciiTheme="minorHAnsi" w:hAnsiTheme="minorHAnsi" w:cstheme="minorHAnsi"/>
-              </w:rPr>
-              <w:t>station_list</w:t>
-            </w:r>
-            <w:proofErr w:type="spellEnd"/>
+              <w:t>przeciwnym wypadku musi istnieć w tabeli station_list</w:t>
+            </w:r>
           </w:p>
         </w:tc>
       </w:tr>
@@ -3827,7 +3670,6 @@
                 <w:rFonts w:asciiTheme="minorHAnsi" w:hAnsiTheme="minorHAnsi" w:cstheme="minorHAnsi"/>
               </w:rPr>
             </w:pPr>
-            <w:proofErr w:type="spellStart"/>
             <w:r>
               <w:rPr>
                 <w:rStyle w:val="HTML-kod"/>
@@ -3835,7 +3677,6 @@
               </w:rPr>
               <w:t>start_station_name</w:t>
             </w:r>
-            <w:proofErr w:type="spellEnd"/>
           </w:p>
         </w:tc>
         <w:tc>
@@ -3888,16 +3729,8 @@
               <w:rPr>
                 <w:rFonts w:asciiTheme="minorHAnsi" w:hAnsiTheme="minorHAnsi" w:cstheme="minorHAnsi"/>
               </w:rPr>
-              <w:t xml:space="preserve">Może być wartością NULL jeśli przejazd rozpoczął się poza stacją, w przeciwnym wypadku musi istnieć w tabeli </w:t>
-            </w:r>
-            <w:proofErr w:type="spellStart"/>
-            <w:r>
-              <w:rPr>
-                <w:rFonts w:asciiTheme="minorHAnsi" w:hAnsiTheme="minorHAnsi" w:cstheme="minorHAnsi"/>
-              </w:rPr>
-              <w:t>station_list</w:t>
-            </w:r>
-            <w:proofErr w:type="spellEnd"/>
+              <w:t>Może być wartością NULL jeśli przejazd rozpoczął się poza stacją, w przeciwnym wypadku musi istnieć w tabeli station_list</w:t>
+            </w:r>
           </w:p>
         </w:tc>
       </w:tr>
@@ -3933,7 +3766,6 @@
                 <w:rFonts w:asciiTheme="minorHAnsi" w:hAnsiTheme="minorHAnsi" w:cstheme="minorHAnsi"/>
               </w:rPr>
             </w:pPr>
-            <w:proofErr w:type="spellStart"/>
             <w:r>
               <w:rPr>
                 <w:rStyle w:val="HTML-kod"/>
@@ -3941,7 +3773,6 @@
               </w:rPr>
               <w:t>started_at</w:t>
             </w:r>
-            <w:proofErr w:type="spellEnd"/>
           </w:p>
         </w:tc>
         <w:tc>
@@ -3954,14 +3785,12 @@
                 <w:rFonts w:asciiTheme="minorHAnsi" w:hAnsiTheme="minorHAnsi" w:cstheme="minorHAnsi"/>
               </w:rPr>
             </w:pPr>
-            <w:proofErr w:type="spellStart"/>
             <w:r>
               <w:rPr>
                 <w:rFonts w:asciiTheme="minorHAnsi" w:hAnsiTheme="minorHAnsi" w:cstheme="minorHAnsi"/>
               </w:rPr>
               <w:t>datetime</w:t>
             </w:r>
-            <w:proofErr w:type="spellEnd"/>
           </w:p>
         </w:tc>
         <w:tc>
@@ -4004,7 +3833,6 @@
               </w:rPr>
               <w:t xml:space="preserve">Wartość musi być wcześniejsza niż </w:t>
             </w:r>
-            <w:proofErr w:type="spellStart"/>
             <w:r>
               <w:rPr>
                 <w:rStyle w:val="HTML-kod"/>
@@ -4012,12 +3840,8 @@
               </w:rPr>
               <w:t>ended_at</w:t>
             </w:r>
-            <w:proofErr w:type="spellEnd"/>
-            <w:r>
-              <w:t xml:space="preserve"> </w:t>
-            </w:r>
-            <w:r>
-              <w:t>oraz mieścić się w przedziale od maja 2020 do sierpnia 2024</w:t>
+            <w:r>
+              <w:t xml:space="preserve"> oraz mieścić się w przedziale od maja 2020 do sierpnia 2024</w:t>
             </w:r>
           </w:p>
         </w:tc>
@@ -4056,31 +3880,20 @@
                 <w:lang w:val="en-US"/>
               </w:rPr>
             </w:pPr>
-            <w:proofErr w:type="spellStart"/>
             <w:r>
               <w:rPr>
                 <w:rFonts w:asciiTheme="minorHAnsi" w:hAnsiTheme="minorHAnsi" w:cstheme="minorHAnsi"/>
                 <w:lang w:val="en-US"/>
               </w:rPr>
-              <w:t>Plik</w:t>
-            </w:r>
-            <w:proofErr w:type="spellEnd"/>
+              <w:t>Plik: station_list</w:t>
+            </w:r>
             <w:r>
               <w:rPr>
                 <w:rFonts w:asciiTheme="minorHAnsi" w:hAnsiTheme="minorHAnsi" w:cstheme="minorHAnsi"/>
                 <w:lang w:val="en-US"/>
               </w:rPr>
-              <w:t xml:space="preserve">: </w:t>
-            </w:r>
-            <w:proofErr w:type="spellStart"/>
-            <w:r>
-              <w:rPr>
-                <w:rFonts w:asciiTheme="minorHAnsi" w:hAnsiTheme="minorHAnsi" w:cstheme="minorHAnsi"/>
-                <w:lang w:val="en-US"/>
-              </w:rPr>
-              <w:t>station_list</w:t>
-            </w:r>
-            <w:proofErr w:type="spellEnd"/>
+              <w:t>.csv</w:t>
+            </w:r>
           </w:p>
         </w:tc>
       </w:tr>
@@ -4230,7 +4043,6 @@
                 <w:rFonts w:asciiTheme="minorHAnsi" w:hAnsiTheme="minorHAnsi" w:cstheme="minorHAnsi"/>
               </w:rPr>
             </w:pPr>
-            <w:proofErr w:type="spellStart"/>
             <w:r>
               <w:rPr>
                 <w:rStyle w:val="HTML-kod"/>
@@ -4238,7 +4050,6 @@
               </w:rPr>
               <w:t>station_id</w:t>
             </w:r>
-            <w:proofErr w:type="spellEnd"/>
           </w:p>
         </w:tc>
         <w:tc>
@@ -4251,14 +4062,12 @@
                 <w:rFonts w:asciiTheme="minorHAnsi" w:hAnsiTheme="minorHAnsi" w:cstheme="minorHAnsi"/>
               </w:rPr>
             </w:pPr>
-            <w:proofErr w:type="spellStart"/>
             <w:r>
               <w:rPr>
                 <w:rFonts w:asciiTheme="minorHAnsi" w:hAnsiTheme="minorHAnsi" w:cstheme="minorHAnsi"/>
               </w:rPr>
               <w:t>integer</w:t>
             </w:r>
-            <w:proofErr w:type="spellEnd"/>
           </w:p>
         </w:tc>
         <w:tc>
@@ -4358,7 +4167,6 @@
                 <w:rFonts w:asciiTheme="minorHAnsi" w:hAnsiTheme="minorHAnsi" w:cstheme="minorHAnsi"/>
               </w:rPr>
             </w:pPr>
-            <w:proofErr w:type="spellStart"/>
             <w:r>
               <w:rPr>
                 <w:rStyle w:val="HTML-kod"/>
@@ -4366,7 +4174,6 @@
               </w:rPr>
               <w:t>station_name</w:t>
             </w:r>
-            <w:proofErr w:type="spellEnd"/>
           </w:p>
         </w:tc>
         <w:tc>
@@ -4458,31 +4265,20 @@
                 <w:lang w:val="en-US"/>
               </w:rPr>
             </w:pPr>
-            <w:proofErr w:type="spellStart"/>
             <w:r>
               <w:rPr>
                 <w:rFonts w:asciiTheme="minorHAnsi" w:hAnsiTheme="minorHAnsi" w:cstheme="minorHAnsi"/>
                 <w:lang w:val="en-US"/>
               </w:rPr>
-              <w:t>Plik</w:t>
-            </w:r>
-            <w:proofErr w:type="spellEnd"/>
+              <w:t>Plik: usage_frequency</w:t>
+            </w:r>
             <w:r>
               <w:rPr>
                 <w:rFonts w:asciiTheme="minorHAnsi" w:hAnsiTheme="minorHAnsi" w:cstheme="minorHAnsi"/>
                 <w:lang w:val="en-US"/>
               </w:rPr>
-              <w:t xml:space="preserve">: </w:t>
-            </w:r>
-            <w:proofErr w:type="spellStart"/>
-            <w:r>
-              <w:rPr>
-                <w:rFonts w:asciiTheme="minorHAnsi" w:hAnsiTheme="minorHAnsi" w:cstheme="minorHAnsi"/>
-                <w:lang w:val="en-US"/>
-              </w:rPr>
-              <w:t>usage_frequency</w:t>
-            </w:r>
-            <w:proofErr w:type="spellEnd"/>
+              <w:t>.csv</w:t>
+            </w:r>
           </w:p>
         </w:tc>
       </w:tr>
@@ -4606,19 +4402,15 @@
           </w:tcPr>
           <w:p>
             <w:pPr>
-              <w:numPr>
-                <w:ilvl w:val="0"/>
-                <w:numId w:val="21"/>
-              </w:numPr>
-              <w:rPr>
-                <w:rFonts w:asciiTheme="minorHAnsi" w:hAnsiTheme="minorHAnsi" w:cstheme="minorHAnsi"/>
-              </w:rPr>
-            </w:pPr>
-            <w:r>
-              <w:rPr>
-                <w:rFonts w:asciiTheme="minorHAnsi" w:hAnsiTheme="minorHAnsi" w:cstheme="minorHAnsi"/>
-              </w:rPr>
-              <w:t>1.</w:t>
+              <w:rPr>
+                <w:rFonts w:asciiTheme="minorHAnsi" w:hAnsiTheme="minorHAnsi" w:cstheme="minorHAnsi"/>
+              </w:rPr>
+            </w:pPr>
+            <w:r>
+              <w:rPr>
+                <w:rFonts w:asciiTheme="minorHAnsi" w:hAnsiTheme="minorHAnsi" w:cstheme="minorHAnsi"/>
+              </w:rPr>
+              <w:t xml:space="preserve">1. </w:t>
             </w:r>
           </w:p>
         </w:tc>
@@ -4632,7 +4424,6 @@
                 <w:rFonts w:asciiTheme="minorHAnsi" w:hAnsiTheme="minorHAnsi" w:cstheme="minorHAnsi"/>
               </w:rPr>
             </w:pPr>
-            <w:proofErr w:type="spellStart"/>
             <w:r>
               <w:rPr>
                 <w:rStyle w:val="HTML-kod"/>
@@ -4640,7 +4431,6 @@
               </w:rPr>
               <w:t>date</w:t>
             </w:r>
-            <w:proofErr w:type="spellEnd"/>
           </w:p>
         </w:tc>
         <w:tc>
@@ -4653,14 +4443,12 @@
                 <w:rFonts w:asciiTheme="minorHAnsi" w:hAnsiTheme="minorHAnsi" w:cstheme="minorHAnsi"/>
               </w:rPr>
             </w:pPr>
-            <w:proofErr w:type="spellStart"/>
             <w:r>
               <w:rPr>
                 <w:rFonts w:asciiTheme="minorHAnsi" w:hAnsiTheme="minorHAnsi" w:cstheme="minorHAnsi"/>
               </w:rPr>
               <w:t>date</w:t>
             </w:r>
-            <w:proofErr w:type="spellEnd"/>
           </w:p>
         </w:tc>
         <w:tc>
@@ -4719,14 +4507,16 @@
           </w:tcPr>
           <w:p>
             <w:pPr>
-              <w:numPr>
-                <w:ilvl w:val="0"/>
-                <w:numId w:val="21"/>
-              </w:numPr>
-              <w:rPr>
-                <w:rFonts w:asciiTheme="minorHAnsi" w:hAnsiTheme="minorHAnsi" w:cstheme="minorHAnsi"/>
-              </w:rPr>
-            </w:pPr>
+              <w:rPr>
+                <w:rFonts w:asciiTheme="minorHAnsi" w:hAnsiTheme="minorHAnsi" w:cstheme="minorHAnsi"/>
+              </w:rPr>
+            </w:pPr>
+            <w:r>
+              <w:rPr>
+                <w:rFonts w:asciiTheme="minorHAnsi" w:hAnsiTheme="minorHAnsi" w:cstheme="minorHAnsi"/>
+              </w:rPr>
+              <w:t>2.</w:t>
+            </w:r>
           </w:p>
         </w:tc>
         <w:tc>
@@ -4739,7 +4529,6 @@
                 <w:rFonts w:asciiTheme="minorHAnsi" w:hAnsiTheme="minorHAnsi" w:cstheme="minorHAnsi"/>
               </w:rPr>
             </w:pPr>
-            <w:proofErr w:type="spellStart"/>
             <w:r>
               <w:rPr>
                 <w:rStyle w:val="HTML-kod"/>
@@ -4747,7 +4536,6 @@
               </w:rPr>
               <w:t>dropoff_counts</w:t>
             </w:r>
-            <w:proofErr w:type="spellEnd"/>
           </w:p>
         </w:tc>
         <w:tc>
@@ -4760,14 +4548,12 @@
                 <w:rFonts w:asciiTheme="minorHAnsi" w:hAnsiTheme="minorHAnsi" w:cstheme="minorHAnsi"/>
               </w:rPr>
             </w:pPr>
-            <w:proofErr w:type="spellStart"/>
             <w:r>
               <w:rPr>
                 <w:rFonts w:asciiTheme="minorHAnsi" w:hAnsiTheme="minorHAnsi" w:cstheme="minorHAnsi"/>
               </w:rPr>
               <w:t>int</w:t>
             </w:r>
-            <w:proofErr w:type="spellEnd"/>
           </w:p>
         </w:tc>
         <w:tc>
@@ -4823,14 +4609,16 @@
           </w:tcPr>
           <w:p>
             <w:pPr>
-              <w:numPr>
-                <w:ilvl w:val="0"/>
-                <w:numId w:val="21"/>
-              </w:numPr>
-              <w:rPr>
-                <w:rFonts w:asciiTheme="minorHAnsi" w:hAnsiTheme="minorHAnsi" w:cstheme="minorHAnsi"/>
-              </w:rPr>
-            </w:pPr>
+              <w:rPr>
+                <w:rFonts w:asciiTheme="minorHAnsi" w:hAnsiTheme="minorHAnsi" w:cstheme="minorHAnsi"/>
+              </w:rPr>
+            </w:pPr>
+            <w:r>
+              <w:rPr>
+                <w:rFonts w:asciiTheme="minorHAnsi" w:hAnsiTheme="minorHAnsi" w:cstheme="minorHAnsi"/>
+              </w:rPr>
+              <w:t>3.</w:t>
+            </w:r>
           </w:p>
         </w:tc>
         <w:tc>
@@ -4843,7 +4631,6 @@
                 <w:rFonts w:asciiTheme="minorHAnsi" w:hAnsiTheme="minorHAnsi" w:cstheme="minorHAnsi"/>
               </w:rPr>
             </w:pPr>
-            <w:proofErr w:type="spellStart"/>
             <w:r>
               <w:rPr>
                 <w:rStyle w:val="HTML-kod"/>
@@ -4851,7 +4638,6 @@
               </w:rPr>
               <w:t>pickup_counts</w:t>
             </w:r>
-            <w:proofErr w:type="spellEnd"/>
           </w:p>
         </w:tc>
         <w:tc>
@@ -4864,14 +4650,12 @@
                 <w:rFonts w:asciiTheme="minorHAnsi" w:hAnsiTheme="minorHAnsi" w:cstheme="minorHAnsi"/>
               </w:rPr>
             </w:pPr>
-            <w:proofErr w:type="spellStart"/>
             <w:r>
               <w:rPr>
                 <w:rFonts w:asciiTheme="minorHAnsi" w:hAnsiTheme="minorHAnsi" w:cstheme="minorHAnsi"/>
               </w:rPr>
               <w:t>int</w:t>
             </w:r>
-            <w:proofErr w:type="spellEnd"/>
           </w:p>
         </w:tc>
         <w:tc>
@@ -4921,14 +4705,16 @@
           </w:tcPr>
           <w:p>
             <w:pPr>
-              <w:numPr>
-                <w:ilvl w:val="0"/>
-                <w:numId w:val="21"/>
-              </w:numPr>
-              <w:rPr>
-                <w:rFonts w:asciiTheme="minorHAnsi" w:hAnsiTheme="minorHAnsi" w:cstheme="minorHAnsi"/>
-              </w:rPr>
-            </w:pPr>
+              <w:rPr>
+                <w:rFonts w:asciiTheme="minorHAnsi" w:hAnsiTheme="minorHAnsi" w:cstheme="minorHAnsi"/>
+              </w:rPr>
+            </w:pPr>
+            <w:r>
+              <w:rPr>
+                <w:rFonts w:asciiTheme="minorHAnsi" w:hAnsiTheme="minorHAnsi" w:cstheme="minorHAnsi"/>
+              </w:rPr>
+              <w:t>4.</w:t>
+            </w:r>
           </w:p>
         </w:tc>
         <w:tc>
@@ -4941,7 +4727,6 @@
                 <w:rFonts w:asciiTheme="minorHAnsi" w:hAnsiTheme="minorHAnsi" w:cstheme="minorHAnsi"/>
               </w:rPr>
             </w:pPr>
-            <w:proofErr w:type="spellStart"/>
             <w:r>
               <w:rPr>
                 <w:rStyle w:val="HTML-kod"/>
@@ -4949,7 +4734,6 @@
               </w:rPr>
               <w:t>station_name</w:t>
             </w:r>
-            <w:proofErr w:type="spellEnd"/>
           </w:p>
         </w:tc>
         <w:tc>
@@ -5002,16 +4786,8 @@
               <w:rPr>
                 <w:rFonts w:asciiTheme="minorHAnsi" w:hAnsiTheme="minorHAnsi" w:cstheme="minorHAnsi"/>
               </w:rPr>
-              <w:t xml:space="preserve">Wartość obligatoryjna, powinna znajdować się w tabeli </w:t>
-            </w:r>
-            <w:proofErr w:type="spellStart"/>
-            <w:r>
-              <w:rPr>
-                <w:rFonts w:asciiTheme="minorHAnsi" w:hAnsiTheme="minorHAnsi" w:cstheme="minorHAnsi"/>
-              </w:rPr>
-              <w:t>station_list</w:t>
-            </w:r>
-            <w:proofErr w:type="spellEnd"/>
+              <w:t>Wartość obligatoryjna, powinna znajdować się w tabeli station_list</w:t>
+            </w:r>
           </w:p>
         </w:tc>
       </w:tr>
@@ -5127,11 +4903,9 @@
             <w:hideMark/>
           </w:tcPr>
           <w:p>
-            <w:proofErr w:type="spellStart"/>
             <w:r>
               <w:t>name</w:t>
             </w:r>
-            <w:proofErr w:type="spellEnd"/>
           </w:p>
         </w:tc>
         <w:tc>
@@ -5163,15 +4937,7 @@
           </w:tcPr>
           <w:p>
             <w:r>
-              <w:t>Przykłady: "</w:t>
-            </w:r>
-            <w:proofErr w:type="spellStart"/>
-            <w:r>
-              <w:t>Washington,DC,USA</w:t>
-            </w:r>
-            <w:proofErr w:type="spellEnd"/>
-            <w:r>
-              <w:t>".</w:t>
+              <w:t>Przykłady: "Washington,DC,USA".</w:t>
             </w:r>
           </w:p>
         </w:tc>
@@ -5194,11 +4960,9 @@
             <w:hideMark/>
           </w:tcPr>
           <w:p>
-            <w:proofErr w:type="spellStart"/>
             <w:r>
               <w:t>datetime</w:t>
             </w:r>
-            <w:proofErr w:type="spellEnd"/>
           </w:p>
         </w:tc>
         <w:tc>
@@ -5207,11 +4971,9 @@
             <w:hideMark/>
           </w:tcPr>
           <w:p>
-            <w:proofErr w:type="spellStart"/>
             <w:r>
               <w:t>date</w:t>
             </w:r>
-            <w:proofErr w:type="spellEnd"/>
           </w:p>
         </w:tc>
         <w:tc>
@@ -5233,6 +4995,18 @@
           <w:p>
             <w:r>
               <w:t>Format YYYY-MM-DD.</w:t>
+            </w:r>
+            <w:r>
+              <w:t xml:space="preserve"> </w:t>
+            </w:r>
+            <w:r>
+              <w:rPr>
+                <w:rFonts w:asciiTheme="minorHAnsi" w:hAnsiTheme="minorHAnsi" w:cstheme="minorHAnsi"/>
+              </w:rPr>
+              <w:t xml:space="preserve">Wartość musi </w:t>
+            </w:r>
+            <w:r>
+              <w:t>mieścić się w przedziale od maja 2020 do sierpnia 2024</w:t>
             </w:r>
           </w:p>
         </w:tc>
@@ -5255,11 +5029,9 @@
             <w:hideMark/>
           </w:tcPr>
           <w:p>
-            <w:proofErr w:type="spellStart"/>
             <w:r>
               <w:t>tempmax</w:t>
             </w:r>
-            <w:proofErr w:type="spellEnd"/>
           </w:p>
         </w:tc>
         <w:tc>
@@ -5268,11 +5040,9 @@
             <w:hideMark/>
           </w:tcPr>
           <w:p>
-            <w:proofErr w:type="spellStart"/>
             <w:r>
               <w:t>float</w:t>
             </w:r>
-            <w:proofErr w:type="spellEnd"/>
           </w:p>
         </w:tc>
         <w:tc>
@@ -5282,7 +5052,10 @@
           </w:tcPr>
           <w:p>
             <w:r>
-              <w:t>Maksymalna temperatura.</w:t>
+              <w:t>Maksymalna temperatura</w:t>
+            </w:r>
+            <w:r>
+              <w:t xml:space="preserve"> podana w stopniach Celsjusza.</w:t>
             </w:r>
           </w:p>
         </w:tc>
@@ -5293,7 +5066,17 @@
           </w:tcPr>
           <w:p>
             <w:r>
-              <w:t>Zapis zmiennoprzecinkowy (np. 18.8).</w:t>
+              <w:t xml:space="preserve">Wartość obligatoryjna, liczba </w:t>
+            </w:r>
+            <w:r>
+              <w:t>zmiennoprzecinko</w:t>
+            </w:r>
+            <w:r>
+              <w:t xml:space="preserve">wa, wartości od </w:t>
+            </w:r>
+            <w:r>
+              <w:br/>
+              <w:t xml:space="preserve">-30 do 50 stopni Celsjusza. </w:t>
             </w:r>
           </w:p>
         </w:tc>
@@ -5316,11 +5099,9 @@
             <w:hideMark/>
           </w:tcPr>
           <w:p>
-            <w:proofErr w:type="spellStart"/>
             <w:r>
               <w:t>tempmin</w:t>
             </w:r>
-            <w:proofErr w:type="spellEnd"/>
           </w:p>
         </w:tc>
         <w:tc>
@@ -5329,11 +5110,9 @@
             <w:hideMark/>
           </w:tcPr>
           <w:p>
-            <w:proofErr w:type="spellStart"/>
             <w:r>
               <w:t>float</w:t>
             </w:r>
-            <w:proofErr w:type="spellEnd"/>
           </w:p>
         </w:tc>
         <w:tc>
@@ -5343,7 +5122,13 @@
           </w:tcPr>
           <w:p>
             <w:r>
-              <w:t>Minimalna temperatura.</w:t>
+              <w:t>Minimalna temperatura</w:t>
+            </w:r>
+            <w:r>
+              <w:t xml:space="preserve"> </w:t>
+            </w:r>
+            <w:r>
+              <w:t>podana w stopniach Celsjusza.</w:t>
             </w:r>
           </w:p>
         </w:tc>
@@ -5354,7 +5139,7 @@
           </w:tcPr>
           <w:p>
             <w:r>
-              <w:t>Zapis zmiennoprzecinkowy.</w:t>
+              <w:t>Jak wyżej</w:t>
             </w:r>
           </w:p>
         </w:tc>
@@ -5388,11 +5173,9 @@
             <w:hideMark/>
           </w:tcPr>
           <w:p>
-            <w:proofErr w:type="spellStart"/>
             <w:r>
               <w:t>float</w:t>
             </w:r>
-            <w:proofErr w:type="spellEnd"/>
           </w:p>
         </w:tc>
         <w:tc>
@@ -5402,7 +5185,13 @@
           </w:tcPr>
           <w:p>
             <w:r>
-              <w:t>Średnia temperatura dnia.</w:t>
+              <w:t>Średnia temperatura dnia</w:t>
+            </w:r>
+            <w:r>
+              <w:t xml:space="preserve"> </w:t>
+            </w:r>
+            <w:r>
+              <w:t>podana w stopniach Celsjusza.</w:t>
             </w:r>
           </w:p>
         </w:tc>
@@ -5413,7 +5202,7 @@
           </w:tcPr>
           <w:p>
             <w:r>
-              <w:t>Zapis zmiennoprzecinkowy.</w:t>
+              <w:t>Jak wyżej</w:t>
             </w:r>
           </w:p>
         </w:tc>
@@ -5436,11 +5225,9 @@
             <w:hideMark/>
           </w:tcPr>
           <w:p>
-            <w:proofErr w:type="spellStart"/>
             <w:r>
               <w:t>feelslikemax</w:t>
             </w:r>
-            <w:proofErr w:type="spellEnd"/>
           </w:p>
         </w:tc>
         <w:tc>
@@ -5449,11 +5236,9 @@
             <w:hideMark/>
           </w:tcPr>
           <w:p>
-            <w:proofErr w:type="spellStart"/>
             <w:r>
               <w:t>float</w:t>
             </w:r>
-            <w:proofErr w:type="spellEnd"/>
           </w:p>
         </w:tc>
         <w:tc>
@@ -5463,7 +5248,13 @@
           </w:tcPr>
           <w:p>
             <w:r>
-              <w:t>Maksymalna temperatura odczuwalna.</w:t>
+              <w:t>Maksymalna temperatura odczuwalna</w:t>
+            </w:r>
+            <w:r>
+              <w:t xml:space="preserve"> </w:t>
+            </w:r>
+            <w:r>
+              <w:t>podana w stopniach Celsjusza.</w:t>
             </w:r>
           </w:p>
         </w:tc>
@@ -5474,7 +5265,7 @@
           </w:tcPr>
           <w:p>
             <w:r>
-              <w:t>Zapis zmiennoprzecinkowy.</w:t>
+              <w:t>Jak wyżej</w:t>
             </w:r>
           </w:p>
         </w:tc>
@@ -5497,11 +5288,9 @@
             <w:hideMark/>
           </w:tcPr>
           <w:p>
-            <w:proofErr w:type="spellStart"/>
             <w:r>
               <w:t>feelslikemin</w:t>
             </w:r>
-            <w:proofErr w:type="spellEnd"/>
           </w:p>
         </w:tc>
         <w:tc>
@@ -5510,11 +5299,9 @@
             <w:hideMark/>
           </w:tcPr>
           <w:p>
-            <w:proofErr w:type="spellStart"/>
             <w:r>
               <w:t>float</w:t>
             </w:r>
-            <w:proofErr w:type="spellEnd"/>
           </w:p>
         </w:tc>
         <w:tc>
@@ -5524,7 +5311,13 @@
           </w:tcPr>
           <w:p>
             <w:r>
-              <w:t>Minimalna temperatura odczuwalna.</w:t>
+              <w:t>Minimalna temperatura odczuwalna</w:t>
+            </w:r>
+            <w:r>
+              <w:t xml:space="preserve"> </w:t>
+            </w:r>
+            <w:r>
+              <w:t>podana w stopniach Celsjusza.</w:t>
             </w:r>
           </w:p>
         </w:tc>
@@ -5535,7 +5328,7 @@
           </w:tcPr>
           <w:p>
             <w:r>
-              <w:t>Zapis zmiennoprzecinkowy.</w:t>
+              <w:t>Jak wyżej</w:t>
             </w:r>
           </w:p>
         </w:tc>
@@ -5558,11 +5351,9 @@
             <w:hideMark/>
           </w:tcPr>
           <w:p>
-            <w:proofErr w:type="spellStart"/>
             <w:r>
               <w:t>feelslike</w:t>
             </w:r>
-            <w:proofErr w:type="spellEnd"/>
           </w:p>
         </w:tc>
         <w:tc>
@@ -5571,11 +5362,9 @@
             <w:hideMark/>
           </w:tcPr>
           <w:p>
-            <w:proofErr w:type="spellStart"/>
             <w:r>
               <w:t>float</w:t>
             </w:r>
-            <w:proofErr w:type="spellEnd"/>
           </w:p>
         </w:tc>
         <w:tc>
@@ -5585,7 +5374,13 @@
           </w:tcPr>
           <w:p>
             <w:r>
-              <w:t>Średnia temperatura odczuwalna.</w:t>
+              <w:t>Średnia temperatura odczuwalna</w:t>
+            </w:r>
+            <w:r>
+              <w:t xml:space="preserve"> </w:t>
+            </w:r>
+            <w:r>
+              <w:t>podana w stopniach Celsjusza.</w:t>
             </w:r>
           </w:p>
         </w:tc>
@@ -5596,7 +5391,7 @@
           </w:tcPr>
           <w:p>
             <w:r>
-              <w:t>Zapis zmiennoprzecinkowy.</w:t>
+              <w:t>Jak wyżej</w:t>
             </w:r>
           </w:p>
         </w:tc>
@@ -5619,11 +5414,9 @@
             <w:hideMark/>
           </w:tcPr>
           <w:p>
-            <w:proofErr w:type="spellStart"/>
             <w:r>
               <w:t>dew</w:t>
             </w:r>
-            <w:proofErr w:type="spellEnd"/>
           </w:p>
         </w:tc>
         <w:tc>
@@ -5632,11 +5425,9 @@
             <w:hideMark/>
           </w:tcPr>
           <w:p>
-            <w:proofErr w:type="spellStart"/>
             <w:r>
               <w:t>float</w:t>
             </w:r>
-            <w:proofErr w:type="spellEnd"/>
           </w:p>
         </w:tc>
         <w:tc>
@@ -5646,7 +5437,19 @@
           </w:tcPr>
           <w:p>
             <w:r>
-              <w:t>Punkt rosy.</w:t>
+              <w:t>Punkt rosy</w:t>
+            </w:r>
+            <w:r>
+              <w:t xml:space="preserve"> </w:t>
+            </w:r>
+            <w:r>
+              <w:t>podan</w:t>
+            </w:r>
+            <w:r>
+              <w:t xml:space="preserve">y </w:t>
+            </w:r>
+            <w:r>
+              <w:t>w stopniach Celsjusza</w:t>
             </w:r>
           </w:p>
         </w:tc>
@@ -5657,7 +5460,29 @@
           </w:tcPr>
           <w:p>
             <w:r>
-              <w:t>Zapis zmiennoprzecinkowy.</w:t>
+              <w:t xml:space="preserve">Wartość obligatoryjna, liczba </w:t>
+            </w:r>
+            <w:r>
+              <w:t>zmiennoprzecinko</w:t>
+            </w:r>
+            <w:r>
+              <w:t xml:space="preserve">wa, wartości od </w:t>
+            </w:r>
+            <w:r>
+              <w:br/>
+              <w:t>-</w:t>
+            </w:r>
+            <w:r>
+              <w:t>20</w:t>
+            </w:r>
+            <w:r>
+              <w:t xml:space="preserve"> do </w:t>
+            </w:r>
+            <w:r>
+              <w:t>30</w:t>
+            </w:r>
+            <w:r>
+              <w:t xml:space="preserve"> stopni Celsjusza.</w:t>
             </w:r>
           </w:p>
         </w:tc>
@@ -5680,11 +5505,9 @@
             <w:hideMark/>
           </w:tcPr>
           <w:p>
-            <w:proofErr w:type="spellStart"/>
             <w:r>
               <w:t>humidity</w:t>
             </w:r>
-            <w:proofErr w:type="spellEnd"/>
           </w:p>
         </w:tc>
         <w:tc>
@@ -5693,11 +5516,9 @@
             <w:hideMark/>
           </w:tcPr>
           <w:p>
-            <w:proofErr w:type="spellStart"/>
             <w:r>
               <w:t>float</w:t>
             </w:r>
-            <w:proofErr w:type="spellEnd"/>
           </w:p>
         </w:tc>
         <w:tc>
@@ -5707,7 +5528,13 @@
           </w:tcPr>
           <w:p>
             <w:r>
-              <w:t>Wilgotność względna.</w:t>
+              <w:t>Wilgotność względna</w:t>
+            </w:r>
+            <w:r>
+              <w:t xml:space="preserve"> podana w procentach</w:t>
+            </w:r>
+            <w:r>
+              <w:t>.</w:t>
             </w:r>
           </w:p>
         </w:tc>
@@ -5718,7 +5545,7 @@
           </w:tcPr>
           <w:p>
             <w:r>
-              <w:t>Wartość procentowa (np. 69.6).</w:t>
+              <w:t>Wartość obligatoryjna, zmiennoprzecinkowa, dozwolony zakres od 0 do 100</w:t>
             </w:r>
           </w:p>
         </w:tc>
@@ -5741,11 +5568,9 @@
             <w:hideMark/>
           </w:tcPr>
           <w:p>
-            <w:proofErr w:type="spellStart"/>
             <w:r>
               <w:t>precip</w:t>
             </w:r>
-            <w:proofErr w:type="spellEnd"/>
           </w:p>
         </w:tc>
         <w:tc>
@@ -5754,11 +5579,9 @@
             <w:hideMark/>
           </w:tcPr>
           <w:p>
-            <w:proofErr w:type="spellStart"/>
             <w:r>
               <w:t>float</w:t>
             </w:r>
-            <w:proofErr w:type="spellEnd"/>
           </w:p>
         </w:tc>
         <w:tc>
@@ -5768,7 +5591,13 @@
           </w:tcPr>
           <w:p>
             <w:r>
-              <w:t>Ilość opadów.</w:t>
+              <w:t>Ilość opadów</w:t>
+            </w:r>
+            <w:r>
+              <w:t xml:space="preserve"> w mm</w:t>
+            </w:r>
+            <w:r>
+              <w:t>.</w:t>
             </w:r>
           </w:p>
         </w:tc>
@@ -5779,7 +5608,10 @@
           </w:tcPr>
           <w:p>
             <w:r>
-              <w:t>Zapis zmiennoprzecinkowy (np. 2.607).</w:t>
+              <w:t>Wartość obligatoryjna, liczba zmiennoprzecinkowa, dozwolony zakres od 0</w:t>
+            </w:r>
+            <w:r>
+              <w:t xml:space="preserve"> do</w:t>
             </w:r>
           </w:p>
         </w:tc>
@@ -5802,11 +5634,9 @@
             <w:hideMark/>
           </w:tcPr>
           <w:p>
-            <w:proofErr w:type="spellStart"/>
             <w:r>
               <w:t>precipprob</w:t>
             </w:r>
-            <w:proofErr w:type="spellEnd"/>
           </w:p>
         </w:tc>
         <w:tc>
@@ -5815,11 +5645,9 @@
             <w:hideMark/>
           </w:tcPr>
           <w:p>
-            <w:proofErr w:type="spellStart"/>
             <w:r>
               <w:t>int</w:t>
             </w:r>
-            <w:proofErr w:type="spellEnd"/>
           </w:p>
         </w:tc>
         <w:tc>
@@ -5829,7 +5657,7 @@
           </w:tcPr>
           <w:p>
             <w:r>
-              <w:t>Prawdopodobieństwo opadów.</w:t>
+              <w:t>Prawdopodobieństwo opadów wyrażone w procentach.</w:t>
             </w:r>
           </w:p>
         </w:tc>
@@ -5840,7 +5668,10 @@
           </w:tcPr>
           <w:p>
             <w:r>
-              <w:t>Skala 0-100. W próbce występuje jako liczba całkowita (np. 100, 0).</w:t>
+              <w:t>Wartość obligatoryjna, całkowita, dozwolony zakres od 0 do 100</w:t>
+            </w:r>
+            <w:r>
+              <w:t>.</w:t>
             </w:r>
           </w:p>
         </w:tc>
@@ -5863,11 +5694,9 @@
             <w:hideMark/>
           </w:tcPr>
           <w:p>
-            <w:proofErr w:type="spellStart"/>
             <w:r>
               <w:t>precipcover</w:t>
             </w:r>
-            <w:proofErr w:type="spellEnd"/>
           </w:p>
         </w:tc>
         <w:tc>
@@ -5876,11 +5705,9 @@
             <w:hideMark/>
           </w:tcPr>
           <w:p>
-            <w:proofErr w:type="spellStart"/>
             <w:r>
               <w:t>float</w:t>
             </w:r>
-            <w:proofErr w:type="spellEnd"/>
           </w:p>
         </w:tc>
         <w:tc>
@@ -5890,7 +5717,10 @@
           </w:tcPr>
           <w:p>
             <w:r>
-              <w:t>Pokrycie chmurami deszczowymi / odsetek czasu z opadem.</w:t>
+              <w:t>O</w:t>
+            </w:r>
+            <w:r>
+              <w:t>dsetek czasu z opadem.</w:t>
             </w:r>
           </w:p>
         </w:tc>
@@ -5901,7 +5731,7 @@
           </w:tcPr>
           <w:p>
             <w:r>
-              <w:t>Zapis zmiennoprzecinkowy.</w:t>
+              <w:t>Wartość obligatoryjna, zmiennoprzecinkowa, dozwolony zakres od 0 do 100</w:t>
             </w:r>
           </w:p>
         </w:tc>
@@ -5924,11 +5754,9 @@
             <w:hideMark/>
           </w:tcPr>
           <w:p>
-            <w:proofErr w:type="spellStart"/>
             <w:r>
               <w:t>preciptype</w:t>
             </w:r>
-            <w:proofErr w:type="spellEnd"/>
           </w:p>
         </w:tc>
         <w:tc>
@@ -5960,15 +5788,17 @@
           </w:tcPr>
           <w:p>
             <w:r>
-              <w:t xml:space="preserve">Przykłady: </w:t>
-            </w:r>
-            <w:proofErr w:type="spellStart"/>
-            <w:r>
-              <w:t>rain</w:t>
-            </w:r>
-            <w:proofErr w:type="spellEnd"/>
-            <w:r>
-              <w:t>, NULL (brak opadów).</w:t>
+              <w:t xml:space="preserve">Dozwolone wartości NULL, </w:t>
+            </w:r>
+            <w:r>
+              <w:t xml:space="preserve">lista oddzielonych przecinkiem rodzajów </w:t>
+            </w:r>
+            <w:r>
+              <w:lastRenderedPageBreak/>
+              <w:t>opadów takich jak: rain, snow, freezingrain</w:t>
+            </w:r>
+            <w:r>
+              <w:t xml:space="preserve"> (52% war</w:t>
             </w:r>
           </w:p>
         </w:tc>
@@ -5981,6 +5811,7 @@
           </w:tcPr>
           <w:p>
             <w:r>
+              <w:lastRenderedPageBreak/>
               <w:t>15.</w:t>
             </w:r>
           </w:p>
@@ -5991,11 +5822,9 @@
             <w:hideMark/>
           </w:tcPr>
           <w:p>
-            <w:proofErr w:type="spellStart"/>
             <w:r>
               <w:t>snow</w:t>
             </w:r>
-            <w:proofErr w:type="spellEnd"/>
           </w:p>
         </w:tc>
         <w:tc>
@@ -6004,11 +5833,9 @@
             <w:hideMark/>
           </w:tcPr>
           <w:p>
-            <w:proofErr w:type="spellStart"/>
             <w:r>
               <w:t>float</w:t>
             </w:r>
-            <w:proofErr w:type="spellEnd"/>
           </w:p>
         </w:tc>
         <w:tc>
@@ -6018,7 +5845,7 @@
           </w:tcPr>
           <w:p>
             <w:r>
-              <w:t>Ilość opadów śniegu.</w:t>
+              <w:t>Ilość opadów śniegu podana w centymetrach.</w:t>
             </w:r>
           </w:p>
         </w:tc>
@@ -6029,7 +5856,7 @@
           </w:tcPr>
           <w:p>
             <w:r>
-              <w:t>Zapis zmiennoprzecinkowy (np. 0.0).</w:t>
+              <w:t>Wartość obligatoryjna, liczba zmiennoprzecinkowa, wartości od 0</w:t>
             </w:r>
           </w:p>
         </w:tc>
@@ -6052,11 +5879,9 @@
             <w:hideMark/>
           </w:tcPr>
           <w:p>
-            <w:proofErr w:type="spellStart"/>
             <w:r>
               <w:t>snowdepth</w:t>
             </w:r>
-            <w:proofErr w:type="spellEnd"/>
           </w:p>
         </w:tc>
         <w:tc>
@@ -6065,11 +5890,9 @@
             <w:hideMark/>
           </w:tcPr>
           <w:p>
-            <w:proofErr w:type="spellStart"/>
             <w:r>
               <w:t>float</w:t>
             </w:r>
-            <w:proofErr w:type="spellEnd"/>
           </w:p>
         </w:tc>
         <w:tc>
@@ -6079,7 +5902,7 @@
           </w:tcPr>
           <w:p>
             <w:r>
-              <w:t>Grubość pokrywy śnieżnej.</w:t>
+              <w:t>Grubość pokrywy śnieżnej podana w centymetrach.</w:t>
             </w:r>
           </w:p>
         </w:tc>
@@ -6090,7 +5913,7 @@
           </w:tcPr>
           <w:p>
             <w:r>
-              <w:t>Zapis zmiennoprzecinkowy.</w:t>
+              <w:t>Wartość obligatoryjna, liczba zmiennoprzecinkowa, wartości od 0</w:t>
             </w:r>
           </w:p>
         </w:tc>
@@ -6113,11 +5936,9 @@
             <w:hideMark/>
           </w:tcPr>
           <w:p>
-            <w:proofErr w:type="spellStart"/>
             <w:r>
               <w:t>windgust</w:t>
             </w:r>
-            <w:proofErr w:type="spellEnd"/>
           </w:p>
         </w:tc>
         <w:tc>
@@ -6126,11 +5947,9 @@
             <w:hideMark/>
           </w:tcPr>
           <w:p>
-            <w:proofErr w:type="spellStart"/>
             <w:r>
               <w:t>float</w:t>
             </w:r>
-            <w:proofErr w:type="spellEnd"/>
           </w:p>
         </w:tc>
         <w:tc>
@@ -6140,7 +5959,7 @@
           </w:tcPr>
           <w:p>
             <w:r>
-              <w:t>Porywy wiatru.</w:t>
+              <w:t>Prędkość porywów wiatru podana w km/h.</w:t>
             </w:r>
           </w:p>
         </w:tc>
@@ -6151,7 +5970,7 @@
           </w:tcPr>
           <w:p>
             <w:r>
-              <w:t>Zapis zmiennoprzecinkowy.</w:t>
+              <w:t>Wartość obligatoryjna, liczba zmiennoprzecinkowa, wartości od 0</w:t>
             </w:r>
           </w:p>
         </w:tc>
@@ -6174,11 +5993,9 @@
             <w:hideMark/>
           </w:tcPr>
           <w:p>
-            <w:proofErr w:type="spellStart"/>
             <w:r>
               <w:t>windspeed</w:t>
             </w:r>
-            <w:proofErr w:type="spellEnd"/>
           </w:p>
         </w:tc>
         <w:tc>
@@ -6187,11 +6004,9 @@
             <w:hideMark/>
           </w:tcPr>
           <w:p>
-            <w:proofErr w:type="spellStart"/>
             <w:r>
               <w:t>float</w:t>
             </w:r>
-            <w:proofErr w:type="spellEnd"/>
           </w:p>
         </w:tc>
         <w:tc>
@@ -6201,7 +6016,7 @@
           </w:tcPr>
           <w:p>
             <w:r>
-              <w:t>Średnia prędkość wiatru.</w:t>
+              <w:t>Średnia prędkość wiatru podana w km/h.</w:t>
             </w:r>
           </w:p>
         </w:tc>
@@ -6212,7 +6027,7 @@
           </w:tcPr>
           <w:p>
             <w:r>
-              <w:t>Zapis zmiennoprzecinkowy.</w:t>
+              <w:t>Wartość obligatoryjna, liczba zmiennoprzecinkowa, wartości od 0</w:t>
             </w:r>
           </w:p>
         </w:tc>
@@ -6235,11 +6050,9 @@
             <w:hideMark/>
           </w:tcPr>
           <w:p>
-            <w:proofErr w:type="spellStart"/>
             <w:r>
               <w:t>winddir</w:t>
             </w:r>
-            <w:proofErr w:type="spellEnd"/>
           </w:p>
         </w:tc>
         <w:tc>
@@ -6248,11 +6061,9 @@
             <w:hideMark/>
           </w:tcPr>
           <w:p>
-            <w:proofErr w:type="spellStart"/>
             <w:r>
               <w:t>float</w:t>
             </w:r>
-            <w:proofErr w:type="spellEnd"/>
           </w:p>
         </w:tc>
         <w:tc>
@@ -6262,7 +6073,7 @@
           </w:tcPr>
           <w:p>
             <w:r>
-              <w:t>Kierunek wiatru.</w:t>
+              <w:t>Kierunek wiatru wyrażony w stopniach.</w:t>
             </w:r>
           </w:p>
         </w:tc>
@@ -6273,7 +6084,13 @@
           </w:tcPr>
           <w:p>
             <w:r>
-              <w:t>Wyrażony w stopniach (0-360).</w:t>
+              <w:t>Wartość obligatoryjna, liczba zmiennoprzecinkowa, dozwolony zakres od 0 do 360</w:t>
+            </w:r>
+            <w:r>
+              <w:t xml:space="preserve"> (wyłącznie)</w:t>
+            </w:r>
+            <w:r>
+              <w:t>.</w:t>
             </w:r>
           </w:p>
         </w:tc>
@@ -6296,11 +6113,9 @@
             <w:hideMark/>
           </w:tcPr>
           <w:p>
-            <w:proofErr w:type="spellStart"/>
             <w:r>
               <w:t>sealevelpressure</w:t>
             </w:r>
-            <w:proofErr w:type="spellEnd"/>
           </w:p>
         </w:tc>
         <w:tc>
@@ -6309,11 +6124,9 @@
             <w:hideMark/>
           </w:tcPr>
           <w:p>
-            <w:proofErr w:type="spellStart"/>
             <w:r>
               <w:t>float</w:t>
             </w:r>
-            <w:proofErr w:type="spellEnd"/>
           </w:p>
         </w:tc>
         <w:tc>
@@ -6323,7 +6136,10 @@
           </w:tcPr>
           <w:p>
             <w:r>
-              <w:t>Ciśnienie atmosferyczne na poziomie morza.</w:t>
+              <w:t>Ciśnienie atmosferyczne na poziomie morza podane w h</w:t>
+            </w:r>
+            <w:r>
+              <w:t>ektopaskalach</w:t>
             </w:r>
           </w:p>
         </w:tc>
@@ -6334,7 +6150,7 @@
           </w:tcPr>
           <w:p>
             <w:r>
-              <w:t>Zapis zmiennoprzecinkowy.</w:t>
+              <w:t>Wartość obligatoryjna, liczba zmiennoprzecinkowa, typowe wartości z zakresu od 950 do 1050.</w:t>
             </w:r>
           </w:p>
         </w:tc>
@@ -6357,11 +6173,9 @@
             <w:hideMark/>
           </w:tcPr>
           <w:p>
-            <w:proofErr w:type="spellStart"/>
             <w:r>
               <w:t>cloudcover</w:t>
             </w:r>
-            <w:proofErr w:type="spellEnd"/>
           </w:p>
         </w:tc>
         <w:tc>
@@ -6370,11 +6184,9 @@
             <w:hideMark/>
           </w:tcPr>
           <w:p>
-            <w:proofErr w:type="spellStart"/>
             <w:r>
               <w:t>float</w:t>
             </w:r>
-            <w:proofErr w:type="spellEnd"/>
           </w:p>
         </w:tc>
         <w:tc>
@@ -6384,7 +6196,7 @@
           </w:tcPr>
           <w:p>
             <w:r>
-              <w:t>Zachmurzenie.</w:t>
+              <w:t>Stopień zachmurzenia podany w procentach</w:t>
             </w:r>
           </w:p>
         </w:tc>
@@ -6395,7 +6207,7 @@
           </w:tcPr>
           <w:p>
             <w:r>
-              <w:t>Zapis zmiennoprzecinkowy (np. 66.7).</w:t>
+              <w:t>Wartość obligatoryjna, liczba zmiennoprzecinkowa, dozwolony zakres od 0 do 100.</w:t>
             </w:r>
           </w:p>
         </w:tc>
@@ -6408,7 +6220,6 @@
           </w:tcPr>
           <w:p>
             <w:r>
-              <w:lastRenderedPageBreak/>
               <w:t>22.</w:t>
             </w:r>
           </w:p>
@@ -6419,11 +6230,9 @@
             <w:hideMark/>
           </w:tcPr>
           <w:p>
-            <w:proofErr w:type="spellStart"/>
             <w:r>
               <w:t>visibility</w:t>
             </w:r>
-            <w:proofErr w:type="spellEnd"/>
           </w:p>
         </w:tc>
         <w:tc>
@@ -6432,11 +6241,9 @@
             <w:hideMark/>
           </w:tcPr>
           <w:p>
-            <w:proofErr w:type="spellStart"/>
             <w:r>
               <w:t>float</w:t>
             </w:r>
-            <w:proofErr w:type="spellEnd"/>
           </w:p>
         </w:tc>
         <w:tc>
@@ -6446,7 +6253,7 @@
           </w:tcPr>
           <w:p>
             <w:r>
-              <w:t>Widoczność.</w:t>
+              <w:t>Widoczność podana w kilometrach.</w:t>
             </w:r>
           </w:p>
         </w:tc>
@@ -6457,7 +6264,13 @@
           </w:tcPr>
           <w:p>
             <w:r>
-              <w:t>Zapis zmiennoprzecinkowy (np. 16.0).</w:t>
+              <w:t>Wartość obligatoryjna, liczba zmiennoprzecinkowa, typowe wartości od 0 do</w:t>
+            </w:r>
+            <w:r>
+              <w:t xml:space="preserve"> </w:t>
+            </w:r>
+            <w:r>
+              <w:t>25.</w:t>
             </w:r>
           </w:p>
         </w:tc>
@@ -6480,11 +6293,9 @@
             <w:hideMark/>
           </w:tcPr>
           <w:p>
-            <w:proofErr w:type="spellStart"/>
             <w:r>
               <w:t>solarradiation</w:t>
             </w:r>
-            <w:proofErr w:type="spellEnd"/>
           </w:p>
         </w:tc>
         <w:tc>
@@ -6493,11 +6304,9 @@
             <w:hideMark/>
           </w:tcPr>
           <w:p>
-            <w:proofErr w:type="spellStart"/>
             <w:r>
               <w:t>float</w:t>
             </w:r>
-            <w:proofErr w:type="spellEnd"/>
           </w:p>
         </w:tc>
         <w:tc>
@@ -6507,7 +6316,7 @@
           </w:tcPr>
           <w:p>
             <w:r>
-              <w:t>Promieniowanie słoneczne.</w:t>
+              <w:t>Promieniowanie słoneczne podane w W/m^2.</w:t>
             </w:r>
           </w:p>
         </w:tc>
@@ -6518,7 +6327,7 @@
           </w:tcPr>
           <w:p>
             <w:r>
-              <w:t>Zapis zmiennoprzecinkowy.</w:t>
+              <w:t>Wartość obligatoryjna, liczba zmiennoprzecinkowa, wartości od 0.0.</w:t>
             </w:r>
           </w:p>
         </w:tc>
@@ -6541,11 +6350,9 @@
             <w:hideMark/>
           </w:tcPr>
           <w:p>
-            <w:proofErr w:type="spellStart"/>
             <w:r>
               <w:t>solarenergy</w:t>
             </w:r>
-            <w:proofErr w:type="spellEnd"/>
           </w:p>
         </w:tc>
         <w:tc>
@@ -6554,11 +6361,9 @@
             <w:hideMark/>
           </w:tcPr>
           <w:p>
-            <w:proofErr w:type="spellStart"/>
             <w:r>
               <w:t>float</w:t>
             </w:r>
-            <w:proofErr w:type="spellEnd"/>
           </w:p>
         </w:tc>
         <w:tc>
@@ -6568,7 +6373,7 @@
           </w:tcPr>
           <w:p>
             <w:r>
-              <w:t>Energia słoneczna.</w:t>
+              <w:t>Całkowita energia słoneczna podana w MJ/m^2.</w:t>
             </w:r>
           </w:p>
         </w:tc>
@@ -6579,7 +6384,7 @@
           </w:tcPr>
           <w:p>
             <w:r>
-              <w:t>Zapis zmiennoprzecinkowy.</w:t>
+              <w:t>Wartość obligatoryjna, liczba zmiennoprzecinkowa, wartości od 0.0.</w:t>
             </w:r>
           </w:p>
         </w:tc>
@@ -6602,11 +6407,9 @@
             <w:hideMark/>
           </w:tcPr>
           <w:p>
-            <w:proofErr w:type="spellStart"/>
             <w:r>
               <w:t>uvindex</w:t>
             </w:r>
-            <w:proofErr w:type="spellEnd"/>
           </w:p>
         </w:tc>
         <w:tc>
@@ -6615,11 +6418,9 @@
             <w:hideMark/>
           </w:tcPr>
           <w:p>
-            <w:proofErr w:type="spellStart"/>
             <w:r>
               <w:t>int</w:t>
             </w:r>
-            <w:proofErr w:type="spellEnd"/>
           </w:p>
         </w:tc>
         <w:tc>
@@ -6629,7 +6430,7 @@
           </w:tcPr>
           <w:p>
             <w:r>
-              <w:t>Indeks UV.</w:t>
+              <w:t>Indeks promieniowania UV.</w:t>
             </w:r>
           </w:p>
         </w:tc>
@@ -6640,7 +6441,10 @@
           </w:tcPr>
           <w:p>
             <w:r>
-              <w:t>Skala liczb całkowitych (np. 6, 9, 4).</w:t>
+              <w:t xml:space="preserve">Wartość obligatoryjna, liczba całkowita, </w:t>
+            </w:r>
+            <w:r>
+              <w:t>dozwolony zakres od 0 do 10</w:t>
             </w:r>
           </w:p>
         </w:tc>
@@ -6663,11 +6467,9 @@
             <w:hideMark/>
           </w:tcPr>
           <w:p>
-            <w:proofErr w:type="spellStart"/>
             <w:r>
               <w:t>severerisk</w:t>
             </w:r>
-            <w:proofErr w:type="spellEnd"/>
           </w:p>
         </w:tc>
         <w:tc>
@@ -6699,7 +6501,10 @@
           </w:tcPr>
           <w:p>
             <w:r>
-              <w:t>W przesłanej próbce występuje jako NULL (brak danych).</w:t>
+              <w:t>Dozwolone wartości NULL</w:t>
+            </w:r>
+            <w:r>
+              <w:t>, liczba całkowita, skala od 0 do 100.</w:t>
             </w:r>
           </w:p>
         </w:tc>
@@ -6722,11 +6527,9 @@
             <w:hideMark/>
           </w:tcPr>
           <w:p>
-            <w:proofErr w:type="spellStart"/>
             <w:r>
               <w:t>sunrise</w:t>
             </w:r>
-            <w:proofErr w:type="spellEnd"/>
           </w:p>
         </w:tc>
         <w:tc>
@@ -6735,11 +6538,9 @@
             <w:hideMark/>
           </w:tcPr>
           <w:p>
-            <w:proofErr w:type="spellStart"/>
             <w:r>
               <w:t>datetime</w:t>
             </w:r>
-            <w:proofErr w:type="spellEnd"/>
           </w:p>
         </w:tc>
         <w:tc>
@@ -6760,7 +6561,14 @@
           </w:tcPr>
           <w:p>
             <w:r>
-              <w:t>Zawiera datę i czas (np. 2020-05-01T06:09:41).</w:t>
+              <w:t xml:space="preserve">Wartość obligatoryjna, format </w:t>
+            </w:r>
+            <w:r>
+              <w:t xml:space="preserve">YYYY-MM-DD HH:MM:SS (w danych </w:t>
+            </w:r>
+            <w:r>
+              <w:lastRenderedPageBreak/>
+              <w:t>źródłowych format daty to YYYY-MM-DDTHH:MM:SS)</w:t>
             </w:r>
           </w:p>
         </w:tc>
@@ -6773,6 +6581,7 @@
           </w:tcPr>
           <w:p>
             <w:r>
+              <w:lastRenderedPageBreak/>
               <w:t>28.</w:t>
             </w:r>
           </w:p>
@@ -6783,11 +6592,9 @@
             <w:hideMark/>
           </w:tcPr>
           <w:p>
-            <w:proofErr w:type="spellStart"/>
             <w:r>
               <w:t>sunset</w:t>
             </w:r>
-            <w:proofErr w:type="spellEnd"/>
           </w:p>
         </w:tc>
         <w:tc>
@@ -6796,11 +6603,9 @@
             <w:hideMark/>
           </w:tcPr>
           <w:p>
-            <w:proofErr w:type="spellStart"/>
             <w:r>
               <w:t>datetime</w:t>
             </w:r>
-            <w:proofErr w:type="spellEnd"/>
           </w:p>
         </w:tc>
         <w:tc>
@@ -6844,11 +6649,9 @@
             <w:hideMark/>
           </w:tcPr>
           <w:p>
-            <w:proofErr w:type="spellStart"/>
             <w:r>
               <w:t>moonphase</w:t>
             </w:r>
-            <w:proofErr w:type="spellEnd"/>
           </w:p>
         </w:tc>
         <w:tc>
@@ -6857,11 +6660,9 @@
             <w:hideMark/>
           </w:tcPr>
           <w:p>
-            <w:proofErr w:type="spellStart"/>
             <w:r>
               <w:t>float</w:t>
             </w:r>
-            <w:proofErr w:type="spellEnd"/>
           </w:p>
         </w:tc>
         <w:tc>
@@ -6871,7 +6672,10 @@
           </w:tcPr>
           <w:p>
             <w:r>
-              <w:t>Faza księżyca.</w:t>
+              <w:t>Faza księżyca</w:t>
+            </w:r>
+            <w:r>
+              <w:t>, gdzie 0 to nów 0.5 to pełnia i 1 to nów.</w:t>
             </w:r>
           </w:p>
         </w:tc>
@@ -6882,7 +6686,7 @@
           </w:tcPr>
           <w:p>
             <w:r>
-              <w:t>Ułamek od 0 do 1 (np. 0.3).</w:t>
+              <w:t>Wartość obligatoryjna, liczba zmiennoprzecinkowa, dozwolony ułamek w zakresie od 0.0 do 1.0.</w:t>
             </w:r>
           </w:p>
         </w:tc>
@@ -6905,11 +6709,9 @@
             <w:hideMark/>
           </w:tcPr>
           <w:p>
-            <w:proofErr w:type="spellStart"/>
             <w:r>
               <w:t>conditions</w:t>
             </w:r>
-            <w:proofErr w:type="spellEnd"/>
           </w:p>
         </w:tc>
         <w:tc>
@@ -6941,31 +6743,7 @@
           </w:tcPr>
           <w:p>
             <w:r>
-              <w:t>Ciąg tekstowy rozdzielany przecinkami (np. "</w:t>
-            </w:r>
-            <w:proofErr w:type="spellStart"/>
-            <w:r>
-              <w:t>Rain</w:t>
-            </w:r>
-            <w:proofErr w:type="spellEnd"/>
-            <w:r>
-              <w:t xml:space="preserve">, </w:t>
-            </w:r>
-            <w:proofErr w:type="spellStart"/>
-            <w:r>
-              <w:t>Partially</w:t>
-            </w:r>
-            <w:proofErr w:type="spellEnd"/>
-            <w:r>
-              <w:t xml:space="preserve"> </w:t>
-            </w:r>
-            <w:proofErr w:type="spellStart"/>
-            <w:r>
-              <w:t>cloudy</w:t>
-            </w:r>
-            <w:proofErr w:type="spellEnd"/>
-            <w:r>
-              <w:t>").</w:t>
+              <w:t>Wartość obligatoryjna, ciągi tekstowe oddzielone przecinkami (np. „Rain”, „Partially cloudy”, „Snow” lub „Clear”)</w:t>
             </w:r>
           </w:p>
         </w:tc>
@@ -6988,11 +6766,9 @@
             <w:hideMark/>
           </w:tcPr>
           <w:p>
-            <w:proofErr w:type="spellStart"/>
             <w:r>
               <w:t>description</w:t>
             </w:r>
-            <w:proofErr w:type="spellEnd"/>
           </w:p>
         </w:tc>
         <w:tc>
@@ -7013,7 +6789,7 @@
           </w:tcPr>
           <w:p>
             <w:r>
-              <w:t>Pełny opis pogody.</w:t>
+              <w:t>Pełny tekstowy opis warunków pogodowych.</w:t>
             </w:r>
           </w:p>
         </w:tc>
@@ -7024,7 +6800,7 @@
           </w:tcPr>
           <w:p>
             <w:r>
-              <w:t>Dłuższe zdanie opisujące warunki.</w:t>
+              <w:t>Wartość obligatoryjna, brak struktury.</w:t>
             </w:r>
           </w:p>
         </w:tc>
@@ -7047,11 +6823,9 @@
             <w:hideMark/>
           </w:tcPr>
           <w:p>
-            <w:proofErr w:type="spellStart"/>
             <w:r>
               <w:t>icon</w:t>
             </w:r>
-            <w:proofErr w:type="spellEnd"/>
           </w:p>
         </w:tc>
         <w:tc>
@@ -7072,7 +6846,10 @@
           </w:tcPr>
           <w:p>
             <w:r>
-              <w:t>Nazwa ikony pogodowej.</w:t>
+              <w:t>I</w:t>
+            </w:r>
+            <w:r>
+              <w:t>dentyfikator ikony pogodowej.</w:t>
             </w:r>
           </w:p>
         </w:tc>
@@ -7087,19 +6864,8 @@
                 <w:lang w:val="en-US"/>
               </w:rPr>
             </w:pPr>
-            <w:proofErr w:type="spellStart"/>
-            <w:r>
-              <w:rPr>
-                <w:lang w:val="en-US"/>
-              </w:rPr>
-              <w:t>Przykłady</w:t>
-            </w:r>
-            <w:proofErr w:type="spellEnd"/>
-            <w:r>
-              <w:rPr>
-                <w:lang w:val="en-US"/>
-              </w:rPr>
-              <w:t>: rain, partly-cloudy-day.</w:t>
+            <w:r>
+              <w:t>Wartość obligatoryjna, ciąg znaków bez spacji (np. "rain", "clear-day").</w:t>
             </w:r>
           </w:p>
         </w:tc>
@@ -7122,11 +6888,9 @@
             <w:hideMark/>
           </w:tcPr>
           <w:p>
-            <w:proofErr w:type="spellStart"/>
             <w:r>
               <w:t>stations</w:t>
             </w:r>
-            <w:proofErr w:type="spellEnd"/>
           </w:p>
         </w:tc>
         <w:tc>
@@ -7147,7 +6911,7 @@
           </w:tcPr>
           <w:p>
             <w:r>
-              <w:t>Lista stacji pomiarowych.</w:t>
+              <w:t>Lista identyfikatorów stacji meteorologicznych biorących udział w pomiarze.</w:t>
             </w:r>
           </w:p>
         </w:tc>
@@ -7158,7 +6922,13 @@
           </w:tcPr>
           <w:p>
             <w:r>
-              <w:t>Ciąg kodów oddzielonych przecinkami.</w:t>
+              <w:t>Wartość obligatoryjna, c</w:t>
+            </w:r>
+            <w:r>
+              <w:t>iąg kodów oddzielonych przecinkami</w:t>
+            </w:r>
+            <w:r>
+              <w:t>, kody nie posiadają struktury.</w:t>
             </w:r>
           </w:p>
         </w:tc>
@@ -7305,16 +7075,17 @@
               <w:rPr>
                 <w:sz w:val="20"/>
                 <w:szCs w:val="20"/>
-              </w:rPr>
-            </w:pPr>
-            <w:r>
-              <w:rPr>
-                <w:sz w:val="20"/>
-                <w:szCs w:val="20"/>
+                <w:lang w:val="en-US"/>
+              </w:rPr>
+            </w:pPr>
+            <w:r>
+              <w:rPr>
+                <w:sz w:val="20"/>
+                <w:szCs w:val="20"/>
+                <w:lang w:val="en-US"/>
               </w:rPr>
               <w:t xml:space="preserve">Plik: </w:t>
             </w:r>
-            <w:proofErr w:type="spellStart"/>
             <w:r>
               <w:rPr>
                 <w:szCs w:val="20"/>
@@ -7330,7 +7101,14 @@
               </w:rPr>
               <w:t>ily_rent_detail</w:t>
             </w:r>
-            <w:proofErr w:type="spellEnd"/>
+            <w:r>
+              <w:rPr>
+                <w:sz w:val="20"/>
+                <w:szCs w:val="20"/>
+                <w:lang w:val="en-US"/>
+              </w:rPr>
+              <w:t>.csv</w:t>
+            </w:r>
           </w:p>
         </w:tc>
       </w:tr>
@@ -7524,7 +7302,6 @@
                 <w:szCs w:val="20"/>
               </w:rPr>
             </w:pPr>
-            <w:proofErr w:type="spellStart"/>
             <w:r>
               <w:rPr>
                 <w:rStyle w:val="HTML-kod"/>
@@ -7532,7 +7309,6 @@
               </w:rPr>
               <w:t>end_lat</w:t>
             </w:r>
-            <w:proofErr w:type="spellEnd"/>
           </w:p>
         </w:tc>
         <w:tc>
@@ -7546,14 +7322,12 @@
                 <w:szCs w:val="20"/>
               </w:rPr>
             </w:pPr>
-            <w:proofErr w:type="spellStart"/>
             <w:r>
               <w:rPr>
                 <w:rFonts w:ascii="Arial" w:hAnsi="Arial" w:cs="Arial"/>
               </w:rPr>
               <w:t>float</w:t>
             </w:r>
-            <w:proofErr w:type="spellEnd"/>
           </w:p>
         </w:tc>
         <w:tc>
@@ -7648,7 +7422,6 @@
                 <w:szCs w:val="20"/>
               </w:rPr>
             </w:pPr>
-            <w:proofErr w:type="spellStart"/>
             <w:r>
               <w:rPr>
                 <w:rStyle w:val="HTML-kod"/>
@@ -7656,7 +7429,6 @@
               </w:rPr>
               <w:t>end_lng</w:t>
             </w:r>
-            <w:proofErr w:type="spellEnd"/>
           </w:p>
         </w:tc>
         <w:tc>
@@ -7670,14 +7442,12 @@
                 <w:szCs w:val="20"/>
               </w:rPr>
             </w:pPr>
-            <w:proofErr w:type="spellStart"/>
             <w:r>
               <w:rPr>
                 <w:rFonts w:ascii="Arial" w:hAnsi="Arial" w:cs="Arial"/>
               </w:rPr>
               <w:t>float</w:t>
             </w:r>
-            <w:proofErr w:type="spellEnd"/>
           </w:p>
         </w:tc>
         <w:tc>
@@ -7780,7 +7550,6 @@
                 <w:szCs w:val="20"/>
               </w:rPr>
             </w:pPr>
-            <w:proofErr w:type="spellStart"/>
             <w:r>
               <w:rPr>
                 <w:rStyle w:val="HTML-kod"/>
@@ -7788,7 +7557,6 @@
               </w:rPr>
               <w:t>end_station_id</w:t>
             </w:r>
-            <w:proofErr w:type="spellEnd"/>
           </w:p>
         </w:tc>
         <w:tc>
@@ -7858,49 +7626,7 @@
                 <w:sz w:val="20"/>
                 <w:szCs w:val="20"/>
               </w:rPr>
-              <w:t>Dwa wystąpienia wartości alfanumerycznej, reszta składa się z liczb zmiennoprzecinkowych (~89</w:t>
-            </w:r>
-            <w:r>
-              <w:rPr>
-                <w:sz w:val="20"/>
-                <w:szCs w:val="20"/>
-              </w:rPr>
-              <w:t>,9</w:t>
-            </w:r>
-            <w:r>
-              <w:rPr>
-                <w:sz w:val="20"/>
-                <w:szCs w:val="20"/>
-              </w:rPr>
-              <w:t>%) lub całkowitych (~</w:t>
-            </w:r>
-            <w:r>
-              <w:rPr>
-                <w:sz w:val="20"/>
-                <w:szCs w:val="20"/>
-              </w:rPr>
-              <w:t>0,4</w:t>
-            </w:r>
-            <w:r>
-              <w:rPr>
-                <w:sz w:val="20"/>
-                <w:szCs w:val="20"/>
-              </w:rPr>
-              <w:t>%) występują wartości NULL (~9</w:t>
-            </w:r>
-            <w:r>
-              <w:rPr>
-                <w:sz w:val="20"/>
-                <w:szCs w:val="20"/>
-              </w:rPr>
-              <w:t>,7</w:t>
-            </w:r>
-            <w:r>
-              <w:rPr>
-                <w:sz w:val="20"/>
-                <w:szCs w:val="20"/>
-              </w:rPr>
-              <w:t>%)</w:t>
+              <w:t>Dwa wystąpienia wartości alfanumerycznej, reszta składa się z liczb zmiennoprzecinkowych (~89,9%) lub całkowitych (~0,4%) występują wartości NULL (~9,7%)</w:t>
             </w:r>
           </w:p>
         </w:tc>
@@ -7937,7 +7663,6 @@
                 <w:szCs w:val="20"/>
               </w:rPr>
             </w:pPr>
-            <w:proofErr w:type="spellStart"/>
             <w:r>
               <w:rPr>
                 <w:rStyle w:val="HTML-kod"/>
@@ -7945,7 +7670,6 @@
               </w:rPr>
               <w:t>end_station_name</w:t>
             </w:r>
-            <w:proofErr w:type="spellEnd"/>
           </w:p>
         </w:tc>
         <w:tc>
@@ -8056,7 +7780,6 @@
                 <w:szCs w:val="20"/>
               </w:rPr>
             </w:pPr>
-            <w:proofErr w:type="spellStart"/>
             <w:r>
               <w:rPr>
                 <w:rStyle w:val="HTML-kod"/>
@@ -8064,7 +7787,6 @@
               </w:rPr>
               <w:t>ended_at</w:t>
             </w:r>
-            <w:proofErr w:type="spellEnd"/>
           </w:p>
         </w:tc>
         <w:tc>
@@ -8078,14 +7800,12 @@
                 <w:szCs w:val="20"/>
               </w:rPr>
             </w:pPr>
-            <w:proofErr w:type="spellStart"/>
             <w:r>
               <w:rPr>
                 <w:rFonts w:ascii="Arial" w:hAnsi="Arial" w:cs="Arial"/>
               </w:rPr>
               <w:t>datetime</w:t>
             </w:r>
-            <w:proofErr w:type="spellEnd"/>
           </w:p>
         </w:tc>
         <w:tc>
@@ -8205,7 +7925,6 @@
                 <w:szCs w:val="20"/>
               </w:rPr>
             </w:pPr>
-            <w:proofErr w:type="spellStart"/>
             <w:r>
               <w:rPr>
                 <w:rStyle w:val="HTML-kod"/>
@@ -8213,7 +7932,6 @@
               </w:rPr>
               <w:t>member_casual</w:t>
             </w:r>
-            <w:proofErr w:type="spellEnd"/>
           </w:p>
         </w:tc>
         <w:tc>
@@ -8324,7 +8042,6 @@
                 <w:szCs w:val="20"/>
               </w:rPr>
             </w:pPr>
-            <w:proofErr w:type="spellStart"/>
             <w:r>
               <w:rPr>
                 <w:rStyle w:val="HTML-kod"/>
@@ -8332,7 +8049,6 @@
               </w:rPr>
               <w:t>ridable_type</w:t>
             </w:r>
-            <w:proofErr w:type="spellEnd"/>
           </w:p>
         </w:tc>
         <w:tc>
@@ -8450,7 +8166,6 @@
                 <w:szCs w:val="20"/>
               </w:rPr>
             </w:pPr>
-            <w:proofErr w:type="spellStart"/>
             <w:r>
               <w:rPr>
                 <w:rStyle w:val="HTML-kod"/>
@@ -8458,7 +8173,6 @@
               </w:rPr>
               <w:t>ride_id</w:t>
             </w:r>
-            <w:proofErr w:type="spellEnd"/>
           </w:p>
         </w:tc>
         <w:tc>
@@ -8576,7 +8290,6 @@
                 <w:szCs w:val="20"/>
               </w:rPr>
             </w:pPr>
-            <w:proofErr w:type="spellStart"/>
             <w:r>
               <w:rPr>
                 <w:rStyle w:val="HTML-kod"/>
@@ -8584,7 +8297,6 @@
               </w:rPr>
               <w:t>start_lat</w:t>
             </w:r>
-            <w:proofErr w:type="spellEnd"/>
           </w:p>
         </w:tc>
         <w:tc>
@@ -8598,14 +8310,12 @@
                 <w:szCs w:val="20"/>
               </w:rPr>
             </w:pPr>
-            <w:proofErr w:type="spellStart"/>
             <w:r>
               <w:rPr>
                 <w:rFonts w:ascii="Arial" w:hAnsi="Arial" w:cs="Arial"/>
               </w:rPr>
               <w:t>float</w:t>
             </w:r>
-            <w:proofErr w:type="spellEnd"/>
           </w:p>
         </w:tc>
         <w:tc>
@@ -8711,7 +8421,6 @@
                 <w:szCs w:val="20"/>
               </w:rPr>
             </w:pPr>
-            <w:proofErr w:type="spellStart"/>
             <w:r>
               <w:rPr>
                 <w:rStyle w:val="HTML-kod"/>
@@ -8719,7 +8428,6 @@
               </w:rPr>
               <w:t>start_lng</w:t>
             </w:r>
-            <w:proofErr w:type="spellEnd"/>
           </w:p>
         </w:tc>
         <w:tc>
@@ -8733,14 +8441,12 @@
                 <w:szCs w:val="20"/>
               </w:rPr>
             </w:pPr>
-            <w:proofErr w:type="spellStart"/>
             <w:r>
               <w:rPr>
                 <w:rFonts w:ascii="Arial" w:hAnsi="Arial" w:cs="Arial"/>
               </w:rPr>
               <w:t>float</w:t>
             </w:r>
-            <w:proofErr w:type="spellEnd"/>
           </w:p>
         </w:tc>
         <w:tc>
@@ -8799,14 +8505,7 @@
                 <w:sz w:val="20"/>
                 <w:szCs w:val="20"/>
               </w:rPr>
-              <w:t>Występują wartości NULL (10 rekordów)</w:t>
-            </w:r>
-            <w:r>
-              <w:rPr>
-                <w:sz w:val="20"/>
-                <w:szCs w:val="20"/>
-              </w:rPr>
-              <w:t xml:space="preserve">, wartości mieszczą się w </w:t>
+              <w:t xml:space="preserve">Występują wartości NULL (10 rekordów), wartości mieszczą się w </w:t>
             </w:r>
             <w:r>
               <w:rPr>
@@ -8854,7 +8553,6 @@
                 <w:szCs w:val="20"/>
               </w:rPr>
             </w:pPr>
-            <w:proofErr w:type="spellStart"/>
             <w:r>
               <w:rPr>
                 <w:rStyle w:val="HTML-kod"/>
@@ -8862,7 +8560,6 @@
               </w:rPr>
               <w:t>start_station_id</w:t>
             </w:r>
-            <w:proofErr w:type="spellEnd"/>
           </w:p>
         </w:tc>
         <w:tc>
@@ -8973,7 +8670,6 @@
                 <w:szCs w:val="20"/>
               </w:rPr>
             </w:pPr>
-            <w:proofErr w:type="spellStart"/>
             <w:r>
               <w:rPr>
                 <w:rStyle w:val="HTML-kod"/>
@@ -8981,7 +8677,6 @@
               </w:rPr>
               <w:t>start_station_name</w:t>
             </w:r>
-            <w:proofErr w:type="spellEnd"/>
           </w:p>
         </w:tc>
         <w:tc>
@@ -9092,7 +8787,6 @@
                 <w:szCs w:val="20"/>
               </w:rPr>
             </w:pPr>
-            <w:proofErr w:type="spellStart"/>
             <w:r>
               <w:rPr>
                 <w:rStyle w:val="HTML-kod"/>
@@ -9100,7 +8794,6 @@
               </w:rPr>
               <w:t>started_at</w:t>
             </w:r>
-            <w:proofErr w:type="spellEnd"/>
           </w:p>
         </w:tc>
         <w:tc>
@@ -9114,14 +8807,12 @@
                 <w:szCs w:val="20"/>
               </w:rPr>
             </w:pPr>
-            <w:proofErr w:type="spellStart"/>
             <w:r>
               <w:rPr>
                 <w:rFonts w:ascii="Arial" w:hAnsi="Arial" w:cs="Arial"/>
               </w:rPr>
               <w:t>datetime</w:t>
             </w:r>
-            <w:proofErr w:type="spellEnd"/>
           </w:p>
         </w:tc>
         <w:tc>
@@ -9239,10 +8930,8 @@
                 <w:sz w:val="20"/>
                 <w:szCs w:val="20"/>
               </w:rPr>
-              <w:lastRenderedPageBreak/>
               <w:t xml:space="preserve">Plik: </w:t>
             </w:r>
-            <w:proofErr w:type="spellStart"/>
             <w:r>
               <w:rPr>
                 <w:szCs w:val="20"/>
@@ -9250,7 +8939,13 @@
               </w:rPr>
               <w:t>station_list</w:t>
             </w:r>
-            <w:proofErr w:type="spellEnd"/>
+            <w:r>
+              <w:rPr>
+                <w:szCs w:val="20"/>
+                <w:lang w:val="en-US"/>
+              </w:rPr>
+              <w:t>.csv</w:t>
+            </w:r>
           </w:p>
         </w:tc>
       </w:tr>
@@ -9440,7 +9135,6 @@
                 <w:szCs w:val="20"/>
               </w:rPr>
             </w:pPr>
-            <w:proofErr w:type="spellStart"/>
             <w:r>
               <w:rPr>
                 <w:rStyle w:val="HTML-kod"/>
@@ -9448,7 +9142,6 @@
               </w:rPr>
               <w:t>station_id</w:t>
             </w:r>
-            <w:proofErr w:type="spellEnd"/>
           </w:p>
         </w:tc>
         <w:tc>
@@ -9463,7 +9156,6 @@
                 <w:szCs w:val="20"/>
               </w:rPr>
             </w:pPr>
-            <w:proofErr w:type="spellStart"/>
             <w:r>
               <w:rPr>
                 <w:rFonts w:asciiTheme="minorHAnsi" w:hAnsiTheme="minorHAnsi" w:cstheme="minorHAnsi"/>
@@ -9472,7 +9164,6 @@
               </w:rPr>
               <w:t>integer</w:t>
             </w:r>
-            <w:proofErr w:type="spellEnd"/>
           </w:p>
         </w:tc>
         <w:tc>
@@ -9499,31 +9190,7 @@
                 <w:sz w:val="20"/>
                 <w:szCs w:val="20"/>
               </w:rPr>
-              <w:t xml:space="preserve">Wartości od </w:t>
-            </w:r>
-            <w:r>
-              <w:rPr>
-                <w:rFonts w:asciiTheme="minorHAnsi" w:hAnsiTheme="minorHAnsi" w:cstheme="minorHAnsi"/>
-                <w:sz w:val="20"/>
-                <w:szCs w:val="20"/>
-              </w:rPr>
-              <w:t>30200</w:t>
-            </w:r>
-            <w:r>
-              <w:rPr>
-                <w:rFonts w:asciiTheme="minorHAnsi" w:hAnsiTheme="minorHAnsi" w:cstheme="minorHAnsi"/>
-                <w:sz w:val="20"/>
-                <w:szCs w:val="20"/>
-              </w:rPr>
-              <w:t xml:space="preserve"> do </w:t>
-            </w:r>
-            <w:r>
-              <w:rPr>
-                <w:rFonts w:asciiTheme="minorHAnsi" w:hAnsiTheme="minorHAnsi" w:cstheme="minorHAnsi"/>
-                <w:sz w:val="20"/>
-                <w:szCs w:val="20"/>
-              </w:rPr>
-              <w:t>33200</w:t>
+              <w:t>Wartości od 30200 do 33200</w:t>
             </w:r>
           </w:p>
         </w:tc>
@@ -9598,7 +9265,6 @@
                 <w:szCs w:val="20"/>
               </w:rPr>
             </w:pPr>
-            <w:proofErr w:type="spellStart"/>
             <w:r>
               <w:rPr>
                 <w:rStyle w:val="HTML-kod"/>
@@ -9606,7 +9272,6 @@
               </w:rPr>
               <w:t>station_name</w:t>
             </w:r>
-            <w:proofErr w:type="spellEnd"/>
           </w:p>
         </w:tc>
         <w:tc>
@@ -9749,7 +9414,6 @@
               </w:rPr>
               <w:t xml:space="preserve">Plik: </w:t>
             </w:r>
-            <w:proofErr w:type="spellStart"/>
             <w:r>
               <w:rPr>
                 <w:rFonts w:asciiTheme="minorHAnsi" w:hAnsiTheme="minorHAnsi" w:cstheme="minorHAnsi"/>
@@ -9758,7 +9422,14 @@
               </w:rPr>
               <w:t>usage_frequency</w:t>
             </w:r>
-            <w:proofErr w:type="spellEnd"/>
+            <w:r>
+              <w:rPr>
+                <w:rFonts w:asciiTheme="minorHAnsi" w:hAnsiTheme="minorHAnsi" w:cstheme="minorHAnsi"/>
+                <w:szCs w:val="20"/>
+                <w:lang w:val="en-US"/>
+              </w:rPr>
+              <w:t>.csv</w:t>
+            </w:r>
           </w:p>
         </w:tc>
       </w:tr>
@@ -9958,7 +9629,6 @@
                 <w:szCs w:val="20"/>
               </w:rPr>
             </w:pPr>
-            <w:proofErr w:type="spellStart"/>
             <w:r>
               <w:rPr>
                 <w:rStyle w:val="HTML-kod"/>
@@ -9966,7 +9636,6 @@
               </w:rPr>
               <w:t>date</w:t>
             </w:r>
-            <w:proofErr w:type="spellEnd"/>
           </w:p>
         </w:tc>
         <w:tc>
@@ -9981,14 +9650,12 @@
                 <w:szCs w:val="20"/>
               </w:rPr>
             </w:pPr>
-            <w:proofErr w:type="spellStart"/>
             <w:r>
               <w:rPr>
                 <w:rFonts w:asciiTheme="minorHAnsi" w:hAnsiTheme="minorHAnsi" w:cstheme="minorHAnsi"/>
               </w:rPr>
               <w:t>date</w:t>
             </w:r>
-            <w:proofErr w:type="spellEnd"/>
           </w:p>
         </w:tc>
         <w:tc>
@@ -10044,6 +9711,14 @@
                 <w:szCs w:val="20"/>
               </w:rPr>
               <w:t xml:space="preserve">Brak wartości NULL, </w:t>
+            </w:r>
+            <w:r>
+              <w:rPr>
+                <w:rFonts w:asciiTheme="minorHAnsi" w:hAnsiTheme="minorHAnsi" w:cstheme="minorHAnsi"/>
+                <w:sz w:val="20"/>
+                <w:szCs w:val="20"/>
+              </w:rPr>
+              <w:t>wszystkie wartości mieszczą się w dozwolonym zakresie.</w:t>
             </w:r>
           </w:p>
         </w:tc>
@@ -10082,7 +9757,6 @@
                 <w:szCs w:val="20"/>
               </w:rPr>
             </w:pPr>
-            <w:proofErr w:type="spellStart"/>
             <w:r>
               <w:rPr>
                 <w:rStyle w:val="HTML-kod"/>
@@ -10090,7 +9764,6 @@
               </w:rPr>
               <w:t>dropoff_counts</w:t>
             </w:r>
-            <w:proofErr w:type="spellEnd"/>
           </w:p>
         </w:tc>
         <w:tc>
@@ -10105,14 +9778,12 @@
                 <w:szCs w:val="20"/>
               </w:rPr>
             </w:pPr>
-            <w:proofErr w:type="spellStart"/>
             <w:r>
               <w:rPr>
                 <w:rFonts w:asciiTheme="minorHAnsi" w:hAnsiTheme="minorHAnsi" w:cstheme="minorHAnsi"/>
               </w:rPr>
               <w:t>int</w:t>
             </w:r>
-            <w:proofErr w:type="spellEnd"/>
           </w:p>
         </w:tc>
         <w:tc>
@@ -10133,16 +9804,14 @@
                 <w:szCs w:val="20"/>
               </w:rPr>
             </w:pPr>
-            <w:proofErr w:type="spellStart"/>
-            <w:r>
-              <w:rPr>
-                <w:rFonts w:asciiTheme="minorHAnsi" w:hAnsiTheme="minorHAnsi" w:cstheme="minorHAnsi"/>
-                <w:sz w:val="20"/>
-                <w:szCs w:val="20"/>
-              </w:rPr>
-              <w:t>todo</w:t>
-            </w:r>
-            <w:proofErr w:type="spellEnd"/>
+            <w:r>
+              <w:rPr>
+                <w:rFonts w:asciiTheme="minorHAnsi" w:hAnsiTheme="minorHAnsi" w:cstheme="minorHAnsi"/>
+                <w:sz w:val="20"/>
+                <w:szCs w:val="20"/>
+              </w:rPr>
+              <w:t>Wartości od 0 do 460</w:t>
+            </w:r>
           </w:p>
         </w:tc>
         <w:tc>
@@ -10207,7 +9876,6 @@
                 <w:rFonts w:asciiTheme="minorHAnsi" w:eastAsia="Calibri" w:hAnsiTheme="minorHAnsi" w:cstheme="minorHAnsi"/>
               </w:rPr>
             </w:pPr>
-            <w:proofErr w:type="spellStart"/>
             <w:r>
               <w:rPr>
                 <w:rStyle w:val="HTML-kod"/>
@@ -10215,7 +9883,6 @@
               </w:rPr>
               <w:t>pickup_counts</w:t>
             </w:r>
-            <w:proofErr w:type="spellEnd"/>
           </w:p>
         </w:tc>
         <w:tc>
@@ -10228,14 +9895,12 @@
                 <w:rFonts w:asciiTheme="minorHAnsi" w:hAnsiTheme="minorHAnsi" w:cstheme="minorHAnsi"/>
               </w:rPr>
             </w:pPr>
-            <w:proofErr w:type="spellStart"/>
             <w:r>
               <w:rPr>
                 <w:rFonts w:asciiTheme="minorHAnsi" w:hAnsiTheme="minorHAnsi" w:cstheme="minorHAnsi"/>
               </w:rPr>
               <w:t>int</w:t>
             </w:r>
-            <w:proofErr w:type="spellEnd"/>
           </w:p>
         </w:tc>
         <w:tc>
@@ -10328,7 +9993,6 @@
                 <w:rFonts w:asciiTheme="minorHAnsi" w:eastAsia="Calibri" w:hAnsiTheme="minorHAnsi" w:cstheme="minorHAnsi"/>
               </w:rPr>
             </w:pPr>
-            <w:proofErr w:type="spellStart"/>
             <w:r>
               <w:rPr>
                 <w:rStyle w:val="HTML-kod"/>
@@ -10336,7 +10000,6 @@
               </w:rPr>
               <w:t>station_name</w:t>
             </w:r>
-            <w:proofErr w:type="spellEnd"/>
           </w:p>
         </w:tc>
         <w:tc>
@@ -10416,6 +10079,4104 @@
       </w:tr>
     </w:tbl>
     <w:p/>
+    <w:tbl>
+      <w:tblPr>
+        <w:tblW w:w="10035" w:type="dxa"/>
+        <w:tblInd w:w="-120" w:type="dxa"/>
+        <w:tblBorders>
+          <w:top w:val="single" w:sz="6" w:space="0" w:color="000000"/>
+          <w:left w:val="single" w:sz="6" w:space="0" w:color="000000"/>
+          <w:bottom w:val="single" w:sz="6" w:space="0" w:color="000000"/>
+          <w:right w:val="single" w:sz="6" w:space="0" w:color="000000"/>
+          <w:insideH w:val="single" w:sz="6" w:space="0" w:color="000000"/>
+          <w:insideV w:val="single" w:sz="6" w:space="0" w:color="000000"/>
+        </w:tblBorders>
+        <w:tblLayout w:type="fixed"/>
+        <w:tblLook w:val="0400" w:firstRow="0" w:lastRow="0" w:firstColumn="0" w:lastColumn="0" w:noHBand="0" w:noVBand="1"/>
+      </w:tblPr>
+      <w:tblGrid>
+        <w:gridCol w:w="645"/>
+        <w:gridCol w:w="1620"/>
+        <w:gridCol w:w="1335"/>
+        <w:gridCol w:w="1615"/>
+        <w:gridCol w:w="4820"/>
+      </w:tblGrid>
+      <w:tr>
+        <w:trPr>
+          <w:trHeight w:val="280"/>
+        </w:trPr>
+        <w:tc>
+          <w:tcPr>
+            <w:tcW w:w="10035" w:type="dxa"/>
+            <w:gridSpan w:val="5"/>
+            <w:tcBorders>
+              <w:top w:val="single" w:sz="6" w:space="0" w:color="000000"/>
+              <w:left w:val="single" w:sz="6" w:space="0" w:color="000000"/>
+              <w:bottom w:val="single" w:sz="6" w:space="0" w:color="000000"/>
+              <w:right w:val="single" w:sz="6" w:space="0" w:color="000000"/>
+            </w:tcBorders>
+            <w:vAlign w:val="center"/>
+            <w:hideMark/>
+          </w:tcPr>
+          <w:p>
+            <w:pPr>
+              <w:rPr>
+                <w:rFonts w:asciiTheme="minorHAnsi" w:hAnsiTheme="minorHAnsi" w:cstheme="minorHAnsi"/>
+                <w:sz w:val="20"/>
+                <w:szCs w:val="20"/>
+              </w:rPr>
+            </w:pPr>
+            <w:r>
+              <w:rPr>
+                <w:rFonts w:asciiTheme="minorHAnsi" w:hAnsiTheme="minorHAnsi" w:cstheme="minorHAnsi"/>
+                <w:sz w:val="20"/>
+                <w:szCs w:val="20"/>
+              </w:rPr>
+              <w:t xml:space="preserve">Plik: </w:t>
+            </w:r>
+            <w:r>
+              <w:rPr>
+                <w:rFonts w:asciiTheme="minorHAnsi" w:hAnsiTheme="minorHAnsi" w:cstheme="minorHAnsi"/>
+                <w:szCs w:val="20"/>
+                <w:lang w:val="en-US"/>
+              </w:rPr>
+              <w:t>weather.csv</w:t>
+            </w:r>
+          </w:p>
+        </w:tc>
+      </w:tr>
+      <w:tr>
+        <w:trPr>
+          <w:trHeight w:val="280"/>
+        </w:trPr>
+        <w:tc>
+          <w:tcPr>
+            <w:tcW w:w="645" w:type="dxa"/>
+            <w:tcBorders>
+              <w:top w:val="single" w:sz="6" w:space="0" w:color="000000"/>
+              <w:left w:val="single" w:sz="6" w:space="0" w:color="000000"/>
+              <w:bottom w:val="single" w:sz="6" w:space="0" w:color="000000"/>
+              <w:right w:val="single" w:sz="6" w:space="0" w:color="000000"/>
+            </w:tcBorders>
+            <w:vAlign w:val="center"/>
+            <w:hideMark/>
+          </w:tcPr>
+          <w:p>
+            <w:pPr>
+              <w:rPr>
+                <w:rFonts w:asciiTheme="minorHAnsi" w:hAnsiTheme="minorHAnsi" w:cstheme="minorHAnsi"/>
+                <w:b/>
+                <w:sz w:val="20"/>
+                <w:szCs w:val="20"/>
+              </w:rPr>
+            </w:pPr>
+            <w:r>
+              <w:rPr>
+                <w:rFonts w:asciiTheme="minorHAnsi" w:hAnsiTheme="minorHAnsi" w:cstheme="minorHAnsi"/>
+                <w:b/>
+                <w:sz w:val="20"/>
+                <w:szCs w:val="20"/>
+              </w:rPr>
+              <w:t>Lp.</w:t>
+            </w:r>
+          </w:p>
+        </w:tc>
+        <w:tc>
+          <w:tcPr>
+            <w:tcW w:w="1620" w:type="dxa"/>
+            <w:tcBorders>
+              <w:top w:val="single" w:sz="6" w:space="0" w:color="000000"/>
+              <w:left w:val="single" w:sz="6" w:space="0" w:color="000000"/>
+              <w:bottom w:val="single" w:sz="6" w:space="0" w:color="000000"/>
+              <w:right w:val="single" w:sz="6" w:space="0" w:color="000000"/>
+            </w:tcBorders>
+            <w:vAlign w:val="center"/>
+            <w:hideMark/>
+          </w:tcPr>
+          <w:p>
+            <w:pPr>
+              <w:rPr>
+                <w:rFonts w:asciiTheme="minorHAnsi" w:hAnsiTheme="minorHAnsi" w:cstheme="minorHAnsi"/>
+                <w:b/>
+                <w:sz w:val="20"/>
+                <w:szCs w:val="20"/>
+              </w:rPr>
+            </w:pPr>
+            <w:r>
+              <w:rPr>
+                <w:rFonts w:asciiTheme="minorHAnsi" w:hAnsiTheme="minorHAnsi" w:cstheme="minorHAnsi"/>
+                <w:b/>
+                <w:sz w:val="20"/>
+                <w:szCs w:val="20"/>
+              </w:rPr>
+              <w:t xml:space="preserve">Atrybut </w:t>
+            </w:r>
+          </w:p>
+        </w:tc>
+        <w:tc>
+          <w:tcPr>
+            <w:tcW w:w="1335" w:type="dxa"/>
+            <w:tcBorders>
+              <w:top w:val="single" w:sz="6" w:space="0" w:color="000000"/>
+              <w:left w:val="single" w:sz="6" w:space="0" w:color="000000"/>
+              <w:bottom w:val="single" w:sz="6" w:space="0" w:color="000000"/>
+              <w:right w:val="single" w:sz="6" w:space="0" w:color="000000"/>
+            </w:tcBorders>
+            <w:hideMark/>
+          </w:tcPr>
+          <w:p>
+            <w:pPr>
+              <w:rPr>
+                <w:rFonts w:asciiTheme="minorHAnsi" w:hAnsiTheme="minorHAnsi" w:cstheme="minorHAnsi"/>
+                <w:b/>
+                <w:sz w:val="20"/>
+                <w:szCs w:val="20"/>
+              </w:rPr>
+            </w:pPr>
+            <w:r>
+              <w:rPr>
+                <w:rFonts w:asciiTheme="minorHAnsi" w:hAnsiTheme="minorHAnsi" w:cstheme="minorHAnsi"/>
+                <w:b/>
+                <w:sz w:val="20"/>
+                <w:szCs w:val="20"/>
+              </w:rPr>
+              <w:t>Typ danych</w:t>
+            </w:r>
+          </w:p>
+        </w:tc>
+        <w:tc>
+          <w:tcPr>
+            <w:tcW w:w="1615" w:type="dxa"/>
+            <w:tcBorders>
+              <w:top w:val="single" w:sz="6" w:space="0" w:color="000000"/>
+              <w:left w:val="single" w:sz="6" w:space="0" w:color="000000"/>
+              <w:bottom w:val="single" w:sz="6" w:space="0" w:color="000000"/>
+              <w:right w:val="single" w:sz="6" w:space="0" w:color="000000"/>
+            </w:tcBorders>
+            <w:hideMark/>
+          </w:tcPr>
+          <w:p>
+            <w:pPr>
+              <w:rPr>
+                <w:rFonts w:asciiTheme="minorHAnsi" w:hAnsiTheme="minorHAnsi" w:cstheme="minorHAnsi"/>
+                <w:b/>
+                <w:sz w:val="20"/>
+                <w:szCs w:val="20"/>
+              </w:rPr>
+            </w:pPr>
+            <w:r>
+              <w:rPr>
+                <w:rFonts w:asciiTheme="minorHAnsi" w:hAnsiTheme="minorHAnsi" w:cstheme="minorHAnsi"/>
+                <w:b/>
+                <w:sz w:val="20"/>
+                <w:szCs w:val="20"/>
+              </w:rPr>
+              <w:t>Zakres wartości</w:t>
+            </w:r>
+          </w:p>
+        </w:tc>
+        <w:tc>
+          <w:tcPr>
+            <w:tcW w:w="4820" w:type="dxa"/>
+            <w:tcBorders>
+              <w:top w:val="single" w:sz="6" w:space="0" w:color="000000"/>
+              <w:left w:val="single" w:sz="6" w:space="0" w:color="000000"/>
+              <w:bottom w:val="single" w:sz="6" w:space="0" w:color="000000"/>
+              <w:right w:val="single" w:sz="6" w:space="0" w:color="000000"/>
+            </w:tcBorders>
+            <w:hideMark/>
+          </w:tcPr>
+          <w:p>
+            <w:pPr>
+              <w:rPr>
+                <w:rFonts w:asciiTheme="minorHAnsi" w:hAnsiTheme="minorHAnsi" w:cstheme="minorHAnsi"/>
+                <w:b/>
+                <w:sz w:val="20"/>
+                <w:szCs w:val="20"/>
+              </w:rPr>
+            </w:pPr>
+            <w:r>
+              <w:rPr>
+                <w:rFonts w:asciiTheme="minorHAnsi" w:hAnsiTheme="minorHAnsi" w:cstheme="minorHAnsi"/>
+                <w:b/>
+                <w:sz w:val="20"/>
+                <w:szCs w:val="20"/>
+              </w:rPr>
+              <w:t>Uwagi - ocena jakości danych</w:t>
+            </w:r>
+          </w:p>
+        </w:tc>
+      </w:tr>
+      <w:tr>
+        <w:trPr>
+          <w:trHeight w:val="280"/>
+        </w:trPr>
+        <w:tc>
+          <w:tcPr>
+            <w:tcW w:w="645" w:type="dxa"/>
+          </w:tcPr>
+          <w:p>
+            <w:pPr>
+              <w:numPr>
+                <w:ilvl w:val="0"/>
+                <w:numId w:val="25"/>
+              </w:numPr>
+              <w:rPr>
+                <w:rFonts w:asciiTheme="minorHAnsi" w:hAnsiTheme="minorHAnsi" w:cstheme="minorHAnsi"/>
+                <w:sz w:val="20"/>
+                <w:szCs w:val="20"/>
+              </w:rPr>
+            </w:pPr>
+          </w:p>
+        </w:tc>
+        <w:tc>
+          <w:tcPr>
+            <w:tcW w:w="1620" w:type="dxa"/>
+          </w:tcPr>
+          <w:p>
+            <w:pPr>
+              <w:rPr>
+                <w:rFonts w:asciiTheme="minorHAnsi" w:hAnsiTheme="minorHAnsi" w:cstheme="minorHAnsi"/>
+                <w:sz w:val="20"/>
+                <w:szCs w:val="20"/>
+              </w:rPr>
+            </w:pPr>
+            <w:r>
+              <w:rPr>
+                <w:rFonts w:asciiTheme="minorHAnsi" w:hAnsiTheme="minorHAnsi" w:cstheme="minorHAnsi"/>
+              </w:rPr>
+              <w:t>name</w:t>
+            </w:r>
+          </w:p>
+        </w:tc>
+        <w:tc>
+          <w:tcPr>
+            <w:tcW w:w="1335" w:type="dxa"/>
+          </w:tcPr>
+          <w:p>
+            <w:pPr>
+              <w:rPr>
+                <w:rFonts w:asciiTheme="minorHAnsi" w:hAnsiTheme="minorHAnsi" w:cstheme="minorHAnsi"/>
+                <w:sz w:val="20"/>
+                <w:szCs w:val="20"/>
+              </w:rPr>
+            </w:pPr>
+            <w:r>
+              <w:rPr>
+                <w:rFonts w:asciiTheme="minorHAnsi" w:hAnsiTheme="minorHAnsi" w:cstheme="minorHAnsi"/>
+              </w:rPr>
+              <w:t>string</w:t>
+            </w:r>
+          </w:p>
+        </w:tc>
+        <w:tc>
+          <w:tcPr>
+            <w:tcW w:w="1615" w:type="dxa"/>
+            <w:tcBorders>
+              <w:top w:val="single" w:sz="6" w:space="0" w:color="000000"/>
+              <w:left w:val="single" w:sz="6" w:space="0" w:color="000000"/>
+              <w:bottom w:val="single" w:sz="6" w:space="0" w:color="000000"/>
+              <w:right w:val="single" w:sz="6" w:space="0" w:color="000000"/>
+            </w:tcBorders>
+          </w:tcPr>
+          <w:p>
+            <w:pPr>
+              <w:rPr>
+                <w:rFonts w:asciiTheme="minorHAnsi" w:hAnsiTheme="minorHAnsi" w:cstheme="minorHAnsi"/>
+                <w:sz w:val="20"/>
+                <w:szCs w:val="20"/>
+              </w:rPr>
+            </w:pPr>
+            <w:r>
+              <w:rPr>
+                <w:rFonts w:asciiTheme="minorHAnsi" w:hAnsiTheme="minorHAnsi" w:cstheme="minorHAnsi"/>
+                <w:sz w:val="20"/>
+                <w:szCs w:val="20"/>
+              </w:rPr>
+              <w:t>Występuje jedynie wartość: „Washington,DC,USA”</w:t>
+            </w:r>
+          </w:p>
+        </w:tc>
+        <w:tc>
+          <w:tcPr>
+            <w:tcW w:w="4820" w:type="dxa"/>
+            <w:tcBorders>
+              <w:top w:val="single" w:sz="6" w:space="0" w:color="000000"/>
+              <w:left w:val="single" w:sz="6" w:space="0" w:color="000000"/>
+              <w:bottom w:val="single" w:sz="6" w:space="0" w:color="000000"/>
+              <w:right w:val="single" w:sz="6" w:space="0" w:color="000000"/>
+            </w:tcBorders>
+          </w:tcPr>
+          <w:p>
+            <w:pPr>
+              <w:rPr>
+                <w:rFonts w:asciiTheme="minorHAnsi" w:hAnsiTheme="minorHAnsi" w:cstheme="minorHAnsi"/>
+                <w:sz w:val="20"/>
+                <w:szCs w:val="20"/>
+              </w:rPr>
+            </w:pPr>
+            <w:r>
+              <w:rPr>
+                <w:rFonts w:asciiTheme="minorHAnsi" w:hAnsiTheme="minorHAnsi" w:cstheme="minorHAnsi"/>
+                <w:sz w:val="20"/>
+                <w:szCs w:val="20"/>
+              </w:rPr>
+              <w:t>Brak wartości NULL, wszystkie wartości takie same</w:t>
+            </w:r>
+            <w:r>
+              <w:rPr>
+                <w:rFonts w:asciiTheme="minorHAnsi" w:hAnsiTheme="minorHAnsi" w:cstheme="minorHAnsi"/>
+                <w:sz w:val="20"/>
+                <w:szCs w:val="20"/>
+              </w:rPr>
+              <w:t>, niska przydatność przy analizie wybranych aspektów dziedziny.</w:t>
+            </w:r>
+          </w:p>
+        </w:tc>
+      </w:tr>
+      <w:tr>
+        <w:trPr>
+          <w:trHeight w:val="280"/>
+        </w:trPr>
+        <w:tc>
+          <w:tcPr>
+            <w:tcW w:w="645" w:type="dxa"/>
+          </w:tcPr>
+          <w:p>
+            <w:pPr>
+              <w:numPr>
+                <w:ilvl w:val="0"/>
+                <w:numId w:val="25"/>
+              </w:numPr>
+              <w:rPr>
+                <w:rFonts w:asciiTheme="minorHAnsi" w:hAnsiTheme="minorHAnsi" w:cstheme="minorHAnsi"/>
+                <w:sz w:val="20"/>
+                <w:szCs w:val="20"/>
+              </w:rPr>
+            </w:pPr>
+          </w:p>
+        </w:tc>
+        <w:tc>
+          <w:tcPr>
+            <w:tcW w:w="1620" w:type="dxa"/>
+          </w:tcPr>
+          <w:p>
+            <w:pPr>
+              <w:rPr>
+                <w:rFonts w:asciiTheme="minorHAnsi" w:hAnsiTheme="minorHAnsi" w:cstheme="minorHAnsi"/>
+                <w:sz w:val="20"/>
+                <w:szCs w:val="20"/>
+              </w:rPr>
+            </w:pPr>
+            <w:r>
+              <w:rPr>
+                <w:rFonts w:asciiTheme="minorHAnsi" w:hAnsiTheme="minorHAnsi" w:cstheme="minorHAnsi"/>
+              </w:rPr>
+              <w:t>datetime</w:t>
+            </w:r>
+          </w:p>
+        </w:tc>
+        <w:tc>
+          <w:tcPr>
+            <w:tcW w:w="1335" w:type="dxa"/>
+          </w:tcPr>
+          <w:p>
+            <w:pPr>
+              <w:rPr>
+                <w:rFonts w:asciiTheme="minorHAnsi" w:hAnsiTheme="minorHAnsi" w:cstheme="minorHAnsi"/>
+                <w:sz w:val="20"/>
+                <w:szCs w:val="20"/>
+              </w:rPr>
+            </w:pPr>
+            <w:r>
+              <w:rPr>
+                <w:rFonts w:asciiTheme="minorHAnsi" w:hAnsiTheme="minorHAnsi" w:cstheme="minorHAnsi"/>
+              </w:rPr>
+              <w:t>date</w:t>
+            </w:r>
+          </w:p>
+        </w:tc>
+        <w:tc>
+          <w:tcPr>
+            <w:tcW w:w="1615" w:type="dxa"/>
+            <w:tcBorders>
+              <w:top w:val="single" w:sz="6" w:space="0" w:color="000000"/>
+              <w:left w:val="single" w:sz="6" w:space="0" w:color="000000"/>
+              <w:bottom w:val="single" w:sz="6" w:space="0" w:color="000000"/>
+              <w:right w:val="single" w:sz="6" w:space="0" w:color="000000"/>
+            </w:tcBorders>
+          </w:tcPr>
+          <w:p>
+            <w:pPr>
+              <w:rPr>
+                <w:rFonts w:asciiTheme="minorHAnsi" w:hAnsiTheme="minorHAnsi" w:cstheme="minorHAnsi"/>
+                <w:sz w:val="20"/>
+                <w:szCs w:val="20"/>
+              </w:rPr>
+            </w:pPr>
+            <w:r>
+              <w:rPr>
+                <w:rFonts w:asciiTheme="minorHAnsi" w:hAnsiTheme="minorHAnsi" w:cstheme="minorHAnsi"/>
+                <w:sz w:val="20"/>
+                <w:szCs w:val="20"/>
+              </w:rPr>
+              <w:t>Zakres wartości od 01.05.2020 do 31.08.2024</w:t>
+            </w:r>
+          </w:p>
+        </w:tc>
+        <w:tc>
+          <w:tcPr>
+            <w:tcW w:w="4820" w:type="dxa"/>
+            <w:tcBorders>
+              <w:top w:val="single" w:sz="6" w:space="0" w:color="000000"/>
+              <w:left w:val="single" w:sz="6" w:space="0" w:color="000000"/>
+              <w:bottom w:val="single" w:sz="6" w:space="0" w:color="000000"/>
+              <w:right w:val="single" w:sz="6" w:space="0" w:color="000000"/>
+            </w:tcBorders>
+          </w:tcPr>
+          <w:p>
+            <w:pPr>
+              <w:rPr>
+                <w:rFonts w:asciiTheme="minorHAnsi" w:hAnsiTheme="minorHAnsi" w:cstheme="minorHAnsi"/>
+                <w:sz w:val="20"/>
+                <w:szCs w:val="20"/>
+              </w:rPr>
+            </w:pPr>
+            <w:r>
+              <w:rPr>
+                <w:rFonts w:asciiTheme="minorHAnsi" w:hAnsiTheme="minorHAnsi" w:cstheme="minorHAnsi"/>
+                <w:sz w:val="20"/>
+                <w:szCs w:val="20"/>
+              </w:rPr>
+              <w:t>Brak wartości NULL, wszystkie wartości mieszczą się w dozwolonym przedziale.</w:t>
+            </w:r>
+          </w:p>
+        </w:tc>
+      </w:tr>
+      <w:tr>
+        <w:trPr>
+          <w:trHeight w:val="280"/>
+        </w:trPr>
+        <w:tc>
+          <w:tcPr>
+            <w:tcW w:w="645" w:type="dxa"/>
+          </w:tcPr>
+          <w:p>
+            <w:pPr>
+              <w:numPr>
+                <w:ilvl w:val="0"/>
+                <w:numId w:val="25"/>
+              </w:numPr>
+              <w:rPr>
+                <w:rFonts w:asciiTheme="minorHAnsi" w:hAnsiTheme="minorHAnsi" w:cstheme="minorHAnsi"/>
+                <w:sz w:val="20"/>
+                <w:szCs w:val="20"/>
+              </w:rPr>
+            </w:pPr>
+          </w:p>
+        </w:tc>
+        <w:tc>
+          <w:tcPr>
+            <w:tcW w:w="1620" w:type="dxa"/>
+          </w:tcPr>
+          <w:p>
+            <w:pPr>
+              <w:rPr>
+                <w:rStyle w:val="HTML-kod"/>
+                <w:rFonts w:asciiTheme="minorHAnsi" w:eastAsia="Calibri" w:hAnsiTheme="minorHAnsi" w:cstheme="minorHAnsi"/>
+              </w:rPr>
+            </w:pPr>
+            <w:r>
+              <w:rPr>
+                <w:rFonts w:asciiTheme="minorHAnsi" w:hAnsiTheme="minorHAnsi" w:cstheme="minorHAnsi"/>
+              </w:rPr>
+              <w:t>tempmax</w:t>
+            </w:r>
+          </w:p>
+        </w:tc>
+        <w:tc>
+          <w:tcPr>
+            <w:tcW w:w="1335" w:type="dxa"/>
+          </w:tcPr>
+          <w:p>
+            <w:pPr>
+              <w:rPr>
+                <w:rFonts w:asciiTheme="minorHAnsi" w:hAnsiTheme="minorHAnsi" w:cstheme="minorHAnsi"/>
+              </w:rPr>
+            </w:pPr>
+            <w:r>
+              <w:rPr>
+                <w:rFonts w:asciiTheme="minorHAnsi" w:hAnsiTheme="minorHAnsi" w:cstheme="minorHAnsi"/>
+              </w:rPr>
+              <w:t>float</w:t>
+            </w:r>
+          </w:p>
+        </w:tc>
+        <w:tc>
+          <w:tcPr>
+            <w:tcW w:w="1615" w:type="dxa"/>
+            <w:tcBorders>
+              <w:top w:val="single" w:sz="6" w:space="0" w:color="000000"/>
+              <w:left w:val="single" w:sz="6" w:space="0" w:color="000000"/>
+              <w:bottom w:val="single" w:sz="6" w:space="0" w:color="000000"/>
+              <w:right w:val="single" w:sz="6" w:space="0" w:color="000000"/>
+            </w:tcBorders>
+          </w:tcPr>
+          <w:p>
+            <w:pPr>
+              <w:rPr>
+                <w:rFonts w:asciiTheme="minorHAnsi" w:hAnsiTheme="minorHAnsi" w:cstheme="minorHAnsi"/>
+                <w:sz w:val="20"/>
+                <w:szCs w:val="20"/>
+              </w:rPr>
+            </w:pPr>
+            <w:r>
+              <w:rPr>
+                <w:rFonts w:asciiTheme="minorHAnsi" w:hAnsiTheme="minorHAnsi" w:cstheme="minorHAnsi"/>
+                <w:sz w:val="20"/>
+                <w:szCs w:val="20"/>
+              </w:rPr>
+              <w:t>Zakres wartości od -6,2 do 39,3</w:t>
+            </w:r>
+          </w:p>
+        </w:tc>
+        <w:tc>
+          <w:tcPr>
+            <w:tcW w:w="4820" w:type="dxa"/>
+            <w:tcBorders>
+              <w:top w:val="single" w:sz="6" w:space="0" w:color="000000"/>
+              <w:left w:val="single" w:sz="6" w:space="0" w:color="000000"/>
+              <w:bottom w:val="single" w:sz="6" w:space="0" w:color="000000"/>
+              <w:right w:val="single" w:sz="6" w:space="0" w:color="000000"/>
+            </w:tcBorders>
+          </w:tcPr>
+          <w:p>
+            <w:pPr>
+              <w:rPr>
+                <w:rFonts w:asciiTheme="minorHAnsi" w:hAnsiTheme="minorHAnsi" w:cstheme="minorHAnsi"/>
+                <w:sz w:val="20"/>
+                <w:szCs w:val="20"/>
+              </w:rPr>
+            </w:pPr>
+            <w:r>
+              <w:rPr>
+                <w:rFonts w:asciiTheme="minorHAnsi" w:hAnsiTheme="minorHAnsi" w:cstheme="minorHAnsi"/>
+                <w:sz w:val="20"/>
+                <w:szCs w:val="20"/>
+              </w:rPr>
+              <w:t>Brak wartości NULL, wszystkie wartości mieszczą się w dozwolonym przedziale.</w:t>
+            </w:r>
+          </w:p>
+        </w:tc>
+      </w:tr>
+      <w:tr>
+        <w:trPr>
+          <w:trHeight w:val="280"/>
+        </w:trPr>
+        <w:tc>
+          <w:tcPr>
+            <w:tcW w:w="645" w:type="dxa"/>
+          </w:tcPr>
+          <w:p>
+            <w:pPr>
+              <w:numPr>
+                <w:ilvl w:val="0"/>
+                <w:numId w:val="25"/>
+              </w:numPr>
+              <w:rPr>
+                <w:rFonts w:asciiTheme="minorHAnsi" w:hAnsiTheme="minorHAnsi" w:cstheme="minorHAnsi"/>
+                <w:sz w:val="20"/>
+                <w:szCs w:val="20"/>
+              </w:rPr>
+            </w:pPr>
+          </w:p>
+        </w:tc>
+        <w:tc>
+          <w:tcPr>
+            <w:tcW w:w="1620" w:type="dxa"/>
+          </w:tcPr>
+          <w:p>
+            <w:pPr>
+              <w:rPr>
+                <w:rStyle w:val="HTML-kod"/>
+                <w:rFonts w:asciiTheme="minorHAnsi" w:eastAsia="Calibri" w:hAnsiTheme="minorHAnsi" w:cstheme="minorHAnsi"/>
+              </w:rPr>
+            </w:pPr>
+            <w:r>
+              <w:rPr>
+                <w:rFonts w:asciiTheme="minorHAnsi" w:hAnsiTheme="minorHAnsi" w:cstheme="minorHAnsi"/>
+              </w:rPr>
+              <w:t>tempmin</w:t>
+            </w:r>
+          </w:p>
+        </w:tc>
+        <w:tc>
+          <w:tcPr>
+            <w:tcW w:w="1335" w:type="dxa"/>
+          </w:tcPr>
+          <w:p>
+            <w:pPr>
+              <w:rPr>
+                <w:rFonts w:asciiTheme="minorHAnsi" w:hAnsiTheme="minorHAnsi" w:cstheme="minorHAnsi"/>
+              </w:rPr>
+            </w:pPr>
+            <w:r>
+              <w:rPr>
+                <w:rFonts w:asciiTheme="minorHAnsi" w:hAnsiTheme="minorHAnsi" w:cstheme="minorHAnsi"/>
+              </w:rPr>
+              <w:t>float</w:t>
+            </w:r>
+          </w:p>
+        </w:tc>
+        <w:tc>
+          <w:tcPr>
+            <w:tcW w:w="1615" w:type="dxa"/>
+            <w:tcBorders>
+              <w:top w:val="single" w:sz="6" w:space="0" w:color="000000"/>
+              <w:left w:val="single" w:sz="6" w:space="0" w:color="000000"/>
+              <w:bottom w:val="single" w:sz="6" w:space="0" w:color="000000"/>
+              <w:right w:val="single" w:sz="6" w:space="0" w:color="000000"/>
+            </w:tcBorders>
+          </w:tcPr>
+          <w:p>
+            <w:pPr>
+              <w:rPr>
+                <w:rFonts w:asciiTheme="minorHAnsi" w:hAnsiTheme="minorHAnsi" w:cstheme="minorHAnsi"/>
+                <w:sz w:val="20"/>
+                <w:szCs w:val="20"/>
+              </w:rPr>
+            </w:pPr>
+            <w:r>
+              <w:rPr>
+                <w:rFonts w:asciiTheme="minorHAnsi" w:hAnsiTheme="minorHAnsi" w:cstheme="minorHAnsi"/>
+                <w:sz w:val="20"/>
+                <w:szCs w:val="20"/>
+              </w:rPr>
+              <w:t>Zakres wartości od -12,9 do 27,5</w:t>
+            </w:r>
+          </w:p>
+        </w:tc>
+        <w:tc>
+          <w:tcPr>
+            <w:tcW w:w="4820" w:type="dxa"/>
+            <w:tcBorders>
+              <w:top w:val="single" w:sz="6" w:space="0" w:color="000000"/>
+              <w:left w:val="single" w:sz="6" w:space="0" w:color="000000"/>
+              <w:bottom w:val="single" w:sz="6" w:space="0" w:color="000000"/>
+              <w:right w:val="single" w:sz="6" w:space="0" w:color="000000"/>
+            </w:tcBorders>
+          </w:tcPr>
+          <w:p>
+            <w:pPr>
+              <w:rPr>
+                <w:rFonts w:asciiTheme="minorHAnsi" w:hAnsiTheme="minorHAnsi" w:cstheme="minorHAnsi"/>
+                <w:sz w:val="20"/>
+                <w:szCs w:val="20"/>
+              </w:rPr>
+            </w:pPr>
+            <w:r>
+              <w:rPr>
+                <w:rFonts w:asciiTheme="minorHAnsi" w:hAnsiTheme="minorHAnsi" w:cstheme="minorHAnsi"/>
+                <w:sz w:val="20"/>
+                <w:szCs w:val="20"/>
+              </w:rPr>
+              <w:t>Brak wartości NULL, wszystkie wartości mieszczą się w dozwolonym przedziale.</w:t>
+            </w:r>
+          </w:p>
+        </w:tc>
+      </w:tr>
+      <w:tr>
+        <w:trPr>
+          <w:trHeight w:val="280"/>
+        </w:trPr>
+        <w:tc>
+          <w:tcPr>
+            <w:tcW w:w="645" w:type="dxa"/>
+          </w:tcPr>
+          <w:p>
+            <w:pPr>
+              <w:numPr>
+                <w:ilvl w:val="0"/>
+                <w:numId w:val="25"/>
+              </w:numPr>
+              <w:rPr>
+                <w:rFonts w:asciiTheme="minorHAnsi" w:hAnsiTheme="minorHAnsi" w:cstheme="minorHAnsi"/>
+                <w:sz w:val="20"/>
+                <w:szCs w:val="20"/>
+              </w:rPr>
+            </w:pPr>
+          </w:p>
+        </w:tc>
+        <w:tc>
+          <w:tcPr>
+            <w:tcW w:w="1620" w:type="dxa"/>
+          </w:tcPr>
+          <w:p>
+            <w:pPr>
+              <w:rPr>
+                <w:rStyle w:val="HTML-kod"/>
+                <w:rFonts w:asciiTheme="minorHAnsi" w:eastAsia="Calibri" w:hAnsiTheme="minorHAnsi" w:cstheme="minorHAnsi"/>
+              </w:rPr>
+            </w:pPr>
+            <w:r>
+              <w:rPr>
+                <w:rFonts w:asciiTheme="minorHAnsi" w:hAnsiTheme="minorHAnsi" w:cstheme="minorHAnsi"/>
+              </w:rPr>
+              <w:t>temp</w:t>
+            </w:r>
+          </w:p>
+        </w:tc>
+        <w:tc>
+          <w:tcPr>
+            <w:tcW w:w="1335" w:type="dxa"/>
+          </w:tcPr>
+          <w:p>
+            <w:pPr>
+              <w:rPr>
+                <w:rFonts w:asciiTheme="minorHAnsi" w:hAnsiTheme="minorHAnsi" w:cstheme="minorHAnsi"/>
+              </w:rPr>
+            </w:pPr>
+            <w:r>
+              <w:rPr>
+                <w:rFonts w:asciiTheme="minorHAnsi" w:hAnsiTheme="minorHAnsi" w:cstheme="minorHAnsi"/>
+              </w:rPr>
+              <w:t>float</w:t>
+            </w:r>
+          </w:p>
+        </w:tc>
+        <w:tc>
+          <w:tcPr>
+            <w:tcW w:w="1615" w:type="dxa"/>
+            <w:tcBorders>
+              <w:top w:val="single" w:sz="6" w:space="0" w:color="000000"/>
+              <w:left w:val="single" w:sz="6" w:space="0" w:color="000000"/>
+              <w:bottom w:val="single" w:sz="6" w:space="0" w:color="000000"/>
+              <w:right w:val="single" w:sz="6" w:space="0" w:color="000000"/>
+            </w:tcBorders>
+          </w:tcPr>
+          <w:p>
+            <w:pPr>
+              <w:rPr>
+                <w:rFonts w:asciiTheme="minorHAnsi" w:hAnsiTheme="minorHAnsi" w:cstheme="minorHAnsi"/>
+                <w:sz w:val="20"/>
+                <w:szCs w:val="20"/>
+              </w:rPr>
+            </w:pPr>
+            <w:r>
+              <w:rPr>
+                <w:rFonts w:asciiTheme="minorHAnsi" w:hAnsiTheme="minorHAnsi" w:cstheme="minorHAnsi"/>
+                <w:sz w:val="20"/>
+                <w:szCs w:val="20"/>
+              </w:rPr>
+              <w:t xml:space="preserve">Zakres wartości od </w:t>
+            </w:r>
+            <w:r>
+              <w:rPr>
+                <w:rFonts w:asciiTheme="minorHAnsi" w:hAnsiTheme="minorHAnsi" w:cstheme="minorHAnsi"/>
+                <w:sz w:val="20"/>
+                <w:szCs w:val="20"/>
+              </w:rPr>
+              <w:t>-9,7 do 32,7</w:t>
+            </w:r>
+          </w:p>
+        </w:tc>
+        <w:tc>
+          <w:tcPr>
+            <w:tcW w:w="4820" w:type="dxa"/>
+            <w:tcBorders>
+              <w:top w:val="single" w:sz="6" w:space="0" w:color="000000"/>
+              <w:left w:val="single" w:sz="6" w:space="0" w:color="000000"/>
+              <w:bottom w:val="single" w:sz="6" w:space="0" w:color="000000"/>
+              <w:right w:val="single" w:sz="6" w:space="0" w:color="000000"/>
+            </w:tcBorders>
+          </w:tcPr>
+          <w:p>
+            <w:pPr>
+              <w:rPr>
+                <w:rFonts w:asciiTheme="minorHAnsi" w:hAnsiTheme="minorHAnsi" w:cstheme="minorHAnsi"/>
+                <w:sz w:val="20"/>
+                <w:szCs w:val="20"/>
+              </w:rPr>
+            </w:pPr>
+            <w:r>
+              <w:rPr>
+                <w:rFonts w:asciiTheme="minorHAnsi" w:hAnsiTheme="minorHAnsi" w:cstheme="minorHAnsi"/>
+                <w:sz w:val="20"/>
+                <w:szCs w:val="20"/>
+              </w:rPr>
+              <w:t>Brak wartości NULL, wszystkie wartości mieszczą się w dozwolonym przedziale.</w:t>
+            </w:r>
+          </w:p>
+        </w:tc>
+      </w:tr>
+      <w:tr>
+        <w:trPr>
+          <w:trHeight w:val="280"/>
+        </w:trPr>
+        <w:tc>
+          <w:tcPr>
+            <w:tcW w:w="645" w:type="dxa"/>
+          </w:tcPr>
+          <w:p>
+            <w:pPr>
+              <w:numPr>
+                <w:ilvl w:val="0"/>
+                <w:numId w:val="25"/>
+              </w:numPr>
+              <w:rPr>
+                <w:rFonts w:asciiTheme="minorHAnsi" w:hAnsiTheme="minorHAnsi" w:cstheme="minorHAnsi"/>
+                <w:sz w:val="20"/>
+                <w:szCs w:val="20"/>
+              </w:rPr>
+            </w:pPr>
+          </w:p>
+        </w:tc>
+        <w:tc>
+          <w:tcPr>
+            <w:tcW w:w="1620" w:type="dxa"/>
+          </w:tcPr>
+          <w:p>
+            <w:pPr>
+              <w:rPr>
+                <w:rStyle w:val="HTML-kod"/>
+                <w:rFonts w:asciiTheme="minorHAnsi" w:eastAsia="Calibri" w:hAnsiTheme="minorHAnsi" w:cstheme="minorHAnsi"/>
+              </w:rPr>
+            </w:pPr>
+            <w:r>
+              <w:rPr>
+                <w:rFonts w:asciiTheme="minorHAnsi" w:hAnsiTheme="minorHAnsi" w:cstheme="minorHAnsi"/>
+              </w:rPr>
+              <w:t>feelslikemax</w:t>
+            </w:r>
+          </w:p>
+        </w:tc>
+        <w:tc>
+          <w:tcPr>
+            <w:tcW w:w="1335" w:type="dxa"/>
+          </w:tcPr>
+          <w:p>
+            <w:pPr>
+              <w:rPr>
+                <w:rFonts w:asciiTheme="minorHAnsi" w:hAnsiTheme="minorHAnsi" w:cstheme="minorHAnsi"/>
+              </w:rPr>
+            </w:pPr>
+            <w:r>
+              <w:rPr>
+                <w:rFonts w:asciiTheme="minorHAnsi" w:hAnsiTheme="minorHAnsi" w:cstheme="minorHAnsi"/>
+              </w:rPr>
+              <w:t>float</w:t>
+            </w:r>
+          </w:p>
+        </w:tc>
+        <w:tc>
+          <w:tcPr>
+            <w:tcW w:w="1615" w:type="dxa"/>
+            <w:tcBorders>
+              <w:top w:val="single" w:sz="6" w:space="0" w:color="000000"/>
+              <w:left w:val="single" w:sz="6" w:space="0" w:color="000000"/>
+              <w:bottom w:val="single" w:sz="6" w:space="0" w:color="000000"/>
+              <w:right w:val="single" w:sz="6" w:space="0" w:color="000000"/>
+            </w:tcBorders>
+          </w:tcPr>
+          <w:p>
+            <w:pPr>
+              <w:rPr>
+                <w:rFonts w:asciiTheme="minorHAnsi" w:hAnsiTheme="minorHAnsi" w:cstheme="minorHAnsi"/>
+                <w:sz w:val="20"/>
+                <w:szCs w:val="20"/>
+              </w:rPr>
+            </w:pPr>
+            <w:r>
+              <w:rPr>
+                <w:rFonts w:asciiTheme="minorHAnsi" w:hAnsiTheme="minorHAnsi" w:cstheme="minorHAnsi"/>
+                <w:sz w:val="20"/>
+                <w:szCs w:val="20"/>
+              </w:rPr>
+              <w:t>Zakres wartości od -11,1 do 43,4</w:t>
+            </w:r>
+          </w:p>
+        </w:tc>
+        <w:tc>
+          <w:tcPr>
+            <w:tcW w:w="4820" w:type="dxa"/>
+            <w:tcBorders>
+              <w:top w:val="single" w:sz="6" w:space="0" w:color="000000"/>
+              <w:left w:val="single" w:sz="6" w:space="0" w:color="000000"/>
+              <w:bottom w:val="single" w:sz="6" w:space="0" w:color="000000"/>
+              <w:right w:val="single" w:sz="6" w:space="0" w:color="000000"/>
+            </w:tcBorders>
+          </w:tcPr>
+          <w:p>
+            <w:pPr>
+              <w:rPr>
+                <w:rFonts w:asciiTheme="minorHAnsi" w:hAnsiTheme="minorHAnsi" w:cstheme="minorHAnsi"/>
+                <w:sz w:val="20"/>
+                <w:szCs w:val="20"/>
+              </w:rPr>
+            </w:pPr>
+            <w:r>
+              <w:rPr>
+                <w:rFonts w:asciiTheme="minorHAnsi" w:hAnsiTheme="minorHAnsi" w:cstheme="minorHAnsi"/>
+                <w:sz w:val="20"/>
+                <w:szCs w:val="20"/>
+              </w:rPr>
+              <w:t>Brak wartości NULL, wszystkie wartości mieszczą się w dozwolonym przedziale.</w:t>
+            </w:r>
+          </w:p>
+        </w:tc>
+      </w:tr>
+      <w:tr>
+        <w:trPr>
+          <w:trHeight w:val="280"/>
+        </w:trPr>
+        <w:tc>
+          <w:tcPr>
+            <w:tcW w:w="645" w:type="dxa"/>
+          </w:tcPr>
+          <w:p>
+            <w:pPr>
+              <w:numPr>
+                <w:ilvl w:val="0"/>
+                <w:numId w:val="25"/>
+              </w:numPr>
+              <w:rPr>
+                <w:rFonts w:asciiTheme="minorHAnsi" w:hAnsiTheme="minorHAnsi" w:cstheme="minorHAnsi"/>
+                <w:sz w:val="20"/>
+                <w:szCs w:val="20"/>
+              </w:rPr>
+            </w:pPr>
+          </w:p>
+        </w:tc>
+        <w:tc>
+          <w:tcPr>
+            <w:tcW w:w="1620" w:type="dxa"/>
+          </w:tcPr>
+          <w:p>
+            <w:pPr>
+              <w:rPr>
+                <w:rStyle w:val="HTML-kod"/>
+                <w:rFonts w:asciiTheme="minorHAnsi" w:eastAsia="Calibri" w:hAnsiTheme="minorHAnsi" w:cstheme="minorHAnsi"/>
+              </w:rPr>
+            </w:pPr>
+            <w:r>
+              <w:rPr>
+                <w:rFonts w:asciiTheme="minorHAnsi" w:hAnsiTheme="minorHAnsi" w:cstheme="minorHAnsi"/>
+              </w:rPr>
+              <w:t>feelslikemin</w:t>
+            </w:r>
+          </w:p>
+        </w:tc>
+        <w:tc>
+          <w:tcPr>
+            <w:tcW w:w="1335" w:type="dxa"/>
+          </w:tcPr>
+          <w:p>
+            <w:pPr>
+              <w:rPr>
+                <w:rFonts w:asciiTheme="minorHAnsi" w:hAnsiTheme="minorHAnsi" w:cstheme="minorHAnsi"/>
+              </w:rPr>
+            </w:pPr>
+            <w:r>
+              <w:rPr>
+                <w:rFonts w:asciiTheme="minorHAnsi" w:hAnsiTheme="minorHAnsi" w:cstheme="minorHAnsi"/>
+              </w:rPr>
+              <w:t>float</w:t>
+            </w:r>
+          </w:p>
+        </w:tc>
+        <w:tc>
+          <w:tcPr>
+            <w:tcW w:w="1615" w:type="dxa"/>
+            <w:tcBorders>
+              <w:top w:val="single" w:sz="6" w:space="0" w:color="000000"/>
+              <w:left w:val="single" w:sz="6" w:space="0" w:color="000000"/>
+              <w:bottom w:val="single" w:sz="6" w:space="0" w:color="000000"/>
+              <w:right w:val="single" w:sz="6" w:space="0" w:color="000000"/>
+            </w:tcBorders>
+          </w:tcPr>
+          <w:p>
+            <w:pPr>
+              <w:rPr>
+                <w:rFonts w:asciiTheme="minorHAnsi" w:hAnsiTheme="minorHAnsi" w:cstheme="minorHAnsi"/>
+                <w:sz w:val="20"/>
+                <w:szCs w:val="20"/>
+              </w:rPr>
+            </w:pPr>
+            <w:r>
+              <w:rPr>
+                <w:rFonts w:asciiTheme="minorHAnsi" w:hAnsiTheme="minorHAnsi" w:cstheme="minorHAnsi"/>
+                <w:sz w:val="20"/>
+                <w:szCs w:val="20"/>
+              </w:rPr>
+              <w:t>Zakres wartości od -20,2 do 31</w:t>
+            </w:r>
+          </w:p>
+        </w:tc>
+        <w:tc>
+          <w:tcPr>
+            <w:tcW w:w="4820" w:type="dxa"/>
+            <w:tcBorders>
+              <w:top w:val="single" w:sz="6" w:space="0" w:color="000000"/>
+              <w:left w:val="single" w:sz="6" w:space="0" w:color="000000"/>
+              <w:bottom w:val="single" w:sz="6" w:space="0" w:color="000000"/>
+              <w:right w:val="single" w:sz="6" w:space="0" w:color="000000"/>
+            </w:tcBorders>
+          </w:tcPr>
+          <w:p>
+            <w:pPr>
+              <w:rPr>
+                <w:rFonts w:asciiTheme="minorHAnsi" w:hAnsiTheme="minorHAnsi" w:cstheme="minorHAnsi"/>
+                <w:sz w:val="20"/>
+                <w:szCs w:val="20"/>
+              </w:rPr>
+            </w:pPr>
+            <w:r>
+              <w:rPr>
+                <w:rFonts w:asciiTheme="minorHAnsi" w:hAnsiTheme="minorHAnsi" w:cstheme="minorHAnsi"/>
+                <w:sz w:val="20"/>
+                <w:szCs w:val="20"/>
+              </w:rPr>
+              <w:t>Brak wartości NULL, wszystkie wartości mieszczą się w dozwolonym przedziale.</w:t>
+            </w:r>
+          </w:p>
+        </w:tc>
+      </w:tr>
+      <w:tr>
+        <w:trPr>
+          <w:trHeight w:val="280"/>
+        </w:trPr>
+        <w:tc>
+          <w:tcPr>
+            <w:tcW w:w="645" w:type="dxa"/>
+          </w:tcPr>
+          <w:p>
+            <w:pPr>
+              <w:numPr>
+                <w:ilvl w:val="0"/>
+                <w:numId w:val="25"/>
+              </w:numPr>
+              <w:rPr>
+                <w:rFonts w:asciiTheme="minorHAnsi" w:hAnsiTheme="minorHAnsi" w:cstheme="minorHAnsi"/>
+                <w:sz w:val="20"/>
+                <w:szCs w:val="20"/>
+              </w:rPr>
+            </w:pPr>
+          </w:p>
+        </w:tc>
+        <w:tc>
+          <w:tcPr>
+            <w:tcW w:w="1620" w:type="dxa"/>
+          </w:tcPr>
+          <w:p>
+            <w:pPr>
+              <w:rPr>
+                <w:rStyle w:val="HTML-kod"/>
+                <w:rFonts w:asciiTheme="minorHAnsi" w:eastAsia="Calibri" w:hAnsiTheme="minorHAnsi" w:cstheme="minorHAnsi"/>
+              </w:rPr>
+            </w:pPr>
+            <w:r>
+              <w:rPr>
+                <w:rFonts w:asciiTheme="minorHAnsi" w:hAnsiTheme="minorHAnsi" w:cstheme="minorHAnsi"/>
+              </w:rPr>
+              <w:t>feelslike</w:t>
+            </w:r>
+          </w:p>
+        </w:tc>
+        <w:tc>
+          <w:tcPr>
+            <w:tcW w:w="1335" w:type="dxa"/>
+          </w:tcPr>
+          <w:p>
+            <w:pPr>
+              <w:rPr>
+                <w:rFonts w:asciiTheme="minorHAnsi" w:hAnsiTheme="minorHAnsi" w:cstheme="minorHAnsi"/>
+              </w:rPr>
+            </w:pPr>
+            <w:r>
+              <w:rPr>
+                <w:rFonts w:asciiTheme="minorHAnsi" w:hAnsiTheme="minorHAnsi" w:cstheme="minorHAnsi"/>
+              </w:rPr>
+              <w:t>float</w:t>
+            </w:r>
+          </w:p>
+        </w:tc>
+        <w:tc>
+          <w:tcPr>
+            <w:tcW w:w="1615" w:type="dxa"/>
+            <w:tcBorders>
+              <w:top w:val="single" w:sz="6" w:space="0" w:color="auto"/>
+              <w:left w:val="single" w:sz="6" w:space="0" w:color="auto"/>
+              <w:bottom w:val="single" w:sz="6" w:space="0" w:color="auto"/>
+              <w:right w:val="single" w:sz="6" w:space="0" w:color="auto"/>
+            </w:tcBorders>
+            <w:vAlign w:val="center"/>
+          </w:tcPr>
+          <w:p>
+            <w:pPr>
+              <w:rPr>
+                <w:rFonts w:asciiTheme="minorHAnsi" w:hAnsiTheme="minorHAnsi" w:cstheme="minorHAnsi"/>
+                <w:sz w:val="20"/>
+                <w:szCs w:val="20"/>
+              </w:rPr>
+            </w:pPr>
+            <w:r>
+              <w:t>Zakres wartości od -16,4 do 36,3</w:t>
+            </w:r>
+          </w:p>
+        </w:tc>
+        <w:tc>
+          <w:tcPr>
+            <w:tcW w:w="4820" w:type="dxa"/>
+            <w:tcBorders>
+              <w:top w:val="single" w:sz="6" w:space="0" w:color="000000"/>
+              <w:left w:val="single" w:sz="6" w:space="0" w:color="000000"/>
+              <w:bottom w:val="single" w:sz="6" w:space="0" w:color="000000"/>
+              <w:right w:val="single" w:sz="6" w:space="0" w:color="000000"/>
+            </w:tcBorders>
+          </w:tcPr>
+          <w:p>
+            <w:pPr>
+              <w:rPr>
+                <w:rFonts w:asciiTheme="minorHAnsi" w:hAnsiTheme="minorHAnsi" w:cstheme="minorHAnsi"/>
+                <w:sz w:val="20"/>
+                <w:szCs w:val="20"/>
+              </w:rPr>
+            </w:pPr>
+            <w:r>
+              <w:rPr>
+                <w:rFonts w:asciiTheme="minorHAnsi" w:hAnsiTheme="minorHAnsi" w:cstheme="minorHAnsi"/>
+                <w:sz w:val="20"/>
+                <w:szCs w:val="20"/>
+              </w:rPr>
+              <w:t>Brak wartości NULL, wszystkie wartości mieszczą się w dozwolonym przedziale.</w:t>
+            </w:r>
+          </w:p>
+        </w:tc>
+      </w:tr>
+      <w:tr>
+        <w:trPr>
+          <w:trHeight w:val="280"/>
+        </w:trPr>
+        <w:tc>
+          <w:tcPr>
+            <w:tcW w:w="645" w:type="dxa"/>
+          </w:tcPr>
+          <w:p>
+            <w:pPr>
+              <w:numPr>
+                <w:ilvl w:val="0"/>
+                <w:numId w:val="25"/>
+              </w:numPr>
+              <w:rPr>
+                <w:rFonts w:asciiTheme="minorHAnsi" w:hAnsiTheme="minorHAnsi" w:cstheme="minorHAnsi"/>
+                <w:sz w:val="20"/>
+                <w:szCs w:val="20"/>
+              </w:rPr>
+            </w:pPr>
+          </w:p>
+        </w:tc>
+        <w:tc>
+          <w:tcPr>
+            <w:tcW w:w="1620" w:type="dxa"/>
+          </w:tcPr>
+          <w:p>
+            <w:pPr>
+              <w:rPr>
+                <w:rStyle w:val="HTML-kod"/>
+                <w:rFonts w:asciiTheme="minorHAnsi" w:eastAsia="Calibri" w:hAnsiTheme="minorHAnsi" w:cstheme="minorHAnsi"/>
+              </w:rPr>
+            </w:pPr>
+            <w:r>
+              <w:rPr>
+                <w:rFonts w:asciiTheme="minorHAnsi" w:hAnsiTheme="minorHAnsi" w:cstheme="minorHAnsi"/>
+              </w:rPr>
+              <w:t>dew</w:t>
+            </w:r>
+          </w:p>
+        </w:tc>
+        <w:tc>
+          <w:tcPr>
+            <w:tcW w:w="1335" w:type="dxa"/>
+          </w:tcPr>
+          <w:p>
+            <w:pPr>
+              <w:rPr>
+                <w:rFonts w:asciiTheme="minorHAnsi" w:hAnsiTheme="minorHAnsi" w:cstheme="minorHAnsi"/>
+              </w:rPr>
+            </w:pPr>
+            <w:r>
+              <w:rPr>
+                <w:rFonts w:asciiTheme="minorHAnsi" w:hAnsiTheme="minorHAnsi" w:cstheme="minorHAnsi"/>
+              </w:rPr>
+              <w:t>float</w:t>
+            </w:r>
+          </w:p>
+        </w:tc>
+        <w:tc>
+          <w:tcPr>
+            <w:tcW w:w="1615" w:type="dxa"/>
+            <w:tcBorders>
+              <w:top w:val="single" w:sz="6" w:space="0" w:color="auto"/>
+              <w:left w:val="single" w:sz="6" w:space="0" w:color="auto"/>
+              <w:bottom w:val="single" w:sz="6" w:space="0" w:color="auto"/>
+              <w:right w:val="single" w:sz="6" w:space="0" w:color="auto"/>
+            </w:tcBorders>
+            <w:vAlign w:val="center"/>
+          </w:tcPr>
+          <w:p>
+            <w:pPr>
+              <w:rPr>
+                <w:rFonts w:asciiTheme="minorHAnsi" w:hAnsiTheme="minorHAnsi" w:cstheme="minorHAnsi"/>
+                <w:sz w:val="20"/>
+                <w:szCs w:val="20"/>
+              </w:rPr>
+            </w:pPr>
+            <w:r>
+              <w:t>Zakres wartości od -19,2 do 24,2</w:t>
+            </w:r>
+          </w:p>
+        </w:tc>
+        <w:tc>
+          <w:tcPr>
+            <w:tcW w:w="4820" w:type="dxa"/>
+            <w:tcBorders>
+              <w:top w:val="single" w:sz="6" w:space="0" w:color="000000"/>
+              <w:left w:val="single" w:sz="6" w:space="0" w:color="000000"/>
+              <w:bottom w:val="single" w:sz="6" w:space="0" w:color="000000"/>
+              <w:right w:val="single" w:sz="6" w:space="0" w:color="000000"/>
+            </w:tcBorders>
+          </w:tcPr>
+          <w:p>
+            <w:pPr>
+              <w:rPr>
+                <w:rFonts w:asciiTheme="minorHAnsi" w:hAnsiTheme="minorHAnsi" w:cstheme="minorHAnsi"/>
+                <w:sz w:val="20"/>
+                <w:szCs w:val="20"/>
+              </w:rPr>
+            </w:pPr>
+            <w:r>
+              <w:rPr>
+                <w:rFonts w:asciiTheme="minorHAnsi" w:hAnsiTheme="minorHAnsi" w:cstheme="minorHAnsi"/>
+                <w:sz w:val="20"/>
+                <w:szCs w:val="20"/>
+              </w:rPr>
+              <w:t>Brak wartości NULL, wszystkie wartości mieszczą się w dozwolonym przedziale.</w:t>
+            </w:r>
+          </w:p>
+        </w:tc>
+      </w:tr>
+      <w:tr>
+        <w:trPr>
+          <w:trHeight w:val="280"/>
+        </w:trPr>
+        <w:tc>
+          <w:tcPr>
+            <w:tcW w:w="645" w:type="dxa"/>
+          </w:tcPr>
+          <w:p>
+            <w:pPr>
+              <w:numPr>
+                <w:ilvl w:val="0"/>
+                <w:numId w:val="25"/>
+              </w:numPr>
+              <w:rPr>
+                <w:rFonts w:asciiTheme="minorHAnsi" w:hAnsiTheme="minorHAnsi" w:cstheme="minorHAnsi"/>
+                <w:sz w:val="20"/>
+                <w:szCs w:val="20"/>
+              </w:rPr>
+            </w:pPr>
+          </w:p>
+        </w:tc>
+        <w:tc>
+          <w:tcPr>
+            <w:tcW w:w="1620" w:type="dxa"/>
+          </w:tcPr>
+          <w:p>
+            <w:pPr>
+              <w:rPr>
+                <w:rStyle w:val="HTML-kod"/>
+                <w:rFonts w:asciiTheme="minorHAnsi" w:eastAsia="Calibri" w:hAnsiTheme="minorHAnsi" w:cstheme="minorHAnsi"/>
+              </w:rPr>
+            </w:pPr>
+            <w:r>
+              <w:rPr>
+                <w:rFonts w:asciiTheme="minorHAnsi" w:hAnsiTheme="minorHAnsi" w:cstheme="minorHAnsi"/>
+              </w:rPr>
+              <w:t>humidity</w:t>
+            </w:r>
+          </w:p>
+        </w:tc>
+        <w:tc>
+          <w:tcPr>
+            <w:tcW w:w="1335" w:type="dxa"/>
+          </w:tcPr>
+          <w:p>
+            <w:pPr>
+              <w:rPr>
+                <w:rFonts w:asciiTheme="minorHAnsi" w:hAnsiTheme="minorHAnsi" w:cstheme="minorHAnsi"/>
+              </w:rPr>
+            </w:pPr>
+            <w:r>
+              <w:rPr>
+                <w:rFonts w:asciiTheme="minorHAnsi" w:hAnsiTheme="minorHAnsi" w:cstheme="minorHAnsi"/>
+              </w:rPr>
+              <w:t>float</w:t>
+            </w:r>
+          </w:p>
+        </w:tc>
+        <w:tc>
+          <w:tcPr>
+            <w:tcW w:w="1615" w:type="dxa"/>
+            <w:tcBorders>
+              <w:top w:val="single" w:sz="6" w:space="0" w:color="auto"/>
+              <w:left w:val="single" w:sz="6" w:space="0" w:color="auto"/>
+              <w:bottom w:val="single" w:sz="6" w:space="0" w:color="auto"/>
+              <w:right w:val="single" w:sz="6" w:space="0" w:color="auto"/>
+            </w:tcBorders>
+            <w:vAlign w:val="center"/>
+          </w:tcPr>
+          <w:p>
+            <w:pPr>
+              <w:rPr>
+                <w:rFonts w:asciiTheme="minorHAnsi" w:hAnsiTheme="minorHAnsi" w:cstheme="minorHAnsi"/>
+                <w:sz w:val="20"/>
+                <w:szCs w:val="20"/>
+              </w:rPr>
+            </w:pPr>
+            <w:r>
+              <w:t>Zakres wartości od 24,3 do 96,9</w:t>
+            </w:r>
+          </w:p>
+        </w:tc>
+        <w:tc>
+          <w:tcPr>
+            <w:tcW w:w="4820" w:type="dxa"/>
+            <w:tcBorders>
+              <w:top w:val="single" w:sz="6" w:space="0" w:color="000000"/>
+              <w:left w:val="single" w:sz="6" w:space="0" w:color="000000"/>
+              <w:bottom w:val="single" w:sz="6" w:space="0" w:color="000000"/>
+              <w:right w:val="single" w:sz="6" w:space="0" w:color="000000"/>
+            </w:tcBorders>
+          </w:tcPr>
+          <w:p>
+            <w:pPr>
+              <w:rPr>
+                <w:rFonts w:asciiTheme="minorHAnsi" w:hAnsiTheme="minorHAnsi" w:cstheme="minorHAnsi"/>
+                <w:sz w:val="20"/>
+                <w:szCs w:val="20"/>
+              </w:rPr>
+            </w:pPr>
+            <w:r>
+              <w:rPr>
+                <w:rFonts w:asciiTheme="minorHAnsi" w:hAnsiTheme="minorHAnsi" w:cstheme="minorHAnsi"/>
+                <w:sz w:val="20"/>
+                <w:szCs w:val="20"/>
+              </w:rPr>
+              <w:t>Brak wartości NULL, wszystkie wartości mieszczą się w dozwolonym przedziale.</w:t>
+            </w:r>
+          </w:p>
+        </w:tc>
+      </w:tr>
+      <w:tr>
+        <w:trPr>
+          <w:trHeight w:val="280"/>
+        </w:trPr>
+        <w:tc>
+          <w:tcPr>
+            <w:tcW w:w="645" w:type="dxa"/>
+          </w:tcPr>
+          <w:p>
+            <w:pPr>
+              <w:numPr>
+                <w:ilvl w:val="0"/>
+                <w:numId w:val="25"/>
+              </w:numPr>
+              <w:rPr>
+                <w:rFonts w:asciiTheme="minorHAnsi" w:hAnsiTheme="minorHAnsi" w:cstheme="minorHAnsi"/>
+                <w:sz w:val="20"/>
+                <w:szCs w:val="20"/>
+              </w:rPr>
+            </w:pPr>
+          </w:p>
+        </w:tc>
+        <w:tc>
+          <w:tcPr>
+            <w:tcW w:w="1620" w:type="dxa"/>
+          </w:tcPr>
+          <w:p>
+            <w:pPr>
+              <w:rPr>
+                <w:rStyle w:val="HTML-kod"/>
+                <w:rFonts w:asciiTheme="minorHAnsi" w:eastAsia="Calibri" w:hAnsiTheme="minorHAnsi" w:cstheme="minorHAnsi"/>
+              </w:rPr>
+            </w:pPr>
+            <w:r>
+              <w:rPr>
+                <w:rFonts w:asciiTheme="minorHAnsi" w:hAnsiTheme="minorHAnsi" w:cstheme="minorHAnsi"/>
+              </w:rPr>
+              <w:t>precip</w:t>
+            </w:r>
+          </w:p>
+        </w:tc>
+        <w:tc>
+          <w:tcPr>
+            <w:tcW w:w="1335" w:type="dxa"/>
+          </w:tcPr>
+          <w:p>
+            <w:pPr>
+              <w:rPr>
+                <w:rFonts w:asciiTheme="minorHAnsi" w:hAnsiTheme="minorHAnsi" w:cstheme="minorHAnsi"/>
+              </w:rPr>
+            </w:pPr>
+            <w:r>
+              <w:rPr>
+                <w:rFonts w:asciiTheme="minorHAnsi" w:hAnsiTheme="minorHAnsi" w:cstheme="minorHAnsi"/>
+              </w:rPr>
+              <w:t>float</w:t>
+            </w:r>
+          </w:p>
+        </w:tc>
+        <w:tc>
+          <w:tcPr>
+            <w:tcW w:w="1615" w:type="dxa"/>
+            <w:tcBorders>
+              <w:top w:val="single" w:sz="6" w:space="0" w:color="auto"/>
+              <w:left w:val="single" w:sz="6" w:space="0" w:color="auto"/>
+              <w:bottom w:val="single" w:sz="6" w:space="0" w:color="auto"/>
+              <w:right w:val="single" w:sz="6" w:space="0" w:color="auto"/>
+            </w:tcBorders>
+            <w:vAlign w:val="center"/>
+          </w:tcPr>
+          <w:p>
+            <w:pPr>
+              <w:rPr>
+                <w:rFonts w:asciiTheme="minorHAnsi" w:hAnsiTheme="minorHAnsi" w:cstheme="minorHAnsi"/>
+                <w:sz w:val="20"/>
+                <w:szCs w:val="20"/>
+              </w:rPr>
+            </w:pPr>
+            <w:r>
+              <w:t>Zakres wartości od 0 do 68,131</w:t>
+            </w:r>
+          </w:p>
+        </w:tc>
+        <w:tc>
+          <w:tcPr>
+            <w:tcW w:w="4820" w:type="dxa"/>
+            <w:tcBorders>
+              <w:top w:val="single" w:sz="6" w:space="0" w:color="000000"/>
+              <w:left w:val="single" w:sz="6" w:space="0" w:color="000000"/>
+              <w:bottom w:val="single" w:sz="6" w:space="0" w:color="000000"/>
+              <w:right w:val="single" w:sz="6" w:space="0" w:color="000000"/>
+            </w:tcBorders>
+          </w:tcPr>
+          <w:p>
+            <w:pPr>
+              <w:rPr>
+                <w:rFonts w:asciiTheme="minorHAnsi" w:hAnsiTheme="minorHAnsi" w:cstheme="minorHAnsi"/>
+                <w:sz w:val="20"/>
+                <w:szCs w:val="20"/>
+              </w:rPr>
+            </w:pPr>
+            <w:r>
+              <w:rPr>
+                <w:rFonts w:asciiTheme="minorHAnsi" w:hAnsiTheme="minorHAnsi" w:cstheme="minorHAnsi"/>
+                <w:sz w:val="20"/>
+                <w:szCs w:val="20"/>
+              </w:rPr>
+              <w:t>Brak wartości NULL, wszystkie wartości mieszczą się w dozwolonym przedziale.</w:t>
+            </w:r>
+          </w:p>
+        </w:tc>
+      </w:tr>
+      <w:tr>
+        <w:trPr>
+          <w:trHeight w:val="280"/>
+        </w:trPr>
+        <w:tc>
+          <w:tcPr>
+            <w:tcW w:w="645" w:type="dxa"/>
+          </w:tcPr>
+          <w:p>
+            <w:pPr>
+              <w:numPr>
+                <w:ilvl w:val="0"/>
+                <w:numId w:val="25"/>
+              </w:numPr>
+              <w:rPr>
+                <w:rFonts w:asciiTheme="minorHAnsi" w:hAnsiTheme="minorHAnsi" w:cstheme="minorHAnsi"/>
+                <w:sz w:val="20"/>
+                <w:szCs w:val="20"/>
+              </w:rPr>
+            </w:pPr>
+          </w:p>
+        </w:tc>
+        <w:tc>
+          <w:tcPr>
+            <w:tcW w:w="1620" w:type="dxa"/>
+          </w:tcPr>
+          <w:p>
+            <w:pPr>
+              <w:rPr>
+                <w:rStyle w:val="HTML-kod"/>
+                <w:rFonts w:asciiTheme="minorHAnsi" w:eastAsia="Calibri" w:hAnsiTheme="minorHAnsi" w:cstheme="minorHAnsi"/>
+              </w:rPr>
+            </w:pPr>
+            <w:r>
+              <w:rPr>
+                <w:rFonts w:asciiTheme="minorHAnsi" w:hAnsiTheme="minorHAnsi" w:cstheme="minorHAnsi"/>
+              </w:rPr>
+              <w:t>precipprob</w:t>
+            </w:r>
+          </w:p>
+        </w:tc>
+        <w:tc>
+          <w:tcPr>
+            <w:tcW w:w="1335" w:type="dxa"/>
+          </w:tcPr>
+          <w:p>
+            <w:pPr>
+              <w:rPr>
+                <w:rFonts w:asciiTheme="minorHAnsi" w:hAnsiTheme="minorHAnsi" w:cstheme="minorHAnsi"/>
+              </w:rPr>
+            </w:pPr>
+            <w:r>
+              <w:rPr>
+                <w:rFonts w:asciiTheme="minorHAnsi" w:hAnsiTheme="minorHAnsi" w:cstheme="minorHAnsi"/>
+              </w:rPr>
+              <w:t>int</w:t>
+            </w:r>
+          </w:p>
+        </w:tc>
+        <w:tc>
+          <w:tcPr>
+            <w:tcW w:w="1615" w:type="dxa"/>
+            <w:tcBorders>
+              <w:top w:val="single" w:sz="6" w:space="0" w:color="auto"/>
+              <w:left w:val="single" w:sz="6" w:space="0" w:color="auto"/>
+              <w:bottom w:val="single" w:sz="6" w:space="0" w:color="auto"/>
+              <w:right w:val="single" w:sz="6" w:space="0" w:color="auto"/>
+            </w:tcBorders>
+            <w:vAlign w:val="center"/>
+          </w:tcPr>
+          <w:p>
+            <w:pPr>
+              <w:rPr>
+                <w:rFonts w:asciiTheme="minorHAnsi" w:hAnsiTheme="minorHAnsi" w:cstheme="minorHAnsi"/>
+                <w:sz w:val="20"/>
+                <w:szCs w:val="20"/>
+              </w:rPr>
+            </w:pPr>
+            <w:r>
+              <w:t>Zakres wartości od 0 do 100</w:t>
+            </w:r>
+          </w:p>
+        </w:tc>
+        <w:tc>
+          <w:tcPr>
+            <w:tcW w:w="4820" w:type="dxa"/>
+            <w:tcBorders>
+              <w:top w:val="single" w:sz="6" w:space="0" w:color="000000"/>
+              <w:left w:val="single" w:sz="6" w:space="0" w:color="000000"/>
+              <w:bottom w:val="single" w:sz="6" w:space="0" w:color="000000"/>
+              <w:right w:val="single" w:sz="6" w:space="0" w:color="000000"/>
+            </w:tcBorders>
+          </w:tcPr>
+          <w:p>
+            <w:pPr>
+              <w:rPr>
+                <w:rFonts w:asciiTheme="minorHAnsi" w:hAnsiTheme="minorHAnsi" w:cstheme="minorHAnsi"/>
+                <w:sz w:val="20"/>
+                <w:szCs w:val="20"/>
+              </w:rPr>
+            </w:pPr>
+            <w:r>
+              <w:rPr>
+                <w:rFonts w:asciiTheme="minorHAnsi" w:hAnsiTheme="minorHAnsi" w:cstheme="minorHAnsi"/>
+                <w:sz w:val="20"/>
+                <w:szCs w:val="20"/>
+              </w:rPr>
+              <w:t>Brak wartości NULL, wszystkie wartości mieszczą się w dozwolonym przedziale.</w:t>
+            </w:r>
+          </w:p>
+        </w:tc>
+      </w:tr>
+      <w:tr>
+        <w:trPr>
+          <w:trHeight w:val="280"/>
+        </w:trPr>
+        <w:tc>
+          <w:tcPr>
+            <w:tcW w:w="645" w:type="dxa"/>
+          </w:tcPr>
+          <w:p>
+            <w:pPr>
+              <w:numPr>
+                <w:ilvl w:val="0"/>
+                <w:numId w:val="25"/>
+              </w:numPr>
+              <w:rPr>
+                <w:rFonts w:asciiTheme="minorHAnsi" w:hAnsiTheme="minorHAnsi" w:cstheme="minorHAnsi"/>
+                <w:sz w:val="20"/>
+                <w:szCs w:val="20"/>
+              </w:rPr>
+            </w:pPr>
+          </w:p>
+        </w:tc>
+        <w:tc>
+          <w:tcPr>
+            <w:tcW w:w="1620" w:type="dxa"/>
+          </w:tcPr>
+          <w:p>
+            <w:pPr>
+              <w:rPr>
+                <w:rStyle w:val="HTML-kod"/>
+                <w:rFonts w:asciiTheme="minorHAnsi" w:eastAsia="Calibri" w:hAnsiTheme="minorHAnsi" w:cstheme="minorHAnsi"/>
+              </w:rPr>
+            </w:pPr>
+            <w:r>
+              <w:rPr>
+                <w:rFonts w:asciiTheme="minorHAnsi" w:hAnsiTheme="minorHAnsi" w:cstheme="minorHAnsi"/>
+              </w:rPr>
+              <w:t>precipcover</w:t>
+            </w:r>
+          </w:p>
+        </w:tc>
+        <w:tc>
+          <w:tcPr>
+            <w:tcW w:w="1335" w:type="dxa"/>
+          </w:tcPr>
+          <w:p>
+            <w:pPr>
+              <w:rPr>
+                <w:rFonts w:asciiTheme="minorHAnsi" w:hAnsiTheme="minorHAnsi" w:cstheme="minorHAnsi"/>
+              </w:rPr>
+            </w:pPr>
+            <w:r>
+              <w:rPr>
+                <w:rFonts w:asciiTheme="minorHAnsi" w:hAnsiTheme="minorHAnsi" w:cstheme="minorHAnsi"/>
+              </w:rPr>
+              <w:t>float</w:t>
+            </w:r>
+          </w:p>
+        </w:tc>
+        <w:tc>
+          <w:tcPr>
+            <w:tcW w:w="1615" w:type="dxa"/>
+            <w:tcBorders>
+              <w:top w:val="single" w:sz="6" w:space="0" w:color="auto"/>
+              <w:left w:val="single" w:sz="6" w:space="0" w:color="auto"/>
+              <w:bottom w:val="single" w:sz="6" w:space="0" w:color="auto"/>
+              <w:right w:val="single" w:sz="6" w:space="0" w:color="auto"/>
+            </w:tcBorders>
+            <w:vAlign w:val="center"/>
+          </w:tcPr>
+          <w:p>
+            <w:pPr>
+              <w:rPr>
+                <w:rFonts w:asciiTheme="minorHAnsi" w:hAnsiTheme="minorHAnsi" w:cstheme="minorHAnsi"/>
+                <w:sz w:val="20"/>
+                <w:szCs w:val="20"/>
+              </w:rPr>
+            </w:pPr>
+            <w:r>
+              <w:t>Zakres wartości od 0 do 95,83</w:t>
+            </w:r>
+          </w:p>
+        </w:tc>
+        <w:tc>
+          <w:tcPr>
+            <w:tcW w:w="4820" w:type="dxa"/>
+            <w:tcBorders>
+              <w:top w:val="single" w:sz="6" w:space="0" w:color="000000"/>
+              <w:left w:val="single" w:sz="6" w:space="0" w:color="000000"/>
+              <w:bottom w:val="single" w:sz="6" w:space="0" w:color="000000"/>
+              <w:right w:val="single" w:sz="6" w:space="0" w:color="000000"/>
+            </w:tcBorders>
+          </w:tcPr>
+          <w:p>
+            <w:pPr>
+              <w:rPr>
+                <w:rFonts w:asciiTheme="minorHAnsi" w:hAnsiTheme="minorHAnsi" w:cstheme="minorHAnsi"/>
+                <w:sz w:val="20"/>
+                <w:szCs w:val="20"/>
+              </w:rPr>
+            </w:pPr>
+            <w:r>
+              <w:rPr>
+                <w:rFonts w:asciiTheme="minorHAnsi" w:hAnsiTheme="minorHAnsi" w:cstheme="minorHAnsi"/>
+                <w:sz w:val="20"/>
+                <w:szCs w:val="20"/>
+              </w:rPr>
+              <w:t>Brak wartości NULL, wszystkie wartości mieszczą się w dozwolonym przedziale.</w:t>
+            </w:r>
+          </w:p>
+        </w:tc>
+      </w:tr>
+      <w:tr>
+        <w:trPr>
+          <w:trHeight w:val="280"/>
+        </w:trPr>
+        <w:tc>
+          <w:tcPr>
+            <w:tcW w:w="645" w:type="dxa"/>
+          </w:tcPr>
+          <w:p>
+            <w:pPr>
+              <w:numPr>
+                <w:ilvl w:val="0"/>
+                <w:numId w:val="25"/>
+              </w:numPr>
+              <w:rPr>
+                <w:rFonts w:asciiTheme="minorHAnsi" w:hAnsiTheme="minorHAnsi" w:cstheme="minorHAnsi"/>
+                <w:sz w:val="20"/>
+                <w:szCs w:val="20"/>
+              </w:rPr>
+            </w:pPr>
+          </w:p>
+        </w:tc>
+        <w:tc>
+          <w:tcPr>
+            <w:tcW w:w="1620" w:type="dxa"/>
+          </w:tcPr>
+          <w:p>
+            <w:pPr>
+              <w:rPr>
+                <w:rStyle w:val="HTML-kod"/>
+                <w:rFonts w:asciiTheme="minorHAnsi" w:eastAsia="Calibri" w:hAnsiTheme="minorHAnsi" w:cstheme="minorHAnsi"/>
+              </w:rPr>
+            </w:pPr>
+            <w:r>
+              <w:rPr>
+                <w:rFonts w:asciiTheme="minorHAnsi" w:hAnsiTheme="minorHAnsi" w:cstheme="minorHAnsi"/>
+              </w:rPr>
+              <w:t>preciptype</w:t>
+            </w:r>
+          </w:p>
+        </w:tc>
+        <w:tc>
+          <w:tcPr>
+            <w:tcW w:w="1335" w:type="dxa"/>
+          </w:tcPr>
+          <w:p>
+            <w:pPr>
+              <w:rPr>
+                <w:rFonts w:asciiTheme="minorHAnsi" w:hAnsiTheme="minorHAnsi" w:cstheme="minorHAnsi"/>
+              </w:rPr>
+            </w:pPr>
+            <w:r>
+              <w:rPr>
+                <w:rFonts w:asciiTheme="minorHAnsi" w:hAnsiTheme="minorHAnsi" w:cstheme="minorHAnsi"/>
+              </w:rPr>
+              <w:t>string</w:t>
+            </w:r>
+          </w:p>
+        </w:tc>
+        <w:tc>
+          <w:tcPr>
+            <w:tcW w:w="1615" w:type="dxa"/>
+            <w:tcBorders>
+              <w:top w:val="single" w:sz="6" w:space="0" w:color="auto"/>
+              <w:left w:val="single" w:sz="6" w:space="0" w:color="auto"/>
+              <w:bottom w:val="single" w:sz="6" w:space="0" w:color="auto"/>
+              <w:right w:val="single" w:sz="6" w:space="0" w:color="auto"/>
+            </w:tcBorders>
+            <w:vAlign w:val="center"/>
+          </w:tcPr>
+          <w:p>
+            <w:pPr>
+              <w:rPr>
+                <w:rFonts w:asciiTheme="minorHAnsi" w:hAnsiTheme="minorHAnsi" w:cstheme="minorHAnsi"/>
+                <w:sz w:val="20"/>
+                <w:szCs w:val="20"/>
+              </w:rPr>
+            </w:pPr>
+            <w:r>
+              <w:rPr>
+                <w:rFonts w:asciiTheme="minorHAnsi" w:hAnsiTheme="minorHAnsi" w:cstheme="minorHAnsi"/>
+                <w:sz w:val="20"/>
+                <w:szCs w:val="20"/>
+              </w:rPr>
+              <w:t>Długość od 4 do 26 znaków. Dane tekstowe (kategorie)</w:t>
+            </w:r>
+          </w:p>
+        </w:tc>
+        <w:tc>
+          <w:tcPr>
+            <w:tcW w:w="4820" w:type="dxa"/>
+            <w:tcBorders>
+              <w:top w:val="single" w:sz="6" w:space="0" w:color="000000"/>
+              <w:left w:val="single" w:sz="6" w:space="0" w:color="000000"/>
+              <w:bottom w:val="single" w:sz="6" w:space="0" w:color="000000"/>
+              <w:right w:val="single" w:sz="6" w:space="0" w:color="000000"/>
+            </w:tcBorders>
+          </w:tcPr>
+          <w:p>
+            <w:pPr>
+              <w:rPr>
+                <w:rFonts w:asciiTheme="minorHAnsi" w:hAnsiTheme="minorHAnsi" w:cstheme="minorHAnsi"/>
+                <w:sz w:val="20"/>
+                <w:szCs w:val="20"/>
+              </w:rPr>
+            </w:pPr>
+            <w:r>
+              <w:rPr>
+                <w:rFonts w:asciiTheme="minorHAnsi" w:hAnsiTheme="minorHAnsi" w:cstheme="minorHAnsi"/>
+                <w:sz w:val="20"/>
+                <w:szCs w:val="20"/>
+              </w:rPr>
+              <w:t xml:space="preserve">Występują wartości NULL (52,2%), </w:t>
+            </w:r>
+            <w:r>
+              <w:rPr>
+                <w:rFonts w:asciiTheme="minorHAnsi" w:hAnsiTheme="minorHAnsi" w:cstheme="minorHAnsi"/>
+                <w:sz w:val="20"/>
+                <w:szCs w:val="20"/>
+              </w:rPr>
+              <w:t xml:space="preserve">lista ciągów </w:t>
+            </w:r>
+            <w:r>
+              <w:rPr>
+                <w:rFonts w:asciiTheme="minorHAnsi" w:hAnsiTheme="minorHAnsi" w:cstheme="minorHAnsi"/>
+                <w:sz w:val="20"/>
+                <w:szCs w:val="20"/>
+              </w:rPr>
+              <w:t>tekst</w:t>
+            </w:r>
+            <w:r>
+              <w:rPr>
+                <w:rFonts w:asciiTheme="minorHAnsi" w:hAnsiTheme="minorHAnsi" w:cstheme="minorHAnsi"/>
+                <w:sz w:val="20"/>
+                <w:szCs w:val="20"/>
+              </w:rPr>
+              <w:t>owych</w:t>
+            </w:r>
+            <w:r>
+              <w:rPr>
+                <w:rFonts w:asciiTheme="minorHAnsi" w:hAnsiTheme="minorHAnsi" w:cstheme="minorHAnsi"/>
+                <w:sz w:val="20"/>
+                <w:szCs w:val="20"/>
+              </w:rPr>
+              <w:t xml:space="preserve"> oddzielany</w:t>
+            </w:r>
+            <w:r>
+              <w:rPr>
+                <w:rFonts w:asciiTheme="minorHAnsi" w:hAnsiTheme="minorHAnsi" w:cstheme="minorHAnsi"/>
+                <w:sz w:val="20"/>
+                <w:szCs w:val="20"/>
+              </w:rPr>
+              <w:t>ch</w:t>
+            </w:r>
+            <w:r>
+              <w:rPr>
+                <w:rFonts w:asciiTheme="minorHAnsi" w:hAnsiTheme="minorHAnsi" w:cstheme="minorHAnsi"/>
+                <w:sz w:val="20"/>
+                <w:szCs w:val="20"/>
+              </w:rPr>
+              <w:t xml:space="preserve"> przecinkami co utrudnia analizę</w:t>
+            </w:r>
+            <w:r>
+              <w:rPr>
+                <w:rFonts w:asciiTheme="minorHAnsi" w:hAnsiTheme="minorHAnsi" w:cstheme="minorHAnsi"/>
+                <w:sz w:val="20"/>
+                <w:szCs w:val="20"/>
+              </w:rPr>
+              <w:t>. Należy uporządkować.</w:t>
+            </w:r>
+          </w:p>
+        </w:tc>
+      </w:tr>
+      <w:tr>
+        <w:trPr>
+          <w:trHeight w:val="280"/>
+        </w:trPr>
+        <w:tc>
+          <w:tcPr>
+            <w:tcW w:w="645" w:type="dxa"/>
+          </w:tcPr>
+          <w:p>
+            <w:pPr>
+              <w:numPr>
+                <w:ilvl w:val="0"/>
+                <w:numId w:val="25"/>
+              </w:numPr>
+              <w:rPr>
+                <w:rFonts w:asciiTheme="minorHAnsi" w:hAnsiTheme="minorHAnsi" w:cstheme="minorHAnsi"/>
+                <w:sz w:val="20"/>
+                <w:szCs w:val="20"/>
+              </w:rPr>
+            </w:pPr>
+          </w:p>
+        </w:tc>
+        <w:tc>
+          <w:tcPr>
+            <w:tcW w:w="1620" w:type="dxa"/>
+          </w:tcPr>
+          <w:p>
+            <w:pPr>
+              <w:rPr>
+                <w:rStyle w:val="HTML-kod"/>
+                <w:rFonts w:asciiTheme="minorHAnsi" w:eastAsia="Calibri" w:hAnsiTheme="minorHAnsi" w:cstheme="minorHAnsi"/>
+              </w:rPr>
+            </w:pPr>
+            <w:r>
+              <w:rPr>
+                <w:rFonts w:asciiTheme="minorHAnsi" w:hAnsiTheme="minorHAnsi" w:cstheme="minorHAnsi"/>
+              </w:rPr>
+              <w:t>snow</w:t>
+            </w:r>
+          </w:p>
+        </w:tc>
+        <w:tc>
+          <w:tcPr>
+            <w:tcW w:w="1335" w:type="dxa"/>
+          </w:tcPr>
+          <w:p>
+            <w:pPr>
+              <w:rPr>
+                <w:rFonts w:asciiTheme="minorHAnsi" w:hAnsiTheme="minorHAnsi" w:cstheme="minorHAnsi"/>
+              </w:rPr>
+            </w:pPr>
+            <w:r>
+              <w:rPr>
+                <w:rFonts w:asciiTheme="minorHAnsi" w:hAnsiTheme="minorHAnsi" w:cstheme="minorHAnsi"/>
+              </w:rPr>
+              <w:t>float</w:t>
+            </w:r>
+          </w:p>
+        </w:tc>
+        <w:tc>
+          <w:tcPr>
+            <w:tcW w:w="1615" w:type="dxa"/>
+            <w:tcBorders>
+              <w:top w:val="single" w:sz="6" w:space="0" w:color="auto"/>
+              <w:left w:val="single" w:sz="6" w:space="0" w:color="auto"/>
+              <w:bottom w:val="single" w:sz="6" w:space="0" w:color="auto"/>
+              <w:right w:val="single" w:sz="6" w:space="0" w:color="auto"/>
+            </w:tcBorders>
+            <w:vAlign w:val="center"/>
+          </w:tcPr>
+          <w:p>
+            <w:pPr>
+              <w:rPr>
+                <w:rFonts w:asciiTheme="minorHAnsi" w:hAnsiTheme="minorHAnsi" w:cstheme="minorHAnsi"/>
+                <w:sz w:val="20"/>
+                <w:szCs w:val="20"/>
+              </w:rPr>
+            </w:pPr>
+            <w:r>
+              <w:t>Zakres wartości od 0 do 9,3</w:t>
+            </w:r>
+          </w:p>
+        </w:tc>
+        <w:tc>
+          <w:tcPr>
+            <w:tcW w:w="4820" w:type="dxa"/>
+            <w:tcBorders>
+              <w:top w:val="single" w:sz="6" w:space="0" w:color="000000"/>
+              <w:left w:val="single" w:sz="6" w:space="0" w:color="000000"/>
+              <w:bottom w:val="single" w:sz="6" w:space="0" w:color="000000"/>
+              <w:right w:val="single" w:sz="6" w:space="0" w:color="000000"/>
+            </w:tcBorders>
+          </w:tcPr>
+          <w:p>
+            <w:pPr>
+              <w:rPr>
+                <w:rFonts w:asciiTheme="minorHAnsi" w:hAnsiTheme="minorHAnsi" w:cstheme="minorHAnsi"/>
+                <w:sz w:val="20"/>
+                <w:szCs w:val="20"/>
+              </w:rPr>
+            </w:pPr>
+            <w:r>
+              <w:rPr>
+                <w:rFonts w:asciiTheme="minorHAnsi" w:hAnsiTheme="minorHAnsi" w:cstheme="minorHAnsi"/>
+                <w:sz w:val="20"/>
+                <w:szCs w:val="20"/>
+              </w:rPr>
+              <w:t>Brak wartości NULL, wszystkie wartości mieszczą się w dozwolonym przedziale.</w:t>
+            </w:r>
+          </w:p>
+        </w:tc>
+      </w:tr>
+      <w:tr>
+        <w:trPr>
+          <w:trHeight w:val="280"/>
+        </w:trPr>
+        <w:tc>
+          <w:tcPr>
+            <w:tcW w:w="645" w:type="dxa"/>
+          </w:tcPr>
+          <w:p>
+            <w:pPr>
+              <w:numPr>
+                <w:ilvl w:val="0"/>
+                <w:numId w:val="25"/>
+              </w:numPr>
+              <w:rPr>
+                <w:rFonts w:asciiTheme="minorHAnsi" w:hAnsiTheme="minorHAnsi" w:cstheme="minorHAnsi"/>
+                <w:sz w:val="20"/>
+                <w:szCs w:val="20"/>
+              </w:rPr>
+            </w:pPr>
+          </w:p>
+        </w:tc>
+        <w:tc>
+          <w:tcPr>
+            <w:tcW w:w="1620" w:type="dxa"/>
+          </w:tcPr>
+          <w:p>
+            <w:pPr>
+              <w:rPr>
+                <w:rStyle w:val="HTML-kod"/>
+                <w:rFonts w:asciiTheme="minorHAnsi" w:eastAsia="Calibri" w:hAnsiTheme="minorHAnsi" w:cstheme="minorHAnsi"/>
+              </w:rPr>
+            </w:pPr>
+            <w:r>
+              <w:rPr>
+                <w:rFonts w:asciiTheme="minorHAnsi" w:hAnsiTheme="minorHAnsi" w:cstheme="minorHAnsi"/>
+              </w:rPr>
+              <w:t>snowdepth</w:t>
+            </w:r>
+          </w:p>
+        </w:tc>
+        <w:tc>
+          <w:tcPr>
+            <w:tcW w:w="1335" w:type="dxa"/>
+          </w:tcPr>
+          <w:p>
+            <w:pPr>
+              <w:rPr>
+                <w:rFonts w:asciiTheme="minorHAnsi" w:hAnsiTheme="minorHAnsi" w:cstheme="minorHAnsi"/>
+              </w:rPr>
+            </w:pPr>
+            <w:r>
+              <w:rPr>
+                <w:rFonts w:asciiTheme="minorHAnsi" w:hAnsiTheme="minorHAnsi" w:cstheme="minorHAnsi"/>
+              </w:rPr>
+              <w:t>float</w:t>
+            </w:r>
+          </w:p>
+        </w:tc>
+        <w:tc>
+          <w:tcPr>
+            <w:tcW w:w="1615" w:type="dxa"/>
+            <w:tcBorders>
+              <w:top w:val="single" w:sz="6" w:space="0" w:color="auto"/>
+              <w:left w:val="single" w:sz="6" w:space="0" w:color="auto"/>
+              <w:bottom w:val="single" w:sz="6" w:space="0" w:color="auto"/>
+              <w:right w:val="single" w:sz="6" w:space="0" w:color="auto"/>
+            </w:tcBorders>
+            <w:vAlign w:val="center"/>
+          </w:tcPr>
+          <w:p>
+            <w:pPr>
+              <w:rPr>
+                <w:rFonts w:asciiTheme="minorHAnsi" w:hAnsiTheme="minorHAnsi" w:cstheme="minorHAnsi"/>
+                <w:sz w:val="20"/>
+                <w:szCs w:val="20"/>
+              </w:rPr>
+            </w:pPr>
+            <w:r>
+              <w:t>Zakres wartości od 0 do 8,2</w:t>
+            </w:r>
+          </w:p>
+        </w:tc>
+        <w:tc>
+          <w:tcPr>
+            <w:tcW w:w="4820" w:type="dxa"/>
+            <w:tcBorders>
+              <w:top w:val="single" w:sz="6" w:space="0" w:color="000000"/>
+              <w:left w:val="single" w:sz="6" w:space="0" w:color="000000"/>
+              <w:bottom w:val="single" w:sz="6" w:space="0" w:color="000000"/>
+              <w:right w:val="single" w:sz="6" w:space="0" w:color="000000"/>
+            </w:tcBorders>
+          </w:tcPr>
+          <w:p>
+            <w:pPr>
+              <w:rPr>
+                <w:rFonts w:asciiTheme="minorHAnsi" w:hAnsiTheme="minorHAnsi" w:cstheme="minorHAnsi"/>
+                <w:sz w:val="20"/>
+                <w:szCs w:val="20"/>
+              </w:rPr>
+            </w:pPr>
+            <w:r>
+              <w:rPr>
+                <w:rFonts w:asciiTheme="minorHAnsi" w:hAnsiTheme="minorHAnsi" w:cstheme="minorHAnsi"/>
+                <w:sz w:val="20"/>
+                <w:szCs w:val="20"/>
+              </w:rPr>
+              <w:t>Brak wartości NULL, wszystkie wartości mieszczą się w dozwolonym przedziale.</w:t>
+            </w:r>
+          </w:p>
+        </w:tc>
+      </w:tr>
+      <w:tr>
+        <w:trPr>
+          <w:trHeight w:val="280"/>
+        </w:trPr>
+        <w:tc>
+          <w:tcPr>
+            <w:tcW w:w="645" w:type="dxa"/>
+          </w:tcPr>
+          <w:p>
+            <w:pPr>
+              <w:numPr>
+                <w:ilvl w:val="0"/>
+                <w:numId w:val="25"/>
+              </w:numPr>
+              <w:rPr>
+                <w:rFonts w:asciiTheme="minorHAnsi" w:hAnsiTheme="minorHAnsi" w:cstheme="minorHAnsi"/>
+                <w:sz w:val="20"/>
+                <w:szCs w:val="20"/>
+              </w:rPr>
+            </w:pPr>
+          </w:p>
+        </w:tc>
+        <w:tc>
+          <w:tcPr>
+            <w:tcW w:w="1620" w:type="dxa"/>
+          </w:tcPr>
+          <w:p>
+            <w:pPr>
+              <w:rPr>
+                <w:rStyle w:val="HTML-kod"/>
+                <w:rFonts w:asciiTheme="minorHAnsi" w:eastAsia="Calibri" w:hAnsiTheme="minorHAnsi" w:cstheme="minorHAnsi"/>
+              </w:rPr>
+            </w:pPr>
+            <w:r>
+              <w:rPr>
+                <w:rFonts w:asciiTheme="minorHAnsi" w:hAnsiTheme="minorHAnsi" w:cstheme="minorHAnsi"/>
+              </w:rPr>
+              <w:t>windgust</w:t>
+            </w:r>
+          </w:p>
+        </w:tc>
+        <w:tc>
+          <w:tcPr>
+            <w:tcW w:w="1335" w:type="dxa"/>
+          </w:tcPr>
+          <w:p>
+            <w:pPr>
+              <w:rPr>
+                <w:rFonts w:asciiTheme="minorHAnsi" w:hAnsiTheme="minorHAnsi" w:cstheme="minorHAnsi"/>
+              </w:rPr>
+            </w:pPr>
+            <w:r>
+              <w:rPr>
+                <w:rFonts w:asciiTheme="minorHAnsi" w:hAnsiTheme="minorHAnsi" w:cstheme="minorHAnsi"/>
+              </w:rPr>
+              <w:t>float</w:t>
+            </w:r>
+          </w:p>
+        </w:tc>
+        <w:tc>
+          <w:tcPr>
+            <w:tcW w:w="1615" w:type="dxa"/>
+            <w:tcBorders>
+              <w:top w:val="single" w:sz="6" w:space="0" w:color="auto"/>
+              <w:left w:val="single" w:sz="6" w:space="0" w:color="auto"/>
+              <w:bottom w:val="single" w:sz="6" w:space="0" w:color="auto"/>
+              <w:right w:val="single" w:sz="6" w:space="0" w:color="auto"/>
+            </w:tcBorders>
+            <w:vAlign w:val="center"/>
+          </w:tcPr>
+          <w:p>
+            <w:pPr>
+              <w:rPr>
+                <w:rFonts w:asciiTheme="minorHAnsi" w:hAnsiTheme="minorHAnsi" w:cstheme="minorHAnsi"/>
+                <w:sz w:val="20"/>
+                <w:szCs w:val="20"/>
+              </w:rPr>
+            </w:pPr>
+            <w:r>
+              <w:t>Zakres wartości od 5,4 do 96,1</w:t>
+            </w:r>
+          </w:p>
+        </w:tc>
+        <w:tc>
+          <w:tcPr>
+            <w:tcW w:w="4820" w:type="dxa"/>
+            <w:tcBorders>
+              <w:top w:val="single" w:sz="6" w:space="0" w:color="000000"/>
+              <w:left w:val="single" w:sz="6" w:space="0" w:color="000000"/>
+              <w:bottom w:val="single" w:sz="6" w:space="0" w:color="000000"/>
+              <w:right w:val="single" w:sz="6" w:space="0" w:color="000000"/>
+            </w:tcBorders>
+          </w:tcPr>
+          <w:p>
+            <w:pPr>
+              <w:rPr>
+                <w:rFonts w:asciiTheme="minorHAnsi" w:hAnsiTheme="minorHAnsi" w:cstheme="minorHAnsi"/>
+                <w:sz w:val="20"/>
+                <w:szCs w:val="20"/>
+              </w:rPr>
+            </w:pPr>
+            <w:r>
+              <w:rPr>
+                <w:rFonts w:asciiTheme="minorHAnsi" w:hAnsiTheme="minorHAnsi" w:cstheme="minorHAnsi"/>
+                <w:sz w:val="20"/>
+                <w:szCs w:val="20"/>
+              </w:rPr>
+              <w:t>Brak wartości NULL, wszystkie wartości mieszczą się w dozwolonym przedziale.</w:t>
+            </w:r>
+          </w:p>
+        </w:tc>
+      </w:tr>
+      <w:tr>
+        <w:trPr>
+          <w:trHeight w:val="280"/>
+        </w:trPr>
+        <w:tc>
+          <w:tcPr>
+            <w:tcW w:w="645" w:type="dxa"/>
+          </w:tcPr>
+          <w:p>
+            <w:pPr>
+              <w:numPr>
+                <w:ilvl w:val="0"/>
+                <w:numId w:val="25"/>
+              </w:numPr>
+              <w:rPr>
+                <w:rFonts w:asciiTheme="minorHAnsi" w:hAnsiTheme="minorHAnsi" w:cstheme="minorHAnsi"/>
+                <w:sz w:val="20"/>
+                <w:szCs w:val="20"/>
+              </w:rPr>
+            </w:pPr>
+          </w:p>
+        </w:tc>
+        <w:tc>
+          <w:tcPr>
+            <w:tcW w:w="1620" w:type="dxa"/>
+          </w:tcPr>
+          <w:p>
+            <w:pPr>
+              <w:rPr>
+                <w:rStyle w:val="HTML-kod"/>
+                <w:rFonts w:asciiTheme="minorHAnsi" w:eastAsia="Calibri" w:hAnsiTheme="minorHAnsi" w:cstheme="minorHAnsi"/>
+              </w:rPr>
+            </w:pPr>
+            <w:r>
+              <w:rPr>
+                <w:rFonts w:asciiTheme="minorHAnsi" w:hAnsiTheme="minorHAnsi" w:cstheme="minorHAnsi"/>
+              </w:rPr>
+              <w:t>windspeed</w:t>
+            </w:r>
+          </w:p>
+        </w:tc>
+        <w:tc>
+          <w:tcPr>
+            <w:tcW w:w="1335" w:type="dxa"/>
+          </w:tcPr>
+          <w:p>
+            <w:pPr>
+              <w:rPr>
+                <w:rFonts w:asciiTheme="minorHAnsi" w:hAnsiTheme="minorHAnsi" w:cstheme="minorHAnsi"/>
+              </w:rPr>
+            </w:pPr>
+            <w:r>
+              <w:rPr>
+                <w:rFonts w:asciiTheme="minorHAnsi" w:hAnsiTheme="minorHAnsi" w:cstheme="minorHAnsi"/>
+              </w:rPr>
+              <w:t>float</w:t>
+            </w:r>
+          </w:p>
+        </w:tc>
+        <w:tc>
+          <w:tcPr>
+            <w:tcW w:w="1615" w:type="dxa"/>
+            <w:tcBorders>
+              <w:top w:val="single" w:sz="6" w:space="0" w:color="auto"/>
+              <w:left w:val="single" w:sz="6" w:space="0" w:color="auto"/>
+              <w:bottom w:val="single" w:sz="6" w:space="0" w:color="auto"/>
+              <w:right w:val="single" w:sz="6" w:space="0" w:color="auto"/>
+            </w:tcBorders>
+            <w:vAlign w:val="center"/>
+          </w:tcPr>
+          <w:p>
+            <w:pPr>
+              <w:rPr>
+                <w:rFonts w:asciiTheme="minorHAnsi" w:hAnsiTheme="minorHAnsi" w:cstheme="minorHAnsi"/>
+                <w:sz w:val="20"/>
+                <w:szCs w:val="20"/>
+              </w:rPr>
+            </w:pPr>
+            <w:r>
+              <w:t>Zakres wartości od 8,9 do 58,5</w:t>
+            </w:r>
+          </w:p>
+        </w:tc>
+        <w:tc>
+          <w:tcPr>
+            <w:tcW w:w="4820" w:type="dxa"/>
+            <w:tcBorders>
+              <w:top w:val="single" w:sz="6" w:space="0" w:color="000000"/>
+              <w:left w:val="single" w:sz="6" w:space="0" w:color="000000"/>
+              <w:bottom w:val="single" w:sz="6" w:space="0" w:color="000000"/>
+              <w:right w:val="single" w:sz="6" w:space="0" w:color="000000"/>
+            </w:tcBorders>
+          </w:tcPr>
+          <w:p>
+            <w:pPr>
+              <w:rPr>
+                <w:rFonts w:asciiTheme="minorHAnsi" w:hAnsiTheme="minorHAnsi" w:cstheme="minorHAnsi"/>
+                <w:sz w:val="20"/>
+                <w:szCs w:val="20"/>
+              </w:rPr>
+            </w:pPr>
+            <w:r>
+              <w:rPr>
+                <w:rFonts w:asciiTheme="minorHAnsi" w:hAnsiTheme="minorHAnsi" w:cstheme="minorHAnsi"/>
+                <w:sz w:val="20"/>
+                <w:szCs w:val="20"/>
+              </w:rPr>
+              <w:t>Brak wartości NULL, wszystkie wartości mieszczą się w dozwolonym przedziale.</w:t>
+            </w:r>
+          </w:p>
+        </w:tc>
+      </w:tr>
+      <w:tr>
+        <w:trPr>
+          <w:trHeight w:val="280"/>
+        </w:trPr>
+        <w:tc>
+          <w:tcPr>
+            <w:tcW w:w="645" w:type="dxa"/>
+          </w:tcPr>
+          <w:p>
+            <w:pPr>
+              <w:numPr>
+                <w:ilvl w:val="0"/>
+                <w:numId w:val="25"/>
+              </w:numPr>
+              <w:rPr>
+                <w:rFonts w:asciiTheme="minorHAnsi" w:hAnsiTheme="minorHAnsi" w:cstheme="minorHAnsi"/>
+                <w:sz w:val="20"/>
+                <w:szCs w:val="20"/>
+              </w:rPr>
+            </w:pPr>
+          </w:p>
+        </w:tc>
+        <w:tc>
+          <w:tcPr>
+            <w:tcW w:w="1620" w:type="dxa"/>
+          </w:tcPr>
+          <w:p>
+            <w:pPr>
+              <w:rPr>
+                <w:rStyle w:val="HTML-kod"/>
+                <w:rFonts w:asciiTheme="minorHAnsi" w:eastAsia="Calibri" w:hAnsiTheme="minorHAnsi" w:cstheme="minorHAnsi"/>
+              </w:rPr>
+            </w:pPr>
+            <w:r>
+              <w:rPr>
+                <w:rFonts w:asciiTheme="minorHAnsi" w:hAnsiTheme="minorHAnsi" w:cstheme="minorHAnsi"/>
+              </w:rPr>
+              <w:t>winddir</w:t>
+            </w:r>
+          </w:p>
+        </w:tc>
+        <w:tc>
+          <w:tcPr>
+            <w:tcW w:w="1335" w:type="dxa"/>
+          </w:tcPr>
+          <w:p>
+            <w:pPr>
+              <w:rPr>
+                <w:rFonts w:asciiTheme="minorHAnsi" w:hAnsiTheme="minorHAnsi" w:cstheme="minorHAnsi"/>
+              </w:rPr>
+            </w:pPr>
+            <w:r>
+              <w:rPr>
+                <w:rFonts w:asciiTheme="minorHAnsi" w:hAnsiTheme="minorHAnsi" w:cstheme="minorHAnsi"/>
+              </w:rPr>
+              <w:t>float</w:t>
+            </w:r>
+          </w:p>
+        </w:tc>
+        <w:tc>
+          <w:tcPr>
+            <w:tcW w:w="1615" w:type="dxa"/>
+            <w:tcBorders>
+              <w:top w:val="single" w:sz="6" w:space="0" w:color="auto"/>
+              <w:left w:val="single" w:sz="6" w:space="0" w:color="auto"/>
+              <w:bottom w:val="single" w:sz="6" w:space="0" w:color="auto"/>
+              <w:right w:val="single" w:sz="6" w:space="0" w:color="auto"/>
+            </w:tcBorders>
+            <w:vAlign w:val="center"/>
+          </w:tcPr>
+          <w:p>
+            <w:pPr>
+              <w:rPr>
+                <w:rFonts w:asciiTheme="minorHAnsi" w:hAnsiTheme="minorHAnsi" w:cstheme="minorHAnsi"/>
+                <w:sz w:val="20"/>
+                <w:szCs w:val="20"/>
+              </w:rPr>
+            </w:pPr>
+            <w:r>
+              <w:t>Zakres wartości od 0,3 do 358,9</w:t>
+            </w:r>
+          </w:p>
+        </w:tc>
+        <w:tc>
+          <w:tcPr>
+            <w:tcW w:w="4820" w:type="dxa"/>
+            <w:tcBorders>
+              <w:top w:val="single" w:sz="6" w:space="0" w:color="000000"/>
+              <w:left w:val="single" w:sz="6" w:space="0" w:color="000000"/>
+              <w:bottom w:val="single" w:sz="6" w:space="0" w:color="000000"/>
+              <w:right w:val="single" w:sz="6" w:space="0" w:color="000000"/>
+            </w:tcBorders>
+          </w:tcPr>
+          <w:p>
+            <w:pPr>
+              <w:rPr>
+                <w:rFonts w:asciiTheme="minorHAnsi" w:hAnsiTheme="minorHAnsi" w:cstheme="minorHAnsi"/>
+                <w:sz w:val="20"/>
+                <w:szCs w:val="20"/>
+              </w:rPr>
+            </w:pPr>
+            <w:r>
+              <w:rPr>
+                <w:rFonts w:asciiTheme="minorHAnsi" w:hAnsiTheme="minorHAnsi" w:cstheme="minorHAnsi"/>
+                <w:sz w:val="20"/>
+                <w:szCs w:val="20"/>
+              </w:rPr>
+              <w:t>Brak wartości NULL, wszystkie wartości mieszczą się w dozwolonym przedziale.</w:t>
+            </w:r>
+            <w:r>
+              <w:rPr>
+                <w:rFonts w:asciiTheme="minorHAnsi" w:hAnsiTheme="minorHAnsi" w:cstheme="minorHAnsi"/>
+                <w:sz w:val="20"/>
+                <w:szCs w:val="20"/>
+              </w:rPr>
+              <w:t xml:space="preserve"> Kierunek wiatru w </w:t>
+            </w:r>
+            <w:r>
+              <w:rPr>
+                <w:rFonts w:asciiTheme="minorHAnsi" w:hAnsiTheme="minorHAnsi" w:cstheme="minorHAnsi"/>
+                <w:sz w:val="20"/>
+                <w:szCs w:val="20"/>
+              </w:rPr>
+              <w:lastRenderedPageBreak/>
+              <w:t>szczególności w mieście ma znikomy wpływ na analizowaną dziedzinę.</w:t>
+            </w:r>
+          </w:p>
+        </w:tc>
+      </w:tr>
+      <w:tr>
+        <w:trPr>
+          <w:trHeight w:val="280"/>
+        </w:trPr>
+        <w:tc>
+          <w:tcPr>
+            <w:tcW w:w="645" w:type="dxa"/>
+          </w:tcPr>
+          <w:p>
+            <w:pPr>
+              <w:numPr>
+                <w:ilvl w:val="0"/>
+                <w:numId w:val="25"/>
+              </w:numPr>
+              <w:rPr>
+                <w:rFonts w:asciiTheme="minorHAnsi" w:hAnsiTheme="minorHAnsi" w:cstheme="minorHAnsi"/>
+                <w:sz w:val="20"/>
+                <w:szCs w:val="20"/>
+              </w:rPr>
+            </w:pPr>
+          </w:p>
+        </w:tc>
+        <w:tc>
+          <w:tcPr>
+            <w:tcW w:w="1620" w:type="dxa"/>
+          </w:tcPr>
+          <w:p>
+            <w:pPr>
+              <w:rPr>
+                <w:rStyle w:val="HTML-kod"/>
+                <w:rFonts w:asciiTheme="minorHAnsi" w:eastAsia="Calibri" w:hAnsiTheme="minorHAnsi" w:cstheme="minorHAnsi"/>
+              </w:rPr>
+            </w:pPr>
+            <w:r>
+              <w:rPr>
+                <w:rFonts w:asciiTheme="minorHAnsi" w:hAnsiTheme="minorHAnsi" w:cstheme="minorHAnsi"/>
+              </w:rPr>
+              <w:t>sealevelpressure</w:t>
+            </w:r>
+          </w:p>
+        </w:tc>
+        <w:tc>
+          <w:tcPr>
+            <w:tcW w:w="1335" w:type="dxa"/>
+          </w:tcPr>
+          <w:p>
+            <w:pPr>
+              <w:rPr>
+                <w:rFonts w:asciiTheme="minorHAnsi" w:hAnsiTheme="minorHAnsi" w:cstheme="minorHAnsi"/>
+              </w:rPr>
+            </w:pPr>
+            <w:r>
+              <w:rPr>
+                <w:rFonts w:asciiTheme="minorHAnsi" w:hAnsiTheme="minorHAnsi" w:cstheme="minorHAnsi"/>
+              </w:rPr>
+              <w:t>float</w:t>
+            </w:r>
+          </w:p>
+        </w:tc>
+        <w:tc>
+          <w:tcPr>
+            <w:tcW w:w="1615" w:type="dxa"/>
+            <w:tcBorders>
+              <w:top w:val="single" w:sz="6" w:space="0" w:color="auto"/>
+              <w:left w:val="single" w:sz="6" w:space="0" w:color="auto"/>
+              <w:bottom w:val="single" w:sz="6" w:space="0" w:color="auto"/>
+              <w:right w:val="single" w:sz="6" w:space="0" w:color="auto"/>
+            </w:tcBorders>
+            <w:vAlign w:val="center"/>
+          </w:tcPr>
+          <w:p>
+            <w:pPr>
+              <w:rPr>
+                <w:rFonts w:asciiTheme="minorHAnsi" w:hAnsiTheme="minorHAnsi" w:cstheme="minorHAnsi"/>
+                <w:sz w:val="20"/>
+                <w:szCs w:val="20"/>
+              </w:rPr>
+            </w:pPr>
+            <w:r>
+              <w:t>Zakres wartości od 993,4 do 1038,6</w:t>
+            </w:r>
+          </w:p>
+        </w:tc>
+        <w:tc>
+          <w:tcPr>
+            <w:tcW w:w="4820" w:type="dxa"/>
+            <w:tcBorders>
+              <w:top w:val="single" w:sz="6" w:space="0" w:color="000000"/>
+              <w:left w:val="single" w:sz="6" w:space="0" w:color="000000"/>
+              <w:bottom w:val="single" w:sz="6" w:space="0" w:color="000000"/>
+              <w:right w:val="single" w:sz="6" w:space="0" w:color="000000"/>
+            </w:tcBorders>
+          </w:tcPr>
+          <w:p>
+            <w:pPr>
+              <w:rPr>
+                <w:rFonts w:asciiTheme="minorHAnsi" w:hAnsiTheme="minorHAnsi" w:cstheme="minorHAnsi"/>
+                <w:sz w:val="20"/>
+                <w:szCs w:val="20"/>
+              </w:rPr>
+            </w:pPr>
+            <w:r>
+              <w:rPr>
+                <w:rFonts w:asciiTheme="minorHAnsi" w:hAnsiTheme="minorHAnsi" w:cstheme="minorHAnsi"/>
+                <w:sz w:val="20"/>
+                <w:szCs w:val="20"/>
+              </w:rPr>
+              <w:t>Brak wartości NULL, wszystkie wartości mieszczą się w dozwolonym przedziale.</w:t>
+            </w:r>
+            <w:r>
+              <w:rPr>
+                <w:rFonts w:asciiTheme="minorHAnsi" w:hAnsiTheme="minorHAnsi" w:cstheme="minorHAnsi"/>
+                <w:sz w:val="20"/>
+                <w:szCs w:val="20"/>
+              </w:rPr>
+              <w:t xml:space="preserve"> Ciśnienie ma znikomy wpływ na analizowaną dziedzinę.</w:t>
+            </w:r>
+          </w:p>
+        </w:tc>
+      </w:tr>
+      <w:tr>
+        <w:trPr>
+          <w:trHeight w:val="280"/>
+        </w:trPr>
+        <w:tc>
+          <w:tcPr>
+            <w:tcW w:w="645" w:type="dxa"/>
+          </w:tcPr>
+          <w:p>
+            <w:pPr>
+              <w:numPr>
+                <w:ilvl w:val="0"/>
+                <w:numId w:val="25"/>
+              </w:numPr>
+              <w:rPr>
+                <w:rFonts w:asciiTheme="minorHAnsi" w:hAnsiTheme="minorHAnsi" w:cstheme="minorHAnsi"/>
+                <w:sz w:val="20"/>
+                <w:szCs w:val="20"/>
+              </w:rPr>
+            </w:pPr>
+          </w:p>
+        </w:tc>
+        <w:tc>
+          <w:tcPr>
+            <w:tcW w:w="1620" w:type="dxa"/>
+          </w:tcPr>
+          <w:p>
+            <w:pPr>
+              <w:rPr>
+                <w:rStyle w:val="HTML-kod"/>
+                <w:rFonts w:asciiTheme="minorHAnsi" w:eastAsia="Calibri" w:hAnsiTheme="minorHAnsi" w:cstheme="minorHAnsi"/>
+              </w:rPr>
+            </w:pPr>
+            <w:r>
+              <w:rPr>
+                <w:rFonts w:asciiTheme="minorHAnsi" w:hAnsiTheme="minorHAnsi" w:cstheme="minorHAnsi"/>
+              </w:rPr>
+              <w:t>cloudcover</w:t>
+            </w:r>
+          </w:p>
+        </w:tc>
+        <w:tc>
+          <w:tcPr>
+            <w:tcW w:w="1335" w:type="dxa"/>
+          </w:tcPr>
+          <w:p>
+            <w:pPr>
+              <w:rPr>
+                <w:rFonts w:asciiTheme="minorHAnsi" w:hAnsiTheme="minorHAnsi" w:cstheme="minorHAnsi"/>
+              </w:rPr>
+            </w:pPr>
+            <w:r>
+              <w:rPr>
+                <w:rFonts w:asciiTheme="minorHAnsi" w:hAnsiTheme="minorHAnsi" w:cstheme="minorHAnsi"/>
+              </w:rPr>
+              <w:t>float</w:t>
+            </w:r>
+          </w:p>
+        </w:tc>
+        <w:tc>
+          <w:tcPr>
+            <w:tcW w:w="1615" w:type="dxa"/>
+            <w:tcBorders>
+              <w:top w:val="single" w:sz="6" w:space="0" w:color="auto"/>
+              <w:left w:val="single" w:sz="6" w:space="0" w:color="auto"/>
+              <w:bottom w:val="single" w:sz="6" w:space="0" w:color="auto"/>
+              <w:right w:val="single" w:sz="6" w:space="0" w:color="auto"/>
+            </w:tcBorders>
+            <w:vAlign w:val="center"/>
+          </w:tcPr>
+          <w:p>
+            <w:pPr>
+              <w:rPr>
+                <w:rFonts w:asciiTheme="minorHAnsi" w:hAnsiTheme="minorHAnsi" w:cstheme="minorHAnsi"/>
+                <w:sz w:val="20"/>
+                <w:szCs w:val="20"/>
+              </w:rPr>
+            </w:pPr>
+            <w:r>
+              <w:t>Zakres wartości od 0 do 100</w:t>
+            </w:r>
+          </w:p>
+        </w:tc>
+        <w:tc>
+          <w:tcPr>
+            <w:tcW w:w="4820" w:type="dxa"/>
+            <w:tcBorders>
+              <w:top w:val="single" w:sz="6" w:space="0" w:color="000000"/>
+              <w:left w:val="single" w:sz="6" w:space="0" w:color="000000"/>
+              <w:bottom w:val="single" w:sz="6" w:space="0" w:color="000000"/>
+              <w:right w:val="single" w:sz="6" w:space="0" w:color="000000"/>
+            </w:tcBorders>
+          </w:tcPr>
+          <w:p>
+            <w:pPr>
+              <w:rPr>
+                <w:rFonts w:asciiTheme="minorHAnsi" w:hAnsiTheme="minorHAnsi" w:cstheme="minorHAnsi"/>
+                <w:sz w:val="20"/>
+                <w:szCs w:val="20"/>
+              </w:rPr>
+            </w:pPr>
+            <w:r>
+              <w:rPr>
+                <w:rFonts w:asciiTheme="minorHAnsi" w:hAnsiTheme="minorHAnsi" w:cstheme="minorHAnsi"/>
+                <w:sz w:val="20"/>
+                <w:szCs w:val="20"/>
+              </w:rPr>
+              <w:t>Brak wartości NULL, wszystkie wartości mieszczą się w dozwolonym przedziale.</w:t>
+            </w:r>
+          </w:p>
+        </w:tc>
+      </w:tr>
+      <w:tr>
+        <w:trPr>
+          <w:trHeight w:val="280"/>
+        </w:trPr>
+        <w:tc>
+          <w:tcPr>
+            <w:tcW w:w="645" w:type="dxa"/>
+          </w:tcPr>
+          <w:p>
+            <w:pPr>
+              <w:numPr>
+                <w:ilvl w:val="0"/>
+                <w:numId w:val="25"/>
+              </w:numPr>
+              <w:rPr>
+                <w:rFonts w:asciiTheme="minorHAnsi" w:hAnsiTheme="minorHAnsi" w:cstheme="minorHAnsi"/>
+                <w:sz w:val="20"/>
+                <w:szCs w:val="20"/>
+              </w:rPr>
+            </w:pPr>
+          </w:p>
+        </w:tc>
+        <w:tc>
+          <w:tcPr>
+            <w:tcW w:w="1620" w:type="dxa"/>
+          </w:tcPr>
+          <w:p>
+            <w:pPr>
+              <w:rPr>
+                <w:rStyle w:val="HTML-kod"/>
+                <w:rFonts w:asciiTheme="minorHAnsi" w:eastAsia="Calibri" w:hAnsiTheme="minorHAnsi" w:cstheme="minorHAnsi"/>
+              </w:rPr>
+            </w:pPr>
+            <w:r>
+              <w:rPr>
+                <w:rFonts w:asciiTheme="minorHAnsi" w:hAnsiTheme="minorHAnsi" w:cstheme="minorHAnsi"/>
+              </w:rPr>
+              <w:t>visibility</w:t>
+            </w:r>
+          </w:p>
+        </w:tc>
+        <w:tc>
+          <w:tcPr>
+            <w:tcW w:w="1335" w:type="dxa"/>
+          </w:tcPr>
+          <w:p>
+            <w:pPr>
+              <w:rPr>
+                <w:rFonts w:asciiTheme="minorHAnsi" w:hAnsiTheme="minorHAnsi" w:cstheme="minorHAnsi"/>
+              </w:rPr>
+            </w:pPr>
+            <w:r>
+              <w:rPr>
+                <w:rFonts w:asciiTheme="minorHAnsi" w:hAnsiTheme="minorHAnsi" w:cstheme="minorHAnsi"/>
+              </w:rPr>
+              <w:t>float</w:t>
+            </w:r>
+          </w:p>
+        </w:tc>
+        <w:tc>
+          <w:tcPr>
+            <w:tcW w:w="1615" w:type="dxa"/>
+            <w:tcBorders>
+              <w:top w:val="single" w:sz="6" w:space="0" w:color="auto"/>
+              <w:left w:val="single" w:sz="6" w:space="0" w:color="auto"/>
+              <w:bottom w:val="single" w:sz="6" w:space="0" w:color="auto"/>
+              <w:right w:val="single" w:sz="6" w:space="0" w:color="auto"/>
+            </w:tcBorders>
+            <w:vAlign w:val="center"/>
+          </w:tcPr>
+          <w:p>
+            <w:pPr>
+              <w:rPr>
+                <w:rFonts w:asciiTheme="minorHAnsi" w:hAnsiTheme="minorHAnsi" w:cstheme="minorHAnsi"/>
+                <w:sz w:val="20"/>
+                <w:szCs w:val="20"/>
+              </w:rPr>
+            </w:pPr>
+            <w:r>
+              <w:t>Zakres wartości od 4,8 do 16</w:t>
+            </w:r>
+          </w:p>
+        </w:tc>
+        <w:tc>
+          <w:tcPr>
+            <w:tcW w:w="4820" w:type="dxa"/>
+            <w:tcBorders>
+              <w:top w:val="single" w:sz="6" w:space="0" w:color="000000"/>
+              <w:left w:val="single" w:sz="6" w:space="0" w:color="000000"/>
+              <w:bottom w:val="single" w:sz="6" w:space="0" w:color="000000"/>
+              <w:right w:val="single" w:sz="6" w:space="0" w:color="000000"/>
+            </w:tcBorders>
+          </w:tcPr>
+          <w:p>
+            <w:pPr>
+              <w:rPr>
+                <w:rFonts w:asciiTheme="minorHAnsi" w:hAnsiTheme="minorHAnsi" w:cstheme="minorHAnsi"/>
+                <w:sz w:val="20"/>
+                <w:szCs w:val="20"/>
+              </w:rPr>
+            </w:pPr>
+            <w:r>
+              <w:rPr>
+                <w:rFonts w:asciiTheme="minorHAnsi" w:hAnsiTheme="minorHAnsi" w:cstheme="minorHAnsi"/>
+                <w:sz w:val="20"/>
+                <w:szCs w:val="20"/>
+              </w:rPr>
+              <w:t>Brak wartości NULL, wszystkie wartości mieszczą się w dozwolonym przedziale.</w:t>
+            </w:r>
+          </w:p>
+        </w:tc>
+      </w:tr>
+      <w:tr>
+        <w:trPr>
+          <w:trHeight w:val="280"/>
+        </w:trPr>
+        <w:tc>
+          <w:tcPr>
+            <w:tcW w:w="645" w:type="dxa"/>
+          </w:tcPr>
+          <w:p>
+            <w:pPr>
+              <w:numPr>
+                <w:ilvl w:val="0"/>
+                <w:numId w:val="25"/>
+              </w:numPr>
+              <w:rPr>
+                <w:rFonts w:asciiTheme="minorHAnsi" w:hAnsiTheme="minorHAnsi" w:cstheme="minorHAnsi"/>
+                <w:sz w:val="20"/>
+                <w:szCs w:val="20"/>
+              </w:rPr>
+            </w:pPr>
+          </w:p>
+        </w:tc>
+        <w:tc>
+          <w:tcPr>
+            <w:tcW w:w="1620" w:type="dxa"/>
+          </w:tcPr>
+          <w:p>
+            <w:pPr>
+              <w:rPr>
+                <w:rStyle w:val="HTML-kod"/>
+                <w:rFonts w:asciiTheme="minorHAnsi" w:eastAsia="Calibri" w:hAnsiTheme="minorHAnsi" w:cstheme="minorHAnsi"/>
+              </w:rPr>
+            </w:pPr>
+            <w:r>
+              <w:rPr>
+                <w:rFonts w:asciiTheme="minorHAnsi" w:hAnsiTheme="minorHAnsi" w:cstheme="minorHAnsi"/>
+              </w:rPr>
+              <w:t>solarradiation</w:t>
+            </w:r>
+          </w:p>
+        </w:tc>
+        <w:tc>
+          <w:tcPr>
+            <w:tcW w:w="1335" w:type="dxa"/>
+          </w:tcPr>
+          <w:p>
+            <w:pPr>
+              <w:rPr>
+                <w:rFonts w:asciiTheme="minorHAnsi" w:hAnsiTheme="minorHAnsi" w:cstheme="minorHAnsi"/>
+              </w:rPr>
+            </w:pPr>
+            <w:r>
+              <w:rPr>
+                <w:rFonts w:asciiTheme="minorHAnsi" w:hAnsiTheme="minorHAnsi" w:cstheme="minorHAnsi"/>
+              </w:rPr>
+              <w:t>float</w:t>
+            </w:r>
+          </w:p>
+        </w:tc>
+        <w:tc>
+          <w:tcPr>
+            <w:tcW w:w="1615" w:type="dxa"/>
+            <w:tcBorders>
+              <w:top w:val="single" w:sz="6" w:space="0" w:color="auto"/>
+              <w:left w:val="single" w:sz="6" w:space="0" w:color="auto"/>
+              <w:bottom w:val="single" w:sz="6" w:space="0" w:color="auto"/>
+              <w:right w:val="single" w:sz="6" w:space="0" w:color="auto"/>
+            </w:tcBorders>
+            <w:vAlign w:val="center"/>
+          </w:tcPr>
+          <w:p>
+            <w:pPr>
+              <w:rPr>
+                <w:rFonts w:asciiTheme="minorHAnsi" w:hAnsiTheme="minorHAnsi" w:cstheme="minorHAnsi"/>
+                <w:sz w:val="20"/>
+                <w:szCs w:val="20"/>
+              </w:rPr>
+            </w:pPr>
+            <w:r>
+              <w:t>Zakres wartości od 2,9 do 330,8</w:t>
+            </w:r>
+          </w:p>
+        </w:tc>
+        <w:tc>
+          <w:tcPr>
+            <w:tcW w:w="4820" w:type="dxa"/>
+            <w:tcBorders>
+              <w:top w:val="single" w:sz="6" w:space="0" w:color="000000"/>
+              <w:left w:val="single" w:sz="6" w:space="0" w:color="000000"/>
+              <w:bottom w:val="single" w:sz="6" w:space="0" w:color="000000"/>
+              <w:right w:val="single" w:sz="6" w:space="0" w:color="000000"/>
+            </w:tcBorders>
+          </w:tcPr>
+          <w:p>
+            <w:pPr>
+              <w:rPr>
+                <w:rFonts w:asciiTheme="minorHAnsi" w:hAnsiTheme="minorHAnsi" w:cstheme="minorHAnsi"/>
+                <w:sz w:val="20"/>
+                <w:szCs w:val="20"/>
+              </w:rPr>
+            </w:pPr>
+            <w:r>
+              <w:rPr>
+                <w:rFonts w:asciiTheme="minorHAnsi" w:hAnsiTheme="minorHAnsi" w:cstheme="minorHAnsi"/>
+                <w:sz w:val="20"/>
+                <w:szCs w:val="20"/>
+              </w:rPr>
+              <w:t>Brak wartości NULL, wszystkie wartości mieszczą się w dozwolonym przedziale.</w:t>
+            </w:r>
+          </w:p>
+        </w:tc>
+      </w:tr>
+      <w:tr>
+        <w:trPr>
+          <w:trHeight w:val="280"/>
+        </w:trPr>
+        <w:tc>
+          <w:tcPr>
+            <w:tcW w:w="645" w:type="dxa"/>
+          </w:tcPr>
+          <w:p>
+            <w:pPr>
+              <w:numPr>
+                <w:ilvl w:val="0"/>
+                <w:numId w:val="25"/>
+              </w:numPr>
+              <w:rPr>
+                <w:rFonts w:asciiTheme="minorHAnsi" w:hAnsiTheme="minorHAnsi" w:cstheme="minorHAnsi"/>
+                <w:sz w:val="20"/>
+                <w:szCs w:val="20"/>
+              </w:rPr>
+            </w:pPr>
+          </w:p>
+        </w:tc>
+        <w:tc>
+          <w:tcPr>
+            <w:tcW w:w="1620" w:type="dxa"/>
+          </w:tcPr>
+          <w:p>
+            <w:pPr>
+              <w:rPr>
+                <w:rStyle w:val="HTML-kod"/>
+                <w:rFonts w:asciiTheme="minorHAnsi" w:eastAsia="Calibri" w:hAnsiTheme="minorHAnsi" w:cstheme="minorHAnsi"/>
+              </w:rPr>
+            </w:pPr>
+            <w:r>
+              <w:rPr>
+                <w:rFonts w:asciiTheme="minorHAnsi" w:hAnsiTheme="minorHAnsi" w:cstheme="minorHAnsi"/>
+              </w:rPr>
+              <w:t>solarenergy</w:t>
+            </w:r>
+          </w:p>
+        </w:tc>
+        <w:tc>
+          <w:tcPr>
+            <w:tcW w:w="1335" w:type="dxa"/>
+          </w:tcPr>
+          <w:p>
+            <w:pPr>
+              <w:rPr>
+                <w:rFonts w:asciiTheme="minorHAnsi" w:hAnsiTheme="minorHAnsi" w:cstheme="minorHAnsi"/>
+              </w:rPr>
+            </w:pPr>
+            <w:r>
+              <w:rPr>
+                <w:rFonts w:asciiTheme="minorHAnsi" w:hAnsiTheme="minorHAnsi" w:cstheme="minorHAnsi"/>
+              </w:rPr>
+              <w:t>float</w:t>
+            </w:r>
+          </w:p>
+        </w:tc>
+        <w:tc>
+          <w:tcPr>
+            <w:tcW w:w="1615" w:type="dxa"/>
+            <w:tcBorders>
+              <w:top w:val="single" w:sz="6" w:space="0" w:color="auto"/>
+              <w:left w:val="single" w:sz="6" w:space="0" w:color="auto"/>
+              <w:bottom w:val="single" w:sz="6" w:space="0" w:color="auto"/>
+              <w:right w:val="single" w:sz="6" w:space="0" w:color="auto"/>
+            </w:tcBorders>
+            <w:vAlign w:val="center"/>
+          </w:tcPr>
+          <w:p>
+            <w:pPr>
+              <w:rPr>
+                <w:rFonts w:asciiTheme="minorHAnsi" w:hAnsiTheme="minorHAnsi" w:cstheme="minorHAnsi"/>
+                <w:sz w:val="20"/>
+                <w:szCs w:val="20"/>
+              </w:rPr>
+            </w:pPr>
+            <w:r>
+              <w:t>Zakres wartości od 0,1 do 28,7</w:t>
+            </w:r>
+          </w:p>
+        </w:tc>
+        <w:tc>
+          <w:tcPr>
+            <w:tcW w:w="4820" w:type="dxa"/>
+            <w:tcBorders>
+              <w:top w:val="single" w:sz="6" w:space="0" w:color="000000"/>
+              <w:left w:val="single" w:sz="6" w:space="0" w:color="000000"/>
+              <w:bottom w:val="single" w:sz="6" w:space="0" w:color="000000"/>
+              <w:right w:val="single" w:sz="6" w:space="0" w:color="000000"/>
+            </w:tcBorders>
+          </w:tcPr>
+          <w:p>
+            <w:pPr>
+              <w:rPr>
+                <w:rFonts w:asciiTheme="minorHAnsi" w:hAnsiTheme="minorHAnsi" w:cstheme="minorHAnsi"/>
+                <w:sz w:val="20"/>
+                <w:szCs w:val="20"/>
+              </w:rPr>
+            </w:pPr>
+            <w:r>
+              <w:rPr>
+                <w:rFonts w:asciiTheme="minorHAnsi" w:hAnsiTheme="minorHAnsi" w:cstheme="minorHAnsi"/>
+                <w:sz w:val="20"/>
+                <w:szCs w:val="20"/>
+              </w:rPr>
+              <w:t>Brak wartości NULL, wszystkie wartości mieszczą się w dozwolonym przedziale.</w:t>
+            </w:r>
+          </w:p>
+        </w:tc>
+      </w:tr>
+      <w:tr>
+        <w:trPr>
+          <w:trHeight w:val="280"/>
+        </w:trPr>
+        <w:tc>
+          <w:tcPr>
+            <w:tcW w:w="645" w:type="dxa"/>
+          </w:tcPr>
+          <w:p>
+            <w:pPr>
+              <w:numPr>
+                <w:ilvl w:val="0"/>
+                <w:numId w:val="25"/>
+              </w:numPr>
+              <w:rPr>
+                <w:rFonts w:asciiTheme="minorHAnsi" w:hAnsiTheme="minorHAnsi" w:cstheme="minorHAnsi"/>
+                <w:sz w:val="20"/>
+                <w:szCs w:val="20"/>
+              </w:rPr>
+            </w:pPr>
+          </w:p>
+        </w:tc>
+        <w:tc>
+          <w:tcPr>
+            <w:tcW w:w="1620" w:type="dxa"/>
+          </w:tcPr>
+          <w:p>
+            <w:pPr>
+              <w:rPr>
+                <w:rStyle w:val="HTML-kod"/>
+                <w:rFonts w:asciiTheme="minorHAnsi" w:eastAsia="Calibri" w:hAnsiTheme="minorHAnsi" w:cstheme="minorHAnsi"/>
+              </w:rPr>
+            </w:pPr>
+            <w:r>
+              <w:rPr>
+                <w:rFonts w:asciiTheme="minorHAnsi" w:hAnsiTheme="minorHAnsi" w:cstheme="minorHAnsi"/>
+              </w:rPr>
+              <w:t>uvindex</w:t>
+            </w:r>
+          </w:p>
+        </w:tc>
+        <w:tc>
+          <w:tcPr>
+            <w:tcW w:w="1335" w:type="dxa"/>
+          </w:tcPr>
+          <w:p>
+            <w:pPr>
+              <w:rPr>
+                <w:rFonts w:asciiTheme="minorHAnsi" w:hAnsiTheme="minorHAnsi" w:cstheme="minorHAnsi"/>
+              </w:rPr>
+            </w:pPr>
+            <w:r>
+              <w:rPr>
+                <w:rFonts w:asciiTheme="minorHAnsi" w:hAnsiTheme="minorHAnsi" w:cstheme="minorHAnsi"/>
+              </w:rPr>
+              <w:t>int</w:t>
+            </w:r>
+          </w:p>
+        </w:tc>
+        <w:tc>
+          <w:tcPr>
+            <w:tcW w:w="1615" w:type="dxa"/>
+            <w:tcBorders>
+              <w:top w:val="single" w:sz="6" w:space="0" w:color="auto"/>
+              <w:left w:val="single" w:sz="6" w:space="0" w:color="auto"/>
+              <w:bottom w:val="single" w:sz="6" w:space="0" w:color="auto"/>
+              <w:right w:val="single" w:sz="6" w:space="0" w:color="auto"/>
+            </w:tcBorders>
+            <w:vAlign w:val="center"/>
+          </w:tcPr>
+          <w:p>
+            <w:pPr>
+              <w:rPr>
+                <w:rFonts w:asciiTheme="minorHAnsi" w:hAnsiTheme="minorHAnsi" w:cstheme="minorHAnsi"/>
+                <w:sz w:val="20"/>
+                <w:szCs w:val="20"/>
+              </w:rPr>
+            </w:pPr>
+            <w:r>
+              <w:t>Zakres wartości od 0 do 10</w:t>
+            </w:r>
+          </w:p>
+        </w:tc>
+        <w:tc>
+          <w:tcPr>
+            <w:tcW w:w="4820" w:type="dxa"/>
+            <w:tcBorders>
+              <w:top w:val="single" w:sz="6" w:space="0" w:color="000000"/>
+              <w:left w:val="single" w:sz="6" w:space="0" w:color="000000"/>
+              <w:bottom w:val="single" w:sz="6" w:space="0" w:color="000000"/>
+              <w:right w:val="single" w:sz="6" w:space="0" w:color="000000"/>
+            </w:tcBorders>
+          </w:tcPr>
+          <w:p>
+            <w:pPr>
+              <w:rPr>
+                <w:rFonts w:asciiTheme="minorHAnsi" w:hAnsiTheme="minorHAnsi" w:cstheme="minorHAnsi"/>
+                <w:sz w:val="20"/>
+                <w:szCs w:val="20"/>
+              </w:rPr>
+            </w:pPr>
+            <w:r>
+              <w:rPr>
+                <w:rFonts w:asciiTheme="minorHAnsi" w:hAnsiTheme="minorHAnsi" w:cstheme="minorHAnsi"/>
+                <w:sz w:val="20"/>
+                <w:szCs w:val="20"/>
+              </w:rPr>
+              <w:t>Brak wartości NULL, wszystkie wartości mieszczą się w dozwolonym przedziale.</w:t>
+            </w:r>
+          </w:p>
+        </w:tc>
+      </w:tr>
+      <w:tr>
+        <w:trPr>
+          <w:trHeight w:val="280"/>
+        </w:trPr>
+        <w:tc>
+          <w:tcPr>
+            <w:tcW w:w="645" w:type="dxa"/>
+          </w:tcPr>
+          <w:p>
+            <w:pPr>
+              <w:numPr>
+                <w:ilvl w:val="0"/>
+                <w:numId w:val="25"/>
+              </w:numPr>
+              <w:rPr>
+                <w:rFonts w:asciiTheme="minorHAnsi" w:hAnsiTheme="minorHAnsi" w:cstheme="minorHAnsi"/>
+                <w:sz w:val="20"/>
+                <w:szCs w:val="20"/>
+              </w:rPr>
+            </w:pPr>
+          </w:p>
+        </w:tc>
+        <w:tc>
+          <w:tcPr>
+            <w:tcW w:w="1620" w:type="dxa"/>
+          </w:tcPr>
+          <w:p>
+            <w:pPr>
+              <w:rPr>
+                <w:rStyle w:val="HTML-kod"/>
+                <w:rFonts w:asciiTheme="minorHAnsi" w:eastAsia="Calibri" w:hAnsiTheme="minorHAnsi" w:cstheme="minorHAnsi"/>
+              </w:rPr>
+            </w:pPr>
+            <w:r>
+              <w:rPr>
+                <w:rFonts w:asciiTheme="minorHAnsi" w:hAnsiTheme="minorHAnsi" w:cstheme="minorHAnsi"/>
+              </w:rPr>
+              <w:t>severerisk</w:t>
+            </w:r>
+          </w:p>
+        </w:tc>
+        <w:tc>
+          <w:tcPr>
+            <w:tcW w:w="1335" w:type="dxa"/>
+          </w:tcPr>
+          <w:p>
+            <w:pPr>
+              <w:rPr>
+                <w:rFonts w:asciiTheme="minorHAnsi" w:hAnsiTheme="minorHAnsi" w:cstheme="minorHAnsi"/>
+              </w:rPr>
+            </w:pPr>
+            <w:r>
+              <w:rPr>
+                <w:rFonts w:asciiTheme="minorHAnsi" w:hAnsiTheme="minorHAnsi" w:cstheme="minorHAnsi"/>
+              </w:rPr>
+              <w:t>string</w:t>
+            </w:r>
+          </w:p>
+        </w:tc>
+        <w:tc>
+          <w:tcPr>
+            <w:tcW w:w="1615" w:type="dxa"/>
+            <w:tcBorders>
+              <w:top w:val="single" w:sz="6" w:space="0" w:color="auto"/>
+              <w:left w:val="single" w:sz="6" w:space="0" w:color="auto"/>
+              <w:bottom w:val="single" w:sz="6" w:space="0" w:color="auto"/>
+              <w:right w:val="single" w:sz="6" w:space="0" w:color="auto"/>
+            </w:tcBorders>
+            <w:vAlign w:val="center"/>
+          </w:tcPr>
+          <w:p>
+            <w:pPr>
+              <w:rPr>
+                <w:rFonts w:asciiTheme="minorHAnsi" w:hAnsiTheme="minorHAnsi" w:cstheme="minorHAnsi"/>
+                <w:sz w:val="20"/>
+                <w:szCs w:val="20"/>
+              </w:rPr>
+            </w:pPr>
+            <w:r>
+              <w:t>Zakres wartości od 5 do 100</w:t>
+            </w:r>
+          </w:p>
+        </w:tc>
+        <w:tc>
+          <w:tcPr>
+            <w:tcW w:w="4820" w:type="dxa"/>
+            <w:tcBorders>
+              <w:top w:val="single" w:sz="6" w:space="0" w:color="000000"/>
+              <w:left w:val="single" w:sz="6" w:space="0" w:color="000000"/>
+              <w:bottom w:val="single" w:sz="6" w:space="0" w:color="000000"/>
+              <w:right w:val="single" w:sz="6" w:space="0" w:color="000000"/>
+            </w:tcBorders>
+          </w:tcPr>
+          <w:p>
+            <w:pPr>
+              <w:rPr>
+                <w:rFonts w:asciiTheme="minorHAnsi" w:hAnsiTheme="minorHAnsi" w:cstheme="minorHAnsi"/>
+                <w:sz w:val="20"/>
+                <w:szCs w:val="20"/>
+              </w:rPr>
+            </w:pPr>
+            <w:r>
+              <w:rPr>
+                <w:rFonts w:asciiTheme="minorHAnsi" w:hAnsiTheme="minorHAnsi" w:cstheme="minorHAnsi"/>
+                <w:sz w:val="20"/>
+                <w:szCs w:val="20"/>
+              </w:rPr>
+              <w:t>Brak wartości NULL, wszystkie wartości mieszczą się w dozwolonym przedziale.</w:t>
+            </w:r>
+          </w:p>
+        </w:tc>
+      </w:tr>
+      <w:tr>
+        <w:trPr>
+          <w:trHeight w:val="280"/>
+        </w:trPr>
+        <w:tc>
+          <w:tcPr>
+            <w:tcW w:w="645" w:type="dxa"/>
+          </w:tcPr>
+          <w:p>
+            <w:pPr>
+              <w:numPr>
+                <w:ilvl w:val="0"/>
+                <w:numId w:val="25"/>
+              </w:numPr>
+              <w:rPr>
+                <w:rFonts w:asciiTheme="minorHAnsi" w:hAnsiTheme="minorHAnsi" w:cstheme="minorHAnsi"/>
+                <w:sz w:val="20"/>
+                <w:szCs w:val="20"/>
+              </w:rPr>
+            </w:pPr>
+          </w:p>
+        </w:tc>
+        <w:tc>
+          <w:tcPr>
+            <w:tcW w:w="1620" w:type="dxa"/>
+          </w:tcPr>
+          <w:p>
+            <w:pPr>
+              <w:rPr>
+                <w:rStyle w:val="HTML-kod"/>
+                <w:rFonts w:asciiTheme="minorHAnsi" w:eastAsia="Calibri" w:hAnsiTheme="minorHAnsi" w:cstheme="minorHAnsi"/>
+              </w:rPr>
+            </w:pPr>
+            <w:r>
+              <w:rPr>
+                <w:rFonts w:asciiTheme="minorHAnsi" w:hAnsiTheme="minorHAnsi" w:cstheme="minorHAnsi"/>
+              </w:rPr>
+              <w:t>sunrise</w:t>
+            </w:r>
+          </w:p>
+        </w:tc>
+        <w:tc>
+          <w:tcPr>
+            <w:tcW w:w="1335" w:type="dxa"/>
+          </w:tcPr>
+          <w:p>
+            <w:pPr>
+              <w:rPr>
+                <w:rFonts w:asciiTheme="minorHAnsi" w:hAnsiTheme="minorHAnsi" w:cstheme="minorHAnsi"/>
+              </w:rPr>
+            </w:pPr>
+            <w:r>
+              <w:rPr>
+                <w:rFonts w:asciiTheme="minorHAnsi" w:hAnsiTheme="minorHAnsi" w:cstheme="minorHAnsi"/>
+              </w:rPr>
+              <w:t>datetime</w:t>
+            </w:r>
+          </w:p>
+        </w:tc>
+        <w:tc>
+          <w:tcPr>
+            <w:tcW w:w="1615" w:type="dxa"/>
+            <w:tcBorders>
+              <w:top w:val="single" w:sz="6" w:space="0" w:color="auto"/>
+              <w:left w:val="single" w:sz="6" w:space="0" w:color="auto"/>
+              <w:bottom w:val="single" w:sz="6" w:space="0" w:color="auto"/>
+              <w:right w:val="single" w:sz="6" w:space="0" w:color="auto"/>
+            </w:tcBorders>
+            <w:vAlign w:val="center"/>
+          </w:tcPr>
+          <w:p>
+            <w:pPr>
+              <w:rPr>
+                <w:rFonts w:asciiTheme="minorHAnsi" w:hAnsiTheme="minorHAnsi" w:cstheme="minorHAnsi"/>
+                <w:sz w:val="20"/>
+                <w:szCs w:val="20"/>
+              </w:rPr>
+            </w:pPr>
+            <w:r>
+              <w:t>Zakres od 01.05.2020</w:t>
+            </w:r>
+            <w:r>
+              <w:t xml:space="preserve"> 06:09:41 </w:t>
+            </w:r>
+            <w:r>
+              <w:t xml:space="preserve"> do 31.08.2024</w:t>
+            </w:r>
+            <w:r>
+              <w:t xml:space="preserve"> 06:36:39</w:t>
+            </w:r>
+          </w:p>
+        </w:tc>
+        <w:tc>
+          <w:tcPr>
+            <w:tcW w:w="4820" w:type="dxa"/>
+            <w:tcBorders>
+              <w:top w:val="single" w:sz="6" w:space="0" w:color="000000"/>
+              <w:left w:val="single" w:sz="6" w:space="0" w:color="000000"/>
+              <w:bottom w:val="single" w:sz="6" w:space="0" w:color="000000"/>
+              <w:right w:val="single" w:sz="6" w:space="0" w:color="000000"/>
+            </w:tcBorders>
+          </w:tcPr>
+          <w:p>
+            <w:pPr>
+              <w:rPr>
+                <w:rFonts w:asciiTheme="minorHAnsi" w:hAnsiTheme="minorHAnsi" w:cstheme="minorHAnsi"/>
+                <w:sz w:val="20"/>
+                <w:szCs w:val="20"/>
+              </w:rPr>
+            </w:pPr>
+            <w:r>
+              <w:rPr>
+                <w:rFonts w:asciiTheme="minorHAnsi" w:hAnsiTheme="minorHAnsi" w:cstheme="minorHAnsi"/>
+                <w:sz w:val="20"/>
+                <w:szCs w:val="20"/>
+              </w:rPr>
+              <w:t>Brak wartości NULL, wszystkie wartości mieszczą się w dozwolonym przedziale.</w:t>
+            </w:r>
+          </w:p>
+        </w:tc>
+      </w:tr>
+      <w:tr>
+        <w:trPr>
+          <w:trHeight w:val="280"/>
+        </w:trPr>
+        <w:tc>
+          <w:tcPr>
+            <w:tcW w:w="645" w:type="dxa"/>
+          </w:tcPr>
+          <w:p>
+            <w:pPr>
+              <w:numPr>
+                <w:ilvl w:val="0"/>
+                <w:numId w:val="25"/>
+              </w:numPr>
+              <w:rPr>
+                <w:rFonts w:asciiTheme="minorHAnsi" w:hAnsiTheme="minorHAnsi" w:cstheme="minorHAnsi"/>
+                <w:sz w:val="20"/>
+                <w:szCs w:val="20"/>
+              </w:rPr>
+            </w:pPr>
+          </w:p>
+        </w:tc>
+        <w:tc>
+          <w:tcPr>
+            <w:tcW w:w="1620" w:type="dxa"/>
+          </w:tcPr>
+          <w:p>
+            <w:pPr>
+              <w:rPr>
+                <w:rStyle w:val="HTML-kod"/>
+                <w:rFonts w:asciiTheme="minorHAnsi" w:eastAsia="Calibri" w:hAnsiTheme="minorHAnsi" w:cstheme="minorHAnsi"/>
+              </w:rPr>
+            </w:pPr>
+            <w:r>
+              <w:rPr>
+                <w:rFonts w:asciiTheme="minorHAnsi" w:hAnsiTheme="minorHAnsi" w:cstheme="minorHAnsi"/>
+              </w:rPr>
+              <w:t>sunset</w:t>
+            </w:r>
+          </w:p>
+        </w:tc>
+        <w:tc>
+          <w:tcPr>
+            <w:tcW w:w="1335" w:type="dxa"/>
+          </w:tcPr>
+          <w:p>
+            <w:pPr>
+              <w:rPr>
+                <w:rFonts w:asciiTheme="minorHAnsi" w:hAnsiTheme="minorHAnsi" w:cstheme="minorHAnsi"/>
+              </w:rPr>
+            </w:pPr>
+            <w:r>
+              <w:rPr>
+                <w:rFonts w:asciiTheme="minorHAnsi" w:hAnsiTheme="minorHAnsi" w:cstheme="minorHAnsi"/>
+              </w:rPr>
+              <w:t>datetime</w:t>
+            </w:r>
+          </w:p>
+        </w:tc>
+        <w:tc>
+          <w:tcPr>
+            <w:tcW w:w="1615" w:type="dxa"/>
+            <w:tcBorders>
+              <w:top w:val="single" w:sz="6" w:space="0" w:color="auto"/>
+              <w:left w:val="single" w:sz="6" w:space="0" w:color="auto"/>
+              <w:bottom w:val="single" w:sz="6" w:space="0" w:color="auto"/>
+              <w:right w:val="single" w:sz="6" w:space="0" w:color="auto"/>
+            </w:tcBorders>
+            <w:vAlign w:val="center"/>
+          </w:tcPr>
+          <w:p>
+            <w:pPr>
+              <w:rPr>
+                <w:rFonts w:asciiTheme="minorHAnsi" w:hAnsiTheme="minorHAnsi" w:cstheme="minorHAnsi"/>
+                <w:sz w:val="20"/>
+                <w:szCs w:val="20"/>
+              </w:rPr>
+            </w:pPr>
+            <w:r>
+              <w:t>Zakres od 01.05.2020</w:t>
+            </w:r>
+            <w:r>
+              <w:t xml:space="preserve"> 20:01:16</w:t>
+            </w:r>
+            <w:r>
+              <w:t xml:space="preserve"> do 31.08.2024</w:t>
+            </w:r>
+            <w:r>
+              <w:t xml:space="preserve"> 19:39:17</w:t>
+            </w:r>
+          </w:p>
+        </w:tc>
+        <w:tc>
+          <w:tcPr>
+            <w:tcW w:w="4820" w:type="dxa"/>
+            <w:tcBorders>
+              <w:top w:val="single" w:sz="6" w:space="0" w:color="000000"/>
+              <w:left w:val="single" w:sz="6" w:space="0" w:color="000000"/>
+              <w:bottom w:val="single" w:sz="6" w:space="0" w:color="000000"/>
+              <w:right w:val="single" w:sz="6" w:space="0" w:color="000000"/>
+            </w:tcBorders>
+          </w:tcPr>
+          <w:p>
+            <w:pPr>
+              <w:rPr>
+                <w:rFonts w:asciiTheme="minorHAnsi" w:hAnsiTheme="minorHAnsi" w:cstheme="minorHAnsi"/>
+                <w:sz w:val="20"/>
+                <w:szCs w:val="20"/>
+              </w:rPr>
+            </w:pPr>
+            <w:r>
+              <w:rPr>
+                <w:rFonts w:asciiTheme="minorHAnsi" w:hAnsiTheme="minorHAnsi" w:cstheme="minorHAnsi"/>
+                <w:sz w:val="20"/>
+                <w:szCs w:val="20"/>
+              </w:rPr>
+              <w:t>Brak wartości NULL, wszystkie wartości mieszczą się w dozwolonym przedziale.</w:t>
+            </w:r>
+          </w:p>
+        </w:tc>
+      </w:tr>
+      <w:tr>
+        <w:trPr>
+          <w:trHeight w:val="280"/>
+        </w:trPr>
+        <w:tc>
+          <w:tcPr>
+            <w:tcW w:w="645" w:type="dxa"/>
+          </w:tcPr>
+          <w:p>
+            <w:pPr>
+              <w:numPr>
+                <w:ilvl w:val="0"/>
+                <w:numId w:val="25"/>
+              </w:numPr>
+              <w:rPr>
+                <w:rFonts w:asciiTheme="minorHAnsi" w:hAnsiTheme="minorHAnsi" w:cstheme="minorHAnsi"/>
+                <w:sz w:val="20"/>
+                <w:szCs w:val="20"/>
+              </w:rPr>
+            </w:pPr>
+          </w:p>
+        </w:tc>
+        <w:tc>
+          <w:tcPr>
+            <w:tcW w:w="1620" w:type="dxa"/>
+          </w:tcPr>
+          <w:p>
+            <w:pPr>
+              <w:rPr>
+                <w:rStyle w:val="HTML-kod"/>
+                <w:rFonts w:asciiTheme="minorHAnsi" w:eastAsia="Calibri" w:hAnsiTheme="minorHAnsi" w:cstheme="minorHAnsi"/>
+              </w:rPr>
+            </w:pPr>
+            <w:r>
+              <w:rPr>
+                <w:rFonts w:asciiTheme="minorHAnsi" w:hAnsiTheme="minorHAnsi" w:cstheme="minorHAnsi"/>
+              </w:rPr>
+              <w:t>moonphase</w:t>
+            </w:r>
+          </w:p>
+        </w:tc>
+        <w:tc>
+          <w:tcPr>
+            <w:tcW w:w="1335" w:type="dxa"/>
+          </w:tcPr>
+          <w:p>
+            <w:pPr>
+              <w:rPr>
+                <w:rFonts w:asciiTheme="minorHAnsi" w:hAnsiTheme="minorHAnsi" w:cstheme="minorHAnsi"/>
+              </w:rPr>
+            </w:pPr>
+            <w:r>
+              <w:rPr>
+                <w:rFonts w:asciiTheme="minorHAnsi" w:hAnsiTheme="minorHAnsi" w:cstheme="minorHAnsi"/>
+              </w:rPr>
+              <w:t>float</w:t>
+            </w:r>
+          </w:p>
+        </w:tc>
+        <w:tc>
+          <w:tcPr>
+            <w:tcW w:w="1615" w:type="dxa"/>
+            <w:tcBorders>
+              <w:top w:val="single" w:sz="6" w:space="0" w:color="auto"/>
+              <w:left w:val="single" w:sz="6" w:space="0" w:color="auto"/>
+              <w:bottom w:val="single" w:sz="6" w:space="0" w:color="auto"/>
+              <w:right w:val="single" w:sz="6" w:space="0" w:color="auto"/>
+            </w:tcBorders>
+            <w:vAlign w:val="center"/>
+          </w:tcPr>
+          <w:p>
+            <w:pPr>
+              <w:rPr>
+                <w:rFonts w:asciiTheme="minorHAnsi" w:hAnsiTheme="minorHAnsi" w:cstheme="minorHAnsi"/>
+                <w:sz w:val="20"/>
+                <w:szCs w:val="20"/>
+              </w:rPr>
+            </w:pPr>
+            <w:r>
+              <w:t>Zakres wartości od 0 do 0,98</w:t>
+            </w:r>
+          </w:p>
+        </w:tc>
+        <w:tc>
+          <w:tcPr>
+            <w:tcW w:w="4820" w:type="dxa"/>
+            <w:tcBorders>
+              <w:top w:val="single" w:sz="6" w:space="0" w:color="000000"/>
+              <w:left w:val="single" w:sz="6" w:space="0" w:color="000000"/>
+              <w:bottom w:val="single" w:sz="6" w:space="0" w:color="000000"/>
+              <w:right w:val="single" w:sz="6" w:space="0" w:color="000000"/>
+            </w:tcBorders>
+          </w:tcPr>
+          <w:p>
+            <w:pPr>
+              <w:rPr>
+                <w:rFonts w:asciiTheme="minorHAnsi" w:hAnsiTheme="minorHAnsi" w:cstheme="minorHAnsi"/>
+                <w:sz w:val="20"/>
+                <w:szCs w:val="20"/>
+              </w:rPr>
+            </w:pPr>
+            <w:r>
+              <w:rPr>
+                <w:rFonts w:asciiTheme="minorHAnsi" w:hAnsiTheme="minorHAnsi" w:cstheme="minorHAnsi"/>
+                <w:sz w:val="20"/>
+                <w:szCs w:val="20"/>
+              </w:rPr>
+              <w:t>Brak wartości NULL, wszystkie wartości mieszczą się w dozwolonym przedziale.</w:t>
+            </w:r>
+            <w:r>
+              <w:rPr>
+                <w:rFonts w:asciiTheme="minorHAnsi" w:hAnsiTheme="minorHAnsi" w:cstheme="minorHAnsi"/>
+                <w:sz w:val="20"/>
+                <w:szCs w:val="20"/>
+              </w:rPr>
+              <w:t xml:space="preserve"> Niska przydatność dla analizy wybranych aspektów dziedziny.</w:t>
+            </w:r>
+          </w:p>
+        </w:tc>
+      </w:tr>
+      <w:tr>
+        <w:trPr>
+          <w:trHeight w:val="280"/>
+        </w:trPr>
+        <w:tc>
+          <w:tcPr>
+            <w:tcW w:w="645" w:type="dxa"/>
+          </w:tcPr>
+          <w:p>
+            <w:pPr>
+              <w:numPr>
+                <w:ilvl w:val="0"/>
+                <w:numId w:val="25"/>
+              </w:numPr>
+              <w:rPr>
+                <w:rFonts w:asciiTheme="minorHAnsi" w:hAnsiTheme="minorHAnsi" w:cstheme="minorHAnsi"/>
+                <w:sz w:val="20"/>
+                <w:szCs w:val="20"/>
+              </w:rPr>
+            </w:pPr>
+          </w:p>
+        </w:tc>
+        <w:tc>
+          <w:tcPr>
+            <w:tcW w:w="1620" w:type="dxa"/>
+          </w:tcPr>
+          <w:p>
+            <w:pPr>
+              <w:rPr>
+                <w:rStyle w:val="HTML-kod"/>
+                <w:rFonts w:asciiTheme="minorHAnsi" w:eastAsia="Calibri" w:hAnsiTheme="minorHAnsi" w:cstheme="minorHAnsi"/>
+              </w:rPr>
+            </w:pPr>
+            <w:r>
+              <w:rPr>
+                <w:rFonts w:asciiTheme="minorHAnsi" w:hAnsiTheme="minorHAnsi" w:cstheme="minorHAnsi"/>
+              </w:rPr>
+              <w:t>conditions</w:t>
+            </w:r>
+          </w:p>
+        </w:tc>
+        <w:tc>
+          <w:tcPr>
+            <w:tcW w:w="1335" w:type="dxa"/>
+          </w:tcPr>
+          <w:p>
+            <w:pPr>
+              <w:rPr>
+                <w:rFonts w:asciiTheme="minorHAnsi" w:hAnsiTheme="minorHAnsi" w:cstheme="minorHAnsi"/>
+              </w:rPr>
+            </w:pPr>
+            <w:r>
+              <w:rPr>
+                <w:rFonts w:asciiTheme="minorHAnsi" w:hAnsiTheme="minorHAnsi" w:cstheme="minorHAnsi"/>
+              </w:rPr>
+              <w:t>string</w:t>
+            </w:r>
+          </w:p>
+        </w:tc>
+        <w:tc>
+          <w:tcPr>
+            <w:tcW w:w="1615" w:type="dxa"/>
+            <w:tcBorders>
+              <w:top w:val="single" w:sz="6" w:space="0" w:color="auto"/>
+              <w:left w:val="single" w:sz="6" w:space="0" w:color="auto"/>
+              <w:bottom w:val="single" w:sz="6" w:space="0" w:color="auto"/>
+              <w:right w:val="single" w:sz="6" w:space="0" w:color="auto"/>
+            </w:tcBorders>
+            <w:vAlign w:val="center"/>
+          </w:tcPr>
+          <w:p>
+            <w:pPr>
+              <w:rPr>
+                <w:rFonts w:asciiTheme="minorHAnsi" w:hAnsiTheme="minorHAnsi" w:cstheme="minorHAnsi"/>
+                <w:sz w:val="20"/>
+                <w:szCs w:val="20"/>
+              </w:rPr>
+            </w:pPr>
+            <w:r>
+              <w:t>Długość od 5 do 65 znaków</w:t>
+            </w:r>
+            <w:r>
+              <w:t>. Dane tekstowe (kategorie)</w:t>
+            </w:r>
+          </w:p>
+        </w:tc>
+        <w:tc>
+          <w:tcPr>
+            <w:tcW w:w="4820" w:type="dxa"/>
+            <w:tcBorders>
+              <w:top w:val="single" w:sz="6" w:space="0" w:color="000000"/>
+              <w:left w:val="single" w:sz="6" w:space="0" w:color="000000"/>
+              <w:bottom w:val="single" w:sz="6" w:space="0" w:color="000000"/>
+              <w:right w:val="single" w:sz="6" w:space="0" w:color="000000"/>
+            </w:tcBorders>
+          </w:tcPr>
+          <w:p>
+            <w:pPr>
+              <w:rPr>
+                <w:rFonts w:asciiTheme="minorHAnsi" w:hAnsiTheme="minorHAnsi" w:cstheme="minorHAnsi"/>
+                <w:sz w:val="20"/>
+                <w:szCs w:val="20"/>
+              </w:rPr>
+            </w:pPr>
+            <w:r>
+              <w:rPr>
+                <w:rFonts w:asciiTheme="minorHAnsi" w:hAnsiTheme="minorHAnsi" w:cstheme="minorHAnsi"/>
+                <w:sz w:val="20"/>
+                <w:szCs w:val="20"/>
+              </w:rPr>
+              <w:t>Brak wartości NULL, lista ciągów znaków oddzielona przecinkami utrudnia analizę. Należy uporządkować.</w:t>
+            </w:r>
+          </w:p>
+        </w:tc>
+      </w:tr>
+      <w:tr>
+        <w:trPr>
+          <w:trHeight w:val="280"/>
+        </w:trPr>
+        <w:tc>
+          <w:tcPr>
+            <w:tcW w:w="645" w:type="dxa"/>
+          </w:tcPr>
+          <w:p>
+            <w:pPr>
+              <w:numPr>
+                <w:ilvl w:val="0"/>
+                <w:numId w:val="25"/>
+              </w:numPr>
+              <w:rPr>
+                <w:rFonts w:asciiTheme="minorHAnsi" w:hAnsiTheme="minorHAnsi" w:cstheme="minorHAnsi"/>
+                <w:sz w:val="20"/>
+                <w:szCs w:val="20"/>
+              </w:rPr>
+            </w:pPr>
+          </w:p>
+        </w:tc>
+        <w:tc>
+          <w:tcPr>
+            <w:tcW w:w="1620" w:type="dxa"/>
+          </w:tcPr>
+          <w:p>
+            <w:pPr>
+              <w:rPr>
+                <w:rStyle w:val="HTML-kod"/>
+                <w:rFonts w:asciiTheme="minorHAnsi" w:eastAsia="Calibri" w:hAnsiTheme="minorHAnsi" w:cstheme="minorHAnsi"/>
+              </w:rPr>
+            </w:pPr>
+            <w:r>
+              <w:rPr>
+                <w:rFonts w:asciiTheme="minorHAnsi" w:hAnsiTheme="minorHAnsi" w:cstheme="minorHAnsi"/>
+              </w:rPr>
+              <w:t>description</w:t>
+            </w:r>
+          </w:p>
+        </w:tc>
+        <w:tc>
+          <w:tcPr>
+            <w:tcW w:w="1335" w:type="dxa"/>
+          </w:tcPr>
+          <w:p>
+            <w:pPr>
+              <w:rPr>
+                <w:rFonts w:asciiTheme="minorHAnsi" w:hAnsiTheme="minorHAnsi" w:cstheme="minorHAnsi"/>
+              </w:rPr>
+            </w:pPr>
+            <w:r>
+              <w:rPr>
+                <w:rFonts w:asciiTheme="minorHAnsi" w:hAnsiTheme="minorHAnsi" w:cstheme="minorHAnsi"/>
+              </w:rPr>
+              <w:t>string</w:t>
+            </w:r>
+          </w:p>
+        </w:tc>
+        <w:tc>
+          <w:tcPr>
+            <w:tcW w:w="1615" w:type="dxa"/>
+            <w:tcBorders>
+              <w:top w:val="single" w:sz="6" w:space="0" w:color="auto"/>
+              <w:left w:val="single" w:sz="6" w:space="0" w:color="auto"/>
+              <w:bottom w:val="single" w:sz="6" w:space="0" w:color="auto"/>
+              <w:right w:val="single" w:sz="6" w:space="0" w:color="auto"/>
+            </w:tcBorders>
+            <w:vAlign w:val="center"/>
+          </w:tcPr>
+          <w:p>
+            <w:pPr>
+              <w:rPr>
+                <w:rFonts w:asciiTheme="minorHAnsi" w:hAnsiTheme="minorHAnsi" w:cstheme="minorHAnsi"/>
+                <w:sz w:val="20"/>
+                <w:szCs w:val="20"/>
+              </w:rPr>
+            </w:pPr>
+            <w:r>
+              <w:t>Długość od 26 do 82 znaków</w:t>
+            </w:r>
+          </w:p>
+        </w:tc>
+        <w:tc>
+          <w:tcPr>
+            <w:tcW w:w="4820" w:type="dxa"/>
+            <w:tcBorders>
+              <w:top w:val="single" w:sz="6" w:space="0" w:color="000000"/>
+              <w:left w:val="single" w:sz="6" w:space="0" w:color="000000"/>
+              <w:bottom w:val="single" w:sz="6" w:space="0" w:color="000000"/>
+              <w:right w:val="single" w:sz="6" w:space="0" w:color="000000"/>
+            </w:tcBorders>
+          </w:tcPr>
+          <w:p>
+            <w:pPr>
+              <w:rPr>
+                <w:rFonts w:asciiTheme="minorHAnsi" w:hAnsiTheme="minorHAnsi" w:cstheme="minorHAnsi"/>
+                <w:sz w:val="20"/>
+                <w:szCs w:val="20"/>
+              </w:rPr>
+            </w:pPr>
+            <w:r>
+              <w:rPr>
+                <w:rFonts w:asciiTheme="minorHAnsi" w:hAnsiTheme="minorHAnsi" w:cstheme="minorHAnsi"/>
+                <w:sz w:val="20"/>
+                <w:szCs w:val="20"/>
+              </w:rPr>
+              <w:t xml:space="preserve">Brak wartości NULL, opisy słowne </w:t>
+            </w:r>
+            <w:r>
+              <w:rPr>
+                <w:rFonts w:asciiTheme="minorHAnsi" w:hAnsiTheme="minorHAnsi" w:cstheme="minorHAnsi"/>
+                <w:sz w:val="20"/>
+                <w:szCs w:val="20"/>
+              </w:rPr>
+              <w:t>opisujące warunki atmosferyczne, dane ciężkie do analizy i uporządkowania. Mają niską wartość ponieważ pokrywają się z innymi.</w:t>
+            </w:r>
+          </w:p>
+        </w:tc>
+      </w:tr>
+      <w:tr>
+        <w:trPr>
+          <w:trHeight w:val="280"/>
+        </w:trPr>
+        <w:tc>
+          <w:tcPr>
+            <w:tcW w:w="645" w:type="dxa"/>
+          </w:tcPr>
+          <w:p>
+            <w:pPr>
+              <w:numPr>
+                <w:ilvl w:val="0"/>
+                <w:numId w:val="25"/>
+              </w:numPr>
+              <w:rPr>
+                <w:rFonts w:asciiTheme="minorHAnsi" w:hAnsiTheme="minorHAnsi" w:cstheme="minorHAnsi"/>
+                <w:sz w:val="20"/>
+                <w:szCs w:val="20"/>
+              </w:rPr>
+            </w:pPr>
+          </w:p>
+        </w:tc>
+        <w:tc>
+          <w:tcPr>
+            <w:tcW w:w="1620" w:type="dxa"/>
+          </w:tcPr>
+          <w:p>
+            <w:pPr>
+              <w:rPr>
+                <w:rStyle w:val="HTML-kod"/>
+                <w:rFonts w:asciiTheme="minorHAnsi" w:eastAsia="Calibri" w:hAnsiTheme="minorHAnsi" w:cstheme="minorHAnsi"/>
+              </w:rPr>
+            </w:pPr>
+            <w:r>
+              <w:rPr>
+                <w:rFonts w:asciiTheme="minorHAnsi" w:hAnsiTheme="minorHAnsi" w:cstheme="minorHAnsi"/>
+              </w:rPr>
+              <w:t>icon</w:t>
+            </w:r>
+          </w:p>
+        </w:tc>
+        <w:tc>
+          <w:tcPr>
+            <w:tcW w:w="1335" w:type="dxa"/>
+          </w:tcPr>
+          <w:p>
+            <w:pPr>
+              <w:rPr>
+                <w:rFonts w:asciiTheme="minorHAnsi" w:hAnsiTheme="minorHAnsi" w:cstheme="minorHAnsi"/>
+              </w:rPr>
+            </w:pPr>
+            <w:r>
+              <w:rPr>
+                <w:rFonts w:asciiTheme="minorHAnsi" w:hAnsiTheme="minorHAnsi" w:cstheme="minorHAnsi"/>
+              </w:rPr>
+              <w:t>string</w:t>
+            </w:r>
+          </w:p>
+        </w:tc>
+        <w:tc>
+          <w:tcPr>
+            <w:tcW w:w="1615" w:type="dxa"/>
+            <w:tcBorders>
+              <w:top w:val="single" w:sz="6" w:space="0" w:color="auto"/>
+              <w:left w:val="single" w:sz="6" w:space="0" w:color="auto"/>
+              <w:bottom w:val="single" w:sz="6" w:space="0" w:color="auto"/>
+              <w:right w:val="single" w:sz="6" w:space="0" w:color="auto"/>
+            </w:tcBorders>
+            <w:vAlign w:val="center"/>
+          </w:tcPr>
+          <w:p>
+            <w:pPr>
+              <w:rPr>
+                <w:rFonts w:asciiTheme="minorHAnsi" w:hAnsiTheme="minorHAnsi" w:cstheme="minorHAnsi"/>
+                <w:sz w:val="20"/>
+                <w:szCs w:val="20"/>
+              </w:rPr>
+            </w:pPr>
+            <w:r>
+              <w:t>Długość od 4 do 17 znaków</w:t>
+            </w:r>
+          </w:p>
+        </w:tc>
+        <w:tc>
+          <w:tcPr>
+            <w:tcW w:w="4820" w:type="dxa"/>
+            <w:tcBorders>
+              <w:top w:val="single" w:sz="6" w:space="0" w:color="000000"/>
+              <w:left w:val="single" w:sz="6" w:space="0" w:color="000000"/>
+              <w:bottom w:val="single" w:sz="6" w:space="0" w:color="000000"/>
+              <w:right w:val="single" w:sz="6" w:space="0" w:color="000000"/>
+            </w:tcBorders>
+          </w:tcPr>
+          <w:p>
+            <w:pPr>
+              <w:rPr>
+                <w:rFonts w:asciiTheme="minorHAnsi" w:hAnsiTheme="minorHAnsi" w:cstheme="minorHAnsi"/>
+                <w:sz w:val="20"/>
+                <w:szCs w:val="20"/>
+              </w:rPr>
+            </w:pPr>
+            <w:r>
+              <w:rPr>
+                <w:rFonts w:asciiTheme="minorHAnsi" w:hAnsiTheme="minorHAnsi" w:cstheme="minorHAnsi"/>
+                <w:sz w:val="20"/>
+                <w:szCs w:val="20"/>
+              </w:rPr>
+              <w:t>Brak wartości NULL, nazwa symbolu opisującego pogodę, odzwierciedla dane z innych atrybutów, brak użyteczności przy analizie wybranych aspektów dziedziny.</w:t>
+            </w:r>
+          </w:p>
+        </w:tc>
+      </w:tr>
+      <w:tr>
+        <w:trPr>
+          <w:trHeight w:val="280"/>
+        </w:trPr>
+        <w:tc>
+          <w:tcPr>
+            <w:tcW w:w="645" w:type="dxa"/>
+          </w:tcPr>
+          <w:p>
+            <w:pPr>
+              <w:numPr>
+                <w:ilvl w:val="0"/>
+                <w:numId w:val="25"/>
+              </w:numPr>
+              <w:rPr>
+                <w:rFonts w:asciiTheme="minorHAnsi" w:hAnsiTheme="minorHAnsi" w:cstheme="minorHAnsi"/>
+                <w:sz w:val="20"/>
+                <w:szCs w:val="20"/>
+              </w:rPr>
+            </w:pPr>
+          </w:p>
+        </w:tc>
+        <w:tc>
+          <w:tcPr>
+            <w:tcW w:w="1620" w:type="dxa"/>
+          </w:tcPr>
+          <w:p>
+            <w:pPr>
+              <w:rPr>
+                <w:rStyle w:val="HTML-kod"/>
+                <w:rFonts w:asciiTheme="minorHAnsi" w:eastAsia="Calibri" w:hAnsiTheme="minorHAnsi" w:cstheme="minorHAnsi"/>
+              </w:rPr>
+            </w:pPr>
+            <w:r>
+              <w:rPr>
+                <w:rFonts w:asciiTheme="minorHAnsi" w:hAnsiTheme="minorHAnsi" w:cstheme="minorHAnsi"/>
+              </w:rPr>
+              <w:t>stations</w:t>
+            </w:r>
+          </w:p>
+        </w:tc>
+        <w:tc>
+          <w:tcPr>
+            <w:tcW w:w="1335" w:type="dxa"/>
+          </w:tcPr>
+          <w:p>
+            <w:pPr>
+              <w:rPr>
+                <w:rFonts w:asciiTheme="minorHAnsi" w:hAnsiTheme="minorHAnsi" w:cstheme="minorHAnsi"/>
+              </w:rPr>
+            </w:pPr>
+            <w:r>
+              <w:rPr>
+                <w:rFonts w:asciiTheme="minorHAnsi" w:hAnsiTheme="minorHAnsi" w:cstheme="minorHAnsi"/>
+              </w:rPr>
+              <w:t>string</w:t>
+            </w:r>
+          </w:p>
+        </w:tc>
+        <w:tc>
+          <w:tcPr>
+            <w:tcW w:w="1615" w:type="dxa"/>
+            <w:tcBorders>
+              <w:top w:val="single" w:sz="6" w:space="0" w:color="auto"/>
+              <w:left w:val="single" w:sz="6" w:space="0" w:color="auto"/>
+              <w:bottom w:val="single" w:sz="6" w:space="0" w:color="auto"/>
+              <w:right w:val="single" w:sz="6" w:space="0" w:color="auto"/>
+            </w:tcBorders>
+            <w:vAlign w:val="center"/>
+          </w:tcPr>
+          <w:p>
+            <w:pPr>
+              <w:rPr>
+                <w:rFonts w:asciiTheme="minorHAnsi" w:hAnsiTheme="minorHAnsi" w:cstheme="minorHAnsi"/>
+                <w:sz w:val="20"/>
+                <w:szCs w:val="20"/>
+              </w:rPr>
+            </w:pPr>
+            <w:r>
+              <w:t>Długość od 49 do 108 znaków</w:t>
+            </w:r>
+          </w:p>
+        </w:tc>
+        <w:tc>
+          <w:tcPr>
+            <w:tcW w:w="4820" w:type="dxa"/>
+            <w:tcBorders>
+              <w:top w:val="single" w:sz="6" w:space="0" w:color="000000"/>
+              <w:left w:val="single" w:sz="6" w:space="0" w:color="000000"/>
+              <w:bottom w:val="single" w:sz="6" w:space="0" w:color="000000"/>
+              <w:right w:val="single" w:sz="6" w:space="0" w:color="000000"/>
+            </w:tcBorders>
+          </w:tcPr>
+          <w:p>
+            <w:pPr>
+              <w:rPr>
+                <w:rFonts w:asciiTheme="minorHAnsi" w:hAnsiTheme="minorHAnsi" w:cstheme="minorHAnsi"/>
+                <w:sz w:val="20"/>
+                <w:szCs w:val="20"/>
+              </w:rPr>
+            </w:pPr>
+            <w:r>
+              <w:rPr>
+                <w:rFonts w:asciiTheme="minorHAnsi" w:hAnsiTheme="minorHAnsi" w:cstheme="minorHAnsi"/>
+                <w:sz w:val="20"/>
+                <w:szCs w:val="20"/>
+              </w:rPr>
+              <w:t>Brak wartości NULL, kody stacji z których zostały zebrane dane, nie są istotne dla analizy wybranych aspektów dziedziny.</w:t>
+            </w:r>
+          </w:p>
+        </w:tc>
+      </w:tr>
+    </w:tbl>
     <w:p/>
     <w:p>
       <w:pPr>
@@ -10734,13 +14495,13 @@
             <w:pPr>
               <w:spacing w:after="0" w:line="240" w:lineRule="auto"/>
               <w:rPr>
-                <w:b/>
+                <w:bCs/>
                 <w:sz w:val="24"/>
               </w:rPr>
             </w:pPr>
             <w:r>
               <w:rPr>
-                <w:b/>
+                <w:bCs/>
                 <w:sz w:val="24"/>
               </w:rPr>
               <w:t>Rent</w:t>
@@ -10765,33 +14526,11 @@
                 <w:lang w:val="en-US"/>
               </w:rPr>
             </w:pPr>
-            <w:proofErr w:type="spellStart"/>
             <w:r>
               <w:rPr>
                 <w:lang w:val="en-US"/>
               </w:rPr>
-              <w:t>Czas</w:t>
-            </w:r>
-            <w:proofErr w:type="spellEnd"/>
-            <w:r>
-              <w:rPr>
-                <w:lang w:val="en-US"/>
-              </w:rPr>
-              <w:t xml:space="preserve"> (duration), </w:t>
-            </w:r>
-            <w:proofErr w:type="spellStart"/>
-            <w:r>
-              <w:rPr>
-                <w:lang w:val="en-US"/>
-              </w:rPr>
-              <w:t>dystans</w:t>
-            </w:r>
-            <w:proofErr w:type="spellEnd"/>
-            <w:r>
-              <w:rPr>
-                <w:lang w:val="en-US"/>
-              </w:rPr>
-              <w:t xml:space="preserve"> (distance), </w:t>
+              <w:t xml:space="preserve">Czas (duration), dystans (distance), </w:t>
             </w:r>
             <w:r>
               <w:rPr>
@@ -10852,7 +14591,6 @@
           <w:sz w:val="26"/>
           <w:szCs w:val="26"/>
         </w:rPr>
-        <w:lastRenderedPageBreak/>
         <w:t>Kontekst analizy faktów</w:t>
       </w:r>
     </w:p>
@@ -11114,11 +14852,9 @@
               <w:widowControl w:val="0"/>
               <w:spacing w:after="0" w:line="240" w:lineRule="auto"/>
             </w:pPr>
-            <w:proofErr w:type="spellStart"/>
             <w:r>
               <w:t>Date</w:t>
             </w:r>
-            <w:proofErr w:type="spellEnd"/>
           </w:p>
         </w:tc>
         <w:tc>
@@ -11143,35 +14879,7 @@
               <w:rPr>
                 <w:lang w:val="en-US"/>
               </w:rPr>
-              <w:t xml:space="preserve">Date, year, quarter, month, </w:t>
-            </w:r>
-            <w:proofErr w:type="spellStart"/>
-            <w:r>
-              <w:rPr>
-                <w:lang w:val="en-US"/>
-              </w:rPr>
-              <w:t>day_of_week</w:t>
-            </w:r>
-            <w:proofErr w:type="spellEnd"/>
-            <w:r>
-              <w:rPr>
-                <w:lang w:val="en-US"/>
-              </w:rPr>
-              <w:t xml:space="preserve">, hour, </w:t>
-            </w:r>
-            <w:proofErr w:type="spellStart"/>
-            <w:r>
-              <w:rPr>
-                <w:lang w:val="en-US"/>
-              </w:rPr>
-              <w:t>is_weekend</w:t>
-            </w:r>
-            <w:proofErr w:type="spellEnd"/>
-            <w:r>
-              <w:rPr>
-                <w:lang w:val="en-US"/>
-              </w:rPr>
-              <w:t xml:space="preserve"> </w:t>
+              <w:t xml:space="preserve">Date, year, quarter, month, day_of_week, hour, is_weekend </w:t>
             </w:r>
           </w:p>
         </w:tc>
@@ -11226,7 +14934,10 @@
               <w:spacing w:after="0" w:line="240" w:lineRule="auto"/>
             </w:pPr>
             <w:r>
-              <w:t>3.</w:t>
+              <w:t>2</w:t>
+            </w:r>
+            <w:r>
+              <w:t>.</w:t>
             </w:r>
           </w:p>
         </w:tc>
@@ -11272,21 +14983,8 @@
               <w:spacing w:after="0" w:line="240" w:lineRule="auto"/>
             </w:pPr>
             <w:r>
-              <w:t xml:space="preserve">lat, </w:t>
-            </w:r>
-            <w:proofErr w:type="spellStart"/>
-            <w:r>
-              <w:t>lng</w:t>
-            </w:r>
-            <w:proofErr w:type="spellEnd"/>
-            <w:r>
-              <w:t xml:space="preserve">, </w:t>
-            </w:r>
-            <w:proofErr w:type="spellStart"/>
-            <w:r>
-              <w:t>name</w:t>
-            </w:r>
-            <w:proofErr w:type="spellEnd"/>
+              <w:t>lat, lng, name</w:t>
+            </w:r>
           </w:p>
         </w:tc>
         <w:tc>
@@ -11337,7 +15035,10 @@
               <w:spacing w:after="0" w:line="240" w:lineRule="auto"/>
             </w:pPr>
             <w:r>
-              <w:t>4.</w:t>
+              <w:t>3</w:t>
+            </w:r>
+            <w:r>
+              <w:t>.</w:t>
             </w:r>
           </w:p>
         </w:tc>
@@ -11362,11 +15063,9 @@
               <w:widowControl w:val="0"/>
               <w:spacing w:after="0" w:line="240" w:lineRule="auto"/>
             </w:pPr>
-            <w:proofErr w:type="spellStart"/>
             <w:r>
               <w:t>Weather</w:t>
             </w:r>
-            <w:proofErr w:type="spellEnd"/>
           </w:p>
         </w:tc>
         <w:tc>
@@ -11391,64 +15090,14 @@
               <w:rPr>
                 <w:lang w:val="en-US"/>
               </w:rPr>
-              <w:t xml:space="preserve">Date, </w:t>
-            </w:r>
-            <w:proofErr w:type="spellStart"/>
+              <w:t>Date, max_temp, min_t</w:t>
+            </w:r>
             <w:r>
               <w:rPr>
                 <w:lang w:val="en-US"/>
               </w:rPr>
-              <w:t>max_temp</w:t>
-            </w:r>
-            <w:proofErr w:type="spellEnd"/>
-            <w:r>
-              <w:rPr>
-                <w:lang w:val="en-US"/>
-              </w:rPr>
-              <w:t xml:space="preserve">, </w:t>
-            </w:r>
-            <w:proofErr w:type="spellStart"/>
-            <w:r>
-              <w:rPr>
-                <w:lang w:val="en-US"/>
-              </w:rPr>
-              <w:t>min_t</w:t>
-            </w:r>
-            <w:r>
-              <w:rPr>
-                <w:lang w:val="en-US"/>
-              </w:rPr>
-              <w:t>emp</w:t>
-            </w:r>
-            <w:proofErr w:type="spellEnd"/>
-            <w:r>
-              <w:rPr>
-                <w:lang w:val="en-US"/>
-              </w:rPr>
-              <w:t xml:space="preserve">, </w:t>
-            </w:r>
-            <w:proofErr w:type="spellStart"/>
-            <w:r>
-              <w:rPr>
-                <w:lang w:val="en-US"/>
-              </w:rPr>
-              <w:t>participation_mm</w:t>
-            </w:r>
-            <w:proofErr w:type="spellEnd"/>
-            <w:r>
-              <w:rPr>
-                <w:lang w:val="en-US"/>
-              </w:rPr>
-              <w:t xml:space="preserve">, </w:t>
-            </w:r>
-            <w:proofErr w:type="spellStart"/>
-            <w:r>
-              <w:rPr>
-                <w:lang w:val="en-US"/>
-              </w:rPr>
-              <w:t>wind_speed</w:t>
-            </w:r>
-            <w:proofErr w:type="spellEnd"/>
+              <w:t>emp, participation_mm, wind_speed</w:t>
+            </w:r>
           </w:p>
         </w:tc>
         <w:tc>
@@ -11482,6 +15131,9 @@
     <w:p>
       <w:pPr>
         <w:pStyle w:val="Nagwek1"/>
+        <w:rPr>
+          <w:lang w:val="en-US"/>
+        </w:rPr>
       </w:pPr>
     </w:p>
     <w:p>
@@ -11913,6 +15565,92 @@
     </w:lvl>
   </w:abstractNum>
   <w:abstractNum w:abstractNumId="2" w15:restartNumberingAfterBreak="0">
+    <w:nsid w:val="177E785B"/>
+    <w:multiLevelType w:val="multilevel"/>
+    <w:tmpl w:val="A69887CA"/>
+    <w:lvl w:ilvl="0">
+      <w:start w:val="1"/>
+      <w:numFmt w:val="decimal"/>
+      <w:lvlText w:val="%1."/>
+      <w:lvlJc w:val="left"/>
+      <w:pPr>
+        <w:ind w:left="501" w:hanging="360"/>
+      </w:pPr>
+    </w:lvl>
+    <w:lvl w:ilvl="1">
+      <w:start w:val="1"/>
+      <w:numFmt w:val="lowerLetter"/>
+      <w:lvlText w:val="%2."/>
+      <w:lvlJc w:val="left"/>
+      <w:pPr>
+        <w:ind w:left="1221" w:hanging="360"/>
+      </w:pPr>
+    </w:lvl>
+    <w:lvl w:ilvl="2">
+      <w:start w:val="1"/>
+      <w:numFmt w:val="lowerRoman"/>
+      <w:lvlText w:val="%3."/>
+      <w:lvlJc w:val="right"/>
+      <w:pPr>
+        <w:ind w:left="1941" w:hanging="180"/>
+      </w:pPr>
+    </w:lvl>
+    <w:lvl w:ilvl="3">
+      <w:start w:val="1"/>
+      <w:numFmt w:val="decimal"/>
+      <w:lvlText w:val="%4."/>
+      <w:lvlJc w:val="left"/>
+      <w:pPr>
+        <w:ind w:left="2661" w:hanging="360"/>
+      </w:pPr>
+    </w:lvl>
+    <w:lvl w:ilvl="4">
+      <w:start w:val="1"/>
+      <w:numFmt w:val="lowerLetter"/>
+      <w:lvlText w:val="%5."/>
+      <w:lvlJc w:val="left"/>
+      <w:pPr>
+        <w:ind w:left="3381" w:hanging="360"/>
+      </w:pPr>
+    </w:lvl>
+    <w:lvl w:ilvl="5">
+      <w:start w:val="1"/>
+      <w:numFmt w:val="lowerRoman"/>
+      <w:lvlText w:val="%6."/>
+      <w:lvlJc w:val="right"/>
+      <w:pPr>
+        <w:ind w:left="4101" w:hanging="180"/>
+      </w:pPr>
+    </w:lvl>
+    <w:lvl w:ilvl="6">
+      <w:start w:val="1"/>
+      <w:numFmt w:val="decimal"/>
+      <w:lvlText w:val="%7."/>
+      <w:lvlJc w:val="left"/>
+      <w:pPr>
+        <w:ind w:left="4821" w:hanging="360"/>
+      </w:pPr>
+    </w:lvl>
+    <w:lvl w:ilvl="7">
+      <w:start w:val="1"/>
+      <w:numFmt w:val="lowerLetter"/>
+      <w:lvlText w:val="%8."/>
+      <w:lvlJc w:val="left"/>
+      <w:pPr>
+        <w:ind w:left="5541" w:hanging="360"/>
+      </w:pPr>
+    </w:lvl>
+    <w:lvl w:ilvl="8">
+      <w:start w:val="1"/>
+      <w:numFmt w:val="lowerRoman"/>
+      <w:lvlText w:val="%9."/>
+      <w:lvlJc w:val="right"/>
+      <w:pPr>
+        <w:ind w:left="6261" w:hanging="180"/>
+      </w:pPr>
+    </w:lvl>
+  </w:abstractNum>
+  <w:abstractNum w:abstractNumId="3" w15:restartNumberingAfterBreak="0">
     <w:nsid w:val="19C3125C"/>
     <w:multiLevelType w:val="multilevel"/>
     <w:tmpl w:val="29F4E286"/>
@@ -11998,7 +15736,7 @@
       </w:pPr>
     </w:lvl>
   </w:abstractNum>
-  <w:abstractNum w:abstractNumId="3" w15:restartNumberingAfterBreak="0">
+  <w:abstractNum w:abstractNumId="4" w15:restartNumberingAfterBreak="0">
     <w:nsid w:val="1E1E0D00"/>
     <w:multiLevelType w:val="multilevel"/>
     <w:tmpl w:val="A69887CA"/>
@@ -12084,7 +15822,7 @@
       </w:pPr>
     </w:lvl>
   </w:abstractNum>
-  <w:abstractNum w:abstractNumId="4" w15:restartNumberingAfterBreak="0">
+  <w:abstractNum w:abstractNumId="5" w15:restartNumberingAfterBreak="0">
     <w:nsid w:val="202F748F"/>
     <w:multiLevelType w:val="multilevel"/>
     <w:tmpl w:val="D47AF1C0"/>
@@ -12233,7 +15971,7 @@
       </w:rPr>
     </w:lvl>
   </w:abstractNum>
-  <w:abstractNum w:abstractNumId="5" w15:restartNumberingAfterBreak="0">
+  <w:abstractNum w:abstractNumId="6" w15:restartNumberingAfterBreak="0">
     <w:nsid w:val="20B33466"/>
     <w:multiLevelType w:val="multilevel"/>
     <w:tmpl w:val="57326C5A"/>
@@ -12322,7 +16060,7 @@
       </w:pPr>
     </w:lvl>
   </w:abstractNum>
-  <w:abstractNum w:abstractNumId="6" w15:restartNumberingAfterBreak="0">
+  <w:abstractNum w:abstractNumId="7" w15:restartNumberingAfterBreak="0">
     <w:nsid w:val="23C74B6E"/>
     <w:multiLevelType w:val="multilevel"/>
     <w:tmpl w:val="A9104A82"/>
@@ -12411,7 +16149,7 @@
       </w:pPr>
     </w:lvl>
   </w:abstractNum>
-  <w:abstractNum w:abstractNumId="7" w15:restartNumberingAfterBreak="0">
+  <w:abstractNum w:abstractNumId="8" w15:restartNumberingAfterBreak="0">
     <w:nsid w:val="33A0501E"/>
     <w:multiLevelType w:val="hybridMultilevel"/>
     <w:tmpl w:val="A8A4167A"/>
@@ -12524,7 +16262,7 @@
       </w:rPr>
     </w:lvl>
   </w:abstractNum>
-  <w:abstractNum w:abstractNumId="8" w15:restartNumberingAfterBreak="0">
+  <w:abstractNum w:abstractNumId="9" w15:restartNumberingAfterBreak="0">
     <w:nsid w:val="3E226997"/>
     <w:multiLevelType w:val="multilevel"/>
     <w:tmpl w:val="44362C02"/>
@@ -12610,7 +16348,7 @@
       </w:pPr>
     </w:lvl>
   </w:abstractNum>
-  <w:abstractNum w:abstractNumId="9" w15:restartNumberingAfterBreak="0">
+  <w:abstractNum w:abstractNumId="10" w15:restartNumberingAfterBreak="0">
     <w:nsid w:val="52B52CE6"/>
     <w:multiLevelType w:val="hybridMultilevel"/>
     <w:tmpl w:val="84A2C124"/>
@@ -12696,7 +16434,7 @@
       </w:pPr>
     </w:lvl>
   </w:abstractNum>
-  <w:abstractNum w:abstractNumId="10" w15:restartNumberingAfterBreak="0">
+  <w:abstractNum w:abstractNumId="11" w15:restartNumberingAfterBreak="0">
     <w:nsid w:val="55FA14DF"/>
     <w:multiLevelType w:val="hybridMultilevel"/>
     <w:tmpl w:val="E22F11AA"/>
@@ -12747,7 +16485,7 @@
       <w:lvlJc w:val="left"/>
     </w:lvl>
   </w:abstractNum>
-  <w:abstractNum w:abstractNumId="11" w15:restartNumberingAfterBreak="0">
+  <w:abstractNum w:abstractNumId="12" w15:restartNumberingAfterBreak="0">
     <w:nsid w:val="560F50C0"/>
     <w:multiLevelType w:val="multilevel"/>
     <w:tmpl w:val="A9104A82"/>
@@ -12836,7 +16574,7 @@
       </w:pPr>
     </w:lvl>
   </w:abstractNum>
-  <w:abstractNum w:abstractNumId="12" w15:restartNumberingAfterBreak="0">
+  <w:abstractNum w:abstractNumId="13" w15:restartNumberingAfterBreak="0">
     <w:nsid w:val="5C7A0A21"/>
     <w:multiLevelType w:val="multilevel"/>
     <w:tmpl w:val="A69887CA"/>
@@ -12922,7 +16660,7 @@
       </w:pPr>
     </w:lvl>
   </w:abstractNum>
-  <w:abstractNum w:abstractNumId="13" w15:restartNumberingAfterBreak="0">
+  <w:abstractNum w:abstractNumId="14" w15:restartNumberingAfterBreak="0">
     <w:nsid w:val="5E41286A"/>
     <w:multiLevelType w:val="multilevel"/>
     <w:tmpl w:val="A69887CA"/>
@@ -13008,7 +16746,7 @@
       </w:pPr>
     </w:lvl>
   </w:abstractNum>
-  <w:abstractNum w:abstractNumId="14" w15:restartNumberingAfterBreak="0">
+  <w:abstractNum w:abstractNumId="15" w15:restartNumberingAfterBreak="0">
     <w:nsid w:val="65780AE0"/>
     <w:multiLevelType w:val="multilevel"/>
     <w:tmpl w:val="A69887CA"/>
@@ -13094,7 +16832,7 @@
       </w:pPr>
     </w:lvl>
   </w:abstractNum>
-  <w:abstractNum w:abstractNumId="15" w15:restartNumberingAfterBreak="0">
+  <w:abstractNum w:abstractNumId="16" w15:restartNumberingAfterBreak="0">
     <w:nsid w:val="6AB8562E"/>
     <w:multiLevelType w:val="multilevel"/>
     <w:tmpl w:val="F49EE062"/>
@@ -13207,7 +16945,7 @@
       </w:rPr>
     </w:lvl>
   </w:abstractNum>
-  <w:abstractNum w:abstractNumId="16" w15:restartNumberingAfterBreak="0">
+  <w:abstractNum w:abstractNumId="17" w15:restartNumberingAfterBreak="0">
     <w:nsid w:val="6BF32A6E"/>
     <w:multiLevelType w:val="multilevel"/>
     <w:tmpl w:val="EA88168E"/>
@@ -13297,7 +17035,7 @@
       </w:pPr>
     </w:lvl>
   </w:abstractNum>
-  <w:abstractNum w:abstractNumId="17" w15:restartNumberingAfterBreak="0">
+  <w:abstractNum w:abstractNumId="18" w15:restartNumberingAfterBreak="0">
     <w:nsid w:val="6C70438B"/>
     <w:multiLevelType w:val="multilevel"/>
     <w:tmpl w:val="A9104A82"/>
@@ -13386,7 +17124,7 @@
       </w:pPr>
     </w:lvl>
   </w:abstractNum>
-  <w:abstractNum w:abstractNumId="18" w15:restartNumberingAfterBreak="0">
+  <w:abstractNum w:abstractNumId="19" w15:restartNumberingAfterBreak="0">
     <w:nsid w:val="6EEA59D6"/>
     <w:multiLevelType w:val="multilevel"/>
     <w:tmpl w:val="A69887CA"/>
@@ -13472,7 +17210,7 @@
       </w:pPr>
     </w:lvl>
   </w:abstractNum>
-  <w:abstractNum w:abstractNumId="19" w15:restartNumberingAfterBreak="0">
+  <w:abstractNum w:abstractNumId="20" w15:restartNumberingAfterBreak="0">
     <w:nsid w:val="70C03E3E"/>
     <w:multiLevelType w:val="hybridMultilevel"/>
     <w:tmpl w:val="CA0812CC"/>
@@ -13558,7 +17296,7 @@
       </w:pPr>
     </w:lvl>
   </w:abstractNum>
-  <w:abstractNum w:abstractNumId="20" w15:restartNumberingAfterBreak="0">
+  <w:abstractNum w:abstractNumId="21" w15:restartNumberingAfterBreak="0">
     <w:nsid w:val="729F7C30"/>
     <w:multiLevelType w:val="multilevel"/>
     <w:tmpl w:val="A69887CA"/>
@@ -13644,7 +17382,7 @@
       </w:pPr>
     </w:lvl>
   </w:abstractNum>
-  <w:abstractNum w:abstractNumId="21" w15:restartNumberingAfterBreak="0">
+  <w:abstractNum w:abstractNumId="22" w15:restartNumberingAfterBreak="0">
     <w:nsid w:val="7300136B"/>
     <w:multiLevelType w:val="multilevel"/>
     <w:tmpl w:val="A69887CA"/>
@@ -13730,7 +17468,7 @@
       </w:pPr>
     </w:lvl>
   </w:abstractNum>
-  <w:abstractNum w:abstractNumId="22" w15:restartNumberingAfterBreak="0">
+  <w:abstractNum w:abstractNumId="23" w15:restartNumberingAfterBreak="0">
     <w:nsid w:val="7A1A0A65"/>
     <w:multiLevelType w:val="multilevel"/>
     <w:tmpl w:val="F16AF216"/>
@@ -13871,7 +17609,7 @@
     </w:lvl>
   </w:abstractNum>
   <w:num w:numId="1" w16cid:durableId="157771511">
-    <w:abstractNumId w:val="16"/>
+    <w:abstractNumId w:val="17"/>
     <w:lvlOverride w:ilvl="0">
       <w:startOverride w:val="1"/>
     </w:lvlOverride>
@@ -13901,7 +17639,7 @@
     </w:lvlOverride>
   </w:num>
   <w:num w:numId="2" w16cid:durableId="389814694">
-    <w:abstractNumId w:val="8"/>
+    <w:abstractNumId w:val="9"/>
     <w:lvlOverride w:ilvl="0">
       <w:startOverride w:val="2"/>
     </w:lvlOverride>
@@ -13931,7 +17669,7 @@
     </w:lvlOverride>
   </w:num>
   <w:num w:numId="3" w16cid:durableId="505245820">
-    <w:abstractNumId w:val="19"/>
+    <w:abstractNumId w:val="20"/>
     <w:lvlOverride w:ilvl="0">
       <w:startOverride w:val="1"/>
     </w:lvlOverride>
@@ -13961,10 +17699,10 @@
     </w:lvlOverride>
   </w:num>
   <w:num w:numId="4" w16cid:durableId="134642071">
-    <w:abstractNumId w:val="22"/>
+    <w:abstractNumId w:val="23"/>
   </w:num>
   <w:num w:numId="5" w16cid:durableId="1504517339">
-    <w:abstractNumId w:val="2"/>
+    <w:abstractNumId w:val="3"/>
     <w:lvlOverride w:ilvl="0">
       <w:startOverride w:val="1"/>
     </w:lvlOverride>
@@ -13994,7 +17732,7 @@
     </w:lvlOverride>
   </w:num>
   <w:num w:numId="6" w16cid:durableId="60565648">
-    <w:abstractNumId w:val="14"/>
+    <w:abstractNumId w:val="15"/>
     <w:lvlOverride w:ilvl="0">
       <w:startOverride w:val="1"/>
     </w:lvlOverride>
@@ -14024,7 +17762,7 @@
     </w:lvlOverride>
   </w:num>
   <w:num w:numId="7" w16cid:durableId="374040409">
-    <w:abstractNumId w:val="5"/>
+    <w:abstractNumId w:val="6"/>
     <w:lvlOverride w:ilvl="0">
       <w:startOverride w:val="1"/>
     </w:lvlOverride>
@@ -14057,52 +17795,55 @@
     <w:abstractNumId w:val="1"/>
   </w:num>
   <w:num w:numId="9" w16cid:durableId="641886865">
-    <w:abstractNumId w:val="15"/>
+    <w:abstractNumId w:val="16"/>
   </w:num>
   <w:num w:numId="10" w16cid:durableId="1608348383">
-    <w:abstractNumId w:val="3"/>
+    <w:abstractNumId w:val="4"/>
   </w:num>
   <w:num w:numId="11" w16cid:durableId="1277955065">
+    <w:abstractNumId w:val="11"/>
+  </w:num>
+  <w:num w:numId="12" w16cid:durableId="383873573">
+    <w:abstractNumId w:val="8"/>
+  </w:num>
+  <w:num w:numId="13" w16cid:durableId="162362805">
+    <w:abstractNumId w:val="5"/>
+  </w:num>
+  <w:num w:numId="14" w16cid:durableId="1589653278">
+    <w:abstractNumId w:val="18"/>
+  </w:num>
+  <w:num w:numId="15" w16cid:durableId="1719622662">
+    <w:abstractNumId w:val="7"/>
+  </w:num>
+  <w:num w:numId="16" w16cid:durableId="66608970">
+    <w:abstractNumId w:val="20"/>
+  </w:num>
+  <w:num w:numId="17" w16cid:durableId="1511524150">
     <w:abstractNumId w:val="10"/>
   </w:num>
-  <w:num w:numId="12" w16cid:durableId="383873573">
-    <w:abstractNumId w:val="7"/>
-  </w:num>
-  <w:num w:numId="13" w16cid:durableId="162362805">
-    <w:abstractNumId w:val="4"/>
-  </w:num>
-  <w:num w:numId="14" w16cid:durableId="1589653278">
-    <w:abstractNumId w:val="17"/>
-  </w:num>
-  <w:num w:numId="15" w16cid:durableId="1719622662">
-    <w:abstractNumId w:val="6"/>
-  </w:num>
-  <w:num w:numId="16" w16cid:durableId="66608970">
-    <w:abstractNumId w:val="19"/>
-  </w:num>
-  <w:num w:numId="17" w16cid:durableId="1511524150">
-    <w:abstractNumId w:val="9"/>
-  </w:num>
   <w:num w:numId="18" w16cid:durableId="667830628">
-    <w:abstractNumId w:val="11"/>
+    <w:abstractNumId w:val="12"/>
   </w:num>
   <w:num w:numId="19" w16cid:durableId="1678773787">
     <w:abstractNumId w:val="0"/>
   </w:num>
   <w:num w:numId="20" w16cid:durableId="73089401">
-    <w:abstractNumId w:val="20"/>
+    <w:abstractNumId w:val="21"/>
   </w:num>
   <w:num w:numId="21" w16cid:durableId="741100379">
-    <w:abstractNumId w:val="21"/>
+    <w:abstractNumId w:val="22"/>
   </w:num>
   <w:num w:numId="22" w16cid:durableId="1082873601">
-    <w:abstractNumId w:val="12"/>
+    <w:abstractNumId w:val="13"/>
   </w:num>
   <w:num w:numId="23" w16cid:durableId="908536309">
-    <w:abstractNumId w:val="18"/>
+    <w:abstractNumId w:val="19"/>
   </w:num>
   <w:num w:numId="24" w16cid:durableId="867714826">
-    <w:abstractNumId w:val="13"/>
+    <w:abstractNumId w:val="14"/>
+  </w:num>
+  <w:num w:numId="25" w16cid:durableId="428425481">
+    <w:abstractNumId w:val="2"/>
   </w:num>
 </w:numbering>
 </file>
@@ -14505,7 +18246,7 @@
   <w:style w:type="paragraph" w:default="1" w:styleId="Normalny">
     <w:name w:val="Normal"/>
     <w:qFormat/>
-    <w:rsid w:val="004B5E15"/>
+    <w:rsid w:val="002A0F89"/>
     <w:pPr>
       <w:spacing w:after="200" w:line="276" w:lineRule="auto"/>
     </w:pPr>
@@ -14677,6 +18418,16 @@
       <w:rFonts w:ascii="Courier New" w:eastAsia="Times New Roman" w:hAnsi="Courier New" w:cs="Courier New"/>
       <w:sz w:val="20"/>
       <w:szCs w:val="20"/>
+    </w:rPr>
+  </w:style>
+  <w:style w:type="character" w:styleId="Tekstzastpczy">
+    <w:name w:val="Placeholder Text"/>
+    <w:basedOn w:val="Domylnaczcionkaakapitu"/>
+    <w:uiPriority w:val="99"/>
+    <w:semiHidden/>
+    <w:rsid w:val="009F5C67"/>
+    <w:rPr>
+      <w:color w:val="666666"/>
     </w:rPr>
   </w:style>
 </w:styles>

--- a/Proj01HD-280556-Tereba 2026.docx
+++ b/Proj01HD-280556-Tereba 2026.docx
@@ -67,12 +67,21 @@
           <w:szCs w:val="20"/>
         </w:rPr>
       </w:pPr>
+      <w:proofErr w:type="spellStart"/>
       <w:r>
         <w:rPr>
           <w:sz w:val="20"/>
           <w:szCs w:val="20"/>
         </w:rPr>
-        <w:t>PWr. W</w:t>
+        <w:t>PWr</w:t>
+      </w:r>
+      <w:proofErr w:type="spellEnd"/>
+      <w:r>
+        <w:rPr>
+          <w:sz w:val="20"/>
+          <w:szCs w:val="20"/>
+        </w:rPr>
+        <w:t>. W</w:t>
       </w:r>
       <w:r>
         <w:rPr>
@@ -537,7 +546,15 @@
     </w:p>
     <w:p>
       <w:r>
-        <w:t>Analiza wzorców mobilności miejskiej i obciążenia infrastruktury na podstawie systemu Capital Bikeshare w Waszyngtonie.</w:t>
+        <w:t xml:space="preserve">Analiza wzorców mobilności miejskiej i obciążenia infrastruktury na podstawie systemu Capital </w:t>
+      </w:r>
+      <w:proofErr w:type="spellStart"/>
+      <w:r>
+        <w:t>Bikeshare</w:t>
+      </w:r>
+      <w:proofErr w:type="spellEnd"/>
+      <w:r>
+        <w:t xml:space="preserve"> w Waszyngtonie.</w:t>
       </w:r>
     </w:p>
     <w:p>
@@ -564,7 +581,15 @@
     </w:p>
     <w:p>
       <w:r>
-        <w:t xml:space="preserve">Dziedzina projektu obejmuje transport miejski oraz dynamicznie rozwijający się sektor mikromobilności, ze szczególnym uwzględnieniem systemów publicznego współdzielenia </w:t>
+        <w:t xml:space="preserve">Dziedzina projektu obejmuje transport miejski oraz dynamicznie rozwijający się sektor </w:t>
+      </w:r>
+      <w:proofErr w:type="spellStart"/>
+      <w:r>
+        <w:t>mikromobilności</w:t>
+      </w:r>
+      <w:proofErr w:type="spellEnd"/>
+      <w:r>
+        <w:t xml:space="preserve">, ze szczególnym uwzględnieniem systemów publicznego współdzielenia </w:t>
       </w:r>
       <w:r>
         <w:t>rowerów</w:t>
@@ -816,7 +841,25 @@
           <w:sz w:val="24"/>
           <w:szCs w:val="24"/>
         </w:rPr>
-        <w:t xml:space="preserve"> zachowań użytkowników</w:t>
+        <w:t xml:space="preserve"> </w:t>
+      </w:r>
+      <w:proofErr w:type="spellStart"/>
+      <w:r>
+        <w:rPr>
+          <w:rFonts w:asciiTheme="minorHAnsi" w:eastAsia="Times New Roman" w:hAnsiTheme="minorHAnsi" w:cstheme="minorHAnsi"/>
+          <w:sz w:val="24"/>
+          <w:szCs w:val="24"/>
+        </w:rPr>
+        <w:t>zachowań</w:t>
+      </w:r>
+      <w:proofErr w:type="spellEnd"/>
+      <w:r>
+        <w:rPr>
+          <w:rFonts w:asciiTheme="minorHAnsi" w:eastAsia="Times New Roman" w:hAnsiTheme="minorHAnsi" w:cstheme="minorHAnsi"/>
+          <w:sz w:val="24"/>
+          <w:szCs w:val="24"/>
+        </w:rPr>
+        <w:t xml:space="preserve"> użytkowników</w:t>
       </w:r>
       <w:r>
         <w:rPr>
@@ -870,7 +913,15 @@
           <w:sz w:val="24"/>
           <w:szCs w:val="24"/>
         </w:rPr>
-        <w:t>P05 – Preferencja wypożyczanych rowerów  - todo</w:t>
+        <w:t xml:space="preserve">P05 – Preferencja wypożyczanych rowerów  - </w:t>
+      </w:r>
+      <w:r>
+        <w:rPr>
+          <w:rFonts w:asciiTheme="minorHAnsi" w:eastAsia="Times New Roman" w:hAnsiTheme="minorHAnsi" w:cstheme="minorHAnsi"/>
+          <w:sz w:val="24"/>
+          <w:szCs w:val="24"/>
+        </w:rPr>
+        <w:t>jakie rodzaje rowerów preferują użytkownicy</w:t>
       </w:r>
     </w:p>
     <w:p>
@@ -966,7 +1017,7 @@
           <w:sz w:val="24"/>
           <w:szCs w:val="24"/>
         </w:rPr>
-        <w:t xml:space="preserve">Wybór optymalnych lokalizacji dla nowych stacji dokujących w </w:t>
+        <w:t xml:space="preserve">Wybór optymalnych lokalizacji dla nowych stacji w </w:t>
       </w:r>
       <w:r>
         <w:rPr>
@@ -1036,7 +1087,14 @@
           <w:sz w:val="24"/>
           <w:szCs w:val="24"/>
         </w:rPr>
-        <w:t>Todo Kupno nowych rowerów i ich rodzaje</w:t>
+        <w:t>Wybór rodzaju i k</w:t>
+      </w:r>
+      <w:r>
+        <w:rPr>
+          <w:sz w:val="24"/>
+          <w:szCs w:val="24"/>
+        </w:rPr>
+        <w:t>upno nowych rowerów</w:t>
       </w:r>
     </w:p>
     <w:p>
@@ -1057,19 +1115,8 @@
           <w:sz w:val="24"/>
           <w:szCs w:val="24"/>
         </w:rPr>
-        <w:t>Kierowanie kampanii reklamowych do odpowiednich użytkowików</w:t>
+        <w:t>Rozbudowa obecnie istniejących stacji</w:t>
       </w:r>
-    </w:p>
-    <w:p>
-      <w:pPr>
-        <w:spacing w:after="0"/>
-        <w:ind w:left="1480"/>
-        <w:rPr>
-          <w:rFonts w:ascii="Times New Roman" w:eastAsia="Times New Roman" w:hAnsi="Times New Roman" w:cs="Times New Roman"/>
-          <w:sz w:val="24"/>
-          <w:szCs w:val="24"/>
-        </w:rPr>
-      </w:pPr>
     </w:p>
     <w:p>
       <w:pPr>
@@ -1210,6 +1257,102 @@
     </w:p>
     <w:p>
       <w:pPr>
+        <w:pStyle w:val="Akapitzlist"/>
+        <w:numPr>
+          <w:ilvl w:val="0"/>
+          <w:numId w:val="19"/>
+        </w:numPr>
+        <w:rPr>
+          <w:rFonts w:ascii="Times New Roman" w:eastAsia="Times New Roman" w:hAnsi="Times New Roman" w:cs="Times New Roman"/>
+          <w:sz w:val="24"/>
+          <w:szCs w:val="24"/>
+        </w:rPr>
+      </w:pPr>
+      <w:r>
+        <w:rPr>
+          <w:rFonts w:ascii="Times New Roman" w:eastAsia="Times New Roman" w:hAnsi="Times New Roman" w:cs="Times New Roman"/>
+          <w:sz w:val="24"/>
+          <w:szCs w:val="24"/>
+        </w:rPr>
+        <w:t>Q04 – W jaki sposób warunki pogodowe wpływają na liczbę wypożyczeń rowerów?</w:t>
+      </w:r>
+    </w:p>
+    <w:p>
+      <w:pPr>
+        <w:pStyle w:val="Akapitzlist"/>
+        <w:numPr>
+          <w:ilvl w:val="0"/>
+          <w:numId w:val="19"/>
+        </w:numPr>
+        <w:rPr>
+          <w:rFonts w:ascii="Times New Roman" w:eastAsia="Times New Roman" w:hAnsi="Times New Roman" w:cs="Times New Roman"/>
+          <w:sz w:val="24"/>
+          <w:szCs w:val="24"/>
+        </w:rPr>
+      </w:pPr>
+      <w:r>
+        <w:rPr>
+          <w:rFonts w:ascii="Times New Roman" w:eastAsia="Times New Roman" w:hAnsi="Times New Roman" w:cs="Times New Roman"/>
+          <w:sz w:val="24"/>
+          <w:szCs w:val="24"/>
+        </w:rPr>
+        <w:t>Q05 – Czy subskrybenci wypożyczają rowery częściej od okazjonalnych użytkowników?</w:t>
+      </w:r>
+    </w:p>
+    <w:p>
+      <w:pPr>
+        <w:pStyle w:val="Akapitzlist"/>
+        <w:numPr>
+          <w:ilvl w:val="0"/>
+          <w:numId w:val="19"/>
+        </w:numPr>
+        <w:rPr>
+          <w:rFonts w:ascii="Times New Roman" w:eastAsia="Times New Roman" w:hAnsi="Times New Roman" w:cs="Times New Roman"/>
+          <w:sz w:val="24"/>
+          <w:szCs w:val="24"/>
+        </w:rPr>
+      </w:pPr>
+      <w:r>
+        <w:rPr>
+          <w:rFonts w:ascii="Times New Roman" w:eastAsia="Times New Roman" w:hAnsi="Times New Roman" w:cs="Times New Roman"/>
+          <w:sz w:val="24"/>
+          <w:szCs w:val="24"/>
+        </w:rPr>
+        <w:t>Q06 – W jakich okresach rowery są używane najmniej?</w:t>
+      </w:r>
+    </w:p>
+    <w:p>
+      <w:pPr>
+        <w:pStyle w:val="Akapitzlist"/>
+        <w:numPr>
+          <w:ilvl w:val="0"/>
+          <w:numId w:val="19"/>
+        </w:numPr>
+        <w:rPr>
+          <w:rFonts w:ascii="Times New Roman" w:eastAsia="Times New Roman" w:hAnsi="Times New Roman" w:cs="Times New Roman"/>
+          <w:sz w:val="24"/>
+          <w:szCs w:val="24"/>
+        </w:rPr>
+      </w:pPr>
+      <w:r>
+        <w:rPr>
+          <w:rFonts w:ascii="Times New Roman" w:eastAsia="Times New Roman" w:hAnsi="Times New Roman" w:cs="Times New Roman"/>
+          <w:sz w:val="24"/>
+          <w:szCs w:val="24"/>
+        </w:rPr>
+        <w:t xml:space="preserve">Q07 – </w:t>
+      </w:r>
+      <w:r>
+        <w:rPr>
+          <w:rFonts w:ascii="Times New Roman" w:eastAsia="Times New Roman" w:hAnsi="Times New Roman" w:cs="Times New Roman"/>
+          <w:sz w:val="24"/>
+          <w:szCs w:val="24"/>
+        </w:rPr>
+        <w:t>Czy istnieje różnica w czasie przejazdu lub w pokonanym dystansie pomiędzy rodzajami rowerów?</w:t>
+      </w:r>
+    </w:p>
+    <w:p>
+      <w:pPr>
         <w:ind w:left="1288"/>
         <w:rPr>
           <w:rFonts w:ascii="Times New Roman" w:eastAsia="Times New Roman" w:hAnsi="Times New Roman" w:cs="Times New Roman"/>
@@ -1246,6 +1389,7 @@
           <w:sz w:val="24"/>
           <w:szCs w:val="24"/>
         </w:rPr>
+        <w:lastRenderedPageBreak/>
         <w:t>Potencjalni użytkownicy</w:t>
       </w:r>
       <w:r>
@@ -1315,36 +1459,129 @@
     </w:p>
     <w:p>
       <w:pPr>
+        <w:pStyle w:val="Akapitzlist"/>
         <w:numPr>
           <w:ilvl w:val="0"/>
-          <w:numId w:val="18"/>
+          <w:numId w:val="27"/>
         </w:numPr>
-        <w:spacing w:after="0"/>
-        <w:rPr>
-          <w:rFonts w:ascii="Times New Roman" w:eastAsia="Times New Roman" w:hAnsi="Times New Roman" w:cs="Times New Roman"/>
+        <w:spacing w:after="160" w:line="278" w:lineRule="auto"/>
+        <w:rPr>
           <w:sz w:val="24"/>
           <w:szCs w:val="24"/>
         </w:rPr>
       </w:pPr>
       <w:r>
         <w:rPr>
-          <w:rFonts w:ascii="Times New Roman" w:eastAsia="Times New Roman" w:hAnsi="Times New Roman" w:cs="Times New Roman"/>
           <w:sz w:val="24"/>
           <w:szCs w:val="24"/>
         </w:rPr>
-        <w:t>…</w:t>
+        <w:t>Zarząd spółki</w:t>
       </w:r>
     </w:p>
     <w:p>
       <w:pPr>
-        <w:spacing w:after="0"/>
-        <w:ind w:left="860"/>
-        <w:rPr>
-          <w:rFonts w:ascii="Times New Roman" w:eastAsia="Times New Roman" w:hAnsi="Times New Roman" w:cs="Times New Roman"/>
+        <w:pStyle w:val="Akapitzlist"/>
+        <w:numPr>
+          <w:ilvl w:val="0"/>
+          <w:numId w:val="27"/>
+        </w:numPr>
+        <w:spacing w:after="160" w:line="278" w:lineRule="auto"/>
+        <w:rPr>
           <w:sz w:val="24"/>
           <w:szCs w:val="24"/>
         </w:rPr>
       </w:pPr>
+      <w:r>
+        <w:rPr>
+          <w:sz w:val="24"/>
+          <w:szCs w:val="24"/>
+        </w:rPr>
+        <w:t>Dział ds. Operacji i Logistyki</w:t>
+      </w:r>
+    </w:p>
+    <w:p>
+      <w:pPr>
+        <w:pStyle w:val="Akapitzlist"/>
+        <w:numPr>
+          <w:ilvl w:val="0"/>
+          <w:numId w:val="27"/>
+        </w:numPr>
+        <w:spacing w:after="160" w:line="278" w:lineRule="auto"/>
+        <w:rPr>
+          <w:sz w:val="24"/>
+          <w:szCs w:val="24"/>
+        </w:rPr>
+      </w:pPr>
+      <w:r>
+        <w:rPr>
+          <w:sz w:val="24"/>
+          <w:szCs w:val="24"/>
+        </w:rPr>
+        <w:t>Dział Utrzymania Serwisu</w:t>
+      </w:r>
+    </w:p>
+    <w:p>
+      <w:pPr>
+        <w:pStyle w:val="Akapitzlist"/>
+        <w:numPr>
+          <w:ilvl w:val="0"/>
+          <w:numId w:val="27"/>
+        </w:numPr>
+        <w:spacing w:after="160" w:line="278" w:lineRule="auto"/>
+        <w:rPr>
+          <w:sz w:val="24"/>
+          <w:szCs w:val="24"/>
+        </w:rPr>
+      </w:pPr>
+      <w:r>
+        <w:rPr>
+          <w:sz w:val="24"/>
+          <w:szCs w:val="24"/>
+        </w:rPr>
+        <w:t>Dział Marketingu</w:t>
+      </w:r>
+    </w:p>
+    <w:p>
+      <w:pPr>
+        <w:pStyle w:val="Akapitzlist"/>
+        <w:numPr>
+          <w:ilvl w:val="0"/>
+          <w:numId w:val="27"/>
+        </w:numPr>
+        <w:spacing w:after="160" w:line="278" w:lineRule="auto"/>
+        <w:rPr>
+          <w:sz w:val="24"/>
+          <w:szCs w:val="24"/>
+        </w:rPr>
+      </w:pPr>
+      <w:r>
+        <w:rPr>
+          <w:sz w:val="24"/>
+          <w:szCs w:val="24"/>
+        </w:rPr>
+        <w:t>Władze Miasta</w:t>
+      </w:r>
+    </w:p>
+    <w:p>
+      <w:pPr>
+        <w:pStyle w:val="Akapitzlist"/>
+        <w:numPr>
+          <w:ilvl w:val="0"/>
+          <w:numId w:val="27"/>
+        </w:numPr>
+        <w:spacing w:after="160" w:line="278" w:lineRule="auto"/>
+        <w:rPr>
+          <w:sz w:val="24"/>
+          <w:szCs w:val="24"/>
+        </w:rPr>
+      </w:pPr>
+      <w:r>
+        <w:rPr>
+          <w:sz w:val="24"/>
+          <w:szCs w:val="24"/>
+        </w:rPr>
+        <w:t>Urbaniści</w:t>
+      </w:r>
     </w:p>
     <w:p>
       <w:pPr>
@@ -1375,7 +1612,6 @@
           <w:sz w:val="28"/>
           <w:szCs w:val="28"/>
         </w:rPr>
-        <w:lastRenderedPageBreak/>
         <w:t>Dane źródłowe</w:t>
       </w:r>
     </w:p>
@@ -1600,7 +1836,21 @@
               <w:rPr>
                 <w:b/>
               </w:rPr>
-              <w:t>Liczba rek.</w:t>
+              <w:t xml:space="preserve">Liczba </w:t>
+            </w:r>
+            <w:proofErr w:type="spellStart"/>
+            <w:r>
+              <w:rPr>
+                <w:b/>
+              </w:rPr>
+              <w:t>rek</w:t>
+            </w:r>
+            <w:proofErr w:type="spellEnd"/>
+            <w:r>
+              <w:rPr>
+                <w:b/>
+              </w:rPr>
+              <w:t>.</w:t>
             </w:r>
           </w:p>
         </w:tc>
@@ -1691,9 +1941,11 @@
             </w:tcBorders>
           </w:tcPr>
           <w:p>
+            <w:proofErr w:type="spellStart"/>
             <w:r>
               <w:t>Daily_rent_detail</w:t>
             </w:r>
+            <w:proofErr w:type="spellEnd"/>
           </w:p>
         </w:tc>
         <w:tc>
@@ -1707,9 +1959,11 @@
             </w:tcBorders>
           </w:tcPr>
           <w:p>
+            <w:proofErr w:type="spellStart"/>
             <w:r>
               <w:t>Csv</w:t>
             </w:r>
+            <w:proofErr w:type="spellEnd"/>
           </w:p>
         </w:tc>
         <w:tc>
@@ -1795,9 +2049,11 @@
             </w:tcBorders>
           </w:tcPr>
           <w:p>
+            <w:proofErr w:type="spellStart"/>
             <w:r>
               <w:t>Station_list</w:t>
             </w:r>
+            <w:proofErr w:type="spellEnd"/>
           </w:p>
         </w:tc>
         <w:tc>
@@ -1811,9 +2067,11 @@
             </w:tcBorders>
           </w:tcPr>
           <w:p>
+            <w:proofErr w:type="spellStart"/>
             <w:r>
               <w:t>Csv</w:t>
             </w:r>
+            <w:proofErr w:type="spellEnd"/>
           </w:p>
         </w:tc>
         <w:tc>
@@ -1899,9 +2157,11 @@
             </w:tcBorders>
           </w:tcPr>
           <w:p>
+            <w:proofErr w:type="spellStart"/>
             <w:r>
               <w:t>Usage_frequency</w:t>
             </w:r>
+            <w:proofErr w:type="spellEnd"/>
           </w:p>
         </w:tc>
         <w:tc>
@@ -1915,9 +2175,11 @@
             </w:tcBorders>
           </w:tcPr>
           <w:p>
+            <w:proofErr w:type="spellStart"/>
             <w:r>
               <w:t>Csv</w:t>
             </w:r>
+            <w:proofErr w:type="spellEnd"/>
           </w:p>
         </w:tc>
         <w:tc>
@@ -2003,9 +2265,11 @@
             </w:tcBorders>
           </w:tcPr>
           <w:p>
+            <w:proofErr w:type="spellStart"/>
             <w:r>
               <w:t>Weather</w:t>
             </w:r>
+            <w:proofErr w:type="spellEnd"/>
           </w:p>
         </w:tc>
         <w:tc>
@@ -2019,9 +2283,11 @@
             </w:tcBorders>
           </w:tcPr>
           <w:p>
+            <w:proofErr w:type="spellStart"/>
             <w:r>
               <w:t>Csv</w:t>
             </w:r>
+            <w:proofErr w:type="spellEnd"/>
           </w:p>
         </w:tc>
         <w:tc>
@@ -2123,8 +2389,9 @@
           <w:sz w:val="24"/>
           <w:szCs w:val="24"/>
         </w:rPr>
-        <w:t>zostały pobrane z platformy Kaggle:</w:t>
+        <w:t xml:space="preserve">zostały pobrane z platformy </w:t>
       </w:r>
+      <w:proofErr w:type="spellStart"/>
       <w:r>
         <w:rPr>
           <w:rFonts w:ascii="Times New Roman" w:eastAsia="Times New Roman" w:hAnsi="Times New Roman" w:cs="Times New Roman"/>
@@ -2132,19 +2399,104 @@
           <w:sz w:val="24"/>
           <w:szCs w:val="24"/>
         </w:rPr>
-        <w:br/>
+        <w:t>Kaggle</w:t>
       </w:r>
+      <w:proofErr w:type="spellEnd"/>
+      <w:r>
+        <w:rPr>
+          <w:rFonts w:ascii="Times New Roman" w:eastAsia="Times New Roman" w:hAnsi="Times New Roman" w:cs="Times New Roman"/>
+          <w:color w:val="1B2930"/>
+          <w:sz w:val="24"/>
+          <w:szCs w:val="24"/>
+        </w:rPr>
+        <w:t xml:space="preserve"> oraz dodatkowo zbiór danych pogodowych ze strony Open-Meteo, który posiada większą dokładność (dane są zbierane co godzinę) niż zbiór z </w:t>
+      </w:r>
+      <w:proofErr w:type="spellStart"/>
+      <w:r>
+        <w:rPr>
+          <w:rFonts w:ascii="Times New Roman" w:eastAsia="Times New Roman" w:hAnsi="Times New Roman" w:cs="Times New Roman"/>
+          <w:color w:val="1B2930"/>
+          <w:sz w:val="24"/>
+          <w:szCs w:val="24"/>
+        </w:rPr>
+        <w:t>Kaggle</w:t>
+      </w:r>
+      <w:proofErr w:type="spellEnd"/>
+      <w:r>
+        <w:rPr>
+          <w:rFonts w:ascii="Times New Roman" w:eastAsia="Times New Roman" w:hAnsi="Times New Roman" w:cs="Times New Roman"/>
+          <w:color w:val="1B2930"/>
+          <w:sz w:val="24"/>
+          <w:szCs w:val="24"/>
+        </w:rPr>
+        <w:t xml:space="preserve"> (posiada on tylko dane dzienne).</w:t>
+      </w:r>
+    </w:p>
+    <w:p>
+      <w:pPr>
+        <w:pStyle w:val="Akapitzlist"/>
+        <w:numPr>
+          <w:ilvl w:val="0"/>
+          <w:numId w:val="28"/>
+        </w:numPr>
+        <w:spacing w:after="0"/>
+      </w:pPr>
       <w:hyperlink r:id="rId5" w:history="1">
         <w:r>
           <w:rPr>
             <w:rStyle w:val="Hipercze"/>
             <w:rFonts w:ascii="Times New Roman" w:eastAsia="Times New Roman" w:hAnsi="Times New Roman" w:cs="Times New Roman"/>
-            <w:sz w:val="24"/>
-            <w:szCs w:val="24"/>
           </w:rPr>
           <w:t>https://www.kaggle.com/datasets/taweilo/capital-bikeshare-dataset-202005202408</w:t>
         </w:r>
       </w:hyperlink>
+    </w:p>
+    <w:p>
+      <w:pPr>
+        <w:pStyle w:val="Akapitzlist"/>
+        <w:numPr>
+          <w:ilvl w:val="0"/>
+          <w:numId w:val="28"/>
+        </w:numPr>
+        <w:spacing w:after="0"/>
+      </w:pPr>
+      <w:hyperlink r:id="rId6" w:history="1">
+        <w:r>
+          <w:rPr>
+            <w:rStyle w:val="Hipercze"/>
+            <w:rFonts w:ascii="Times New Roman" w:hAnsi="Times New Roman" w:cs="Times New Roman"/>
+          </w:rPr>
+          <w:t>https://open-meteo.com/e</w:t>
+        </w:r>
+        <w:r>
+          <w:rPr>
+            <w:rStyle w:val="Hipercze"/>
+            <w:rFonts w:ascii="Times New Roman" w:hAnsi="Times New Roman" w:cs="Times New Roman"/>
+          </w:rPr>
+          <w:t>n</w:t>
+        </w:r>
+        <w:r>
+          <w:rPr>
+            <w:rStyle w:val="Hipercze"/>
+            <w:rFonts w:ascii="Times New Roman" w:hAnsi="Times New Roman" w:cs="Times New Roman"/>
+          </w:rPr>
+          <w:t>/docs/historical-weather-api</w:t>
+        </w:r>
+      </w:hyperlink>
+    </w:p>
+    <w:p>
+      <w:pPr>
+        <w:spacing w:after="0"/>
+        <w:rPr>
+          <w:rFonts w:ascii="Times New Roman" w:eastAsia="Times New Roman" w:hAnsi="Times New Roman" w:cs="Times New Roman"/>
+          <w:color w:val="1B2930"/>
+          <w:sz w:val="24"/>
+          <w:szCs w:val="24"/>
+        </w:rPr>
+      </w:pPr>
+      <w:r>
+        <w:br/>
+      </w:r>
     </w:p>
     <w:p>
       <w:pPr>
@@ -2290,12 +2642,21 @@
                 <w:lang w:val="en-US"/>
               </w:rPr>
             </w:pPr>
+            <w:proofErr w:type="spellStart"/>
             <w:r>
               <w:rPr>
                 <w:rFonts w:asciiTheme="minorHAnsi" w:hAnsiTheme="minorHAnsi" w:cstheme="minorHAnsi"/>
                 <w:lang w:val="en-US"/>
               </w:rPr>
-              <w:t xml:space="preserve">Plik: </w:t>
+              <w:t>Plik</w:t>
+            </w:r>
+            <w:proofErr w:type="spellEnd"/>
+            <w:r>
+              <w:rPr>
+                <w:rFonts w:asciiTheme="minorHAnsi" w:hAnsiTheme="minorHAnsi" w:cstheme="minorHAnsi"/>
+                <w:lang w:val="en-US"/>
+              </w:rPr>
+              <w:t xml:space="preserve">: </w:t>
             </w:r>
             <w:r>
               <w:rPr>
@@ -2451,6 +2812,7 @@
                 <w:rFonts w:asciiTheme="minorHAnsi" w:hAnsiTheme="minorHAnsi" w:cstheme="minorHAnsi"/>
               </w:rPr>
             </w:pPr>
+            <w:proofErr w:type="spellStart"/>
             <w:r>
               <w:rPr>
                 <w:rStyle w:val="HTML-kod"/>
@@ -2458,6 +2820,7 @@
               </w:rPr>
               <w:t>end_lat</w:t>
             </w:r>
+            <w:proofErr w:type="spellEnd"/>
           </w:p>
         </w:tc>
         <w:tc>
@@ -2470,12 +2833,14 @@
                 <w:rFonts w:asciiTheme="minorHAnsi" w:hAnsiTheme="minorHAnsi" w:cstheme="minorHAnsi"/>
               </w:rPr>
             </w:pPr>
+            <w:proofErr w:type="spellStart"/>
             <w:r>
               <w:rPr>
                 <w:rFonts w:asciiTheme="minorHAnsi" w:hAnsiTheme="minorHAnsi" w:cstheme="minorHAnsi"/>
               </w:rPr>
               <w:t>float</w:t>
             </w:r>
+            <w:proofErr w:type="spellEnd"/>
           </w:p>
         </w:tc>
         <w:tc>
@@ -2522,14 +2887,7 @@
               <w:rPr>
                 <w:rFonts w:asciiTheme="minorHAnsi" w:hAnsiTheme="minorHAnsi" w:cstheme="minorHAnsi"/>
               </w:rPr>
-              <w:t xml:space="preserve"> z przedziału od -90 do 90. Mogą wystąpić wartości NULL, jeśli </w:t>
-            </w:r>
-            <w:r>
-              <w:rPr>
-                <w:rFonts w:asciiTheme="minorHAnsi" w:hAnsiTheme="minorHAnsi" w:cstheme="minorHAnsi"/>
-              </w:rPr>
-              <w:lastRenderedPageBreak/>
-              <w:t>przejazd nie został poprawnie zakończony.</w:t>
+              <w:t xml:space="preserve"> z przedziału od -90 do 90. Mogą wystąpić wartości NULL, jeśli przejazd nie został poprawnie zakończony.</w:t>
             </w:r>
           </w:p>
         </w:tc>
@@ -2552,7 +2910,6 @@
               <w:rPr>
                 <w:rFonts w:asciiTheme="minorHAnsi" w:hAnsiTheme="minorHAnsi" w:cstheme="minorHAnsi"/>
               </w:rPr>
-              <w:lastRenderedPageBreak/>
               <w:t>2.</w:t>
             </w:r>
           </w:p>
@@ -2567,6 +2924,7 @@
                 <w:rFonts w:asciiTheme="minorHAnsi" w:hAnsiTheme="minorHAnsi" w:cstheme="minorHAnsi"/>
               </w:rPr>
             </w:pPr>
+            <w:proofErr w:type="spellStart"/>
             <w:r>
               <w:rPr>
                 <w:rStyle w:val="HTML-kod"/>
@@ -2574,6 +2932,7 @@
               </w:rPr>
               <w:t>end_lng</w:t>
             </w:r>
+            <w:proofErr w:type="spellEnd"/>
           </w:p>
         </w:tc>
         <w:tc>
@@ -2586,12 +2945,14 @@
                 <w:rFonts w:asciiTheme="minorHAnsi" w:hAnsiTheme="minorHAnsi" w:cstheme="minorHAnsi"/>
               </w:rPr>
             </w:pPr>
+            <w:proofErr w:type="spellStart"/>
             <w:r>
               <w:rPr>
                 <w:rFonts w:asciiTheme="minorHAnsi" w:hAnsiTheme="minorHAnsi" w:cstheme="minorHAnsi"/>
               </w:rPr>
               <w:t>float</w:t>
             </w:r>
+            <w:proofErr w:type="spellEnd"/>
           </w:p>
         </w:tc>
         <w:tc>
@@ -2681,6 +3042,7 @@
                 <w:rFonts w:asciiTheme="minorHAnsi" w:hAnsiTheme="minorHAnsi" w:cstheme="minorHAnsi"/>
               </w:rPr>
             </w:pPr>
+            <w:proofErr w:type="spellStart"/>
             <w:r>
               <w:rPr>
                 <w:rStyle w:val="HTML-kod"/>
@@ -2688,6 +3050,7 @@
               </w:rPr>
               <w:t>end_station_id</w:t>
             </w:r>
+            <w:proofErr w:type="spellEnd"/>
           </w:p>
         </w:tc>
         <w:tc>
@@ -2740,8 +3103,16 @@
               <w:rPr>
                 <w:rFonts w:asciiTheme="minorHAnsi" w:hAnsiTheme="minorHAnsi" w:cstheme="minorHAnsi"/>
               </w:rPr>
-              <w:t>Może być wartością NULL jeśli przejazd zakończył się poza stacją, w przeciwnym wypadku musi istnieć w tabeli station_list</w:t>
-            </w:r>
+              <w:t xml:space="preserve">Może być wartością NULL jeśli przejazd zakończył się poza stacją, w przeciwnym wypadku musi istnieć w tabeli </w:t>
+            </w:r>
+            <w:proofErr w:type="spellStart"/>
+            <w:r>
+              <w:rPr>
+                <w:rFonts w:asciiTheme="minorHAnsi" w:hAnsiTheme="minorHAnsi" w:cstheme="minorHAnsi"/>
+              </w:rPr>
+              <w:t>station_list</w:t>
+            </w:r>
+            <w:proofErr w:type="spellEnd"/>
           </w:p>
         </w:tc>
       </w:tr>
@@ -2777,6 +3148,7 @@
                 <w:rFonts w:asciiTheme="minorHAnsi" w:hAnsiTheme="minorHAnsi" w:cstheme="minorHAnsi"/>
               </w:rPr>
             </w:pPr>
+            <w:proofErr w:type="spellStart"/>
             <w:r>
               <w:rPr>
                 <w:rStyle w:val="HTML-kod"/>
@@ -2784,6 +3156,7 @@
               </w:rPr>
               <w:t>end_station_name</w:t>
             </w:r>
+            <w:proofErr w:type="spellEnd"/>
           </w:p>
         </w:tc>
         <w:tc>
@@ -2836,8 +3209,16 @@
               <w:rPr>
                 <w:rFonts w:asciiTheme="minorHAnsi" w:hAnsiTheme="minorHAnsi" w:cstheme="minorHAnsi"/>
               </w:rPr>
-              <w:t>Może być wartością NULL jeśli przejazd zakończył się poza stacją, w przeciwnym wypadku musi istnieć w tabeli station_list</w:t>
-            </w:r>
+              <w:t xml:space="preserve">Może być wartością NULL jeśli przejazd zakończył się poza stacją, w przeciwnym wypadku musi istnieć w tabeli </w:t>
+            </w:r>
+            <w:proofErr w:type="spellStart"/>
+            <w:r>
+              <w:rPr>
+                <w:rFonts w:asciiTheme="minorHAnsi" w:hAnsiTheme="minorHAnsi" w:cstheme="minorHAnsi"/>
+              </w:rPr>
+              <w:t>station_list</w:t>
+            </w:r>
+            <w:proofErr w:type="spellEnd"/>
           </w:p>
         </w:tc>
       </w:tr>
@@ -2873,6 +3254,7 @@
                 <w:rFonts w:asciiTheme="minorHAnsi" w:hAnsiTheme="minorHAnsi" w:cstheme="minorHAnsi"/>
               </w:rPr>
             </w:pPr>
+            <w:proofErr w:type="spellStart"/>
             <w:r>
               <w:rPr>
                 <w:rStyle w:val="HTML-kod"/>
@@ -2880,6 +3262,7 @@
               </w:rPr>
               <w:t>ended_at</w:t>
             </w:r>
+            <w:proofErr w:type="spellEnd"/>
           </w:p>
         </w:tc>
         <w:tc>
@@ -2892,12 +3275,14 @@
                 <w:rFonts w:asciiTheme="minorHAnsi" w:hAnsiTheme="minorHAnsi" w:cstheme="minorHAnsi"/>
               </w:rPr>
             </w:pPr>
+            <w:proofErr w:type="spellStart"/>
             <w:r>
               <w:rPr>
                 <w:rFonts w:asciiTheme="minorHAnsi" w:hAnsiTheme="minorHAnsi" w:cstheme="minorHAnsi"/>
               </w:rPr>
               <w:t>datetime</w:t>
             </w:r>
+            <w:proofErr w:type="spellEnd"/>
           </w:p>
         </w:tc>
         <w:tc>
@@ -2940,6 +3325,7 @@
               </w:rPr>
               <w:t xml:space="preserve">Wartość musi być późniejsza niż </w:t>
             </w:r>
+            <w:proofErr w:type="spellStart"/>
             <w:r>
               <w:rPr>
                 <w:rStyle w:val="HTML-kod"/>
@@ -2947,6 +3333,7 @@
               </w:rPr>
               <w:t>started_at</w:t>
             </w:r>
+            <w:proofErr w:type="spellEnd"/>
             <w:r>
               <w:t xml:space="preserve"> oraz mieścić się w przedziale od maja 2020 do sierpnia 2024</w:t>
             </w:r>
@@ -2985,6 +3372,7 @@
                 <w:rFonts w:asciiTheme="minorHAnsi" w:hAnsiTheme="minorHAnsi" w:cstheme="minorHAnsi"/>
               </w:rPr>
             </w:pPr>
+            <w:proofErr w:type="spellStart"/>
             <w:r>
               <w:rPr>
                 <w:rStyle w:val="HTML-kod"/>
@@ -2992,6 +3380,7 @@
               </w:rPr>
               <w:t>member_casual</w:t>
             </w:r>
+            <w:proofErr w:type="spellEnd"/>
           </w:p>
         </w:tc>
         <w:tc>
@@ -3046,6 +3435,7 @@
               </w:rPr>
               <w:t xml:space="preserve">Przyjmuje tylko dwie wartości dopuszczalne: </w:t>
             </w:r>
+            <w:proofErr w:type="spellStart"/>
             <w:r>
               <w:rPr>
                 <w:rStyle w:val="HTML-kod"/>
@@ -3053,11 +3443,19 @@
               </w:rPr>
               <w:t>member</w:t>
             </w:r>
-            <w:r>
-              <w:rPr>
-                <w:rFonts w:asciiTheme="minorHAnsi" w:hAnsiTheme="minorHAnsi" w:cstheme="minorHAnsi"/>
-              </w:rPr>
-              <w:t xml:space="preserve"> (zarejestrowany użytkownik) lub </w:t>
+            <w:proofErr w:type="spellEnd"/>
+            <w:r>
+              <w:rPr>
+                <w:rFonts w:asciiTheme="minorHAnsi" w:hAnsiTheme="minorHAnsi" w:cstheme="minorHAnsi"/>
+              </w:rPr>
+              <w:t xml:space="preserve"> </w:t>
+            </w:r>
+            <w:r>
+              <w:rPr>
+                <w:rFonts w:asciiTheme="minorHAnsi" w:hAnsiTheme="minorHAnsi" w:cstheme="minorHAnsi"/>
+              </w:rPr>
+              <w:lastRenderedPageBreak/>
+              <w:t xml:space="preserve">(zarejestrowany użytkownik) lub </w:t>
             </w:r>
             <w:r>
               <w:rPr>
@@ -3093,6 +3491,7 @@
               <w:rPr>
                 <w:rFonts w:asciiTheme="minorHAnsi" w:hAnsiTheme="minorHAnsi" w:cstheme="minorHAnsi"/>
               </w:rPr>
+              <w:lastRenderedPageBreak/>
               <w:t>7.</w:t>
             </w:r>
           </w:p>
@@ -3107,6 +3506,7 @@
                 <w:rFonts w:asciiTheme="minorHAnsi" w:hAnsiTheme="minorHAnsi" w:cstheme="minorHAnsi"/>
               </w:rPr>
             </w:pPr>
+            <w:proofErr w:type="spellStart"/>
             <w:r>
               <w:rPr>
                 <w:rStyle w:val="HTML-kod"/>
@@ -3114,6 +3514,7 @@
               </w:rPr>
               <w:t>ridable_type</w:t>
             </w:r>
+            <w:proofErr w:type="spellEnd"/>
           </w:p>
         </w:tc>
         <w:tc>
@@ -3174,6 +3575,7 @@
               </w:rPr>
               <w:t xml:space="preserve">: </w:t>
             </w:r>
+            <w:proofErr w:type="spellStart"/>
             <w:r>
               <w:rPr>
                 <w:rStyle w:val="HTML-kod"/>
@@ -3181,12 +3583,14 @@
               </w:rPr>
               <w:t>docked_bike</w:t>
             </w:r>
+            <w:proofErr w:type="spellEnd"/>
             <w:r>
               <w:rPr>
                 <w:rFonts w:asciiTheme="minorHAnsi" w:hAnsiTheme="minorHAnsi" w:cstheme="minorHAnsi"/>
               </w:rPr>
               <w:t xml:space="preserve">, </w:t>
             </w:r>
+            <w:proofErr w:type="spellStart"/>
             <w:r>
               <w:rPr>
                 <w:rStyle w:val="HTML-kod"/>
@@ -3194,12 +3598,14 @@
               </w:rPr>
               <w:t>electric_bike</w:t>
             </w:r>
+            <w:proofErr w:type="spellEnd"/>
             <w:r>
               <w:rPr>
                 <w:rFonts w:asciiTheme="minorHAnsi" w:hAnsiTheme="minorHAnsi" w:cstheme="minorHAnsi"/>
               </w:rPr>
               <w:t xml:space="preserve">, </w:t>
             </w:r>
+            <w:proofErr w:type="spellStart"/>
             <w:r>
               <w:rPr>
                 <w:rStyle w:val="HTML-kod"/>
@@ -3207,6 +3613,7 @@
               </w:rPr>
               <w:t>classic_bike</w:t>
             </w:r>
+            <w:proofErr w:type="spellEnd"/>
             <w:r>
               <w:rPr>
                 <w:rFonts w:asciiTheme="minorHAnsi" w:hAnsiTheme="minorHAnsi" w:cstheme="minorHAnsi"/>
@@ -3248,6 +3655,7 @@
                 <w:rFonts w:asciiTheme="minorHAnsi" w:hAnsiTheme="minorHAnsi" w:cstheme="minorHAnsi"/>
               </w:rPr>
             </w:pPr>
+            <w:proofErr w:type="spellStart"/>
             <w:r>
               <w:rPr>
                 <w:rStyle w:val="HTML-kod"/>
@@ -3255,6 +3663,7 @@
               </w:rPr>
               <w:t>ride_id</w:t>
             </w:r>
+            <w:proofErr w:type="spellEnd"/>
           </w:p>
         </w:tc>
         <w:tc>
@@ -3350,6 +3759,7 @@
                 <w:rFonts w:asciiTheme="minorHAnsi" w:hAnsiTheme="minorHAnsi" w:cstheme="minorHAnsi"/>
               </w:rPr>
             </w:pPr>
+            <w:proofErr w:type="spellStart"/>
             <w:r>
               <w:rPr>
                 <w:rStyle w:val="HTML-kod"/>
@@ -3357,6 +3767,7 @@
               </w:rPr>
               <w:t>start_lat</w:t>
             </w:r>
+            <w:proofErr w:type="spellEnd"/>
           </w:p>
         </w:tc>
         <w:tc>
@@ -3369,12 +3780,14 @@
                 <w:rFonts w:asciiTheme="minorHAnsi" w:hAnsiTheme="minorHAnsi" w:cstheme="minorHAnsi"/>
               </w:rPr>
             </w:pPr>
+            <w:proofErr w:type="spellStart"/>
             <w:r>
               <w:rPr>
                 <w:rFonts w:asciiTheme="minorHAnsi" w:hAnsiTheme="minorHAnsi" w:cstheme="minorHAnsi"/>
               </w:rPr>
               <w:t>float</w:t>
             </w:r>
+            <w:proofErr w:type="spellEnd"/>
           </w:p>
         </w:tc>
         <w:tc>
@@ -3458,6 +3871,7 @@
                 <w:rFonts w:asciiTheme="minorHAnsi" w:hAnsiTheme="minorHAnsi" w:cstheme="minorHAnsi"/>
               </w:rPr>
             </w:pPr>
+            <w:proofErr w:type="spellStart"/>
             <w:r>
               <w:rPr>
                 <w:rStyle w:val="HTML-kod"/>
@@ -3465,6 +3879,7 @@
               </w:rPr>
               <w:t>start_lng</w:t>
             </w:r>
+            <w:proofErr w:type="spellEnd"/>
           </w:p>
         </w:tc>
         <w:tc>
@@ -3477,12 +3892,14 @@
                 <w:rFonts w:asciiTheme="minorHAnsi" w:hAnsiTheme="minorHAnsi" w:cstheme="minorHAnsi"/>
               </w:rPr>
             </w:pPr>
+            <w:proofErr w:type="spellStart"/>
             <w:r>
               <w:rPr>
                 <w:rFonts w:asciiTheme="minorHAnsi" w:hAnsiTheme="minorHAnsi" w:cstheme="minorHAnsi"/>
               </w:rPr>
               <w:t>float</w:t>
             </w:r>
+            <w:proofErr w:type="spellEnd"/>
           </w:p>
         </w:tc>
         <w:tc>
@@ -3566,6 +3983,7 @@
                 <w:rFonts w:asciiTheme="minorHAnsi" w:hAnsiTheme="minorHAnsi" w:cstheme="minorHAnsi"/>
               </w:rPr>
             </w:pPr>
+            <w:proofErr w:type="spellStart"/>
             <w:r>
               <w:rPr>
                 <w:rStyle w:val="HTML-kod"/>
@@ -3573,6 +3991,7 @@
               </w:rPr>
               <w:t>start_station_id</w:t>
             </w:r>
+            <w:proofErr w:type="spellEnd"/>
           </w:p>
         </w:tc>
         <w:tc>
@@ -3625,15 +4044,16 @@
               <w:rPr>
                 <w:rFonts w:asciiTheme="minorHAnsi" w:hAnsiTheme="minorHAnsi" w:cstheme="minorHAnsi"/>
               </w:rPr>
-              <w:t xml:space="preserve">Może być wartością NULL jeśli przejazd rozpoczął się poza stacją, w </w:t>
-            </w:r>
-            <w:r>
-              <w:rPr>
-                <w:rFonts w:asciiTheme="minorHAnsi" w:hAnsiTheme="minorHAnsi" w:cstheme="minorHAnsi"/>
-              </w:rPr>
-              <w:lastRenderedPageBreak/>
-              <w:t>przeciwnym wypadku musi istnieć w tabeli station_list</w:t>
-            </w:r>
+              <w:t xml:space="preserve">Może być wartością NULL jeśli przejazd rozpoczął się poza stacją, w przeciwnym wypadku musi istnieć w tabeli </w:t>
+            </w:r>
+            <w:proofErr w:type="spellStart"/>
+            <w:r>
+              <w:rPr>
+                <w:rFonts w:asciiTheme="minorHAnsi" w:hAnsiTheme="minorHAnsi" w:cstheme="minorHAnsi"/>
+              </w:rPr>
+              <w:t>station_list</w:t>
+            </w:r>
+            <w:proofErr w:type="spellEnd"/>
           </w:p>
         </w:tc>
       </w:tr>
@@ -3655,7 +4075,6 @@
               <w:rPr>
                 <w:rFonts w:asciiTheme="minorHAnsi" w:hAnsiTheme="minorHAnsi" w:cstheme="minorHAnsi"/>
               </w:rPr>
-              <w:lastRenderedPageBreak/>
               <w:t>12.</w:t>
             </w:r>
           </w:p>
@@ -3670,6 +4089,7 @@
                 <w:rFonts w:asciiTheme="minorHAnsi" w:hAnsiTheme="minorHAnsi" w:cstheme="minorHAnsi"/>
               </w:rPr>
             </w:pPr>
+            <w:proofErr w:type="spellStart"/>
             <w:r>
               <w:rPr>
                 <w:rStyle w:val="HTML-kod"/>
@@ -3677,6 +4097,7 @@
               </w:rPr>
               <w:t>start_station_name</w:t>
             </w:r>
+            <w:proofErr w:type="spellEnd"/>
           </w:p>
         </w:tc>
         <w:tc>
@@ -3729,8 +4150,16 @@
               <w:rPr>
                 <w:rFonts w:asciiTheme="minorHAnsi" w:hAnsiTheme="minorHAnsi" w:cstheme="minorHAnsi"/>
               </w:rPr>
-              <w:t>Może być wartością NULL jeśli przejazd rozpoczął się poza stacją, w przeciwnym wypadku musi istnieć w tabeli station_list</w:t>
-            </w:r>
+              <w:t xml:space="preserve">Może być wartością NULL jeśli przejazd rozpoczął się poza stacją, w przeciwnym wypadku musi istnieć w tabeli </w:t>
+            </w:r>
+            <w:proofErr w:type="spellStart"/>
+            <w:r>
+              <w:rPr>
+                <w:rFonts w:asciiTheme="minorHAnsi" w:hAnsiTheme="minorHAnsi" w:cstheme="minorHAnsi"/>
+              </w:rPr>
+              <w:t>station_list</w:t>
+            </w:r>
+            <w:proofErr w:type="spellEnd"/>
           </w:p>
         </w:tc>
       </w:tr>
@@ -3766,6 +4195,7 @@
                 <w:rFonts w:asciiTheme="minorHAnsi" w:hAnsiTheme="minorHAnsi" w:cstheme="minorHAnsi"/>
               </w:rPr>
             </w:pPr>
+            <w:proofErr w:type="spellStart"/>
             <w:r>
               <w:rPr>
                 <w:rStyle w:val="HTML-kod"/>
@@ -3773,6 +4203,7 @@
               </w:rPr>
               <w:t>started_at</w:t>
             </w:r>
+            <w:proofErr w:type="spellEnd"/>
           </w:p>
         </w:tc>
         <w:tc>
@@ -3785,12 +4216,14 @@
                 <w:rFonts w:asciiTheme="minorHAnsi" w:hAnsiTheme="minorHAnsi" w:cstheme="minorHAnsi"/>
               </w:rPr>
             </w:pPr>
+            <w:proofErr w:type="spellStart"/>
             <w:r>
               <w:rPr>
                 <w:rFonts w:asciiTheme="minorHAnsi" w:hAnsiTheme="minorHAnsi" w:cstheme="minorHAnsi"/>
               </w:rPr>
               <w:t>datetime</w:t>
             </w:r>
+            <w:proofErr w:type="spellEnd"/>
           </w:p>
         </w:tc>
         <w:tc>
@@ -3833,6 +4266,7 @@
               </w:rPr>
               <w:t xml:space="preserve">Wartość musi być wcześniejsza niż </w:t>
             </w:r>
+            <w:proofErr w:type="spellStart"/>
             <w:r>
               <w:rPr>
                 <w:rStyle w:val="HTML-kod"/>
@@ -3840,6 +4274,7 @@
               </w:rPr>
               <w:t>ended_at</w:t>
             </w:r>
+            <w:proofErr w:type="spellEnd"/>
             <w:r>
               <w:t xml:space="preserve"> oraz mieścić się w przedziale od maja 2020 do sierpnia 2024</w:t>
             </w:r>
@@ -3880,12 +4315,21 @@
                 <w:lang w:val="en-US"/>
               </w:rPr>
             </w:pPr>
+            <w:proofErr w:type="spellStart"/>
             <w:r>
               <w:rPr>
                 <w:rFonts w:asciiTheme="minorHAnsi" w:hAnsiTheme="minorHAnsi" w:cstheme="minorHAnsi"/>
                 <w:lang w:val="en-US"/>
               </w:rPr>
-              <w:t>Plik: station_list</w:t>
+              <w:t>Plik</w:t>
+            </w:r>
+            <w:proofErr w:type="spellEnd"/>
+            <w:r>
+              <w:rPr>
+                <w:rFonts w:asciiTheme="minorHAnsi" w:hAnsiTheme="minorHAnsi" w:cstheme="minorHAnsi"/>
+                <w:lang w:val="en-US"/>
+              </w:rPr>
+              <w:t>: station_list</w:t>
             </w:r>
             <w:r>
               <w:rPr>
@@ -4043,6 +4487,7 @@
                 <w:rFonts w:asciiTheme="minorHAnsi" w:hAnsiTheme="minorHAnsi" w:cstheme="minorHAnsi"/>
               </w:rPr>
             </w:pPr>
+            <w:proofErr w:type="spellStart"/>
             <w:r>
               <w:rPr>
                 <w:rStyle w:val="HTML-kod"/>
@@ -4050,6 +4495,7 @@
               </w:rPr>
               <w:t>station_id</w:t>
             </w:r>
+            <w:proofErr w:type="spellEnd"/>
           </w:p>
         </w:tc>
         <w:tc>
@@ -4062,12 +4508,14 @@
                 <w:rFonts w:asciiTheme="minorHAnsi" w:hAnsiTheme="minorHAnsi" w:cstheme="minorHAnsi"/>
               </w:rPr>
             </w:pPr>
+            <w:proofErr w:type="spellStart"/>
             <w:r>
               <w:rPr>
                 <w:rFonts w:asciiTheme="minorHAnsi" w:hAnsiTheme="minorHAnsi" w:cstheme="minorHAnsi"/>
               </w:rPr>
               <w:t>integer</w:t>
             </w:r>
+            <w:proofErr w:type="spellEnd"/>
           </w:p>
         </w:tc>
         <w:tc>
@@ -4167,6 +4615,7 @@
                 <w:rFonts w:asciiTheme="minorHAnsi" w:hAnsiTheme="minorHAnsi" w:cstheme="minorHAnsi"/>
               </w:rPr>
             </w:pPr>
+            <w:proofErr w:type="spellStart"/>
             <w:r>
               <w:rPr>
                 <w:rStyle w:val="HTML-kod"/>
@@ -4174,6 +4623,7 @@
               </w:rPr>
               <w:t>station_name</w:t>
             </w:r>
+            <w:proofErr w:type="spellEnd"/>
           </w:p>
         </w:tc>
         <w:tc>
@@ -4265,12 +4715,22 @@
                 <w:lang w:val="en-US"/>
               </w:rPr>
             </w:pPr>
+            <w:proofErr w:type="spellStart"/>
             <w:r>
               <w:rPr>
                 <w:rFonts w:asciiTheme="minorHAnsi" w:hAnsiTheme="minorHAnsi" w:cstheme="minorHAnsi"/>
                 <w:lang w:val="en-US"/>
               </w:rPr>
-              <w:t>Plik: usage_frequency</w:t>
+              <w:lastRenderedPageBreak/>
+              <w:t>Plik</w:t>
+            </w:r>
+            <w:proofErr w:type="spellEnd"/>
+            <w:r>
+              <w:rPr>
+                <w:rFonts w:asciiTheme="minorHAnsi" w:hAnsiTheme="minorHAnsi" w:cstheme="minorHAnsi"/>
+                <w:lang w:val="en-US"/>
+              </w:rPr>
+              <w:t>: usage_frequency</w:t>
             </w:r>
             <w:r>
               <w:rPr>
@@ -4424,6 +4884,7 @@
                 <w:rFonts w:asciiTheme="minorHAnsi" w:hAnsiTheme="minorHAnsi" w:cstheme="minorHAnsi"/>
               </w:rPr>
             </w:pPr>
+            <w:proofErr w:type="spellStart"/>
             <w:r>
               <w:rPr>
                 <w:rStyle w:val="HTML-kod"/>
@@ -4431,6 +4892,7 @@
               </w:rPr>
               <w:t>date</w:t>
             </w:r>
+            <w:proofErr w:type="spellEnd"/>
           </w:p>
         </w:tc>
         <w:tc>
@@ -4443,12 +4905,14 @@
                 <w:rFonts w:asciiTheme="minorHAnsi" w:hAnsiTheme="minorHAnsi" w:cstheme="minorHAnsi"/>
               </w:rPr>
             </w:pPr>
+            <w:proofErr w:type="spellStart"/>
             <w:r>
               <w:rPr>
                 <w:rFonts w:asciiTheme="minorHAnsi" w:hAnsiTheme="minorHAnsi" w:cstheme="minorHAnsi"/>
               </w:rPr>
               <w:t>date</w:t>
             </w:r>
+            <w:proofErr w:type="spellEnd"/>
           </w:p>
         </w:tc>
         <w:tc>
@@ -4529,6 +4993,7 @@
                 <w:rFonts w:asciiTheme="minorHAnsi" w:hAnsiTheme="minorHAnsi" w:cstheme="minorHAnsi"/>
               </w:rPr>
             </w:pPr>
+            <w:proofErr w:type="spellStart"/>
             <w:r>
               <w:rPr>
                 <w:rStyle w:val="HTML-kod"/>
@@ -4536,6 +5001,7 @@
               </w:rPr>
               <w:t>dropoff_counts</w:t>
             </w:r>
+            <w:proofErr w:type="spellEnd"/>
           </w:p>
         </w:tc>
         <w:tc>
@@ -4548,12 +5014,14 @@
                 <w:rFonts w:asciiTheme="minorHAnsi" w:hAnsiTheme="minorHAnsi" w:cstheme="minorHAnsi"/>
               </w:rPr>
             </w:pPr>
+            <w:proofErr w:type="spellStart"/>
             <w:r>
               <w:rPr>
                 <w:rFonts w:asciiTheme="minorHAnsi" w:hAnsiTheme="minorHAnsi" w:cstheme="minorHAnsi"/>
               </w:rPr>
               <w:t>int</w:t>
             </w:r>
+            <w:proofErr w:type="spellEnd"/>
           </w:p>
         </w:tc>
         <w:tc>
@@ -4631,6 +5099,7 @@
                 <w:rFonts w:asciiTheme="minorHAnsi" w:hAnsiTheme="minorHAnsi" w:cstheme="minorHAnsi"/>
               </w:rPr>
             </w:pPr>
+            <w:proofErr w:type="spellStart"/>
             <w:r>
               <w:rPr>
                 <w:rStyle w:val="HTML-kod"/>
@@ -4638,6 +5107,7 @@
               </w:rPr>
               <w:t>pickup_counts</w:t>
             </w:r>
+            <w:proofErr w:type="spellEnd"/>
           </w:p>
         </w:tc>
         <w:tc>
@@ -4650,12 +5120,14 @@
                 <w:rFonts w:asciiTheme="minorHAnsi" w:hAnsiTheme="minorHAnsi" w:cstheme="minorHAnsi"/>
               </w:rPr>
             </w:pPr>
+            <w:proofErr w:type="spellStart"/>
             <w:r>
               <w:rPr>
                 <w:rFonts w:asciiTheme="minorHAnsi" w:hAnsiTheme="minorHAnsi" w:cstheme="minorHAnsi"/>
               </w:rPr>
               <w:t>int</w:t>
             </w:r>
+            <w:proofErr w:type="spellEnd"/>
           </w:p>
         </w:tc>
         <w:tc>
@@ -4727,6 +5199,7 @@
                 <w:rFonts w:asciiTheme="minorHAnsi" w:hAnsiTheme="minorHAnsi" w:cstheme="minorHAnsi"/>
               </w:rPr>
             </w:pPr>
+            <w:proofErr w:type="spellStart"/>
             <w:r>
               <w:rPr>
                 <w:rStyle w:val="HTML-kod"/>
@@ -4734,6 +5207,7 @@
               </w:rPr>
               <w:t>station_name</w:t>
             </w:r>
+            <w:proofErr w:type="spellEnd"/>
           </w:p>
         </w:tc>
         <w:tc>
@@ -4786,8 +5260,16 @@
               <w:rPr>
                 <w:rFonts w:asciiTheme="minorHAnsi" w:hAnsiTheme="minorHAnsi" w:cstheme="minorHAnsi"/>
               </w:rPr>
-              <w:t>Wartość obligatoryjna, powinna znajdować się w tabeli station_list</w:t>
-            </w:r>
+              <w:t xml:space="preserve">Wartość obligatoryjna, powinna znajdować się w tabeli </w:t>
+            </w:r>
+            <w:proofErr w:type="spellStart"/>
+            <w:r>
+              <w:rPr>
+                <w:rFonts w:asciiTheme="minorHAnsi" w:hAnsiTheme="minorHAnsi" w:cstheme="minorHAnsi"/>
+              </w:rPr>
+              <w:t>station_list</w:t>
+            </w:r>
+            <w:proofErr w:type="spellEnd"/>
           </w:p>
         </w:tc>
       </w:tr>
@@ -4819,7 +5301,6 @@
                 <w:b/>
                 <w:bCs/>
               </w:rPr>
-              <w:lastRenderedPageBreak/>
               <w:t>Lp.</w:t>
             </w:r>
           </w:p>
@@ -4903,9 +5384,11 @@
             <w:hideMark/>
           </w:tcPr>
           <w:p>
+            <w:proofErr w:type="spellStart"/>
             <w:r>
               <w:t>name</w:t>
             </w:r>
+            <w:proofErr w:type="spellEnd"/>
           </w:p>
         </w:tc>
         <w:tc>
@@ -4937,7 +5420,15 @@
           </w:tcPr>
           <w:p>
             <w:r>
-              <w:t>Przykłady: "Washington,DC,USA".</w:t>
+              <w:t>Przykłady: "</w:t>
+            </w:r>
+            <w:proofErr w:type="spellStart"/>
+            <w:r>
+              <w:t>Washington,DC,USA</w:t>
+            </w:r>
+            <w:proofErr w:type="spellEnd"/>
+            <w:r>
+              <w:t>".</w:t>
             </w:r>
           </w:p>
         </w:tc>
@@ -4960,9 +5451,11 @@
             <w:hideMark/>
           </w:tcPr>
           <w:p>
+            <w:proofErr w:type="spellStart"/>
             <w:r>
               <w:t>datetime</w:t>
             </w:r>
+            <w:proofErr w:type="spellEnd"/>
           </w:p>
         </w:tc>
         <w:tc>
@@ -4971,9 +5464,11 @@
             <w:hideMark/>
           </w:tcPr>
           <w:p>
+            <w:proofErr w:type="spellStart"/>
             <w:r>
               <w:t>date</w:t>
             </w:r>
+            <w:proofErr w:type="spellEnd"/>
           </w:p>
         </w:tc>
         <w:tc>
@@ -5029,9 +5524,11 @@
             <w:hideMark/>
           </w:tcPr>
           <w:p>
+            <w:proofErr w:type="spellStart"/>
             <w:r>
               <w:t>tempmax</w:t>
             </w:r>
+            <w:proofErr w:type="spellEnd"/>
           </w:p>
         </w:tc>
         <w:tc>
@@ -5040,9 +5537,11 @@
             <w:hideMark/>
           </w:tcPr>
           <w:p>
+            <w:proofErr w:type="spellStart"/>
             <w:r>
               <w:t>float</w:t>
             </w:r>
+            <w:proofErr w:type="spellEnd"/>
           </w:p>
         </w:tc>
         <w:tc>
@@ -5099,9 +5598,11 @@
             <w:hideMark/>
           </w:tcPr>
           <w:p>
+            <w:proofErr w:type="spellStart"/>
             <w:r>
               <w:t>tempmin</w:t>
             </w:r>
+            <w:proofErr w:type="spellEnd"/>
           </w:p>
         </w:tc>
         <w:tc>
@@ -5110,9 +5611,11 @@
             <w:hideMark/>
           </w:tcPr>
           <w:p>
+            <w:proofErr w:type="spellStart"/>
             <w:r>
               <w:t>float</w:t>
             </w:r>
+            <w:proofErr w:type="spellEnd"/>
           </w:p>
         </w:tc>
         <w:tc>
@@ -5125,10 +5628,7 @@
               <w:t>Minimalna temperatura</w:t>
             </w:r>
             <w:r>
-              <w:t xml:space="preserve"> </w:t>
-            </w:r>
-            <w:r>
-              <w:t>podana w stopniach Celsjusza.</w:t>
+              <w:t xml:space="preserve"> podana w stopniach Celsjusza.</w:t>
             </w:r>
           </w:p>
         </w:tc>
@@ -5173,9 +5673,11 @@
             <w:hideMark/>
           </w:tcPr>
           <w:p>
+            <w:proofErr w:type="spellStart"/>
             <w:r>
               <w:t>float</w:t>
             </w:r>
+            <w:proofErr w:type="spellEnd"/>
           </w:p>
         </w:tc>
         <w:tc>
@@ -5188,10 +5690,7 @@
               <w:t>Średnia temperatura dnia</w:t>
             </w:r>
             <w:r>
-              <w:t xml:space="preserve"> </w:t>
-            </w:r>
-            <w:r>
-              <w:t>podana w stopniach Celsjusza.</w:t>
+              <w:t xml:space="preserve"> podana w stopniach Celsjusza.</w:t>
             </w:r>
           </w:p>
         </w:tc>
@@ -5225,9 +5724,11 @@
             <w:hideMark/>
           </w:tcPr>
           <w:p>
+            <w:proofErr w:type="spellStart"/>
             <w:r>
               <w:t>feelslikemax</w:t>
             </w:r>
+            <w:proofErr w:type="spellEnd"/>
           </w:p>
         </w:tc>
         <w:tc>
@@ -5236,9 +5737,11 @@
             <w:hideMark/>
           </w:tcPr>
           <w:p>
+            <w:proofErr w:type="spellStart"/>
             <w:r>
               <w:t>float</w:t>
             </w:r>
+            <w:proofErr w:type="spellEnd"/>
           </w:p>
         </w:tc>
         <w:tc>
@@ -5251,10 +5754,7 @@
               <w:t>Maksymalna temperatura odczuwalna</w:t>
             </w:r>
             <w:r>
-              <w:t xml:space="preserve"> </w:t>
-            </w:r>
-            <w:r>
-              <w:t>podana w stopniach Celsjusza.</w:t>
+              <w:t xml:space="preserve"> podana w stopniach Celsjusza.</w:t>
             </w:r>
           </w:p>
         </w:tc>
@@ -5288,9 +5788,11 @@
             <w:hideMark/>
           </w:tcPr>
           <w:p>
+            <w:proofErr w:type="spellStart"/>
             <w:r>
               <w:t>feelslikemin</w:t>
             </w:r>
+            <w:proofErr w:type="spellEnd"/>
           </w:p>
         </w:tc>
         <w:tc>
@@ -5299,9 +5801,11 @@
             <w:hideMark/>
           </w:tcPr>
           <w:p>
+            <w:proofErr w:type="spellStart"/>
             <w:r>
               <w:t>float</w:t>
             </w:r>
+            <w:proofErr w:type="spellEnd"/>
           </w:p>
         </w:tc>
         <w:tc>
@@ -5314,10 +5818,7 @@
               <w:t>Minimalna temperatura odczuwalna</w:t>
             </w:r>
             <w:r>
-              <w:t xml:space="preserve"> </w:t>
-            </w:r>
-            <w:r>
-              <w:t>podana w stopniach Celsjusza.</w:t>
+              <w:t xml:space="preserve"> podana w stopniach Celsjusza.</w:t>
             </w:r>
           </w:p>
         </w:tc>
@@ -5351,9 +5852,11 @@
             <w:hideMark/>
           </w:tcPr>
           <w:p>
+            <w:proofErr w:type="spellStart"/>
             <w:r>
               <w:t>feelslike</w:t>
             </w:r>
+            <w:proofErr w:type="spellEnd"/>
           </w:p>
         </w:tc>
         <w:tc>
@@ -5362,9 +5865,11 @@
             <w:hideMark/>
           </w:tcPr>
           <w:p>
+            <w:proofErr w:type="spellStart"/>
             <w:r>
               <w:t>float</w:t>
             </w:r>
+            <w:proofErr w:type="spellEnd"/>
           </w:p>
         </w:tc>
         <w:tc>
@@ -5377,10 +5882,7 @@
               <w:t>Średnia temperatura odczuwalna</w:t>
             </w:r>
             <w:r>
-              <w:t xml:space="preserve"> </w:t>
-            </w:r>
-            <w:r>
-              <w:t>podana w stopniach Celsjusza.</w:t>
+              <w:t xml:space="preserve"> podana w stopniach Celsjusza.</w:t>
             </w:r>
           </w:p>
         </w:tc>
@@ -5404,6 +5906,7 @@
           </w:tcPr>
           <w:p>
             <w:r>
+              <w:lastRenderedPageBreak/>
               <w:t>9.</w:t>
             </w:r>
           </w:p>
@@ -5414,9 +5917,11 @@
             <w:hideMark/>
           </w:tcPr>
           <w:p>
+            <w:proofErr w:type="spellStart"/>
             <w:r>
               <w:t>dew</w:t>
             </w:r>
+            <w:proofErr w:type="spellEnd"/>
           </w:p>
         </w:tc>
         <w:tc>
@@ -5425,9 +5930,11 @@
             <w:hideMark/>
           </w:tcPr>
           <w:p>
+            <w:proofErr w:type="spellStart"/>
             <w:r>
               <w:t>float</w:t>
             </w:r>
+            <w:proofErr w:type="spellEnd"/>
           </w:p>
         </w:tc>
         <w:tc>
@@ -5440,16 +5947,7 @@
               <w:t>Punkt rosy</w:t>
             </w:r>
             <w:r>
-              <w:t xml:space="preserve"> </w:t>
-            </w:r>
-            <w:r>
-              <w:t>podan</w:t>
-            </w:r>
-            <w:r>
-              <w:t xml:space="preserve">y </w:t>
-            </w:r>
-            <w:r>
-              <w:t>w stopniach Celsjusza</w:t>
+              <w:t xml:space="preserve"> podany w stopniach Celsjusza</w:t>
             </w:r>
           </w:p>
         </w:tc>
@@ -5470,19 +5968,7 @@
             </w:r>
             <w:r>
               <w:br/>
-              <w:t>-</w:t>
-            </w:r>
-            <w:r>
-              <w:t>20</w:t>
-            </w:r>
-            <w:r>
-              <w:t xml:space="preserve"> do </w:t>
-            </w:r>
-            <w:r>
-              <w:t>30</w:t>
-            </w:r>
-            <w:r>
-              <w:t xml:space="preserve"> stopni Celsjusza.</w:t>
+              <w:t>-20 do 30 stopni Celsjusza.</w:t>
             </w:r>
           </w:p>
         </w:tc>
@@ -5505,9 +5991,11 @@
             <w:hideMark/>
           </w:tcPr>
           <w:p>
+            <w:proofErr w:type="spellStart"/>
             <w:r>
               <w:t>humidity</w:t>
             </w:r>
+            <w:proofErr w:type="spellEnd"/>
           </w:p>
         </w:tc>
         <w:tc>
@@ -5516,9 +6004,11 @@
             <w:hideMark/>
           </w:tcPr>
           <w:p>
+            <w:proofErr w:type="spellStart"/>
             <w:r>
               <w:t>float</w:t>
             </w:r>
+            <w:proofErr w:type="spellEnd"/>
           </w:p>
         </w:tc>
         <w:tc>
@@ -5568,9 +6058,11 @@
             <w:hideMark/>
           </w:tcPr>
           <w:p>
+            <w:proofErr w:type="spellStart"/>
             <w:r>
               <w:t>precip</w:t>
             </w:r>
+            <w:proofErr w:type="spellEnd"/>
           </w:p>
         </w:tc>
         <w:tc>
@@ -5579,9 +6071,11 @@
             <w:hideMark/>
           </w:tcPr>
           <w:p>
+            <w:proofErr w:type="spellStart"/>
             <w:r>
               <w:t>float</w:t>
             </w:r>
+            <w:proofErr w:type="spellEnd"/>
           </w:p>
         </w:tc>
         <w:tc>
@@ -5634,9 +6128,11 @@
             <w:hideMark/>
           </w:tcPr>
           <w:p>
+            <w:proofErr w:type="spellStart"/>
             <w:r>
               <w:t>precipprob</w:t>
             </w:r>
+            <w:proofErr w:type="spellEnd"/>
           </w:p>
         </w:tc>
         <w:tc>
@@ -5645,9 +6141,11 @@
             <w:hideMark/>
           </w:tcPr>
           <w:p>
+            <w:proofErr w:type="spellStart"/>
             <w:r>
               <w:t>int</w:t>
             </w:r>
+            <w:proofErr w:type="spellEnd"/>
           </w:p>
         </w:tc>
         <w:tc>
@@ -5694,9 +6192,11 @@
             <w:hideMark/>
           </w:tcPr>
           <w:p>
+            <w:proofErr w:type="spellStart"/>
             <w:r>
               <w:t>precipcover</w:t>
             </w:r>
+            <w:proofErr w:type="spellEnd"/>
           </w:p>
         </w:tc>
         <w:tc>
@@ -5705,9 +6205,11 @@
             <w:hideMark/>
           </w:tcPr>
           <w:p>
+            <w:proofErr w:type="spellStart"/>
             <w:r>
               <w:t>float</w:t>
             </w:r>
+            <w:proofErr w:type="spellEnd"/>
           </w:p>
         </w:tc>
         <w:tc>
@@ -5754,9 +6256,11 @@
             <w:hideMark/>
           </w:tcPr>
           <w:p>
+            <w:proofErr w:type="spellStart"/>
             <w:r>
               <w:t>preciptype</w:t>
             </w:r>
+            <w:proofErr w:type="spellEnd"/>
           </w:p>
         </w:tc>
         <w:tc>
@@ -5791,12 +6295,29 @@
               <w:t xml:space="preserve">Dozwolone wartości NULL, </w:t>
             </w:r>
             <w:r>
-              <w:t xml:space="preserve">lista oddzielonych przecinkiem rodzajów </w:t>
-            </w:r>
-            <w:r>
-              <w:lastRenderedPageBreak/>
-              <w:t>opadów takich jak: rain, snow, freezingrain</w:t>
-            </w:r>
+              <w:t xml:space="preserve">lista oddzielonych przecinkiem rodzajów opadów takich jak: </w:t>
+            </w:r>
+            <w:proofErr w:type="spellStart"/>
+            <w:r>
+              <w:t>rain</w:t>
+            </w:r>
+            <w:proofErr w:type="spellEnd"/>
+            <w:r>
+              <w:t xml:space="preserve">, </w:t>
+            </w:r>
+            <w:proofErr w:type="spellStart"/>
+            <w:r>
+              <w:t>snow</w:t>
+            </w:r>
+            <w:proofErr w:type="spellEnd"/>
+            <w:r>
+              <w:t xml:space="preserve">, </w:t>
+            </w:r>
+            <w:proofErr w:type="spellStart"/>
+            <w:r>
+              <w:t>freezingrain</w:t>
+            </w:r>
+            <w:proofErr w:type="spellEnd"/>
             <w:r>
               <w:t xml:space="preserve"> (52% war</w:t>
             </w:r>
@@ -5811,7 +6332,6 @@
           </w:tcPr>
           <w:p>
             <w:r>
-              <w:lastRenderedPageBreak/>
               <w:t>15.</w:t>
             </w:r>
           </w:p>
@@ -5822,9 +6342,11 @@
             <w:hideMark/>
           </w:tcPr>
           <w:p>
+            <w:proofErr w:type="spellStart"/>
             <w:r>
               <w:t>snow</w:t>
             </w:r>
+            <w:proofErr w:type="spellEnd"/>
           </w:p>
         </w:tc>
         <w:tc>
@@ -5833,9 +6355,11 @@
             <w:hideMark/>
           </w:tcPr>
           <w:p>
+            <w:proofErr w:type="spellStart"/>
             <w:r>
               <w:t>float</w:t>
             </w:r>
+            <w:proofErr w:type="spellEnd"/>
           </w:p>
         </w:tc>
         <w:tc>
@@ -5879,9 +6403,11 @@
             <w:hideMark/>
           </w:tcPr>
           <w:p>
+            <w:proofErr w:type="spellStart"/>
             <w:r>
               <w:t>snowdepth</w:t>
             </w:r>
+            <w:proofErr w:type="spellEnd"/>
           </w:p>
         </w:tc>
         <w:tc>
@@ -5890,9 +6416,11 @@
             <w:hideMark/>
           </w:tcPr>
           <w:p>
+            <w:proofErr w:type="spellStart"/>
             <w:r>
               <w:t>float</w:t>
             </w:r>
+            <w:proofErr w:type="spellEnd"/>
           </w:p>
         </w:tc>
         <w:tc>
@@ -5936,9 +6464,11 @@
             <w:hideMark/>
           </w:tcPr>
           <w:p>
+            <w:proofErr w:type="spellStart"/>
             <w:r>
               <w:t>windgust</w:t>
             </w:r>
+            <w:proofErr w:type="spellEnd"/>
           </w:p>
         </w:tc>
         <w:tc>
@@ -5947,9 +6477,11 @@
             <w:hideMark/>
           </w:tcPr>
           <w:p>
+            <w:proofErr w:type="spellStart"/>
             <w:r>
               <w:t>float</w:t>
             </w:r>
+            <w:proofErr w:type="spellEnd"/>
           </w:p>
         </w:tc>
         <w:tc>
@@ -5993,9 +6525,11 @@
             <w:hideMark/>
           </w:tcPr>
           <w:p>
+            <w:proofErr w:type="spellStart"/>
             <w:r>
               <w:t>windspeed</w:t>
             </w:r>
+            <w:proofErr w:type="spellEnd"/>
           </w:p>
         </w:tc>
         <w:tc>
@@ -6004,9 +6538,11 @@
             <w:hideMark/>
           </w:tcPr>
           <w:p>
+            <w:proofErr w:type="spellStart"/>
             <w:r>
               <w:t>float</w:t>
             </w:r>
+            <w:proofErr w:type="spellEnd"/>
           </w:p>
         </w:tc>
         <w:tc>
@@ -6050,9 +6586,11 @@
             <w:hideMark/>
           </w:tcPr>
           <w:p>
+            <w:proofErr w:type="spellStart"/>
             <w:r>
               <w:t>winddir</w:t>
             </w:r>
+            <w:proofErr w:type="spellEnd"/>
           </w:p>
         </w:tc>
         <w:tc>
@@ -6061,9 +6599,11 @@
             <w:hideMark/>
           </w:tcPr>
           <w:p>
+            <w:proofErr w:type="spellStart"/>
             <w:r>
               <w:t>float</w:t>
             </w:r>
+            <w:proofErr w:type="spellEnd"/>
           </w:p>
         </w:tc>
         <w:tc>
@@ -6113,9 +6653,11 @@
             <w:hideMark/>
           </w:tcPr>
           <w:p>
+            <w:proofErr w:type="spellStart"/>
             <w:r>
               <w:t>sealevelpressure</w:t>
             </w:r>
+            <w:proofErr w:type="spellEnd"/>
           </w:p>
         </w:tc>
         <w:tc>
@@ -6124,9 +6666,11 @@
             <w:hideMark/>
           </w:tcPr>
           <w:p>
+            <w:proofErr w:type="spellStart"/>
             <w:r>
               <w:t>float</w:t>
             </w:r>
+            <w:proofErr w:type="spellEnd"/>
           </w:p>
         </w:tc>
         <w:tc>
@@ -6173,9 +6717,11 @@
             <w:hideMark/>
           </w:tcPr>
           <w:p>
+            <w:proofErr w:type="spellStart"/>
             <w:r>
               <w:t>cloudcover</w:t>
             </w:r>
+            <w:proofErr w:type="spellEnd"/>
           </w:p>
         </w:tc>
         <w:tc>
@@ -6184,9 +6730,11 @@
             <w:hideMark/>
           </w:tcPr>
           <w:p>
+            <w:proofErr w:type="spellStart"/>
             <w:r>
               <w:t>float</w:t>
             </w:r>
+            <w:proofErr w:type="spellEnd"/>
           </w:p>
         </w:tc>
         <w:tc>
@@ -6220,6 +6768,7 @@
           </w:tcPr>
           <w:p>
             <w:r>
+              <w:lastRenderedPageBreak/>
               <w:t>22.</w:t>
             </w:r>
           </w:p>
@@ -6230,9 +6779,11 @@
             <w:hideMark/>
           </w:tcPr>
           <w:p>
+            <w:proofErr w:type="spellStart"/>
             <w:r>
               <w:t>visibility</w:t>
             </w:r>
+            <w:proofErr w:type="spellEnd"/>
           </w:p>
         </w:tc>
         <w:tc>
@@ -6241,9 +6792,11 @@
             <w:hideMark/>
           </w:tcPr>
           <w:p>
+            <w:proofErr w:type="spellStart"/>
             <w:r>
               <w:t>float</w:t>
             </w:r>
+            <w:proofErr w:type="spellEnd"/>
           </w:p>
         </w:tc>
         <w:tc>
@@ -6293,9 +6846,11 @@
             <w:hideMark/>
           </w:tcPr>
           <w:p>
+            <w:proofErr w:type="spellStart"/>
             <w:r>
               <w:t>solarradiation</w:t>
             </w:r>
+            <w:proofErr w:type="spellEnd"/>
           </w:p>
         </w:tc>
         <w:tc>
@@ -6304,9 +6859,11 @@
             <w:hideMark/>
           </w:tcPr>
           <w:p>
+            <w:proofErr w:type="spellStart"/>
             <w:r>
               <w:t>float</w:t>
             </w:r>
+            <w:proofErr w:type="spellEnd"/>
           </w:p>
         </w:tc>
         <w:tc>
@@ -6350,9 +6907,11 @@
             <w:hideMark/>
           </w:tcPr>
           <w:p>
+            <w:proofErr w:type="spellStart"/>
             <w:r>
               <w:t>solarenergy</w:t>
             </w:r>
+            <w:proofErr w:type="spellEnd"/>
           </w:p>
         </w:tc>
         <w:tc>
@@ -6361,9 +6920,11 @@
             <w:hideMark/>
           </w:tcPr>
           <w:p>
+            <w:proofErr w:type="spellStart"/>
             <w:r>
               <w:t>float</w:t>
             </w:r>
+            <w:proofErr w:type="spellEnd"/>
           </w:p>
         </w:tc>
         <w:tc>
@@ -6407,9 +6968,11 @@
             <w:hideMark/>
           </w:tcPr>
           <w:p>
+            <w:proofErr w:type="spellStart"/>
             <w:r>
               <w:t>uvindex</w:t>
             </w:r>
+            <w:proofErr w:type="spellEnd"/>
           </w:p>
         </w:tc>
         <w:tc>
@@ -6418,9 +6981,11 @@
             <w:hideMark/>
           </w:tcPr>
           <w:p>
+            <w:proofErr w:type="spellStart"/>
             <w:r>
               <w:t>int</w:t>
             </w:r>
+            <w:proofErr w:type="spellEnd"/>
           </w:p>
         </w:tc>
         <w:tc>
@@ -6467,9 +7032,11 @@
             <w:hideMark/>
           </w:tcPr>
           <w:p>
+            <w:proofErr w:type="spellStart"/>
             <w:r>
               <w:t>severerisk</w:t>
             </w:r>
+            <w:proofErr w:type="spellEnd"/>
           </w:p>
         </w:tc>
         <w:tc>
@@ -6527,9 +7094,11 @@
             <w:hideMark/>
           </w:tcPr>
           <w:p>
+            <w:proofErr w:type="spellStart"/>
             <w:r>
               <w:t>sunrise</w:t>
             </w:r>
+            <w:proofErr w:type="spellEnd"/>
           </w:p>
         </w:tc>
         <w:tc>
@@ -6538,9 +7107,11 @@
             <w:hideMark/>
           </w:tcPr>
           <w:p>
+            <w:proofErr w:type="spellStart"/>
             <w:r>
               <w:t>datetime</w:t>
             </w:r>
+            <w:proofErr w:type="spellEnd"/>
           </w:p>
         </w:tc>
         <w:tc>
@@ -6564,11 +7135,7 @@
               <w:t xml:space="preserve">Wartość obligatoryjna, format </w:t>
             </w:r>
             <w:r>
-              <w:t xml:space="preserve">YYYY-MM-DD HH:MM:SS (w danych </w:t>
-            </w:r>
-            <w:r>
-              <w:lastRenderedPageBreak/>
-              <w:t>źródłowych format daty to YYYY-MM-DDTHH:MM:SS)</w:t>
+              <w:t>YYYY-MM-DD HH:MM:SS (w danych źródłowych format daty to YYYY-MM-DDTHH:MM:SS)</w:t>
             </w:r>
           </w:p>
         </w:tc>
@@ -6581,7 +7148,6 @@
           </w:tcPr>
           <w:p>
             <w:r>
-              <w:lastRenderedPageBreak/>
               <w:t>28.</w:t>
             </w:r>
           </w:p>
@@ -6592,9 +7158,11 @@
             <w:hideMark/>
           </w:tcPr>
           <w:p>
+            <w:proofErr w:type="spellStart"/>
             <w:r>
               <w:t>sunset</w:t>
             </w:r>
+            <w:proofErr w:type="spellEnd"/>
           </w:p>
         </w:tc>
         <w:tc>
@@ -6603,9 +7171,11 @@
             <w:hideMark/>
           </w:tcPr>
           <w:p>
+            <w:proofErr w:type="spellStart"/>
             <w:r>
               <w:t>datetime</w:t>
             </w:r>
+            <w:proofErr w:type="spellEnd"/>
           </w:p>
         </w:tc>
         <w:tc>
@@ -6649,9 +7219,11 @@
             <w:hideMark/>
           </w:tcPr>
           <w:p>
+            <w:proofErr w:type="spellStart"/>
             <w:r>
               <w:t>moonphase</w:t>
             </w:r>
+            <w:proofErr w:type="spellEnd"/>
           </w:p>
         </w:tc>
         <w:tc>
@@ -6660,9 +7232,11 @@
             <w:hideMark/>
           </w:tcPr>
           <w:p>
+            <w:proofErr w:type="spellStart"/>
             <w:r>
               <w:t>float</w:t>
             </w:r>
+            <w:proofErr w:type="spellEnd"/>
           </w:p>
         </w:tc>
         <w:tc>
@@ -6709,9 +7283,11 @@
             <w:hideMark/>
           </w:tcPr>
           <w:p>
+            <w:proofErr w:type="spellStart"/>
             <w:r>
               <w:t>conditions</w:t>
             </w:r>
+            <w:proofErr w:type="spellEnd"/>
           </w:p>
         </w:tc>
         <w:tc>
@@ -6743,7 +7319,47 @@
           </w:tcPr>
           <w:p>
             <w:r>
-              <w:t>Wartość obligatoryjna, ciągi tekstowe oddzielone przecinkami (np. „Rain”, „Partially cloudy”, „Snow” lub „Clear”)</w:t>
+              <w:t>Wartość obligatoryjna, ciągi tekstowe oddzielone przecinkami (np. „</w:t>
+            </w:r>
+            <w:proofErr w:type="spellStart"/>
+            <w:r>
+              <w:t>Rain</w:t>
+            </w:r>
+            <w:proofErr w:type="spellEnd"/>
+            <w:r>
+              <w:t>”, „</w:t>
+            </w:r>
+            <w:proofErr w:type="spellStart"/>
+            <w:r>
+              <w:t>Partially</w:t>
+            </w:r>
+            <w:proofErr w:type="spellEnd"/>
+            <w:r>
+              <w:t xml:space="preserve"> </w:t>
+            </w:r>
+            <w:proofErr w:type="spellStart"/>
+            <w:r>
+              <w:t>cloudy</w:t>
+            </w:r>
+            <w:proofErr w:type="spellEnd"/>
+            <w:r>
+              <w:t>”, „</w:t>
+            </w:r>
+            <w:proofErr w:type="spellStart"/>
+            <w:r>
+              <w:t>Snow</w:t>
+            </w:r>
+            <w:proofErr w:type="spellEnd"/>
+            <w:r>
+              <w:t>” lub „</w:t>
+            </w:r>
+            <w:proofErr w:type="spellStart"/>
+            <w:r>
+              <w:t>Clear</w:t>
+            </w:r>
+            <w:proofErr w:type="spellEnd"/>
+            <w:r>
+              <w:t>”)</w:t>
             </w:r>
           </w:p>
         </w:tc>
@@ -6766,9 +7382,11 @@
             <w:hideMark/>
           </w:tcPr>
           <w:p>
+            <w:proofErr w:type="spellStart"/>
             <w:r>
               <w:t>description</w:t>
             </w:r>
+            <w:proofErr w:type="spellEnd"/>
           </w:p>
         </w:tc>
         <w:tc>
@@ -6823,9 +7441,11 @@
             <w:hideMark/>
           </w:tcPr>
           <w:p>
+            <w:proofErr w:type="spellStart"/>
             <w:r>
               <w:t>icon</w:t>
             </w:r>
+            <w:proofErr w:type="spellEnd"/>
           </w:p>
         </w:tc>
         <w:tc>
@@ -6865,7 +7485,23 @@
               </w:rPr>
             </w:pPr>
             <w:r>
-              <w:t>Wartość obligatoryjna, ciąg znaków bez spacji (np. "rain", "clear-day").</w:t>
+              <w:t>Wartość obligatoryjna, ciąg znaków bez spacji (np. "</w:t>
+            </w:r>
+            <w:proofErr w:type="spellStart"/>
+            <w:r>
+              <w:t>rain</w:t>
+            </w:r>
+            <w:proofErr w:type="spellEnd"/>
+            <w:r>
+              <w:t>", "</w:t>
+            </w:r>
+            <w:proofErr w:type="spellStart"/>
+            <w:r>
+              <w:t>clear-day</w:t>
+            </w:r>
+            <w:proofErr w:type="spellEnd"/>
+            <w:r>
+              <w:t>").</w:t>
             </w:r>
           </w:p>
         </w:tc>
@@ -6888,9 +7524,11 @@
             <w:hideMark/>
           </w:tcPr>
           <w:p>
+            <w:proofErr w:type="spellStart"/>
             <w:r>
               <w:t>stations</w:t>
             </w:r>
+            <w:proofErr w:type="spellEnd"/>
           </w:p>
         </w:tc>
         <w:tc>
@@ -6955,6 +7593,7 @@
           <w:sz w:val="26"/>
           <w:szCs w:val="26"/>
         </w:rPr>
+        <w:lastRenderedPageBreak/>
         <w:t xml:space="preserve">Ocena jakościowa danych </w:t>
       </w:r>
     </w:p>
@@ -7078,13 +7717,23 @@
                 <w:lang w:val="en-US"/>
               </w:rPr>
             </w:pPr>
+            <w:proofErr w:type="spellStart"/>
             <w:r>
               <w:rPr>
                 <w:sz w:val="20"/>
                 <w:szCs w:val="20"/>
                 <w:lang w:val="en-US"/>
               </w:rPr>
-              <w:t xml:space="preserve">Plik: </w:t>
+              <w:t>Plik</w:t>
+            </w:r>
+            <w:proofErr w:type="spellEnd"/>
+            <w:r>
+              <w:rPr>
+                <w:sz w:val="20"/>
+                <w:szCs w:val="20"/>
+                <w:lang w:val="en-US"/>
+              </w:rPr>
+              <w:t xml:space="preserve">: </w:t>
             </w:r>
             <w:r>
               <w:rPr>
@@ -7302,6 +7951,7 @@
                 <w:szCs w:val="20"/>
               </w:rPr>
             </w:pPr>
+            <w:proofErr w:type="spellStart"/>
             <w:r>
               <w:rPr>
                 <w:rStyle w:val="HTML-kod"/>
@@ -7309,6 +7959,7 @@
               </w:rPr>
               <w:t>end_lat</w:t>
             </w:r>
+            <w:proofErr w:type="spellEnd"/>
           </w:p>
         </w:tc>
         <w:tc>
@@ -7322,12 +7973,14 @@
                 <w:szCs w:val="20"/>
               </w:rPr>
             </w:pPr>
+            <w:proofErr w:type="spellStart"/>
             <w:r>
               <w:rPr>
                 <w:rFonts w:ascii="Arial" w:hAnsi="Arial" w:cs="Arial"/>
               </w:rPr>
               <w:t>float</w:t>
             </w:r>
+            <w:proofErr w:type="spellEnd"/>
           </w:p>
         </w:tc>
         <w:tc>
@@ -7422,6 +8075,7 @@
                 <w:szCs w:val="20"/>
               </w:rPr>
             </w:pPr>
+            <w:proofErr w:type="spellStart"/>
             <w:r>
               <w:rPr>
                 <w:rStyle w:val="HTML-kod"/>
@@ -7429,6 +8083,7 @@
               </w:rPr>
               <w:t>end_lng</w:t>
             </w:r>
+            <w:proofErr w:type="spellEnd"/>
           </w:p>
         </w:tc>
         <w:tc>
@@ -7442,12 +8097,14 @@
                 <w:szCs w:val="20"/>
               </w:rPr>
             </w:pPr>
+            <w:proofErr w:type="spellStart"/>
             <w:r>
               <w:rPr>
                 <w:rFonts w:ascii="Arial" w:hAnsi="Arial" w:cs="Arial"/>
               </w:rPr>
               <w:t>float</w:t>
             </w:r>
+            <w:proofErr w:type="spellEnd"/>
           </w:p>
         </w:tc>
         <w:tc>
@@ -7550,6 +8207,7 @@
                 <w:szCs w:val="20"/>
               </w:rPr>
             </w:pPr>
+            <w:proofErr w:type="spellStart"/>
             <w:r>
               <w:rPr>
                 <w:rStyle w:val="HTML-kod"/>
@@ -7557,6 +8215,7 @@
               </w:rPr>
               <w:t>end_station_id</w:t>
             </w:r>
+            <w:proofErr w:type="spellEnd"/>
           </w:p>
         </w:tc>
         <w:tc>
@@ -7663,6 +8322,7 @@
                 <w:szCs w:val="20"/>
               </w:rPr>
             </w:pPr>
+            <w:proofErr w:type="spellStart"/>
             <w:r>
               <w:rPr>
                 <w:rStyle w:val="HTML-kod"/>
@@ -7670,6 +8330,7 @@
               </w:rPr>
               <w:t>end_station_name</w:t>
             </w:r>
+            <w:proofErr w:type="spellEnd"/>
           </w:p>
         </w:tc>
         <w:tc>
@@ -7780,6 +8441,7 @@
                 <w:szCs w:val="20"/>
               </w:rPr>
             </w:pPr>
+            <w:proofErr w:type="spellStart"/>
             <w:r>
               <w:rPr>
                 <w:rStyle w:val="HTML-kod"/>
@@ -7787,6 +8449,7 @@
               </w:rPr>
               <w:t>ended_at</w:t>
             </w:r>
+            <w:proofErr w:type="spellEnd"/>
           </w:p>
         </w:tc>
         <w:tc>
@@ -7800,12 +8463,14 @@
                 <w:szCs w:val="20"/>
               </w:rPr>
             </w:pPr>
+            <w:proofErr w:type="spellStart"/>
             <w:r>
               <w:rPr>
                 <w:rFonts w:ascii="Arial" w:hAnsi="Arial" w:cs="Arial"/>
               </w:rPr>
               <w:t>datetime</w:t>
             </w:r>
+            <w:proofErr w:type="spellEnd"/>
           </w:p>
         </w:tc>
         <w:tc>
@@ -7925,6 +8590,7 @@
                 <w:szCs w:val="20"/>
               </w:rPr>
             </w:pPr>
+            <w:proofErr w:type="spellStart"/>
             <w:r>
               <w:rPr>
                 <w:rStyle w:val="HTML-kod"/>
@@ -7932,6 +8598,7 @@
               </w:rPr>
               <w:t>member_casual</w:t>
             </w:r>
+            <w:proofErr w:type="spellEnd"/>
           </w:p>
         </w:tc>
         <w:tc>
@@ -8042,6 +8709,7 @@
                 <w:szCs w:val="20"/>
               </w:rPr>
             </w:pPr>
+            <w:proofErr w:type="spellStart"/>
             <w:r>
               <w:rPr>
                 <w:rStyle w:val="HTML-kod"/>
@@ -8049,6 +8717,7 @@
               </w:rPr>
               <w:t>ridable_type</w:t>
             </w:r>
+            <w:proofErr w:type="spellEnd"/>
           </w:p>
         </w:tc>
         <w:tc>
@@ -8166,6 +8835,7 @@
                 <w:szCs w:val="20"/>
               </w:rPr>
             </w:pPr>
+            <w:proofErr w:type="spellStart"/>
             <w:r>
               <w:rPr>
                 <w:rStyle w:val="HTML-kod"/>
@@ -8173,6 +8843,7 @@
               </w:rPr>
               <w:t>ride_id</w:t>
             </w:r>
+            <w:proofErr w:type="spellEnd"/>
           </w:p>
         </w:tc>
         <w:tc>
@@ -8290,6 +8961,7 @@
                 <w:szCs w:val="20"/>
               </w:rPr>
             </w:pPr>
+            <w:proofErr w:type="spellStart"/>
             <w:r>
               <w:rPr>
                 <w:rStyle w:val="HTML-kod"/>
@@ -8297,6 +8969,7 @@
               </w:rPr>
               <w:t>start_lat</w:t>
             </w:r>
+            <w:proofErr w:type="spellEnd"/>
           </w:p>
         </w:tc>
         <w:tc>
@@ -8310,12 +8983,14 @@
                 <w:szCs w:val="20"/>
               </w:rPr>
             </w:pPr>
+            <w:proofErr w:type="spellStart"/>
             <w:r>
               <w:rPr>
                 <w:rFonts w:ascii="Arial" w:hAnsi="Arial" w:cs="Arial"/>
               </w:rPr>
               <w:t>float</w:t>
             </w:r>
+            <w:proofErr w:type="spellEnd"/>
           </w:p>
         </w:tc>
         <w:tc>
@@ -8421,6 +9096,7 @@
                 <w:szCs w:val="20"/>
               </w:rPr>
             </w:pPr>
+            <w:proofErr w:type="spellStart"/>
             <w:r>
               <w:rPr>
                 <w:rStyle w:val="HTML-kod"/>
@@ -8428,6 +9104,7 @@
               </w:rPr>
               <w:t>start_lng</w:t>
             </w:r>
+            <w:proofErr w:type="spellEnd"/>
           </w:p>
         </w:tc>
         <w:tc>
@@ -8441,12 +9118,14 @@
                 <w:szCs w:val="20"/>
               </w:rPr>
             </w:pPr>
+            <w:proofErr w:type="spellStart"/>
             <w:r>
               <w:rPr>
                 <w:rFonts w:ascii="Arial" w:hAnsi="Arial" w:cs="Arial"/>
               </w:rPr>
               <w:t>float</w:t>
             </w:r>
+            <w:proofErr w:type="spellEnd"/>
           </w:p>
         </w:tc>
         <w:tc>
@@ -8538,6 +9217,7 @@
                 <w:sz w:val="20"/>
                 <w:szCs w:val="20"/>
               </w:rPr>
+              <w:lastRenderedPageBreak/>
               <w:t>11.</w:t>
             </w:r>
           </w:p>
@@ -8553,6 +9233,7 @@
                 <w:szCs w:val="20"/>
               </w:rPr>
             </w:pPr>
+            <w:proofErr w:type="spellStart"/>
             <w:r>
               <w:rPr>
                 <w:rStyle w:val="HTML-kod"/>
@@ -8560,6 +9241,7 @@
               </w:rPr>
               <w:t>start_station_id</w:t>
             </w:r>
+            <w:proofErr w:type="spellEnd"/>
           </w:p>
         </w:tc>
         <w:tc>
@@ -8670,6 +9352,7 @@
                 <w:szCs w:val="20"/>
               </w:rPr>
             </w:pPr>
+            <w:proofErr w:type="spellStart"/>
             <w:r>
               <w:rPr>
                 <w:rStyle w:val="HTML-kod"/>
@@ -8677,6 +9360,7 @@
               </w:rPr>
               <w:t>start_station_name</w:t>
             </w:r>
+            <w:proofErr w:type="spellEnd"/>
           </w:p>
         </w:tc>
         <w:tc>
@@ -8787,6 +9471,7 @@
                 <w:szCs w:val="20"/>
               </w:rPr>
             </w:pPr>
+            <w:proofErr w:type="spellStart"/>
             <w:r>
               <w:rPr>
                 <w:rStyle w:val="HTML-kod"/>
@@ -8794,6 +9479,7 @@
               </w:rPr>
               <w:t>started_at</w:t>
             </w:r>
+            <w:proofErr w:type="spellEnd"/>
           </w:p>
         </w:tc>
         <w:tc>
@@ -8807,12 +9493,14 @@
                 <w:szCs w:val="20"/>
               </w:rPr>
             </w:pPr>
+            <w:proofErr w:type="spellStart"/>
             <w:r>
               <w:rPr>
                 <w:rFonts w:ascii="Arial" w:hAnsi="Arial" w:cs="Arial"/>
               </w:rPr>
               <w:t>datetime</w:t>
             </w:r>
+            <w:proofErr w:type="spellEnd"/>
           </w:p>
         </w:tc>
         <w:tc>
@@ -9135,6 +9823,7 @@
                 <w:szCs w:val="20"/>
               </w:rPr>
             </w:pPr>
+            <w:proofErr w:type="spellStart"/>
             <w:r>
               <w:rPr>
                 <w:rStyle w:val="HTML-kod"/>
@@ -9142,6 +9831,7 @@
               </w:rPr>
               <w:t>station_id</w:t>
             </w:r>
+            <w:proofErr w:type="spellEnd"/>
           </w:p>
         </w:tc>
         <w:tc>
@@ -9156,6 +9846,7 @@
                 <w:szCs w:val="20"/>
               </w:rPr>
             </w:pPr>
+            <w:proofErr w:type="spellStart"/>
             <w:r>
               <w:rPr>
                 <w:rFonts w:asciiTheme="minorHAnsi" w:hAnsiTheme="minorHAnsi" w:cstheme="minorHAnsi"/>
@@ -9164,6 +9855,7 @@
               </w:rPr>
               <w:t>integer</w:t>
             </w:r>
+            <w:proofErr w:type="spellEnd"/>
           </w:p>
         </w:tc>
         <w:tc>
@@ -9265,6 +9957,7 @@
                 <w:szCs w:val="20"/>
               </w:rPr>
             </w:pPr>
+            <w:proofErr w:type="spellStart"/>
             <w:r>
               <w:rPr>
                 <w:rStyle w:val="HTML-kod"/>
@@ -9272,6 +9965,7 @@
               </w:rPr>
               <w:t>station_name</w:t>
             </w:r>
+            <w:proofErr w:type="spellEnd"/>
           </w:p>
         </w:tc>
         <w:tc>
@@ -9629,6 +10323,7 @@
                 <w:szCs w:val="20"/>
               </w:rPr>
             </w:pPr>
+            <w:proofErr w:type="spellStart"/>
             <w:r>
               <w:rPr>
                 <w:rStyle w:val="HTML-kod"/>
@@ -9636,6 +10331,7 @@
               </w:rPr>
               <w:t>date</w:t>
             </w:r>
+            <w:proofErr w:type="spellEnd"/>
           </w:p>
         </w:tc>
         <w:tc>
@@ -9650,12 +10346,14 @@
                 <w:szCs w:val="20"/>
               </w:rPr>
             </w:pPr>
+            <w:proofErr w:type="spellStart"/>
             <w:r>
               <w:rPr>
                 <w:rFonts w:asciiTheme="minorHAnsi" w:hAnsiTheme="minorHAnsi" w:cstheme="minorHAnsi"/>
               </w:rPr>
               <w:t>date</w:t>
             </w:r>
+            <w:proofErr w:type="spellEnd"/>
           </w:p>
         </w:tc>
         <w:tc>
@@ -9757,6 +10455,7 @@
                 <w:szCs w:val="20"/>
               </w:rPr>
             </w:pPr>
+            <w:proofErr w:type="spellStart"/>
             <w:r>
               <w:rPr>
                 <w:rStyle w:val="HTML-kod"/>
@@ -9764,6 +10463,7 @@
               </w:rPr>
               <w:t>dropoff_counts</w:t>
             </w:r>
+            <w:proofErr w:type="spellEnd"/>
           </w:p>
         </w:tc>
         <w:tc>
@@ -9778,12 +10478,14 @@
                 <w:szCs w:val="20"/>
               </w:rPr>
             </w:pPr>
+            <w:proofErr w:type="spellStart"/>
             <w:r>
               <w:rPr>
                 <w:rFonts w:asciiTheme="minorHAnsi" w:hAnsiTheme="minorHAnsi" w:cstheme="minorHAnsi"/>
               </w:rPr>
               <w:t>int</w:t>
             </w:r>
+            <w:proofErr w:type="spellEnd"/>
           </w:p>
         </w:tc>
         <w:tc>
@@ -9876,6 +10578,7 @@
                 <w:rFonts w:asciiTheme="minorHAnsi" w:eastAsia="Calibri" w:hAnsiTheme="minorHAnsi" w:cstheme="minorHAnsi"/>
               </w:rPr>
             </w:pPr>
+            <w:proofErr w:type="spellStart"/>
             <w:r>
               <w:rPr>
                 <w:rStyle w:val="HTML-kod"/>
@@ -9883,6 +10586,7 @@
               </w:rPr>
               <w:t>pickup_counts</w:t>
             </w:r>
+            <w:proofErr w:type="spellEnd"/>
           </w:p>
         </w:tc>
         <w:tc>
@@ -9895,12 +10599,14 @@
                 <w:rFonts w:asciiTheme="minorHAnsi" w:hAnsiTheme="minorHAnsi" w:cstheme="minorHAnsi"/>
               </w:rPr>
             </w:pPr>
+            <w:proofErr w:type="spellStart"/>
             <w:r>
               <w:rPr>
                 <w:rFonts w:asciiTheme="minorHAnsi" w:hAnsiTheme="minorHAnsi" w:cstheme="minorHAnsi"/>
               </w:rPr>
               <w:t>int</w:t>
             </w:r>
+            <w:proofErr w:type="spellEnd"/>
           </w:p>
         </w:tc>
         <w:tc>
@@ -9993,6 +10699,7 @@
                 <w:rFonts w:asciiTheme="minorHAnsi" w:eastAsia="Calibri" w:hAnsiTheme="minorHAnsi" w:cstheme="minorHAnsi"/>
               </w:rPr>
             </w:pPr>
+            <w:proofErr w:type="spellStart"/>
             <w:r>
               <w:rPr>
                 <w:rStyle w:val="HTML-kod"/>
@@ -10000,6 +10707,7 @@
               </w:rPr>
               <w:t>station_name</w:t>
             </w:r>
+            <w:proofErr w:type="spellEnd"/>
           </w:p>
         </w:tc>
         <w:tc>
@@ -10132,6 +10840,7 @@
                 <w:sz w:val="20"/>
                 <w:szCs w:val="20"/>
               </w:rPr>
+              <w:lastRenderedPageBreak/>
               <w:t xml:space="preserve">Plik: </w:t>
             </w:r>
             <w:r>
@@ -10341,12 +11050,14 @@
                 <w:szCs w:val="20"/>
               </w:rPr>
             </w:pPr>
+            <w:proofErr w:type="spellStart"/>
             <w:r>
               <w:rPr>
                 <w:rFonts w:asciiTheme="minorHAnsi" w:hAnsiTheme="minorHAnsi" w:cstheme="minorHAnsi"/>
               </w:rPr>
               <w:t>name</w:t>
             </w:r>
+            <w:proofErr w:type="spellEnd"/>
           </w:p>
         </w:tc>
         <w:tc>
@@ -10393,7 +11104,25 @@
                 <w:sz w:val="20"/>
                 <w:szCs w:val="20"/>
               </w:rPr>
-              <w:t>Występuje jedynie wartość: „Washington,DC,USA”</w:t>
+              <w:t>Występuje jedynie wartość: „</w:t>
+            </w:r>
+            <w:proofErr w:type="spellStart"/>
+            <w:r>
+              <w:rPr>
+                <w:rFonts w:asciiTheme="minorHAnsi" w:hAnsiTheme="minorHAnsi" w:cstheme="minorHAnsi"/>
+                <w:sz w:val="20"/>
+                <w:szCs w:val="20"/>
+              </w:rPr>
+              <w:t>Washington,DC,USA</w:t>
+            </w:r>
+            <w:proofErr w:type="spellEnd"/>
+            <w:r>
+              <w:rPr>
+                <w:rFonts w:asciiTheme="minorHAnsi" w:hAnsiTheme="minorHAnsi" w:cstheme="minorHAnsi"/>
+                <w:sz w:val="20"/>
+                <w:szCs w:val="20"/>
+              </w:rPr>
+              <w:t>”</w:t>
             </w:r>
           </w:p>
         </w:tc>
@@ -10468,12 +11197,14 @@
                 <w:szCs w:val="20"/>
               </w:rPr>
             </w:pPr>
+            <w:proofErr w:type="spellStart"/>
             <w:r>
               <w:rPr>
                 <w:rFonts w:asciiTheme="minorHAnsi" w:hAnsiTheme="minorHAnsi" w:cstheme="minorHAnsi"/>
               </w:rPr>
               <w:t>datetime</w:t>
             </w:r>
+            <w:proofErr w:type="spellEnd"/>
           </w:p>
         </w:tc>
         <w:tc>
@@ -10488,12 +11219,14 @@
                 <w:szCs w:val="20"/>
               </w:rPr>
             </w:pPr>
+            <w:proofErr w:type="spellStart"/>
             <w:r>
               <w:rPr>
                 <w:rFonts w:asciiTheme="minorHAnsi" w:hAnsiTheme="minorHAnsi" w:cstheme="minorHAnsi"/>
               </w:rPr>
               <w:t>date</w:t>
             </w:r>
+            <w:proofErr w:type="spellEnd"/>
           </w:p>
         </w:tc>
         <w:tc>
@@ -10586,12 +11319,14 @@
                 <w:rFonts w:asciiTheme="minorHAnsi" w:eastAsia="Calibri" w:hAnsiTheme="minorHAnsi" w:cstheme="minorHAnsi"/>
               </w:rPr>
             </w:pPr>
+            <w:proofErr w:type="spellStart"/>
             <w:r>
               <w:rPr>
                 <w:rFonts w:asciiTheme="minorHAnsi" w:hAnsiTheme="minorHAnsi" w:cstheme="minorHAnsi"/>
               </w:rPr>
               <w:t>tempmax</w:t>
             </w:r>
+            <w:proofErr w:type="spellEnd"/>
           </w:p>
         </w:tc>
         <w:tc>
@@ -10604,12 +11339,14 @@
                 <w:rFonts w:asciiTheme="minorHAnsi" w:hAnsiTheme="minorHAnsi" w:cstheme="minorHAnsi"/>
               </w:rPr>
             </w:pPr>
+            <w:proofErr w:type="spellStart"/>
             <w:r>
               <w:rPr>
                 <w:rFonts w:asciiTheme="minorHAnsi" w:hAnsiTheme="minorHAnsi" w:cstheme="minorHAnsi"/>
               </w:rPr>
               <w:t>float</w:t>
             </w:r>
+            <w:proofErr w:type="spellEnd"/>
           </w:p>
         </w:tc>
         <w:tc>
@@ -10702,12 +11439,14 @@
                 <w:rFonts w:asciiTheme="minorHAnsi" w:eastAsia="Calibri" w:hAnsiTheme="minorHAnsi" w:cstheme="minorHAnsi"/>
               </w:rPr>
             </w:pPr>
+            <w:proofErr w:type="spellStart"/>
             <w:r>
               <w:rPr>
                 <w:rFonts w:asciiTheme="minorHAnsi" w:hAnsiTheme="minorHAnsi" w:cstheme="minorHAnsi"/>
               </w:rPr>
               <w:t>tempmin</w:t>
             </w:r>
+            <w:proofErr w:type="spellEnd"/>
           </w:p>
         </w:tc>
         <w:tc>
@@ -10720,12 +11459,14 @@
                 <w:rFonts w:asciiTheme="minorHAnsi" w:hAnsiTheme="minorHAnsi" w:cstheme="minorHAnsi"/>
               </w:rPr>
             </w:pPr>
+            <w:proofErr w:type="spellStart"/>
             <w:r>
               <w:rPr>
                 <w:rFonts w:asciiTheme="minorHAnsi" w:hAnsiTheme="minorHAnsi" w:cstheme="minorHAnsi"/>
               </w:rPr>
               <w:t>float</w:t>
             </w:r>
+            <w:proofErr w:type="spellEnd"/>
           </w:p>
         </w:tc>
         <w:tc>
@@ -10836,12 +11577,14 @@
                 <w:rFonts w:asciiTheme="minorHAnsi" w:hAnsiTheme="minorHAnsi" w:cstheme="minorHAnsi"/>
               </w:rPr>
             </w:pPr>
+            <w:proofErr w:type="spellStart"/>
             <w:r>
               <w:rPr>
                 <w:rFonts w:asciiTheme="minorHAnsi" w:hAnsiTheme="minorHAnsi" w:cstheme="minorHAnsi"/>
               </w:rPr>
               <w:t>float</w:t>
             </w:r>
+            <w:proofErr w:type="spellEnd"/>
           </w:p>
         </w:tc>
         <w:tc>
@@ -10942,12 +11685,14 @@
                 <w:rFonts w:asciiTheme="minorHAnsi" w:eastAsia="Calibri" w:hAnsiTheme="minorHAnsi" w:cstheme="minorHAnsi"/>
               </w:rPr>
             </w:pPr>
+            <w:proofErr w:type="spellStart"/>
             <w:r>
               <w:rPr>
                 <w:rFonts w:asciiTheme="minorHAnsi" w:hAnsiTheme="minorHAnsi" w:cstheme="minorHAnsi"/>
               </w:rPr>
               <w:t>feelslikemax</w:t>
             </w:r>
+            <w:proofErr w:type="spellEnd"/>
           </w:p>
         </w:tc>
         <w:tc>
@@ -10960,12 +11705,14 @@
                 <w:rFonts w:asciiTheme="minorHAnsi" w:hAnsiTheme="minorHAnsi" w:cstheme="minorHAnsi"/>
               </w:rPr>
             </w:pPr>
+            <w:proofErr w:type="spellStart"/>
             <w:r>
               <w:rPr>
                 <w:rFonts w:asciiTheme="minorHAnsi" w:hAnsiTheme="minorHAnsi" w:cstheme="minorHAnsi"/>
               </w:rPr>
               <w:t>float</w:t>
             </w:r>
+            <w:proofErr w:type="spellEnd"/>
           </w:p>
         </w:tc>
         <w:tc>
@@ -11058,12 +11805,14 @@
                 <w:rFonts w:asciiTheme="minorHAnsi" w:eastAsia="Calibri" w:hAnsiTheme="minorHAnsi" w:cstheme="minorHAnsi"/>
               </w:rPr>
             </w:pPr>
+            <w:proofErr w:type="spellStart"/>
             <w:r>
               <w:rPr>
                 <w:rFonts w:asciiTheme="minorHAnsi" w:hAnsiTheme="minorHAnsi" w:cstheme="minorHAnsi"/>
               </w:rPr>
               <w:t>feelslikemin</w:t>
             </w:r>
+            <w:proofErr w:type="spellEnd"/>
           </w:p>
         </w:tc>
         <w:tc>
@@ -11076,12 +11825,14 @@
                 <w:rFonts w:asciiTheme="minorHAnsi" w:hAnsiTheme="minorHAnsi" w:cstheme="minorHAnsi"/>
               </w:rPr>
             </w:pPr>
+            <w:proofErr w:type="spellStart"/>
             <w:r>
               <w:rPr>
                 <w:rFonts w:asciiTheme="minorHAnsi" w:hAnsiTheme="minorHAnsi" w:cstheme="minorHAnsi"/>
               </w:rPr>
               <w:t>float</w:t>
             </w:r>
+            <w:proofErr w:type="spellEnd"/>
           </w:p>
         </w:tc>
         <w:tc>
@@ -11174,12 +11925,14 @@
                 <w:rFonts w:asciiTheme="minorHAnsi" w:eastAsia="Calibri" w:hAnsiTheme="minorHAnsi" w:cstheme="minorHAnsi"/>
               </w:rPr>
             </w:pPr>
+            <w:proofErr w:type="spellStart"/>
             <w:r>
               <w:rPr>
                 <w:rFonts w:asciiTheme="minorHAnsi" w:hAnsiTheme="minorHAnsi" w:cstheme="minorHAnsi"/>
               </w:rPr>
               <w:t>feelslike</w:t>
             </w:r>
+            <w:proofErr w:type="spellEnd"/>
           </w:p>
         </w:tc>
         <w:tc>
@@ -11192,12 +11945,14 @@
                 <w:rFonts w:asciiTheme="minorHAnsi" w:hAnsiTheme="minorHAnsi" w:cstheme="minorHAnsi"/>
               </w:rPr>
             </w:pPr>
+            <w:proofErr w:type="spellStart"/>
             <w:r>
               <w:rPr>
                 <w:rFonts w:asciiTheme="minorHAnsi" w:hAnsiTheme="minorHAnsi" w:cstheme="minorHAnsi"/>
               </w:rPr>
               <w:t>float</w:t>
             </w:r>
+            <w:proofErr w:type="spellEnd"/>
           </w:p>
         </w:tc>
         <w:tc>
@@ -11286,12 +12041,14 @@
                 <w:rFonts w:asciiTheme="minorHAnsi" w:eastAsia="Calibri" w:hAnsiTheme="minorHAnsi" w:cstheme="minorHAnsi"/>
               </w:rPr>
             </w:pPr>
+            <w:proofErr w:type="spellStart"/>
             <w:r>
               <w:rPr>
                 <w:rFonts w:asciiTheme="minorHAnsi" w:hAnsiTheme="minorHAnsi" w:cstheme="minorHAnsi"/>
               </w:rPr>
               <w:t>dew</w:t>
             </w:r>
+            <w:proofErr w:type="spellEnd"/>
           </w:p>
         </w:tc>
         <w:tc>
@@ -11304,12 +12061,14 @@
                 <w:rFonts w:asciiTheme="minorHAnsi" w:hAnsiTheme="minorHAnsi" w:cstheme="minorHAnsi"/>
               </w:rPr>
             </w:pPr>
+            <w:proofErr w:type="spellStart"/>
             <w:r>
               <w:rPr>
                 <w:rFonts w:asciiTheme="minorHAnsi" w:hAnsiTheme="minorHAnsi" w:cstheme="minorHAnsi"/>
               </w:rPr>
               <w:t>float</w:t>
             </w:r>
+            <w:proofErr w:type="spellEnd"/>
           </w:p>
         </w:tc>
         <w:tc>
@@ -11398,12 +12157,14 @@
                 <w:rFonts w:asciiTheme="minorHAnsi" w:eastAsia="Calibri" w:hAnsiTheme="minorHAnsi" w:cstheme="minorHAnsi"/>
               </w:rPr>
             </w:pPr>
+            <w:proofErr w:type="spellStart"/>
             <w:r>
               <w:rPr>
                 <w:rFonts w:asciiTheme="minorHAnsi" w:hAnsiTheme="minorHAnsi" w:cstheme="minorHAnsi"/>
               </w:rPr>
               <w:t>humidity</w:t>
             </w:r>
+            <w:proofErr w:type="spellEnd"/>
           </w:p>
         </w:tc>
         <w:tc>
@@ -11416,12 +12177,14 @@
                 <w:rFonts w:asciiTheme="minorHAnsi" w:hAnsiTheme="minorHAnsi" w:cstheme="minorHAnsi"/>
               </w:rPr>
             </w:pPr>
+            <w:proofErr w:type="spellStart"/>
             <w:r>
               <w:rPr>
                 <w:rFonts w:asciiTheme="minorHAnsi" w:hAnsiTheme="minorHAnsi" w:cstheme="minorHAnsi"/>
               </w:rPr>
               <w:t>float</w:t>
             </w:r>
+            <w:proofErr w:type="spellEnd"/>
           </w:p>
         </w:tc>
         <w:tc>
@@ -11510,12 +12273,14 @@
                 <w:rFonts w:asciiTheme="minorHAnsi" w:eastAsia="Calibri" w:hAnsiTheme="minorHAnsi" w:cstheme="minorHAnsi"/>
               </w:rPr>
             </w:pPr>
+            <w:proofErr w:type="spellStart"/>
             <w:r>
               <w:rPr>
                 <w:rFonts w:asciiTheme="minorHAnsi" w:hAnsiTheme="minorHAnsi" w:cstheme="minorHAnsi"/>
               </w:rPr>
               <w:t>precip</w:t>
             </w:r>
+            <w:proofErr w:type="spellEnd"/>
           </w:p>
         </w:tc>
         <w:tc>
@@ -11528,12 +12293,14 @@
                 <w:rFonts w:asciiTheme="minorHAnsi" w:hAnsiTheme="minorHAnsi" w:cstheme="minorHAnsi"/>
               </w:rPr>
             </w:pPr>
+            <w:proofErr w:type="spellStart"/>
             <w:r>
               <w:rPr>
                 <w:rFonts w:asciiTheme="minorHAnsi" w:hAnsiTheme="minorHAnsi" w:cstheme="minorHAnsi"/>
               </w:rPr>
               <w:t>float</w:t>
             </w:r>
+            <w:proofErr w:type="spellEnd"/>
           </w:p>
         </w:tc>
         <w:tc>
@@ -11622,12 +12389,14 @@
                 <w:rFonts w:asciiTheme="minorHAnsi" w:eastAsia="Calibri" w:hAnsiTheme="minorHAnsi" w:cstheme="minorHAnsi"/>
               </w:rPr>
             </w:pPr>
+            <w:proofErr w:type="spellStart"/>
             <w:r>
               <w:rPr>
                 <w:rFonts w:asciiTheme="minorHAnsi" w:hAnsiTheme="minorHAnsi" w:cstheme="minorHAnsi"/>
               </w:rPr>
               <w:t>precipprob</w:t>
             </w:r>
+            <w:proofErr w:type="spellEnd"/>
           </w:p>
         </w:tc>
         <w:tc>
@@ -11640,12 +12409,14 @@
                 <w:rFonts w:asciiTheme="minorHAnsi" w:hAnsiTheme="minorHAnsi" w:cstheme="minorHAnsi"/>
               </w:rPr>
             </w:pPr>
+            <w:proofErr w:type="spellStart"/>
             <w:r>
               <w:rPr>
                 <w:rFonts w:asciiTheme="minorHAnsi" w:hAnsiTheme="minorHAnsi" w:cstheme="minorHAnsi"/>
               </w:rPr>
               <w:t>int</w:t>
             </w:r>
+            <w:proofErr w:type="spellEnd"/>
           </w:p>
         </w:tc>
         <w:tc>
@@ -11734,12 +12505,14 @@
                 <w:rFonts w:asciiTheme="minorHAnsi" w:eastAsia="Calibri" w:hAnsiTheme="minorHAnsi" w:cstheme="minorHAnsi"/>
               </w:rPr>
             </w:pPr>
+            <w:proofErr w:type="spellStart"/>
             <w:r>
               <w:rPr>
                 <w:rFonts w:asciiTheme="minorHAnsi" w:hAnsiTheme="minorHAnsi" w:cstheme="minorHAnsi"/>
               </w:rPr>
               <w:t>precipcover</w:t>
             </w:r>
+            <w:proofErr w:type="spellEnd"/>
           </w:p>
         </w:tc>
         <w:tc>
@@ -11752,12 +12525,14 @@
                 <w:rFonts w:asciiTheme="minorHAnsi" w:hAnsiTheme="minorHAnsi" w:cstheme="minorHAnsi"/>
               </w:rPr>
             </w:pPr>
+            <w:proofErr w:type="spellStart"/>
             <w:r>
               <w:rPr>
                 <w:rFonts w:asciiTheme="minorHAnsi" w:hAnsiTheme="minorHAnsi" w:cstheme="minorHAnsi"/>
               </w:rPr>
               <w:t>float</w:t>
             </w:r>
+            <w:proofErr w:type="spellEnd"/>
           </w:p>
         </w:tc>
         <w:tc>
@@ -11846,12 +12621,14 @@
                 <w:rFonts w:asciiTheme="minorHAnsi" w:eastAsia="Calibri" w:hAnsiTheme="minorHAnsi" w:cstheme="minorHAnsi"/>
               </w:rPr>
             </w:pPr>
+            <w:proofErr w:type="spellStart"/>
             <w:r>
               <w:rPr>
                 <w:rFonts w:asciiTheme="minorHAnsi" w:hAnsiTheme="minorHAnsi" w:cstheme="minorHAnsi"/>
               </w:rPr>
               <w:t>preciptype</w:t>
             </w:r>
+            <w:proofErr w:type="spellEnd"/>
           </w:p>
         </w:tc>
         <w:tc>
@@ -12019,12 +12796,14 @@
                 <w:rFonts w:asciiTheme="minorHAnsi" w:eastAsia="Calibri" w:hAnsiTheme="minorHAnsi" w:cstheme="minorHAnsi"/>
               </w:rPr>
             </w:pPr>
+            <w:proofErr w:type="spellStart"/>
             <w:r>
               <w:rPr>
                 <w:rFonts w:asciiTheme="minorHAnsi" w:hAnsiTheme="minorHAnsi" w:cstheme="minorHAnsi"/>
               </w:rPr>
               <w:t>snow</w:t>
             </w:r>
+            <w:proofErr w:type="spellEnd"/>
           </w:p>
         </w:tc>
         <w:tc>
@@ -12037,12 +12816,14 @@
                 <w:rFonts w:asciiTheme="minorHAnsi" w:hAnsiTheme="minorHAnsi" w:cstheme="minorHAnsi"/>
               </w:rPr>
             </w:pPr>
+            <w:proofErr w:type="spellStart"/>
             <w:r>
               <w:rPr>
                 <w:rFonts w:asciiTheme="minorHAnsi" w:hAnsiTheme="minorHAnsi" w:cstheme="minorHAnsi"/>
               </w:rPr>
               <w:t>float</w:t>
             </w:r>
+            <w:proofErr w:type="spellEnd"/>
           </w:p>
         </w:tc>
         <w:tc>
@@ -12131,12 +12912,14 @@
                 <w:rFonts w:asciiTheme="minorHAnsi" w:eastAsia="Calibri" w:hAnsiTheme="minorHAnsi" w:cstheme="minorHAnsi"/>
               </w:rPr>
             </w:pPr>
+            <w:proofErr w:type="spellStart"/>
             <w:r>
               <w:rPr>
                 <w:rFonts w:asciiTheme="minorHAnsi" w:hAnsiTheme="minorHAnsi" w:cstheme="minorHAnsi"/>
               </w:rPr>
               <w:t>snowdepth</w:t>
             </w:r>
+            <w:proofErr w:type="spellEnd"/>
           </w:p>
         </w:tc>
         <w:tc>
@@ -12149,12 +12932,14 @@
                 <w:rFonts w:asciiTheme="minorHAnsi" w:hAnsiTheme="minorHAnsi" w:cstheme="minorHAnsi"/>
               </w:rPr>
             </w:pPr>
+            <w:proofErr w:type="spellStart"/>
             <w:r>
               <w:rPr>
                 <w:rFonts w:asciiTheme="minorHAnsi" w:hAnsiTheme="minorHAnsi" w:cstheme="minorHAnsi"/>
               </w:rPr>
               <w:t>float</w:t>
             </w:r>
+            <w:proofErr w:type="spellEnd"/>
           </w:p>
         </w:tc>
         <w:tc>
@@ -12243,12 +13028,14 @@
                 <w:rFonts w:asciiTheme="minorHAnsi" w:eastAsia="Calibri" w:hAnsiTheme="minorHAnsi" w:cstheme="minorHAnsi"/>
               </w:rPr>
             </w:pPr>
+            <w:proofErr w:type="spellStart"/>
             <w:r>
               <w:rPr>
                 <w:rFonts w:asciiTheme="minorHAnsi" w:hAnsiTheme="minorHAnsi" w:cstheme="minorHAnsi"/>
               </w:rPr>
               <w:t>windgust</w:t>
             </w:r>
+            <w:proofErr w:type="spellEnd"/>
           </w:p>
         </w:tc>
         <w:tc>
@@ -12261,12 +13048,14 @@
                 <w:rFonts w:asciiTheme="minorHAnsi" w:hAnsiTheme="minorHAnsi" w:cstheme="minorHAnsi"/>
               </w:rPr>
             </w:pPr>
+            <w:proofErr w:type="spellStart"/>
             <w:r>
               <w:rPr>
                 <w:rFonts w:asciiTheme="minorHAnsi" w:hAnsiTheme="minorHAnsi" w:cstheme="minorHAnsi"/>
               </w:rPr>
               <w:t>float</w:t>
             </w:r>
+            <w:proofErr w:type="spellEnd"/>
           </w:p>
         </w:tc>
         <w:tc>
@@ -12355,12 +13144,14 @@
                 <w:rFonts w:asciiTheme="minorHAnsi" w:eastAsia="Calibri" w:hAnsiTheme="minorHAnsi" w:cstheme="minorHAnsi"/>
               </w:rPr>
             </w:pPr>
+            <w:proofErr w:type="spellStart"/>
             <w:r>
               <w:rPr>
                 <w:rFonts w:asciiTheme="minorHAnsi" w:hAnsiTheme="minorHAnsi" w:cstheme="minorHAnsi"/>
               </w:rPr>
               <w:t>windspeed</w:t>
             </w:r>
+            <w:proofErr w:type="spellEnd"/>
           </w:p>
         </w:tc>
         <w:tc>
@@ -12373,12 +13164,14 @@
                 <w:rFonts w:asciiTheme="minorHAnsi" w:hAnsiTheme="minorHAnsi" w:cstheme="minorHAnsi"/>
               </w:rPr>
             </w:pPr>
+            <w:proofErr w:type="spellStart"/>
             <w:r>
               <w:rPr>
                 <w:rFonts w:asciiTheme="minorHAnsi" w:hAnsiTheme="minorHAnsi" w:cstheme="minorHAnsi"/>
               </w:rPr>
               <w:t>float</w:t>
             </w:r>
+            <w:proofErr w:type="spellEnd"/>
           </w:p>
         </w:tc>
         <w:tc>
@@ -12467,12 +13260,14 @@
                 <w:rFonts w:asciiTheme="minorHAnsi" w:eastAsia="Calibri" w:hAnsiTheme="minorHAnsi" w:cstheme="minorHAnsi"/>
               </w:rPr>
             </w:pPr>
+            <w:proofErr w:type="spellStart"/>
             <w:r>
               <w:rPr>
                 <w:rFonts w:asciiTheme="minorHAnsi" w:hAnsiTheme="minorHAnsi" w:cstheme="minorHAnsi"/>
               </w:rPr>
               <w:t>winddir</w:t>
             </w:r>
+            <w:proofErr w:type="spellEnd"/>
           </w:p>
         </w:tc>
         <w:tc>
@@ -12485,12 +13280,14 @@
                 <w:rFonts w:asciiTheme="minorHAnsi" w:hAnsiTheme="minorHAnsi" w:cstheme="minorHAnsi"/>
               </w:rPr>
             </w:pPr>
+            <w:proofErr w:type="spellStart"/>
             <w:r>
               <w:rPr>
                 <w:rFonts w:asciiTheme="minorHAnsi" w:hAnsiTheme="minorHAnsi" w:cstheme="minorHAnsi"/>
               </w:rPr>
               <w:t>float</w:t>
             </w:r>
+            <w:proofErr w:type="spellEnd"/>
           </w:p>
         </w:tc>
         <w:tc>
@@ -12549,16 +13346,7 @@
                 <w:sz w:val="20"/>
                 <w:szCs w:val="20"/>
               </w:rPr>
-              <w:t xml:space="preserve"> Kierunek wiatru w </w:t>
-            </w:r>
-            <w:r>
-              <w:rPr>
-                <w:rFonts w:asciiTheme="minorHAnsi" w:hAnsiTheme="minorHAnsi" w:cstheme="minorHAnsi"/>
-                <w:sz w:val="20"/>
-                <w:szCs w:val="20"/>
-              </w:rPr>
-              <w:lastRenderedPageBreak/>
-              <w:t>szczególności w mieście ma znikomy wpływ na analizowaną dziedzinę.</w:t>
+              <w:t xml:space="preserve"> Kierunek wiatru w szczególności w mieście ma znikomy wpływ na analizowaną dziedzinę.</w:t>
             </w:r>
           </w:p>
         </w:tc>
@@ -12596,12 +13384,14 @@
                 <w:rFonts w:asciiTheme="minorHAnsi" w:eastAsia="Calibri" w:hAnsiTheme="minorHAnsi" w:cstheme="minorHAnsi"/>
               </w:rPr>
             </w:pPr>
+            <w:proofErr w:type="spellStart"/>
             <w:r>
               <w:rPr>
                 <w:rFonts w:asciiTheme="minorHAnsi" w:hAnsiTheme="minorHAnsi" w:cstheme="minorHAnsi"/>
               </w:rPr>
               <w:t>sealevelpressure</w:t>
             </w:r>
+            <w:proofErr w:type="spellEnd"/>
           </w:p>
         </w:tc>
         <w:tc>
@@ -12614,12 +13404,14 @@
                 <w:rFonts w:asciiTheme="minorHAnsi" w:hAnsiTheme="minorHAnsi" w:cstheme="minorHAnsi"/>
               </w:rPr>
             </w:pPr>
+            <w:proofErr w:type="spellStart"/>
             <w:r>
               <w:rPr>
                 <w:rFonts w:asciiTheme="minorHAnsi" w:hAnsiTheme="minorHAnsi" w:cstheme="minorHAnsi"/>
               </w:rPr>
               <w:t>float</w:t>
             </w:r>
+            <w:proofErr w:type="spellEnd"/>
           </w:p>
         </w:tc>
         <w:tc>
@@ -12716,12 +13508,14 @@
                 <w:rFonts w:asciiTheme="minorHAnsi" w:eastAsia="Calibri" w:hAnsiTheme="minorHAnsi" w:cstheme="minorHAnsi"/>
               </w:rPr>
             </w:pPr>
+            <w:proofErr w:type="spellStart"/>
             <w:r>
               <w:rPr>
                 <w:rFonts w:asciiTheme="minorHAnsi" w:hAnsiTheme="minorHAnsi" w:cstheme="minorHAnsi"/>
               </w:rPr>
               <w:t>cloudcover</w:t>
             </w:r>
+            <w:proofErr w:type="spellEnd"/>
           </w:p>
         </w:tc>
         <w:tc>
@@ -12734,12 +13528,14 @@
                 <w:rFonts w:asciiTheme="minorHAnsi" w:hAnsiTheme="minorHAnsi" w:cstheme="minorHAnsi"/>
               </w:rPr>
             </w:pPr>
+            <w:proofErr w:type="spellStart"/>
             <w:r>
               <w:rPr>
                 <w:rFonts w:asciiTheme="minorHAnsi" w:hAnsiTheme="minorHAnsi" w:cstheme="minorHAnsi"/>
               </w:rPr>
               <w:t>float</w:t>
             </w:r>
+            <w:proofErr w:type="spellEnd"/>
           </w:p>
         </w:tc>
         <w:tc>
@@ -12828,12 +13624,14 @@
                 <w:rFonts w:asciiTheme="minorHAnsi" w:eastAsia="Calibri" w:hAnsiTheme="minorHAnsi" w:cstheme="minorHAnsi"/>
               </w:rPr>
             </w:pPr>
+            <w:proofErr w:type="spellStart"/>
             <w:r>
               <w:rPr>
                 <w:rFonts w:asciiTheme="minorHAnsi" w:hAnsiTheme="minorHAnsi" w:cstheme="minorHAnsi"/>
               </w:rPr>
               <w:t>visibility</w:t>
             </w:r>
+            <w:proofErr w:type="spellEnd"/>
           </w:p>
         </w:tc>
         <w:tc>
@@ -12846,12 +13644,14 @@
                 <w:rFonts w:asciiTheme="minorHAnsi" w:hAnsiTheme="minorHAnsi" w:cstheme="minorHAnsi"/>
               </w:rPr>
             </w:pPr>
+            <w:proofErr w:type="spellStart"/>
             <w:r>
               <w:rPr>
                 <w:rFonts w:asciiTheme="minorHAnsi" w:hAnsiTheme="minorHAnsi" w:cstheme="minorHAnsi"/>
               </w:rPr>
               <w:t>float</w:t>
             </w:r>
+            <w:proofErr w:type="spellEnd"/>
           </w:p>
         </w:tc>
         <w:tc>
@@ -12940,12 +13740,14 @@
                 <w:rFonts w:asciiTheme="minorHAnsi" w:eastAsia="Calibri" w:hAnsiTheme="minorHAnsi" w:cstheme="minorHAnsi"/>
               </w:rPr>
             </w:pPr>
+            <w:proofErr w:type="spellStart"/>
             <w:r>
               <w:rPr>
                 <w:rFonts w:asciiTheme="minorHAnsi" w:hAnsiTheme="minorHAnsi" w:cstheme="minorHAnsi"/>
               </w:rPr>
               <w:t>solarradiation</w:t>
             </w:r>
+            <w:proofErr w:type="spellEnd"/>
           </w:p>
         </w:tc>
         <w:tc>
@@ -12958,12 +13760,14 @@
                 <w:rFonts w:asciiTheme="minorHAnsi" w:hAnsiTheme="minorHAnsi" w:cstheme="minorHAnsi"/>
               </w:rPr>
             </w:pPr>
+            <w:proofErr w:type="spellStart"/>
             <w:r>
               <w:rPr>
                 <w:rFonts w:asciiTheme="minorHAnsi" w:hAnsiTheme="minorHAnsi" w:cstheme="minorHAnsi"/>
               </w:rPr>
               <w:t>float</w:t>
             </w:r>
+            <w:proofErr w:type="spellEnd"/>
           </w:p>
         </w:tc>
         <w:tc>
@@ -13052,12 +13856,14 @@
                 <w:rFonts w:asciiTheme="minorHAnsi" w:eastAsia="Calibri" w:hAnsiTheme="minorHAnsi" w:cstheme="minorHAnsi"/>
               </w:rPr>
             </w:pPr>
+            <w:proofErr w:type="spellStart"/>
             <w:r>
               <w:rPr>
                 <w:rFonts w:asciiTheme="minorHAnsi" w:hAnsiTheme="minorHAnsi" w:cstheme="minorHAnsi"/>
               </w:rPr>
               <w:t>solarenergy</w:t>
             </w:r>
+            <w:proofErr w:type="spellEnd"/>
           </w:p>
         </w:tc>
         <w:tc>
@@ -13070,12 +13876,14 @@
                 <w:rFonts w:asciiTheme="minorHAnsi" w:hAnsiTheme="minorHAnsi" w:cstheme="minorHAnsi"/>
               </w:rPr>
             </w:pPr>
+            <w:proofErr w:type="spellStart"/>
             <w:r>
               <w:rPr>
                 <w:rFonts w:asciiTheme="minorHAnsi" w:hAnsiTheme="minorHAnsi" w:cstheme="minorHAnsi"/>
               </w:rPr>
               <w:t>float</w:t>
             </w:r>
+            <w:proofErr w:type="spellEnd"/>
           </w:p>
         </w:tc>
         <w:tc>
@@ -13164,12 +13972,14 @@
                 <w:rFonts w:asciiTheme="minorHAnsi" w:eastAsia="Calibri" w:hAnsiTheme="minorHAnsi" w:cstheme="minorHAnsi"/>
               </w:rPr>
             </w:pPr>
+            <w:proofErr w:type="spellStart"/>
             <w:r>
               <w:rPr>
                 <w:rFonts w:asciiTheme="minorHAnsi" w:hAnsiTheme="minorHAnsi" w:cstheme="minorHAnsi"/>
               </w:rPr>
               <w:t>uvindex</w:t>
             </w:r>
+            <w:proofErr w:type="spellEnd"/>
           </w:p>
         </w:tc>
         <w:tc>
@@ -13182,12 +13992,14 @@
                 <w:rFonts w:asciiTheme="minorHAnsi" w:hAnsiTheme="minorHAnsi" w:cstheme="minorHAnsi"/>
               </w:rPr>
             </w:pPr>
+            <w:proofErr w:type="spellStart"/>
             <w:r>
               <w:rPr>
                 <w:rFonts w:asciiTheme="minorHAnsi" w:hAnsiTheme="minorHAnsi" w:cstheme="minorHAnsi"/>
               </w:rPr>
               <w:t>int</w:t>
             </w:r>
+            <w:proofErr w:type="spellEnd"/>
           </w:p>
         </w:tc>
         <w:tc>
@@ -13276,12 +14088,14 @@
                 <w:rFonts w:asciiTheme="minorHAnsi" w:eastAsia="Calibri" w:hAnsiTheme="minorHAnsi" w:cstheme="minorHAnsi"/>
               </w:rPr>
             </w:pPr>
+            <w:proofErr w:type="spellStart"/>
             <w:r>
               <w:rPr>
                 <w:rFonts w:asciiTheme="minorHAnsi" w:hAnsiTheme="minorHAnsi" w:cstheme="minorHAnsi"/>
               </w:rPr>
               <w:t>severerisk</w:t>
             </w:r>
+            <w:proofErr w:type="spellEnd"/>
           </w:p>
         </w:tc>
         <w:tc>
@@ -13388,12 +14202,14 @@
                 <w:rFonts w:asciiTheme="minorHAnsi" w:eastAsia="Calibri" w:hAnsiTheme="minorHAnsi" w:cstheme="minorHAnsi"/>
               </w:rPr>
             </w:pPr>
+            <w:proofErr w:type="spellStart"/>
             <w:r>
               <w:rPr>
                 <w:rFonts w:asciiTheme="minorHAnsi" w:hAnsiTheme="minorHAnsi" w:cstheme="minorHAnsi"/>
               </w:rPr>
               <w:t>sunrise</w:t>
             </w:r>
+            <w:proofErr w:type="spellEnd"/>
           </w:p>
         </w:tc>
         <w:tc>
@@ -13406,12 +14222,14 @@
                 <w:rFonts w:asciiTheme="minorHAnsi" w:hAnsiTheme="minorHAnsi" w:cstheme="minorHAnsi"/>
               </w:rPr>
             </w:pPr>
+            <w:proofErr w:type="spellStart"/>
             <w:r>
               <w:rPr>
                 <w:rFonts w:asciiTheme="minorHAnsi" w:hAnsiTheme="minorHAnsi" w:cstheme="minorHAnsi"/>
               </w:rPr>
               <w:t>datetime</w:t>
             </w:r>
+            <w:proofErr w:type="spellEnd"/>
           </w:p>
         </w:tc>
         <w:tc>
@@ -13437,7 +14255,11 @@
               <w:t>Zakres od 01.05.2020</w:t>
             </w:r>
             <w:r>
-              <w:t xml:space="preserve"> 06:09:41 </w:t>
+              <w:t xml:space="preserve"> </w:t>
+            </w:r>
+            <w:r>
+              <w:lastRenderedPageBreak/>
+              <w:t xml:space="preserve">06:09:41 </w:t>
             </w:r>
             <w:r>
               <w:t xml:space="preserve"> do 31.08.2024</w:t>
@@ -13471,6 +14293,7 @@
                 <w:sz w:val="20"/>
                 <w:szCs w:val="20"/>
               </w:rPr>
+              <w:lastRenderedPageBreak/>
               <w:t>Brak wartości NULL, wszystkie wartości mieszczą się w dozwolonym przedziale.</w:t>
             </w:r>
           </w:p>
@@ -13509,12 +14332,14 @@
                 <w:rFonts w:asciiTheme="minorHAnsi" w:eastAsia="Calibri" w:hAnsiTheme="minorHAnsi" w:cstheme="minorHAnsi"/>
               </w:rPr>
             </w:pPr>
+            <w:proofErr w:type="spellStart"/>
             <w:r>
               <w:rPr>
                 <w:rFonts w:asciiTheme="minorHAnsi" w:hAnsiTheme="minorHAnsi" w:cstheme="minorHAnsi"/>
               </w:rPr>
               <w:t>sunset</w:t>
             </w:r>
+            <w:proofErr w:type="spellEnd"/>
           </w:p>
         </w:tc>
         <w:tc>
@@ -13527,12 +14352,14 @@
                 <w:rFonts w:asciiTheme="minorHAnsi" w:hAnsiTheme="minorHAnsi" w:cstheme="minorHAnsi"/>
               </w:rPr>
             </w:pPr>
+            <w:proofErr w:type="spellStart"/>
             <w:r>
               <w:rPr>
                 <w:rFonts w:asciiTheme="minorHAnsi" w:hAnsiTheme="minorHAnsi" w:cstheme="minorHAnsi"/>
               </w:rPr>
               <w:t>datetime</w:t>
             </w:r>
+            <w:proofErr w:type="spellEnd"/>
           </w:p>
         </w:tc>
         <w:tc>
@@ -13630,12 +14457,14 @@
                 <w:rFonts w:asciiTheme="minorHAnsi" w:eastAsia="Calibri" w:hAnsiTheme="minorHAnsi" w:cstheme="minorHAnsi"/>
               </w:rPr>
             </w:pPr>
+            <w:proofErr w:type="spellStart"/>
             <w:r>
               <w:rPr>
                 <w:rFonts w:asciiTheme="minorHAnsi" w:hAnsiTheme="minorHAnsi" w:cstheme="minorHAnsi"/>
               </w:rPr>
               <w:t>moonphase</w:t>
             </w:r>
+            <w:proofErr w:type="spellEnd"/>
           </w:p>
         </w:tc>
         <w:tc>
@@ -13648,12 +14477,14 @@
                 <w:rFonts w:asciiTheme="minorHAnsi" w:hAnsiTheme="minorHAnsi" w:cstheme="minorHAnsi"/>
               </w:rPr>
             </w:pPr>
+            <w:proofErr w:type="spellStart"/>
             <w:r>
               <w:rPr>
                 <w:rFonts w:asciiTheme="minorHAnsi" w:hAnsiTheme="minorHAnsi" w:cstheme="minorHAnsi"/>
               </w:rPr>
               <w:t>float</w:t>
             </w:r>
+            <w:proofErr w:type="spellEnd"/>
           </w:p>
         </w:tc>
         <w:tc>
@@ -13750,12 +14581,14 @@
                 <w:rFonts w:asciiTheme="minorHAnsi" w:eastAsia="Calibri" w:hAnsiTheme="minorHAnsi" w:cstheme="minorHAnsi"/>
               </w:rPr>
             </w:pPr>
+            <w:proofErr w:type="spellStart"/>
             <w:r>
               <w:rPr>
                 <w:rFonts w:asciiTheme="minorHAnsi" w:hAnsiTheme="minorHAnsi" w:cstheme="minorHAnsi"/>
               </w:rPr>
               <w:t>conditions</w:t>
             </w:r>
+            <w:proofErr w:type="spellEnd"/>
           </w:p>
         </w:tc>
         <w:tc>
@@ -13865,12 +14698,14 @@
                 <w:rFonts w:asciiTheme="minorHAnsi" w:eastAsia="Calibri" w:hAnsiTheme="minorHAnsi" w:cstheme="minorHAnsi"/>
               </w:rPr>
             </w:pPr>
+            <w:proofErr w:type="spellStart"/>
             <w:r>
               <w:rPr>
                 <w:rFonts w:asciiTheme="minorHAnsi" w:hAnsiTheme="minorHAnsi" w:cstheme="minorHAnsi"/>
               </w:rPr>
               <w:t>description</w:t>
             </w:r>
+            <w:proofErr w:type="spellEnd"/>
           </w:p>
         </w:tc>
         <w:tc>
@@ -13985,12 +14820,14 @@
                 <w:rFonts w:asciiTheme="minorHAnsi" w:eastAsia="Calibri" w:hAnsiTheme="minorHAnsi" w:cstheme="minorHAnsi"/>
               </w:rPr>
             </w:pPr>
+            <w:proofErr w:type="spellStart"/>
             <w:r>
               <w:rPr>
                 <w:rFonts w:asciiTheme="minorHAnsi" w:hAnsiTheme="minorHAnsi" w:cstheme="minorHAnsi"/>
               </w:rPr>
               <w:t>icon</w:t>
             </w:r>
+            <w:proofErr w:type="spellEnd"/>
           </w:p>
         </w:tc>
         <w:tc>
@@ -14097,12 +14934,14 @@
                 <w:rFonts w:asciiTheme="minorHAnsi" w:eastAsia="Calibri" w:hAnsiTheme="minorHAnsi" w:cstheme="minorHAnsi"/>
               </w:rPr>
             </w:pPr>
+            <w:proofErr w:type="spellStart"/>
             <w:r>
               <w:rPr>
                 <w:rFonts w:asciiTheme="minorHAnsi" w:hAnsiTheme="minorHAnsi" w:cstheme="minorHAnsi"/>
               </w:rPr>
               <w:t>stations</w:t>
             </w:r>
+            <w:proofErr w:type="spellEnd"/>
           </w:p>
         </w:tc>
         <w:tc>
@@ -14275,6 +15114,7 @@
           <w:i w:val="0"/>
           <w:sz w:val="24"/>
         </w:rPr>
+        <w:lastRenderedPageBreak/>
         <w:t xml:space="preserve">Tabela </w:t>
       </w:r>
       <w:r>
@@ -14454,7 +15294,7 @@
       </w:tr>
       <w:tr>
         <w:trPr>
-          <w:trHeight w:hRule="exact" w:val="603"/>
+          <w:trHeight w:hRule="exact" w:val="1226"/>
         </w:trPr>
         <w:tc>
           <w:tcPr>
@@ -14499,6 +15339,7 @@
                 <w:sz w:val="24"/>
               </w:rPr>
             </w:pPr>
+            <w:proofErr w:type="spellStart"/>
             <w:r>
               <w:rPr>
                 <w:bCs/>
@@ -14506,6 +15347,14 @@
               </w:rPr>
               <w:t>Rent</w:t>
             </w:r>
+            <w:r>
+              <w:rPr>
+                <w:bCs/>
+                <w:sz w:val="24"/>
+              </w:rPr>
+              <w:t>al</w:t>
+            </w:r>
+            <w:proofErr w:type="spellEnd"/>
           </w:p>
         </w:tc>
         <w:tc>
@@ -14522,20 +15371,21 @@
             <w:pPr>
               <w:widowControl w:val="0"/>
               <w:spacing w:after="0" w:line="240" w:lineRule="auto"/>
-              <w:rPr>
-                <w:lang w:val="en-US"/>
-              </w:rPr>
-            </w:pPr>
-            <w:r>
-              <w:rPr>
-                <w:lang w:val="en-US"/>
-              </w:rPr>
-              <w:t xml:space="preserve">Czas (duration), dystans (distance), </w:t>
-            </w:r>
-            <w:r>
-              <w:rPr>
-                <w:lang w:val="en-US"/>
-              </w:rPr>
+            </w:pPr>
+            <w:proofErr w:type="spellStart"/>
+            <w:r>
+              <w:t>Duration</w:t>
+            </w:r>
+            <w:proofErr w:type="spellEnd"/>
+            <w:r>
+              <w:t xml:space="preserve">, </w:t>
+            </w:r>
+            <w:proofErr w:type="spellStart"/>
+            <w:r>
+              <w:t>distance</w:t>
+            </w:r>
+            <w:proofErr w:type="spellEnd"/>
+            <w:r>
               <w:t xml:space="preserve"> </w:t>
             </w:r>
           </w:p>
@@ -14554,11 +15404,24 @@
             <w:pPr>
               <w:spacing w:after="0" w:line="240" w:lineRule="auto"/>
               <w:rPr>
-                <w:b/>
+                <w:bCs/>
                 <w:sz w:val="24"/>
-                <w:lang w:val="en-US"/>
-              </w:rPr>
-            </w:pPr>
+              </w:rPr>
+            </w:pPr>
+            <w:r>
+              <w:rPr>
+                <w:bCs/>
+                <w:sz w:val="24"/>
+              </w:rPr>
+              <w:t>Na podstawie tabeli wypożyczeń o</w:t>
+            </w:r>
+            <w:r>
+              <w:rPr>
+                <w:bCs/>
+                <w:sz w:val="24"/>
+              </w:rPr>
+              <w:t>bliczono czas przejazdu i przebyty dystans (w linii prostej)</w:t>
+            </w:r>
           </w:p>
         </w:tc>
       </w:tr>
@@ -14852,9 +15715,11 @@
               <w:widowControl w:val="0"/>
               <w:spacing w:after="0" w:line="240" w:lineRule="auto"/>
             </w:pPr>
+            <w:proofErr w:type="spellStart"/>
             <w:r>
               <w:t>Date</w:t>
             </w:r>
+            <w:proofErr w:type="spellEnd"/>
           </w:p>
         </w:tc>
         <w:tc>
@@ -14879,7 +15744,33 @@
               <w:rPr>
                 <w:lang w:val="en-US"/>
               </w:rPr>
-              <w:t xml:space="preserve">Date, year, quarter, month, day_of_week, hour, is_weekend </w:t>
+              <w:t>Date</w:t>
+            </w:r>
+            <w:r>
+              <w:rPr>
+                <w:lang w:val="en-US"/>
+              </w:rPr>
+              <w:t>time</w:t>
+            </w:r>
+            <w:r>
+              <w:rPr>
+                <w:lang w:val="en-US"/>
+              </w:rPr>
+              <w:t xml:space="preserve">, year, quarter, month, </w:t>
+            </w:r>
+            <w:proofErr w:type="spellStart"/>
+            <w:r>
+              <w:rPr>
+                <w:lang w:val="en-US"/>
+              </w:rPr>
+              <w:t>day_of_week</w:t>
+            </w:r>
+            <w:proofErr w:type="spellEnd"/>
+            <w:r>
+              <w:rPr>
+                <w:lang w:val="en-US"/>
+              </w:rPr>
+              <w:t xml:space="preserve">, hour </w:t>
             </w:r>
           </w:p>
         </w:tc>
@@ -14903,10 +15794,37 @@
             <w:pPr>
               <w:widowControl w:val="0"/>
               <w:spacing w:after="0" w:line="240" w:lineRule="auto"/>
-              <w:rPr>
-                <w:lang w:val="en-US"/>
-              </w:rPr>
-            </w:pPr>
+            </w:pPr>
+            <w:r>
+              <w:t>Z d</w:t>
+            </w:r>
+            <w:r>
+              <w:t>an</w:t>
+            </w:r>
+            <w:r>
+              <w:t>ych</w:t>
+            </w:r>
+            <w:r>
+              <w:t xml:space="preserve"> z tabeli wypożyczeń </w:t>
+            </w:r>
+            <w:r>
+              <w:t>w</w:t>
+            </w:r>
+            <w:r>
+              <w:t>yodrębniono daty i godziny,</w:t>
+            </w:r>
+            <w:r>
+              <w:t xml:space="preserve"> pożyczenia i zwrotu roweru. W celu ułatwienia</w:t>
+            </w:r>
+            <w:r>
+              <w:t xml:space="preserve"> </w:t>
+            </w:r>
+            <w:r>
+              <w:t xml:space="preserve">analizy </w:t>
+            </w:r>
+            <w:r>
+              <w:t>w kontekście pory roku, miesiąca, dnia tygodnia i godziny. Uwzględniono również czy dany dzień jest w weekend.</w:t>
+            </w:r>
           </w:p>
         </w:tc>
       </w:tr>
@@ -14962,9 +15880,11 @@
               <w:widowControl w:val="0"/>
               <w:spacing w:after="0" w:line="240" w:lineRule="auto"/>
             </w:pPr>
-            <w:r>
-              <w:t>Station</w:t>
-            </w:r>
+            <w:proofErr w:type="spellStart"/>
+            <w:r>
+              <w:t>Location</w:t>
+            </w:r>
+            <w:proofErr w:type="spellEnd"/>
           </w:p>
         </w:tc>
         <w:tc>
@@ -14980,11 +15900,63 @@
           <w:p>
             <w:pPr>
               <w:widowControl w:val="0"/>
-              <w:spacing w:after="0" w:line="240" w:lineRule="auto"/>
-            </w:pPr>
-            <w:r>
-              <w:t>lat, lng, name</w:t>
-            </w:r>
+              <w:spacing w:line="240" w:lineRule="auto"/>
+              <w:rPr>
+                <w:b/>
+                <w:bCs/>
+                <w:lang w:val="en-US"/>
+              </w:rPr>
+            </w:pPr>
+            <w:r>
+              <w:rPr>
+                <w:lang w:val="en"/>
+              </w:rPr>
+              <w:t>l</w:t>
+            </w:r>
+            <w:r>
+              <w:rPr>
+                <w:lang w:val="en"/>
+              </w:rPr>
+              <w:t>atitude</w:t>
+            </w:r>
+            <w:r>
+              <w:rPr>
+                <w:lang w:val="en-US"/>
+              </w:rPr>
+              <w:t xml:space="preserve">, </w:t>
+            </w:r>
+            <w:r>
+              <w:rPr>
+                <w:lang w:val="en-US"/>
+              </w:rPr>
+              <w:t>longitude</w:t>
+            </w:r>
+            <w:r>
+              <w:rPr>
+                <w:lang w:val="en-US"/>
+              </w:rPr>
+              <w:t>, name</w:t>
+            </w:r>
+            <w:r>
+              <w:rPr>
+                <w:lang w:val="en-US"/>
+              </w:rPr>
+              <w:t xml:space="preserve">, </w:t>
+            </w:r>
+            <w:proofErr w:type="spellStart"/>
+            <w:r>
+              <w:rPr>
+                <w:lang w:val="en-US"/>
+              </w:rPr>
+              <w:t>is_s</w:t>
+            </w:r>
+            <w:r>
+              <w:rPr>
+                <w:lang w:val="en-US"/>
+              </w:rPr>
+              <w:t>tation</w:t>
+            </w:r>
+            <w:proofErr w:type="spellEnd"/>
           </w:p>
         </w:tc>
         <w:tc>
@@ -15008,6 +15980,12 @@
               <w:widowControl w:val="0"/>
               <w:spacing w:after="0" w:line="240" w:lineRule="auto"/>
             </w:pPr>
+            <w:r>
+              <w:t xml:space="preserve">Zagregowane dane z tabel wypożyczeń i stacji </w:t>
+            </w:r>
+            <w:r>
+              <w:t>opisują miejsce oddania roweru, czy rower znajduje się na stacji i jeśli tak nazwę stacji.</w:t>
+            </w:r>
           </w:p>
         </w:tc>
       </w:tr>
@@ -15063,9 +16041,11 @@
               <w:widowControl w:val="0"/>
               <w:spacing w:after="0" w:line="240" w:lineRule="auto"/>
             </w:pPr>
+            <w:proofErr w:type="spellStart"/>
             <w:r>
               <w:t>Weather</w:t>
             </w:r>
+            <w:proofErr w:type="spellEnd"/>
           </w:p>
         </w:tc>
         <w:tc>
@@ -15090,14 +16070,42 @@
               <w:rPr>
                 <w:lang w:val="en-US"/>
               </w:rPr>
-              <w:t>Date, max_temp, min_t</w:t>
-            </w:r>
+              <w:t xml:space="preserve">temperature, </w:t>
+            </w:r>
+            <w:proofErr w:type="spellStart"/>
             <w:r>
               <w:rPr>
                 <w:lang w:val="en-US"/>
               </w:rPr>
-              <w:t>emp, participation_mm, wind_speed</w:t>
-            </w:r>
+              <w:t>wind</w:t>
+            </w:r>
+            <w:r>
+              <w:rPr>
+                <w:lang w:val="en-US"/>
+              </w:rPr>
+              <w:t>_speed</w:t>
+            </w:r>
+            <w:proofErr w:type="spellEnd"/>
+            <w:r>
+              <w:rPr>
+                <w:lang w:val="en-US"/>
+              </w:rPr>
+              <w:t xml:space="preserve">, </w:t>
+            </w:r>
+            <w:r>
+              <w:rPr>
+                <w:lang w:val="en-US"/>
+              </w:rPr>
+              <w:t xml:space="preserve">rain, snowfall, </w:t>
+            </w:r>
+            <w:proofErr w:type="spellStart"/>
+            <w:r>
+              <w:rPr>
+                <w:lang w:val="en-US"/>
+              </w:rPr>
+              <w:t>snow_depth</w:t>
+            </w:r>
+            <w:proofErr w:type="spellEnd"/>
           </w:p>
         </w:tc>
         <w:tc>
@@ -15120,10 +16128,232 @@
             <w:pPr>
               <w:widowControl w:val="0"/>
               <w:spacing w:after="0" w:line="240" w:lineRule="auto"/>
+            </w:pPr>
+            <w:r>
+              <w:t>Z tabeli danych pogodowych w</w:t>
+            </w:r>
+            <w:r>
+              <w:t>ybrano wszystkie dane istotne dla analizy takie jak temperatura, wiatr, opady i głębokość śniegu.</w:t>
+            </w:r>
+          </w:p>
+        </w:tc>
+      </w:tr>
+      <w:tr>
+        <w:tc>
+          <w:tcPr>
+            <w:tcW w:w="0" w:type="auto"/>
+            <w:tcBorders>
+              <w:top w:val="single" w:sz="8" w:space="0" w:color="000000"/>
+              <w:left w:val="single" w:sz="8" w:space="0" w:color="000000"/>
+              <w:bottom w:val="single" w:sz="8" w:space="0" w:color="000000"/>
+              <w:right w:val="single" w:sz="8" w:space="0" w:color="000000"/>
+            </w:tcBorders>
+            <w:tcMar>
+              <w:top w:w="100" w:type="dxa"/>
+              <w:left w:w="100" w:type="dxa"/>
+              <w:bottom w:w="100" w:type="dxa"/>
+              <w:right w:w="100" w:type="dxa"/>
+            </w:tcMar>
+          </w:tcPr>
+          <w:p>
+            <w:pPr>
+              <w:widowControl w:val="0"/>
+              <w:spacing w:after="0" w:line="240" w:lineRule="auto"/>
+            </w:pPr>
+            <w:r>
+              <w:t>4.</w:t>
+            </w:r>
+          </w:p>
+        </w:tc>
+        <w:tc>
+          <w:tcPr>
+            <w:tcW w:w="1673" w:type="dxa"/>
+            <w:tcBorders>
+              <w:top w:val="single" w:sz="8" w:space="0" w:color="000000"/>
+              <w:left w:val="single" w:sz="8" w:space="0" w:color="000000"/>
+              <w:bottom w:val="single" w:sz="8" w:space="0" w:color="000000"/>
+              <w:right w:val="single" w:sz="8" w:space="0" w:color="000000"/>
+            </w:tcBorders>
+            <w:tcMar>
+              <w:top w:w="100" w:type="dxa"/>
+              <w:left w:w="100" w:type="dxa"/>
+              <w:bottom w:w="100" w:type="dxa"/>
+              <w:right w:w="100" w:type="dxa"/>
+            </w:tcMar>
+          </w:tcPr>
+          <w:p>
+            <w:pPr>
+              <w:widowControl w:val="0"/>
+              <w:spacing w:after="0" w:line="240" w:lineRule="auto"/>
+            </w:pPr>
+            <w:r>
+              <w:t>Client</w:t>
+            </w:r>
+          </w:p>
+        </w:tc>
+        <w:tc>
+          <w:tcPr>
+            <w:tcW w:w="4677" w:type="dxa"/>
+            <w:tcBorders>
+              <w:top w:val="single" w:sz="8" w:space="0" w:color="000000"/>
+              <w:left w:val="single" w:sz="8" w:space="0" w:color="000000"/>
+              <w:bottom w:val="single" w:sz="8" w:space="0" w:color="000000"/>
+              <w:right w:val="single" w:sz="8" w:space="0" w:color="000000"/>
+            </w:tcBorders>
+          </w:tcPr>
+          <w:p>
+            <w:pPr>
+              <w:widowControl w:val="0"/>
+              <w:spacing w:after="0" w:line="240" w:lineRule="auto"/>
               <w:rPr>
                 <w:lang w:val="en-US"/>
               </w:rPr>
             </w:pPr>
+            <w:proofErr w:type="spellStart"/>
+            <w:r>
+              <w:rPr>
+                <w:lang w:val="en-US"/>
+              </w:rPr>
+              <w:t>member_casual</w:t>
+            </w:r>
+            <w:proofErr w:type="spellEnd"/>
+          </w:p>
+        </w:tc>
+        <w:tc>
+          <w:tcPr>
+            <w:tcW w:w="3119" w:type="dxa"/>
+            <w:tcBorders>
+              <w:top w:val="single" w:sz="8" w:space="0" w:color="000000"/>
+              <w:left w:val="single" w:sz="8" w:space="0" w:color="000000"/>
+              <w:bottom w:val="single" w:sz="8" w:space="0" w:color="000000"/>
+              <w:right w:val="single" w:sz="8" w:space="0" w:color="000000"/>
+            </w:tcBorders>
+            <w:tcMar>
+              <w:top w:w="100" w:type="dxa"/>
+              <w:left w:w="100" w:type="dxa"/>
+              <w:bottom w:w="100" w:type="dxa"/>
+              <w:right w:w="100" w:type="dxa"/>
+            </w:tcMar>
+          </w:tcPr>
+          <w:p>
+            <w:pPr>
+              <w:widowControl w:val="0"/>
+              <w:spacing w:after="0" w:line="240" w:lineRule="auto"/>
+            </w:pPr>
+            <w:r>
+              <w:t>W kontekście klienta jedyną daną którą posiadamy jest status jego subskrypcji.</w:t>
+            </w:r>
+          </w:p>
+        </w:tc>
+      </w:tr>
+      <w:tr>
+        <w:tc>
+          <w:tcPr>
+            <w:tcW w:w="0" w:type="auto"/>
+            <w:tcBorders>
+              <w:top w:val="single" w:sz="8" w:space="0" w:color="000000"/>
+              <w:left w:val="single" w:sz="8" w:space="0" w:color="000000"/>
+              <w:bottom w:val="single" w:sz="8" w:space="0" w:color="000000"/>
+              <w:right w:val="single" w:sz="8" w:space="0" w:color="000000"/>
+            </w:tcBorders>
+            <w:tcMar>
+              <w:top w:w="100" w:type="dxa"/>
+              <w:left w:w="100" w:type="dxa"/>
+              <w:bottom w:w="100" w:type="dxa"/>
+              <w:right w:w="100" w:type="dxa"/>
+            </w:tcMar>
+          </w:tcPr>
+          <w:p>
+            <w:pPr>
+              <w:widowControl w:val="0"/>
+              <w:spacing w:after="0" w:line="240" w:lineRule="auto"/>
+            </w:pPr>
+            <w:r>
+              <w:t>5.</w:t>
+            </w:r>
+          </w:p>
+        </w:tc>
+        <w:tc>
+          <w:tcPr>
+            <w:tcW w:w="1673" w:type="dxa"/>
+            <w:tcBorders>
+              <w:top w:val="single" w:sz="8" w:space="0" w:color="000000"/>
+              <w:left w:val="single" w:sz="8" w:space="0" w:color="000000"/>
+              <w:bottom w:val="single" w:sz="8" w:space="0" w:color="000000"/>
+              <w:right w:val="single" w:sz="8" w:space="0" w:color="000000"/>
+            </w:tcBorders>
+            <w:tcMar>
+              <w:top w:w="100" w:type="dxa"/>
+              <w:left w:w="100" w:type="dxa"/>
+              <w:bottom w:w="100" w:type="dxa"/>
+              <w:right w:w="100" w:type="dxa"/>
+            </w:tcMar>
+          </w:tcPr>
+          <w:p>
+            <w:pPr>
+              <w:widowControl w:val="0"/>
+              <w:spacing w:after="0" w:line="240" w:lineRule="auto"/>
+            </w:pPr>
+            <w:proofErr w:type="spellStart"/>
+            <w:r>
+              <w:t>Bike</w:t>
+            </w:r>
+            <w:proofErr w:type="spellEnd"/>
+          </w:p>
+        </w:tc>
+        <w:tc>
+          <w:tcPr>
+            <w:tcW w:w="4677" w:type="dxa"/>
+            <w:tcBorders>
+              <w:top w:val="single" w:sz="8" w:space="0" w:color="000000"/>
+              <w:left w:val="single" w:sz="8" w:space="0" w:color="000000"/>
+              <w:bottom w:val="single" w:sz="8" w:space="0" w:color="000000"/>
+              <w:right w:val="single" w:sz="8" w:space="0" w:color="000000"/>
+            </w:tcBorders>
+          </w:tcPr>
+          <w:p>
+            <w:pPr>
+              <w:widowControl w:val="0"/>
+              <w:spacing w:after="0" w:line="240" w:lineRule="auto"/>
+              <w:rPr>
+                <w:lang w:val="en-US"/>
+              </w:rPr>
+            </w:pPr>
+            <w:proofErr w:type="spellStart"/>
+            <w:r>
+              <w:rPr>
+                <w:rStyle w:val="HTML-kod"/>
+                <w:rFonts w:asciiTheme="minorHAnsi" w:eastAsia="Calibri" w:hAnsiTheme="minorHAnsi" w:cstheme="minorHAnsi"/>
+              </w:rPr>
+              <w:t>ridable_type</w:t>
+            </w:r>
+            <w:proofErr w:type="spellEnd"/>
+          </w:p>
+        </w:tc>
+        <w:tc>
+          <w:tcPr>
+            <w:tcW w:w="3119" w:type="dxa"/>
+            <w:tcBorders>
+              <w:top w:val="single" w:sz="8" w:space="0" w:color="000000"/>
+              <w:left w:val="single" w:sz="8" w:space="0" w:color="000000"/>
+              <w:bottom w:val="single" w:sz="8" w:space="0" w:color="000000"/>
+              <w:right w:val="single" w:sz="8" w:space="0" w:color="000000"/>
+            </w:tcBorders>
+            <w:tcMar>
+              <w:top w:w="100" w:type="dxa"/>
+              <w:left w:w="100" w:type="dxa"/>
+              <w:bottom w:w="100" w:type="dxa"/>
+              <w:right w:w="100" w:type="dxa"/>
+            </w:tcMar>
+          </w:tcPr>
+          <w:p>
+            <w:pPr>
+              <w:widowControl w:val="0"/>
+              <w:spacing w:after="0" w:line="240" w:lineRule="auto"/>
+            </w:pPr>
+            <w:r>
+              <w:t>W kontekście wypożyczanego roweru znamy tylko jego typ.</w:t>
+            </w:r>
           </w:p>
         </w:tc>
       </w:tr>
@@ -15131,9 +16361,6 @@
     <w:p>
       <w:pPr>
         <w:pStyle w:val="Nagwek1"/>
-        <w:rPr>
-          <w:lang w:val="en-US"/>
-        </w:rPr>
       </w:pPr>
     </w:p>
     <w:p>
@@ -15186,7 +16413,57 @@
     </w:p>
     <w:p>
       <w:r>
-        <w:tab/>
+        <w:rPr>
+          <w:noProof/>
+        </w:rPr>
+        <w:drawing>
+          <wp:inline distT="0" distB="0" distL="0" distR="0" wp14:anchorId="409EE20C" wp14:editId="318E7E11">
+            <wp:extent cx="4774019" cy="3989570"/>
+            <wp:effectExtent l="0" t="0" r="7620" b="0"/>
+            <wp:docPr id="1127757984" name="Obraz 4"/>
+            <wp:cNvGraphicFramePr>
+              <a:graphicFrameLocks xmlns:a="http://schemas.openxmlformats.org/drawingml/2006/main" noChangeAspect="1"/>
+            </wp:cNvGraphicFramePr>
+            <a:graphic xmlns:a="http://schemas.openxmlformats.org/drawingml/2006/main">
+              <a:graphicData uri="http://schemas.openxmlformats.org/drawingml/2006/picture">
+                <pic:pic xmlns:pic="http://schemas.openxmlformats.org/drawingml/2006/picture">
+                  <pic:nvPicPr>
+                    <pic:cNvPr id="0" name="Picture 4"/>
+                    <pic:cNvPicPr>
+                      <a:picLocks noChangeAspect="1" noChangeArrowheads="1"/>
+                    </pic:cNvPicPr>
+                  </pic:nvPicPr>
+                  <pic:blipFill>
+                    <a:blip r:embed="rId7">
+                      <a:extLst>
+                        <a:ext uri="{28A0092B-C50C-407E-A947-70E740481C1C}">
+                          <a14:useLocalDpi xmlns:a14="http://schemas.microsoft.com/office/drawing/2010/main" val="0"/>
+                        </a:ext>
+                      </a:extLst>
+                    </a:blip>
+                    <a:srcRect/>
+                    <a:stretch>
+                      <a:fillRect/>
+                    </a:stretch>
+                  </pic:blipFill>
+                  <pic:spPr bwMode="auto">
+                    <a:xfrm>
+                      <a:off x="0" y="0"/>
+                      <a:ext cx="4782854" cy="3996953"/>
+                    </a:xfrm>
+                    <a:prstGeom prst="rect">
+                      <a:avLst/>
+                    </a:prstGeom>
+                    <a:noFill/>
+                    <a:ln>
+                      <a:noFill/>
+                    </a:ln>
+                  </pic:spPr>
+                </pic:pic>
+              </a:graphicData>
+            </a:graphic>
+          </wp:inline>
+        </w:drawing>
       </w:r>
     </w:p>
     <w:p>
@@ -15224,12 +16501,31 @@
     </w:p>
     <w:p>
       <w:pPr>
-        <w:pStyle w:val="Akapitzlist"/>
-        <w:ind w:left="928"/>
+        <w:ind w:left="568"/>
         <w:rPr>
           <w:sz w:val="24"/>
         </w:rPr>
       </w:pPr>
+      <w:r>
+        <w:rPr>
+          <w:sz w:val="24"/>
+        </w:rPr>
+        <w:t xml:space="preserve">Wybrałem ten temat uważam temat </w:t>
+      </w:r>
+      <w:proofErr w:type="spellStart"/>
+      <w:r>
+        <w:rPr>
+          <w:sz w:val="24"/>
+        </w:rPr>
+        <w:t>mikromobliności</w:t>
+      </w:r>
+      <w:proofErr w:type="spellEnd"/>
+      <w:r>
+        <w:rPr>
+          <w:sz w:val="24"/>
+        </w:rPr>
+        <w:t xml:space="preserve"> za ciekawy i warty uwagi jako że również w Polsce trwa rozbudowa infrastruktury rowerowej i coraz więcej osób z niej korzysta.</w:t>
+      </w:r>
     </w:p>
     <w:p>
       <w:pPr>
@@ -15255,6 +16551,20 @@
           <w:sz w:val="26"/>
         </w:rPr>
         <w:t>Etap 01</w:t>
+      </w:r>
+    </w:p>
+    <w:p>
+      <w:pPr>
+        <w:ind w:left="568"/>
+        <w:rPr>
+          <w:sz w:val="24"/>
+        </w:rPr>
+      </w:pPr>
+      <w:r>
+        <w:rPr>
+          <w:sz w:val="24"/>
+        </w:rPr>
+        <w:t>Problematyczne okazało się ujednolicenie danych dotyczących lokalizacji jako że rower może zostać oddany na stacje, ale nie jest to gwarantowane i czasami może być on pozostawiony poza nią postanowiłem zawrzeć te informacje w jednym wymiarze.</w:t>
       </w:r>
     </w:p>
     <w:p>
@@ -15288,6 +16598,7 @@
           <w:sz w:val="23"/>
           <w:szCs w:val="23"/>
         </w:rPr>
+        <w:lastRenderedPageBreak/>
         <w:t>Uwaga</w:t>
       </w:r>
       <w:r>
@@ -15475,6 +16786,95 @@
     </w:lvl>
   </w:abstractNum>
   <w:abstractNum w:abstractNumId="1" w15:restartNumberingAfterBreak="0">
+    <w:nsid w:val="078D63BA"/>
+    <w:multiLevelType w:val="hybridMultilevel"/>
+    <w:tmpl w:val="9FE45A32"/>
+    <w:lvl w:ilvl="0" w:tplc="0415000F">
+      <w:start w:val="1"/>
+      <w:numFmt w:val="decimal"/>
+      <w:lvlText w:val="%1."/>
+      <w:lvlJc w:val="left"/>
+      <w:pPr>
+        <w:ind w:left="1288" w:hanging="360"/>
+      </w:pPr>
+      <w:rPr>
+        <w:rFonts w:hint="default"/>
+      </w:rPr>
+    </w:lvl>
+    <w:lvl w:ilvl="1" w:tplc="04150019" w:tentative="1">
+      <w:start w:val="1"/>
+      <w:numFmt w:val="lowerLetter"/>
+      <w:lvlText w:val="%2."/>
+      <w:lvlJc w:val="left"/>
+      <w:pPr>
+        <w:ind w:left="2008" w:hanging="360"/>
+      </w:pPr>
+    </w:lvl>
+    <w:lvl w:ilvl="2" w:tplc="0415001B" w:tentative="1">
+      <w:start w:val="1"/>
+      <w:numFmt w:val="lowerRoman"/>
+      <w:lvlText w:val="%3."/>
+      <w:lvlJc w:val="right"/>
+      <w:pPr>
+        <w:ind w:left="2728" w:hanging="180"/>
+      </w:pPr>
+    </w:lvl>
+    <w:lvl w:ilvl="3" w:tplc="0415000F" w:tentative="1">
+      <w:start w:val="1"/>
+      <w:numFmt w:val="decimal"/>
+      <w:lvlText w:val="%4."/>
+      <w:lvlJc w:val="left"/>
+      <w:pPr>
+        <w:ind w:left="3448" w:hanging="360"/>
+      </w:pPr>
+    </w:lvl>
+    <w:lvl w:ilvl="4" w:tplc="04150019" w:tentative="1">
+      <w:start w:val="1"/>
+      <w:numFmt w:val="lowerLetter"/>
+      <w:lvlText w:val="%5."/>
+      <w:lvlJc w:val="left"/>
+      <w:pPr>
+        <w:ind w:left="4168" w:hanging="360"/>
+      </w:pPr>
+    </w:lvl>
+    <w:lvl w:ilvl="5" w:tplc="0415001B" w:tentative="1">
+      <w:start w:val="1"/>
+      <w:numFmt w:val="lowerRoman"/>
+      <w:lvlText w:val="%6."/>
+      <w:lvlJc w:val="right"/>
+      <w:pPr>
+        <w:ind w:left="4888" w:hanging="180"/>
+      </w:pPr>
+    </w:lvl>
+    <w:lvl w:ilvl="6" w:tplc="0415000F" w:tentative="1">
+      <w:start w:val="1"/>
+      <w:numFmt w:val="decimal"/>
+      <w:lvlText w:val="%7."/>
+      <w:lvlJc w:val="left"/>
+      <w:pPr>
+        <w:ind w:left="5608" w:hanging="360"/>
+      </w:pPr>
+    </w:lvl>
+    <w:lvl w:ilvl="7" w:tplc="04150019" w:tentative="1">
+      <w:start w:val="1"/>
+      <w:numFmt w:val="lowerLetter"/>
+      <w:lvlText w:val="%8."/>
+      <w:lvlJc w:val="left"/>
+      <w:pPr>
+        <w:ind w:left="6328" w:hanging="360"/>
+      </w:pPr>
+    </w:lvl>
+    <w:lvl w:ilvl="8" w:tplc="0415001B" w:tentative="1">
+      <w:start w:val="1"/>
+      <w:numFmt w:val="lowerRoman"/>
+      <w:lvlText w:val="%9."/>
+      <w:lvlJc w:val="right"/>
+      <w:pPr>
+        <w:ind w:left="7048" w:hanging="180"/>
+      </w:pPr>
+    </w:lvl>
+  </w:abstractNum>
+  <w:abstractNum w:abstractNumId="2" w15:restartNumberingAfterBreak="0">
     <w:nsid w:val="09095540"/>
     <w:multiLevelType w:val="multilevel"/>
     <w:tmpl w:val="EA88168E"/>
@@ -15564,7 +16964,7 @@
       </w:pPr>
     </w:lvl>
   </w:abstractNum>
-  <w:abstractNum w:abstractNumId="2" w15:restartNumberingAfterBreak="0">
+  <w:abstractNum w:abstractNumId="3" w15:restartNumberingAfterBreak="0">
     <w:nsid w:val="177E785B"/>
     <w:multiLevelType w:val="multilevel"/>
     <w:tmpl w:val="A69887CA"/>
@@ -15650,7 +17050,7 @@
       </w:pPr>
     </w:lvl>
   </w:abstractNum>
-  <w:abstractNum w:abstractNumId="3" w15:restartNumberingAfterBreak="0">
+  <w:abstractNum w:abstractNumId="4" w15:restartNumberingAfterBreak="0">
     <w:nsid w:val="19C3125C"/>
     <w:multiLevelType w:val="multilevel"/>
     <w:tmpl w:val="29F4E286"/>
@@ -15736,7 +17136,7 @@
       </w:pPr>
     </w:lvl>
   </w:abstractNum>
-  <w:abstractNum w:abstractNumId="4" w15:restartNumberingAfterBreak="0">
+  <w:abstractNum w:abstractNumId="5" w15:restartNumberingAfterBreak="0">
     <w:nsid w:val="1E1E0D00"/>
     <w:multiLevelType w:val="multilevel"/>
     <w:tmpl w:val="A69887CA"/>
@@ -15822,7 +17222,7 @@
       </w:pPr>
     </w:lvl>
   </w:abstractNum>
-  <w:abstractNum w:abstractNumId="5" w15:restartNumberingAfterBreak="0">
+  <w:abstractNum w:abstractNumId="6" w15:restartNumberingAfterBreak="0">
     <w:nsid w:val="202F748F"/>
     <w:multiLevelType w:val="multilevel"/>
     <w:tmpl w:val="D47AF1C0"/>
@@ -15971,7 +17371,7 @@
       </w:rPr>
     </w:lvl>
   </w:abstractNum>
-  <w:abstractNum w:abstractNumId="6" w15:restartNumberingAfterBreak="0">
+  <w:abstractNum w:abstractNumId="7" w15:restartNumberingAfterBreak="0">
     <w:nsid w:val="20B33466"/>
     <w:multiLevelType w:val="multilevel"/>
     <w:tmpl w:val="57326C5A"/>
@@ -16060,7 +17460,7 @@
       </w:pPr>
     </w:lvl>
   </w:abstractNum>
-  <w:abstractNum w:abstractNumId="7" w15:restartNumberingAfterBreak="0">
+  <w:abstractNum w:abstractNumId="8" w15:restartNumberingAfterBreak="0">
     <w:nsid w:val="23C74B6E"/>
     <w:multiLevelType w:val="multilevel"/>
     <w:tmpl w:val="A9104A82"/>
@@ -16149,7 +17549,7 @@
       </w:pPr>
     </w:lvl>
   </w:abstractNum>
-  <w:abstractNum w:abstractNumId="8" w15:restartNumberingAfterBreak="0">
+  <w:abstractNum w:abstractNumId="9" w15:restartNumberingAfterBreak="0">
     <w:nsid w:val="33A0501E"/>
     <w:multiLevelType w:val="hybridMultilevel"/>
     <w:tmpl w:val="A8A4167A"/>
@@ -16262,7 +17662,7 @@
       </w:rPr>
     </w:lvl>
   </w:abstractNum>
-  <w:abstractNum w:abstractNumId="9" w15:restartNumberingAfterBreak="0">
+  <w:abstractNum w:abstractNumId="10" w15:restartNumberingAfterBreak="0">
     <w:nsid w:val="3E226997"/>
     <w:multiLevelType w:val="multilevel"/>
     <w:tmpl w:val="44362C02"/>
@@ -16348,7 +17748,96 @@
       </w:pPr>
     </w:lvl>
   </w:abstractNum>
-  <w:abstractNum w:abstractNumId="10" w15:restartNumberingAfterBreak="0">
+  <w:abstractNum w:abstractNumId="11" w15:restartNumberingAfterBreak="0">
+    <w:nsid w:val="4F997446"/>
+    <w:multiLevelType w:val="hybridMultilevel"/>
+    <w:tmpl w:val="61A67956"/>
+    <w:lvl w:ilvl="0" w:tplc="0415000F">
+      <w:start w:val="1"/>
+      <w:numFmt w:val="decimal"/>
+      <w:lvlText w:val="%1."/>
+      <w:lvlJc w:val="left"/>
+      <w:pPr>
+        <w:ind w:left="1288" w:hanging="360"/>
+      </w:pPr>
+      <w:rPr>
+        <w:rFonts w:hint="default"/>
+      </w:rPr>
+    </w:lvl>
+    <w:lvl w:ilvl="1" w:tplc="04150019" w:tentative="1">
+      <w:start w:val="1"/>
+      <w:numFmt w:val="lowerLetter"/>
+      <w:lvlText w:val="%2."/>
+      <w:lvlJc w:val="left"/>
+      <w:pPr>
+        <w:ind w:left="2008" w:hanging="360"/>
+      </w:pPr>
+    </w:lvl>
+    <w:lvl w:ilvl="2" w:tplc="0415001B" w:tentative="1">
+      <w:start w:val="1"/>
+      <w:numFmt w:val="lowerRoman"/>
+      <w:lvlText w:val="%3."/>
+      <w:lvlJc w:val="right"/>
+      <w:pPr>
+        <w:ind w:left="2728" w:hanging="180"/>
+      </w:pPr>
+    </w:lvl>
+    <w:lvl w:ilvl="3" w:tplc="0415000F" w:tentative="1">
+      <w:start w:val="1"/>
+      <w:numFmt w:val="decimal"/>
+      <w:lvlText w:val="%4."/>
+      <w:lvlJc w:val="left"/>
+      <w:pPr>
+        <w:ind w:left="3448" w:hanging="360"/>
+      </w:pPr>
+    </w:lvl>
+    <w:lvl w:ilvl="4" w:tplc="04150019" w:tentative="1">
+      <w:start w:val="1"/>
+      <w:numFmt w:val="lowerLetter"/>
+      <w:lvlText w:val="%5."/>
+      <w:lvlJc w:val="left"/>
+      <w:pPr>
+        <w:ind w:left="4168" w:hanging="360"/>
+      </w:pPr>
+    </w:lvl>
+    <w:lvl w:ilvl="5" w:tplc="0415001B" w:tentative="1">
+      <w:start w:val="1"/>
+      <w:numFmt w:val="lowerRoman"/>
+      <w:lvlText w:val="%6."/>
+      <w:lvlJc w:val="right"/>
+      <w:pPr>
+        <w:ind w:left="4888" w:hanging="180"/>
+      </w:pPr>
+    </w:lvl>
+    <w:lvl w:ilvl="6" w:tplc="0415000F" w:tentative="1">
+      <w:start w:val="1"/>
+      <w:numFmt w:val="decimal"/>
+      <w:lvlText w:val="%7."/>
+      <w:lvlJc w:val="left"/>
+      <w:pPr>
+        <w:ind w:left="5608" w:hanging="360"/>
+      </w:pPr>
+    </w:lvl>
+    <w:lvl w:ilvl="7" w:tplc="04150019" w:tentative="1">
+      <w:start w:val="1"/>
+      <w:numFmt w:val="lowerLetter"/>
+      <w:lvlText w:val="%8."/>
+      <w:lvlJc w:val="left"/>
+      <w:pPr>
+        <w:ind w:left="6328" w:hanging="360"/>
+      </w:pPr>
+    </w:lvl>
+    <w:lvl w:ilvl="8" w:tplc="0415001B" w:tentative="1">
+      <w:start w:val="1"/>
+      <w:numFmt w:val="lowerRoman"/>
+      <w:lvlText w:val="%9."/>
+      <w:lvlJc w:val="right"/>
+      <w:pPr>
+        <w:ind w:left="7048" w:hanging="180"/>
+      </w:pPr>
+    </w:lvl>
+  </w:abstractNum>
+  <w:abstractNum w:abstractNumId="12" w15:restartNumberingAfterBreak="0">
     <w:nsid w:val="52B52CE6"/>
     <w:multiLevelType w:val="hybridMultilevel"/>
     <w:tmpl w:val="84A2C124"/>
@@ -16434,7 +17923,7 @@
       </w:pPr>
     </w:lvl>
   </w:abstractNum>
-  <w:abstractNum w:abstractNumId="11" w15:restartNumberingAfterBreak="0">
+  <w:abstractNum w:abstractNumId="13" w15:restartNumberingAfterBreak="0">
     <w:nsid w:val="55FA14DF"/>
     <w:multiLevelType w:val="hybridMultilevel"/>
     <w:tmpl w:val="E22F11AA"/>
@@ -16485,7 +17974,7 @@
       <w:lvlJc w:val="left"/>
     </w:lvl>
   </w:abstractNum>
-  <w:abstractNum w:abstractNumId="12" w15:restartNumberingAfterBreak="0">
+  <w:abstractNum w:abstractNumId="14" w15:restartNumberingAfterBreak="0">
     <w:nsid w:val="560F50C0"/>
     <w:multiLevelType w:val="multilevel"/>
     <w:tmpl w:val="A9104A82"/>
@@ -16574,7 +18063,120 @@
       </w:pPr>
     </w:lvl>
   </w:abstractNum>
-  <w:abstractNum w:abstractNumId="13" w15:restartNumberingAfterBreak="0">
+  <w:abstractNum w:abstractNumId="15" w15:restartNumberingAfterBreak="0">
+    <w:nsid w:val="56AB1C73"/>
+    <w:multiLevelType w:val="hybridMultilevel"/>
+    <w:tmpl w:val="47C47652"/>
+    <w:lvl w:ilvl="0" w:tplc="04150001">
+      <w:start w:val="1"/>
+      <w:numFmt w:val="bullet"/>
+      <w:lvlText w:val=""/>
+      <w:lvlJc w:val="left"/>
+      <w:pPr>
+        <w:ind w:left="720" w:hanging="360"/>
+      </w:pPr>
+      <w:rPr>
+        <w:rFonts w:ascii="Symbol" w:hAnsi="Symbol" w:hint="default"/>
+      </w:rPr>
+    </w:lvl>
+    <w:lvl w:ilvl="1" w:tplc="04150003" w:tentative="1">
+      <w:start w:val="1"/>
+      <w:numFmt w:val="bullet"/>
+      <w:lvlText w:val="o"/>
+      <w:lvlJc w:val="left"/>
+      <w:pPr>
+        <w:ind w:left="1440" w:hanging="360"/>
+      </w:pPr>
+      <w:rPr>
+        <w:rFonts w:ascii="Courier New" w:hAnsi="Courier New" w:cs="Courier New" w:hint="default"/>
+      </w:rPr>
+    </w:lvl>
+    <w:lvl w:ilvl="2" w:tplc="04150005" w:tentative="1">
+      <w:start w:val="1"/>
+      <w:numFmt w:val="bullet"/>
+      <w:lvlText w:val=""/>
+      <w:lvlJc w:val="left"/>
+      <w:pPr>
+        <w:ind w:left="2160" w:hanging="360"/>
+      </w:pPr>
+      <w:rPr>
+        <w:rFonts w:ascii="Wingdings" w:hAnsi="Wingdings" w:hint="default"/>
+      </w:rPr>
+    </w:lvl>
+    <w:lvl w:ilvl="3" w:tplc="04150001" w:tentative="1">
+      <w:start w:val="1"/>
+      <w:numFmt w:val="bullet"/>
+      <w:lvlText w:val=""/>
+      <w:lvlJc w:val="left"/>
+      <w:pPr>
+        <w:ind w:left="2880" w:hanging="360"/>
+      </w:pPr>
+      <w:rPr>
+        <w:rFonts w:ascii="Symbol" w:hAnsi="Symbol" w:hint="default"/>
+      </w:rPr>
+    </w:lvl>
+    <w:lvl w:ilvl="4" w:tplc="04150003" w:tentative="1">
+      <w:start w:val="1"/>
+      <w:numFmt w:val="bullet"/>
+      <w:lvlText w:val="o"/>
+      <w:lvlJc w:val="left"/>
+      <w:pPr>
+        <w:ind w:left="3600" w:hanging="360"/>
+      </w:pPr>
+      <w:rPr>
+        <w:rFonts w:ascii="Courier New" w:hAnsi="Courier New" w:cs="Courier New" w:hint="default"/>
+      </w:rPr>
+    </w:lvl>
+    <w:lvl w:ilvl="5" w:tplc="04150005" w:tentative="1">
+      <w:start w:val="1"/>
+      <w:numFmt w:val="bullet"/>
+      <w:lvlText w:val=""/>
+      <w:lvlJc w:val="left"/>
+      <w:pPr>
+        <w:ind w:left="4320" w:hanging="360"/>
+      </w:pPr>
+      <w:rPr>
+        <w:rFonts w:ascii="Wingdings" w:hAnsi="Wingdings" w:hint="default"/>
+      </w:rPr>
+    </w:lvl>
+    <w:lvl w:ilvl="6" w:tplc="04150001" w:tentative="1">
+      <w:start w:val="1"/>
+      <w:numFmt w:val="bullet"/>
+      <w:lvlText w:val=""/>
+      <w:lvlJc w:val="left"/>
+      <w:pPr>
+        <w:ind w:left="5040" w:hanging="360"/>
+      </w:pPr>
+      <w:rPr>
+        <w:rFonts w:ascii="Symbol" w:hAnsi="Symbol" w:hint="default"/>
+      </w:rPr>
+    </w:lvl>
+    <w:lvl w:ilvl="7" w:tplc="04150003" w:tentative="1">
+      <w:start w:val="1"/>
+      <w:numFmt w:val="bullet"/>
+      <w:lvlText w:val="o"/>
+      <w:lvlJc w:val="left"/>
+      <w:pPr>
+        <w:ind w:left="5760" w:hanging="360"/>
+      </w:pPr>
+      <w:rPr>
+        <w:rFonts w:ascii="Courier New" w:hAnsi="Courier New" w:cs="Courier New" w:hint="default"/>
+      </w:rPr>
+    </w:lvl>
+    <w:lvl w:ilvl="8" w:tplc="04150005" w:tentative="1">
+      <w:start w:val="1"/>
+      <w:numFmt w:val="bullet"/>
+      <w:lvlText w:val=""/>
+      <w:lvlJc w:val="left"/>
+      <w:pPr>
+        <w:ind w:left="6480" w:hanging="360"/>
+      </w:pPr>
+      <w:rPr>
+        <w:rFonts w:ascii="Wingdings" w:hAnsi="Wingdings" w:hint="default"/>
+      </w:rPr>
+    </w:lvl>
+  </w:abstractNum>
+  <w:abstractNum w:abstractNumId="16" w15:restartNumberingAfterBreak="0">
     <w:nsid w:val="5C7A0A21"/>
     <w:multiLevelType w:val="multilevel"/>
     <w:tmpl w:val="A69887CA"/>
@@ -16660,7 +18262,7 @@
       </w:pPr>
     </w:lvl>
   </w:abstractNum>
-  <w:abstractNum w:abstractNumId="14" w15:restartNumberingAfterBreak="0">
+  <w:abstractNum w:abstractNumId="17" w15:restartNumberingAfterBreak="0">
     <w:nsid w:val="5E41286A"/>
     <w:multiLevelType w:val="multilevel"/>
     <w:tmpl w:val="A69887CA"/>
@@ -16746,7 +18348,7 @@
       </w:pPr>
     </w:lvl>
   </w:abstractNum>
-  <w:abstractNum w:abstractNumId="15" w15:restartNumberingAfterBreak="0">
+  <w:abstractNum w:abstractNumId="18" w15:restartNumberingAfterBreak="0">
     <w:nsid w:val="65780AE0"/>
     <w:multiLevelType w:val="multilevel"/>
     <w:tmpl w:val="A69887CA"/>
@@ -16832,7 +18434,7 @@
       </w:pPr>
     </w:lvl>
   </w:abstractNum>
-  <w:abstractNum w:abstractNumId="16" w15:restartNumberingAfterBreak="0">
+  <w:abstractNum w:abstractNumId="19" w15:restartNumberingAfterBreak="0">
     <w:nsid w:val="6AB8562E"/>
     <w:multiLevelType w:val="multilevel"/>
     <w:tmpl w:val="F49EE062"/>
@@ -16945,7 +18547,7 @@
       </w:rPr>
     </w:lvl>
   </w:abstractNum>
-  <w:abstractNum w:abstractNumId="17" w15:restartNumberingAfterBreak="0">
+  <w:abstractNum w:abstractNumId="20" w15:restartNumberingAfterBreak="0">
     <w:nsid w:val="6BF32A6E"/>
     <w:multiLevelType w:val="multilevel"/>
     <w:tmpl w:val="EA88168E"/>
@@ -17035,7 +18637,7 @@
       </w:pPr>
     </w:lvl>
   </w:abstractNum>
-  <w:abstractNum w:abstractNumId="18" w15:restartNumberingAfterBreak="0">
+  <w:abstractNum w:abstractNumId="21" w15:restartNumberingAfterBreak="0">
     <w:nsid w:val="6C70438B"/>
     <w:multiLevelType w:val="multilevel"/>
     <w:tmpl w:val="A9104A82"/>
@@ -17124,7 +18726,7 @@
       </w:pPr>
     </w:lvl>
   </w:abstractNum>
-  <w:abstractNum w:abstractNumId="19" w15:restartNumberingAfterBreak="0">
+  <w:abstractNum w:abstractNumId="22" w15:restartNumberingAfterBreak="0">
     <w:nsid w:val="6EEA59D6"/>
     <w:multiLevelType w:val="multilevel"/>
     <w:tmpl w:val="A69887CA"/>
@@ -17210,7 +18812,7 @@
       </w:pPr>
     </w:lvl>
   </w:abstractNum>
-  <w:abstractNum w:abstractNumId="20" w15:restartNumberingAfterBreak="0">
+  <w:abstractNum w:abstractNumId="23" w15:restartNumberingAfterBreak="0">
     <w:nsid w:val="70C03E3E"/>
     <w:multiLevelType w:val="hybridMultilevel"/>
     <w:tmpl w:val="CA0812CC"/>
@@ -17296,7 +18898,7 @@
       </w:pPr>
     </w:lvl>
   </w:abstractNum>
-  <w:abstractNum w:abstractNumId="21" w15:restartNumberingAfterBreak="0">
+  <w:abstractNum w:abstractNumId="24" w15:restartNumberingAfterBreak="0">
     <w:nsid w:val="729F7C30"/>
     <w:multiLevelType w:val="multilevel"/>
     <w:tmpl w:val="A69887CA"/>
@@ -17382,7 +18984,7 @@
       </w:pPr>
     </w:lvl>
   </w:abstractNum>
-  <w:abstractNum w:abstractNumId="22" w15:restartNumberingAfterBreak="0">
+  <w:abstractNum w:abstractNumId="25" w15:restartNumberingAfterBreak="0">
     <w:nsid w:val="7300136B"/>
     <w:multiLevelType w:val="multilevel"/>
     <w:tmpl w:val="A69887CA"/>
@@ -17468,7 +19070,7 @@
       </w:pPr>
     </w:lvl>
   </w:abstractNum>
-  <w:abstractNum w:abstractNumId="23" w15:restartNumberingAfterBreak="0">
+  <w:abstractNum w:abstractNumId="26" w15:restartNumberingAfterBreak="0">
     <w:nsid w:val="7A1A0A65"/>
     <w:multiLevelType w:val="multilevel"/>
     <w:tmpl w:val="F16AF216"/>
@@ -17609,7 +19211,7 @@
     </w:lvl>
   </w:abstractNum>
   <w:num w:numId="1" w16cid:durableId="157771511">
-    <w:abstractNumId w:val="17"/>
+    <w:abstractNumId w:val="20"/>
     <w:lvlOverride w:ilvl="0">
       <w:startOverride w:val="1"/>
     </w:lvlOverride>
@@ -17639,7 +19241,7 @@
     </w:lvlOverride>
   </w:num>
   <w:num w:numId="2" w16cid:durableId="389814694">
-    <w:abstractNumId w:val="9"/>
+    <w:abstractNumId w:val="10"/>
     <w:lvlOverride w:ilvl="0">
       <w:startOverride w:val="2"/>
     </w:lvlOverride>
@@ -17669,7 +19271,7 @@
     </w:lvlOverride>
   </w:num>
   <w:num w:numId="3" w16cid:durableId="505245820">
-    <w:abstractNumId w:val="20"/>
+    <w:abstractNumId w:val="23"/>
     <w:lvlOverride w:ilvl="0">
       <w:startOverride w:val="1"/>
     </w:lvlOverride>
@@ -17699,10 +19301,10 @@
     </w:lvlOverride>
   </w:num>
   <w:num w:numId="4" w16cid:durableId="134642071">
-    <w:abstractNumId w:val="23"/>
+    <w:abstractNumId w:val="26"/>
   </w:num>
   <w:num w:numId="5" w16cid:durableId="1504517339">
-    <w:abstractNumId w:val="3"/>
+    <w:abstractNumId w:val="4"/>
     <w:lvlOverride w:ilvl="0">
       <w:startOverride w:val="1"/>
     </w:lvlOverride>
@@ -17732,7 +19334,7 @@
     </w:lvlOverride>
   </w:num>
   <w:num w:numId="6" w16cid:durableId="60565648">
-    <w:abstractNumId w:val="15"/>
+    <w:abstractNumId w:val="18"/>
     <w:lvlOverride w:ilvl="0">
       <w:startOverride w:val="1"/>
     </w:lvlOverride>
@@ -17762,7 +19364,7 @@
     </w:lvlOverride>
   </w:num>
   <w:num w:numId="7" w16cid:durableId="374040409">
-    <w:abstractNumId w:val="6"/>
+    <w:abstractNumId w:val="7"/>
     <w:lvlOverride w:ilvl="0">
       <w:startOverride w:val="1"/>
     </w:lvlOverride>
@@ -17792,58 +19394,67 @@
     </w:lvlOverride>
   </w:num>
   <w:num w:numId="8" w16cid:durableId="721636384">
-    <w:abstractNumId w:val="1"/>
+    <w:abstractNumId w:val="2"/>
   </w:num>
   <w:num w:numId="9" w16cid:durableId="641886865">
-    <w:abstractNumId w:val="16"/>
+    <w:abstractNumId w:val="19"/>
   </w:num>
   <w:num w:numId="10" w16cid:durableId="1608348383">
-    <w:abstractNumId w:val="4"/>
+    <w:abstractNumId w:val="5"/>
   </w:num>
   <w:num w:numId="11" w16cid:durableId="1277955065">
-    <w:abstractNumId w:val="11"/>
+    <w:abstractNumId w:val="13"/>
   </w:num>
   <w:num w:numId="12" w16cid:durableId="383873573">
+    <w:abstractNumId w:val="9"/>
+  </w:num>
+  <w:num w:numId="13" w16cid:durableId="162362805">
+    <w:abstractNumId w:val="6"/>
+  </w:num>
+  <w:num w:numId="14" w16cid:durableId="1589653278">
+    <w:abstractNumId w:val="21"/>
+  </w:num>
+  <w:num w:numId="15" w16cid:durableId="1719622662">
     <w:abstractNumId w:val="8"/>
   </w:num>
-  <w:num w:numId="13" w16cid:durableId="162362805">
-    <w:abstractNumId w:val="5"/>
-  </w:num>
-  <w:num w:numId="14" w16cid:durableId="1589653278">
-    <w:abstractNumId w:val="18"/>
-  </w:num>
-  <w:num w:numId="15" w16cid:durableId="1719622662">
-    <w:abstractNumId w:val="7"/>
-  </w:num>
   <w:num w:numId="16" w16cid:durableId="66608970">
-    <w:abstractNumId w:val="20"/>
+    <w:abstractNumId w:val="23"/>
   </w:num>
   <w:num w:numId="17" w16cid:durableId="1511524150">
-    <w:abstractNumId w:val="10"/>
+    <w:abstractNumId w:val="12"/>
   </w:num>
   <w:num w:numId="18" w16cid:durableId="667830628">
-    <w:abstractNumId w:val="12"/>
+    <w:abstractNumId w:val="14"/>
   </w:num>
   <w:num w:numId="19" w16cid:durableId="1678773787">
     <w:abstractNumId w:val="0"/>
   </w:num>
   <w:num w:numId="20" w16cid:durableId="73089401">
-    <w:abstractNumId w:val="21"/>
+    <w:abstractNumId w:val="24"/>
   </w:num>
   <w:num w:numId="21" w16cid:durableId="741100379">
+    <w:abstractNumId w:val="25"/>
+  </w:num>
+  <w:num w:numId="22" w16cid:durableId="1082873601">
+    <w:abstractNumId w:val="16"/>
+  </w:num>
+  <w:num w:numId="23" w16cid:durableId="908536309">
     <w:abstractNumId w:val="22"/>
   </w:num>
-  <w:num w:numId="22" w16cid:durableId="1082873601">
-    <w:abstractNumId w:val="13"/>
-  </w:num>
-  <w:num w:numId="23" w16cid:durableId="908536309">
-    <w:abstractNumId w:val="19"/>
-  </w:num>
   <w:num w:numId="24" w16cid:durableId="867714826">
-    <w:abstractNumId w:val="14"/>
+    <w:abstractNumId w:val="17"/>
   </w:num>
   <w:num w:numId="25" w16cid:durableId="428425481">
-    <w:abstractNumId w:val="2"/>
+    <w:abstractNumId w:val="3"/>
+  </w:num>
+  <w:num w:numId="26" w16cid:durableId="1382827227">
+    <w:abstractNumId w:val="1"/>
+  </w:num>
+  <w:num w:numId="27" w16cid:durableId="1691449332">
+    <w:abstractNumId w:val="11"/>
+  </w:num>
+  <w:num w:numId="28" w16cid:durableId="1210529020">
+    <w:abstractNumId w:val="15"/>
   </w:num>
 </w:numbering>
 </file>
@@ -18430,6 +20041,18 @@
       <w:color w:val="666666"/>
     </w:rPr>
   </w:style>
+  <w:style w:type="character" w:styleId="UyteHipercze">
+    <w:name w:val="FollowedHyperlink"/>
+    <w:basedOn w:val="Domylnaczcionkaakapitu"/>
+    <w:uiPriority w:val="99"/>
+    <w:semiHidden/>
+    <w:unhideWhenUsed/>
+    <w:rsid w:val="007F00A1"/>
+    <w:rPr>
+      <w:color w:val="954F72" w:themeColor="followedHyperlink"/>
+      <w:u w:val="single"/>
+    </w:rPr>
+  </w:style>
 </w:styles>
 </file>
 

--- a/Proj01HD-280556-Tereba 2026.docx
+++ b/Proj01HD-280556-Tereba 2026.docx
@@ -67,21 +67,12 @@
           <w:szCs w:val="20"/>
         </w:rPr>
       </w:pPr>
-      <w:proofErr w:type="spellStart"/>
       <w:r>
         <w:rPr>
           <w:sz w:val="20"/>
           <w:szCs w:val="20"/>
         </w:rPr>
-        <w:t>PWr</w:t>
-      </w:r>
-      <w:proofErr w:type="spellEnd"/>
-      <w:r>
-        <w:rPr>
-          <w:sz w:val="20"/>
-          <w:szCs w:val="20"/>
-        </w:rPr>
-        <w:t>. W</w:t>
+        <w:t>PWr. W</w:t>
       </w:r>
       <w:r>
         <w:rPr>
@@ -546,15 +537,7 @@
     </w:p>
     <w:p>
       <w:r>
-        <w:t xml:space="preserve">Analiza wzorców mobilności miejskiej i obciążenia infrastruktury na podstawie systemu Capital </w:t>
-      </w:r>
-      <w:proofErr w:type="spellStart"/>
-      <w:r>
-        <w:t>Bikeshare</w:t>
-      </w:r>
-      <w:proofErr w:type="spellEnd"/>
-      <w:r>
-        <w:t xml:space="preserve"> w Waszyngtonie.</w:t>
+        <w:t>Analiza wzorców mobilności miejskiej i obciążenia infrastruktury na podstawie systemu Capital Bikeshare w Waszyngtonie.</w:t>
       </w:r>
     </w:p>
     <w:p>
@@ -581,15 +564,7 @@
     </w:p>
     <w:p>
       <w:r>
-        <w:t xml:space="preserve">Dziedzina projektu obejmuje transport miejski oraz dynamicznie rozwijający się sektor </w:t>
-      </w:r>
-      <w:proofErr w:type="spellStart"/>
-      <w:r>
-        <w:t>mikromobilności</w:t>
-      </w:r>
-      <w:proofErr w:type="spellEnd"/>
-      <w:r>
-        <w:t xml:space="preserve">, ze szczególnym uwzględnieniem systemów publicznego współdzielenia </w:t>
+        <w:t xml:space="preserve">Dziedzina projektu obejmuje transport miejski oraz dynamicznie rozwijający się sektor mikromobilności, ze szczególnym uwzględnieniem systemów publicznego współdzielenia </w:t>
       </w:r>
       <w:r>
         <w:t>rowerów</w:t>
@@ -841,25 +816,7 @@
           <w:sz w:val="24"/>
           <w:szCs w:val="24"/>
         </w:rPr>
-        <w:t xml:space="preserve"> </w:t>
-      </w:r>
-      <w:proofErr w:type="spellStart"/>
-      <w:r>
-        <w:rPr>
-          <w:rFonts w:asciiTheme="minorHAnsi" w:eastAsia="Times New Roman" w:hAnsiTheme="minorHAnsi" w:cstheme="minorHAnsi"/>
-          <w:sz w:val="24"/>
-          <w:szCs w:val="24"/>
-        </w:rPr>
-        <w:t>zachowań</w:t>
-      </w:r>
-      <w:proofErr w:type="spellEnd"/>
-      <w:r>
-        <w:rPr>
-          <w:rFonts w:asciiTheme="minorHAnsi" w:eastAsia="Times New Roman" w:hAnsiTheme="minorHAnsi" w:cstheme="minorHAnsi"/>
-          <w:sz w:val="24"/>
-          <w:szCs w:val="24"/>
-        </w:rPr>
-        <w:t xml:space="preserve"> użytkowników</w:t>
+        <w:t xml:space="preserve"> zachowań użytkowników</w:t>
       </w:r>
       <w:r>
         <w:rPr>
@@ -1348,7 +1305,71 @@
           <w:sz w:val="24"/>
           <w:szCs w:val="24"/>
         </w:rPr>
-        <w:t>Czy istnieje różnica w czasie przejazdu lub w pokonanym dystansie pomiędzy rodzajami rowerów?</w:t>
+        <w:t>Czy istnieje różnica w czas</w:t>
+      </w:r>
+      <w:r>
+        <w:rPr>
+          <w:rFonts w:ascii="Times New Roman" w:eastAsia="Times New Roman" w:hAnsi="Times New Roman" w:cs="Times New Roman"/>
+          <w:sz w:val="24"/>
+          <w:szCs w:val="24"/>
+        </w:rPr>
+        <w:t>ach</w:t>
+      </w:r>
+      <w:r>
+        <w:rPr>
+          <w:rFonts w:ascii="Times New Roman" w:eastAsia="Times New Roman" w:hAnsi="Times New Roman" w:cs="Times New Roman"/>
+          <w:sz w:val="24"/>
+          <w:szCs w:val="24"/>
+        </w:rPr>
+        <w:t xml:space="preserve"> przejazd</w:t>
+      </w:r>
+      <w:r>
+        <w:rPr>
+          <w:rFonts w:ascii="Times New Roman" w:eastAsia="Times New Roman" w:hAnsi="Times New Roman" w:cs="Times New Roman"/>
+          <w:sz w:val="24"/>
+          <w:szCs w:val="24"/>
+        </w:rPr>
+        <w:t>ów</w:t>
+      </w:r>
+      <w:r>
+        <w:rPr>
+          <w:rFonts w:ascii="Times New Roman" w:eastAsia="Times New Roman" w:hAnsi="Times New Roman" w:cs="Times New Roman"/>
+          <w:sz w:val="24"/>
+          <w:szCs w:val="24"/>
+        </w:rPr>
+        <w:t xml:space="preserve"> lub w</w:t>
+      </w:r>
+      <w:r>
+        <w:rPr>
+          <w:rFonts w:ascii="Times New Roman" w:eastAsia="Times New Roman" w:hAnsi="Times New Roman" w:cs="Times New Roman"/>
+          <w:sz w:val="24"/>
+          <w:szCs w:val="24"/>
+        </w:rPr>
+        <w:t xml:space="preserve"> pokonywanych</w:t>
+      </w:r>
+      <w:r>
+        <w:rPr>
+          <w:rFonts w:ascii="Times New Roman" w:eastAsia="Times New Roman" w:hAnsi="Times New Roman" w:cs="Times New Roman"/>
+          <w:sz w:val="24"/>
+          <w:szCs w:val="24"/>
+        </w:rPr>
+        <w:t xml:space="preserve"> </w:t>
+      </w:r>
+      <w:r>
+        <w:rPr>
+          <w:rFonts w:ascii="Times New Roman" w:eastAsia="Times New Roman" w:hAnsi="Times New Roman" w:cs="Times New Roman"/>
+          <w:sz w:val="24"/>
+          <w:szCs w:val="24"/>
+        </w:rPr>
+        <w:t xml:space="preserve">dystansach </w:t>
+      </w:r>
+      <w:r>
+        <w:rPr>
+          <w:rFonts w:ascii="Times New Roman" w:eastAsia="Times New Roman" w:hAnsi="Times New Roman" w:cs="Times New Roman"/>
+          <w:sz w:val="24"/>
+          <w:szCs w:val="24"/>
+        </w:rPr>
+        <w:t>pomiędzy rodzajami rowerów?</w:t>
       </w:r>
     </w:p>
     <w:p>
@@ -1836,21 +1857,7 @@
               <w:rPr>
                 <w:b/>
               </w:rPr>
-              <w:t xml:space="preserve">Liczba </w:t>
-            </w:r>
-            <w:proofErr w:type="spellStart"/>
-            <w:r>
-              <w:rPr>
-                <w:b/>
-              </w:rPr>
-              <w:t>rek</w:t>
-            </w:r>
-            <w:proofErr w:type="spellEnd"/>
-            <w:r>
-              <w:rPr>
-                <w:b/>
-              </w:rPr>
-              <w:t>.</w:t>
+              <w:t>Liczba rek.</w:t>
             </w:r>
           </w:p>
         </w:tc>
@@ -1941,11 +1948,9 @@
             </w:tcBorders>
           </w:tcPr>
           <w:p>
-            <w:proofErr w:type="spellStart"/>
             <w:r>
               <w:t>Daily_rent_detail</w:t>
             </w:r>
-            <w:proofErr w:type="spellEnd"/>
           </w:p>
         </w:tc>
         <w:tc>
@@ -1959,11 +1964,9 @@
             </w:tcBorders>
           </w:tcPr>
           <w:p>
-            <w:proofErr w:type="spellStart"/>
             <w:r>
               <w:t>Csv</w:t>
             </w:r>
-            <w:proofErr w:type="spellEnd"/>
           </w:p>
         </w:tc>
         <w:tc>
@@ -2049,11 +2052,9 @@
             </w:tcBorders>
           </w:tcPr>
           <w:p>
-            <w:proofErr w:type="spellStart"/>
             <w:r>
               <w:t>Station_list</w:t>
             </w:r>
-            <w:proofErr w:type="spellEnd"/>
           </w:p>
         </w:tc>
         <w:tc>
@@ -2067,11 +2068,9 @@
             </w:tcBorders>
           </w:tcPr>
           <w:p>
-            <w:proofErr w:type="spellStart"/>
             <w:r>
               <w:t>Csv</w:t>
             </w:r>
-            <w:proofErr w:type="spellEnd"/>
           </w:p>
         </w:tc>
         <w:tc>
@@ -2157,11 +2156,9 @@
             </w:tcBorders>
           </w:tcPr>
           <w:p>
-            <w:proofErr w:type="spellStart"/>
             <w:r>
               <w:t>Usage_frequency</w:t>
             </w:r>
-            <w:proofErr w:type="spellEnd"/>
           </w:p>
         </w:tc>
         <w:tc>
@@ -2175,11 +2172,9 @@
             </w:tcBorders>
           </w:tcPr>
           <w:p>
-            <w:proofErr w:type="spellStart"/>
             <w:r>
               <w:t>Csv</w:t>
             </w:r>
-            <w:proofErr w:type="spellEnd"/>
           </w:p>
         </w:tc>
         <w:tc>
@@ -2265,11 +2260,9 @@
             </w:tcBorders>
           </w:tcPr>
           <w:p>
-            <w:proofErr w:type="spellStart"/>
-            <w:r>
-              <w:t>Weather</w:t>
-            </w:r>
-            <w:proofErr w:type="spellEnd"/>
+            <w:r>
+              <w:t>open-meteo-38.91N77.07W12m</w:t>
+            </w:r>
           </w:p>
         </w:tc>
         <w:tc>
@@ -2283,11 +2276,9 @@
             </w:tcBorders>
           </w:tcPr>
           <w:p>
-            <w:proofErr w:type="spellStart"/>
             <w:r>
               <w:t>Csv</w:t>
             </w:r>
-            <w:proofErr w:type="spellEnd"/>
           </w:p>
         </w:tc>
         <w:tc>
@@ -2302,7 +2293,7 @@
           </w:tcPr>
           <w:p>
             <w:r>
-              <w:t>1584</w:t>
+              <w:t>38016</w:t>
             </w:r>
           </w:p>
         </w:tc>
@@ -2318,7 +2309,7 @@
           </w:tcPr>
           <w:p>
             <w:r>
-              <w:t>0.5</w:t>
+              <w:t>1.7</w:t>
             </w:r>
           </w:p>
         </w:tc>
@@ -2334,7 +2325,10 @@
           </w:tcPr>
           <w:p>
             <w:r>
-              <w:t>Dane przedstawiające warunki pogodowe w danych dniach</w:t>
+              <w:t xml:space="preserve">Dane przedstawiające warunki pogodowe </w:t>
+            </w:r>
+            <w:r>
+              <w:t>w danych dniach co godzinę</w:t>
             </w:r>
           </w:p>
         </w:tc>
@@ -2360,6 +2354,7 @@
           <w:sz w:val="26"/>
           <w:szCs w:val="26"/>
         </w:rPr>
+        <w:lastRenderedPageBreak/>
         <w:t xml:space="preserve"> Lokalizacja, dostępność danych źródłowych</w:t>
       </w:r>
     </w:p>
@@ -2389,9 +2384,8 @@
           <w:sz w:val="24"/>
           <w:szCs w:val="24"/>
         </w:rPr>
-        <w:t xml:space="preserve">zostały pobrane z platformy </w:t>
-      </w:r>
-      <w:proofErr w:type="spellStart"/>
+        <w:t>zostały pobrane z platformy Kaggle</w:t>
+      </w:r>
       <w:r>
         <w:rPr>
           <w:rFonts w:ascii="Times New Roman" w:eastAsia="Times New Roman" w:hAnsi="Times New Roman" w:cs="Times New Roman"/>
@@ -2399,37 +2393,7 @@
           <w:sz w:val="24"/>
           <w:szCs w:val="24"/>
         </w:rPr>
-        <w:t>Kaggle</w:t>
-      </w:r>
-      <w:proofErr w:type="spellEnd"/>
-      <w:r>
-        <w:rPr>
-          <w:rFonts w:ascii="Times New Roman" w:eastAsia="Times New Roman" w:hAnsi="Times New Roman" w:cs="Times New Roman"/>
-          <w:color w:val="1B2930"/>
-          <w:sz w:val="24"/>
-          <w:szCs w:val="24"/>
-        </w:rPr>
-        <w:t xml:space="preserve"> oraz dodatkowo zbiór danych pogodowych ze strony Open-Meteo, który posiada większą dokładność (dane są zbierane co godzinę) niż zbiór z </w:t>
-      </w:r>
-      <w:proofErr w:type="spellStart"/>
-      <w:r>
-        <w:rPr>
-          <w:rFonts w:ascii="Times New Roman" w:eastAsia="Times New Roman" w:hAnsi="Times New Roman" w:cs="Times New Roman"/>
-          <w:color w:val="1B2930"/>
-          <w:sz w:val="24"/>
-          <w:szCs w:val="24"/>
-        </w:rPr>
-        <w:t>Kaggle</w:t>
-      </w:r>
-      <w:proofErr w:type="spellEnd"/>
-      <w:r>
-        <w:rPr>
-          <w:rFonts w:ascii="Times New Roman" w:eastAsia="Times New Roman" w:hAnsi="Times New Roman" w:cs="Times New Roman"/>
-          <w:color w:val="1B2930"/>
-          <w:sz w:val="24"/>
-          <w:szCs w:val="24"/>
-        </w:rPr>
-        <w:t xml:space="preserve"> (posiada on tylko dane dzienne).</w:t>
+        <w:t xml:space="preserve"> oraz dodatkowo zbiór danych pogodowych ze strony Open-Meteo, który posiada większą dokładność (dane są zbierane co godzinę) niż zbiór z Kaggle (posiada on tylko dane dzienne).</w:t>
       </w:r>
     </w:p>
     <w:p>
@@ -2466,21 +2430,21 @@
             <w:rStyle w:val="Hipercze"/>
             <w:rFonts w:ascii="Times New Roman" w:hAnsi="Times New Roman" w:cs="Times New Roman"/>
           </w:rPr>
-          <w:t>https://open-meteo.com/e</w:t>
+          <w:t>https://open-meteo.com/en/docs/historica</w:t>
         </w:r>
         <w:r>
           <w:rPr>
             <w:rStyle w:val="Hipercze"/>
             <w:rFonts w:ascii="Times New Roman" w:hAnsi="Times New Roman" w:cs="Times New Roman"/>
           </w:rPr>
-          <w:t>n</w:t>
+          <w:t>l</w:t>
         </w:r>
         <w:r>
           <w:rPr>
             <w:rStyle w:val="Hipercze"/>
             <w:rFonts w:ascii="Times New Roman" w:hAnsi="Times New Roman" w:cs="Times New Roman"/>
           </w:rPr>
-          <w:t>/docs/historical-weather-api</w:t>
+          <w:t>-weather-api</w:t>
         </w:r>
       </w:hyperlink>
     </w:p>
@@ -2642,21 +2606,12 @@
                 <w:lang w:val="en-US"/>
               </w:rPr>
             </w:pPr>
-            <w:proofErr w:type="spellStart"/>
             <w:r>
               <w:rPr>
                 <w:rFonts w:asciiTheme="minorHAnsi" w:hAnsiTheme="minorHAnsi" w:cstheme="minorHAnsi"/>
                 <w:lang w:val="en-US"/>
               </w:rPr>
-              <w:t>Plik</w:t>
-            </w:r>
-            <w:proofErr w:type="spellEnd"/>
-            <w:r>
-              <w:rPr>
-                <w:rFonts w:asciiTheme="minorHAnsi" w:hAnsiTheme="minorHAnsi" w:cstheme="minorHAnsi"/>
-                <w:lang w:val="en-US"/>
-              </w:rPr>
-              <w:t xml:space="preserve">: </w:t>
+              <w:t xml:space="preserve">Plik: </w:t>
             </w:r>
             <w:r>
               <w:rPr>
@@ -2812,7 +2767,6 @@
                 <w:rFonts w:asciiTheme="minorHAnsi" w:hAnsiTheme="minorHAnsi" w:cstheme="minorHAnsi"/>
               </w:rPr>
             </w:pPr>
-            <w:proofErr w:type="spellStart"/>
             <w:r>
               <w:rPr>
                 <w:rStyle w:val="HTML-kod"/>
@@ -2820,7 +2774,6 @@
               </w:rPr>
               <w:t>end_lat</w:t>
             </w:r>
-            <w:proofErr w:type="spellEnd"/>
           </w:p>
         </w:tc>
         <w:tc>
@@ -2833,14 +2786,12 @@
                 <w:rFonts w:asciiTheme="minorHAnsi" w:hAnsiTheme="minorHAnsi" w:cstheme="minorHAnsi"/>
               </w:rPr>
             </w:pPr>
-            <w:proofErr w:type="spellStart"/>
             <w:r>
               <w:rPr>
                 <w:rFonts w:asciiTheme="minorHAnsi" w:hAnsiTheme="minorHAnsi" w:cstheme="minorHAnsi"/>
               </w:rPr>
               <w:t>float</w:t>
             </w:r>
-            <w:proofErr w:type="spellEnd"/>
           </w:p>
         </w:tc>
         <w:tc>
@@ -2887,7 +2838,49 @@
               <w:rPr>
                 <w:rFonts w:asciiTheme="minorHAnsi" w:hAnsiTheme="minorHAnsi" w:cstheme="minorHAnsi"/>
               </w:rPr>
-              <w:t xml:space="preserve"> z przedziału od -90 do 90. Mogą wystąpić wartości NULL, jeśli przejazd nie został poprawnie zakończony.</w:t>
+              <w:t xml:space="preserve"> z przedziału </w:t>
+            </w:r>
+            <w:r>
+              <w:rPr>
+                <w:rFonts w:asciiTheme="minorHAnsi" w:hAnsiTheme="minorHAnsi" w:cstheme="minorHAnsi"/>
+              </w:rPr>
+              <w:t xml:space="preserve">od </w:t>
+            </w:r>
+            <w:r>
+              <w:rPr>
+                <w:rFonts w:asciiTheme="minorHAnsi" w:hAnsiTheme="minorHAnsi" w:cstheme="minorHAnsi"/>
+              </w:rPr>
+              <w:t>-78</w:t>
+            </w:r>
+            <w:r>
+              <w:rPr>
+                <w:rFonts w:asciiTheme="minorHAnsi" w:hAnsiTheme="minorHAnsi" w:cstheme="minorHAnsi"/>
+              </w:rPr>
+              <w:t xml:space="preserve"> do </w:t>
+            </w:r>
+            <w:r>
+              <w:rPr>
+                <w:rFonts w:asciiTheme="minorHAnsi" w:hAnsiTheme="minorHAnsi" w:cstheme="minorHAnsi"/>
+              </w:rPr>
+              <w:t>-76</w:t>
+            </w:r>
+            <w:r>
+              <w:rPr>
+                <w:rFonts w:asciiTheme="minorHAnsi" w:hAnsiTheme="minorHAnsi" w:cstheme="minorHAnsi"/>
+              </w:rPr>
+              <w:t>.</w:t>
+            </w:r>
+            <w:r>
+              <w:rPr>
+                <w:rFonts w:asciiTheme="minorHAnsi" w:hAnsiTheme="minorHAnsi" w:cstheme="minorHAnsi"/>
+              </w:rPr>
+              <w:t xml:space="preserve"> </w:t>
+            </w:r>
+            <w:r>
+              <w:rPr>
+                <w:rFonts w:asciiTheme="minorHAnsi" w:hAnsiTheme="minorHAnsi" w:cstheme="minorHAnsi"/>
+              </w:rPr>
+              <w:t>Mogą wystąpić wartości NULL, jeśli przejazd nie został poprawnie zakończony.</w:t>
             </w:r>
           </w:p>
         </w:tc>
@@ -2924,7 +2917,6 @@
                 <w:rFonts w:asciiTheme="minorHAnsi" w:hAnsiTheme="minorHAnsi" w:cstheme="minorHAnsi"/>
               </w:rPr>
             </w:pPr>
-            <w:proofErr w:type="spellStart"/>
             <w:r>
               <w:rPr>
                 <w:rStyle w:val="HTML-kod"/>
@@ -2932,7 +2924,6 @@
               </w:rPr>
               <w:t>end_lng</w:t>
             </w:r>
-            <w:proofErr w:type="spellEnd"/>
           </w:p>
         </w:tc>
         <w:tc>
@@ -2945,14 +2936,12 @@
                 <w:rFonts w:asciiTheme="minorHAnsi" w:hAnsiTheme="minorHAnsi" w:cstheme="minorHAnsi"/>
               </w:rPr>
             </w:pPr>
-            <w:proofErr w:type="spellStart"/>
             <w:r>
               <w:rPr>
                 <w:rFonts w:asciiTheme="minorHAnsi" w:hAnsiTheme="minorHAnsi" w:cstheme="minorHAnsi"/>
               </w:rPr>
               <w:t>float</w:t>
             </w:r>
-            <w:proofErr w:type="spellEnd"/>
           </w:p>
         </w:tc>
         <w:tc>
@@ -2999,7 +2988,37 @@
               <w:rPr>
                 <w:rFonts w:asciiTheme="minorHAnsi" w:hAnsiTheme="minorHAnsi" w:cstheme="minorHAnsi"/>
               </w:rPr>
-              <w:t xml:space="preserve"> z przedziału od -180 do 180. </w:t>
+              <w:t xml:space="preserve"> z przedziału </w:t>
+            </w:r>
+            <w:r>
+              <w:rPr>
+                <w:rFonts w:asciiTheme="minorHAnsi" w:hAnsiTheme="minorHAnsi" w:cstheme="minorHAnsi"/>
+              </w:rPr>
+              <w:t xml:space="preserve">od </w:t>
+            </w:r>
+            <w:r>
+              <w:rPr>
+                <w:rFonts w:asciiTheme="minorHAnsi" w:hAnsiTheme="minorHAnsi" w:cstheme="minorHAnsi"/>
+              </w:rPr>
+              <w:t>-78</w:t>
+            </w:r>
+            <w:r>
+              <w:rPr>
+                <w:rFonts w:asciiTheme="minorHAnsi" w:hAnsiTheme="minorHAnsi" w:cstheme="minorHAnsi"/>
+              </w:rPr>
+              <w:t xml:space="preserve"> do </w:t>
+            </w:r>
+            <w:r>
+              <w:rPr>
+                <w:rFonts w:asciiTheme="minorHAnsi" w:hAnsiTheme="minorHAnsi" w:cstheme="minorHAnsi"/>
+              </w:rPr>
+              <w:t>-76</w:t>
+            </w:r>
+            <w:r>
+              <w:rPr>
+                <w:rFonts w:asciiTheme="minorHAnsi" w:hAnsiTheme="minorHAnsi" w:cstheme="minorHAnsi"/>
+              </w:rPr>
+              <w:t xml:space="preserve">. </w:t>
             </w:r>
             <w:r>
               <w:rPr>
@@ -3042,7 +3061,6 @@
                 <w:rFonts w:asciiTheme="minorHAnsi" w:hAnsiTheme="minorHAnsi" w:cstheme="minorHAnsi"/>
               </w:rPr>
             </w:pPr>
-            <w:proofErr w:type="spellStart"/>
             <w:r>
               <w:rPr>
                 <w:rStyle w:val="HTML-kod"/>
@@ -3050,7 +3068,6 @@
               </w:rPr>
               <w:t>end_station_id</w:t>
             </w:r>
-            <w:proofErr w:type="spellEnd"/>
           </w:p>
         </w:tc>
         <w:tc>
@@ -3067,7 +3084,7 @@
               <w:rPr>
                 <w:rFonts w:asciiTheme="minorHAnsi" w:hAnsiTheme="minorHAnsi" w:cstheme="minorHAnsi"/>
               </w:rPr>
-              <w:t>string</w:t>
+              <w:t>integer</w:t>
             </w:r>
           </w:p>
         </w:tc>
@@ -3103,16 +3120,14 @@
               <w:rPr>
                 <w:rFonts w:asciiTheme="minorHAnsi" w:hAnsiTheme="minorHAnsi" w:cstheme="minorHAnsi"/>
               </w:rPr>
-              <w:t xml:space="preserve">Może być wartością NULL jeśli przejazd zakończył się poza stacją, w przeciwnym wypadku musi istnieć w tabeli </w:t>
-            </w:r>
-            <w:proofErr w:type="spellStart"/>
-            <w:r>
-              <w:rPr>
-                <w:rFonts w:asciiTheme="minorHAnsi" w:hAnsiTheme="minorHAnsi" w:cstheme="minorHAnsi"/>
-              </w:rPr>
-              <w:t>station_list</w:t>
-            </w:r>
-            <w:proofErr w:type="spellEnd"/>
+              <w:t>Może być wartością NULL jeśli przejazd zakończył się poza stacją, w przeciwnym wypadku musi istnieć w tabeli station_list</w:t>
+            </w:r>
+            <w:r>
+              <w:rPr>
+                <w:rFonts w:asciiTheme="minorHAnsi" w:hAnsiTheme="minorHAnsi" w:cstheme="minorHAnsi"/>
+              </w:rPr>
+              <w:t>.</w:t>
+            </w:r>
           </w:p>
         </w:tc>
       </w:tr>
@@ -3148,7 +3163,6 @@
                 <w:rFonts w:asciiTheme="minorHAnsi" w:hAnsiTheme="minorHAnsi" w:cstheme="minorHAnsi"/>
               </w:rPr>
             </w:pPr>
-            <w:proofErr w:type="spellStart"/>
             <w:r>
               <w:rPr>
                 <w:rStyle w:val="HTML-kod"/>
@@ -3156,7 +3170,6 @@
               </w:rPr>
               <w:t>end_station_name</w:t>
             </w:r>
-            <w:proofErr w:type="spellEnd"/>
           </w:p>
         </w:tc>
         <w:tc>
@@ -3209,16 +3222,14 @@
               <w:rPr>
                 <w:rFonts w:asciiTheme="minorHAnsi" w:hAnsiTheme="minorHAnsi" w:cstheme="minorHAnsi"/>
               </w:rPr>
-              <w:t xml:space="preserve">Może być wartością NULL jeśli przejazd zakończył się poza stacją, w przeciwnym wypadku musi istnieć w tabeli </w:t>
-            </w:r>
-            <w:proofErr w:type="spellStart"/>
-            <w:r>
-              <w:rPr>
-                <w:rFonts w:asciiTheme="minorHAnsi" w:hAnsiTheme="minorHAnsi" w:cstheme="minorHAnsi"/>
-              </w:rPr>
-              <w:t>station_list</w:t>
-            </w:r>
-            <w:proofErr w:type="spellEnd"/>
+              <w:t>Może być wartością NULL jeśli przejazd zakończył się poza stacją, w przeciwnym wypadku musi istnieć w tabeli station_list</w:t>
+            </w:r>
+            <w:r>
+              <w:rPr>
+                <w:rFonts w:asciiTheme="minorHAnsi" w:hAnsiTheme="minorHAnsi" w:cstheme="minorHAnsi"/>
+              </w:rPr>
+              <w:t>.</w:t>
+            </w:r>
           </w:p>
         </w:tc>
       </w:tr>
@@ -3254,7 +3265,6 @@
                 <w:rFonts w:asciiTheme="minorHAnsi" w:hAnsiTheme="minorHAnsi" w:cstheme="minorHAnsi"/>
               </w:rPr>
             </w:pPr>
-            <w:proofErr w:type="spellStart"/>
             <w:r>
               <w:rPr>
                 <w:rStyle w:val="HTML-kod"/>
@@ -3262,7 +3272,6 @@
               </w:rPr>
               <w:t>ended_at</w:t>
             </w:r>
-            <w:proofErr w:type="spellEnd"/>
           </w:p>
         </w:tc>
         <w:tc>
@@ -3275,14 +3284,12 @@
                 <w:rFonts w:asciiTheme="minorHAnsi" w:hAnsiTheme="minorHAnsi" w:cstheme="minorHAnsi"/>
               </w:rPr>
             </w:pPr>
-            <w:proofErr w:type="spellStart"/>
             <w:r>
               <w:rPr>
                 <w:rFonts w:asciiTheme="minorHAnsi" w:hAnsiTheme="minorHAnsi" w:cstheme="minorHAnsi"/>
               </w:rPr>
               <w:t>datetime</w:t>
             </w:r>
-            <w:proofErr w:type="spellEnd"/>
           </w:p>
         </w:tc>
         <w:tc>
@@ -3325,7 +3332,6 @@
               </w:rPr>
               <w:t xml:space="preserve">Wartość musi być późniejsza niż </w:t>
             </w:r>
-            <w:proofErr w:type="spellStart"/>
             <w:r>
               <w:rPr>
                 <w:rStyle w:val="HTML-kod"/>
@@ -3333,7 +3339,6 @@
               </w:rPr>
               <w:t>started_at</w:t>
             </w:r>
-            <w:proofErr w:type="spellEnd"/>
             <w:r>
               <w:t xml:space="preserve"> oraz mieścić się w przedziale od maja 2020 do sierpnia 2024</w:t>
             </w:r>
@@ -3358,6 +3363,7 @@
               <w:rPr>
                 <w:rFonts w:asciiTheme="minorHAnsi" w:hAnsiTheme="minorHAnsi" w:cstheme="minorHAnsi"/>
               </w:rPr>
+              <w:lastRenderedPageBreak/>
               <w:t>6.</w:t>
             </w:r>
           </w:p>
@@ -3372,7 +3378,6 @@
                 <w:rFonts w:asciiTheme="minorHAnsi" w:hAnsiTheme="minorHAnsi" w:cstheme="minorHAnsi"/>
               </w:rPr>
             </w:pPr>
-            <w:proofErr w:type="spellStart"/>
             <w:r>
               <w:rPr>
                 <w:rStyle w:val="HTML-kod"/>
@@ -3380,7 +3385,6 @@
               </w:rPr>
               <w:t>member_casual</w:t>
             </w:r>
-            <w:proofErr w:type="spellEnd"/>
           </w:p>
         </w:tc>
         <w:tc>
@@ -3433,9 +3437,14 @@
               <w:rPr>
                 <w:rFonts w:asciiTheme="minorHAnsi" w:hAnsiTheme="minorHAnsi" w:cstheme="minorHAnsi"/>
               </w:rPr>
-              <w:t xml:space="preserve">Przyjmuje tylko dwie wartości dopuszczalne: </w:t>
-            </w:r>
-            <w:proofErr w:type="spellStart"/>
+              <w:t>Wartość obligatoryjna, p</w:t>
+            </w:r>
+            <w:r>
+              <w:rPr>
+                <w:rFonts w:asciiTheme="minorHAnsi" w:hAnsiTheme="minorHAnsi" w:cstheme="minorHAnsi"/>
+              </w:rPr>
+              <w:t xml:space="preserve">rzyjmuje tylko dwie wartości dopuszczalne: </w:t>
+            </w:r>
             <w:r>
               <w:rPr>
                 <w:rStyle w:val="HTML-kod"/>
@@ -3443,19 +3452,11 @@
               </w:rPr>
               <w:t>member</w:t>
             </w:r>
-            <w:proofErr w:type="spellEnd"/>
-            <w:r>
-              <w:rPr>
-                <w:rFonts w:asciiTheme="minorHAnsi" w:hAnsiTheme="minorHAnsi" w:cstheme="minorHAnsi"/>
-              </w:rPr>
-              <w:t xml:space="preserve"> </w:t>
-            </w:r>
-            <w:r>
-              <w:rPr>
-                <w:rFonts w:asciiTheme="minorHAnsi" w:hAnsiTheme="minorHAnsi" w:cstheme="minorHAnsi"/>
-              </w:rPr>
-              <w:lastRenderedPageBreak/>
-              <w:t xml:space="preserve">(zarejestrowany użytkownik) lub </w:t>
+            <w:r>
+              <w:rPr>
+                <w:rFonts w:asciiTheme="minorHAnsi" w:hAnsiTheme="minorHAnsi" w:cstheme="minorHAnsi"/>
+              </w:rPr>
+              <w:t xml:space="preserve"> (zarejestrowany użytkownik) lub </w:t>
             </w:r>
             <w:r>
               <w:rPr>
@@ -3491,7 +3492,6 @@
               <w:rPr>
                 <w:rFonts w:asciiTheme="minorHAnsi" w:hAnsiTheme="minorHAnsi" w:cstheme="minorHAnsi"/>
               </w:rPr>
-              <w:lastRenderedPageBreak/>
               <w:t>7.</w:t>
             </w:r>
           </w:p>
@@ -3506,7 +3506,6 @@
                 <w:rFonts w:asciiTheme="minorHAnsi" w:hAnsiTheme="minorHAnsi" w:cstheme="minorHAnsi"/>
               </w:rPr>
             </w:pPr>
-            <w:proofErr w:type="spellStart"/>
             <w:r>
               <w:rPr>
                 <w:rStyle w:val="HTML-kod"/>
@@ -3514,7 +3513,6 @@
               </w:rPr>
               <w:t>ridable_type</w:t>
             </w:r>
-            <w:proofErr w:type="spellEnd"/>
           </w:p>
         </w:tc>
         <w:tc>
@@ -3567,7 +3565,13 @@
               <w:rPr>
                 <w:rFonts w:asciiTheme="minorHAnsi" w:hAnsiTheme="minorHAnsi" w:cstheme="minorHAnsi"/>
               </w:rPr>
-              <w:t>Przyjmuje ograniczone wartości</w:t>
+              <w:t>Wartość obligatoryjna, p</w:t>
+            </w:r>
+            <w:r>
+              <w:rPr>
+                <w:rFonts w:asciiTheme="minorHAnsi" w:hAnsiTheme="minorHAnsi" w:cstheme="minorHAnsi"/>
+              </w:rPr>
+              <w:t>rzyjmuje ograniczone wartości</w:t>
             </w:r>
             <w:r>
               <w:rPr>
@@ -3575,7 +3579,6 @@
               </w:rPr>
               <w:t xml:space="preserve">: </w:t>
             </w:r>
-            <w:proofErr w:type="spellStart"/>
             <w:r>
               <w:rPr>
                 <w:rStyle w:val="HTML-kod"/>
@@ -3583,14 +3586,12 @@
               </w:rPr>
               <w:t>docked_bike</w:t>
             </w:r>
-            <w:proofErr w:type="spellEnd"/>
             <w:r>
               <w:rPr>
                 <w:rFonts w:asciiTheme="minorHAnsi" w:hAnsiTheme="minorHAnsi" w:cstheme="minorHAnsi"/>
               </w:rPr>
               <w:t xml:space="preserve">, </w:t>
             </w:r>
-            <w:proofErr w:type="spellStart"/>
             <w:r>
               <w:rPr>
                 <w:rStyle w:val="HTML-kod"/>
@@ -3598,14 +3599,12 @@
               </w:rPr>
               <w:t>electric_bike</w:t>
             </w:r>
-            <w:proofErr w:type="spellEnd"/>
             <w:r>
               <w:rPr>
                 <w:rFonts w:asciiTheme="minorHAnsi" w:hAnsiTheme="minorHAnsi" w:cstheme="minorHAnsi"/>
               </w:rPr>
               <w:t xml:space="preserve">, </w:t>
             </w:r>
-            <w:proofErr w:type="spellStart"/>
             <w:r>
               <w:rPr>
                 <w:rStyle w:val="HTML-kod"/>
@@ -3613,7 +3612,6 @@
               </w:rPr>
               <w:t>classic_bike</w:t>
             </w:r>
-            <w:proofErr w:type="spellEnd"/>
             <w:r>
               <w:rPr>
                 <w:rFonts w:asciiTheme="minorHAnsi" w:hAnsiTheme="minorHAnsi" w:cstheme="minorHAnsi"/>
@@ -3655,7 +3653,6 @@
                 <w:rFonts w:asciiTheme="minorHAnsi" w:hAnsiTheme="minorHAnsi" w:cstheme="minorHAnsi"/>
               </w:rPr>
             </w:pPr>
-            <w:proofErr w:type="spellStart"/>
             <w:r>
               <w:rPr>
                 <w:rStyle w:val="HTML-kod"/>
@@ -3663,7 +3660,6 @@
               </w:rPr>
               <w:t>ride_id</w:t>
             </w:r>
-            <w:proofErr w:type="spellEnd"/>
           </w:p>
         </w:tc>
         <w:tc>
@@ -3716,7 +3712,19 @@
               <w:rPr>
                 <w:rFonts w:asciiTheme="minorHAnsi" w:hAnsiTheme="minorHAnsi" w:cstheme="minorHAnsi"/>
               </w:rPr>
-              <w:t>16-znakowy ciąg alfanumeryczny. Unikalny dla każdego wypożyczenia</w:t>
+              <w:t xml:space="preserve">16-znakowy ciąg alfanumeryczny. </w:t>
+            </w:r>
+            <w:r>
+              <w:rPr>
+                <w:rFonts w:asciiTheme="minorHAnsi" w:hAnsiTheme="minorHAnsi" w:cstheme="minorHAnsi"/>
+              </w:rPr>
+              <w:t>Obligatoryjny, u</w:t>
+            </w:r>
+            <w:r>
+              <w:rPr>
+                <w:rFonts w:asciiTheme="minorHAnsi" w:hAnsiTheme="minorHAnsi" w:cstheme="minorHAnsi"/>
+              </w:rPr>
+              <w:t>nikalny dla każdego wypożyczenia</w:t>
             </w:r>
             <w:r>
               <w:rPr>
@@ -3759,7 +3767,6 @@
                 <w:rFonts w:asciiTheme="minorHAnsi" w:hAnsiTheme="minorHAnsi" w:cstheme="minorHAnsi"/>
               </w:rPr>
             </w:pPr>
-            <w:proofErr w:type="spellStart"/>
             <w:r>
               <w:rPr>
                 <w:rStyle w:val="HTML-kod"/>
@@ -3767,7 +3774,6 @@
               </w:rPr>
               <w:t>start_lat</w:t>
             </w:r>
-            <w:proofErr w:type="spellEnd"/>
           </w:p>
         </w:tc>
         <w:tc>
@@ -3780,14 +3786,12 @@
                 <w:rFonts w:asciiTheme="minorHAnsi" w:hAnsiTheme="minorHAnsi" w:cstheme="minorHAnsi"/>
               </w:rPr>
             </w:pPr>
-            <w:proofErr w:type="spellStart"/>
             <w:r>
               <w:rPr>
                 <w:rFonts w:asciiTheme="minorHAnsi" w:hAnsiTheme="minorHAnsi" w:cstheme="minorHAnsi"/>
               </w:rPr>
               <w:t>float</w:t>
             </w:r>
-            <w:proofErr w:type="spellEnd"/>
           </w:p>
         </w:tc>
         <w:tc>
@@ -3822,19 +3826,55 @@
               <w:rPr>
                 <w:rFonts w:asciiTheme="minorHAnsi" w:hAnsiTheme="minorHAnsi" w:cstheme="minorHAnsi"/>
               </w:rPr>
-              <w:t>Wartości</w:t>
-            </w:r>
-            <w:r>
-              <w:rPr>
-                <w:rFonts w:asciiTheme="minorHAnsi" w:hAnsiTheme="minorHAnsi" w:cstheme="minorHAnsi"/>
-              </w:rPr>
-              <w:t xml:space="preserve"> zmiennoprzecinkowe</w:t>
-            </w:r>
-            <w:r>
-              <w:rPr>
-                <w:rFonts w:asciiTheme="minorHAnsi" w:hAnsiTheme="minorHAnsi" w:cstheme="minorHAnsi"/>
-              </w:rPr>
-              <w:t xml:space="preserve"> z przedziału od -90 do 90.</w:t>
+              <w:t>Wartoś</w:t>
+            </w:r>
+            <w:r>
+              <w:rPr>
+                <w:rFonts w:asciiTheme="minorHAnsi" w:hAnsiTheme="minorHAnsi" w:cstheme="minorHAnsi"/>
+              </w:rPr>
+              <w:t xml:space="preserve">ć obligatoryjna </w:t>
+            </w:r>
+            <w:r>
+              <w:rPr>
+                <w:rFonts w:asciiTheme="minorHAnsi" w:hAnsiTheme="minorHAnsi" w:cstheme="minorHAnsi"/>
+              </w:rPr>
+              <w:t>zmiennoprzecinkow</w:t>
+            </w:r>
+            <w:r>
+              <w:rPr>
+                <w:rFonts w:asciiTheme="minorHAnsi" w:hAnsiTheme="minorHAnsi" w:cstheme="minorHAnsi"/>
+              </w:rPr>
+              <w:t>a</w:t>
+            </w:r>
+            <w:r>
+              <w:rPr>
+                <w:rFonts w:asciiTheme="minorHAnsi" w:hAnsiTheme="minorHAnsi" w:cstheme="minorHAnsi"/>
+              </w:rPr>
+              <w:t xml:space="preserve"> z przedziału od </w:t>
+            </w:r>
+            <w:r>
+              <w:rPr>
+                <w:rFonts w:asciiTheme="minorHAnsi" w:hAnsiTheme="minorHAnsi" w:cstheme="minorHAnsi"/>
+              </w:rPr>
+              <w:t>38</w:t>
+            </w:r>
+            <w:r>
+              <w:rPr>
+                <w:rFonts w:asciiTheme="minorHAnsi" w:hAnsiTheme="minorHAnsi" w:cstheme="minorHAnsi"/>
+              </w:rPr>
+              <w:t xml:space="preserve"> do </w:t>
+            </w:r>
+            <w:r>
+              <w:rPr>
+                <w:rFonts w:asciiTheme="minorHAnsi" w:hAnsiTheme="minorHAnsi" w:cstheme="minorHAnsi"/>
+              </w:rPr>
+              <w:t>40</w:t>
+            </w:r>
+            <w:r>
+              <w:rPr>
+                <w:rFonts w:asciiTheme="minorHAnsi" w:hAnsiTheme="minorHAnsi" w:cstheme="minorHAnsi"/>
+              </w:rPr>
+              <w:t>.</w:t>
             </w:r>
           </w:p>
         </w:tc>
@@ -3871,7 +3911,6 @@
                 <w:rFonts w:asciiTheme="minorHAnsi" w:hAnsiTheme="minorHAnsi" w:cstheme="minorHAnsi"/>
               </w:rPr>
             </w:pPr>
-            <w:proofErr w:type="spellStart"/>
             <w:r>
               <w:rPr>
                 <w:rStyle w:val="HTML-kod"/>
@@ -3879,7 +3918,6 @@
               </w:rPr>
               <w:t>start_lng</w:t>
             </w:r>
-            <w:proofErr w:type="spellEnd"/>
           </w:p>
         </w:tc>
         <w:tc>
@@ -3892,14 +3930,12 @@
                 <w:rFonts w:asciiTheme="minorHAnsi" w:hAnsiTheme="minorHAnsi" w:cstheme="minorHAnsi"/>
               </w:rPr>
             </w:pPr>
-            <w:proofErr w:type="spellStart"/>
             <w:r>
               <w:rPr>
                 <w:rFonts w:asciiTheme="minorHAnsi" w:hAnsiTheme="minorHAnsi" w:cstheme="minorHAnsi"/>
               </w:rPr>
               <w:t>float</w:t>
             </w:r>
-            <w:proofErr w:type="spellEnd"/>
           </w:p>
         </w:tc>
         <w:tc>
@@ -3934,19 +3970,67 @@
               <w:rPr>
                 <w:rFonts w:asciiTheme="minorHAnsi" w:hAnsiTheme="minorHAnsi" w:cstheme="minorHAnsi"/>
               </w:rPr>
-              <w:t>Wartości z przedziału</w:t>
-            </w:r>
-            <w:r>
-              <w:rPr>
-                <w:rFonts w:asciiTheme="minorHAnsi" w:hAnsiTheme="minorHAnsi" w:cstheme="minorHAnsi"/>
-              </w:rPr>
-              <w:t xml:space="preserve"> zmiennoprzecinkowe</w:t>
-            </w:r>
-            <w:r>
-              <w:rPr>
-                <w:rFonts w:asciiTheme="minorHAnsi" w:hAnsiTheme="minorHAnsi" w:cstheme="minorHAnsi"/>
-              </w:rPr>
-              <w:t xml:space="preserve"> od -180 do 180.</w:t>
+              <w:t xml:space="preserve">Wartości </w:t>
+            </w:r>
+            <w:r>
+              <w:rPr>
+                <w:rFonts w:asciiTheme="minorHAnsi" w:hAnsiTheme="minorHAnsi" w:cstheme="minorHAnsi"/>
+              </w:rPr>
+              <w:t xml:space="preserve">obligatoryjne </w:t>
+            </w:r>
+            <w:r>
+              <w:rPr>
+                <w:rFonts w:asciiTheme="minorHAnsi" w:hAnsiTheme="minorHAnsi" w:cstheme="minorHAnsi"/>
+              </w:rPr>
+              <w:t>zmiennoprzecinkowe</w:t>
+            </w:r>
+            <w:r>
+              <w:rPr>
+                <w:rFonts w:asciiTheme="minorHAnsi" w:hAnsiTheme="minorHAnsi" w:cstheme="minorHAnsi"/>
+              </w:rPr>
+              <w:t xml:space="preserve"> </w:t>
+            </w:r>
+            <w:r>
+              <w:rPr>
+                <w:rFonts w:asciiTheme="minorHAnsi" w:hAnsiTheme="minorHAnsi" w:cstheme="minorHAnsi"/>
+              </w:rPr>
+              <w:t>z przedziału</w:t>
+            </w:r>
+            <w:r>
+              <w:rPr>
+                <w:rFonts w:asciiTheme="minorHAnsi" w:hAnsiTheme="minorHAnsi" w:cstheme="minorHAnsi"/>
+              </w:rPr>
+              <w:t xml:space="preserve"> </w:t>
+            </w:r>
+            <w:r>
+              <w:rPr>
+                <w:rFonts w:asciiTheme="minorHAnsi" w:hAnsiTheme="minorHAnsi" w:cstheme="minorHAnsi"/>
+              </w:rPr>
+              <w:t xml:space="preserve">od </w:t>
+            </w:r>
+            <w:r>
+              <w:rPr>
+                <w:rFonts w:asciiTheme="minorHAnsi" w:hAnsiTheme="minorHAnsi" w:cstheme="minorHAnsi"/>
+              </w:rPr>
+              <w:t>-78</w:t>
+            </w:r>
+            <w:r>
+              <w:rPr>
+                <w:rFonts w:asciiTheme="minorHAnsi" w:hAnsiTheme="minorHAnsi" w:cstheme="minorHAnsi"/>
+              </w:rPr>
+              <w:t xml:space="preserve"> do </w:t>
+            </w:r>
+            <w:r>
+              <w:rPr>
+                <w:rFonts w:asciiTheme="minorHAnsi" w:hAnsiTheme="minorHAnsi" w:cstheme="minorHAnsi"/>
+              </w:rPr>
+              <w:t>-76</w:t>
+            </w:r>
+            <w:r>
+              <w:rPr>
+                <w:rFonts w:asciiTheme="minorHAnsi" w:hAnsiTheme="minorHAnsi" w:cstheme="minorHAnsi"/>
+              </w:rPr>
+              <w:t>.</w:t>
             </w:r>
           </w:p>
         </w:tc>
@@ -3983,7 +4067,6 @@
                 <w:rFonts w:asciiTheme="minorHAnsi" w:hAnsiTheme="minorHAnsi" w:cstheme="minorHAnsi"/>
               </w:rPr>
             </w:pPr>
-            <w:proofErr w:type="spellStart"/>
             <w:r>
               <w:rPr>
                 <w:rStyle w:val="HTML-kod"/>
@@ -3991,7 +4074,6 @@
               </w:rPr>
               <w:t>start_station_id</w:t>
             </w:r>
-            <w:proofErr w:type="spellEnd"/>
           </w:p>
         </w:tc>
         <w:tc>
@@ -4008,7 +4090,7 @@
               <w:rPr>
                 <w:rFonts w:asciiTheme="minorHAnsi" w:hAnsiTheme="minorHAnsi" w:cstheme="minorHAnsi"/>
               </w:rPr>
-              <w:t>string</w:t>
+              <w:t>integer</w:t>
             </w:r>
           </w:p>
         </w:tc>
@@ -4044,16 +4126,8 @@
               <w:rPr>
                 <w:rFonts w:asciiTheme="minorHAnsi" w:hAnsiTheme="minorHAnsi" w:cstheme="minorHAnsi"/>
               </w:rPr>
-              <w:t xml:space="preserve">Może być wartością NULL jeśli przejazd rozpoczął się poza stacją, w przeciwnym wypadku musi istnieć w tabeli </w:t>
-            </w:r>
-            <w:proofErr w:type="spellStart"/>
-            <w:r>
-              <w:rPr>
-                <w:rFonts w:asciiTheme="minorHAnsi" w:hAnsiTheme="minorHAnsi" w:cstheme="minorHAnsi"/>
-              </w:rPr>
-              <w:t>station_list</w:t>
-            </w:r>
-            <w:proofErr w:type="spellEnd"/>
+              <w:t>Może być wartością NULL jeśli przejazd rozpoczął się poza stacją, w przeciwnym wypadku musi istnieć w tabeli station_list</w:t>
+            </w:r>
           </w:p>
         </w:tc>
       </w:tr>
@@ -4089,7 +4163,6 @@
                 <w:rFonts w:asciiTheme="minorHAnsi" w:hAnsiTheme="minorHAnsi" w:cstheme="minorHAnsi"/>
               </w:rPr>
             </w:pPr>
-            <w:proofErr w:type="spellStart"/>
             <w:r>
               <w:rPr>
                 <w:rStyle w:val="HTML-kod"/>
@@ -4097,7 +4170,6 @@
               </w:rPr>
               <w:t>start_station_name</w:t>
             </w:r>
-            <w:proofErr w:type="spellEnd"/>
           </w:p>
         </w:tc>
         <w:tc>
@@ -4150,16 +4222,8 @@
               <w:rPr>
                 <w:rFonts w:asciiTheme="minorHAnsi" w:hAnsiTheme="minorHAnsi" w:cstheme="minorHAnsi"/>
               </w:rPr>
-              <w:t xml:space="preserve">Może być wartością NULL jeśli przejazd rozpoczął się poza stacją, w przeciwnym wypadku musi istnieć w tabeli </w:t>
-            </w:r>
-            <w:proofErr w:type="spellStart"/>
-            <w:r>
-              <w:rPr>
-                <w:rFonts w:asciiTheme="minorHAnsi" w:hAnsiTheme="minorHAnsi" w:cstheme="minorHAnsi"/>
-              </w:rPr>
-              <w:t>station_list</w:t>
-            </w:r>
-            <w:proofErr w:type="spellEnd"/>
+              <w:t>Może być wartością NULL jeśli przejazd rozpoczął się poza stacją, w przeciwnym wypadku musi istnieć w tabeli station_list</w:t>
+            </w:r>
           </w:p>
         </w:tc>
       </w:tr>
@@ -4195,7 +4259,6 @@
                 <w:rFonts w:asciiTheme="minorHAnsi" w:hAnsiTheme="minorHAnsi" w:cstheme="minorHAnsi"/>
               </w:rPr>
             </w:pPr>
-            <w:proofErr w:type="spellStart"/>
             <w:r>
               <w:rPr>
                 <w:rStyle w:val="HTML-kod"/>
@@ -4203,7 +4266,6 @@
               </w:rPr>
               <w:t>started_at</w:t>
             </w:r>
-            <w:proofErr w:type="spellEnd"/>
           </w:p>
         </w:tc>
         <w:tc>
@@ -4216,14 +4278,12 @@
                 <w:rFonts w:asciiTheme="minorHAnsi" w:hAnsiTheme="minorHAnsi" w:cstheme="minorHAnsi"/>
               </w:rPr>
             </w:pPr>
-            <w:proofErr w:type="spellStart"/>
             <w:r>
               <w:rPr>
                 <w:rFonts w:asciiTheme="minorHAnsi" w:hAnsiTheme="minorHAnsi" w:cstheme="minorHAnsi"/>
               </w:rPr>
               <w:t>datetime</w:t>
             </w:r>
-            <w:proofErr w:type="spellEnd"/>
           </w:p>
         </w:tc>
         <w:tc>
@@ -4266,7 +4326,6 @@
               </w:rPr>
               <w:t xml:space="preserve">Wartość musi być wcześniejsza niż </w:t>
             </w:r>
-            <w:proofErr w:type="spellStart"/>
             <w:r>
               <w:rPr>
                 <w:rStyle w:val="HTML-kod"/>
@@ -4274,7 +4333,6 @@
               </w:rPr>
               <w:t>ended_at</w:t>
             </w:r>
-            <w:proofErr w:type="spellEnd"/>
             <w:r>
               <w:t xml:space="preserve"> oraz mieścić się w przedziale od maja 2020 do sierpnia 2024</w:t>
             </w:r>
@@ -4315,21 +4373,12 @@
                 <w:lang w:val="en-US"/>
               </w:rPr>
             </w:pPr>
-            <w:proofErr w:type="spellStart"/>
             <w:r>
               <w:rPr>
                 <w:rFonts w:asciiTheme="minorHAnsi" w:hAnsiTheme="minorHAnsi" w:cstheme="minorHAnsi"/>
                 <w:lang w:val="en-US"/>
               </w:rPr>
-              <w:t>Plik</w:t>
-            </w:r>
-            <w:proofErr w:type="spellEnd"/>
-            <w:r>
-              <w:rPr>
-                <w:rFonts w:asciiTheme="minorHAnsi" w:hAnsiTheme="minorHAnsi" w:cstheme="minorHAnsi"/>
-                <w:lang w:val="en-US"/>
-              </w:rPr>
-              <w:t>: station_list</w:t>
+              <w:t>Plik: station_list</w:t>
             </w:r>
             <w:r>
               <w:rPr>
@@ -4487,7 +4536,6 @@
                 <w:rFonts w:asciiTheme="minorHAnsi" w:hAnsiTheme="minorHAnsi" w:cstheme="minorHAnsi"/>
               </w:rPr>
             </w:pPr>
-            <w:proofErr w:type="spellStart"/>
             <w:r>
               <w:rPr>
                 <w:rStyle w:val="HTML-kod"/>
@@ -4495,7 +4543,6 @@
               </w:rPr>
               <w:t>station_id</w:t>
             </w:r>
-            <w:proofErr w:type="spellEnd"/>
           </w:p>
         </w:tc>
         <w:tc>
@@ -4508,14 +4555,12 @@
                 <w:rFonts w:asciiTheme="minorHAnsi" w:hAnsiTheme="minorHAnsi" w:cstheme="minorHAnsi"/>
               </w:rPr>
             </w:pPr>
-            <w:proofErr w:type="spellStart"/>
             <w:r>
               <w:rPr>
                 <w:rFonts w:asciiTheme="minorHAnsi" w:hAnsiTheme="minorHAnsi" w:cstheme="minorHAnsi"/>
               </w:rPr>
               <w:t>integer</w:t>
             </w:r>
-            <w:proofErr w:type="spellEnd"/>
           </w:p>
         </w:tc>
         <w:tc>
@@ -4601,6 +4646,7 @@
               <w:rPr>
                 <w:rFonts w:asciiTheme="minorHAnsi" w:hAnsiTheme="minorHAnsi" w:cstheme="minorHAnsi"/>
               </w:rPr>
+              <w:lastRenderedPageBreak/>
               <w:t>2.</w:t>
             </w:r>
           </w:p>
@@ -4615,7 +4661,6 @@
                 <w:rFonts w:asciiTheme="minorHAnsi" w:hAnsiTheme="minorHAnsi" w:cstheme="minorHAnsi"/>
               </w:rPr>
             </w:pPr>
-            <w:proofErr w:type="spellStart"/>
             <w:r>
               <w:rPr>
                 <w:rStyle w:val="HTML-kod"/>
@@ -4623,7 +4668,6 @@
               </w:rPr>
               <w:t>station_name</w:t>
             </w:r>
-            <w:proofErr w:type="spellEnd"/>
           </w:p>
         </w:tc>
         <w:tc>
@@ -4715,22 +4759,12 @@
                 <w:lang w:val="en-US"/>
               </w:rPr>
             </w:pPr>
-            <w:proofErr w:type="spellStart"/>
             <w:r>
               <w:rPr>
                 <w:rFonts w:asciiTheme="minorHAnsi" w:hAnsiTheme="minorHAnsi" w:cstheme="minorHAnsi"/>
                 <w:lang w:val="en-US"/>
               </w:rPr>
-              <w:lastRenderedPageBreak/>
-              <w:t>Plik</w:t>
-            </w:r>
-            <w:proofErr w:type="spellEnd"/>
-            <w:r>
-              <w:rPr>
-                <w:rFonts w:asciiTheme="minorHAnsi" w:hAnsiTheme="minorHAnsi" w:cstheme="minorHAnsi"/>
-                <w:lang w:val="en-US"/>
-              </w:rPr>
-              <w:t>: usage_frequency</w:t>
+              <w:t>Plik: usage_frequency</w:t>
             </w:r>
             <w:r>
               <w:rPr>
@@ -4884,7 +4918,6 @@
                 <w:rFonts w:asciiTheme="minorHAnsi" w:hAnsiTheme="minorHAnsi" w:cstheme="minorHAnsi"/>
               </w:rPr>
             </w:pPr>
-            <w:proofErr w:type="spellStart"/>
             <w:r>
               <w:rPr>
                 <w:rStyle w:val="HTML-kod"/>
@@ -4892,7 +4925,6 @@
               </w:rPr>
               <w:t>date</w:t>
             </w:r>
-            <w:proofErr w:type="spellEnd"/>
           </w:p>
         </w:tc>
         <w:tc>
@@ -4905,14 +4937,12 @@
                 <w:rFonts w:asciiTheme="minorHAnsi" w:hAnsiTheme="minorHAnsi" w:cstheme="minorHAnsi"/>
               </w:rPr>
             </w:pPr>
-            <w:proofErr w:type="spellStart"/>
             <w:r>
               <w:rPr>
                 <w:rFonts w:asciiTheme="minorHAnsi" w:hAnsiTheme="minorHAnsi" w:cstheme="minorHAnsi"/>
               </w:rPr>
               <w:t>date</w:t>
             </w:r>
-            <w:proofErr w:type="spellEnd"/>
           </w:p>
         </w:tc>
         <w:tc>
@@ -4993,7 +5023,6 @@
                 <w:rFonts w:asciiTheme="minorHAnsi" w:hAnsiTheme="minorHAnsi" w:cstheme="minorHAnsi"/>
               </w:rPr>
             </w:pPr>
-            <w:proofErr w:type="spellStart"/>
             <w:r>
               <w:rPr>
                 <w:rStyle w:val="HTML-kod"/>
@@ -5001,7 +5030,6 @@
               </w:rPr>
               <w:t>dropoff_counts</w:t>
             </w:r>
-            <w:proofErr w:type="spellEnd"/>
           </w:p>
         </w:tc>
         <w:tc>
@@ -5014,14 +5042,12 @@
                 <w:rFonts w:asciiTheme="minorHAnsi" w:hAnsiTheme="minorHAnsi" w:cstheme="minorHAnsi"/>
               </w:rPr>
             </w:pPr>
-            <w:proofErr w:type="spellStart"/>
             <w:r>
               <w:rPr>
                 <w:rFonts w:asciiTheme="minorHAnsi" w:hAnsiTheme="minorHAnsi" w:cstheme="minorHAnsi"/>
               </w:rPr>
               <w:t>int</w:t>
             </w:r>
-            <w:proofErr w:type="spellEnd"/>
           </w:p>
         </w:tc>
         <w:tc>
@@ -5099,7 +5125,6 @@
                 <w:rFonts w:asciiTheme="minorHAnsi" w:hAnsiTheme="minorHAnsi" w:cstheme="minorHAnsi"/>
               </w:rPr>
             </w:pPr>
-            <w:proofErr w:type="spellStart"/>
             <w:r>
               <w:rPr>
                 <w:rStyle w:val="HTML-kod"/>
@@ -5107,7 +5132,6 @@
               </w:rPr>
               <w:t>pickup_counts</w:t>
             </w:r>
-            <w:proofErr w:type="spellEnd"/>
           </w:p>
         </w:tc>
         <w:tc>
@@ -5120,14 +5144,12 @@
                 <w:rFonts w:asciiTheme="minorHAnsi" w:hAnsiTheme="minorHAnsi" w:cstheme="minorHAnsi"/>
               </w:rPr>
             </w:pPr>
-            <w:proofErr w:type="spellStart"/>
             <w:r>
               <w:rPr>
                 <w:rFonts w:asciiTheme="minorHAnsi" w:hAnsiTheme="minorHAnsi" w:cstheme="minorHAnsi"/>
               </w:rPr>
               <w:t>int</w:t>
             </w:r>
-            <w:proofErr w:type="spellEnd"/>
           </w:p>
         </w:tc>
         <w:tc>
@@ -5199,7 +5221,6 @@
                 <w:rFonts w:asciiTheme="minorHAnsi" w:hAnsiTheme="minorHAnsi" w:cstheme="minorHAnsi"/>
               </w:rPr>
             </w:pPr>
-            <w:proofErr w:type="spellStart"/>
             <w:r>
               <w:rPr>
                 <w:rStyle w:val="HTML-kod"/>
@@ -5207,7 +5228,6 @@
               </w:rPr>
               <w:t>station_name</w:t>
             </w:r>
-            <w:proofErr w:type="spellEnd"/>
           </w:p>
         </w:tc>
         <w:tc>
@@ -5260,16 +5280,8 @@
               <w:rPr>
                 <w:rFonts w:asciiTheme="minorHAnsi" w:hAnsiTheme="minorHAnsi" w:cstheme="minorHAnsi"/>
               </w:rPr>
-              <w:t xml:space="preserve">Wartość obligatoryjna, powinna znajdować się w tabeli </w:t>
-            </w:r>
-            <w:proofErr w:type="spellStart"/>
-            <w:r>
-              <w:rPr>
-                <w:rFonts w:asciiTheme="minorHAnsi" w:hAnsiTheme="minorHAnsi" w:cstheme="minorHAnsi"/>
-              </w:rPr>
-              <w:t>station_list</w:t>
-            </w:r>
-            <w:proofErr w:type="spellEnd"/>
+              <w:t>Wartość obligatoryjna, powinna znajdować się w tabeli station_list</w:t>
+            </w:r>
           </w:p>
         </w:tc>
       </w:tr>
@@ -5374,61 +5386,53 @@
           </w:tcPr>
           <w:p>
             <w:r>
-              <w:t>1.</w:t>
+              <w:t>1</w:t>
+            </w:r>
+            <w:r>
+              <w:t>.</w:t>
             </w:r>
           </w:p>
         </w:tc>
         <w:tc>
           <w:tcPr>
             <w:tcW w:w="1576" w:type="dxa"/>
-            <w:hideMark/>
-          </w:tcPr>
-          <w:p>
-            <w:proofErr w:type="spellStart"/>
-            <w:r>
-              <w:t>name</w:t>
-            </w:r>
-            <w:proofErr w:type="spellEnd"/>
+          </w:tcPr>
+          <w:p>
+            <w:r>
+              <w:t>precipitation</w:t>
+            </w:r>
           </w:p>
         </w:tc>
         <w:tc>
           <w:tcPr>
             <w:tcW w:w="1259" w:type="dxa"/>
-            <w:hideMark/>
-          </w:tcPr>
-          <w:p>
-            <w:r>
-              <w:t>string</w:t>
+          </w:tcPr>
+          <w:p>
+            <w:r>
+              <w:t>float</w:t>
             </w:r>
           </w:p>
         </w:tc>
         <w:tc>
           <w:tcPr>
             <w:tcW w:w="3261" w:type="dxa"/>
-            <w:hideMark/>
-          </w:tcPr>
-          <w:p>
-            <w:r>
-              <w:t>Nazwa lokalizacji / miasta.</w:t>
+          </w:tcPr>
+          <w:p>
+            <w:r>
+              <w:t xml:space="preserve">Łączna liczba opadów z poprzedniej godziny. </w:t>
             </w:r>
           </w:p>
         </w:tc>
         <w:tc>
           <w:tcPr>
             <w:tcW w:w="3260" w:type="dxa"/>
-            <w:hideMark/>
-          </w:tcPr>
-          <w:p>
-            <w:r>
-              <w:t>Przykłady: "</w:t>
-            </w:r>
-            <w:proofErr w:type="spellStart"/>
-            <w:r>
-              <w:t>Washington,DC,USA</w:t>
-            </w:r>
-            <w:proofErr w:type="spellEnd"/>
-            <w:r>
-              <w:t>".</w:t>
+          </w:tcPr>
+          <w:p>
+            <w:r>
+              <w:t>Wartość obligatoryjna, liczba zmiennoprzecinkowa, wartości od 0</w:t>
+            </w:r>
+            <w:r>
+              <w:t xml:space="preserve"> do 100. Nazwa atrybutu zmieniona względem oryginału.</w:t>
             </w:r>
           </w:p>
         </w:tc>
@@ -5441,67 +5445,53 @@
           </w:tcPr>
           <w:p>
             <w:r>
-              <w:t>2.</w:t>
+              <w:t>2</w:t>
+            </w:r>
+            <w:r>
+              <w:t>.</w:t>
             </w:r>
           </w:p>
         </w:tc>
         <w:tc>
           <w:tcPr>
             <w:tcW w:w="1576" w:type="dxa"/>
-            <w:hideMark/>
-          </w:tcPr>
-          <w:p>
-            <w:proofErr w:type="spellStart"/>
-            <w:r>
-              <w:t>datetime</w:t>
-            </w:r>
-            <w:proofErr w:type="spellEnd"/>
+          </w:tcPr>
+          <w:p>
+            <w:r>
+              <w:t>rain</w:t>
+            </w:r>
           </w:p>
         </w:tc>
         <w:tc>
           <w:tcPr>
             <w:tcW w:w="1259" w:type="dxa"/>
-            <w:hideMark/>
-          </w:tcPr>
-          <w:p>
-            <w:proofErr w:type="spellStart"/>
-            <w:r>
-              <w:t>date</w:t>
-            </w:r>
-            <w:proofErr w:type="spellEnd"/>
+          </w:tcPr>
+          <w:p>
+            <w:r>
+              <w:t>float</w:t>
+            </w:r>
           </w:p>
         </w:tc>
         <w:tc>
           <w:tcPr>
             <w:tcW w:w="3261" w:type="dxa"/>
-            <w:hideMark/>
-          </w:tcPr>
-          <w:p>
-            <w:r>
-              <w:t>Data pomiaru.</w:t>
+          </w:tcPr>
+          <w:p>
+            <w:r>
+              <w:t>Ilosć deszczu w przeciągu poprzedniej godziny w milimetrach</w:t>
             </w:r>
           </w:p>
         </w:tc>
         <w:tc>
           <w:tcPr>
             <w:tcW w:w="3260" w:type="dxa"/>
-            <w:hideMark/>
-          </w:tcPr>
-          <w:p>
-            <w:r>
-              <w:t>Format YYYY-MM-DD.</w:t>
-            </w:r>
-            <w:r>
-              <w:t xml:space="preserve"> </w:t>
-            </w:r>
-            <w:r>
-              <w:rPr>
-                <w:rFonts w:asciiTheme="minorHAnsi" w:hAnsiTheme="minorHAnsi" w:cstheme="minorHAnsi"/>
-              </w:rPr>
-              <w:t xml:space="preserve">Wartość musi </w:t>
-            </w:r>
-            <w:r>
-              <w:t>mieścić się w przedziale od maja 2020 do sierpnia 2024</w:t>
+          </w:tcPr>
+          <w:p>
+            <w:r>
+              <w:t>Wartość obligatoryjna, liczba zmiennoprzecinkowa, wartości od 0</w:t>
+            </w:r>
+            <w:r>
+              <w:t xml:space="preserve"> do 100. Nazwa atrybutu zmieniona względem oryginału.</w:t>
             </w:r>
           </w:p>
         </w:tc>
@@ -5514,68 +5504,63 @@
           </w:tcPr>
           <w:p>
             <w:r>
-              <w:t>3.</w:t>
+              <w:t>3</w:t>
+            </w:r>
+            <w:r>
+              <w:t>.</w:t>
             </w:r>
           </w:p>
         </w:tc>
         <w:tc>
           <w:tcPr>
             <w:tcW w:w="1576" w:type="dxa"/>
-            <w:hideMark/>
-          </w:tcPr>
-          <w:p>
-            <w:proofErr w:type="spellStart"/>
-            <w:r>
-              <w:t>tempmax</w:t>
-            </w:r>
-            <w:proofErr w:type="spellEnd"/>
+          </w:tcPr>
+          <w:p>
+            <w:pPr>
+              <w:rPr>
+                <w:lang w:val="en-US"/>
+              </w:rPr>
+            </w:pPr>
+            <w:r>
+              <w:t>snow_depth</w:t>
+            </w:r>
           </w:p>
         </w:tc>
         <w:tc>
           <w:tcPr>
             <w:tcW w:w="1259" w:type="dxa"/>
-            <w:hideMark/>
-          </w:tcPr>
-          <w:p>
-            <w:proofErr w:type="spellStart"/>
+          </w:tcPr>
+          <w:p>
+            <w:pPr>
+              <w:rPr>
+                <w:lang w:val="en-US"/>
+              </w:rPr>
+            </w:pPr>
             <w:r>
               <w:t>float</w:t>
             </w:r>
-            <w:proofErr w:type="spellEnd"/>
           </w:p>
         </w:tc>
         <w:tc>
           <w:tcPr>
             <w:tcW w:w="3261" w:type="dxa"/>
-            <w:hideMark/>
-          </w:tcPr>
-          <w:p>
-            <w:r>
-              <w:t>Maksymalna temperatura</w:t>
-            </w:r>
-            <w:r>
-              <w:t xml:space="preserve"> podana w stopniach Celsjusza.</w:t>
+          </w:tcPr>
+          <w:p>
+            <w:r>
+              <w:t>Głebokość śniegu podana w metrach</w:t>
             </w:r>
           </w:p>
         </w:tc>
         <w:tc>
           <w:tcPr>
             <w:tcW w:w="3260" w:type="dxa"/>
-            <w:hideMark/>
-          </w:tcPr>
-          <w:p>
-            <w:r>
-              <w:t xml:space="preserve">Wartość obligatoryjna, liczba </w:t>
-            </w:r>
-            <w:r>
-              <w:t>zmiennoprzecinko</w:t>
-            </w:r>
-            <w:r>
-              <w:t xml:space="preserve">wa, wartości od </w:t>
-            </w:r>
-            <w:r>
-              <w:br/>
-              <w:t xml:space="preserve">-30 do 50 stopni Celsjusza. </w:t>
+          </w:tcPr>
+          <w:p>
+            <w:r>
+              <w:t>Wartość obligatoryjna, liczba zmiennoprzecinkowa, wartości od 0</w:t>
+            </w:r>
+            <w:r>
+              <w:t xml:space="preserve"> do 1.5. Nazwa atrybutu zmieniona względem oryginału.</w:t>
             </w:r>
           </w:p>
         </w:tc>
@@ -5588,58 +5573,53 @@
           </w:tcPr>
           <w:p>
             <w:r>
-              <w:t>4.</w:t>
+              <w:t>4</w:t>
+            </w:r>
+            <w:r>
+              <w:t>.</w:t>
             </w:r>
           </w:p>
         </w:tc>
         <w:tc>
           <w:tcPr>
             <w:tcW w:w="1576" w:type="dxa"/>
-            <w:hideMark/>
-          </w:tcPr>
-          <w:p>
-            <w:proofErr w:type="spellStart"/>
-            <w:r>
-              <w:t>tempmin</w:t>
-            </w:r>
-            <w:proofErr w:type="spellEnd"/>
+          </w:tcPr>
+          <w:p>
+            <w:r>
+              <w:t>snowfall</w:t>
+            </w:r>
           </w:p>
         </w:tc>
         <w:tc>
           <w:tcPr>
             <w:tcW w:w="1259" w:type="dxa"/>
-            <w:hideMark/>
-          </w:tcPr>
-          <w:p>
-            <w:proofErr w:type="spellStart"/>
+          </w:tcPr>
+          <w:p>
             <w:r>
               <w:t>float</w:t>
             </w:r>
-            <w:proofErr w:type="spellEnd"/>
           </w:p>
         </w:tc>
         <w:tc>
           <w:tcPr>
             <w:tcW w:w="3261" w:type="dxa"/>
-            <w:hideMark/>
-          </w:tcPr>
-          <w:p>
-            <w:r>
-              <w:t>Minimalna temperatura</w:t>
-            </w:r>
-            <w:r>
-              <w:t xml:space="preserve"> podana w stopniach Celsjusza.</w:t>
+          </w:tcPr>
+          <w:p>
+            <w:r>
+              <w:t>Ilość śniegu w przeciągu poprzedniej godziny w centymetrach</w:t>
             </w:r>
           </w:p>
         </w:tc>
         <w:tc>
           <w:tcPr>
             <w:tcW w:w="3260" w:type="dxa"/>
-            <w:hideMark/>
-          </w:tcPr>
-          <w:p>
-            <w:r>
-              <w:t>Jak wyżej</w:t>
+          </w:tcPr>
+          <w:p>
+            <w:r>
+              <w:t>Wartość obligatoryjna, liczba zmiennoprzecinkowa, wartości od 0</w:t>
+            </w:r>
+            <w:r>
+              <w:t xml:space="preserve"> do 20. Nazwa atrybutu zmieniona względem oryginału.</w:t>
             </w:r>
           </w:p>
         </w:tc>
@@ -5652,56 +5632,61 @@
           </w:tcPr>
           <w:p>
             <w:r>
-              <w:t>5.</w:t>
+              <w:lastRenderedPageBreak/>
+              <w:t>5</w:t>
+            </w:r>
+            <w:r>
+              <w:t>.</w:t>
             </w:r>
           </w:p>
         </w:tc>
         <w:tc>
           <w:tcPr>
             <w:tcW w:w="1576" w:type="dxa"/>
-            <w:hideMark/>
-          </w:tcPr>
-          <w:p>
-            <w:r>
-              <w:t>temp</w:t>
+          </w:tcPr>
+          <w:p>
+            <w:r>
+              <w:t>temperature</w:t>
             </w:r>
           </w:p>
         </w:tc>
         <w:tc>
           <w:tcPr>
             <w:tcW w:w="1259" w:type="dxa"/>
-            <w:hideMark/>
-          </w:tcPr>
-          <w:p>
-            <w:proofErr w:type="spellStart"/>
+          </w:tcPr>
+          <w:p>
             <w:r>
               <w:t>float</w:t>
             </w:r>
-            <w:proofErr w:type="spellEnd"/>
           </w:p>
         </w:tc>
         <w:tc>
           <w:tcPr>
             <w:tcW w:w="3261" w:type="dxa"/>
-            <w:hideMark/>
-          </w:tcPr>
-          <w:p>
-            <w:r>
-              <w:t>Średnia temperatura dnia</w:t>
-            </w:r>
-            <w:r>
-              <w:t xml:space="preserve"> podana w stopniach Celsjusza.</w:t>
+          </w:tcPr>
+          <w:p>
+            <w:r>
+              <w:t>Temperatura powietrza na wysokości 2m nad ziemią podana w stopniach Celsjusza</w:t>
             </w:r>
           </w:p>
         </w:tc>
         <w:tc>
           <w:tcPr>
             <w:tcW w:w="3260" w:type="dxa"/>
-            <w:hideMark/>
-          </w:tcPr>
-          <w:p>
-            <w:r>
-              <w:t>Jak wyżej</w:t>
+          </w:tcPr>
+          <w:p>
+            <w:r>
+              <w:t xml:space="preserve">Wartość obligatoryjna, liczba </w:t>
+            </w:r>
+            <w:r>
+              <w:t>zmiennoprzecinko</w:t>
+            </w:r>
+            <w:r>
+              <w:t xml:space="preserve">wa, wartości od </w:t>
+            </w:r>
+            <w:r>
+              <w:br/>
+              <w:t>-20 do 40 stopni Celsjusza. Nazwa atrybutu zmieniona względem oryginału.</w:t>
             </w:r>
           </w:p>
         </w:tc>
@@ -5714,58 +5699,59 @@
           </w:tcPr>
           <w:p>
             <w:r>
-              <w:t>6.</w:t>
+              <w:t>6</w:t>
+            </w:r>
+            <w:r>
+              <w:t>.</w:t>
             </w:r>
           </w:p>
         </w:tc>
         <w:tc>
           <w:tcPr>
             <w:tcW w:w="1576" w:type="dxa"/>
-            <w:hideMark/>
-          </w:tcPr>
-          <w:p>
-            <w:proofErr w:type="spellStart"/>
-            <w:r>
-              <w:t>feelslikemax</w:t>
-            </w:r>
-            <w:proofErr w:type="spellEnd"/>
+          </w:tcPr>
+          <w:p>
+            <w:r>
+              <w:rPr>
+                <w:lang w:val="en-US"/>
+              </w:rPr>
+              <w:t>wind_speed</w:t>
+            </w:r>
           </w:p>
         </w:tc>
         <w:tc>
           <w:tcPr>
             <w:tcW w:w="1259" w:type="dxa"/>
-            <w:hideMark/>
-          </w:tcPr>
-          <w:p>
-            <w:proofErr w:type="spellStart"/>
-            <w:r>
+          </w:tcPr>
+          <w:p>
+            <w:r>
+              <w:rPr>
+                <w:lang w:val="en-US"/>
+              </w:rPr>
               <w:t>float</w:t>
             </w:r>
-            <w:proofErr w:type="spellEnd"/>
           </w:p>
         </w:tc>
         <w:tc>
           <w:tcPr>
             <w:tcW w:w="3261" w:type="dxa"/>
-            <w:hideMark/>
-          </w:tcPr>
-          <w:p>
-            <w:r>
-              <w:t>Maksymalna temperatura odczuwalna</w:t>
-            </w:r>
-            <w:r>
-              <w:t xml:space="preserve"> podana w stopniach Celsjusza.</w:t>
+          </w:tcPr>
+          <w:p>
+            <w:r>
+              <w:t>Średnia prędkość wiatru podana w km/h.</w:t>
             </w:r>
           </w:p>
         </w:tc>
         <w:tc>
           <w:tcPr>
             <w:tcW w:w="3260" w:type="dxa"/>
-            <w:hideMark/>
-          </w:tcPr>
-          <w:p>
-            <w:r>
-              <w:t>Jak wyżej</w:t>
+          </w:tcPr>
+          <w:p>
+            <w:r>
+              <w:t>Wartość obligatoryjna, liczba zmiennoprzecinkowa, wartości od 0</w:t>
+            </w:r>
+            <w:r>
+              <w:t xml:space="preserve"> do 200. Nazwa atrybutu zmieniona względem oryginału.</w:t>
             </w:r>
           </w:p>
         </w:tc>
@@ -5778,1801 +5764,100 @@
           </w:tcPr>
           <w:p>
             <w:r>
-              <w:t>7.</w:t>
+              <w:t>7</w:t>
+            </w:r>
+            <w:r>
+              <w:t>.</w:t>
             </w:r>
           </w:p>
         </w:tc>
         <w:tc>
           <w:tcPr>
             <w:tcW w:w="1576" w:type="dxa"/>
-            <w:hideMark/>
-          </w:tcPr>
-          <w:p>
-            <w:proofErr w:type="spellStart"/>
-            <w:r>
-              <w:t>feelslikemin</w:t>
-            </w:r>
-            <w:proofErr w:type="spellEnd"/>
+          </w:tcPr>
+          <w:p>
+            <w:r>
+              <w:t>time</w:t>
+            </w:r>
           </w:p>
         </w:tc>
         <w:tc>
           <w:tcPr>
             <w:tcW w:w="1259" w:type="dxa"/>
-            <w:hideMark/>
-          </w:tcPr>
-          <w:p>
-            <w:proofErr w:type="spellStart"/>
-            <w:r>
-              <w:t>float</w:t>
-            </w:r>
-            <w:proofErr w:type="spellEnd"/>
+          </w:tcPr>
+          <w:p>
+            <w:r>
+              <w:t>date</w:t>
+            </w:r>
+            <w:r>
+              <w:t>time</w:t>
+            </w:r>
           </w:p>
         </w:tc>
         <w:tc>
           <w:tcPr>
             <w:tcW w:w="3261" w:type="dxa"/>
-            <w:hideMark/>
-          </w:tcPr>
-          <w:p>
-            <w:r>
-              <w:t>Minimalna temperatura odczuwalna</w:t>
-            </w:r>
-            <w:r>
-              <w:t xml:space="preserve"> podana w stopniach Celsjusza.</w:t>
+          </w:tcPr>
+          <w:p>
+            <w:r>
+              <w:t xml:space="preserve">Data </w:t>
+            </w:r>
+            <w:r>
+              <w:t xml:space="preserve">i czas </w:t>
+            </w:r>
+            <w:r>
+              <w:t>pomiaru.</w:t>
             </w:r>
           </w:p>
         </w:tc>
         <w:tc>
           <w:tcPr>
             <w:tcW w:w="3260" w:type="dxa"/>
-            <w:hideMark/>
-          </w:tcPr>
-          <w:p>
-            <w:r>
-              <w:t>Jak wyżej</w:t>
-            </w:r>
-          </w:p>
-        </w:tc>
-      </w:tr>
-      <w:tr>
-        <w:tc>
-          <w:tcPr>
-            <w:tcW w:w="709" w:type="dxa"/>
-            <w:hideMark/>
-          </w:tcPr>
-          <w:p>
-            <w:r>
-              <w:t>8.</w:t>
-            </w:r>
-          </w:p>
-        </w:tc>
-        <w:tc>
-          <w:tcPr>
-            <w:tcW w:w="1576" w:type="dxa"/>
-            <w:hideMark/>
-          </w:tcPr>
-          <w:p>
-            <w:proofErr w:type="spellStart"/>
-            <w:r>
-              <w:t>feelslike</w:t>
-            </w:r>
-            <w:proofErr w:type="spellEnd"/>
-          </w:p>
-        </w:tc>
-        <w:tc>
-          <w:tcPr>
-            <w:tcW w:w="1259" w:type="dxa"/>
-            <w:hideMark/>
-          </w:tcPr>
-          <w:p>
-            <w:proofErr w:type="spellStart"/>
-            <w:r>
-              <w:t>float</w:t>
-            </w:r>
-            <w:proofErr w:type="spellEnd"/>
-          </w:p>
-        </w:tc>
-        <w:tc>
-          <w:tcPr>
-            <w:tcW w:w="3261" w:type="dxa"/>
-            <w:hideMark/>
-          </w:tcPr>
-          <w:p>
-            <w:r>
-              <w:t>Średnia temperatura odczuwalna</w:t>
-            </w:r>
-            <w:r>
-              <w:t xml:space="preserve"> podana w stopniach Celsjusza.</w:t>
-            </w:r>
-          </w:p>
-        </w:tc>
-        <w:tc>
-          <w:tcPr>
-            <w:tcW w:w="3260" w:type="dxa"/>
-            <w:hideMark/>
-          </w:tcPr>
-          <w:p>
-            <w:r>
-              <w:t>Jak wyżej</w:t>
-            </w:r>
-          </w:p>
-        </w:tc>
-      </w:tr>
-      <w:tr>
-        <w:tc>
-          <w:tcPr>
-            <w:tcW w:w="709" w:type="dxa"/>
-            <w:hideMark/>
-          </w:tcPr>
-          <w:p>
-            <w:r>
-              <w:lastRenderedPageBreak/>
-              <w:t>9.</w:t>
-            </w:r>
-          </w:p>
-        </w:tc>
-        <w:tc>
-          <w:tcPr>
-            <w:tcW w:w="1576" w:type="dxa"/>
-            <w:hideMark/>
-          </w:tcPr>
-          <w:p>
-            <w:proofErr w:type="spellStart"/>
-            <w:r>
-              <w:t>dew</w:t>
-            </w:r>
-            <w:proofErr w:type="spellEnd"/>
-          </w:p>
-        </w:tc>
-        <w:tc>
-          <w:tcPr>
-            <w:tcW w:w="1259" w:type="dxa"/>
-            <w:hideMark/>
-          </w:tcPr>
-          <w:p>
-            <w:proofErr w:type="spellStart"/>
-            <w:r>
-              <w:t>float</w:t>
-            </w:r>
-            <w:proofErr w:type="spellEnd"/>
-          </w:p>
-        </w:tc>
-        <w:tc>
-          <w:tcPr>
-            <w:tcW w:w="3261" w:type="dxa"/>
-            <w:hideMark/>
-          </w:tcPr>
-          <w:p>
-            <w:r>
-              <w:t>Punkt rosy</w:t>
-            </w:r>
-            <w:r>
-              <w:t xml:space="preserve"> podany w stopniach Celsjusza</w:t>
-            </w:r>
-          </w:p>
-        </w:tc>
-        <w:tc>
-          <w:tcPr>
-            <w:tcW w:w="3260" w:type="dxa"/>
-            <w:hideMark/>
-          </w:tcPr>
-          <w:p>
-            <w:r>
-              <w:t xml:space="preserve">Wartość obligatoryjna, liczba </w:t>
-            </w:r>
-            <w:r>
-              <w:t>zmiennoprzecinko</w:t>
-            </w:r>
-            <w:r>
-              <w:t xml:space="preserve">wa, wartości od </w:t>
-            </w:r>
-            <w:r>
-              <w:br/>
-              <w:t>-20 do 30 stopni Celsjusza.</w:t>
-            </w:r>
-          </w:p>
-        </w:tc>
-      </w:tr>
-      <w:tr>
-        <w:tc>
-          <w:tcPr>
-            <w:tcW w:w="709" w:type="dxa"/>
-            <w:hideMark/>
-          </w:tcPr>
-          <w:p>
-            <w:r>
-              <w:t>10.</w:t>
-            </w:r>
-          </w:p>
-        </w:tc>
-        <w:tc>
-          <w:tcPr>
-            <w:tcW w:w="1576" w:type="dxa"/>
-            <w:hideMark/>
-          </w:tcPr>
-          <w:p>
-            <w:proofErr w:type="spellStart"/>
-            <w:r>
-              <w:t>humidity</w:t>
-            </w:r>
-            <w:proofErr w:type="spellEnd"/>
-          </w:p>
-        </w:tc>
-        <w:tc>
-          <w:tcPr>
-            <w:tcW w:w="1259" w:type="dxa"/>
-            <w:hideMark/>
-          </w:tcPr>
-          <w:p>
-            <w:proofErr w:type="spellStart"/>
-            <w:r>
-              <w:t>float</w:t>
-            </w:r>
-            <w:proofErr w:type="spellEnd"/>
-          </w:p>
-        </w:tc>
-        <w:tc>
-          <w:tcPr>
-            <w:tcW w:w="3261" w:type="dxa"/>
-            <w:hideMark/>
-          </w:tcPr>
-          <w:p>
-            <w:r>
-              <w:t>Wilgotność względna</w:t>
-            </w:r>
-            <w:r>
-              <w:t xml:space="preserve"> podana w procentach</w:t>
+          </w:tcPr>
+          <w:p>
+            <w:r>
+              <w:t>Data zapisana w formacie:</w:t>
+            </w:r>
+            <w:r>
+              <w:t xml:space="preserve"> </w:t>
+            </w:r>
+            <w:r>
+              <w:rPr>
+                <w:rFonts w:asciiTheme="minorHAnsi" w:hAnsiTheme="minorHAnsi" w:cstheme="minorHAnsi"/>
+              </w:rPr>
+              <w:t>YYYY-MM-DD HH:MM:SS</w:t>
             </w:r>
             <w:r>
               <w:t>.</w:t>
             </w:r>
-          </w:p>
-        </w:tc>
-        <w:tc>
-          <w:tcPr>
-            <w:tcW w:w="3260" w:type="dxa"/>
-            <w:hideMark/>
-          </w:tcPr>
-          <w:p>
-            <w:r>
-              <w:t>Wartość obligatoryjna, zmiennoprzecinkowa, dozwolony zakres od 0 do 100</w:t>
-            </w:r>
-          </w:p>
-        </w:tc>
-      </w:tr>
-      <w:tr>
-        <w:tc>
-          <w:tcPr>
-            <w:tcW w:w="709" w:type="dxa"/>
-            <w:hideMark/>
-          </w:tcPr>
-          <w:p>
-            <w:r>
-              <w:t>11.</w:t>
-            </w:r>
-          </w:p>
-        </w:tc>
-        <w:tc>
-          <w:tcPr>
-            <w:tcW w:w="1576" w:type="dxa"/>
-            <w:hideMark/>
-          </w:tcPr>
-          <w:p>
-            <w:proofErr w:type="spellStart"/>
-            <w:r>
-              <w:t>precip</w:t>
-            </w:r>
-            <w:proofErr w:type="spellEnd"/>
-          </w:p>
-        </w:tc>
-        <w:tc>
-          <w:tcPr>
-            <w:tcW w:w="1259" w:type="dxa"/>
-            <w:hideMark/>
-          </w:tcPr>
-          <w:p>
-            <w:proofErr w:type="spellStart"/>
-            <w:r>
-              <w:t>float</w:t>
-            </w:r>
-            <w:proofErr w:type="spellEnd"/>
-          </w:p>
-        </w:tc>
-        <w:tc>
-          <w:tcPr>
-            <w:tcW w:w="3261" w:type="dxa"/>
-            <w:hideMark/>
-          </w:tcPr>
-          <w:p>
-            <w:r>
-              <w:t>Ilość opadów</w:t>
-            </w:r>
-            <w:r>
-              <w:t xml:space="preserve"> w mm</w:t>
-            </w:r>
-            <w:r>
-              <w:t>.</w:t>
-            </w:r>
-          </w:p>
-        </w:tc>
-        <w:tc>
-          <w:tcPr>
-            <w:tcW w:w="3260" w:type="dxa"/>
-            <w:hideMark/>
-          </w:tcPr>
-          <w:p>
-            <w:r>
-              <w:t>Wartość obligatoryjna, liczba zmiennoprzecinkowa, dozwolony zakres od 0</w:t>
-            </w:r>
-            <w:r>
-              <w:t xml:space="preserve"> do</w:t>
-            </w:r>
-          </w:p>
-        </w:tc>
-      </w:tr>
-      <w:tr>
-        <w:tc>
-          <w:tcPr>
-            <w:tcW w:w="709" w:type="dxa"/>
-            <w:hideMark/>
-          </w:tcPr>
-          <w:p>
-            <w:r>
-              <w:t>12.</w:t>
-            </w:r>
-          </w:p>
-        </w:tc>
-        <w:tc>
-          <w:tcPr>
-            <w:tcW w:w="1576" w:type="dxa"/>
-            <w:hideMark/>
-          </w:tcPr>
-          <w:p>
-            <w:proofErr w:type="spellStart"/>
-            <w:r>
-              <w:t>precipprob</w:t>
-            </w:r>
-            <w:proofErr w:type="spellEnd"/>
-          </w:p>
-        </w:tc>
-        <w:tc>
-          <w:tcPr>
-            <w:tcW w:w="1259" w:type="dxa"/>
-            <w:hideMark/>
-          </w:tcPr>
-          <w:p>
-            <w:proofErr w:type="spellStart"/>
-            <w:r>
-              <w:t>int</w:t>
-            </w:r>
-            <w:proofErr w:type="spellEnd"/>
-          </w:p>
-        </w:tc>
-        <w:tc>
-          <w:tcPr>
-            <w:tcW w:w="3261" w:type="dxa"/>
-            <w:hideMark/>
-          </w:tcPr>
-          <w:p>
-            <w:r>
-              <w:t>Prawdopodobieństwo opadów wyrażone w procentach.</w:t>
-            </w:r>
-          </w:p>
-        </w:tc>
-        <w:tc>
-          <w:tcPr>
-            <w:tcW w:w="3260" w:type="dxa"/>
-            <w:hideMark/>
-          </w:tcPr>
-          <w:p>
-            <w:r>
-              <w:t>Wartość obligatoryjna, całkowita, dozwolony zakres od 0 do 100</w:t>
-            </w:r>
-            <w:r>
-              <w:t>.</w:t>
-            </w:r>
-          </w:p>
-        </w:tc>
-      </w:tr>
-      <w:tr>
-        <w:tc>
-          <w:tcPr>
-            <w:tcW w:w="709" w:type="dxa"/>
-            <w:hideMark/>
-          </w:tcPr>
-          <w:p>
-            <w:r>
-              <w:t>13.</w:t>
-            </w:r>
-          </w:p>
-        </w:tc>
-        <w:tc>
-          <w:tcPr>
-            <w:tcW w:w="1576" w:type="dxa"/>
-            <w:hideMark/>
-          </w:tcPr>
-          <w:p>
-            <w:proofErr w:type="spellStart"/>
-            <w:r>
-              <w:t>precipcover</w:t>
-            </w:r>
-            <w:proofErr w:type="spellEnd"/>
-          </w:p>
-        </w:tc>
-        <w:tc>
-          <w:tcPr>
-            <w:tcW w:w="1259" w:type="dxa"/>
-            <w:hideMark/>
-          </w:tcPr>
-          <w:p>
-            <w:proofErr w:type="spellStart"/>
-            <w:r>
-              <w:t>float</w:t>
-            </w:r>
-            <w:proofErr w:type="spellEnd"/>
-          </w:p>
-        </w:tc>
-        <w:tc>
-          <w:tcPr>
-            <w:tcW w:w="3261" w:type="dxa"/>
-            <w:hideMark/>
-          </w:tcPr>
-          <w:p>
-            <w:r>
-              <w:t>O</w:t>
-            </w:r>
-            <w:r>
-              <w:t>dsetek czasu z opadem.</w:t>
-            </w:r>
-          </w:p>
-        </w:tc>
-        <w:tc>
-          <w:tcPr>
-            <w:tcW w:w="3260" w:type="dxa"/>
-            <w:hideMark/>
-          </w:tcPr>
-          <w:p>
-            <w:r>
-              <w:t>Wartość obligatoryjna, zmiennoprzecinkowa, dozwolony zakres od 0 do 100</w:t>
-            </w:r>
-          </w:p>
-        </w:tc>
-      </w:tr>
-      <w:tr>
-        <w:tc>
-          <w:tcPr>
-            <w:tcW w:w="709" w:type="dxa"/>
-            <w:hideMark/>
-          </w:tcPr>
-          <w:p>
-            <w:r>
-              <w:t>14.</w:t>
-            </w:r>
-          </w:p>
-        </w:tc>
-        <w:tc>
-          <w:tcPr>
-            <w:tcW w:w="1576" w:type="dxa"/>
-            <w:hideMark/>
-          </w:tcPr>
-          <w:p>
-            <w:proofErr w:type="spellStart"/>
-            <w:r>
-              <w:t>preciptype</w:t>
-            </w:r>
-            <w:proofErr w:type="spellEnd"/>
-          </w:p>
-        </w:tc>
-        <w:tc>
-          <w:tcPr>
-            <w:tcW w:w="1259" w:type="dxa"/>
-            <w:hideMark/>
-          </w:tcPr>
-          <w:p>
-            <w:r>
-              <w:t>string</w:t>
-            </w:r>
-          </w:p>
-        </w:tc>
-        <w:tc>
-          <w:tcPr>
-            <w:tcW w:w="3261" w:type="dxa"/>
-            <w:hideMark/>
-          </w:tcPr>
-          <w:p>
-            <w:r>
-              <w:t>Rodzaj opadów.</w:t>
-            </w:r>
-          </w:p>
-        </w:tc>
-        <w:tc>
-          <w:tcPr>
-            <w:tcW w:w="3260" w:type="dxa"/>
-            <w:hideMark/>
-          </w:tcPr>
-          <w:p>
-            <w:r>
-              <w:t xml:space="preserve">Dozwolone wartości NULL, </w:t>
-            </w:r>
-            <w:r>
-              <w:t xml:space="preserve">lista oddzielonych przecinkiem rodzajów opadów takich jak: </w:t>
-            </w:r>
-            <w:proofErr w:type="spellStart"/>
-            <w:r>
-              <w:t>rain</w:t>
-            </w:r>
-            <w:proofErr w:type="spellEnd"/>
-            <w:r>
-              <w:t xml:space="preserve">, </w:t>
-            </w:r>
-            <w:proofErr w:type="spellStart"/>
-            <w:r>
-              <w:t>snow</w:t>
-            </w:r>
-            <w:proofErr w:type="spellEnd"/>
-            <w:r>
-              <w:t xml:space="preserve">, </w:t>
-            </w:r>
-            <w:proofErr w:type="spellStart"/>
-            <w:r>
-              <w:t>freezingrain</w:t>
-            </w:r>
-            <w:proofErr w:type="spellEnd"/>
-            <w:r>
-              <w:t xml:space="preserve"> (52% war</w:t>
-            </w:r>
-          </w:p>
-        </w:tc>
-      </w:tr>
-      <w:tr>
-        <w:tc>
-          <w:tcPr>
-            <w:tcW w:w="709" w:type="dxa"/>
-            <w:hideMark/>
-          </w:tcPr>
-          <w:p>
-            <w:r>
-              <w:t>15.</w:t>
-            </w:r>
-          </w:p>
-        </w:tc>
-        <w:tc>
-          <w:tcPr>
-            <w:tcW w:w="1576" w:type="dxa"/>
-            <w:hideMark/>
-          </w:tcPr>
-          <w:p>
-            <w:proofErr w:type="spellStart"/>
-            <w:r>
-              <w:t>snow</w:t>
-            </w:r>
-            <w:proofErr w:type="spellEnd"/>
-          </w:p>
-        </w:tc>
-        <w:tc>
-          <w:tcPr>
-            <w:tcW w:w="1259" w:type="dxa"/>
-            <w:hideMark/>
-          </w:tcPr>
-          <w:p>
-            <w:proofErr w:type="spellStart"/>
-            <w:r>
-              <w:t>float</w:t>
-            </w:r>
-            <w:proofErr w:type="spellEnd"/>
-          </w:p>
-        </w:tc>
-        <w:tc>
-          <w:tcPr>
-            <w:tcW w:w="3261" w:type="dxa"/>
-            <w:hideMark/>
-          </w:tcPr>
-          <w:p>
-            <w:r>
-              <w:t>Ilość opadów śniegu podana w centymetrach.</w:t>
-            </w:r>
-          </w:p>
-        </w:tc>
-        <w:tc>
-          <w:tcPr>
-            <w:tcW w:w="3260" w:type="dxa"/>
-            <w:hideMark/>
-          </w:tcPr>
-          <w:p>
-            <w:r>
-              <w:t>Wartość obligatoryjna, liczba zmiennoprzecinkowa, wartości od 0</w:t>
-            </w:r>
-          </w:p>
-        </w:tc>
-      </w:tr>
-      <w:tr>
-        <w:tc>
-          <w:tcPr>
-            <w:tcW w:w="709" w:type="dxa"/>
-            <w:hideMark/>
-          </w:tcPr>
-          <w:p>
-            <w:r>
-              <w:t>16.</w:t>
-            </w:r>
-          </w:p>
-        </w:tc>
-        <w:tc>
-          <w:tcPr>
-            <w:tcW w:w="1576" w:type="dxa"/>
-            <w:hideMark/>
-          </w:tcPr>
-          <w:p>
-            <w:proofErr w:type="spellStart"/>
-            <w:r>
-              <w:t>snowdepth</w:t>
-            </w:r>
-            <w:proofErr w:type="spellEnd"/>
-          </w:p>
-        </w:tc>
-        <w:tc>
-          <w:tcPr>
-            <w:tcW w:w="1259" w:type="dxa"/>
-            <w:hideMark/>
-          </w:tcPr>
-          <w:p>
-            <w:proofErr w:type="spellStart"/>
-            <w:r>
-              <w:t>float</w:t>
-            </w:r>
-            <w:proofErr w:type="spellEnd"/>
-          </w:p>
-        </w:tc>
-        <w:tc>
-          <w:tcPr>
-            <w:tcW w:w="3261" w:type="dxa"/>
-            <w:hideMark/>
-          </w:tcPr>
-          <w:p>
-            <w:r>
-              <w:t>Grubość pokrywy śnieżnej podana w centymetrach.</w:t>
-            </w:r>
-          </w:p>
-        </w:tc>
-        <w:tc>
-          <w:tcPr>
-            <w:tcW w:w="3260" w:type="dxa"/>
-            <w:hideMark/>
-          </w:tcPr>
-          <w:p>
-            <w:r>
-              <w:t>Wartość obligatoryjna, liczba zmiennoprzecinkowa, wartości od 0</w:t>
-            </w:r>
-          </w:p>
-        </w:tc>
-      </w:tr>
-      <w:tr>
-        <w:tc>
-          <w:tcPr>
-            <w:tcW w:w="709" w:type="dxa"/>
-            <w:hideMark/>
-          </w:tcPr>
-          <w:p>
-            <w:r>
-              <w:t>17.</w:t>
-            </w:r>
-          </w:p>
-        </w:tc>
-        <w:tc>
-          <w:tcPr>
-            <w:tcW w:w="1576" w:type="dxa"/>
-            <w:hideMark/>
-          </w:tcPr>
-          <w:p>
-            <w:proofErr w:type="spellStart"/>
-            <w:r>
-              <w:t>windgust</w:t>
-            </w:r>
-            <w:proofErr w:type="spellEnd"/>
-          </w:p>
-        </w:tc>
-        <w:tc>
-          <w:tcPr>
-            <w:tcW w:w="1259" w:type="dxa"/>
-            <w:hideMark/>
-          </w:tcPr>
-          <w:p>
-            <w:proofErr w:type="spellStart"/>
-            <w:r>
-              <w:t>float</w:t>
-            </w:r>
-            <w:proofErr w:type="spellEnd"/>
-          </w:p>
-        </w:tc>
-        <w:tc>
-          <w:tcPr>
-            <w:tcW w:w="3261" w:type="dxa"/>
-            <w:hideMark/>
-          </w:tcPr>
-          <w:p>
-            <w:r>
-              <w:t>Prędkość porywów wiatru podana w km/h.</w:t>
-            </w:r>
-          </w:p>
-        </w:tc>
-        <w:tc>
-          <w:tcPr>
-            <w:tcW w:w="3260" w:type="dxa"/>
-            <w:hideMark/>
-          </w:tcPr>
-          <w:p>
-            <w:r>
-              <w:t>Wartość obligatoryjna, liczba zmiennoprzecinkowa, wartości od 0</w:t>
-            </w:r>
-          </w:p>
-        </w:tc>
-      </w:tr>
-      <w:tr>
-        <w:tc>
-          <w:tcPr>
-            <w:tcW w:w="709" w:type="dxa"/>
-            <w:hideMark/>
-          </w:tcPr>
-          <w:p>
-            <w:r>
-              <w:t>18.</w:t>
-            </w:r>
-          </w:p>
-        </w:tc>
-        <w:tc>
-          <w:tcPr>
-            <w:tcW w:w="1576" w:type="dxa"/>
-            <w:hideMark/>
-          </w:tcPr>
-          <w:p>
-            <w:proofErr w:type="spellStart"/>
-            <w:r>
-              <w:t>windspeed</w:t>
-            </w:r>
-            <w:proofErr w:type="spellEnd"/>
-          </w:p>
-        </w:tc>
-        <w:tc>
-          <w:tcPr>
-            <w:tcW w:w="1259" w:type="dxa"/>
-            <w:hideMark/>
-          </w:tcPr>
-          <w:p>
-            <w:proofErr w:type="spellStart"/>
-            <w:r>
-              <w:t>float</w:t>
-            </w:r>
-            <w:proofErr w:type="spellEnd"/>
-          </w:p>
-        </w:tc>
-        <w:tc>
-          <w:tcPr>
-            <w:tcW w:w="3261" w:type="dxa"/>
-            <w:hideMark/>
-          </w:tcPr>
-          <w:p>
-            <w:r>
-              <w:t>Średnia prędkość wiatru podana w km/h.</w:t>
-            </w:r>
-          </w:p>
-        </w:tc>
-        <w:tc>
-          <w:tcPr>
-            <w:tcW w:w="3260" w:type="dxa"/>
-            <w:hideMark/>
-          </w:tcPr>
-          <w:p>
-            <w:r>
-              <w:t>Wartość obligatoryjna, liczba zmiennoprzecinkowa, wartości od 0</w:t>
-            </w:r>
-          </w:p>
-        </w:tc>
-      </w:tr>
-      <w:tr>
-        <w:tc>
-          <w:tcPr>
-            <w:tcW w:w="709" w:type="dxa"/>
-            <w:hideMark/>
-          </w:tcPr>
-          <w:p>
-            <w:r>
-              <w:t>19.</w:t>
-            </w:r>
-          </w:p>
-        </w:tc>
-        <w:tc>
-          <w:tcPr>
-            <w:tcW w:w="1576" w:type="dxa"/>
-            <w:hideMark/>
-          </w:tcPr>
-          <w:p>
-            <w:proofErr w:type="spellStart"/>
-            <w:r>
-              <w:t>winddir</w:t>
-            </w:r>
-            <w:proofErr w:type="spellEnd"/>
-          </w:p>
-        </w:tc>
-        <w:tc>
-          <w:tcPr>
-            <w:tcW w:w="1259" w:type="dxa"/>
-            <w:hideMark/>
-          </w:tcPr>
-          <w:p>
-            <w:proofErr w:type="spellStart"/>
-            <w:r>
-              <w:t>float</w:t>
-            </w:r>
-            <w:proofErr w:type="spellEnd"/>
-          </w:p>
-        </w:tc>
-        <w:tc>
-          <w:tcPr>
-            <w:tcW w:w="3261" w:type="dxa"/>
-            <w:hideMark/>
-          </w:tcPr>
-          <w:p>
-            <w:r>
-              <w:t>Kierunek wiatru wyrażony w stopniach.</w:t>
-            </w:r>
-          </w:p>
-        </w:tc>
-        <w:tc>
-          <w:tcPr>
-            <w:tcW w:w="3260" w:type="dxa"/>
-            <w:hideMark/>
-          </w:tcPr>
-          <w:p>
-            <w:r>
-              <w:t>Wartość obligatoryjna, liczba zmiennoprzecinkowa, dozwolony zakres od 0 do 360</w:t>
-            </w:r>
-            <w:r>
-              <w:t xml:space="preserve"> (wyłącznie)</w:t>
-            </w:r>
-            <w:r>
-              <w:t>.</w:t>
-            </w:r>
-          </w:p>
-        </w:tc>
-      </w:tr>
-      <w:tr>
-        <w:tc>
-          <w:tcPr>
-            <w:tcW w:w="709" w:type="dxa"/>
-            <w:hideMark/>
-          </w:tcPr>
-          <w:p>
-            <w:r>
-              <w:t>20.</w:t>
-            </w:r>
-          </w:p>
-        </w:tc>
-        <w:tc>
-          <w:tcPr>
-            <w:tcW w:w="1576" w:type="dxa"/>
-            <w:hideMark/>
-          </w:tcPr>
-          <w:p>
-            <w:proofErr w:type="spellStart"/>
-            <w:r>
-              <w:t>sealevelpressure</w:t>
-            </w:r>
-            <w:proofErr w:type="spellEnd"/>
-          </w:p>
-        </w:tc>
-        <w:tc>
-          <w:tcPr>
-            <w:tcW w:w="1259" w:type="dxa"/>
-            <w:hideMark/>
-          </w:tcPr>
-          <w:p>
-            <w:proofErr w:type="spellStart"/>
-            <w:r>
-              <w:t>float</w:t>
-            </w:r>
-            <w:proofErr w:type="spellEnd"/>
-          </w:p>
-        </w:tc>
-        <w:tc>
-          <w:tcPr>
-            <w:tcW w:w="3261" w:type="dxa"/>
-            <w:hideMark/>
-          </w:tcPr>
-          <w:p>
-            <w:r>
-              <w:t>Ciśnienie atmosferyczne na poziomie morza podane w h</w:t>
-            </w:r>
-            <w:r>
-              <w:t>ektopaskalach</w:t>
-            </w:r>
-          </w:p>
-        </w:tc>
-        <w:tc>
-          <w:tcPr>
-            <w:tcW w:w="3260" w:type="dxa"/>
-            <w:hideMark/>
-          </w:tcPr>
-          <w:p>
-            <w:r>
-              <w:t>Wartość obligatoryjna, liczba zmiennoprzecinkowa, typowe wartości z zakresu od 950 do 1050.</w:t>
-            </w:r>
-          </w:p>
-        </w:tc>
-      </w:tr>
-      <w:tr>
-        <w:tc>
-          <w:tcPr>
-            <w:tcW w:w="709" w:type="dxa"/>
-            <w:hideMark/>
-          </w:tcPr>
-          <w:p>
-            <w:r>
-              <w:t>21.</w:t>
-            </w:r>
-          </w:p>
-        </w:tc>
-        <w:tc>
-          <w:tcPr>
-            <w:tcW w:w="1576" w:type="dxa"/>
-            <w:hideMark/>
-          </w:tcPr>
-          <w:p>
-            <w:proofErr w:type="spellStart"/>
-            <w:r>
-              <w:t>cloudcover</w:t>
-            </w:r>
-            <w:proofErr w:type="spellEnd"/>
-          </w:p>
-        </w:tc>
-        <w:tc>
-          <w:tcPr>
-            <w:tcW w:w="1259" w:type="dxa"/>
-            <w:hideMark/>
-          </w:tcPr>
-          <w:p>
-            <w:proofErr w:type="spellStart"/>
-            <w:r>
-              <w:t>float</w:t>
-            </w:r>
-            <w:proofErr w:type="spellEnd"/>
-          </w:p>
-        </w:tc>
-        <w:tc>
-          <w:tcPr>
-            <w:tcW w:w="3261" w:type="dxa"/>
-            <w:hideMark/>
-          </w:tcPr>
-          <w:p>
-            <w:r>
-              <w:t>Stopień zachmurzenia podany w procentach</w:t>
-            </w:r>
-          </w:p>
-        </w:tc>
-        <w:tc>
-          <w:tcPr>
-            <w:tcW w:w="3260" w:type="dxa"/>
-            <w:hideMark/>
-          </w:tcPr>
-          <w:p>
-            <w:r>
-              <w:t>Wartość obligatoryjna, liczba zmiennoprzecinkowa, dozwolony zakres od 0 do 100.</w:t>
-            </w:r>
-          </w:p>
-        </w:tc>
-      </w:tr>
-      <w:tr>
-        <w:tc>
-          <w:tcPr>
-            <w:tcW w:w="709" w:type="dxa"/>
-            <w:hideMark/>
-          </w:tcPr>
-          <w:p>
-            <w:r>
-              <w:lastRenderedPageBreak/>
-              <w:t>22.</w:t>
-            </w:r>
-          </w:p>
-        </w:tc>
-        <w:tc>
-          <w:tcPr>
-            <w:tcW w:w="1576" w:type="dxa"/>
-            <w:hideMark/>
-          </w:tcPr>
-          <w:p>
-            <w:proofErr w:type="spellStart"/>
-            <w:r>
-              <w:t>visibility</w:t>
-            </w:r>
-            <w:proofErr w:type="spellEnd"/>
-          </w:p>
-        </w:tc>
-        <w:tc>
-          <w:tcPr>
-            <w:tcW w:w="1259" w:type="dxa"/>
-            <w:hideMark/>
-          </w:tcPr>
-          <w:p>
-            <w:proofErr w:type="spellStart"/>
-            <w:r>
-              <w:t>float</w:t>
-            </w:r>
-            <w:proofErr w:type="spellEnd"/>
-          </w:p>
-        </w:tc>
-        <w:tc>
-          <w:tcPr>
-            <w:tcW w:w="3261" w:type="dxa"/>
-            <w:hideMark/>
-          </w:tcPr>
-          <w:p>
-            <w:r>
-              <w:t>Widoczność podana w kilometrach.</w:t>
-            </w:r>
-          </w:p>
-        </w:tc>
-        <w:tc>
-          <w:tcPr>
-            <w:tcW w:w="3260" w:type="dxa"/>
-            <w:hideMark/>
-          </w:tcPr>
-          <w:p>
-            <w:r>
-              <w:t>Wartość obligatoryjna, liczba zmiennoprzecinkowa, typowe wartości od 0 do</w:t>
-            </w:r>
-            <w:r>
+            <w:r>
+              <w:t xml:space="preserve"> Wartość obligatoryjna, unikalna.</w:t>
+            </w:r>
+            <w:r>
+              <w:rPr>
+                <w:rFonts w:asciiTheme="minorHAnsi" w:hAnsiTheme="minorHAnsi" w:cstheme="minorHAnsi"/>
+              </w:rPr>
               <w:t xml:space="preserve"> </w:t>
             </w:r>
             <w:r>
-              <w:t>25.</w:t>
-            </w:r>
-          </w:p>
-        </w:tc>
-      </w:tr>
-      <w:tr>
-        <w:tc>
-          <w:tcPr>
-            <w:tcW w:w="709" w:type="dxa"/>
-            <w:hideMark/>
-          </w:tcPr>
-          <w:p>
-            <w:r>
-              <w:t>23.</w:t>
-            </w:r>
-          </w:p>
-        </w:tc>
-        <w:tc>
-          <w:tcPr>
-            <w:tcW w:w="1576" w:type="dxa"/>
-            <w:hideMark/>
-          </w:tcPr>
-          <w:p>
-            <w:proofErr w:type="spellStart"/>
-            <w:r>
-              <w:t>solarradiation</w:t>
-            </w:r>
-            <w:proofErr w:type="spellEnd"/>
-          </w:p>
-        </w:tc>
-        <w:tc>
-          <w:tcPr>
-            <w:tcW w:w="1259" w:type="dxa"/>
-            <w:hideMark/>
-          </w:tcPr>
-          <w:p>
-            <w:proofErr w:type="spellStart"/>
-            <w:r>
-              <w:t>float</w:t>
-            </w:r>
-            <w:proofErr w:type="spellEnd"/>
-          </w:p>
-        </w:tc>
-        <w:tc>
-          <w:tcPr>
-            <w:tcW w:w="3261" w:type="dxa"/>
-            <w:hideMark/>
-          </w:tcPr>
-          <w:p>
-            <w:r>
-              <w:t>Promieniowanie słoneczne podane w W/m^2.</w:t>
-            </w:r>
-          </w:p>
-        </w:tc>
-        <w:tc>
-          <w:tcPr>
-            <w:tcW w:w="3260" w:type="dxa"/>
-            <w:hideMark/>
-          </w:tcPr>
-          <w:p>
-            <w:r>
-              <w:t>Wartość obligatoryjna, liczba zmiennoprzecinkowa, wartości od 0.0.</w:t>
-            </w:r>
-          </w:p>
-        </w:tc>
-      </w:tr>
-      <w:tr>
-        <w:tc>
-          <w:tcPr>
-            <w:tcW w:w="709" w:type="dxa"/>
-            <w:hideMark/>
-          </w:tcPr>
-          <w:p>
-            <w:r>
-              <w:t>24.</w:t>
-            </w:r>
-          </w:p>
-        </w:tc>
-        <w:tc>
-          <w:tcPr>
-            <w:tcW w:w="1576" w:type="dxa"/>
-            <w:hideMark/>
-          </w:tcPr>
-          <w:p>
-            <w:proofErr w:type="spellStart"/>
-            <w:r>
-              <w:t>solarenergy</w:t>
-            </w:r>
-            <w:proofErr w:type="spellEnd"/>
-          </w:p>
-        </w:tc>
-        <w:tc>
-          <w:tcPr>
-            <w:tcW w:w="1259" w:type="dxa"/>
-            <w:hideMark/>
-          </w:tcPr>
-          <w:p>
-            <w:proofErr w:type="spellStart"/>
-            <w:r>
-              <w:t>float</w:t>
-            </w:r>
-            <w:proofErr w:type="spellEnd"/>
-          </w:p>
-        </w:tc>
-        <w:tc>
-          <w:tcPr>
-            <w:tcW w:w="3261" w:type="dxa"/>
-            <w:hideMark/>
-          </w:tcPr>
-          <w:p>
-            <w:r>
-              <w:t>Całkowita energia słoneczna podana w MJ/m^2.</w:t>
-            </w:r>
-          </w:p>
-        </w:tc>
-        <w:tc>
-          <w:tcPr>
-            <w:tcW w:w="3260" w:type="dxa"/>
-            <w:hideMark/>
-          </w:tcPr>
-          <w:p>
-            <w:r>
-              <w:t>Wartość obligatoryjna, liczba zmiennoprzecinkowa, wartości od 0.0.</w:t>
-            </w:r>
-          </w:p>
-        </w:tc>
-      </w:tr>
-      <w:tr>
-        <w:tc>
-          <w:tcPr>
-            <w:tcW w:w="709" w:type="dxa"/>
-            <w:hideMark/>
-          </w:tcPr>
-          <w:p>
-            <w:r>
-              <w:t>25.</w:t>
-            </w:r>
-          </w:p>
-        </w:tc>
-        <w:tc>
-          <w:tcPr>
-            <w:tcW w:w="1576" w:type="dxa"/>
-            <w:hideMark/>
-          </w:tcPr>
-          <w:p>
-            <w:proofErr w:type="spellStart"/>
-            <w:r>
-              <w:t>uvindex</w:t>
-            </w:r>
-            <w:proofErr w:type="spellEnd"/>
-          </w:p>
-        </w:tc>
-        <w:tc>
-          <w:tcPr>
-            <w:tcW w:w="1259" w:type="dxa"/>
-            <w:hideMark/>
-          </w:tcPr>
-          <w:p>
-            <w:proofErr w:type="spellStart"/>
-            <w:r>
-              <w:t>int</w:t>
-            </w:r>
-            <w:proofErr w:type="spellEnd"/>
-          </w:p>
-        </w:tc>
-        <w:tc>
-          <w:tcPr>
-            <w:tcW w:w="3261" w:type="dxa"/>
-            <w:hideMark/>
-          </w:tcPr>
-          <w:p>
-            <w:r>
-              <w:t>Indeks promieniowania UV.</w:t>
-            </w:r>
-          </w:p>
-        </w:tc>
-        <w:tc>
-          <w:tcPr>
-            <w:tcW w:w="3260" w:type="dxa"/>
-            <w:hideMark/>
-          </w:tcPr>
-          <w:p>
-            <w:r>
-              <w:t xml:space="preserve">Wartość obligatoryjna, liczba całkowita, </w:t>
-            </w:r>
-            <w:r>
-              <w:t>dozwolony zakres od 0 do 10</w:t>
-            </w:r>
-          </w:p>
-        </w:tc>
-      </w:tr>
-      <w:tr>
-        <w:tc>
-          <w:tcPr>
-            <w:tcW w:w="709" w:type="dxa"/>
-            <w:hideMark/>
-          </w:tcPr>
-          <w:p>
-            <w:r>
-              <w:t>26.</w:t>
-            </w:r>
-          </w:p>
-        </w:tc>
-        <w:tc>
-          <w:tcPr>
-            <w:tcW w:w="1576" w:type="dxa"/>
-            <w:hideMark/>
-          </w:tcPr>
-          <w:p>
-            <w:proofErr w:type="spellStart"/>
-            <w:r>
-              <w:t>severerisk</w:t>
-            </w:r>
-            <w:proofErr w:type="spellEnd"/>
-          </w:p>
-        </w:tc>
-        <w:tc>
-          <w:tcPr>
-            <w:tcW w:w="1259" w:type="dxa"/>
-            <w:hideMark/>
-          </w:tcPr>
-          <w:p>
-            <w:r>
-              <w:t>string</w:t>
-            </w:r>
-          </w:p>
-        </w:tc>
-        <w:tc>
-          <w:tcPr>
-            <w:tcW w:w="3261" w:type="dxa"/>
-            <w:hideMark/>
-          </w:tcPr>
-          <w:p>
-            <w:r>
-              <w:t>Ryzyko wystąpienia trudnych warunków pogodowych.</w:t>
-            </w:r>
-          </w:p>
-        </w:tc>
-        <w:tc>
-          <w:tcPr>
-            <w:tcW w:w="3260" w:type="dxa"/>
-            <w:hideMark/>
-          </w:tcPr>
-          <w:p>
-            <w:r>
-              <w:t>Dozwolone wartości NULL</w:t>
-            </w:r>
-            <w:r>
-              <w:t>, liczba całkowita, skala od 0 do 100.</w:t>
-            </w:r>
-          </w:p>
-        </w:tc>
-      </w:tr>
-      <w:tr>
-        <w:tc>
-          <w:tcPr>
-            <w:tcW w:w="709" w:type="dxa"/>
-            <w:hideMark/>
-          </w:tcPr>
-          <w:p>
-            <w:r>
-              <w:t>27.</w:t>
-            </w:r>
-          </w:p>
-        </w:tc>
-        <w:tc>
-          <w:tcPr>
-            <w:tcW w:w="1576" w:type="dxa"/>
-            <w:hideMark/>
-          </w:tcPr>
-          <w:p>
-            <w:proofErr w:type="spellStart"/>
-            <w:r>
-              <w:t>sunrise</w:t>
-            </w:r>
-            <w:proofErr w:type="spellEnd"/>
-          </w:p>
-        </w:tc>
-        <w:tc>
-          <w:tcPr>
-            <w:tcW w:w="1259" w:type="dxa"/>
-            <w:hideMark/>
-          </w:tcPr>
-          <w:p>
-            <w:proofErr w:type="spellStart"/>
-            <w:r>
-              <w:t>datetime</w:t>
-            </w:r>
-            <w:proofErr w:type="spellEnd"/>
-          </w:p>
-        </w:tc>
-        <w:tc>
-          <w:tcPr>
-            <w:tcW w:w="3261" w:type="dxa"/>
-            <w:hideMark/>
-          </w:tcPr>
-          <w:p>
-            <w:r>
-              <w:t>Data i czas wschodu słońca.</w:t>
-            </w:r>
-          </w:p>
-        </w:tc>
-        <w:tc>
-          <w:tcPr>
-            <w:tcW w:w="3260" w:type="dxa"/>
-            <w:hideMark/>
-          </w:tcPr>
-          <w:p>
-            <w:r>
-              <w:t xml:space="preserve">Wartość obligatoryjna, format </w:t>
-            </w:r>
-            <w:r>
-              <w:t>YYYY-MM-DD HH:MM:SS (w danych źródłowych format daty to YYYY-MM-DDTHH:MM:SS)</w:t>
-            </w:r>
-          </w:p>
-        </w:tc>
-      </w:tr>
-      <w:tr>
-        <w:tc>
-          <w:tcPr>
-            <w:tcW w:w="709" w:type="dxa"/>
-            <w:hideMark/>
-          </w:tcPr>
-          <w:p>
-            <w:r>
-              <w:t>28.</w:t>
-            </w:r>
-          </w:p>
-        </w:tc>
-        <w:tc>
-          <w:tcPr>
-            <w:tcW w:w="1576" w:type="dxa"/>
-            <w:hideMark/>
-          </w:tcPr>
-          <w:p>
-            <w:proofErr w:type="spellStart"/>
-            <w:r>
-              <w:t>sunset</w:t>
-            </w:r>
-            <w:proofErr w:type="spellEnd"/>
-          </w:p>
-        </w:tc>
-        <w:tc>
-          <w:tcPr>
-            <w:tcW w:w="1259" w:type="dxa"/>
-            <w:hideMark/>
-          </w:tcPr>
-          <w:p>
-            <w:proofErr w:type="spellStart"/>
-            <w:r>
-              <w:t>datetime</w:t>
-            </w:r>
-            <w:proofErr w:type="spellEnd"/>
-          </w:p>
-        </w:tc>
-        <w:tc>
-          <w:tcPr>
-            <w:tcW w:w="3261" w:type="dxa"/>
-            <w:hideMark/>
-          </w:tcPr>
-          <w:p>
-            <w:r>
-              <w:t>Data i czas zachodu słońca.</w:t>
-            </w:r>
-          </w:p>
-        </w:tc>
-        <w:tc>
-          <w:tcPr>
-            <w:tcW w:w="3260" w:type="dxa"/>
-            <w:hideMark/>
-          </w:tcPr>
-          <w:p>
-            <w:r>
-              <w:t>Zawiera datę i czas.</w:t>
-            </w:r>
-          </w:p>
-        </w:tc>
-      </w:tr>
-      <w:tr>
-        <w:tc>
-          <w:tcPr>
-            <w:tcW w:w="709" w:type="dxa"/>
-            <w:hideMark/>
-          </w:tcPr>
-          <w:p>
-            <w:r>
-              <w:t>29.</w:t>
-            </w:r>
-          </w:p>
-        </w:tc>
-        <w:tc>
-          <w:tcPr>
-            <w:tcW w:w="1576" w:type="dxa"/>
-            <w:hideMark/>
-          </w:tcPr>
-          <w:p>
-            <w:proofErr w:type="spellStart"/>
-            <w:r>
-              <w:t>moonphase</w:t>
-            </w:r>
-            <w:proofErr w:type="spellEnd"/>
-          </w:p>
-        </w:tc>
-        <w:tc>
-          <w:tcPr>
-            <w:tcW w:w="1259" w:type="dxa"/>
-            <w:hideMark/>
-          </w:tcPr>
-          <w:p>
-            <w:proofErr w:type="spellStart"/>
-            <w:r>
-              <w:t>float</w:t>
-            </w:r>
-            <w:proofErr w:type="spellEnd"/>
-          </w:p>
-        </w:tc>
-        <w:tc>
-          <w:tcPr>
-            <w:tcW w:w="3261" w:type="dxa"/>
-            <w:hideMark/>
-          </w:tcPr>
-          <w:p>
-            <w:r>
-              <w:t>Faza księżyca</w:t>
-            </w:r>
-            <w:r>
-              <w:t>, gdzie 0 to nów 0.5 to pełnia i 1 to nów.</w:t>
-            </w:r>
-          </w:p>
-        </w:tc>
-        <w:tc>
-          <w:tcPr>
-            <w:tcW w:w="3260" w:type="dxa"/>
-            <w:hideMark/>
-          </w:tcPr>
-          <w:p>
-            <w:r>
-              <w:t>Wartość obligatoryjna, liczba zmiennoprzecinkowa, dozwolony ułamek w zakresie od 0.0 do 1.0.</w:t>
-            </w:r>
-          </w:p>
-        </w:tc>
-      </w:tr>
-      <w:tr>
-        <w:tc>
-          <w:tcPr>
-            <w:tcW w:w="709" w:type="dxa"/>
-            <w:hideMark/>
-          </w:tcPr>
-          <w:p>
-            <w:r>
-              <w:t>30.</w:t>
-            </w:r>
-          </w:p>
-        </w:tc>
-        <w:tc>
-          <w:tcPr>
-            <w:tcW w:w="1576" w:type="dxa"/>
-            <w:hideMark/>
-          </w:tcPr>
-          <w:p>
-            <w:proofErr w:type="spellStart"/>
-            <w:r>
-              <w:t>conditions</w:t>
-            </w:r>
-            <w:proofErr w:type="spellEnd"/>
-          </w:p>
-        </w:tc>
-        <w:tc>
-          <w:tcPr>
-            <w:tcW w:w="1259" w:type="dxa"/>
-            <w:hideMark/>
-          </w:tcPr>
-          <w:p>
-            <w:r>
-              <w:t>string</w:t>
-            </w:r>
-          </w:p>
-        </w:tc>
-        <w:tc>
-          <w:tcPr>
-            <w:tcW w:w="3261" w:type="dxa"/>
-            <w:hideMark/>
-          </w:tcPr>
-          <w:p>
-            <w:r>
-              <w:t>Skrócony opis warunków pogodowych.</w:t>
-            </w:r>
-          </w:p>
-        </w:tc>
-        <w:tc>
-          <w:tcPr>
-            <w:tcW w:w="3260" w:type="dxa"/>
-            <w:hideMark/>
-          </w:tcPr>
-          <w:p>
-            <w:r>
-              <w:t>Wartość obligatoryjna, ciągi tekstowe oddzielone przecinkami (np. „</w:t>
-            </w:r>
-            <w:proofErr w:type="spellStart"/>
-            <w:r>
-              <w:t>Rain</w:t>
-            </w:r>
-            <w:proofErr w:type="spellEnd"/>
-            <w:r>
-              <w:t>”, „</w:t>
-            </w:r>
-            <w:proofErr w:type="spellStart"/>
-            <w:r>
-              <w:t>Partially</w:t>
-            </w:r>
-            <w:proofErr w:type="spellEnd"/>
-            <w:r>
-              <w:t xml:space="preserve"> </w:t>
-            </w:r>
-            <w:proofErr w:type="spellStart"/>
-            <w:r>
-              <w:t>cloudy</w:t>
-            </w:r>
-            <w:proofErr w:type="spellEnd"/>
-            <w:r>
-              <w:t>”, „</w:t>
-            </w:r>
-            <w:proofErr w:type="spellStart"/>
-            <w:r>
-              <w:t>Snow</w:t>
-            </w:r>
-            <w:proofErr w:type="spellEnd"/>
-            <w:r>
-              <w:t>” lub „</w:t>
-            </w:r>
-            <w:proofErr w:type="spellStart"/>
-            <w:r>
-              <w:t>Clear</w:t>
-            </w:r>
-            <w:proofErr w:type="spellEnd"/>
-            <w:r>
-              <w:t>”)</w:t>
-            </w:r>
-          </w:p>
-        </w:tc>
-      </w:tr>
-      <w:tr>
-        <w:tc>
-          <w:tcPr>
-            <w:tcW w:w="709" w:type="dxa"/>
-            <w:hideMark/>
-          </w:tcPr>
-          <w:p>
-            <w:r>
-              <w:t>31.</w:t>
-            </w:r>
-          </w:p>
-        </w:tc>
-        <w:tc>
-          <w:tcPr>
-            <w:tcW w:w="1576" w:type="dxa"/>
-            <w:hideMark/>
-          </w:tcPr>
-          <w:p>
-            <w:proofErr w:type="spellStart"/>
-            <w:r>
-              <w:t>description</w:t>
-            </w:r>
-            <w:proofErr w:type="spellEnd"/>
-          </w:p>
-        </w:tc>
-        <w:tc>
-          <w:tcPr>
-            <w:tcW w:w="1259" w:type="dxa"/>
-            <w:hideMark/>
-          </w:tcPr>
-          <w:p>
-            <w:r>
-              <w:t>string</w:t>
-            </w:r>
-          </w:p>
-        </w:tc>
-        <w:tc>
-          <w:tcPr>
-            <w:tcW w:w="3261" w:type="dxa"/>
-            <w:hideMark/>
-          </w:tcPr>
-          <w:p>
-            <w:r>
-              <w:t>Pełny tekstowy opis warunków pogodowych.</w:t>
-            </w:r>
-          </w:p>
-        </w:tc>
-        <w:tc>
-          <w:tcPr>
-            <w:tcW w:w="3260" w:type="dxa"/>
-            <w:hideMark/>
-          </w:tcPr>
-          <w:p>
-            <w:r>
-              <w:t>Wartość obligatoryjna, brak struktury.</w:t>
-            </w:r>
-          </w:p>
-        </w:tc>
-      </w:tr>
-      <w:tr>
-        <w:tc>
-          <w:tcPr>
-            <w:tcW w:w="709" w:type="dxa"/>
-            <w:hideMark/>
-          </w:tcPr>
-          <w:p>
-            <w:r>
-              <w:t>32.</w:t>
-            </w:r>
-          </w:p>
-        </w:tc>
-        <w:tc>
-          <w:tcPr>
-            <w:tcW w:w="1576" w:type="dxa"/>
-            <w:hideMark/>
-          </w:tcPr>
-          <w:p>
-            <w:proofErr w:type="spellStart"/>
-            <w:r>
-              <w:t>icon</w:t>
-            </w:r>
-            <w:proofErr w:type="spellEnd"/>
-          </w:p>
-        </w:tc>
-        <w:tc>
-          <w:tcPr>
-            <w:tcW w:w="1259" w:type="dxa"/>
-            <w:hideMark/>
-          </w:tcPr>
-          <w:p>
-            <w:r>
-              <w:t>string</w:t>
-            </w:r>
-          </w:p>
-        </w:tc>
-        <w:tc>
-          <w:tcPr>
-            <w:tcW w:w="3261" w:type="dxa"/>
-            <w:hideMark/>
-          </w:tcPr>
-          <w:p>
-            <w:r>
-              <w:t>I</w:t>
-            </w:r>
-            <w:r>
-              <w:t>dentyfikator ikony pogodowej.</w:t>
-            </w:r>
-          </w:p>
-        </w:tc>
-        <w:tc>
-          <w:tcPr>
-            <w:tcW w:w="3260" w:type="dxa"/>
-            <w:hideMark/>
-          </w:tcPr>
-          <w:p>
-            <w:pPr>
-              <w:rPr>
-                <w:lang w:val="en-US"/>
-              </w:rPr>
-            </w:pPr>
-            <w:r>
-              <w:t>Wartość obligatoryjna, ciąg znaków bez spacji (np. "</w:t>
-            </w:r>
-            <w:proofErr w:type="spellStart"/>
-            <w:r>
-              <w:t>rain</w:t>
-            </w:r>
-            <w:proofErr w:type="spellEnd"/>
-            <w:r>
-              <w:t>", "</w:t>
-            </w:r>
-            <w:proofErr w:type="spellStart"/>
-            <w:r>
-              <w:t>clear-day</w:t>
-            </w:r>
-            <w:proofErr w:type="spellEnd"/>
-            <w:r>
-              <w:t>").</w:t>
-            </w:r>
-          </w:p>
-        </w:tc>
-      </w:tr>
-      <w:tr>
-        <w:tc>
-          <w:tcPr>
-            <w:tcW w:w="709" w:type="dxa"/>
-            <w:hideMark/>
-          </w:tcPr>
-          <w:p>
-            <w:r>
-              <w:t>33.</w:t>
-            </w:r>
-          </w:p>
-        </w:tc>
-        <w:tc>
-          <w:tcPr>
-            <w:tcW w:w="1576" w:type="dxa"/>
-            <w:hideMark/>
-          </w:tcPr>
-          <w:p>
-            <w:proofErr w:type="spellStart"/>
-            <w:r>
-              <w:t>stations</w:t>
-            </w:r>
-            <w:proofErr w:type="spellEnd"/>
-          </w:p>
-        </w:tc>
-        <w:tc>
-          <w:tcPr>
-            <w:tcW w:w="1259" w:type="dxa"/>
-            <w:hideMark/>
-          </w:tcPr>
-          <w:p>
-            <w:r>
-              <w:t>string</w:t>
-            </w:r>
-          </w:p>
-        </w:tc>
-        <w:tc>
-          <w:tcPr>
-            <w:tcW w:w="3261" w:type="dxa"/>
-            <w:hideMark/>
-          </w:tcPr>
-          <w:p>
-            <w:r>
-              <w:t>Lista identyfikatorów stacji meteorologicznych biorących udział w pomiarze.</w:t>
-            </w:r>
-          </w:p>
-        </w:tc>
-        <w:tc>
-          <w:tcPr>
-            <w:tcW w:w="3260" w:type="dxa"/>
-            <w:hideMark/>
-          </w:tcPr>
-          <w:p>
-            <w:r>
-              <w:t>Wartość obligatoryjna, c</w:t>
-            </w:r>
-            <w:r>
-              <w:t>iąg kodów oddzielonych przecinkami</w:t>
-            </w:r>
-            <w:r>
-              <w:t>, kody nie posiadają struktury.</w:t>
+              <w:rPr>
+                <w:rFonts w:asciiTheme="minorHAnsi" w:hAnsiTheme="minorHAnsi" w:cstheme="minorHAnsi"/>
+              </w:rPr>
+              <w:t>M</w:t>
+            </w:r>
+            <w:r>
+              <w:rPr>
+                <w:rFonts w:asciiTheme="minorHAnsi" w:hAnsiTheme="minorHAnsi" w:cstheme="minorHAnsi"/>
+              </w:rPr>
+              <w:t xml:space="preserve">usi </w:t>
+            </w:r>
+            <w:r>
+              <w:t>mieścić się w przedziale od maja 2020 do sierpnia 2024</w:t>
             </w:r>
           </w:p>
         </w:tc>
       </w:tr>
     </w:tbl>
-    <w:p/>
     <w:p/>
     <w:p>
       <w:pPr>
@@ -7593,7 +5878,6 @@
           <w:sz w:val="26"/>
           <w:szCs w:val="26"/>
         </w:rPr>
-        <w:lastRenderedPageBreak/>
         <w:t xml:space="preserve">Ocena jakościowa danych </w:t>
       </w:r>
     </w:p>
@@ -7717,23 +6001,13 @@
                 <w:lang w:val="en-US"/>
               </w:rPr>
             </w:pPr>
-            <w:proofErr w:type="spellStart"/>
             <w:r>
               <w:rPr>
                 <w:sz w:val="20"/>
                 <w:szCs w:val="20"/>
                 <w:lang w:val="en-US"/>
               </w:rPr>
-              <w:t>Plik</w:t>
-            </w:r>
-            <w:proofErr w:type="spellEnd"/>
-            <w:r>
-              <w:rPr>
-                <w:sz w:val="20"/>
-                <w:szCs w:val="20"/>
-                <w:lang w:val="en-US"/>
-              </w:rPr>
-              <w:t xml:space="preserve">: </w:t>
+              <w:t xml:space="preserve">Plik: </w:t>
             </w:r>
             <w:r>
               <w:rPr>
@@ -7928,13 +6202,14 @@
                 <w:numId w:val="10"/>
               </w:numPr>
               <w:rPr>
-                <w:sz w:val="20"/>
-                <w:szCs w:val="20"/>
-              </w:rPr>
-            </w:pPr>
-            <w:r>
-              <w:rPr>
-                <w:rFonts w:ascii="Arial" w:hAnsi="Arial" w:cs="Arial"/>
+                <w:rFonts w:asciiTheme="minorHAnsi" w:hAnsiTheme="minorHAnsi" w:cstheme="minorHAnsi"/>
+                <w:sz w:val="20"/>
+                <w:szCs w:val="20"/>
+              </w:rPr>
+            </w:pPr>
+            <w:r>
+              <w:rPr>
+                <w:rFonts w:asciiTheme="minorHAnsi" w:hAnsiTheme="minorHAnsi" w:cstheme="minorHAnsi"/>
               </w:rPr>
               <w:t>1.</w:t>
             </w:r>
@@ -7947,19 +6222,18 @@
           <w:p>
             <w:pPr>
               <w:rPr>
-                <w:sz w:val="20"/>
-                <w:szCs w:val="20"/>
-              </w:rPr>
-            </w:pPr>
-            <w:proofErr w:type="spellStart"/>
+                <w:rFonts w:asciiTheme="minorHAnsi" w:hAnsiTheme="minorHAnsi" w:cstheme="minorHAnsi"/>
+                <w:sz w:val="20"/>
+                <w:szCs w:val="20"/>
+              </w:rPr>
+            </w:pPr>
             <w:r>
               <w:rPr>
                 <w:rStyle w:val="HTML-kod"/>
-                <w:rFonts w:ascii="Arial" w:eastAsia="Calibri" w:hAnsi="Arial" w:cs="Arial"/>
+                <w:rFonts w:asciiTheme="minorHAnsi" w:eastAsia="Calibri" w:hAnsiTheme="minorHAnsi" w:cstheme="minorHAnsi"/>
               </w:rPr>
               <w:t>end_lat</w:t>
             </w:r>
-            <w:proofErr w:type="spellEnd"/>
           </w:p>
         </w:tc>
         <w:tc>
@@ -7969,18 +6243,19 @@
           <w:p>
             <w:pPr>
               <w:rPr>
-                <w:sz w:val="20"/>
-                <w:szCs w:val="20"/>
-              </w:rPr>
-            </w:pPr>
-            <w:proofErr w:type="spellStart"/>
-            <w:r>
-              <w:rPr>
-                <w:rFonts w:ascii="Arial" w:hAnsi="Arial" w:cs="Arial"/>
+                <w:rFonts w:asciiTheme="minorHAnsi" w:hAnsiTheme="minorHAnsi" w:cstheme="minorHAnsi"/>
+                <w:sz w:val="20"/>
+                <w:szCs w:val="20"/>
+              </w:rPr>
+            </w:pPr>
+            <w:r>
+              <w:rPr>
+                <w:rFonts w:asciiTheme="minorHAnsi" w:hAnsiTheme="minorHAnsi" w:cstheme="minorHAnsi"/>
+                <w:sz w:val="20"/>
+                <w:szCs w:val="20"/>
               </w:rPr>
               <w:t>float</w:t>
             </w:r>
-            <w:proofErr w:type="spellEnd"/>
           </w:p>
         </w:tc>
         <w:tc>
@@ -8040,6 +6315,13 @@
               </w:rPr>
               <w:t>, wartości wychodzą poza odpuszczalny przedział</w:t>
             </w:r>
+            <w:r>
+              <w:rPr>
+                <w:sz w:val="20"/>
+                <w:szCs w:val="20"/>
+              </w:rPr>
+              <w:t>.</w:t>
+            </w:r>
           </w:p>
         </w:tc>
       </w:tr>
@@ -8058,6 +6340,7 @@
                 <w:numId w:val="10"/>
               </w:numPr>
               <w:rPr>
+                <w:rFonts w:asciiTheme="minorHAnsi" w:hAnsiTheme="minorHAnsi" w:cstheme="minorHAnsi"/>
                 <w:sz w:val="20"/>
                 <w:szCs w:val="20"/>
               </w:rPr>
@@ -8071,19 +6354,18 @@
           <w:p>
             <w:pPr>
               <w:rPr>
-                <w:sz w:val="20"/>
-                <w:szCs w:val="20"/>
-              </w:rPr>
-            </w:pPr>
-            <w:proofErr w:type="spellStart"/>
+                <w:rFonts w:asciiTheme="minorHAnsi" w:hAnsiTheme="minorHAnsi" w:cstheme="minorHAnsi"/>
+                <w:sz w:val="20"/>
+                <w:szCs w:val="20"/>
+              </w:rPr>
+            </w:pPr>
             <w:r>
               <w:rPr>
                 <w:rStyle w:val="HTML-kod"/>
-                <w:rFonts w:ascii="Arial" w:eastAsia="Calibri" w:hAnsi="Arial" w:cs="Arial"/>
+                <w:rFonts w:asciiTheme="minorHAnsi" w:eastAsia="Calibri" w:hAnsiTheme="minorHAnsi" w:cstheme="minorHAnsi"/>
               </w:rPr>
               <w:t>end_lng</w:t>
             </w:r>
-            <w:proofErr w:type="spellEnd"/>
           </w:p>
         </w:tc>
         <w:tc>
@@ -8093,18 +6375,19 @@
           <w:p>
             <w:pPr>
               <w:rPr>
-                <w:sz w:val="20"/>
-                <w:szCs w:val="20"/>
-              </w:rPr>
-            </w:pPr>
-            <w:proofErr w:type="spellStart"/>
-            <w:r>
-              <w:rPr>
-                <w:rFonts w:ascii="Arial" w:hAnsi="Arial" w:cs="Arial"/>
+                <w:rFonts w:asciiTheme="minorHAnsi" w:hAnsiTheme="minorHAnsi" w:cstheme="minorHAnsi"/>
+                <w:sz w:val="20"/>
+                <w:szCs w:val="20"/>
+              </w:rPr>
+            </w:pPr>
+            <w:r>
+              <w:rPr>
+                <w:rFonts w:asciiTheme="minorHAnsi" w:hAnsiTheme="minorHAnsi" w:cstheme="minorHAnsi"/>
+                <w:sz w:val="20"/>
+                <w:szCs w:val="20"/>
               </w:rPr>
               <w:t>float</w:t>
             </w:r>
-            <w:proofErr w:type="spellEnd"/>
           </w:p>
         </w:tc>
         <w:tc>
@@ -8172,6 +6455,13 @@
               </w:rPr>
               <w:t>, wartości wychodzą poza dopuszczalny przedział</w:t>
             </w:r>
+            <w:r>
+              <w:rPr>
+                <w:sz w:val="20"/>
+                <w:szCs w:val="20"/>
+              </w:rPr>
+              <w:t>.</w:t>
+            </w:r>
           </w:p>
         </w:tc>
       </w:tr>
@@ -8190,6 +6480,7 @@
                 <w:numId w:val="10"/>
               </w:numPr>
               <w:rPr>
+                <w:rFonts w:asciiTheme="minorHAnsi" w:hAnsiTheme="minorHAnsi" w:cstheme="minorHAnsi"/>
                 <w:sz w:val="20"/>
                 <w:szCs w:val="20"/>
               </w:rPr>
@@ -8203,19 +6494,18 @@
           <w:p>
             <w:pPr>
               <w:rPr>
-                <w:sz w:val="20"/>
-                <w:szCs w:val="20"/>
-              </w:rPr>
-            </w:pPr>
-            <w:proofErr w:type="spellStart"/>
+                <w:rFonts w:asciiTheme="minorHAnsi" w:hAnsiTheme="minorHAnsi" w:cstheme="minorHAnsi"/>
+                <w:sz w:val="20"/>
+                <w:szCs w:val="20"/>
+              </w:rPr>
+            </w:pPr>
             <w:r>
               <w:rPr>
                 <w:rStyle w:val="HTML-kod"/>
-                <w:rFonts w:ascii="Arial" w:eastAsia="Calibri" w:hAnsi="Arial" w:cs="Arial"/>
+                <w:rFonts w:asciiTheme="minorHAnsi" w:eastAsia="Calibri" w:hAnsiTheme="minorHAnsi" w:cstheme="minorHAnsi"/>
               </w:rPr>
               <w:t>end_station_id</w:t>
             </w:r>
-            <w:proofErr w:type="spellEnd"/>
           </w:p>
         </w:tc>
         <w:tc>
@@ -8225,15 +6515,18 @@
           <w:p>
             <w:pPr>
               <w:rPr>
-                <w:sz w:val="20"/>
-                <w:szCs w:val="20"/>
-              </w:rPr>
-            </w:pPr>
-            <w:r>
-              <w:rPr>
-                <w:rFonts w:ascii="Arial" w:hAnsi="Arial" w:cs="Arial"/>
-              </w:rPr>
-              <w:t>string</w:t>
+                <w:rFonts w:asciiTheme="minorHAnsi" w:hAnsiTheme="minorHAnsi" w:cstheme="minorHAnsi"/>
+                <w:sz w:val="20"/>
+                <w:szCs w:val="20"/>
+              </w:rPr>
+            </w:pPr>
+            <w:r>
+              <w:rPr>
+                <w:rFonts w:asciiTheme="minorHAnsi" w:hAnsiTheme="minorHAnsi" w:cstheme="minorHAnsi"/>
+                <w:sz w:val="20"/>
+                <w:szCs w:val="20"/>
+              </w:rPr>
+              <w:t>integer</w:t>
             </w:r>
           </w:p>
         </w:tc>
@@ -8250,16 +6543,26 @@
           <w:p>
             <w:pPr>
               <w:rPr>
-                <w:sz w:val="20"/>
-                <w:szCs w:val="20"/>
-              </w:rPr>
-            </w:pPr>
-            <w:r>
-              <w:rPr>
-                <w:sz w:val="20"/>
-                <w:szCs w:val="20"/>
-              </w:rPr>
-              <w:t>Długość od 5 do 11 znaków</w:t>
+                <w:rFonts w:asciiTheme="minorHAnsi" w:hAnsiTheme="minorHAnsi" w:cstheme="minorHAnsi"/>
+                <w:sz w:val="20"/>
+                <w:szCs w:val="20"/>
+              </w:rPr>
+            </w:pPr>
+            <w:r>
+              <w:rPr>
+                <w:rFonts w:asciiTheme="minorHAnsi" w:hAnsiTheme="minorHAnsi" w:cstheme="minorHAnsi"/>
+                <w:sz w:val="20"/>
+                <w:szCs w:val="20"/>
+              </w:rPr>
+              <w:t>Wartości od 30200 do 33200</w:t>
+            </w:r>
+            <w:r>
+              <w:rPr>
+                <w:rFonts w:asciiTheme="minorHAnsi" w:hAnsiTheme="minorHAnsi" w:cstheme="minorHAnsi"/>
+                <w:sz w:val="20"/>
+                <w:szCs w:val="20"/>
+              </w:rPr>
+              <w:t>, anomalia w postaci 2 wartości alfanumerycznych</w:t>
             </w:r>
           </w:p>
         </w:tc>
@@ -8287,6 +6590,20 @@
               </w:rPr>
               <w:t>Dwa wystąpienia wartości alfanumerycznej, reszta składa się z liczb zmiennoprzecinkowych (~89,9%) lub całkowitych (~0,4%) występują wartości NULL (~9,7%)</w:t>
             </w:r>
+            <w:r>
+              <w:rPr>
+                <w:sz w:val="20"/>
+                <w:szCs w:val="20"/>
+              </w:rPr>
+              <w:t xml:space="preserve">. </w:t>
+            </w:r>
+            <w:r>
+              <w:rPr>
+                <w:sz w:val="20"/>
+                <w:szCs w:val="20"/>
+              </w:rPr>
+              <w:t>Wartości alfanumeryczne nie występują w danych z pliku station_list.</w:t>
+            </w:r>
           </w:p>
         </w:tc>
       </w:tr>
@@ -8305,6 +6622,7 @@
                 <w:numId w:val="10"/>
               </w:numPr>
               <w:rPr>
+                <w:rFonts w:asciiTheme="minorHAnsi" w:hAnsiTheme="minorHAnsi" w:cstheme="minorHAnsi"/>
                 <w:sz w:val="20"/>
                 <w:szCs w:val="20"/>
               </w:rPr>
@@ -8318,19 +6636,18 @@
           <w:p>
             <w:pPr>
               <w:rPr>
-                <w:sz w:val="20"/>
-                <w:szCs w:val="20"/>
-              </w:rPr>
-            </w:pPr>
-            <w:proofErr w:type="spellStart"/>
+                <w:rFonts w:asciiTheme="minorHAnsi" w:hAnsiTheme="minorHAnsi" w:cstheme="minorHAnsi"/>
+                <w:sz w:val="20"/>
+                <w:szCs w:val="20"/>
+              </w:rPr>
+            </w:pPr>
             <w:r>
               <w:rPr>
                 <w:rStyle w:val="HTML-kod"/>
-                <w:rFonts w:ascii="Arial" w:eastAsia="Calibri" w:hAnsi="Arial" w:cs="Arial"/>
+                <w:rFonts w:asciiTheme="minorHAnsi" w:eastAsia="Calibri" w:hAnsiTheme="minorHAnsi" w:cstheme="minorHAnsi"/>
               </w:rPr>
               <w:t>end_station_name</w:t>
             </w:r>
-            <w:proofErr w:type="spellEnd"/>
           </w:p>
         </w:tc>
         <w:tc>
@@ -8340,13 +6657,16 @@
           <w:p>
             <w:pPr>
               <w:rPr>
-                <w:sz w:val="20"/>
-                <w:szCs w:val="20"/>
-              </w:rPr>
-            </w:pPr>
-            <w:r>
-              <w:rPr>
-                <w:rFonts w:ascii="Arial" w:hAnsi="Arial" w:cs="Arial"/>
+                <w:rFonts w:asciiTheme="minorHAnsi" w:hAnsiTheme="minorHAnsi" w:cstheme="minorHAnsi"/>
+                <w:sz w:val="20"/>
+                <w:szCs w:val="20"/>
+              </w:rPr>
+            </w:pPr>
+            <w:r>
+              <w:rPr>
+                <w:rFonts w:asciiTheme="minorHAnsi" w:hAnsiTheme="minorHAnsi" w:cstheme="minorHAnsi"/>
+                <w:sz w:val="20"/>
+                <w:szCs w:val="20"/>
               </w:rPr>
               <w:t>string</w:t>
             </w:r>
@@ -8416,16 +6736,18 @@
           <w:p>
             <w:pPr>
               <w:rPr>
-                <w:sz w:val="20"/>
-                <w:szCs w:val="20"/>
-              </w:rPr>
-            </w:pPr>
-            <w:r>
-              <w:rPr>
-                <w:rFonts w:ascii="Arial" w:hAnsi="Arial" w:cs="Arial"/>
-                <w:sz w:val="20"/>
-                <w:szCs w:val="20"/>
-              </w:rPr>
+                <w:rFonts w:asciiTheme="minorHAnsi" w:hAnsiTheme="minorHAnsi" w:cstheme="minorHAnsi"/>
+                <w:sz w:val="20"/>
+                <w:szCs w:val="20"/>
+              </w:rPr>
+            </w:pPr>
+            <w:r>
+              <w:rPr>
+                <w:rFonts w:asciiTheme="minorHAnsi" w:hAnsiTheme="minorHAnsi" w:cstheme="minorHAnsi"/>
+                <w:sz w:val="20"/>
+                <w:szCs w:val="20"/>
+              </w:rPr>
+              <w:lastRenderedPageBreak/>
               <w:t>5.</w:t>
             </w:r>
           </w:p>
@@ -8437,19 +6759,18 @@
           <w:p>
             <w:pPr>
               <w:rPr>
-                <w:sz w:val="20"/>
-                <w:szCs w:val="20"/>
-              </w:rPr>
-            </w:pPr>
-            <w:proofErr w:type="spellStart"/>
+                <w:rFonts w:asciiTheme="minorHAnsi" w:hAnsiTheme="minorHAnsi" w:cstheme="minorHAnsi"/>
+                <w:sz w:val="20"/>
+                <w:szCs w:val="20"/>
+              </w:rPr>
+            </w:pPr>
             <w:r>
               <w:rPr>
                 <w:rStyle w:val="HTML-kod"/>
-                <w:rFonts w:ascii="Arial" w:eastAsia="Calibri" w:hAnsi="Arial" w:cs="Arial"/>
+                <w:rFonts w:asciiTheme="minorHAnsi" w:eastAsia="Calibri" w:hAnsiTheme="minorHAnsi" w:cstheme="minorHAnsi"/>
               </w:rPr>
               <w:t>ended_at</w:t>
             </w:r>
-            <w:proofErr w:type="spellEnd"/>
           </w:p>
         </w:tc>
         <w:tc>
@@ -8459,18 +6780,19 @@
           <w:p>
             <w:pPr>
               <w:rPr>
-                <w:sz w:val="20"/>
-                <w:szCs w:val="20"/>
-              </w:rPr>
-            </w:pPr>
-            <w:proofErr w:type="spellStart"/>
-            <w:r>
-              <w:rPr>
-                <w:rFonts w:ascii="Arial" w:hAnsi="Arial" w:cs="Arial"/>
+                <w:rFonts w:asciiTheme="minorHAnsi" w:hAnsiTheme="minorHAnsi" w:cstheme="minorHAnsi"/>
+                <w:sz w:val="20"/>
+                <w:szCs w:val="20"/>
+              </w:rPr>
+            </w:pPr>
+            <w:r>
+              <w:rPr>
+                <w:rFonts w:asciiTheme="minorHAnsi" w:hAnsiTheme="minorHAnsi" w:cstheme="minorHAnsi"/>
+                <w:sz w:val="20"/>
+                <w:szCs w:val="20"/>
               </w:rPr>
               <w:t>datetime</w:t>
             </w:r>
-            <w:proofErr w:type="spellEnd"/>
           </w:p>
         </w:tc>
         <w:tc>
@@ -8565,13 +6887,14 @@
           <w:p>
             <w:pPr>
               <w:rPr>
-                <w:sz w:val="20"/>
-                <w:szCs w:val="20"/>
-              </w:rPr>
-            </w:pPr>
-            <w:r>
-              <w:rPr>
-                <w:rFonts w:ascii="Arial" w:hAnsi="Arial" w:cs="Arial"/>
+                <w:rFonts w:asciiTheme="minorHAnsi" w:hAnsiTheme="minorHAnsi" w:cstheme="minorHAnsi"/>
+                <w:sz w:val="20"/>
+                <w:szCs w:val="20"/>
+              </w:rPr>
+            </w:pPr>
+            <w:r>
+              <w:rPr>
+                <w:rFonts w:asciiTheme="minorHAnsi" w:hAnsiTheme="minorHAnsi" w:cstheme="minorHAnsi"/>
                 <w:sz w:val="20"/>
                 <w:szCs w:val="20"/>
               </w:rPr>
@@ -8586,19 +6909,18 @@
           <w:p>
             <w:pPr>
               <w:rPr>
-                <w:sz w:val="20"/>
-                <w:szCs w:val="20"/>
-              </w:rPr>
-            </w:pPr>
-            <w:proofErr w:type="spellStart"/>
+                <w:rFonts w:asciiTheme="minorHAnsi" w:hAnsiTheme="minorHAnsi" w:cstheme="minorHAnsi"/>
+                <w:sz w:val="20"/>
+                <w:szCs w:val="20"/>
+              </w:rPr>
+            </w:pPr>
             <w:r>
               <w:rPr>
                 <w:rStyle w:val="HTML-kod"/>
-                <w:rFonts w:ascii="Arial" w:eastAsia="Calibri" w:hAnsi="Arial" w:cs="Arial"/>
+                <w:rFonts w:asciiTheme="minorHAnsi" w:eastAsia="Calibri" w:hAnsiTheme="minorHAnsi" w:cstheme="minorHAnsi"/>
               </w:rPr>
               <w:t>member_casual</w:t>
             </w:r>
-            <w:proofErr w:type="spellEnd"/>
           </w:p>
         </w:tc>
         <w:tc>
@@ -8608,13 +6930,16 @@
           <w:p>
             <w:pPr>
               <w:rPr>
-                <w:sz w:val="20"/>
-                <w:szCs w:val="20"/>
-              </w:rPr>
-            </w:pPr>
-            <w:r>
-              <w:rPr>
-                <w:rFonts w:ascii="Arial" w:hAnsi="Arial" w:cs="Arial"/>
+                <w:rFonts w:asciiTheme="minorHAnsi" w:hAnsiTheme="minorHAnsi" w:cstheme="minorHAnsi"/>
+                <w:sz w:val="20"/>
+                <w:szCs w:val="20"/>
+              </w:rPr>
+            </w:pPr>
+            <w:r>
+              <w:rPr>
+                <w:rFonts w:asciiTheme="minorHAnsi" w:hAnsiTheme="minorHAnsi" w:cstheme="minorHAnsi"/>
+                <w:sz w:val="20"/>
+                <w:szCs w:val="20"/>
               </w:rPr>
               <w:t>string</w:t>
             </w:r>
@@ -8670,6 +6995,13 @@
               </w:rPr>
               <w:t>Brak wartości NULL</w:t>
             </w:r>
+            <w:r>
+              <w:rPr>
+                <w:sz w:val="20"/>
+                <w:szCs w:val="20"/>
+              </w:rPr>
+              <w:t>, wszystkie wartości zgodne z ograniczeniami.</w:t>
+            </w:r>
           </w:p>
         </w:tc>
       </w:tr>
@@ -8684,13 +7016,14 @@
           <w:p>
             <w:pPr>
               <w:rPr>
-                <w:sz w:val="20"/>
-                <w:szCs w:val="20"/>
-              </w:rPr>
-            </w:pPr>
-            <w:r>
-              <w:rPr>
-                <w:rFonts w:ascii="Arial" w:hAnsi="Arial" w:cs="Arial"/>
+                <w:rFonts w:asciiTheme="minorHAnsi" w:hAnsiTheme="minorHAnsi" w:cstheme="minorHAnsi"/>
+                <w:sz w:val="20"/>
+                <w:szCs w:val="20"/>
+              </w:rPr>
+            </w:pPr>
+            <w:r>
+              <w:rPr>
+                <w:rFonts w:asciiTheme="minorHAnsi" w:hAnsiTheme="minorHAnsi" w:cstheme="minorHAnsi"/>
                 <w:sz w:val="20"/>
                 <w:szCs w:val="20"/>
               </w:rPr>
@@ -8705,19 +7038,18 @@
           <w:p>
             <w:pPr>
               <w:rPr>
-                <w:sz w:val="20"/>
-                <w:szCs w:val="20"/>
-              </w:rPr>
-            </w:pPr>
-            <w:proofErr w:type="spellStart"/>
+                <w:rFonts w:asciiTheme="minorHAnsi" w:hAnsiTheme="minorHAnsi" w:cstheme="minorHAnsi"/>
+                <w:sz w:val="20"/>
+                <w:szCs w:val="20"/>
+              </w:rPr>
+            </w:pPr>
             <w:r>
               <w:rPr>
                 <w:rStyle w:val="HTML-kod"/>
-                <w:rFonts w:ascii="Arial" w:eastAsia="Calibri" w:hAnsi="Arial" w:cs="Arial"/>
+                <w:rFonts w:asciiTheme="minorHAnsi" w:eastAsia="Calibri" w:hAnsiTheme="minorHAnsi" w:cstheme="minorHAnsi"/>
               </w:rPr>
               <w:t>ridable_type</w:t>
             </w:r>
-            <w:proofErr w:type="spellEnd"/>
           </w:p>
         </w:tc>
         <w:tc>
@@ -8727,13 +7059,16 @@
           <w:p>
             <w:pPr>
               <w:rPr>
-                <w:sz w:val="20"/>
-                <w:szCs w:val="20"/>
-              </w:rPr>
-            </w:pPr>
-            <w:r>
-              <w:rPr>
-                <w:rFonts w:ascii="Arial" w:hAnsi="Arial" w:cs="Arial"/>
+                <w:rFonts w:asciiTheme="minorHAnsi" w:hAnsiTheme="minorHAnsi" w:cstheme="minorHAnsi"/>
+                <w:sz w:val="20"/>
+                <w:szCs w:val="20"/>
+              </w:rPr>
+            </w:pPr>
+            <w:r>
+              <w:rPr>
+                <w:rFonts w:asciiTheme="minorHAnsi" w:hAnsiTheme="minorHAnsi" w:cstheme="minorHAnsi"/>
+                <w:sz w:val="20"/>
+                <w:szCs w:val="20"/>
               </w:rPr>
               <w:t>string</w:t>
             </w:r>
@@ -8796,6 +7131,13 @@
               </w:rPr>
               <w:t>, wszystkie wartości są poprawne</w:t>
             </w:r>
+            <w:r>
+              <w:rPr>
+                <w:sz w:val="20"/>
+                <w:szCs w:val="20"/>
+              </w:rPr>
+              <w:t>.</w:t>
+            </w:r>
           </w:p>
         </w:tc>
       </w:tr>
@@ -8810,13 +7152,14 @@
           <w:p>
             <w:pPr>
               <w:rPr>
-                <w:sz w:val="20"/>
-                <w:szCs w:val="20"/>
-              </w:rPr>
-            </w:pPr>
-            <w:r>
-              <w:rPr>
-                <w:rFonts w:ascii="Arial" w:hAnsi="Arial" w:cs="Arial"/>
+                <w:rFonts w:asciiTheme="minorHAnsi" w:hAnsiTheme="minorHAnsi" w:cstheme="minorHAnsi"/>
+                <w:sz w:val="20"/>
+                <w:szCs w:val="20"/>
+              </w:rPr>
+            </w:pPr>
+            <w:r>
+              <w:rPr>
+                <w:rFonts w:asciiTheme="minorHAnsi" w:hAnsiTheme="minorHAnsi" w:cstheme="minorHAnsi"/>
                 <w:sz w:val="20"/>
                 <w:szCs w:val="20"/>
               </w:rPr>
@@ -8831,19 +7174,18 @@
           <w:p>
             <w:pPr>
               <w:rPr>
-                <w:sz w:val="20"/>
-                <w:szCs w:val="20"/>
-              </w:rPr>
-            </w:pPr>
-            <w:proofErr w:type="spellStart"/>
+                <w:rFonts w:asciiTheme="minorHAnsi" w:hAnsiTheme="minorHAnsi" w:cstheme="minorHAnsi"/>
+                <w:sz w:val="20"/>
+                <w:szCs w:val="20"/>
+              </w:rPr>
+            </w:pPr>
             <w:r>
               <w:rPr>
                 <w:rStyle w:val="HTML-kod"/>
-                <w:rFonts w:ascii="Arial" w:eastAsia="Calibri" w:hAnsi="Arial" w:cs="Arial"/>
+                <w:rFonts w:asciiTheme="minorHAnsi" w:eastAsia="Calibri" w:hAnsiTheme="minorHAnsi" w:cstheme="minorHAnsi"/>
               </w:rPr>
               <w:t>ride_id</w:t>
             </w:r>
-            <w:proofErr w:type="spellEnd"/>
           </w:p>
         </w:tc>
         <w:tc>
@@ -8853,13 +7195,16 @@
           <w:p>
             <w:pPr>
               <w:rPr>
-                <w:sz w:val="20"/>
-                <w:szCs w:val="20"/>
-              </w:rPr>
-            </w:pPr>
-            <w:r>
-              <w:rPr>
-                <w:rFonts w:ascii="Arial" w:hAnsi="Arial" w:cs="Arial"/>
+                <w:rFonts w:asciiTheme="minorHAnsi" w:hAnsiTheme="minorHAnsi" w:cstheme="minorHAnsi"/>
+                <w:sz w:val="20"/>
+                <w:szCs w:val="20"/>
+              </w:rPr>
+            </w:pPr>
+            <w:r>
+              <w:rPr>
+                <w:rFonts w:asciiTheme="minorHAnsi" w:hAnsiTheme="minorHAnsi" w:cstheme="minorHAnsi"/>
+                <w:sz w:val="20"/>
+                <w:szCs w:val="20"/>
               </w:rPr>
               <w:t>string</w:t>
             </w:r>
@@ -8936,13 +7281,14 @@
           <w:p>
             <w:pPr>
               <w:rPr>
-                <w:sz w:val="20"/>
-                <w:szCs w:val="20"/>
-              </w:rPr>
-            </w:pPr>
-            <w:r>
-              <w:rPr>
-                <w:rFonts w:ascii="Arial" w:hAnsi="Arial" w:cs="Arial"/>
+                <w:rFonts w:asciiTheme="minorHAnsi" w:hAnsiTheme="minorHAnsi" w:cstheme="minorHAnsi"/>
+                <w:sz w:val="20"/>
+                <w:szCs w:val="20"/>
+              </w:rPr>
+            </w:pPr>
+            <w:r>
+              <w:rPr>
+                <w:rFonts w:asciiTheme="minorHAnsi" w:hAnsiTheme="minorHAnsi" w:cstheme="minorHAnsi"/>
                 <w:sz w:val="20"/>
                 <w:szCs w:val="20"/>
               </w:rPr>
@@ -8957,19 +7303,18 @@
           <w:p>
             <w:pPr>
               <w:rPr>
-                <w:sz w:val="20"/>
-                <w:szCs w:val="20"/>
-              </w:rPr>
-            </w:pPr>
-            <w:proofErr w:type="spellStart"/>
+                <w:rFonts w:asciiTheme="minorHAnsi" w:hAnsiTheme="minorHAnsi" w:cstheme="minorHAnsi"/>
+                <w:sz w:val="20"/>
+                <w:szCs w:val="20"/>
+              </w:rPr>
+            </w:pPr>
             <w:r>
               <w:rPr>
                 <w:rStyle w:val="HTML-kod"/>
-                <w:rFonts w:ascii="Arial" w:eastAsia="Calibri" w:hAnsi="Arial" w:cs="Arial"/>
+                <w:rFonts w:asciiTheme="minorHAnsi" w:eastAsia="Calibri" w:hAnsiTheme="minorHAnsi" w:cstheme="minorHAnsi"/>
               </w:rPr>
               <w:t>start_lat</w:t>
             </w:r>
-            <w:proofErr w:type="spellEnd"/>
           </w:p>
         </w:tc>
         <w:tc>
@@ -8979,18 +7324,19 @@
           <w:p>
             <w:pPr>
               <w:rPr>
-                <w:sz w:val="20"/>
-                <w:szCs w:val="20"/>
-              </w:rPr>
-            </w:pPr>
-            <w:proofErr w:type="spellStart"/>
-            <w:r>
-              <w:rPr>
-                <w:rFonts w:ascii="Arial" w:hAnsi="Arial" w:cs="Arial"/>
+                <w:rFonts w:asciiTheme="minorHAnsi" w:hAnsiTheme="minorHAnsi" w:cstheme="minorHAnsi"/>
+                <w:sz w:val="20"/>
+                <w:szCs w:val="20"/>
+              </w:rPr>
+            </w:pPr>
+            <w:r>
+              <w:rPr>
+                <w:rFonts w:asciiTheme="minorHAnsi" w:hAnsiTheme="minorHAnsi" w:cstheme="minorHAnsi"/>
+                <w:sz w:val="20"/>
+                <w:szCs w:val="20"/>
               </w:rPr>
               <w:t>float</w:t>
             </w:r>
-            <w:proofErr w:type="spellEnd"/>
           </w:p>
         </w:tc>
         <w:tc>
@@ -9071,13 +7417,14 @@
           <w:p>
             <w:pPr>
               <w:rPr>
-                <w:sz w:val="20"/>
-                <w:szCs w:val="20"/>
-              </w:rPr>
-            </w:pPr>
-            <w:r>
-              <w:rPr>
-                <w:rFonts w:ascii="Arial" w:hAnsi="Arial" w:cs="Arial"/>
+                <w:rFonts w:asciiTheme="minorHAnsi" w:hAnsiTheme="minorHAnsi" w:cstheme="minorHAnsi"/>
+                <w:sz w:val="20"/>
+                <w:szCs w:val="20"/>
+              </w:rPr>
+            </w:pPr>
+            <w:r>
+              <w:rPr>
+                <w:rFonts w:asciiTheme="minorHAnsi" w:hAnsiTheme="minorHAnsi" w:cstheme="minorHAnsi"/>
                 <w:sz w:val="20"/>
                 <w:szCs w:val="20"/>
               </w:rPr>
@@ -9092,19 +7439,18 @@
           <w:p>
             <w:pPr>
               <w:rPr>
-                <w:sz w:val="20"/>
-                <w:szCs w:val="20"/>
-              </w:rPr>
-            </w:pPr>
-            <w:proofErr w:type="spellStart"/>
+                <w:rFonts w:asciiTheme="minorHAnsi" w:hAnsiTheme="minorHAnsi" w:cstheme="minorHAnsi"/>
+                <w:sz w:val="20"/>
+                <w:szCs w:val="20"/>
+              </w:rPr>
+            </w:pPr>
             <w:r>
               <w:rPr>
                 <w:rStyle w:val="HTML-kod"/>
-                <w:rFonts w:ascii="Arial" w:eastAsia="Calibri" w:hAnsi="Arial" w:cs="Arial"/>
+                <w:rFonts w:asciiTheme="minorHAnsi" w:eastAsia="Calibri" w:hAnsiTheme="minorHAnsi" w:cstheme="minorHAnsi"/>
               </w:rPr>
               <w:t>start_lng</w:t>
             </w:r>
-            <w:proofErr w:type="spellEnd"/>
           </w:p>
         </w:tc>
         <w:tc>
@@ -9114,18 +7460,19 @@
           <w:p>
             <w:pPr>
               <w:rPr>
-                <w:sz w:val="20"/>
-                <w:szCs w:val="20"/>
-              </w:rPr>
-            </w:pPr>
-            <w:proofErr w:type="spellStart"/>
-            <w:r>
-              <w:rPr>
-                <w:rFonts w:ascii="Arial" w:hAnsi="Arial" w:cs="Arial"/>
+                <w:rFonts w:asciiTheme="minorHAnsi" w:hAnsiTheme="minorHAnsi" w:cstheme="minorHAnsi"/>
+                <w:sz w:val="20"/>
+                <w:szCs w:val="20"/>
+              </w:rPr>
+            </w:pPr>
+            <w:r>
+              <w:rPr>
+                <w:rFonts w:asciiTheme="minorHAnsi" w:hAnsiTheme="minorHAnsi" w:cstheme="minorHAnsi"/>
+                <w:sz w:val="20"/>
+                <w:szCs w:val="20"/>
               </w:rPr>
               <w:t>float</w:t>
             </w:r>
-            <w:proofErr w:type="spellEnd"/>
           </w:p>
         </w:tc>
         <w:tc>
@@ -9207,17 +7554,17 @@
           <w:p>
             <w:pPr>
               <w:rPr>
-                <w:sz w:val="20"/>
-                <w:szCs w:val="20"/>
-              </w:rPr>
-            </w:pPr>
-            <w:r>
-              <w:rPr>
-                <w:rFonts w:ascii="Arial" w:hAnsi="Arial" w:cs="Arial"/>
-                <w:sz w:val="20"/>
-                <w:szCs w:val="20"/>
-              </w:rPr>
-              <w:lastRenderedPageBreak/>
+                <w:rFonts w:asciiTheme="minorHAnsi" w:hAnsiTheme="minorHAnsi" w:cstheme="minorHAnsi"/>
+                <w:sz w:val="20"/>
+                <w:szCs w:val="20"/>
+              </w:rPr>
+            </w:pPr>
+            <w:r>
+              <w:rPr>
+                <w:rFonts w:asciiTheme="minorHAnsi" w:hAnsiTheme="minorHAnsi" w:cstheme="minorHAnsi"/>
+                <w:sz w:val="20"/>
+                <w:szCs w:val="20"/>
+              </w:rPr>
               <w:t>11.</w:t>
             </w:r>
           </w:p>
@@ -9229,19 +7576,18 @@
           <w:p>
             <w:pPr>
               <w:rPr>
-                <w:sz w:val="20"/>
-                <w:szCs w:val="20"/>
-              </w:rPr>
-            </w:pPr>
-            <w:proofErr w:type="spellStart"/>
+                <w:rFonts w:asciiTheme="minorHAnsi" w:hAnsiTheme="minorHAnsi" w:cstheme="minorHAnsi"/>
+                <w:sz w:val="20"/>
+                <w:szCs w:val="20"/>
+              </w:rPr>
+            </w:pPr>
             <w:r>
               <w:rPr>
                 <w:rStyle w:val="HTML-kod"/>
-                <w:rFonts w:ascii="Arial" w:eastAsia="Calibri" w:hAnsi="Arial" w:cs="Arial"/>
+                <w:rFonts w:asciiTheme="minorHAnsi" w:eastAsia="Calibri" w:hAnsiTheme="minorHAnsi" w:cstheme="minorHAnsi"/>
               </w:rPr>
               <w:t>start_station_id</w:t>
             </w:r>
-            <w:proofErr w:type="spellEnd"/>
           </w:p>
         </w:tc>
         <w:tc>
@@ -9251,15 +7597,18 @@
           <w:p>
             <w:pPr>
               <w:rPr>
-                <w:sz w:val="20"/>
-                <w:szCs w:val="20"/>
-              </w:rPr>
-            </w:pPr>
-            <w:r>
-              <w:rPr>
-                <w:rFonts w:ascii="Arial" w:hAnsi="Arial" w:cs="Arial"/>
-              </w:rPr>
-              <w:t>string</w:t>
+                <w:rFonts w:asciiTheme="minorHAnsi" w:hAnsiTheme="minorHAnsi" w:cstheme="minorHAnsi"/>
+                <w:sz w:val="20"/>
+                <w:szCs w:val="20"/>
+              </w:rPr>
+            </w:pPr>
+            <w:r>
+              <w:rPr>
+                <w:rFonts w:asciiTheme="minorHAnsi" w:hAnsiTheme="minorHAnsi" w:cstheme="minorHAnsi"/>
+                <w:sz w:val="20"/>
+                <w:szCs w:val="20"/>
+              </w:rPr>
+              <w:t>integer</w:t>
             </w:r>
           </w:p>
         </w:tc>
@@ -9282,10 +7631,19 @@
             </w:pPr>
             <w:r>
               <w:rPr>
-                <w:sz w:val="20"/>
-                <w:szCs w:val="20"/>
-              </w:rPr>
-              <w:t>Długość od 5 do 11 znaków</w:t>
+                <w:rFonts w:asciiTheme="minorHAnsi" w:hAnsiTheme="minorHAnsi" w:cstheme="minorHAnsi"/>
+                <w:sz w:val="20"/>
+                <w:szCs w:val="20"/>
+              </w:rPr>
+              <w:t>Wartości od 30200 do 33200</w:t>
+            </w:r>
+            <w:r>
+              <w:rPr>
+                <w:rFonts w:asciiTheme="minorHAnsi" w:hAnsiTheme="minorHAnsi" w:cstheme="minorHAnsi"/>
+                <w:sz w:val="20"/>
+                <w:szCs w:val="20"/>
+              </w:rPr>
+              <w:t>, anomalia w postaci 2 wartości alfanumerycznych</w:t>
             </w:r>
           </w:p>
         </w:tc>
@@ -9313,6 +7671,13 @@
               </w:rPr>
               <w:t>Dwa wystąpienia wartości alfanumerycznej, reszta składa się z liczb zmiennoprzecinkowych (~89,6%) lub całkowitych (~1,3%) występują wartości NULL (~9%)</w:t>
             </w:r>
+            <w:r>
+              <w:rPr>
+                <w:sz w:val="20"/>
+                <w:szCs w:val="20"/>
+              </w:rPr>
+              <w:t>. Wartości alfanumeryczne nie występują w danych z pliku station_list.</w:t>
+            </w:r>
           </w:p>
         </w:tc>
       </w:tr>
@@ -9327,13 +7692,14 @@
           <w:p>
             <w:pPr>
               <w:rPr>
-                <w:sz w:val="20"/>
-                <w:szCs w:val="20"/>
-              </w:rPr>
-            </w:pPr>
-            <w:r>
-              <w:rPr>
-                <w:rFonts w:ascii="Arial" w:hAnsi="Arial" w:cs="Arial"/>
+                <w:rFonts w:asciiTheme="minorHAnsi" w:hAnsiTheme="minorHAnsi" w:cstheme="minorHAnsi"/>
+                <w:sz w:val="20"/>
+                <w:szCs w:val="20"/>
+              </w:rPr>
+            </w:pPr>
+            <w:r>
+              <w:rPr>
+                <w:rFonts w:asciiTheme="minorHAnsi" w:hAnsiTheme="minorHAnsi" w:cstheme="minorHAnsi"/>
                 <w:sz w:val="20"/>
                 <w:szCs w:val="20"/>
               </w:rPr>
@@ -9348,19 +7714,18 @@
           <w:p>
             <w:pPr>
               <w:rPr>
-                <w:sz w:val="20"/>
-                <w:szCs w:val="20"/>
-              </w:rPr>
-            </w:pPr>
-            <w:proofErr w:type="spellStart"/>
+                <w:rFonts w:asciiTheme="minorHAnsi" w:hAnsiTheme="minorHAnsi" w:cstheme="minorHAnsi"/>
+                <w:sz w:val="20"/>
+                <w:szCs w:val="20"/>
+              </w:rPr>
+            </w:pPr>
             <w:r>
               <w:rPr>
                 <w:rStyle w:val="HTML-kod"/>
-                <w:rFonts w:ascii="Arial" w:eastAsia="Calibri" w:hAnsi="Arial" w:cs="Arial"/>
+                <w:rFonts w:asciiTheme="minorHAnsi" w:eastAsia="Calibri" w:hAnsiTheme="minorHAnsi" w:cstheme="minorHAnsi"/>
               </w:rPr>
               <w:t>start_station_name</w:t>
             </w:r>
-            <w:proofErr w:type="spellEnd"/>
           </w:p>
         </w:tc>
         <w:tc>
@@ -9370,13 +7735,16 @@
           <w:p>
             <w:pPr>
               <w:rPr>
-                <w:sz w:val="20"/>
-                <w:szCs w:val="20"/>
-              </w:rPr>
-            </w:pPr>
-            <w:r>
-              <w:rPr>
-                <w:rFonts w:ascii="Arial" w:hAnsi="Arial" w:cs="Arial"/>
+                <w:rFonts w:asciiTheme="minorHAnsi" w:hAnsiTheme="minorHAnsi" w:cstheme="minorHAnsi"/>
+                <w:sz w:val="20"/>
+                <w:szCs w:val="20"/>
+              </w:rPr>
+            </w:pPr>
+            <w:r>
+              <w:rPr>
+                <w:rFonts w:asciiTheme="minorHAnsi" w:hAnsiTheme="minorHAnsi" w:cstheme="minorHAnsi"/>
+                <w:sz w:val="20"/>
+                <w:szCs w:val="20"/>
               </w:rPr>
               <w:t>string</w:t>
             </w:r>
@@ -9446,13 +7814,14 @@
           <w:p>
             <w:pPr>
               <w:rPr>
-                <w:sz w:val="20"/>
-                <w:szCs w:val="20"/>
-              </w:rPr>
-            </w:pPr>
-            <w:r>
-              <w:rPr>
-                <w:rFonts w:ascii="Arial" w:hAnsi="Arial" w:cs="Arial"/>
+                <w:rFonts w:asciiTheme="minorHAnsi" w:hAnsiTheme="minorHAnsi" w:cstheme="minorHAnsi"/>
+                <w:sz w:val="20"/>
+                <w:szCs w:val="20"/>
+              </w:rPr>
+            </w:pPr>
+            <w:r>
+              <w:rPr>
+                <w:rFonts w:asciiTheme="minorHAnsi" w:hAnsiTheme="minorHAnsi" w:cstheme="minorHAnsi"/>
                 <w:sz w:val="20"/>
                 <w:szCs w:val="20"/>
               </w:rPr>
@@ -9467,19 +7836,18 @@
           <w:p>
             <w:pPr>
               <w:rPr>
-                <w:sz w:val="20"/>
-                <w:szCs w:val="20"/>
-              </w:rPr>
-            </w:pPr>
-            <w:proofErr w:type="spellStart"/>
+                <w:rFonts w:asciiTheme="minorHAnsi" w:hAnsiTheme="minorHAnsi" w:cstheme="minorHAnsi"/>
+                <w:sz w:val="20"/>
+                <w:szCs w:val="20"/>
+              </w:rPr>
+            </w:pPr>
             <w:r>
               <w:rPr>
                 <w:rStyle w:val="HTML-kod"/>
-                <w:rFonts w:ascii="Arial" w:eastAsia="Calibri" w:hAnsi="Arial" w:cs="Arial"/>
+                <w:rFonts w:asciiTheme="minorHAnsi" w:eastAsia="Calibri" w:hAnsiTheme="minorHAnsi" w:cstheme="minorHAnsi"/>
               </w:rPr>
               <w:t>started_at</w:t>
             </w:r>
-            <w:proofErr w:type="spellEnd"/>
           </w:p>
         </w:tc>
         <w:tc>
@@ -9489,18 +7857,19 @@
           <w:p>
             <w:pPr>
               <w:rPr>
-                <w:sz w:val="20"/>
-                <w:szCs w:val="20"/>
-              </w:rPr>
-            </w:pPr>
-            <w:proofErr w:type="spellStart"/>
-            <w:r>
-              <w:rPr>
-                <w:rFonts w:ascii="Arial" w:hAnsi="Arial" w:cs="Arial"/>
+                <w:rFonts w:asciiTheme="minorHAnsi" w:hAnsiTheme="minorHAnsi" w:cstheme="minorHAnsi"/>
+                <w:sz w:val="20"/>
+                <w:szCs w:val="20"/>
+              </w:rPr>
+            </w:pPr>
+            <w:r>
+              <w:rPr>
+                <w:rFonts w:asciiTheme="minorHAnsi" w:hAnsiTheme="minorHAnsi" w:cstheme="minorHAnsi"/>
+                <w:sz w:val="20"/>
+                <w:szCs w:val="20"/>
               </w:rPr>
               <w:t>datetime</w:t>
             </w:r>
-            <w:proofErr w:type="spellEnd"/>
           </w:p>
         </w:tc>
         <w:tc>
@@ -9667,6 +8036,7 @@
                 <w:sz w:val="20"/>
                 <w:szCs w:val="20"/>
               </w:rPr>
+              <w:lastRenderedPageBreak/>
               <w:t>Lp.</w:t>
             </w:r>
           </w:p>
@@ -9823,7 +8193,6 @@
                 <w:szCs w:val="20"/>
               </w:rPr>
             </w:pPr>
-            <w:proofErr w:type="spellStart"/>
             <w:r>
               <w:rPr>
                 <w:rStyle w:val="HTML-kod"/>
@@ -9831,7 +8200,6 @@
               </w:rPr>
               <w:t>station_id</w:t>
             </w:r>
-            <w:proofErr w:type="spellEnd"/>
           </w:p>
         </w:tc>
         <w:tc>
@@ -9846,7 +8214,6 @@
                 <w:szCs w:val="20"/>
               </w:rPr>
             </w:pPr>
-            <w:proofErr w:type="spellStart"/>
             <w:r>
               <w:rPr>
                 <w:rFonts w:asciiTheme="minorHAnsi" w:hAnsiTheme="minorHAnsi" w:cstheme="minorHAnsi"/>
@@ -9855,7 +8222,6 @@
               </w:rPr>
               <w:t>integer</w:t>
             </w:r>
-            <w:proofErr w:type="spellEnd"/>
           </w:p>
         </w:tc>
         <w:tc>
@@ -9957,7 +8323,6 @@
                 <w:szCs w:val="20"/>
               </w:rPr>
             </w:pPr>
-            <w:proofErr w:type="spellStart"/>
             <w:r>
               <w:rPr>
                 <w:rStyle w:val="HTML-kod"/>
@@ -9965,7 +8330,6 @@
               </w:rPr>
               <w:t>station_name</w:t>
             </w:r>
-            <w:proofErr w:type="spellEnd"/>
           </w:p>
         </w:tc>
         <w:tc>
@@ -10323,7 +8687,6 @@
                 <w:szCs w:val="20"/>
               </w:rPr>
             </w:pPr>
-            <w:proofErr w:type="spellStart"/>
             <w:r>
               <w:rPr>
                 <w:rStyle w:val="HTML-kod"/>
@@ -10331,7 +8694,6 @@
               </w:rPr>
               <w:t>date</w:t>
             </w:r>
-            <w:proofErr w:type="spellEnd"/>
           </w:p>
         </w:tc>
         <w:tc>
@@ -10346,14 +8708,12 @@
                 <w:szCs w:val="20"/>
               </w:rPr>
             </w:pPr>
-            <w:proofErr w:type="spellStart"/>
             <w:r>
               <w:rPr>
                 <w:rFonts w:asciiTheme="minorHAnsi" w:hAnsiTheme="minorHAnsi" w:cstheme="minorHAnsi"/>
               </w:rPr>
               <w:t>date</w:t>
             </w:r>
-            <w:proofErr w:type="spellEnd"/>
           </w:p>
         </w:tc>
         <w:tc>
@@ -10455,7 +8815,6 @@
                 <w:szCs w:val="20"/>
               </w:rPr>
             </w:pPr>
-            <w:proofErr w:type="spellStart"/>
             <w:r>
               <w:rPr>
                 <w:rStyle w:val="HTML-kod"/>
@@ -10463,7 +8822,6 @@
               </w:rPr>
               <w:t>dropoff_counts</w:t>
             </w:r>
-            <w:proofErr w:type="spellEnd"/>
           </w:p>
         </w:tc>
         <w:tc>
@@ -10478,14 +8836,12 @@
                 <w:szCs w:val="20"/>
               </w:rPr>
             </w:pPr>
-            <w:proofErr w:type="spellStart"/>
             <w:r>
               <w:rPr>
                 <w:rFonts w:asciiTheme="minorHAnsi" w:hAnsiTheme="minorHAnsi" w:cstheme="minorHAnsi"/>
               </w:rPr>
               <w:t>int</w:t>
             </w:r>
-            <w:proofErr w:type="spellEnd"/>
           </w:p>
         </w:tc>
         <w:tc>
@@ -10578,7 +8934,6 @@
                 <w:rFonts w:asciiTheme="minorHAnsi" w:eastAsia="Calibri" w:hAnsiTheme="minorHAnsi" w:cstheme="minorHAnsi"/>
               </w:rPr>
             </w:pPr>
-            <w:proofErr w:type="spellStart"/>
             <w:r>
               <w:rPr>
                 <w:rStyle w:val="HTML-kod"/>
@@ -10586,7 +8941,6 @@
               </w:rPr>
               <w:t>pickup_counts</w:t>
             </w:r>
-            <w:proofErr w:type="spellEnd"/>
           </w:p>
         </w:tc>
         <w:tc>
@@ -10599,14 +8953,12 @@
                 <w:rFonts w:asciiTheme="minorHAnsi" w:hAnsiTheme="minorHAnsi" w:cstheme="minorHAnsi"/>
               </w:rPr>
             </w:pPr>
-            <w:proofErr w:type="spellStart"/>
             <w:r>
               <w:rPr>
                 <w:rFonts w:asciiTheme="minorHAnsi" w:hAnsiTheme="minorHAnsi" w:cstheme="minorHAnsi"/>
               </w:rPr>
               <w:t>int</w:t>
             </w:r>
-            <w:proofErr w:type="spellEnd"/>
           </w:p>
         </w:tc>
         <w:tc>
@@ -10699,7 +9051,6 @@
                 <w:rFonts w:asciiTheme="minorHAnsi" w:eastAsia="Calibri" w:hAnsiTheme="minorHAnsi" w:cstheme="minorHAnsi"/>
               </w:rPr>
             </w:pPr>
-            <w:proofErr w:type="spellStart"/>
             <w:r>
               <w:rPr>
                 <w:rStyle w:val="HTML-kod"/>
@@ -10707,7 +9058,6 @@
               </w:rPr>
               <w:t>station_name</w:t>
             </w:r>
-            <w:proofErr w:type="spellEnd"/>
           </w:p>
         </w:tc>
         <w:tc>
@@ -10840,7 +9190,6 @@
                 <w:sz w:val="20"/>
                 <w:szCs w:val="20"/>
               </w:rPr>
-              <w:lastRenderedPageBreak/>
               <w:t xml:space="preserve">Plik: </w:t>
             </w:r>
             <w:r>
@@ -11050,14 +9399,9 @@
                 <w:szCs w:val="20"/>
               </w:rPr>
             </w:pPr>
-            <w:proofErr w:type="spellStart"/>
-            <w:r>
-              <w:rPr>
-                <w:rFonts w:asciiTheme="minorHAnsi" w:hAnsiTheme="minorHAnsi" w:cstheme="minorHAnsi"/>
-              </w:rPr>
-              <w:t>name</w:t>
-            </w:r>
-            <w:proofErr w:type="spellEnd"/>
+            <w:r>
+              <w:t>precipitation</w:t>
+            </w:r>
           </w:p>
         </w:tc>
         <w:tc>
@@ -11073,10 +9417,7 @@
               </w:rPr>
             </w:pPr>
             <w:r>
-              <w:rPr>
-                <w:rFonts w:asciiTheme="minorHAnsi" w:hAnsiTheme="minorHAnsi" w:cstheme="minorHAnsi"/>
-              </w:rPr>
-              <w:t>string</w:t>
+              <w:t>float</w:t>
             </w:r>
           </w:p>
         </w:tc>
@@ -11104,25 +9445,7 @@
                 <w:sz w:val="20"/>
                 <w:szCs w:val="20"/>
               </w:rPr>
-              <w:t>Występuje jedynie wartość: „</w:t>
-            </w:r>
-            <w:proofErr w:type="spellStart"/>
-            <w:r>
-              <w:rPr>
-                <w:rFonts w:asciiTheme="minorHAnsi" w:hAnsiTheme="minorHAnsi" w:cstheme="minorHAnsi"/>
-                <w:sz w:val="20"/>
-                <w:szCs w:val="20"/>
-              </w:rPr>
-              <w:t>Washington,DC,USA</w:t>
-            </w:r>
-            <w:proofErr w:type="spellEnd"/>
-            <w:r>
-              <w:rPr>
-                <w:rFonts w:asciiTheme="minorHAnsi" w:hAnsiTheme="minorHAnsi" w:cstheme="minorHAnsi"/>
-                <w:sz w:val="20"/>
-                <w:szCs w:val="20"/>
-              </w:rPr>
-              <w:t>”</w:t>
+              <w:t>Zakres wartości od 0 do 29</w:t>
             </w:r>
           </w:p>
         </w:tc>
@@ -11150,15 +9473,7 @@
                 <w:sz w:val="20"/>
                 <w:szCs w:val="20"/>
               </w:rPr>
-              <w:t>Brak wartości NULL, wszystkie wartości takie same</w:t>
-            </w:r>
-            <w:r>
-              <w:rPr>
-                <w:rFonts w:asciiTheme="minorHAnsi" w:hAnsiTheme="minorHAnsi" w:cstheme="minorHAnsi"/>
-                <w:sz w:val="20"/>
-                <w:szCs w:val="20"/>
-              </w:rPr>
-              <w:t>, niska przydatność przy analizie wybranych aspektów dziedziny.</w:t>
+              <w:t>Brak wartości NULL, wszystkie wartości mieszczą się w dozwolonym przedziale.</w:t>
             </w:r>
           </w:p>
         </w:tc>
@@ -11197,14 +9512,9 @@
                 <w:szCs w:val="20"/>
               </w:rPr>
             </w:pPr>
-            <w:proofErr w:type="spellStart"/>
-            <w:r>
-              <w:rPr>
-                <w:rFonts w:asciiTheme="minorHAnsi" w:hAnsiTheme="minorHAnsi" w:cstheme="minorHAnsi"/>
-              </w:rPr>
-              <w:t>datetime</w:t>
-            </w:r>
-            <w:proofErr w:type="spellEnd"/>
+            <w:r>
+              <w:t>rain</w:t>
+            </w:r>
           </w:p>
         </w:tc>
         <w:tc>
@@ -11219,14 +9529,9 @@
                 <w:szCs w:val="20"/>
               </w:rPr>
             </w:pPr>
-            <w:proofErr w:type="spellStart"/>
-            <w:r>
-              <w:rPr>
-                <w:rFonts w:asciiTheme="minorHAnsi" w:hAnsiTheme="minorHAnsi" w:cstheme="minorHAnsi"/>
-              </w:rPr>
-              <w:t>date</w:t>
-            </w:r>
-            <w:proofErr w:type="spellEnd"/>
+            <w:r>
+              <w:t>float</w:t>
+            </w:r>
           </w:p>
         </w:tc>
         <w:tc>
@@ -11253,7 +9558,7 @@
                 <w:sz w:val="20"/>
                 <w:szCs w:val="20"/>
               </w:rPr>
-              <w:t>Zakres wartości od 01.05.2020 do 31.08.2024</w:t>
+              <w:t>Zakres wartości od 0 do 29</w:t>
             </w:r>
           </w:p>
         </w:tc>
@@ -11319,14 +9624,9 @@
                 <w:rFonts w:asciiTheme="minorHAnsi" w:eastAsia="Calibri" w:hAnsiTheme="minorHAnsi" w:cstheme="minorHAnsi"/>
               </w:rPr>
             </w:pPr>
-            <w:proofErr w:type="spellStart"/>
-            <w:r>
-              <w:rPr>
-                <w:rFonts w:asciiTheme="minorHAnsi" w:hAnsiTheme="minorHAnsi" w:cstheme="minorHAnsi"/>
-              </w:rPr>
-              <w:t>tempmax</w:t>
-            </w:r>
-            <w:proofErr w:type="spellEnd"/>
+            <w:r>
+              <w:t>snow_depth</w:t>
+            </w:r>
           </w:p>
         </w:tc>
         <w:tc>
@@ -11339,14 +9639,9 @@
                 <w:rFonts w:asciiTheme="minorHAnsi" w:hAnsiTheme="minorHAnsi" w:cstheme="minorHAnsi"/>
               </w:rPr>
             </w:pPr>
-            <w:proofErr w:type="spellStart"/>
-            <w:r>
-              <w:rPr>
-                <w:rFonts w:asciiTheme="minorHAnsi" w:hAnsiTheme="minorHAnsi" w:cstheme="minorHAnsi"/>
-              </w:rPr>
+            <w:r>
               <w:t>float</w:t>
             </w:r>
-            <w:proofErr w:type="spellEnd"/>
           </w:p>
         </w:tc>
         <w:tc>
@@ -11373,7 +9668,7 @@
                 <w:sz w:val="20"/>
                 <w:szCs w:val="20"/>
               </w:rPr>
-              <w:t>Zakres wartości od -6,2 do 39,3</w:t>
+              <w:t>Zakres wartości od 0 do 0,16</w:t>
             </w:r>
           </w:p>
         </w:tc>
@@ -11439,14 +9734,9 @@
                 <w:rFonts w:asciiTheme="minorHAnsi" w:eastAsia="Calibri" w:hAnsiTheme="minorHAnsi" w:cstheme="minorHAnsi"/>
               </w:rPr>
             </w:pPr>
-            <w:proofErr w:type="spellStart"/>
-            <w:r>
-              <w:rPr>
-                <w:rFonts w:asciiTheme="minorHAnsi" w:hAnsiTheme="minorHAnsi" w:cstheme="minorHAnsi"/>
-              </w:rPr>
-              <w:t>tempmin</w:t>
-            </w:r>
-            <w:proofErr w:type="spellEnd"/>
+            <w:r>
+              <w:t>snowfall</w:t>
+            </w:r>
           </w:p>
         </w:tc>
         <w:tc>
@@ -11459,14 +9749,9 @@
                 <w:rFonts w:asciiTheme="minorHAnsi" w:hAnsiTheme="minorHAnsi" w:cstheme="minorHAnsi"/>
               </w:rPr>
             </w:pPr>
-            <w:proofErr w:type="spellStart"/>
-            <w:r>
-              <w:rPr>
-                <w:rFonts w:asciiTheme="minorHAnsi" w:hAnsiTheme="minorHAnsi" w:cstheme="minorHAnsi"/>
-              </w:rPr>
+            <w:r>
               <w:t>float</w:t>
             </w:r>
-            <w:proofErr w:type="spellEnd"/>
           </w:p>
         </w:tc>
         <w:tc>
@@ -11493,7 +9778,7 @@
                 <w:sz w:val="20"/>
                 <w:szCs w:val="20"/>
               </w:rPr>
-              <w:t>Zakres wartości od -12,9 do 27,5</w:t>
+              <w:t>Zakres wartości od 0 do 3,15</w:t>
             </w:r>
           </w:p>
         </w:tc>
@@ -11560,10 +9845,7 @@
               </w:rPr>
             </w:pPr>
             <w:r>
-              <w:rPr>
-                <w:rFonts w:asciiTheme="minorHAnsi" w:hAnsiTheme="minorHAnsi" w:cstheme="minorHAnsi"/>
-              </w:rPr>
-              <w:t>temp</w:t>
+              <w:t>temperature</w:t>
             </w:r>
           </w:p>
         </w:tc>
@@ -11577,14 +9859,9 @@
                 <w:rFonts w:asciiTheme="minorHAnsi" w:hAnsiTheme="minorHAnsi" w:cstheme="minorHAnsi"/>
               </w:rPr>
             </w:pPr>
-            <w:proofErr w:type="spellStart"/>
-            <w:r>
-              <w:rPr>
-                <w:rFonts w:asciiTheme="minorHAnsi" w:hAnsiTheme="minorHAnsi" w:cstheme="minorHAnsi"/>
-              </w:rPr>
+            <w:r>
               <w:t>float</w:t>
             </w:r>
-            <w:proofErr w:type="spellEnd"/>
           </w:p>
         </w:tc>
         <w:tc>
@@ -11611,15 +9888,7 @@
                 <w:sz w:val="20"/>
                 <w:szCs w:val="20"/>
               </w:rPr>
-              <w:t xml:space="preserve">Zakres wartości od </w:t>
-            </w:r>
-            <w:r>
-              <w:rPr>
-                <w:rFonts w:asciiTheme="minorHAnsi" w:hAnsiTheme="minorHAnsi" w:cstheme="minorHAnsi"/>
-                <w:sz w:val="20"/>
-                <w:szCs w:val="20"/>
-              </w:rPr>
-              <w:t>-9,7 do 32,7</w:t>
+              <w:t>Zakres wartości od -14,2 do 38,2</w:t>
             </w:r>
           </w:p>
         </w:tc>
@@ -11685,14 +9954,9 @@
                 <w:rFonts w:asciiTheme="minorHAnsi" w:eastAsia="Calibri" w:hAnsiTheme="minorHAnsi" w:cstheme="minorHAnsi"/>
               </w:rPr>
             </w:pPr>
-            <w:proofErr w:type="spellStart"/>
-            <w:r>
-              <w:rPr>
-                <w:rFonts w:asciiTheme="minorHAnsi" w:hAnsiTheme="minorHAnsi" w:cstheme="minorHAnsi"/>
-              </w:rPr>
-              <w:t>feelslikemax</w:t>
-            </w:r>
-            <w:proofErr w:type="spellEnd"/>
+            <w:r>
+              <w:t>time</w:t>
+            </w:r>
           </w:p>
         </w:tc>
         <w:tc>
@@ -11705,14 +9969,12 @@
                 <w:rFonts w:asciiTheme="minorHAnsi" w:hAnsiTheme="minorHAnsi" w:cstheme="minorHAnsi"/>
               </w:rPr>
             </w:pPr>
-            <w:proofErr w:type="spellStart"/>
-            <w:r>
-              <w:rPr>
-                <w:rFonts w:asciiTheme="minorHAnsi" w:hAnsiTheme="minorHAnsi" w:cstheme="minorHAnsi"/>
-              </w:rPr>
-              <w:t>float</w:t>
-            </w:r>
-            <w:proofErr w:type="spellEnd"/>
+            <w:r>
+              <w:t>date</w:t>
+            </w:r>
+            <w:r>
+              <w:t>time</w:t>
+            </w:r>
           </w:p>
         </w:tc>
         <w:tc>
@@ -11739,7 +10001,7 @@
                 <w:sz w:val="20"/>
                 <w:szCs w:val="20"/>
               </w:rPr>
-              <w:t>Zakres wartości od -11,1 do 43,4</w:t>
+              <w:t>Zakres wartości od 01.05.2020 00:00:00 do 31.08.2024 23:00:00</w:t>
             </w:r>
           </w:p>
         </w:tc>
@@ -11767,7 +10029,7 @@
                 <w:sz w:val="20"/>
                 <w:szCs w:val="20"/>
               </w:rPr>
-              <w:t>Brak wartości NULL, wszystkie wartości mieszczą się w dozwolonym przedziale.</w:t>
+              <w:t>Brak wartości NULL, wszystkie wartości unikalne, wartości mieszczą się w dozwolonym przedziale, format daty należy zmienić aby możliwe było wczytanie danych.</w:t>
             </w:r>
           </w:p>
         </w:tc>
@@ -11805,14 +10067,12 @@
                 <w:rFonts w:asciiTheme="minorHAnsi" w:eastAsia="Calibri" w:hAnsiTheme="minorHAnsi" w:cstheme="minorHAnsi"/>
               </w:rPr>
             </w:pPr>
-            <w:proofErr w:type="spellStart"/>
-            <w:r>
-              <w:rPr>
-                <w:rFonts w:asciiTheme="minorHAnsi" w:hAnsiTheme="minorHAnsi" w:cstheme="minorHAnsi"/>
-              </w:rPr>
-              <w:t>feelslikemin</w:t>
-            </w:r>
-            <w:proofErr w:type="spellEnd"/>
+            <w:r>
+              <w:rPr>
+                <w:lang w:val="en-US"/>
+              </w:rPr>
+              <w:t>wind_speed</w:t>
+            </w:r>
           </w:p>
         </w:tc>
         <w:tc>
@@ -11825,14 +10085,12 @@
                 <w:rFonts w:asciiTheme="minorHAnsi" w:hAnsiTheme="minorHAnsi" w:cstheme="minorHAnsi"/>
               </w:rPr>
             </w:pPr>
-            <w:proofErr w:type="spellStart"/>
-            <w:r>
-              <w:rPr>
-                <w:rFonts w:asciiTheme="minorHAnsi" w:hAnsiTheme="minorHAnsi" w:cstheme="minorHAnsi"/>
+            <w:r>
+              <w:rPr>
+                <w:lang w:val="en-US"/>
               </w:rPr>
               <w:t>float</w:t>
             </w:r>
-            <w:proofErr w:type="spellEnd"/>
           </w:p>
         </w:tc>
         <w:tc>
@@ -11859,7 +10117,7 @@
                 <w:sz w:val="20"/>
                 <w:szCs w:val="20"/>
               </w:rPr>
-              <w:t>Zakres wartości od -20,2 do 31</w:t>
+              <w:t>Zakres wartości od 0 do 32,8</w:t>
             </w:r>
           </w:p>
         </w:tc>
@@ -11892,3129 +10150,6 @@
           </w:p>
         </w:tc>
       </w:tr>
-      <w:tr>
-        <w:trPr>
-          <w:trHeight w:val="280"/>
-        </w:trPr>
-        <w:tc>
-          <w:tcPr>
-            <w:tcW w:w="645" w:type="dxa"/>
-          </w:tcPr>
-          <w:p>
-            <w:pPr>
-              <w:numPr>
-                <w:ilvl w:val="0"/>
-                <w:numId w:val="25"/>
-              </w:numPr>
-              <w:rPr>
-                <w:rFonts w:asciiTheme="minorHAnsi" w:hAnsiTheme="minorHAnsi" w:cstheme="minorHAnsi"/>
-                <w:sz w:val="20"/>
-                <w:szCs w:val="20"/>
-              </w:rPr>
-            </w:pPr>
-          </w:p>
-        </w:tc>
-        <w:tc>
-          <w:tcPr>
-            <w:tcW w:w="1620" w:type="dxa"/>
-          </w:tcPr>
-          <w:p>
-            <w:pPr>
-              <w:rPr>
-                <w:rStyle w:val="HTML-kod"/>
-                <w:rFonts w:asciiTheme="minorHAnsi" w:eastAsia="Calibri" w:hAnsiTheme="minorHAnsi" w:cstheme="minorHAnsi"/>
-              </w:rPr>
-            </w:pPr>
-            <w:proofErr w:type="spellStart"/>
-            <w:r>
-              <w:rPr>
-                <w:rFonts w:asciiTheme="minorHAnsi" w:hAnsiTheme="minorHAnsi" w:cstheme="minorHAnsi"/>
-              </w:rPr>
-              <w:t>feelslike</w:t>
-            </w:r>
-            <w:proofErr w:type="spellEnd"/>
-          </w:p>
-        </w:tc>
-        <w:tc>
-          <w:tcPr>
-            <w:tcW w:w="1335" w:type="dxa"/>
-          </w:tcPr>
-          <w:p>
-            <w:pPr>
-              <w:rPr>
-                <w:rFonts w:asciiTheme="minorHAnsi" w:hAnsiTheme="minorHAnsi" w:cstheme="minorHAnsi"/>
-              </w:rPr>
-            </w:pPr>
-            <w:proofErr w:type="spellStart"/>
-            <w:r>
-              <w:rPr>
-                <w:rFonts w:asciiTheme="minorHAnsi" w:hAnsiTheme="minorHAnsi" w:cstheme="minorHAnsi"/>
-              </w:rPr>
-              <w:t>float</w:t>
-            </w:r>
-            <w:proofErr w:type="spellEnd"/>
-          </w:p>
-        </w:tc>
-        <w:tc>
-          <w:tcPr>
-            <w:tcW w:w="1615" w:type="dxa"/>
-            <w:tcBorders>
-              <w:top w:val="single" w:sz="6" w:space="0" w:color="auto"/>
-              <w:left w:val="single" w:sz="6" w:space="0" w:color="auto"/>
-              <w:bottom w:val="single" w:sz="6" w:space="0" w:color="auto"/>
-              <w:right w:val="single" w:sz="6" w:space="0" w:color="auto"/>
-            </w:tcBorders>
-            <w:vAlign w:val="center"/>
-          </w:tcPr>
-          <w:p>
-            <w:pPr>
-              <w:rPr>
-                <w:rFonts w:asciiTheme="minorHAnsi" w:hAnsiTheme="minorHAnsi" w:cstheme="minorHAnsi"/>
-                <w:sz w:val="20"/>
-                <w:szCs w:val="20"/>
-              </w:rPr>
-            </w:pPr>
-            <w:r>
-              <w:t>Zakres wartości od -16,4 do 36,3</w:t>
-            </w:r>
-          </w:p>
-        </w:tc>
-        <w:tc>
-          <w:tcPr>
-            <w:tcW w:w="4820" w:type="dxa"/>
-            <w:tcBorders>
-              <w:top w:val="single" w:sz="6" w:space="0" w:color="000000"/>
-              <w:left w:val="single" w:sz="6" w:space="0" w:color="000000"/>
-              <w:bottom w:val="single" w:sz="6" w:space="0" w:color="000000"/>
-              <w:right w:val="single" w:sz="6" w:space="0" w:color="000000"/>
-            </w:tcBorders>
-          </w:tcPr>
-          <w:p>
-            <w:pPr>
-              <w:rPr>
-                <w:rFonts w:asciiTheme="minorHAnsi" w:hAnsiTheme="minorHAnsi" w:cstheme="minorHAnsi"/>
-                <w:sz w:val="20"/>
-                <w:szCs w:val="20"/>
-              </w:rPr>
-            </w:pPr>
-            <w:r>
-              <w:rPr>
-                <w:rFonts w:asciiTheme="minorHAnsi" w:hAnsiTheme="minorHAnsi" w:cstheme="minorHAnsi"/>
-                <w:sz w:val="20"/>
-                <w:szCs w:val="20"/>
-              </w:rPr>
-              <w:t>Brak wartości NULL, wszystkie wartości mieszczą się w dozwolonym przedziale.</w:t>
-            </w:r>
-          </w:p>
-        </w:tc>
-      </w:tr>
-      <w:tr>
-        <w:trPr>
-          <w:trHeight w:val="280"/>
-        </w:trPr>
-        <w:tc>
-          <w:tcPr>
-            <w:tcW w:w="645" w:type="dxa"/>
-          </w:tcPr>
-          <w:p>
-            <w:pPr>
-              <w:numPr>
-                <w:ilvl w:val="0"/>
-                <w:numId w:val="25"/>
-              </w:numPr>
-              <w:rPr>
-                <w:rFonts w:asciiTheme="minorHAnsi" w:hAnsiTheme="minorHAnsi" w:cstheme="minorHAnsi"/>
-                <w:sz w:val="20"/>
-                <w:szCs w:val="20"/>
-              </w:rPr>
-            </w:pPr>
-          </w:p>
-        </w:tc>
-        <w:tc>
-          <w:tcPr>
-            <w:tcW w:w="1620" w:type="dxa"/>
-          </w:tcPr>
-          <w:p>
-            <w:pPr>
-              <w:rPr>
-                <w:rStyle w:val="HTML-kod"/>
-                <w:rFonts w:asciiTheme="minorHAnsi" w:eastAsia="Calibri" w:hAnsiTheme="minorHAnsi" w:cstheme="minorHAnsi"/>
-              </w:rPr>
-            </w:pPr>
-            <w:proofErr w:type="spellStart"/>
-            <w:r>
-              <w:rPr>
-                <w:rFonts w:asciiTheme="minorHAnsi" w:hAnsiTheme="minorHAnsi" w:cstheme="minorHAnsi"/>
-              </w:rPr>
-              <w:t>dew</w:t>
-            </w:r>
-            <w:proofErr w:type="spellEnd"/>
-          </w:p>
-        </w:tc>
-        <w:tc>
-          <w:tcPr>
-            <w:tcW w:w="1335" w:type="dxa"/>
-          </w:tcPr>
-          <w:p>
-            <w:pPr>
-              <w:rPr>
-                <w:rFonts w:asciiTheme="minorHAnsi" w:hAnsiTheme="minorHAnsi" w:cstheme="minorHAnsi"/>
-              </w:rPr>
-            </w:pPr>
-            <w:proofErr w:type="spellStart"/>
-            <w:r>
-              <w:rPr>
-                <w:rFonts w:asciiTheme="minorHAnsi" w:hAnsiTheme="minorHAnsi" w:cstheme="minorHAnsi"/>
-              </w:rPr>
-              <w:t>float</w:t>
-            </w:r>
-            <w:proofErr w:type="spellEnd"/>
-          </w:p>
-        </w:tc>
-        <w:tc>
-          <w:tcPr>
-            <w:tcW w:w="1615" w:type="dxa"/>
-            <w:tcBorders>
-              <w:top w:val="single" w:sz="6" w:space="0" w:color="auto"/>
-              <w:left w:val="single" w:sz="6" w:space="0" w:color="auto"/>
-              <w:bottom w:val="single" w:sz="6" w:space="0" w:color="auto"/>
-              <w:right w:val="single" w:sz="6" w:space="0" w:color="auto"/>
-            </w:tcBorders>
-            <w:vAlign w:val="center"/>
-          </w:tcPr>
-          <w:p>
-            <w:pPr>
-              <w:rPr>
-                <w:rFonts w:asciiTheme="minorHAnsi" w:hAnsiTheme="minorHAnsi" w:cstheme="minorHAnsi"/>
-                <w:sz w:val="20"/>
-                <w:szCs w:val="20"/>
-              </w:rPr>
-            </w:pPr>
-            <w:r>
-              <w:t>Zakres wartości od -19,2 do 24,2</w:t>
-            </w:r>
-          </w:p>
-        </w:tc>
-        <w:tc>
-          <w:tcPr>
-            <w:tcW w:w="4820" w:type="dxa"/>
-            <w:tcBorders>
-              <w:top w:val="single" w:sz="6" w:space="0" w:color="000000"/>
-              <w:left w:val="single" w:sz="6" w:space="0" w:color="000000"/>
-              <w:bottom w:val="single" w:sz="6" w:space="0" w:color="000000"/>
-              <w:right w:val="single" w:sz="6" w:space="0" w:color="000000"/>
-            </w:tcBorders>
-          </w:tcPr>
-          <w:p>
-            <w:pPr>
-              <w:rPr>
-                <w:rFonts w:asciiTheme="minorHAnsi" w:hAnsiTheme="minorHAnsi" w:cstheme="minorHAnsi"/>
-                <w:sz w:val="20"/>
-                <w:szCs w:val="20"/>
-              </w:rPr>
-            </w:pPr>
-            <w:r>
-              <w:rPr>
-                <w:rFonts w:asciiTheme="minorHAnsi" w:hAnsiTheme="minorHAnsi" w:cstheme="minorHAnsi"/>
-                <w:sz w:val="20"/>
-                <w:szCs w:val="20"/>
-              </w:rPr>
-              <w:t>Brak wartości NULL, wszystkie wartości mieszczą się w dozwolonym przedziale.</w:t>
-            </w:r>
-          </w:p>
-        </w:tc>
-      </w:tr>
-      <w:tr>
-        <w:trPr>
-          <w:trHeight w:val="280"/>
-        </w:trPr>
-        <w:tc>
-          <w:tcPr>
-            <w:tcW w:w="645" w:type="dxa"/>
-          </w:tcPr>
-          <w:p>
-            <w:pPr>
-              <w:numPr>
-                <w:ilvl w:val="0"/>
-                <w:numId w:val="25"/>
-              </w:numPr>
-              <w:rPr>
-                <w:rFonts w:asciiTheme="minorHAnsi" w:hAnsiTheme="minorHAnsi" w:cstheme="minorHAnsi"/>
-                <w:sz w:val="20"/>
-                <w:szCs w:val="20"/>
-              </w:rPr>
-            </w:pPr>
-          </w:p>
-        </w:tc>
-        <w:tc>
-          <w:tcPr>
-            <w:tcW w:w="1620" w:type="dxa"/>
-          </w:tcPr>
-          <w:p>
-            <w:pPr>
-              <w:rPr>
-                <w:rStyle w:val="HTML-kod"/>
-                <w:rFonts w:asciiTheme="minorHAnsi" w:eastAsia="Calibri" w:hAnsiTheme="minorHAnsi" w:cstheme="minorHAnsi"/>
-              </w:rPr>
-            </w:pPr>
-            <w:proofErr w:type="spellStart"/>
-            <w:r>
-              <w:rPr>
-                <w:rFonts w:asciiTheme="minorHAnsi" w:hAnsiTheme="minorHAnsi" w:cstheme="minorHAnsi"/>
-              </w:rPr>
-              <w:t>humidity</w:t>
-            </w:r>
-            <w:proofErr w:type="spellEnd"/>
-          </w:p>
-        </w:tc>
-        <w:tc>
-          <w:tcPr>
-            <w:tcW w:w="1335" w:type="dxa"/>
-          </w:tcPr>
-          <w:p>
-            <w:pPr>
-              <w:rPr>
-                <w:rFonts w:asciiTheme="minorHAnsi" w:hAnsiTheme="minorHAnsi" w:cstheme="minorHAnsi"/>
-              </w:rPr>
-            </w:pPr>
-            <w:proofErr w:type="spellStart"/>
-            <w:r>
-              <w:rPr>
-                <w:rFonts w:asciiTheme="minorHAnsi" w:hAnsiTheme="minorHAnsi" w:cstheme="minorHAnsi"/>
-              </w:rPr>
-              <w:t>float</w:t>
-            </w:r>
-            <w:proofErr w:type="spellEnd"/>
-          </w:p>
-        </w:tc>
-        <w:tc>
-          <w:tcPr>
-            <w:tcW w:w="1615" w:type="dxa"/>
-            <w:tcBorders>
-              <w:top w:val="single" w:sz="6" w:space="0" w:color="auto"/>
-              <w:left w:val="single" w:sz="6" w:space="0" w:color="auto"/>
-              <w:bottom w:val="single" w:sz="6" w:space="0" w:color="auto"/>
-              <w:right w:val="single" w:sz="6" w:space="0" w:color="auto"/>
-            </w:tcBorders>
-            <w:vAlign w:val="center"/>
-          </w:tcPr>
-          <w:p>
-            <w:pPr>
-              <w:rPr>
-                <w:rFonts w:asciiTheme="minorHAnsi" w:hAnsiTheme="minorHAnsi" w:cstheme="minorHAnsi"/>
-                <w:sz w:val="20"/>
-                <w:szCs w:val="20"/>
-              </w:rPr>
-            </w:pPr>
-            <w:r>
-              <w:t>Zakres wartości od 24,3 do 96,9</w:t>
-            </w:r>
-          </w:p>
-        </w:tc>
-        <w:tc>
-          <w:tcPr>
-            <w:tcW w:w="4820" w:type="dxa"/>
-            <w:tcBorders>
-              <w:top w:val="single" w:sz="6" w:space="0" w:color="000000"/>
-              <w:left w:val="single" w:sz="6" w:space="0" w:color="000000"/>
-              <w:bottom w:val="single" w:sz="6" w:space="0" w:color="000000"/>
-              <w:right w:val="single" w:sz="6" w:space="0" w:color="000000"/>
-            </w:tcBorders>
-          </w:tcPr>
-          <w:p>
-            <w:pPr>
-              <w:rPr>
-                <w:rFonts w:asciiTheme="minorHAnsi" w:hAnsiTheme="minorHAnsi" w:cstheme="minorHAnsi"/>
-                <w:sz w:val="20"/>
-                <w:szCs w:val="20"/>
-              </w:rPr>
-            </w:pPr>
-            <w:r>
-              <w:rPr>
-                <w:rFonts w:asciiTheme="minorHAnsi" w:hAnsiTheme="minorHAnsi" w:cstheme="minorHAnsi"/>
-                <w:sz w:val="20"/>
-                <w:szCs w:val="20"/>
-              </w:rPr>
-              <w:t>Brak wartości NULL, wszystkie wartości mieszczą się w dozwolonym przedziale.</w:t>
-            </w:r>
-          </w:p>
-        </w:tc>
-      </w:tr>
-      <w:tr>
-        <w:trPr>
-          <w:trHeight w:val="280"/>
-        </w:trPr>
-        <w:tc>
-          <w:tcPr>
-            <w:tcW w:w="645" w:type="dxa"/>
-          </w:tcPr>
-          <w:p>
-            <w:pPr>
-              <w:numPr>
-                <w:ilvl w:val="0"/>
-                <w:numId w:val="25"/>
-              </w:numPr>
-              <w:rPr>
-                <w:rFonts w:asciiTheme="minorHAnsi" w:hAnsiTheme="minorHAnsi" w:cstheme="minorHAnsi"/>
-                <w:sz w:val="20"/>
-                <w:szCs w:val="20"/>
-              </w:rPr>
-            </w:pPr>
-          </w:p>
-        </w:tc>
-        <w:tc>
-          <w:tcPr>
-            <w:tcW w:w="1620" w:type="dxa"/>
-          </w:tcPr>
-          <w:p>
-            <w:pPr>
-              <w:rPr>
-                <w:rStyle w:val="HTML-kod"/>
-                <w:rFonts w:asciiTheme="minorHAnsi" w:eastAsia="Calibri" w:hAnsiTheme="minorHAnsi" w:cstheme="minorHAnsi"/>
-              </w:rPr>
-            </w:pPr>
-            <w:proofErr w:type="spellStart"/>
-            <w:r>
-              <w:rPr>
-                <w:rFonts w:asciiTheme="minorHAnsi" w:hAnsiTheme="minorHAnsi" w:cstheme="minorHAnsi"/>
-              </w:rPr>
-              <w:t>precip</w:t>
-            </w:r>
-            <w:proofErr w:type="spellEnd"/>
-          </w:p>
-        </w:tc>
-        <w:tc>
-          <w:tcPr>
-            <w:tcW w:w="1335" w:type="dxa"/>
-          </w:tcPr>
-          <w:p>
-            <w:pPr>
-              <w:rPr>
-                <w:rFonts w:asciiTheme="minorHAnsi" w:hAnsiTheme="minorHAnsi" w:cstheme="minorHAnsi"/>
-              </w:rPr>
-            </w:pPr>
-            <w:proofErr w:type="spellStart"/>
-            <w:r>
-              <w:rPr>
-                <w:rFonts w:asciiTheme="minorHAnsi" w:hAnsiTheme="minorHAnsi" w:cstheme="minorHAnsi"/>
-              </w:rPr>
-              <w:t>float</w:t>
-            </w:r>
-            <w:proofErr w:type="spellEnd"/>
-          </w:p>
-        </w:tc>
-        <w:tc>
-          <w:tcPr>
-            <w:tcW w:w="1615" w:type="dxa"/>
-            <w:tcBorders>
-              <w:top w:val="single" w:sz="6" w:space="0" w:color="auto"/>
-              <w:left w:val="single" w:sz="6" w:space="0" w:color="auto"/>
-              <w:bottom w:val="single" w:sz="6" w:space="0" w:color="auto"/>
-              <w:right w:val="single" w:sz="6" w:space="0" w:color="auto"/>
-            </w:tcBorders>
-            <w:vAlign w:val="center"/>
-          </w:tcPr>
-          <w:p>
-            <w:pPr>
-              <w:rPr>
-                <w:rFonts w:asciiTheme="minorHAnsi" w:hAnsiTheme="minorHAnsi" w:cstheme="minorHAnsi"/>
-                <w:sz w:val="20"/>
-                <w:szCs w:val="20"/>
-              </w:rPr>
-            </w:pPr>
-            <w:r>
-              <w:t>Zakres wartości od 0 do 68,131</w:t>
-            </w:r>
-          </w:p>
-        </w:tc>
-        <w:tc>
-          <w:tcPr>
-            <w:tcW w:w="4820" w:type="dxa"/>
-            <w:tcBorders>
-              <w:top w:val="single" w:sz="6" w:space="0" w:color="000000"/>
-              <w:left w:val="single" w:sz="6" w:space="0" w:color="000000"/>
-              <w:bottom w:val="single" w:sz="6" w:space="0" w:color="000000"/>
-              <w:right w:val="single" w:sz="6" w:space="0" w:color="000000"/>
-            </w:tcBorders>
-          </w:tcPr>
-          <w:p>
-            <w:pPr>
-              <w:rPr>
-                <w:rFonts w:asciiTheme="minorHAnsi" w:hAnsiTheme="minorHAnsi" w:cstheme="minorHAnsi"/>
-                <w:sz w:val="20"/>
-                <w:szCs w:val="20"/>
-              </w:rPr>
-            </w:pPr>
-            <w:r>
-              <w:rPr>
-                <w:rFonts w:asciiTheme="minorHAnsi" w:hAnsiTheme="minorHAnsi" w:cstheme="minorHAnsi"/>
-                <w:sz w:val="20"/>
-                <w:szCs w:val="20"/>
-              </w:rPr>
-              <w:t>Brak wartości NULL, wszystkie wartości mieszczą się w dozwolonym przedziale.</w:t>
-            </w:r>
-          </w:p>
-        </w:tc>
-      </w:tr>
-      <w:tr>
-        <w:trPr>
-          <w:trHeight w:val="280"/>
-        </w:trPr>
-        <w:tc>
-          <w:tcPr>
-            <w:tcW w:w="645" w:type="dxa"/>
-          </w:tcPr>
-          <w:p>
-            <w:pPr>
-              <w:numPr>
-                <w:ilvl w:val="0"/>
-                <w:numId w:val="25"/>
-              </w:numPr>
-              <w:rPr>
-                <w:rFonts w:asciiTheme="minorHAnsi" w:hAnsiTheme="minorHAnsi" w:cstheme="minorHAnsi"/>
-                <w:sz w:val="20"/>
-                <w:szCs w:val="20"/>
-              </w:rPr>
-            </w:pPr>
-          </w:p>
-        </w:tc>
-        <w:tc>
-          <w:tcPr>
-            <w:tcW w:w="1620" w:type="dxa"/>
-          </w:tcPr>
-          <w:p>
-            <w:pPr>
-              <w:rPr>
-                <w:rStyle w:val="HTML-kod"/>
-                <w:rFonts w:asciiTheme="minorHAnsi" w:eastAsia="Calibri" w:hAnsiTheme="minorHAnsi" w:cstheme="minorHAnsi"/>
-              </w:rPr>
-            </w:pPr>
-            <w:proofErr w:type="spellStart"/>
-            <w:r>
-              <w:rPr>
-                <w:rFonts w:asciiTheme="minorHAnsi" w:hAnsiTheme="minorHAnsi" w:cstheme="minorHAnsi"/>
-              </w:rPr>
-              <w:t>precipprob</w:t>
-            </w:r>
-            <w:proofErr w:type="spellEnd"/>
-          </w:p>
-        </w:tc>
-        <w:tc>
-          <w:tcPr>
-            <w:tcW w:w="1335" w:type="dxa"/>
-          </w:tcPr>
-          <w:p>
-            <w:pPr>
-              <w:rPr>
-                <w:rFonts w:asciiTheme="minorHAnsi" w:hAnsiTheme="minorHAnsi" w:cstheme="minorHAnsi"/>
-              </w:rPr>
-            </w:pPr>
-            <w:proofErr w:type="spellStart"/>
-            <w:r>
-              <w:rPr>
-                <w:rFonts w:asciiTheme="minorHAnsi" w:hAnsiTheme="minorHAnsi" w:cstheme="minorHAnsi"/>
-              </w:rPr>
-              <w:t>int</w:t>
-            </w:r>
-            <w:proofErr w:type="spellEnd"/>
-          </w:p>
-        </w:tc>
-        <w:tc>
-          <w:tcPr>
-            <w:tcW w:w="1615" w:type="dxa"/>
-            <w:tcBorders>
-              <w:top w:val="single" w:sz="6" w:space="0" w:color="auto"/>
-              <w:left w:val="single" w:sz="6" w:space="0" w:color="auto"/>
-              <w:bottom w:val="single" w:sz="6" w:space="0" w:color="auto"/>
-              <w:right w:val="single" w:sz="6" w:space="0" w:color="auto"/>
-            </w:tcBorders>
-            <w:vAlign w:val="center"/>
-          </w:tcPr>
-          <w:p>
-            <w:pPr>
-              <w:rPr>
-                <w:rFonts w:asciiTheme="minorHAnsi" w:hAnsiTheme="minorHAnsi" w:cstheme="minorHAnsi"/>
-                <w:sz w:val="20"/>
-                <w:szCs w:val="20"/>
-              </w:rPr>
-            </w:pPr>
-            <w:r>
-              <w:t>Zakres wartości od 0 do 100</w:t>
-            </w:r>
-          </w:p>
-        </w:tc>
-        <w:tc>
-          <w:tcPr>
-            <w:tcW w:w="4820" w:type="dxa"/>
-            <w:tcBorders>
-              <w:top w:val="single" w:sz="6" w:space="0" w:color="000000"/>
-              <w:left w:val="single" w:sz="6" w:space="0" w:color="000000"/>
-              <w:bottom w:val="single" w:sz="6" w:space="0" w:color="000000"/>
-              <w:right w:val="single" w:sz="6" w:space="0" w:color="000000"/>
-            </w:tcBorders>
-          </w:tcPr>
-          <w:p>
-            <w:pPr>
-              <w:rPr>
-                <w:rFonts w:asciiTheme="minorHAnsi" w:hAnsiTheme="minorHAnsi" w:cstheme="minorHAnsi"/>
-                <w:sz w:val="20"/>
-                <w:szCs w:val="20"/>
-              </w:rPr>
-            </w:pPr>
-            <w:r>
-              <w:rPr>
-                <w:rFonts w:asciiTheme="minorHAnsi" w:hAnsiTheme="minorHAnsi" w:cstheme="minorHAnsi"/>
-                <w:sz w:val="20"/>
-                <w:szCs w:val="20"/>
-              </w:rPr>
-              <w:t>Brak wartości NULL, wszystkie wartości mieszczą się w dozwolonym przedziale.</w:t>
-            </w:r>
-          </w:p>
-        </w:tc>
-      </w:tr>
-      <w:tr>
-        <w:trPr>
-          <w:trHeight w:val="280"/>
-        </w:trPr>
-        <w:tc>
-          <w:tcPr>
-            <w:tcW w:w="645" w:type="dxa"/>
-          </w:tcPr>
-          <w:p>
-            <w:pPr>
-              <w:numPr>
-                <w:ilvl w:val="0"/>
-                <w:numId w:val="25"/>
-              </w:numPr>
-              <w:rPr>
-                <w:rFonts w:asciiTheme="minorHAnsi" w:hAnsiTheme="minorHAnsi" w:cstheme="minorHAnsi"/>
-                <w:sz w:val="20"/>
-                <w:szCs w:val="20"/>
-              </w:rPr>
-            </w:pPr>
-          </w:p>
-        </w:tc>
-        <w:tc>
-          <w:tcPr>
-            <w:tcW w:w="1620" w:type="dxa"/>
-          </w:tcPr>
-          <w:p>
-            <w:pPr>
-              <w:rPr>
-                <w:rStyle w:val="HTML-kod"/>
-                <w:rFonts w:asciiTheme="minorHAnsi" w:eastAsia="Calibri" w:hAnsiTheme="minorHAnsi" w:cstheme="minorHAnsi"/>
-              </w:rPr>
-            </w:pPr>
-            <w:proofErr w:type="spellStart"/>
-            <w:r>
-              <w:rPr>
-                <w:rFonts w:asciiTheme="minorHAnsi" w:hAnsiTheme="minorHAnsi" w:cstheme="minorHAnsi"/>
-              </w:rPr>
-              <w:t>precipcover</w:t>
-            </w:r>
-            <w:proofErr w:type="spellEnd"/>
-          </w:p>
-        </w:tc>
-        <w:tc>
-          <w:tcPr>
-            <w:tcW w:w="1335" w:type="dxa"/>
-          </w:tcPr>
-          <w:p>
-            <w:pPr>
-              <w:rPr>
-                <w:rFonts w:asciiTheme="minorHAnsi" w:hAnsiTheme="minorHAnsi" w:cstheme="minorHAnsi"/>
-              </w:rPr>
-            </w:pPr>
-            <w:proofErr w:type="spellStart"/>
-            <w:r>
-              <w:rPr>
-                <w:rFonts w:asciiTheme="minorHAnsi" w:hAnsiTheme="minorHAnsi" w:cstheme="minorHAnsi"/>
-              </w:rPr>
-              <w:t>float</w:t>
-            </w:r>
-            <w:proofErr w:type="spellEnd"/>
-          </w:p>
-        </w:tc>
-        <w:tc>
-          <w:tcPr>
-            <w:tcW w:w="1615" w:type="dxa"/>
-            <w:tcBorders>
-              <w:top w:val="single" w:sz="6" w:space="0" w:color="auto"/>
-              <w:left w:val="single" w:sz="6" w:space="0" w:color="auto"/>
-              <w:bottom w:val="single" w:sz="6" w:space="0" w:color="auto"/>
-              <w:right w:val="single" w:sz="6" w:space="0" w:color="auto"/>
-            </w:tcBorders>
-            <w:vAlign w:val="center"/>
-          </w:tcPr>
-          <w:p>
-            <w:pPr>
-              <w:rPr>
-                <w:rFonts w:asciiTheme="minorHAnsi" w:hAnsiTheme="minorHAnsi" w:cstheme="minorHAnsi"/>
-                <w:sz w:val="20"/>
-                <w:szCs w:val="20"/>
-              </w:rPr>
-            </w:pPr>
-            <w:r>
-              <w:t>Zakres wartości od 0 do 95,83</w:t>
-            </w:r>
-          </w:p>
-        </w:tc>
-        <w:tc>
-          <w:tcPr>
-            <w:tcW w:w="4820" w:type="dxa"/>
-            <w:tcBorders>
-              <w:top w:val="single" w:sz="6" w:space="0" w:color="000000"/>
-              <w:left w:val="single" w:sz="6" w:space="0" w:color="000000"/>
-              <w:bottom w:val="single" w:sz="6" w:space="0" w:color="000000"/>
-              <w:right w:val="single" w:sz="6" w:space="0" w:color="000000"/>
-            </w:tcBorders>
-          </w:tcPr>
-          <w:p>
-            <w:pPr>
-              <w:rPr>
-                <w:rFonts w:asciiTheme="minorHAnsi" w:hAnsiTheme="minorHAnsi" w:cstheme="minorHAnsi"/>
-                <w:sz w:val="20"/>
-                <w:szCs w:val="20"/>
-              </w:rPr>
-            </w:pPr>
-            <w:r>
-              <w:rPr>
-                <w:rFonts w:asciiTheme="minorHAnsi" w:hAnsiTheme="minorHAnsi" w:cstheme="minorHAnsi"/>
-                <w:sz w:val="20"/>
-                <w:szCs w:val="20"/>
-              </w:rPr>
-              <w:t>Brak wartości NULL, wszystkie wartości mieszczą się w dozwolonym przedziale.</w:t>
-            </w:r>
-          </w:p>
-        </w:tc>
-      </w:tr>
-      <w:tr>
-        <w:trPr>
-          <w:trHeight w:val="280"/>
-        </w:trPr>
-        <w:tc>
-          <w:tcPr>
-            <w:tcW w:w="645" w:type="dxa"/>
-          </w:tcPr>
-          <w:p>
-            <w:pPr>
-              <w:numPr>
-                <w:ilvl w:val="0"/>
-                <w:numId w:val="25"/>
-              </w:numPr>
-              <w:rPr>
-                <w:rFonts w:asciiTheme="minorHAnsi" w:hAnsiTheme="minorHAnsi" w:cstheme="minorHAnsi"/>
-                <w:sz w:val="20"/>
-                <w:szCs w:val="20"/>
-              </w:rPr>
-            </w:pPr>
-          </w:p>
-        </w:tc>
-        <w:tc>
-          <w:tcPr>
-            <w:tcW w:w="1620" w:type="dxa"/>
-          </w:tcPr>
-          <w:p>
-            <w:pPr>
-              <w:rPr>
-                <w:rStyle w:val="HTML-kod"/>
-                <w:rFonts w:asciiTheme="minorHAnsi" w:eastAsia="Calibri" w:hAnsiTheme="minorHAnsi" w:cstheme="minorHAnsi"/>
-              </w:rPr>
-            </w:pPr>
-            <w:proofErr w:type="spellStart"/>
-            <w:r>
-              <w:rPr>
-                <w:rFonts w:asciiTheme="minorHAnsi" w:hAnsiTheme="minorHAnsi" w:cstheme="minorHAnsi"/>
-              </w:rPr>
-              <w:t>preciptype</w:t>
-            </w:r>
-            <w:proofErr w:type="spellEnd"/>
-          </w:p>
-        </w:tc>
-        <w:tc>
-          <w:tcPr>
-            <w:tcW w:w="1335" w:type="dxa"/>
-          </w:tcPr>
-          <w:p>
-            <w:pPr>
-              <w:rPr>
-                <w:rFonts w:asciiTheme="minorHAnsi" w:hAnsiTheme="minorHAnsi" w:cstheme="minorHAnsi"/>
-              </w:rPr>
-            </w:pPr>
-            <w:r>
-              <w:rPr>
-                <w:rFonts w:asciiTheme="minorHAnsi" w:hAnsiTheme="minorHAnsi" w:cstheme="minorHAnsi"/>
-              </w:rPr>
-              <w:t>string</w:t>
-            </w:r>
-          </w:p>
-        </w:tc>
-        <w:tc>
-          <w:tcPr>
-            <w:tcW w:w="1615" w:type="dxa"/>
-            <w:tcBorders>
-              <w:top w:val="single" w:sz="6" w:space="0" w:color="auto"/>
-              <w:left w:val="single" w:sz="6" w:space="0" w:color="auto"/>
-              <w:bottom w:val="single" w:sz="6" w:space="0" w:color="auto"/>
-              <w:right w:val="single" w:sz="6" w:space="0" w:color="auto"/>
-            </w:tcBorders>
-            <w:vAlign w:val="center"/>
-          </w:tcPr>
-          <w:p>
-            <w:pPr>
-              <w:rPr>
-                <w:rFonts w:asciiTheme="minorHAnsi" w:hAnsiTheme="minorHAnsi" w:cstheme="minorHAnsi"/>
-                <w:sz w:val="20"/>
-                <w:szCs w:val="20"/>
-              </w:rPr>
-            </w:pPr>
-            <w:r>
-              <w:rPr>
-                <w:rFonts w:asciiTheme="minorHAnsi" w:hAnsiTheme="minorHAnsi" w:cstheme="minorHAnsi"/>
-                <w:sz w:val="20"/>
-                <w:szCs w:val="20"/>
-              </w:rPr>
-              <w:t>Długość od 4 do 26 znaków. Dane tekstowe (kategorie)</w:t>
-            </w:r>
-          </w:p>
-        </w:tc>
-        <w:tc>
-          <w:tcPr>
-            <w:tcW w:w="4820" w:type="dxa"/>
-            <w:tcBorders>
-              <w:top w:val="single" w:sz="6" w:space="0" w:color="000000"/>
-              <w:left w:val="single" w:sz="6" w:space="0" w:color="000000"/>
-              <w:bottom w:val="single" w:sz="6" w:space="0" w:color="000000"/>
-              <w:right w:val="single" w:sz="6" w:space="0" w:color="000000"/>
-            </w:tcBorders>
-          </w:tcPr>
-          <w:p>
-            <w:pPr>
-              <w:rPr>
-                <w:rFonts w:asciiTheme="minorHAnsi" w:hAnsiTheme="minorHAnsi" w:cstheme="minorHAnsi"/>
-                <w:sz w:val="20"/>
-                <w:szCs w:val="20"/>
-              </w:rPr>
-            </w:pPr>
-            <w:r>
-              <w:rPr>
-                <w:rFonts w:asciiTheme="minorHAnsi" w:hAnsiTheme="minorHAnsi" w:cstheme="minorHAnsi"/>
-                <w:sz w:val="20"/>
-                <w:szCs w:val="20"/>
-              </w:rPr>
-              <w:t xml:space="preserve">Występują wartości NULL (52,2%), </w:t>
-            </w:r>
-            <w:r>
-              <w:rPr>
-                <w:rFonts w:asciiTheme="minorHAnsi" w:hAnsiTheme="minorHAnsi" w:cstheme="minorHAnsi"/>
-                <w:sz w:val="20"/>
-                <w:szCs w:val="20"/>
-              </w:rPr>
-              <w:t xml:space="preserve">lista ciągów </w:t>
-            </w:r>
-            <w:r>
-              <w:rPr>
-                <w:rFonts w:asciiTheme="minorHAnsi" w:hAnsiTheme="minorHAnsi" w:cstheme="minorHAnsi"/>
-                <w:sz w:val="20"/>
-                <w:szCs w:val="20"/>
-              </w:rPr>
-              <w:t>tekst</w:t>
-            </w:r>
-            <w:r>
-              <w:rPr>
-                <w:rFonts w:asciiTheme="minorHAnsi" w:hAnsiTheme="minorHAnsi" w:cstheme="minorHAnsi"/>
-                <w:sz w:val="20"/>
-                <w:szCs w:val="20"/>
-              </w:rPr>
-              <w:t>owych</w:t>
-            </w:r>
-            <w:r>
-              <w:rPr>
-                <w:rFonts w:asciiTheme="minorHAnsi" w:hAnsiTheme="minorHAnsi" w:cstheme="minorHAnsi"/>
-                <w:sz w:val="20"/>
-                <w:szCs w:val="20"/>
-              </w:rPr>
-              <w:t xml:space="preserve"> oddzielany</w:t>
-            </w:r>
-            <w:r>
-              <w:rPr>
-                <w:rFonts w:asciiTheme="minorHAnsi" w:hAnsiTheme="minorHAnsi" w:cstheme="minorHAnsi"/>
-                <w:sz w:val="20"/>
-                <w:szCs w:val="20"/>
-              </w:rPr>
-              <w:t>ch</w:t>
-            </w:r>
-            <w:r>
-              <w:rPr>
-                <w:rFonts w:asciiTheme="minorHAnsi" w:hAnsiTheme="minorHAnsi" w:cstheme="minorHAnsi"/>
-                <w:sz w:val="20"/>
-                <w:szCs w:val="20"/>
-              </w:rPr>
-              <w:t xml:space="preserve"> przecinkami co utrudnia analizę</w:t>
-            </w:r>
-            <w:r>
-              <w:rPr>
-                <w:rFonts w:asciiTheme="minorHAnsi" w:hAnsiTheme="minorHAnsi" w:cstheme="minorHAnsi"/>
-                <w:sz w:val="20"/>
-                <w:szCs w:val="20"/>
-              </w:rPr>
-              <w:t>. Należy uporządkować.</w:t>
-            </w:r>
-          </w:p>
-        </w:tc>
-      </w:tr>
-      <w:tr>
-        <w:trPr>
-          <w:trHeight w:val="280"/>
-        </w:trPr>
-        <w:tc>
-          <w:tcPr>
-            <w:tcW w:w="645" w:type="dxa"/>
-          </w:tcPr>
-          <w:p>
-            <w:pPr>
-              <w:numPr>
-                <w:ilvl w:val="0"/>
-                <w:numId w:val="25"/>
-              </w:numPr>
-              <w:rPr>
-                <w:rFonts w:asciiTheme="minorHAnsi" w:hAnsiTheme="minorHAnsi" w:cstheme="minorHAnsi"/>
-                <w:sz w:val="20"/>
-                <w:szCs w:val="20"/>
-              </w:rPr>
-            </w:pPr>
-          </w:p>
-        </w:tc>
-        <w:tc>
-          <w:tcPr>
-            <w:tcW w:w="1620" w:type="dxa"/>
-          </w:tcPr>
-          <w:p>
-            <w:pPr>
-              <w:rPr>
-                <w:rStyle w:val="HTML-kod"/>
-                <w:rFonts w:asciiTheme="minorHAnsi" w:eastAsia="Calibri" w:hAnsiTheme="minorHAnsi" w:cstheme="minorHAnsi"/>
-              </w:rPr>
-            </w:pPr>
-            <w:proofErr w:type="spellStart"/>
-            <w:r>
-              <w:rPr>
-                <w:rFonts w:asciiTheme="minorHAnsi" w:hAnsiTheme="minorHAnsi" w:cstheme="minorHAnsi"/>
-              </w:rPr>
-              <w:t>snow</w:t>
-            </w:r>
-            <w:proofErr w:type="spellEnd"/>
-          </w:p>
-        </w:tc>
-        <w:tc>
-          <w:tcPr>
-            <w:tcW w:w="1335" w:type="dxa"/>
-          </w:tcPr>
-          <w:p>
-            <w:pPr>
-              <w:rPr>
-                <w:rFonts w:asciiTheme="minorHAnsi" w:hAnsiTheme="minorHAnsi" w:cstheme="minorHAnsi"/>
-              </w:rPr>
-            </w:pPr>
-            <w:proofErr w:type="spellStart"/>
-            <w:r>
-              <w:rPr>
-                <w:rFonts w:asciiTheme="minorHAnsi" w:hAnsiTheme="minorHAnsi" w:cstheme="minorHAnsi"/>
-              </w:rPr>
-              <w:t>float</w:t>
-            </w:r>
-            <w:proofErr w:type="spellEnd"/>
-          </w:p>
-        </w:tc>
-        <w:tc>
-          <w:tcPr>
-            <w:tcW w:w="1615" w:type="dxa"/>
-            <w:tcBorders>
-              <w:top w:val="single" w:sz="6" w:space="0" w:color="auto"/>
-              <w:left w:val="single" w:sz="6" w:space="0" w:color="auto"/>
-              <w:bottom w:val="single" w:sz="6" w:space="0" w:color="auto"/>
-              <w:right w:val="single" w:sz="6" w:space="0" w:color="auto"/>
-            </w:tcBorders>
-            <w:vAlign w:val="center"/>
-          </w:tcPr>
-          <w:p>
-            <w:pPr>
-              <w:rPr>
-                <w:rFonts w:asciiTheme="minorHAnsi" w:hAnsiTheme="minorHAnsi" w:cstheme="minorHAnsi"/>
-                <w:sz w:val="20"/>
-                <w:szCs w:val="20"/>
-              </w:rPr>
-            </w:pPr>
-            <w:r>
-              <w:t>Zakres wartości od 0 do 9,3</w:t>
-            </w:r>
-          </w:p>
-        </w:tc>
-        <w:tc>
-          <w:tcPr>
-            <w:tcW w:w="4820" w:type="dxa"/>
-            <w:tcBorders>
-              <w:top w:val="single" w:sz="6" w:space="0" w:color="000000"/>
-              <w:left w:val="single" w:sz="6" w:space="0" w:color="000000"/>
-              <w:bottom w:val="single" w:sz="6" w:space="0" w:color="000000"/>
-              <w:right w:val="single" w:sz="6" w:space="0" w:color="000000"/>
-            </w:tcBorders>
-          </w:tcPr>
-          <w:p>
-            <w:pPr>
-              <w:rPr>
-                <w:rFonts w:asciiTheme="minorHAnsi" w:hAnsiTheme="minorHAnsi" w:cstheme="minorHAnsi"/>
-                <w:sz w:val="20"/>
-                <w:szCs w:val="20"/>
-              </w:rPr>
-            </w:pPr>
-            <w:r>
-              <w:rPr>
-                <w:rFonts w:asciiTheme="minorHAnsi" w:hAnsiTheme="minorHAnsi" w:cstheme="minorHAnsi"/>
-                <w:sz w:val="20"/>
-                <w:szCs w:val="20"/>
-              </w:rPr>
-              <w:t>Brak wartości NULL, wszystkie wartości mieszczą się w dozwolonym przedziale.</w:t>
-            </w:r>
-          </w:p>
-        </w:tc>
-      </w:tr>
-      <w:tr>
-        <w:trPr>
-          <w:trHeight w:val="280"/>
-        </w:trPr>
-        <w:tc>
-          <w:tcPr>
-            <w:tcW w:w="645" w:type="dxa"/>
-          </w:tcPr>
-          <w:p>
-            <w:pPr>
-              <w:numPr>
-                <w:ilvl w:val="0"/>
-                <w:numId w:val="25"/>
-              </w:numPr>
-              <w:rPr>
-                <w:rFonts w:asciiTheme="minorHAnsi" w:hAnsiTheme="minorHAnsi" w:cstheme="minorHAnsi"/>
-                <w:sz w:val="20"/>
-                <w:szCs w:val="20"/>
-              </w:rPr>
-            </w:pPr>
-          </w:p>
-        </w:tc>
-        <w:tc>
-          <w:tcPr>
-            <w:tcW w:w="1620" w:type="dxa"/>
-          </w:tcPr>
-          <w:p>
-            <w:pPr>
-              <w:rPr>
-                <w:rStyle w:val="HTML-kod"/>
-                <w:rFonts w:asciiTheme="minorHAnsi" w:eastAsia="Calibri" w:hAnsiTheme="minorHAnsi" w:cstheme="minorHAnsi"/>
-              </w:rPr>
-            </w:pPr>
-            <w:proofErr w:type="spellStart"/>
-            <w:r>
-              <w:rPr>
-                <w:rFonts w:asciiTheme="minorHAnsi" w:hAnsiTheme="minorHAnsi" w:cstheme="minorHAnsi"/>
-              </w:rPr>
-              <w:t>snowdepth</w:t>
-            </w:r>
-            <w:proofErr w:type="spellEnd"/>
-          </w:p>
-        </w:tc>
-        <w:tc>
-          <w:tcPr>
-            <w:tcW w:w="1335" w:type="dxa"/>
-          </w:tcPr>
-          <w:p>
-            <w:pPr>
-              <w:rPr>
-                <w:rFonts w:asciiTheme="minorHAnsi" w:hAnsiTheme="minorHAnsi" w:cstheme="minorHAnsi"/>
-              </w:rPr>
-            </w:pPr>
-            <w:proofErr w:type="spellStart"/>
-            <w:r>
-              <w:rPr>
-                <w:rFonts w:asciiTheme="minorHAnsi" w:hAnsiTheme="minorHAnsi" w:cstheme="minorHAnsi"/>
-              </w:rPr>
-              <w:t>float</w:t>
-            </w:r>
-            <w:proofErr w:type="spellEnd"/>
-          </w:p>
-        </w:tc>
-        <w:tc>
-          <w:tcPr>
-            <w:tcW w:w="1615" w:type="dxa"/>
-            <w:tcBorders>
-              <w:top w:val="single" w:sz="6" w:space="0" w:color="auto"/>
-              <w:left w:val="single" w:sz="6" w:space="0" w:color="auto"/>
-              <w:bottom w:val="single" w:sz="6" w:space="0" w:color="auto"/>
-              <w:right w:val="single" w:sz="6" w:space="0" w:color="auto"/>
-            </w:tcBorders>
-            <w:vAlign w:val="center"/>
-          </w:tcPr>
-          <w:p>
-            <w:pPr>
-              <w:rPr>
-                <w:rFonts w:asciiTheme="minorHAnsi" w:hAnsiTheme="minorHAnsi" w:cstheme="minorHAnsi"/>
-                <w:sz w:val="20"/>
-                <w:szCs w:val="20"/>
-              </w:rPr>
-            </w:pPr>
-            <w:r>
-              <w:t>Zakres wartości od 0 do 8,2</w:t>
-            </w:r>
-          </w:p>
-        </w:tc>
-        <w:tc>
-          <w:tcPr>
-            <w:tcW w:w="4820" w:type="dxa"/>
-            <w:tcBorders>
-              <w:top w:val="single" w:sz="6" w:space="0" w:color="000000"/>
-              <w:left w:val="single" w:sz="6" w:space="0" w:color="000000"/>
-              <w:bottom w:val="single" w:sz="6" w:space="0" w:color="000000"/>
-              <w:right w:val="single" w:sz="6" w:space="0" w:color="000000"/>
-            </w:tcBorders>
-          </w:tcPr>
-          <w:p>
-            <w:pPr>
-              <w:rPr>
-                <w:rFonts w:asciiTheme="minorHAnsi" w:hAnsiTheme="minorHAnsi" w:cstheme="minorHAnsi"/>
-                <w:sz w:val="20"/>
-                <w:szCs w:val="20"/>
-              </w:rPr>
-            </w:pPr>
-            <w:r>
-              <w:rPr>
-                <w:rFonts w:asciiTheme="minorHAnsi" w:hAnsiTheme="minorHAnsi" w:cstheme="minorHAnsi"/>
-                <w:sz w:val="20"/>
-                <w:szCs w:val="20"/>
-              </w:rPr>
-              <w:t>Brak wartości NULL, wszystkie wartości mieszczą się w dozwolonym przedziale.</w:t>
-            </w:r>
-          </w:p>
-        </w:tc>
-      </w:tr>
-      <w:tr>
-        <w:trPr>
-          <w:trHeight w:val="280"/>
-        </w:trPr>
-        <w:tc>
-          <w:tcPr>
-            <w:tcW w:w="645" w:type="dxa"/>
-          </w:tcPr>
-          <w:p>
-            <w:pPr>
-              <w:numPr>
-                <w:ilvl w:val="0"/>
-                <w:numId w:val="25"/>
-              </w:numPr>
-              <w:rPr>
-                <w:rFonts w:asciiTheme="minorHAnsi" w:hAnsiTheme="minorHAnsi" w:cstheme="minorHAnsi"/>
-                <w:sz w:val="20"/>
-                <w:szCs w:val="20"/>
-              </w:rPr>
-            </w:pPr>
-          </w:p>
-        </w:tc>
-        <w:tc>
-          <w:tcPr>
-            <w:tcW w:w="1620" w:type="dxa"/>
-          </w:tcPr>
-          <w:p>
-            <w:pPr>
-              <w:rPr>
-                <w:rStyle w:val="HTML-kod"/>
-                <w:rFonts w:asciiTheme="minorHAnsi" w:eastAsia="Calibri" w:hAnsiTheme="minorHAnsi" w:cstheme="minorHAnsi"/>
-              </w:rPr>
-            </w:pPr>
-            <w:proofErr w:type="spellStart"/>
-            <w:r>
-              <w:rPr>
-                <w:rFonts w:asciiTheme="minorHAnsi" w:hAnsiTheme="minorHAnsi" w:cstheme="minorHAnsi"/>
-              </w:rPr>
-              <w:t>windgust</w:t>
-            </w:r>
-            <w:proofErr w:type="spellEnd"/>
-          </w:p>
-        </w:tc>
-        <w:tc>
-          <w:tcPr>
-            <w:tcW w:w="1335" w:type="dxa"/>
-          </w:tcPr>
-          <w:p>
-            <w:pPr>
-              <w:rPr>
-                <w:rFonts w:asciiTheme="minorHAnsi" w:hAnsiTheme="minorHAnsi" w:cstheme="minorHAnsi"/>
-              </w:rPr>
-            </w:pPr>
-            <w:proofErr w:type="spellStart"/>
-            <w:r>
-              <w:rPr>
-                <w:rFonts w:asciiTheme="minorHAnsi" w:hAnsiTheme="minorHAnsi" w:cstheme="minorHAnsi"/>
-              </w:rPr>
-              <w:t>float</w:t>
-            </w:r>
-            <w:proofErr w:type="spellEnd"/>
-          </w:p>
-        </w:tc>
-        <w:tc>
-          <w:tcPr>
-            <w:tcW w:w="1615" w:type="dxa"/>
-            <w:tcBorders>
-              <w:top w:val="single" w:sz="6" w:space="0" w:color="auto"/>
-              <w:left w:val="single" w:sz="6" w:space="0" w:color="auto"/>
-              <w:bottom w:val="single" w:sz="6" w:space="0" w:color="auto"/>
-              <w:right w:val="single" w:sz="6" w:space="0" w:color="auto"/>
-            </w:tcBorders>
-            <w:vAlign w:val="center"/>
-          </w:tcPr>
-          <w:p>
-            <w:pPr>
-              <w:rPr>
-                <w:rFonts w:asciiTheme="minorHAnsi" w:hAnsiTheme="minorHAnsi" w:cstheme="minorHAnsi"/>
-                <w:sz w:val="20"/>
-                <w:szCs w:val="20"/>
-              </w:rPr>
-            </w:pPr>
-            <w:r>
-              <w:t>Zakres wartości od 5,4 do 96,1</w:t>
-            </w:r>
-          </w:p>
-        </w:tc>
-        <w:tc>
-          <w:tcPr>
-            <w:tcW w:w="4820" w:type="dxa"/>
-            <w:tcBorders>
-              <w:top w:val="single" w:sz="6" w:space="0" w:color="000000"/>
-              <w:left w:val="single" w:sz="6" w:space="0" w:color="000000"/>
-              <w:bottom w:val="single" w:sz="6" w:space="0" w:color="000000"/>
-              <w:right w:val="single" w:sz="6" w:space="0" w:color="000000"/>
-            </w:tcBorders>
-          </w:tcPr>
-          <w:p>
-            <w:pPr>
-              <w:rPr>
-                <w:rFonts w:asciiTheme="minorHAnsi" w:hAnsiTheme="minorHAnsi" w:cstheme="minorHAnsi"/>
-                <w:sz w:val="20"/>
-                <w:szCs w:val="20"/>
-              </w:rPr>
-            </w:pPr>
-            <w:r>
-              <w:rPr>
-                <w:rFonts w:asciiTheme="minorHAnsi" w:hAnsiTheme="minorHAnsi" w:cstheme="minorHAnsi"/>
-                <w:sz w:val="20"/>
-                <w:szCs w:val="20"/>
-              </w:rPr>
-              <w:t>Brak wartości NULL, wszystkie wartości mieszczą się w dozwolonym przedziale.</w:t>
-            </w:r>
-          </w:p>
-        </w:tc>
-      </w:tr>
-      <w:tr>
-        <w:trPr>
-          <w:trHeight w:val="280"/>
-        </w:trPr>
-        <w:tc>
-          <w:tcPr>
-            <w:tcW w:w="645" w:type="dxa"/>
-          </w:tcPr>
-          <w:p>
-            <w:pPr>
-              <w:numPr>
-                <w:ilvl w:val="0"/>
-                <w:numId w:val="25"/>
-              </w:numPr>
-              <w:rPr>
-                <w:rFonts w:asciiTheme="minorHAnsi" w:hAnsiTheme="minorHAnsi" w:cstheme="minorHAnsi"/>
-                <w:sz w:val="20"/>
-                <w:szCs w:val="20"/>
-              </w:rPr>
-            </w:pPr>
-          </w:p>
-        </w:tc>
-        <w:tc>
-          <w:tcPr>
-            <w:tcW w:w="1620" w:type="dxa"/>
-          </w:tcPr>
-          <w:p>
-            <w:pPr>
-              <w:rPr>
-                <w:rStyle w:val="HTML-kod"/>
-                <w:rFonts w:asciiTheme="minorHAnsi" w:eastAsia="Calibri" w:hAnsiTheme="minorHAnsi" w:cstheme="minorHAnsi"/>
-              </w:rPr>
-            </w:pPr>
-            <w:proofErr w:type="spellStart"/>
-            <w:r>
-              <w:rPr>
-                <w:rFonts w:asciiTheme="minorHAnsi" w:hAnsiTheme="minorHAnsi" w:cstheme="minorHAnsi"/>
-              </w:rPr>
-              <w:t>windspeed</w:t>
-            </w:r>
-            <w:proofErr w:type="spellEnd"/>
-          </w:p>
-        </w:tc>
-        <w:tc>
-          <w:tcPr>
-            <w:tcW w:w="1335" w:type="dxa"/>
-          </w:tcPr>
-          <w:p>
-            <w:pPr>
-              <w:rPr>
-                <w:rFonts w:asciiTheme="minorHAnsi" w:hAnsiTheme="minorHAnsi" w:cstheme="minorHAnsi"/>
-              </w:rPr>
-            </w:pPr>
-            <w:proofErr w:type="spellStart"/>
-            <w:r>
-              <w:rPr>
-                <w:rFonts w:asciiTheme="minorHAnsi" w:hAnsiTheme="minorHAnsi" w:cstheme="minorHAnsi"/>
-              </w:rPr>
-              <w:t>float</w:t>
-            </w:r>
-            <w:proofErr w:type="spellEnd"/>
-          </w:p>
-        </w:tc>
-        <w:tc>
-          <w:tcPr>
-            <w:tcW w:w="1615" w:type="dxa"/>
-            <w:tcBorders>
-              <w:top w:val="single" w:sz="6" w:space="0" w:color="auto"/>
-              <w:left w:val="single" w:sz="6" w:space="0" w:color="auto"/>
-              <w:bottom w:val="single" w:sz="6" w:space="0" w:color="auto"/>
-              <w:right w:val="single" w:sz="6" w:space="0" w:color="auto"/>
-            </w:tcBorders>
-            <w:vAlign w:val="center"/>
-          </w:tcPr>
-          <w:p>
-            <w:pPr>
-              <w:rPr>
-                <w:rFonts w:asciiTheme="minorHAnsi" w:hAnsiTheme="minorHAnsi" w:cstheme="minorHAnsi"/>
-                <w:sz w:val="20"/>
-                <w:szCs w:val="20"/>
-              </w:rPr>
-            </w:pPr>
-            <w:r>
-              <w:t>Zakres wartości od 8,9 do 58,5</w:t>
-            </w:r>
-          </w:p>
-        </w:tc>
-        <w:tc>
-          <w:tcPr>
-            <w:tcW w:w="4820" w:type="dxa"/>
-            <w:tcBorders>
-              <w:top w:val="single" w:sz="6" w:space="0" w:color="000000"/>
-              <w:left w:val="single" w:sz="6" w:space="0" w:color="000000"/>
-              <w:bottom w:val="single" w:sz="6" w:space="0" w:color="000000"/>
-              <w:right w:val="single" w:sz="6" w:space="0" w:color="000000"/>
-            </w:tcBorders>
-          </w:tcPr>
-          <w:p>
-            <w:pPr>
-              <w:rPr>
-                <w:rFonts w:asciiTheme="minorHAnsi" w:hAnsiTheme="minorHAnsi" w:cstheme="minorHAnsi"/>
-                <w:sz w:val="20"/>
-                <w:szCs w:val="20"/>
-              </w:rPr>
-            </w:pPr>
-            <w:r>
-              <w:rPr>
-                <w:rFonts w:asciiTheme="minorHAnsi" w:hAnsiTheme="minorHAnsi" w:cstheme="minorHAnsi"/>
-                <w:sz w:val="20"/>
-                <w:szCs w:val="20"/>
-              </w:rPr>
-              <w:t>Brak wartości NULL, wszystkie wartości mieszczą się w dozwolonym przedziale.</w:t>
-            </w:r>
-          </w:p>
-        </w:tc>
-      </w:tr>
-      <w:tr>
-        <w:trPr>
-          <w:trHeight w:val="280"/>
-        </w:trPr>
-        <w:tc>
-          <w:tcPr>
-            <w:tcW w:w="645" w:type="dxa"/>
-          </w:tcPr>
-          <w:p>
-            <w:pPr>
-              <w:numPr>
-                <w:ilvl w:val="0"/>
-                <w:numId w:val="25"/>
-              </w:numPr>
-              <w:rPr>
-                <w:rFonts w:asciiTheme="minorHAnsi" w:hAnsiTheme="minorHAnsi" w:cstheme="minorHAnsi"/>
-                <w:sz w:val="20"/>
-                <w:szCs w:val="20"/>
-              </w:rPr>
-            </w:pPr>
-          </w:p>
-        </w:tc>
-        <w:tc>
-          <w:tcPr>
-            <w:tcW w:w="1620" w:type="dxa"/>
-          </w:tcPr>
-          <w:p>
-            <w:pPr>
-              <w:rPr>
-                <w:rStyle w:val="HTML-kod"/>
-                <w:rFonts w:asciiTheme="minorHAnsi" w:eastAsia="Calibri" w:hAnsiTheme="minorHAnsi" w:cstheme="minorHAnsi"/>
-              </w:rPr>
-            </w:pPr>
-            <w:proofErr w:type="spellStart"/>
-            <w:r>
-              <w:rPr>
-                <w:rFonts w:asciiTheme="minorHAnsi" w:hAnsiTheme="minorHAnsi" w:cstheme="minorHAnsi"/>
-              </w:rPr>
-              <w:t>winddir</w:t>
-            </w:r>
-            <w:proofErr w:type="spellEnd"/>
-          </w:p>
-        </w:tc>
-        <w:tc>
-          <w:tcPr>
-            <w:tcW w:w="1335" w:type="dxa"/>
-          </w:tcPr>
-          <w:p>
-            <w:pPr>
-              <w:rPr>
-                <w:rFonts w:asciiTheme="minorHAnsi" w:hAnsiTheme="minorHAnsi" w:cstheme="minorHAnsi"/>
-              </w:rPr>
-            </w:pPr>
-            <w:proofErr w:type="spellStart"/>
-            <w:r>
-              <w:rPr>
-                <w:rFonts w:asciiTheme="minorHAnsi" w:hAnsiTheme="minorHAnsi" w:cstheme="minorHAnsi"/>
-              </w:rPr>
-              <w:t>float</w:t>
-            </w:r>
-            <w:proofErr w:type="spellEnd"/>
-          </w:p>
-        </w:tc>
-        <w:tc>
-          <w:tcPr>
-            <w:tcW w:w="1615" w:type="dxa"/>
-            <w:tcBorders>
-              <w:top w:val="single" w:sz="6" w:space="0" w:color="auto"/>
-              <w:left w:val="single" w:sz="6" w:space="0" w:color="auto"/>
-              <w:bottom w:val="single" w:sz="6" w:space="0" w:color="auto"/>
-              <w:right w:val="single" w:sz="6" w:space="0" w:color="auto"/>
-            </w:tcBorders>
-            <w:vAlign w:val="center"/>
-          </w:tcPr>
-          <w:p>
-            <w:pPr>
-              <w:rPr>
-                <w:rFonts w:asciiTheme="minorHAnsi" w:hAnsiTheme="minorHAnsi" w:cstheme="minorHAnsi"/>
-                <w:sz w:val="20"/>
-                <w:szCs w:val="20"/>
-              </w:rPr>
-            </w:pPr>
-            <w:r>
-              <w:t>Zakres wartości od 0,3 do 358,9</w:t>
-            </w:r>
-          </w:p>
-        </w:tc>
-        <w:tc>
-          <w:tcPr>
-            <w:tcW w:w="4820" w:type="dxa"/>
-            <w:tcBorders>
-              <w:top w:val="single" w:sz="6" w:space="0" w:color="000000"/>
-              <w:left w:val="single" w:sz="6" w:space="0" w:color="000000"/>
-              <w:bottom w:val="single" w:sz="6" w:space="0" w:color="000000"/>
-              <w:right w:val="single" w:sz="6" w:space="0" w:color="000000"/>
-            </w:tcBorders>
-          </w:tcPr>
-          <w:p>
-            <w:pPr>
-              <w:rPr>
-                <w:rFonts w:asciiTheme="minorHAnsi" w:hAnsiTheme="minorHAnsi" w:cstheme="minorHAnsi"/>
-                <w:sz w:val="20"/>
-                <w:szCs w:val="20"/>
-              </w:rPr>
-            </w:pPr>
-            <w:r>
-              <w:rPr>
-                <w:rFonts w:asciiTheme="minorHAnsi" w:hAnsiTheme="minorHAnsi" w:cstheme="minorHAnsi"/>
-                <w:sz w:val="20"/>
-                <w:szCs w:val="20"/>
-              </w:rPr>
-              <w:t>Brak wartości NULL, wszystkie wartości mieszczą się w dozwolonym przedziale.</w:t>
-            </w:r>
-            <w:r>
-              <w:rPr>
-                <w:rFonts w:asciiTheme="minorHAnsi" w:hAnsiTheme="minorHAnsi" w:cstheme="minorHAnsi"/>
-                <w:sz w:val="20"/>
-                <w:szCs w:val="20"/>
-              </w:rPr>
-              <w:t xml:space="preserve"> Kierunek wiatru w szczególności w mieście ma znikomy wpływ na analizowaną dziedzinę.</w:t>
-            </w:r>
-          </w:p>
-        </w:tc>
-      </w:tr>
-      <w:tr>
-        <w:trPr>
-          <w:trHeight w:val="280"/>
-        </w:trPr>
-        <w:tc>
-          <w:tcPr>
-            <w:tcW w:w="645" w:type="dxa"/>
-          </w:tcPr>
-          <w:p>
-            <w:pPr>
-              <w:numPr>
-                <w:ilvl w:val="0"/>
-                <w:numId w:val="25"/>
-              </w:numPr>
-              <w:rPr>
-                <w:rFonts w:asciiTheme="minorHAnsi" w:hAnsiTheme="minorHAnsi" w:cstheme="minorHAnsi"/>
-                <w:sz w:val="20"/>
-                <w:szCs w:val="20"/>
-              </w:rPr>
-            </w:pPr>
-          </w:p>
-        </w:tc>
-        <w:tc>
-          <w:tcPr>
-            <w:tcW w:w="1620" w:type="dxa"/>
-          </w:tcPr>
-          <w:p>
-            <w:pPr>
-              <w:rPr>
-                <w:rStyle w:val="HTML-kod"/>
-                <w:rFonts w:asciiTheme="minorHAnsi" w:eastAsia="Calibri" w:hAnsiTheme="minorHAnsi" w:cstheme="minorHAnsi"/>
-              </w:rPr>
-            </w:pPr>
-            <w:proofErr w:type="spellStart"/>
-            <w:r>
-              <w:rPr>
-                <w:rFonts w:asciiTheme="minorHAnsi" w:hAnsiTheme="minorHAnsi" w:cstheme="minorHAnsi"/>
-              </w:rPr>
-              <w:t>sealevelpressure</w:t>
-            </w:r>
-            <w:proofErr w:type="spellEnd"/>
-          </w:p>
-        </w:tc>
-        <w:tc>
-          <w:tcPr>
-            <w:tcW w:w="1335" w:type="dxa"/>
-          </w:tcPr>
-          <w:p>
-            <w:pPr>
-              <w:rPr>
-                <w:rFonts w:asciiTheme="minorHAnsi" w:hAnsiTheme="minorHAnsi" w:cstheme="minorHAnsi"/>
-              </w:rPr>
-            </w:pPr>
-            <w:proofErr w:type="spellStart"/>
-            <w:r>
-              <w:rPr>
-                <w:rFonts w:asciiTheme="minorHAnsi" w:hAnsiTheme="minorHAnsi" w:cstheme="minorHAnsi"/>
-              </w:rPr>
-              <w:t>float</w:t>
-            </w:r>
-            <w:proofErr w:type="spellEnd"/>
-          </w:p>
-        </w:tc>
-        <w:tc>
-          <w:tcPr>
-            <w:tcW w:w="1615" w:type="dxa"/>
-            <w:tcBorders>
-              <w:top w:val="single" w:sz="6" w:space="0" w:color="auto"/>
-              <w:left w:val="single" w:sz="6" w:space="0" w:color="auto"/>
-              <w:bottom w:val="single" w:sz="6" w:space="0" w:color="auto"/>
-              <w:right w:val="single" w:sz="6" w:space="0" w:color="auto"/>
-            </w:tcBorders>
-            <w:vAlign w:val="center"/>
-          </w:tcPr>
-          <w:p>
-            <w:pPr>
-              <w:rPr>
-                <w:rFonts w:asciiTheme="minorHAnsi" w:hAnsiTheme="minorHAnsi" w:cstheme="minorHAnsi"/>
-                <w:sz w:val="20"/>
-                <w:szCs w:val="20"/>
-              </w:rPr>
-            </w:pPr>
-            <w:r>
-              <w:t>Zakres wartości od 993,4 do 1038,6</w:t>
-            </w:r>
-          </w:p>
-        </w:tc>
-        <w:tc>
-          <w:tcPr>
-            <w:tcW w:w="4820" w:type="dxa"/>
-            <w:tcBorders>
-              <w:top w:val="single" w:sz="6" w:space="0" w:color="000000"/>
-              <w:left w:val="single" w:sz="6" w:space="0" w:color="000000"/>
-              <w:bottom w:val="single" w:sz="6" w:space="0" w:color="000000"/>
-              <w:right w:val="single" w:sz="6" w:space="0" w:color="000000"/>
-            </w:tcBorders>
-          </w:tcPr>
-          <w:p>
-            <w:pPr>
-              <w:rPr>
-                <w:rFonts w:asciiTheme="minorHAnsi" w:hAnsiTheme="minorHAnsi" w:cstheme="minorHAnsi"/>
-                <w:sz w:val="20"/>
-                <w:szCs w:val="20"/>
-              </w:rPr>
-            </w:pPr>
-            <w:r>
-              <w:rPr>
-                <w:rFonts w:asciiTheme="minorHAnsi" w:hAnsiTheme="minorHAnsi" w:cstheme="minorHAnsi"/>
-                <w:sz w:val="20"/>
-                <w:szCs w:val="20"/>
-              </w:rPr>
-              <w:t>Brak wartości NULL, wszystkie wartości mieszczą się w dozwolonym przedziale.</w:t>
-            </w:r>
-            <w:r>
-              <w:rPr>
-                <w:rFonts w:asciiTheme="minorHAnsi" w:hAnsiTheme="minorHAnsi" w:cstheme="minorHAnsi"/>
-                <w:sz w:val="20"/>
-                <w:szCs w:val="20"/>
-              </w:rPr>
-              <w:t xml:space="preserve"> Ciśnienie ma znikomy wpływ na analizowaną dziedzinę.</w:t>
-            </w:r>
-          </w:p>
-        </w:tc>
-      </w:tr>
-      <w:tr>
-        <w:trPr>
-          <w:trHeight w:val="280"/>
-        </w:trPr>
-        <w:tc>
-          <w:tcPr>
-            <w:tcW w:w="645" w:type="dxa"/>
-          </w:tcPr>
-          <w:p>
-            <w:pPr>
-              <w:numPr>
-                <w:ilvl w:val="0"/>
-                <w:numId w:val="25"/>
-              </w:numPr>
-              <w:rPr>
-                <w:rFonts w:asciiTheme="minorHAnsi" w:hAnsiTheme="minorHAnsi" w:cstheme="minorHAnsi"/>
-                <w:sz w:val="20"/>
-                <w:szCs w:val="20"/>
-              </w:rPr>
-            </w:pPr>
-          </w:p>
-        </w:tc>
-        <w:tc>
-          <w:tcPr>
-            <w:tcW w:w="1620" w:type="dxa"/>
-          </w:tcPr>
-          <w:p>
-            <w:pPr>
-              <w:rPr>
-                <w:rStyle w:val="HTML-kod"/>
-                <w:rFonts w:asciiTheme="minorHAnsi" w:eastAsia="Calibri" w:hAnsiTheme="minorHAnsi" w:cstheme="minorHAnsi"/>
-              </w:rPr>
-            </w:pPr>
-            <w:proofErr w:type="spellStart"/>
-            <w:r>
-              <w:rPr>
-                <w:rFonts w:asciiTheme="minorHAnsi" w:hAnsiTheme="minorHAnsi" w:cstheme="minorHAnsi"/>
-              </w:rPr>
-              <w:t>cloudcover</w:t>
-            </w:r>
-            <w:proofErr w:type="spellEnd"/>
-          </w:p>
-        </w:tc>
-        <w:tc>
-          <w:tcPr>
-            <w:tcW w:w="1335" w:type="dxa"/>
-          </w:tcPr>
-          <w:p>
-            <w:pPr>
-              <w:rPr>
-                <w:rFonts w:asciiTheme="minorHAnsi" w:hAnsiTheme="minorHAnsi" w:cstheme="minorHAnsi"/>
-              </w:rPr>
-            </w:pPr>
-            <w:proofErr w:type="spellStart"/>
-            <w:r>
-              <w:rPr>
-                <w:rFonts w:asciiTheme="minorHAnsi" w:hAnsiTheme="minorHAnsi" w:cstheme="minorHAnsi"/>
-              </w:rPr>
-              <w:t>float</w:t>
-            </w:r>
-            <w:proofErr w:type="spellEnd"/>
-          </w:p>
-        </w:tc>
-        <w:tc>
-          <w:tcPr>
-            <w:tcW w:w="1615" w:type="dxa"/>
-            <w:tcBorders>
-              <w:top w:val="single" w:sz="6" w:space="0" w:color="auto"/>
-              <w:left w:val="single" w:sz="6" w:space="0" w:color="auto"/>
-              <w:bottom w:val="single" w:sz="6" w:space="0" w:color="auto"/>
-              <w:right w:val="single" w:sz="6" w:space="0" w:color="auto"/>
-            </w:tcBorders>
-            <w:vAlign w:val="center"/>
-          </w:tcPr>
-          <w:p>
-            <w:pPr>
-              <w:rPr>
-                <w:rFonts w:asciiTheme="minorHAnsi" w:hAnsiTheme="minorHAnsi" w:cstheme="minorHAnsi"/>
-                <w:sz w:val="20"/>
-                <w:szCs w:val="20"/>
-              </w:rPr>
-            </w:pPr>
-            <w:r>
-              <w:t>Zakres wartości od 0 do 100</w:t>
-            </w:r>
-          </w:p>
-        </w:tc>
-        <w:tc>
-          <w:tcPr>
-            <w:tcW w:w="4820" w:type="dxa"/>
-            <w:tcBorders>
-              <w:top w:val="single" w:sz="6" w:space="0" w:color="000000"/>
-              <w:left w:val="single" w:sz="6" w:space="0" w:color="000000"/>
-              <w:bottom w:val="single" w:sz="6" w:space="0" w:color="000000"/>
-              <w:right w:val="single" w:sz="6" w:space="0" w:color="000000"/>
-            </w:tcBorders>
-          </w:tcPr>
-          <w:p>
-            <w:pPr>
-              <w:rPr>
-                <w:rFonts w:asciiTheme="minorHAnsi" w:hAnsiTheme="minorHAnsi" w:cstheme="minorHAnsi"/>
-                <w:sz w:val="20"/>
-                <w:szCs w:val="20"/>
-              </w:rPr>
-            </w:pPr>
-            <w:r>
-              <w:rPr>
-                <w:rFonts w:asciiTheme="minorHAnsi" w:hAnsiTheme="minorHAnsi" w:cstheme="minorHAnsi"/>
-                <w:sz w:val="20"/>
-                <w:szCs w:val="20"/>
-              </w:rPr>
-              <w:t>Brak wartości NULL, wszystkie wartości mieszczą się w dozwolonym przedziale.</w:t>
-            </w:r>
-          </w:p>
-        </w:tc>
-      </w:tr>
-      <w:tr>
-        <w:trPr>
-          <w:trHeight w:val="280"/>
-        </w:trPr>
-        <w:tc>
-          <w:tcPr>
-            <w:tcW w:w="645" w:type="dxa"/>
-          </w:tcPr>
-          <w:p>
-            <w:pPr>
-              <w:numPr>
-                <w:ilvl w:val="0"/>
-                <w:numId w:val="25"/>
-              </w:numPr>
-              <w:rPr>
-                <w:rFonts w:asciiTheme="minorHAnsi" w:hAnsiTheme="minorHAnsi" w:cstheme="minorHAnsi"/>
-                <w:sz w:val="20"/>
-                <w:szCs w:val="20"/>
-              </w:rPr>
-            </w:pPr>
-          </w:p>
-        </w:tc>
-        <w:tc>
-          <w:tcPr>
-            <w:tcW w:w="1620" w:type="dxa"/>
-          </w:tcPr>
-          <w:p>
-            <w:pPr>
-              <w:rPr>
-                <w:rStyle w:val="HTML-kod"/>
-                <w:rFonts w:asciiTheme="minorHAnsi" w:eastAsia="Calibri" w:hAnsiTheme="minorHAnsi" w:cstheme="minorHAnsi"/>
-              </w:rPr>
-            </w:pPr>
-            <w:proofErr w:type="spellStart"/>
-            <w:r>
-              <w:rPr>
-                <w:rFonts w:asciiTheme="minorHAnsi" w:hAnsiTheme="minorHAnsi" w:cstheme="minorHAnsi"/>
-              </w:rPr>
-              <w:t>visibility</w:t>
-            </w:r>
-            <w:proofErr w:type="spellEnd"/>
-          </w:p>
-        </w:tc>
-        <w:tc>
-          <w:tcPr>
-            <w:tcW w:w="1335" w:type="dxa"/>
-          </w:tcPr>
-          <w:p>
-            <w:pPr>
-              <w:rPr>
-                <w:rFonts w:asciiTheme="minorHAnsi" w:hAnsiTheme="minorHAnsi" w:cstheme="minorHAnsi"/>
-              </w:rPr>
-            </w:pPr>
-            <w:proofErr w:type="spellStart"/>
-            <w:r>
-              <w:rPr>
-                <w:rFonts w:asciiTheme="minorHAnsi" w:hAnsiTheme="minorHAnsi" w:cstheme="minorHAnsi"/>
-              </w:rPr>
-              <w:t>float</w:t>
-            </w:r>
-            <w:proofErr w:type="spellEnd"/>
-          </w:p>
-        </w:tc>
-        <w:tc>
-          <w:tcPr>
-            <w:tcW w:w="1615" w:type="dxa"/>
-            <w:tcBorders>
-              <w:top w:val="single" w:sz="6" w:space="0" w:color="auto"/>
-              <w:left w:val="single" w:sz="6" w:space="0" w:color="auto"/>
-              <w:bottom w:val="single" w:sz="6" w:space="0" w:color="auto"/>
-              <w:right w:val="single" w:sz="6" w:space="0" w:color="auto"/>
-            </w:tcBorders>
-            <w:vAlign w:val="center"/>
-          </w:tcPr>
-          <w:p>
-            <w:pPr>
-              <w:rPr>
-                <w:rFonts w:asciiTheme="minorHAnsi" w:hAnsiTheme="minorHAnsi" w:cstheme="minorHAnsi"/>
-                <w:sz w:val="20"/>
-                <w:szCs w:val="20"/>
-              </w:rPr>
-            </w:pPr>
-            <w:r>
-              <w:t>Zakres wartości od 4,8 do 16</w:t>
-            </w:r>
-          </w:p>
-        </w:tc>
-        <w:tc>
-          <w:tcPr>
-            <w:tcW w:w="4820" w:type="dxa"/>
-            <w:tcBorders>
-              <w:top w:val="single" w:sz="6" w:space="0" w:color="000000"/>
-              <w:left w:val="single" w:sz="6" w:space="0" w:color="000000"/>
-              <w:bottom w:val="single" w:sz="6" w:space="0" w:color="000000"/>
-              <w:right w:val="single" w:sz="6" w:space="0" w:color="000000"/>
-            </w:tcBorders>
-          </w:tcPr>
-          <w:p>
-            <w:pPr>
-              <w:rPr>
-                <w:rFonts w:asciiTheme="minorHAnsi" w:hAnsiTheme="minorHAnsi" w:cstheme="minorHAnsi"/>
-                <w:sz w:val="20"/>
-                <w:szCs w:val="20"/>
-              </w:rPr>
-            </w:pPr>
-            <w:r>
-              <w:rPr>
-                <w:rFonts w:asciiTheme="minorHAnsi" w:hAnsiTheme="minorHAnsi" w:cstheme="minorHAnsi"/>
-                <w:sz w:val="20"/>
-                <w:szCs w:val="20"/>
-              </w:rPr>
-              <w:t>Brak wartości NULL, wszystkie wartości mieszczą się w dozwolonym przedziale.</w:t>
-            </w:r>
-          </w:p>
-        </w:tc>
-      </w:tr>
-      <w:tr>
-        <w:trPr>
-          <w:trHeight w:val="280"/>
-        </w:trPr>
-        <w:tc>
-          <w:tcPr>
-            <w:tcW w:w="645" w:type="dxa"/>
-          </w:tcPr>
-          <w:p>
-            <w:pPr>
-              <w:numPr>
-                <w:ilvl w:val="0"/>
-                <w:numId w:val="25"/>
-              </w:numPr>
-              <w:rPr>
-                <w:rFonts w:asciiTheme="minorHAnsi" w:hAnsiTheme="minorHAnsi" w:cstheme="minorHAnsi"/>
-                <w:sz w:val="20"/>
-                <w:szCs w:val="20"/>
-              </w:rPr>
-            </w:pPr>
-          </w:p>
-        </w:tc>
-        <w:tc>
-          <w:tcPr>
-            <w:tcW w:w="1620" w:type="dxa"/>
-          </w:tcPr>
-          <w:p>
-            <w:pPr>
-              <w:rPr>
-                <w:rStyle w:val="HTML-kod"/>
-                <w:rFonts w:asciiTheme="minorHAnsi" w:eastAsia="Calibri" w:hAnsiTheme="minorHAnsi" w:cstheme="minorHAnsi"/>
-              </w:rPr>
-            </w:pPr>
-            <w:proofErr w:type="spellStart"/>
-            <w:r>
-              <w:rPr>
-                <w:rFonts w:asciiTheme="minorHAnsi" w:hAnsiTheme="minorHAnsi" w:cstheme="minorHAnsi"/>
-              </w:rPr>
-              <w:t>solarradiation</w:t>
-            </w:r>
-            <w:proofErr w:type="spellEnd"/>
-          </w:p>
-        </w:tc>
-        <w:tc>
-          <w:tcPr>
-            <w:tcW w:w="1335" w:type="dxa"/>
-          </w:tcPr>
-          <w:p>
-            <w:pPr>
-              <w:rPr>
-                <w:rFonts w:asciiTheme="minorHAnsi" w:hAnsiTheme="minorHAnsi" w:cstheme="minorHAnsi"/>
-              </w:rPr>
-            </w:pPr>
-            <w:proofErr w:type="spellStart"/>
-            <w:r>
-              <w:rPr>
-                <w:rFonts w:asciiTheme="minorHAnsi" w:hAnsiTheme="minorHAnsi" w:cstheme="minorHAnsi"/>
-              </w:rPr>
-              <w:t>float</w:t>
-            </w:r>
-            <w:proofErr w:type="spellEnd"/>
-          </w:p>
-        </w:tc>
-        <w:tc>
-          <w:tcPr>
-            <w:tcW w:w="1615" w:type="dxa"/>
-            <w:tcBorders>
-              <w:top w:val="single" w:sz="6" w:space="0" w:color="auto"/>
-              <w:left w:val="single" w:sz="6" w:space="0" w:color="auto"/>
-              <w:bottom w:val="single" w:sz="6" w:space="0" w:color="auto"/>
-              <w:right w:val="single" w:sz="6" w:space="0" w:color="auto"/>
-            </w:tcBorders>
-            <w:vAlign w:val="center"/>
-          </w:tcPr>
-          <w:p>
-            <w:pPr>
-              <w:rPr>
-                <w:rFonts w:asciiTheme="minorHAnsi" w:hAnsiTheme="minorHAnsi" w:cstheme="minorHAnsi"/>
-                <w:sz w:val="20"/>
-                <w:szCs w:val="20"/>
-              </w:rPr>
-            </w:pPr>
-            <w:r>
-              <w:t>Zakres wartości od 2,9 do 330,8</w:t>
-            </w:r>
-          </w:p>
-        </w:tc>
-        <w:tc>
-          <w:tcPr>
-            <w:tcW w:w="4820" w:type="dxa"/>
-            <w:tcBorders>
-              <w:top w:val="single" w:sz="6" w:space="0" w:color="000000"/>
-              <w:left w:val="single" w:sz="6" w:space="0" w:color="000000"/>
-              <w:bottom w:val="single" w:sz="6" w:space="0" w:color="000000"/>
-              <w:right w:val="single" w:sz="6" w:space="0" w:color="000000"/>
-            </w:tcBorders>
-          </w:tcPr>
-          <w:p>
-            <w:pPr>
-              <w:rPr>
-                <w:rFonts w:asciiTheme="minorHAnsi" w:hAnsiTheme="minorHAnsi" w:cstheme="minorHAnsi"/>
-                <w:sz w:val="20"/>
-                <w:szCs w:val="20"/>
-              </w:rPr>
-            </w:pPr>
-            <w:r>
-              <w:rPr>
-                <w:rFonts w:asciiTheme="minorHAnsi" w:hAnsiTheme="minorHAnsi" w:cstheme="minorHAnsi"/>
-                <w:sz w:val="20"/>
-                <w:szCs w:val="20"/>
-              </w:rPr>
-              <w:t>Brak wartości NULL, wszystkie wartości mieszczą się w dozwolonym przedziale.</w:t>
-            </w:r>
-          </w:p>
-        </w:tc>
-      </w:tr>
-      <w:tr>
-        <w:trPr>
-          <w:trHeight w:val="280"/>
-        </w:trPr>
-        <w:tc>
-          <w:tcPr>
-            <w:tcW w:w="645" w:type="dxa"/>
-          </w:tcPr>
-          <w:p>
-            <w:pPr>
-              <w:numPr>
-                <w:ilvl w:val="0"/>
-                <w:numId w:val="25"/>
-              </w:numPr>
-              <w:rPr>
-                <w:rFonts w:asciiTheme="minorHAnsi" w:hAnsiTheme="minorHAnsi" w:cstheme="minorHAnsi"/>
-                <w:sz w:val="20"/>
-                <w:szCs w:val="20"/>
-              </w:rPr>
-            </w:pPr>
-          </w:p>
-        </w:tc>
-        <w:tc>
-          <w:tcPr>
-            <w:tcW w:w="1620" w:type="dxa"/>
-          </w:tcPr>
-          <w:p>
-            <w:pPr>
-              <w:rPr>
-                <w:rStyle w:val="HTML-kod"/>
-                <w:rFonts w:asciiTheme="minorHAnsi" w:eastAsia="Calibri" w:hAnsiTheme="minorHAnsi" w:cstheme="minorHAnsi"/>
-              </w:rPr>
-            </w:pPr>
-            <w:proofErr w:type="spellStart"/>
-            <w:r>
-              <w:rPr>
-                <w:rFonts w:asciiTheme="minorHAnsi" w:hAnsiTheme="minorHAnsi" w:cstheme="minorHAnsi"/>
-              </w:rPr>
-              <w:t>solarenergy</w:t>
-            </w:r>
-            <w:proofErr w:type="spellEnd"/>
-          </w:p>
-        </w:tc>
-        <w:tc>
-          <w:tcPr>
-            <w:tcW w:w="1335" w:type="dxa"/>
-          </w:tcPr>
-          <w:p>
-            <w:pPr>
-              <w:rPr>
-                <w:rFonts w:asciiTheme="minorHAnsi" w:hAnsiTheme="minorHAnsi" w:cstheme="minorHAnsi"/>
-              </w:rPr>
-            </w:pPr>
-            <w:proofErr w:type="spellStart"/>
-            <w:r>
-              <w:rPr>
-                <w:rFonts w:asciiTheme="minorHAnsi" w:hAnsiTheme="minorHAnsi" w:cstheme="minorHAnsi"/>
-              </w:rPr>
-              <w:t>float</w:t>
-            </w:r>
-            <w:proofErr w:type="spellEnd"/>
-          </w:p>
-        </w:tc>
-        <w:tc>
-          <w:tcPr>
-            <w:tcW w:w="1615" w:type="dxa"/>
-            <w:tcBorders>
-              <w:top w:val="single" w:sz="6" w:space="0" w:color="auto"/>
-              <w:left w:val="single" w:sz="6" w:space="0" w:color="auto"/>
-              <w:bottom w:val="single" w:sz="6" w:space="0" w:color="auto"/>
-              <w:right w:val="single" w:sz="6" w:space="0" w:color="auto"/>
-            </w:tcBorders>
-            <w:vAlign w:val="center"/>
-          </w:tcPr>
-          <w:p>
-            <w:pPr>
-              <w:rPr>
-                <w:rFonts w:asciiTheme="minorHAnsi" w:hAnsiTheme="minorHAnsi" w:cstheme="minorHAnsi"/>
-                <w:sz w:val="20"/>
-                <w:szCs w:val="20"/>
-              </w:rPr>
-            </w:pPr>
-            <w:r>
-              <w:t>Zakres wartości od 0,1 do 28,7</w:t>
-            </w:r>
-          </w:p>
-        </w:tc>
-        <w:tc>
-          <w:tcPr>
-            <w:tcW w:w="4820" w:type="dxa"/>
-            <w:tcBorders>
-              <w:top w:val="single" w:sz="6" w:space="0" w:color="000000"/>
-              <w:left w:val="single" w:sz="6" w:space="0" w:color="000000"/>
-              <w:bottom w:val="single" w:sz="6" w:space="0" w:color="000000"/>
-              <w:right w:val="single" w:sz="6" w:space="0" w:color="000000"/>
-            </w:tcBorders>
-          </w:tcPr>
-          <w:p>
-            <w:pPr>
-              <w:rPr>
-                <w:rFonts w:asciiTheme="minorHAnsi" w:hAnsiTheme="minorHAnsi" w:cstheme="minorHAnsi"/>
-                <w:sz w:val="20"/>
-                <w:szCs w:val="20"/>
-              </w:rPr>
-            </w:pPr>
-            <w:r>
-              <w:rPr>
-                <w:rFonts w:asciiTheme="minorHAnsi" w:hAnsiTheme="minorHAnsi" w:cstheme="minorHAnsi"/>
-                <w:sz w:val="20"/>
-                <w:szCs w:val="20"/>
-              </w:rPr>
-              <w:t>Brak wartości NULL, wszystkie wartości mieszczą się w dozwolonym przedziale.</w:t>
-            </w:r>
-          </w:p>
-        </w:tc>
-      </w:tr>
-      <w:tr>
-        <w:trPr>
-          <w:trHeight w:val="280"/>
-        </w:trPr>
-        <w:tc>
-          <w:tcPr>
-            <w:tcW w:w="645" w:type="dxa"/>
-          </w:tcPr>
-          <w:p>
-            <w:pPr>
-              <w:numPr>
-                <w:ilvl w:val="0"/>
-                <w:numId w:val="25"/>
-              </w:numPr>
-              <w:rPr>
-                <w:rFonts w:asciiTheme="minorHAnsi" w:hAnsiTheme="minorHAnsi" w:cstheme="minorHAnsi"/>
-                <w:sz w:val="20"/>
-                <w:szCs w:val="20"/>
-              </w:rPr>
-            </w:pPr>
-          </w:p>
-        </w:tc>
-        <w:tc>
-          <w:tcPr>
-            <w:tcW w:w="1620" w:type="dxa"/>
-          </w:tcPr>
-          <w:p>
-            <w:pPr>
-              <w:rPr>
-                <w:rStyle w:val="HTML-kod"/>
-                <w:rFonts w:asciiTheme="minorHAnsi" w:eastAsia="Calibri" w:hAnsiTheme="minorHAnsi" w:cstheme="minorHAnsi"/>
-              </w:rPr>
-            </w:pPr>
-            <w:proofErr w:type="spellStart"/>
-            <w:r>
-              <w:rPr>
-                <w:rFonts w:asciiTheme="minorHAnsi" w:hAnsiTheme="minorHAnsi" w:cstheme="minorHAnsi"/>
-              </w:rPr>
-              <w:t>uvindex</w:t>
-            </w:r>
-            <w:proofErr w:type="spellEnd"/>
-          </w:p>
-        </w:tc>
-        <w:tc>
-          <w:tcPr>
-            <w:tcW w:w="1335" w:type="dxa"/>
-          </w:tcPr>
-          <w:p>
-            <w:pPr>
-              <w:rPr>
-                <w:rFonts w:asciiTheme="minorHAnsi" w:hAnsiTheme="minorHAnsi" w:cstheme="minorHAnsi"/>
-              </w:rPr>
-            </w:pPr>
-            <w:proofErr w:type="spellStart"/>
-            <w:r>
-              <w:rPr>
-                <w:rFonts w:asciiTheme="minorHAnsi" w:hAnsiTheme="minorHAnsi" w:cstheme="minorHAnsi"/>
-              </w:rPr>
-              <w:t>int</w:t>
-            </w:r>
-            <w:proofErr w:type="spellEnd"/>
-          </w:p>
-        </w:tc>
-        <w:tc>
-          <w:tcPr>
-            <w:tcW w:w="1615" w:type="dxa"/>
-            <w:tcBorders>
-              <w:top w:val="single" w:sz="6" w:space="0" w:color="auto"/>
-              <w:left w:val="single" w:sz="6" w:space="0" w:color="auto"/>
-              <w:bottom w:val="single" w:sz="6" w:space="0" w:color="auto"/>
-              <w:right w:val="single" w:sz="6" w:space="0" w:color="auto"/>
-            </w:tcBorders>
-            <w:vAlign w:val="center"/>
-          </w:tcPr>
-          <w:p>
-            <w:pPr>
-              <w:rPr>
-                <w:rFonts w:asciiTheme="minorHAnsi" w:hAnsiTheme="minorHAnsi" w:cstheme="minorHAnsi"/>
-                <w:sz w:val="20"/>
-                <w:szCs w:val="20"/>
-              </w:rPr>
-            </w:pPr>
-            <w:r>
-              <w:t>Zakres wartości od 0 do 10</w:t>
-            </w:r>
-          </w:p>
-        </w:tc>
-        <w:tc>
-          <w:tcPr>
-            <w:tcW w:w="4820" w:type="dxa"/>
-            <w:tcBorders>
-              <w:top w:val="single" w:sz="6" w:space="0" w:color="000000"/>
-              <w:left w:val="single" w:sz="6" w:space="0" w:color="000000"/>
-              <w:bottom w:val="single" w:sz="6" w:space="0" w:color="000000"/>
-              <w:right w:val="single" w:sz="6" w:space="0" w:color="000000"/>
-            </w:tcBorders>
-          </w:tcPr>
-          <w:p>
-            <w:pPr>
-              <w:rPr>
-                <w:rFonts w:asciiTheme="minorHAnsi" w:hAnsiTheme="minorHAnsi" w:cstheme="minorHAnsi"/>
-                <w:sz w:val="20"/>
-                <w:szCs w:val="20"/>
-              </w:rPr>
-            </w:pPr>
-            <w:r>
-              <w:rPr>
-                <w:rFonts w:asciiTheme="minorHAnsi" w:hAnsiTheme="minorHAnsi" w:cstheme="minorHAnsi"/>
-                <w:sz w:val="20"/>
-                <w:szCs w:val="20"/>
-              </w:rPr>
-              <w:t>Brak wartości NULL, wszystkie wartości mieszczą się w dozwolonym przedziale.</w:t>
-            </w:r>
-          </w:p>
-        </w:tc>
-      </w:tr>
-      <w:tr>
-        <w:trPr>
-          <w:trHeight w:val="280"/>
-        </w:trPr>
-        <w:tc>
-          <w:tcPr>
-            <w:tcW w:w="645" w:type="dxa"/>
-          </w:tcPr>
-          <w:p>
-            <w:pPr>
-              <w:numPr>
-                <w:ilvl w:val="0"/>
-                <w:numId w:val="25"/>
-              </w:numPr>
-              <w:rPr>
-                <w:rFonts w:asciiTheme="minorHAnsi" w:hAnsiTheme="minorHAnsi" w:cstheme="minorHAnsi"/>
-                <w:sz w:val="20"/>
-                <w:szCs w:val="20"/>
-              </w:rPr>
-            </w:pPr>
-          </w:p>
-        </w:tc>
-        <w:tc>
-          <w:tcPr>
-            <w:tcW w:w="1620" w:type="dxa"/>
-          </w:tcPr>
-          <w:p>
-            <w:pPr>
-              <w:rPr>
-                <w:rStyle w:val="HTML-kod"/>
-                <w:rFonts w:asciiTheme="minorHAnsi" w:eastAsia="Calibri" w:hAnsiTheme="minorHAnsi" w:cstheme="minorHAnsi"/>
-              </w:rPr>
-            </w:pPr>
-            <w:proofErr w:type="spellStart"/>
-            <w:r>
-              <w:rPr>
-                <w:rFonts w:asciiTheme="minorHAnsi" w:hAnsiTheme="minorHAnsi" w:cstheme="minorHAnsi"/>
-              </w:rPr>
-              <w:t>severerisk</w:t>
-            </w:r>
-            <w:proofErr w:type="spellEnd"/>
-          </w:p>
-        </w:tc>
-        <w:tc>
-          <w:tcPr>
-            <w:tcW w:w="1335" w:type="dxa"/>
-          </w:tcPr>
-          <w:p>
-            <w:pPr>
-              <w:rPr>
-                <w:rFonts w:asciiTheme="minorHAnsi" w:hAnsiTheme="minorHAnsi" w:cstheme="minorHAnsi"/>
-              </w:rPr>
-            </w:pPr>
-            <w:r>
-              <w:rPr>
-                <w:rFonts w:asciiTheme="minorHAnsi" w:hAnsiTheme="minorHAnsi" w:cstheme="minorHAnsi"/>
-              </w:rPr>
-              <w:t>string</w:t>
-            </w:r>
-          </w:p>
-        </w:tc>
-        <w:tc>
-          <w:tcPr>
-            <w:tcW w:w="1615" w:type="dxa"/>
-            <w:tcBorders>
-              <w:top w:val="single" w:sz="6" w:space="0" w:color="auto"/>
-              <w:left w:val="single" w:sz="6" w:space="0" w:color="auto"/>
-              <w:bottom w:val="single" w:sz="6" w:space="0" w:color="auto"/>
-              <w:right w:val="single" w:sz="6" w:space="0" w:color="auto"/>
-            </w:tcBorders>
-            <w:vAlign w:val="center"/>
-          </w:tcPr>
-          <w:p>
-            <w:pPr>
-              <w:rPr>
-                <w:rFonts w:asciiTheme="minorHAnsi" w:hAnsiTheme="minorHAnsi" w:cstheme="minorHAnsi"/>
-                <w:sz w:val="20"/>
-                <w:szCs w:val="20"/>
-              </w:rPr>
-            </w:pPr>
-            <w:r>
-              <w:t>Zakres wartości od 5 do 100</w:t>
-            </w:r>
-          </w:p>
-        </w:tc>
-        <w:tc>
-          <w:tcPr>
-            <w:tcW w:w="4820" w:type="dxa"/>
-            <w:tcBorders>
-              <w:top w:val="single" w:sz="6" w:space="0" w:color="000000"/>
-              <w:left w:val="single" w:sz="6" w:space="0" w:color="000000"/>
-              <w:bottom w:val="single" w:sz="6" w:space="0" w:color="000000"/>
-              <w:right w:val="single" w:sz="6" w:space="0" w:color="000000"/>
-            </w:tcBorders>
-          </w:tcPr>
-          <w:p>
-            <w:pPr>
-              <w:rPr>
-                <w:rFonts w:asciiTheme="minorHAnsi" w:hAnsiTheme="minorHAnsi" w:cstheme="minorHAnsi"/>
-                <w:sz w:val="20"/>
-                <w:szCs w:val="20"/>
-              </w:rPr>
-            </w:pPr>
-            <w:r>
-              <w:rPr>
-                <w:rFonts w:asciiTheme="minorHAnsi" w:hAnsiTheme="minorHAnsi" w:cstheme="minorHAnsi"/>
-                <w:sz w:val="20"/>
-                <w:szCs w:val="20"/>
-              </w:rPr>
-              <w:t>Brak wartości NULL, wszystkie wartości mieszczą się w dozwolonym przedziale.</w:t>
-            </w:r>
-          </w:p>
-        </w:tc>
-      </w:tr>
-      <w:tr>
-        <w:trPr>
-          <w:trHeight w:val="280"/>
-        </w:trPr>
-        <w:tc>
-          <w:tcPr>
-            <w:tcW w:w="645" w:type="dxa"/>
-          </w:tcPr>
-          <w:p>
-            <w:pPr>
-              <w:numPr>
-                <w:ilvl w:val="0"/>
-                <w:numId w:val="25"/>
-              </w:numPr>
-              <w:rPr>
-                <w:rFonts w:asciiTheme="minorHAnsi" w:hAnsiTheme="minorHAnsi" w:cstheme="minorHAnsi"/>
-                <w:sz w:val="20"/>
-                <w:szCs w:val="20"/>
-              </w:rPr>
-            </w:pPr>
-          </w:p>
-        </w:tc>
-        <w:tc>
-          <w:tcPr>
-            <w:tcW w:w="1620" w:type="dxa"/>
-          </w:tcPr>
-          <w:p>
-            <w:pPr>
-              <w:rPr>
-                <w:rStyle w:val="HTML-kod"/>
-                <w:rFonts w:asciiTheme="minorHAnsi" w:eastAsia="Calibri" w:hAnsiTheme="minorHAnsi" w:cstheme="minorHAnsi"/>
-              </w:rPr>
-            </w:pPr>
-            <w:proofErr w:type="spellStart"/>
-            <w:r>
-              <w:rPr>
-                <w:rFonts w:asciiTheme="minorHAnsi" w:hAnsiTheme="minorHAnsi" w:cstheme="minorHAnsi"/>
-              </w:rPr>
-              <w:t>sunrise</w:t>
-            </w:r>
-            <w:proofErr w:type="spellEnd"/>
-          </w:p>
-        </w:tc>
-        <w:tc>
-          <w:tcPr>
-            <w:tcW w:w="1335" w:type="dxa"/>
-          </w:tcPr>
-          <w:p>
-            <w:pPr>
-              <w:rPr>
-                <w:rFonts w:asciiTheme="minorHAnsi" w:hAnsiTheme="minorHAnsi" w:cstheme="minorHAnsi"/>
-              </w:rPr>
-            </w:pPr>
-            <w:proofErr w:type="spellStart"/>
-            <w:r>
-              <w:rPr>
-                <w:rFonts w:asciiTheme="minorHAnsi" w:hAnsiTheme="minorHAnsi" w:cstheme="minorHAnsi"/>
-              </w:rPr>
-              <w:t>datetime</w:t>
-            </w:r>
-            <w:proofErr w:type="spellEnd"/>
-          </w:p>
-        </w:tc>
-        <w:tc>
-          <w:tcPr>
-            <w:tcW w:w="1615" w:type="dxa"/>
-            <w:tcBorders>
-              <w:top w:val="single" w:sz="6" w:space="0" w:color="auto"/>
-              <w:left w:val="single" w:sz="6" w:space="0" w:color="auto"/>
-              <w:bottom w:val="single" w:sz="6" w:space="0" w:color="auto"/>
-              <w:right w:val="single" w:sz="6" w:space="0" w:color="auto"/>
-            </w:tcBorders>
-            <w:vAlign w:val="center"/>
-          </w:tcPr>
-          <w:p>
-            <w:pPr>
-              <w:rPr>
-                <w:rFonts w:asciiTheme="minorHAnsi" w:hAnsiTheme="minorHAnsi" w:cstheme="minorHAnsi"/>
-                <w:sz w:val="20"/>
-                <w:szCs w:val="20"/>
-              </w:rPr>
-            </w:pPr>
-            <w:r>
-              <w:t>Zakres od 01.05.2020</w:t>
-            </w:r>
-            <w:r>
-              <w:t xml:space="preserve"> </w:t>
-            </w:r>
-            <w:r>
-              <w:lastRenderedPageBreak/>
-              <w:t xml:space="preserve">06:09:41 </w:t>
-            </w:r>
-            <w:r>
-              <w:t xml:space="preserve"> do 31.08.2024</w:t>
-            </w:r>
-            <w:r>
-              <w:t xml:space="preserve"> 06:36:39</w:t>
-            </w:r>
-          </w:p>
-        </w:tc>
-        <w:tc>
-          <w:tcPr>
-            <w:tcW w:w="4820" w:type="dxa"/>
-            <w:tcBorders>
-              <w:top w:val="single" w:sz="6" w:space="0" w:color="000000"/>
-              <w:left w:val="single" w:sz="6" w:space="0" w:color="000000"/>
-              <w:bottom w:val="single" w:sz="6" w:space="0" w:color="000000"/>
-              <w:right w:val="single" w:sz="6" w:space="0" w:color="000000"/>
-            </w:tcBorders>
-          </w:tcPr>
-          <w:p>
-            <w:pPr>
-              <w:rPr>
-                <w:rFonts w:asciiTheme="minorHAnsi" w:hAnsiTheme="minorHAnsi" w:cstheme="minorHAnsi"/>
-                <w:sz w:val="20"/>
-                <w:szCs w:val="20"/>
-              </w:rPr>
-            </w:pPr>
-            <w:r>
-              <w:rPr>
-                <w:rFonts w:asciiTheme="minorHAnsi" w:hAnsiTheme="minorHAnsi" w:cstheme="minorHAnsi"/>
-                <w:sz w:val="20"/>
-                <w:szCs w:val="20"/>
-              </w:rPr>
-              <w:lastRenderedPageBreak/>
-              <w:t>Brak wartości NULL, wszystkie wartości mieszczą się w dozwolonym przedziale.</w:t>
-            </w:r>
-          </w:p>
-        </w:tc>
-      </w:tr>
-      <w:tr>
-        <w:trPr>
-          <w:trHeight w:val="280"/>
-        </w:trPr>
-        <w:tc>
-          <w:tcPr>
-            <w:tcW w:w="645" w:type="dxa"/>
-          </w:tcPr>
-          <w:p>
-            <w:pPr>
-              <w:numPr>
-                <w:ilvl w:val="0"/>
-                <w:numId w:val="25"/>
-              </w:numPr>
-              <w:rPr>
-                <w:rFonts w:asciiTheme="minorHAnsi" w:hAnsiTheme="minorHAnsi" w:cstheme="minorHAnsi"/>
-                <w:sz w:val="20"/>
-                <w:szCs w:val="20"/>
-              </w:rPr>
-            </w:pPr>
-          </w:p>
-        </w:tc>
-        <w:tc>
-          <w:tcPr>
-            <w:tcW w:w="1620" w:type="dxa"/>
-          </w:tcPr>
-          <w:p>
-            <w:pPr>
-              <w:rPr>
-                <w:rStyle w:val="HTML-kod"/>
-                <w:rFonts w:asciiTheme="minorHAnsi" w:eastAsia="Calibri" w:hAnsiTheme="minorHAnsi" w:cstheme="minorHAnsi"/>
-              </w:rPr>
-            </w:pPr>
-            <w:proofErr w:type="spellStart"/>
-            <w:r>
-              <w:rPr>
-                <w:rFonts w:asciiTheme="minorHAnsi" w:hAnsiTheme="minorHAnsi" w:cstheme="minorHAnsi"/>
-              </w:rPr>
-              <w:t>sunset</w:t>
-            </w:r>
-            <w:proofErr w:type="spellEnd"/>
-          </w:p>
-        </w:tc>
-        <w:tc>
-          <w:tcPr>
-            <w:tcW w:w="1335" w:type="dxa"/>
-          </w:tcPr>
-          <w:p>
-            <w:pPr>
-              <w:rPr>
-                <w:rFonts w:asciiTheme="minorHAnsi" w:hAnsiTheme="minorHAnsi" w:cstheme="minorHAnsi"/>
-              </w:rPr>
-            </w:pPr>
-            <w:proofErr w:type="spellStart"/>
-            <w:r>
-              <w:rPr>
-                <w:rFonts w:asciiTheme="minorHAnsi" w:hAnsiTheme="minorHAnsi" w:cstheme="minorHAnsi"/>
-              </w:rPr>
-              <w:t>datetime</w:t>
-            </w:r>
-            <w:proofErr w:type="spellEnd"/>
-          </w:p>
-        </w:tc>
-        <w:tc>
-          <w:tcPr>
-            <w:tcW w:w="1615" w:type="dxa"/>
-            <w:tcBorders>
-              <w:top w:val="single" w:sz="6" w:space="0" w:color="auto"/>
-              <w:left w:val="single" w:sz="6" w:space="0" w:color="auto"/>
-              <w:bottom w:val="single" w:sz="6" w:space="0" w:color="auto"/>
-              <w:right w:val="single" w:sz="6" w:space="0" w:color="auto"/>
-            </w:tcBorders>
-            <w:vAlign w:val="center"/>
-          </w:tcPr>
-          <w:p>
-            <w:pPr>
-              <w:rPr>
-                <w:rFonts w:asciiTheme="minorHAnsi" w:hAnsiTheme="minorHAnsi" w:cstheme="minorHAnsi"/>
-                <w:sz w:val="20"/>
-                <w:szCs w:val="20"/>
-              </w:rPr>
-            </w:pPr>
-            <w:r>
-              <w:t>Zakres od 01.05.2020</w:t>
-            </w:r>
-            <w:r>
-              <w:t xml:space="preserve"> 20:01:16</w:t>
-            </w:r>
-            <w:r>
-              <w:t xml:space="preserve"> do 31.08.2024</w:t>
-            </w:r>
-            <w:r>
-              <w:t xml:space="preserve"> 19:39:17</w:t>
-            </w:r>
-          </w:p>
-        </w:tc>
-        <w:tc>
-          <w:tcPr>
-            <w:tcW w:w="4820" w:type="dxa"/>
-            <w:tcBorders>
-              <w:top w:val="single" w:sz="6" w:space="0" w:color="000000"/>
-              <w:left w:val="single" w:sz="6" w:space="0" w:color="000000"/>
-              <w:bottom w:val="single" w:sz="6" w:space="0" w:color="000000"/>
-              <w:right w:val="single" w:sz="6" w:space="0" w:color="000000"/>
-            </w:tcBorders>
-          </w:tcPr>
-          <w:p>
-            <w:pPr>
-              <w:rPr>
-                <w:rFonts w:asciiTheme="minorHAnsi" w:hAnsiTheme="minorHAnsi" w:cstheme="minorHAnsi"/>
-                <w:sz w:val="20"/>
-                <w:szCs w:val="20"/>
-              </w:rPr>
-            </w:pPr>
-            <w:r>
-              <w:rPr>
-                <w:rFonts w:asciiTheme="minorHAnsi" w:hAnsiTheme="minorHAnsi" w:cstheme="minorHAnsi"/>
-                <w:sz w:val="20"/>
-                <w:szCs w:val="20"/>
-              </w:rPr>
-              <w:t>Brak wartości NULL, wszystkie wartości mieszczą się w dozwolonym przedziale.</w:t>
-            </w:r>
-          </w:p>
-        </w:tc>
-      </w:tr>
-      <w:tr>
-        <w:trPr>
-          <w:trHeight w:val="280"/>
-        </w:trPr>
-        <w:tc>
-          <w:tcPr>
-            <w:tcW w:w="645" w:type="dxa"/>
-          </w:tcPr>
-          <w:p>
-            <w:pPr>
-              <w:numPr>
-                <w:ilvl w:val="0"/>
-                <w:numId w:val="25"/>
-              </w:numPr>
-              <w:rPr>
-                <w:rFonts w:asciiTheme="minorHAnsi" w:hAnsiTheme="minorHAnsi" w:cstheme="minorHAnsi"/>
-                <w:sz w:val="20"/>
-                <w:szCs w:val="20"/>
-              </w:rPr>
-            </w:pPr>
-          </w:p>
-        </w:tc>
-        <w:tc>
-          <w:tcPr>
-            <w:tcW w:w="1620" w:type="dxa"/>
-          </w:tcPr>
-          <w:p>
-            <w:pPr>
-              <w:rPr>
-                <w:rStyle w:val="HTML-kod"/>
-                <w:rFonts w:asciiTheme="minorHAnsi" w:eastAsia="Calibri" w:hAnsiTheme="minorHAnsi" w:cstheme="minorHAnsi"/>
-              </w:rPr>
-            </w:pPr>
-            <w:proofErr w:type="spellStart"/>
-            <w:r>
-              <w:rPr>
-                <w:rFonts w:asciiTheme="minorHAnsi" w:hAnsiTheme="minorHAnsi" w:cstheme="minorHAnsi"/>
-              </w:rPr>
-              <w:t>moonphase</w:t>
-            </w:r>
-            <w:proofErr w:type="spellEnd"/>
-          </w:p>
-        </w:tc>
-        <w:tc>
-          <w:tcPr>
-            <w:tcW w:w="1335" w:type="dxa"/>
-          </w:tcPr>
-          <w:p>
-            <w:pPr>
-              <w:rPr>
-                <w:rFonts w:asciiTheme="minorHAnsi" w:hAnsiTheme="minorHAnsi" w:cstheme="minorHAnsi"/>
-              </w:rPr>
-            </w:pPr>
-            <w:proofErr w:type="spellStart"/>
-            <w:r>
-              <w:rPr>
-                <w:rFonts w:asciiTheme="minorHAnsi" w:hAnsiTheme="minorHAnsi" w:cstheme="minorHAnsi"/>
-              </w:rPr>
-              <w:t>float</w:t>
-            </w:r>
-            <w:proofErr w:type="spellEnd"/>
-          </w:p>
-        </w:tc>
-        <w:tc>
-          <w:tcPr>
-            <w:tcW w:w="1615" w:type="dxa"/>
-            <w:tcBorders>
-              <w:top w:val="single" w:sz="6" w:space="0" w:color="auto"/>
-              <w:left w:val="single" w:sz="6" w:space="0" w:color="auto"/>
-              <w:bottom w:val="single" w:sz="6" w:space="0" w:color="auto"/>
-              <w:right w:val="single" w:sz="6" w:space="0" w:color="auto"/>
-            </w:tcBorders>
-            <w:vAlign w:val="center"/>
-          </w:tcPr>
-          <w:p>
-            <w:pPr>
-              <w:rPr>
-                <w:rFonts w:asciiTheme="minorHAnsi" w:hAnsiTheme="minorHAnsi" w:cstheme="minorHAnsi"/>
-                <w:sz w:val="20"/>
-                <w:szCs w:val="20"/>
-              </w:rPr>
-            </w:pPr>
-            <w:r>
-              <w:t>Zakres wartości od 0 do 0,98</w:t>
-            </w:r>
-          </w:p>
-        </w:tc>
-        <w:tc>
-          <w:tcPr>
-            <w:tcW w:w="4820" w:type="dxa"/>
-            <w:tcBorders>
-              <w:top w:val="single" w:sz="6" w:space="0" w:color="000000"/>
-              <w:left w:val="single" w:sz="6" w:space="0" w:color="000000"/>
-              <w:bottom w:val="single" w:sz="6" w:space="0" w:color="000000"/>
-              <w:right w:val="single" w:sz="6" w:space="0" w:color="000000"/>
-            </w:tcBorders>
-          </w:tcPr>
-          <w:p>
-            <w:pPr>
-              <w:rPr>
-                <w:rFonts w:asciiTheme="minorHAnsi" w:hAnsiTheme="minorHAnsi" w:cstheme="minorHAnsi"/>
-                <w:sz w:val="20"/>
-                <w:szCs w:val="20"/>
-              </w:rPr>
-            </w:pPr>
-            <w:r>
-              <w:rPr>
-                <w:rFonts w:asciiTheme="minorHAnsi" w:hAnsiTheme="minorHAnsi" w:cstheme="minorHAnsi"/>
-                <w:sz w:val="20"/>
-                <w:szCs w:val="20"/>
-              </w:rPr>
-              <w:t>Brak wartości NULL, wszystkie wartości mieszczą się w dozwolonym przedziale.</w:t>
-            </w:r>
-            <w:r>
-              <w:rPr>
-                <w:rFonts w:asciiTheme="minorHAnsi" w:hAnsiTheme="minorHAnsi" w:cstheme="minorHAnsi"/>
-                <w:sz w:val="20"/>
-                <w:szCs w:val="20"/>
-              </w:rPr>
-              <w:t xml:space="preserve"> Niska przydatność dla analizy wybranych aspektów dziedziny.</w:t>
-            </w:r>
-          </w:p>
-        </w:tc>
-      </w:tr>
-      <w:tr>
-        <w:trPr>
-          <w:trHeight w:val="280"/>
-        </w:trPr>
-        <w:tc>
-          <w:tcPr>
-            <w:tcW w:w="645" w:type="dxa"/>
-          </w:tcPr>
-          <w:p>
-            <w:pPr>
-              <w:numPr>
-                <w:ilvl w:val="0"/>
-                <w:numId w:val="25"/>
-              </w:numPr>
-              <w:rPr>
-                <w:rFonts w:asciiTheme="minorHAnsi" w:hAnsiTheme="minorHAnsi" w:cstheme="minorHAnsi"/>
-                <w:sz w:val="20"/>
-                <w:szCs w:val="20"/>
-              </w:rPr>
-            </w:pPr>
-          </w:p>
-        </w:tc>
-        <w:tc>
-          <w:tcPr>
-            <w:tcW w:w="1620" w:type="dxa"/>
-          </w:tcPr>
-          <w:p>
-            <w:pPr>
-              <w:rPr>
-                <w:rStyle w:val="HTML-kod"/>
-                <w:rFonts w:asciiTheme="minorHAnsi" w:eastAsia="Calibri" w:hAnsiTheme="minorHAnsi" w:cstheme="minorHAnsi"/>
-              </w:rPr>
-            </w:pPr>
-            <w:proofErr w:type="spellStart"/>
-            <w:r>
-              <w:rPr>
-                <w:rFonts w:asciiTheme="minorHAnsi" w:hAnsiTheme="minorHAnsi" w:cstheme="minorHAnsi"/>
-              </w:rPr>
-              <w:t>conditions</w:t>
-            </w:r>
-            <w:proofErr w:type="spellEnd"/>
-          </w:p>
-        </w:tc>
-        <w:tc>
-          <w:tcPr>
-            <w:tcW w:w="1335" w:type="dxa"/>
-          </w:tcPr>
-          <w:p>
-            <w:pPr>
-              <w:rPr>
-                <w:rFonts w:asciiTheme="minorHAnsi" w:hAnsiTheme="minorHAnsi" w:cstheme="minorHAnsi"/>
-              </w:rPr>
-            </w:pPr>
-            <w:r>
-              <w:rPr>
-                <w:rFonts w:asciiTheme="minorHAnsi" w:hAnsiTheme="minorHAnsi" w:cstheme="minorHAnsi"/>
-              </w:rPr>
-              <w:t>string</w:t>
-            </w:r>
-          </w:p>
-        </w:tc>
-        <w:tc>
-          <w:tcPr>
-            <w:tcW w:w="1615" w:type="dxa"/>
-            <w:tcBorders>
-              <w:top w:val="single" w:sz="6" w:space="0" w:color="auto"/>
-              <w:left w:val="single" w:sz="6" w:space="0" w:color="auto"/>
-              <w:bottom w:val="single" w:sz="6" w:space="0" w:color="auto"/>
-              <w:right w:val="single" w:sz="6" w:space="0" w:color="auto"/>
-            </w:tcBorders>
-            <w:vAlign w:val="center"/>
-          </w:tcPr>
-          <w:p>
-            <w:pPr>
-              <w:rPr>
-                <w:rFonts w:asciiTheme="minorHAnsi" w:hAnsiTheme="minorHAnsi" w:cstheme="minorHAnsi"/>
-                <w:sz w:val="20"/>
-                <w:szCs w:val="20"/>
-              </w:rPr>
-            </w:pPr>
-            <w:r>
-              <w:t>Długość od 5 do 65 znaków</w:t>
-            </w:r>
-            <w:r>
-              <w:t>. Dane tekstowe (kategorie)</w:t>
-            </w:r>
-          </w:p>
-        </w:tc>
-        <w:tc>
-          <w:tcPr>
-            <w:tcW w:w="4820" w:type="dxa"/>
-            <w:tcBorders>
-              <w:top w:val="single" w:sz="6" w:space="0" w:color="000000"/>
-              <w:left w:val="single" w:sz="6" w:space="0" w:color="000000"/>
-              <w:bottom w:val="single" w:sz="6" w:space="0" w:color="000000"/>
-              <w:right w:val="single" w:sz="6" w:space="0" w:color="000000"/>
-            </w:tcBorders>
-          </w:tcPr>
-          <w:p>
-            <w:pPr>
-              <w:rPr>
-                <w:rFonts w:asciiTheme="minorHAnsi" w:hAnsiTheme="minorHAnsi" w:cstheme="minorHAnsi"/>
-                <w:sz w:val="20"/>
-                <w:szCs w:val="20"/>
-              </w:rPr>
-            </w:pPr>
-            <w:r>
-              <w:rPr>
-                <w:rFonts w:asciiTheme="minorHAnsi" w:hAnsiTheme="minorHAnsi" w:cstheme="minorHAnsi"/>
-                <w:sz w:val="20"/>
-                <w:szCs w:val="20"/>
-              </w:rPr>
-              <w:t>Brak wartości NULL, lista ciągów znaków oddzielona przecinkami utrudnia analizę. Należy uporządkować.</w:t>
-            </w:r>
-          </w:p>
-        </w:tc>
-      </w:tr>
-      <w:tr>
-        <w:trPr>
-          <w:trHeight w:val="280"/>
-        </w:trPr>
-        <w:tc>
-          <w:tcPr>
-            <w:tcW w:w="645" w:type="dxa"/>
-          </w:tcPr>
-          <w:p>
-            <w:pPr>
-              <w:numPr>
-                <w:ilvl w:val="0"/>
-                <w:numId w:val="25"/>
-              </w:numPr>
-              <w:rPr>
-                <w:rFonts w:asciiTheme="minorHAnsi" w:hAnsiTheme="minorHAnsi" w:cstheme="minorHAnsi"/>
-                <w:sz w:val="20"/>
-                <w:szCs w:val="20"/>
-              </w:rPr>
-            </w:pPr>
-          </w:p>
-        </w:tc>
-        <w:tc>
-          <w:tcPr>
-            <w:tcW w:w="1620" w:type="dxa"/>
-          </w:tcPr>
-          <w:p>
-            <w:pPr>
-              <w:rPr>
-                <w:rStyle w:val="HTML-kod"/>
-                <w:rFonts w:asciiTheme="minorHAnsi" w:eastAsia="Calibri" w:hAnsiTheme="minorHAnsi" w:cstheme="minorHAnsi"/>
-              </w:rPr>
-            </w:pPr>
-            <w:proofErr w:type="spellStart"/>
-            <w:r>
-              <w:rPr>
-                <w:rFonts w:asciiTheme="minorHAnsi" w:hAnsiTheme="minorHAnsi" w:cstheme="minorHAnsi"/>
-              </w:rPr>
-              <w:t>description</w:t>
-            </w:r>
-            <w:proofErr w:type="spellEnd"/>
-          </w:p>
-        </w:tc>
-        <w:tc>
-          <w:tcPr>
-            <w:tcW w:w="1335" w:type="dxa"/>
-          </w:tcPr>
-          <w:p>
-            <w:pPr>
-              <w:rPr>
-                <w:rFonts w:asciiTheme="minorHAnsi" w:hAnsiTheme="minorHAnsi" w:cstheme="minorHAnsi"/>
-              </w:rPr>
-            </w:pPr>
-            <w:r>
-              <w:rPr>
-                <w:rFonts w:asciiTheme="minorHAnsi" w:hAnsiTheme="minorHAnsi" w:cstheme="minorHAnsi"/>
-              </w:rPr>
-              <w:t>string</w:t>
-            </w:r>
-          </w:p>
-        </w:tc>
-        <w:tc>
-          <w:tcPr>
-            <w:tcW w:w="1615" w:type="dxa"/>
-            <w:tcBorders>
-              <w:top w:val="single" w:sz="6" w:space="0" w:color="auto"/>
-              <w:left w:val="single" w:sz="6" w:space="0" w:color="auto"/>
-              <w:bottom w:val="single" w:sz="6" w:space="0" w:color="auto"/>
-              <w:right w:val="single" w:sz="6" w:space="0" w:color="auto"/>
-            </w:tcBorders>
-            <w:vAlign w:val="center"/>
-          </w:tcPr>
-          <w:p>
-            <w:pPr>
-              <w:rPr>
-                <w:rFonts w:asciiTheme="minorHAnsi" w:hAnsiTheme="minorHAnsi" w:cstheme="minorHAnsi"/>
-                <w:sz w:val="20"/>
-                <w:szCs w:val="20"/>
-              </w:rPr>
-            </w:pPr>
-            <w:r>
-              <w:t>Długość od 26 do 82 znaków</w:t>
-            </w:r>
-          </w:p>
-        </w:tc>
-        <w:tc>
-          <w:tcPr>
-            <w:tcW w:w="4820" w:type="dxa"/>
-            <w:tcBorders>
-              <w:top w:val="single" w:sz="6" w:space="0" w:color="000000"/>
-              <w:left w:val="single" w:sz="6" w:space="0" w:color="000000"/>
-              <w:bottom w:val="single" w:sz="6" w:space="0" w:color="000000"/>
-              <w:right w:val="single" w:sz="6" w:space="0" w:color="000000"/>
-            </w:tcBorders>
-          </w:tcPr>
-          <w:p>
-            <w:pPr>
-              <w:rPr>
-                <w:rFonts w:asciiTheme="minorHAnsi" w:hAnsiTheme="minorHAnsi" w:cstheme="minorHAnsi"/>
-                <w:sz w:val="20"/>
-                <w:szCs w:val="20"/>
-              </w:rPr>
-            </w:pPr>
-            <w:r>
-              <w:rPr>
-                <w:rFonts w:asciiTheme="minorHAnsi" w:hAnsiTheme="minorHAnsi" w:cstheme="minorHAnsi"/>
-                <w:sz w:val="20"/>
-                <w:szCs w:val="20"/>
-              </w:rPr>
-              <w:t xml:space="preserve">Brak wartości NULL, opisy słowne </w:t>
-            </w:r>
-            <w:r>
-              <w:rPr>
-                <w:rFonts w:asciiTheme="minorHAnsi" w:hAnsiTheme="minorHAnsi" w:cstheme="minorHAnsi"/>
-                <w:sz w:val="20"/>
-                <w:szCs w:val="20"/>
-              </w:rPr>
-              <w:t>opisujące warunki atmosferyczne, dane ciężkie do analizy i uporządkowania. Mają niską wartość ponieważ pokrywają się z innymi.</w:t>
-            </w:r>
-          </w:p>
-        </w:tc>
-      </w:tr>
-      <w:tr>
-        <w:trPr>
-          <w:trHeight w:val="280"/>
-        </w:trPr>
-        <w:tc>
-          <w:tcPr>
-            <w:tcW w:w="645" w:type="dxa"/>
-          </w:tcPr>
-          <w:p>
-            <w:pPr>
-              <w:numPr>
-                <w:ilvl w:val="0"/>
-                <w:numId w:val="25"/>
-              </w:numPr>
-              <w:rPr>
-                <w:rFonts w:asciiTheme="minorHAnsi" w:hAnsiTheme="minorHAnsi" w:cstheme="minorHAnsi"/>
-                <w:sz w:val="20"/>
-                <w:szCs w:val="20"/>
-              </w:rPr>
-            </w:pPr>
-          </w:p>
-        </w:tc>
-        <w:tc>
-          <w:tcPr>
-            <w:tcW w:w="1620" w:type="dxa"/>
-          </w:tcPr>
-          <w:p>
-            <w:pPr>
-              <w:rPr>
-                <w:rStyle w:val="HTML-kod"/>
-                <w:rFonts w:asciiTheme="minorHAnsi" w:eastAsia="Calibri" w:hAnsiTheme="minorHAnsi" w:cstheme="minorHAnsi"/>
-              </w:rPr>
-            </w:pPr>
-            <w:proofErr w:type="spellStart"/>
-            <w:r>
-              <w:rPr>
-                <w:rFonts w:asciiTheme="minorHAnsi" w:hAnsiTheme="minorHAnsi" w:cstheme="minorHAnsi"/>
-              </w:rPr>
-              <w:t>icon</w:t>
-            </w:r>
-            <w:proofErr w:type="spellEnd"/>
-          </w:p>
-        </w:tc>
-        <w:tc>
-          <w:tcPr>
-            <w:tcW w:w="1335" w:type="dxa"/>
-          </w:tcPr>
-          <w:p>
-            <w:pPr>
-              <w:rPr>
-                <w:rFonts w:asciiTheme="minorHAnsi" w:hAnsiTheme="minorHAnsi" w:cstheme="minorHAnsi"/>
-              </w:rPr>
-            </w:pPr>
-            <w:r>
-              <w:rPr>
-                <w:rFonts w:asciiTheme="minorHAnsi" w:hAnsiTheme="minorHAnsi" w:cstheme="minorHAnsi"/>
-              </w:rPr>
-              <w:t>string</w:t>
-            </w:r>
-          </w:p>
-        </w:tc>
-        <w:tc>
-          <w:tcPr>
-            <w:tcW w:w="1615" w:type="dxa"/>
-            <w:tcBorders>
-              <w:top w:val="single" w:sz="6" w:space="0" w:color="auto"/>
-              <w:left w:val="single" w:sz="6" w:space="0" w:color="auto"/>
-              <w:bottom w:val="single" w:sz="6" w:space="0" w:color="auto"/>
-              <w:right w:val="single" w:sz="6" w:space="0" w:color="auto"/>
-            </w:tcBorders>
-            <w:vAlign w:val="center"/>
-          </w:tcPr>
-          <w:p>
-            <w:pPr>
-              <w:rPr>
-                <w:rFonts w:asciiTheme="minorHAnsi" w:hAnsiTheme="minorHAnsi" w:cstheme="minorHAnsi"/>
-                <w:sz w:val="20"/>
-                <w:szCs w:val="20"/>
-              </w:rPr>
-            </w:pPr>
-            <w:r>
-              <w:t>Długość od 4 do 17 znaków</w:t>
-            </w:r>
-          </w:p>
-        </w:tc>
-        <w:tc>
-          <w:tcPr>
-            <w:tcW w:w="4820" w:type="dxa"/>
-            <w:tcBorders>
-              <w:top w:val="single" w:sz="6" w:space="0" w:color="000000"/>
-              <w:left w:val="single" w:sz="6" w:space="0" w:color="000000"/>
-              <w:bottom w:val="single" w:sz="6" w:space="0" w:color="000000"/>
-              <w:right w:val="single" w:sz="6" w:space="0" w:color="000000"/>
-            </w:tcBorders>
-          </w:tcPr>
-          <w:p>
-            <w:pPr>
-              <w:rPr>
-                <w:rFonts w:asciiTheme="minorHAnsi" w:hAnsiTheme="minorHAnsi" w:cstheme="minorHAnsi"/>
-                <w:sz w:val="20"/>
-                <w:szCs w:val="20"/>
-              </w:rPr>
-            </w:pPr>
-            <w:r>
-              <w:rPr>
-                <w:rFonts w:asciiTheme="minorHAnsi" w:hAnsiTheme="minorHAnsi" w:cstheme="minorHAnsi"/>
-                <w:sz w:val="20"/>
-                <w:szCs w:val="20"/>
-              </w:rPr>
-              <w:t>Brak wartości NULL, nazwa symbolu opisującego pogodę, odzwierciedla dane z innych atrybutów, brak użyteczności przy analizie wybranych aspektów dziedziny.</w:t>
-            </w:r>
-          </w:p>
-        </w:tc>
-      </w:tr>
-      <w:tr>
-        <w:trPr>
-          <w:trHeight w:val="280"/>
-        </w:trPr>
-        <w:tc>
-          <w:tcPr>
-            <w:tcW w:w="645" w:type="dxa"/>
-          </w:tcPr>
-          <w:p>
-            <w:pPr>
-              <w:numPr>
-                <w:ilvl w:val="0"/>
-                <w:numId w:val="25"/>
-              </w:numPr>
-              <w:rPr>
-                <w:rFonts w:asciiTheme="minorHAnsi" w:hAnsiTheme="minorHAnsi" w:cstheme="minorHAnsi"/>
-                <w:sz w:val="20"/>
-                <w:szCs w:val="20"/>
-              </w:rPr>
-            </w:pPr>
-          </w:p>
-        </w:tc>
-        <w:tc>
-          <w:tcPr>
-            <w:tcW w:w="1620" w:type="dxa"/>
-          </w:tcPr>
-          <w:p>
-            <w:pPr>
-              <w:rPr>
-                <w:rStyle w:val="HTML-kod"/>
-                <w:rFonts w:asciiTheme="minorHAnsi" w:eastAsia="Calibri" w:hAnsiTheme="minorHAnsi" w:cstheme="minorHAnsi"/>
-              </w:rPr>
-            </w:pPr>
-            <w:proofErr w:type="spellStart"/>
-            <w:r>
-              <w:rPr>
-                <w:rFonts w:asciiTheme="minorHAnsi" w:hAnsiTheme="minorHAnsi" w:cstheme="minorHAnsi"/>
-              </w:rPr>
-              <w:t>stations</w:t>
-            </w:r>
-            <w:proofErr w:type="spellEnd"/>
-          </w:p>
-        </w:tc>
-        <w:tc>
-          <w:tcPr>
-            <w:tcW w:w="1335" w:type="dxa"/>
-          </w:tcPr>
-          <w:p>
-            <w:pPr>
-              <w:rPr>
-                <w:rFonts w:asciiTheme="minorHAnsi" w:hAnsiTheme="minorHAnsi" w:cstheme="minorHAnsi"/>
-              </w:rPr>
-            </w:pPr>
-            <w:r>
-              <w:rPr>
-                <w:rFonts w:asciiTheme="minorHAnsi" w:hAnsiTheme="minorHAnsi" w:cstheme="minorHAnsi"/>
-              </w:rPr>
-              <w:t>string</w:t>
-            </w:r>
-          </w:p>
-        </w:tc>
-        <w:tc>
-          <w:tcPr>
-            <w:tcW w:w="1615" w:type="dxa"/>
-            <w:tcBorders>
-              <w:top w:val="single" w:sz="6" w:space="0" w:color="auto"/>
-              <w:left w:val="single" w:sz="6" w:space="0" w:color="auto"/>
-              <w:bottom w:val="single" w:sz="6" w:space="0" w:color="auto"/>
-              <w:right w:val="single" w:sz="6" w:space="0" w:color="auto"/>
-            </w:tcBorders>
-            <w:vAlign w:val="center"/>
-          </w:tcPr>
-          <w:p>
-            <w:pPr>
-              <w:rPr>
-                <w:rFonts w:asciiTheme="minorHAnsi" w:hAnsiTheme="minorHAnsi" w:cstheme="minorHAnsi"/>
-                <w:sz w:val="20"/>
-                <w:szCs w:val="20"/>
-              </w:rPr>
-            </w:pPr>
-            <w:r>
-              <w:t>Długość od 49 do 108 znaków</w:t>
-            </w:r>
-          </w:p>
-        </w:tc>
-        <w:tc>
-          <w:tcPr>
-            <w:tcW w:w="4820" w:type="dxa"/>
-            <w:tcBorders>
-              <w:top w:val="single" w:sz="6" w:space="0" w:color="000000"/>
-              <w:left w:val="single" w:sz="6" w:space="0" w:color="000000"/>
-              <w:bottom w:val="single" w:sz="6" w:space="0" w:color="000000"/>
-              <w:right w:val="single" w:sz="6" w:space="0" w:color="000000"/>
-            </w:tcBorders>
-          </w:tcPr>
-          <w:p>
-            <w:pPr>
-              <w:rPr>
-                <w:rFonts w:asciiTheme="minorHAnsi" w:hAnsiTheme="minorHAnsi" w:cstheme="minorHAnsi"/>
-                <w:sz w:val="20"/>
-                <w:szCs w:val="20"/>
-              </w:rPr>
-            </w:pPr>
-            <w:r>
-              <w:rPr>
-                <w:rFonts w:asciiTheme="minorHAnsi" w:hAnsiTheme="minorHAnsi" w:cstheme="minorHAnsi"/>
-                <w:sz w:val="20"/>
-                <w:szCs w:val="20"/>
-              </w:rPr>
-              <w:t>Brak wartości NULL, kody stacji z których zostały zebrane dane, nie są istotne dla analizy wybranych aspektów dziedziny.</w:t>
-            </w:r>
-          </w:p>
-        </w:tc>
-      </w:tr>
     </w:tbl>
     <w:p/>
     <w:p>
@@ -15114,7 +10249,6 @@
           <w:i w:val="0"/>
           <w:sz w:val="24"/>
         </w:rPr>
-        <w:lastRenderedPageBreak/>
         <w:t xml:space="preserve">Tabela </w:t>
       </w:r>
       <w:r>
@@ -15294,7 +10428,7 @@
       </w:tr>
       <w:tr>
         <w:trPr>
-          <w:trHeight w:hRule="exact" w:val="1226"/>
+          <w:trHeight w:hRule="exact" w:val="1163"/>
         </w:trPr>
         <w:tc>
           <w:tcPr>
@@ -15336,25 +10470,26 @@
               <w:spacing w:after="0" w:line="240" w:lineRule="auto"/>
               <w:rPr>
                 <w:bCs/>
-                <w:sz w:val="24"/>
-              </w:rPr>
-            </w:pPr>
-            <w:proofErr w:type="spellStart"/>
+                <w:sz w:val="22"/>
+                <w:szCs w:val="22"/>
+              </w:rPr>
+            </w:pPr>
             <w:r>
               <w:rPr>
                 <w:bCs/>
-                <w:sz w:val="24"/>
+                <w:sz w:val="22"/>
+                <w:szCs w:val="22"/>
               </w:rPr>
               <w:t>Rent</w:t>
             </w:r>
             <w:r>
               <w:rPr>
                 <w:bCs/>
-                <w:sz w:val="24"/>
+                <w:sz w:val="22"/>
+                <w:szCs w:val="22"/>
               </w:rPr>
               <w:t>al</w:t>
             </w:r>
-            <w:proofErr w:type="spellEnd"/>
           </w:p>
         </w:tc>
         <w:tc>
@@ -15371,22 +10506,17 @@
             <w:pPr>
               <w:widowControl w:val="0"/>
               <w:spacing w:after="0" w:line="240" w:lineRule="auto"/>
-            </w:pPr>
-            <w:proofErr w:type="spellStart"/>
-            <w:r>
-              <w:t>Duration</w:t>
-            </w:r>
-            <w:proofErr w:type="spellEnd"/>
-            <w:r>
-              <w:t xml:space="preserve">, </w:t>
-            </w:r>
-            <w:proofErr w:type="spellStart"/>
-            <w:r>
-              <w:t>distance</w:t>
-            </w:r>
-            <w:proofErr w:type="spellEnd"/>
-            <w:r>
-              <w:t xml:space="preserve"> </w:t>
+              <w:rPr>
+                <w:sz w:val="22"/>
+                <w:szCs w:val="22"/>
+              </w:rPr>
+            </w:pPr>
+            <w:r>
+              <w:rPr>
+                <w:sz w:val="22"/>
+                <w:szCs w:val="22"/>
+              </w:rPr>
+              <w:t xml:space="preserve">Duration, distance </w:t>
             </w:r>
           </w:p>
         </w:tc>
@@ -15404,23 +10534,20 @@
             <w:pPr>
               <w:spacing w:after="0" w:line="240" w:lineRule="auto"/>
               <w:rPr>
+                <w:rFonts w:asciiTheme="minorHAnsi" w:hAnsiTheme="minorHAnsi" w:cstheme="minorHAnsi"/>
                 <w:bCs/>
-                <w:sz w:val="24"/>
-              </w:rPr>
-            </w:pPr>
-            <w:r>
-              <w:rPr>
+                <w:sz w:val="22"/>
+                <w:szCs w:val="22"/>
+              </w:rPr>
+            </w:pPr>
+            <w:r>
+              <w:rPr>
+                <w:rFonts w:asciiTheme="minorHAnsi" w:hAnsiTheme="minorHAnsi" w:cstheme="minorHAnsi"/>
                 <w:bCs/>
-                <w:sz w:val="24"/>
-              </w:rPr>
-              <w:t>Na podstawie tabeli wypożyczeń o</w:t>
-            </w:r>
-            <w:r>
-              <w:rPr>
-                <w:bCs/>
-                <w:sz w:val="24"/>
-              </w:rPr>
-              <w:t>bliczono czas przejazdu i przebyty dystans (w linii prostej)</w:t>
+                <w:sz w:val="22"/>
+                <w:szCs w:val="22"/>
+              </w:rPr>
+              <w:t>Na podstawie tabeli wypożyczeń obliczono czas przejazdu i przebyty dystans (w linii prostej)</w:t>
             </w:r>
           </w:p>
         </w:tc>
@@ -15715,11 +10842,9 @@
               <w:widowControl w:val="0"/>
               <w:spacing w:after="0" w:line="240" w:lineRule="auto"/>
             </w:pPr>
-            <w:proofErr w:type="spellStart"/>
             <w:r>
               <w:t>Date</w:t>
             </w:r>
-            <w:proofErr w:type="spellEnd"/>
           </w:p>
         </w:tc>
         <w:tc>
@@ -15756,21 +10881,7 @@
               <w:rPr>
                 <w:lang w:val="en-US"/>
               </w:rPr>
-              <w:t xml:space="preserve">, year, quarter, month, </w:t>
-            </w:r>
-            <w:proofErr w:type="spellStart"/>
-            <w:r>
-              <w:rPr>
-                <w:lang w:val="en-US"/>
-              </w:rPr>
-              <w:t>day_of_week</w:t>
-            </w:r>
-            <w:proofErr w:type="spellEnd"/>
-            <w:r>
-              <w:rPr>
-                <w:lang w:val="en-US"/>
-              </w:rPr>
-              <w:t xml:space="preserve">, hour </w:t>
+              <w:t xml:space="preserve">, year, quarter, month, day_of_week, hour </w:t>
             </w:r>
           </w:p>
         </w:tc>
@@ -15852,6 +10963,7 @@
               <w:spacing w:after="0" w:line="240" w:lineRule="auto"/>
             </w:pPr>
             <w:r>
+              <w:lastRenderedPageBreak/>
               <w:t>2</w:t>
             </w:r>
             <w:r>
@@ -15880,11 +10992,9 @@
               <w:widowControl w:val="0"/>
               <w:spacing w:after="0" w:line="240" w:lineRule="auto"/>
             </w:pPr>
-            <w:proofErr w:type="spellStart"/>
             <w:r>
               <w:t>Location</w:t>
             </w:r>
-            <w:proofErr w:type="spellEnd"/>
           </w:p>
         </w:tc>
         <w:tc>
@@ -15941,22 +11051,14 @@
               <w:rPr>
                 <w:lang w:val="en-US"/>
               </w:rPr>
-              <w:t xml:space="preserve">, </w:t>
-            </w:r>
-            <w:proofErr w:type="spellStart"/>
+              <w:t>, is_s</w:t>
+            </w:r>
             <w:r>
               <w:rPr>
                 <w:lang w:val="en-US"/>
               </w:rPr>
-              <w:t>is_s</w:t>
-            </w:r>
-            <w:r>
-              <w:rPr>
-                <w:lang w:val="en-US"/>
-              </w:rPr>
               <w:t>tation</w:t>
             </w:r>
-            <w:proofErr w:type="spellEnd"/>
           </w:p>
         </w:tc>
         <w:tc>
@@ -16041,11 +11143,9 @@
               <w:widowControl w:val="0"/>
               <w:spacing w:after="0" w:line="240" w:lineRule="auto"/>
             </w:pPr>
-            <w:proofErr w:type="spellStart"/>
             <w:r>
               <w:t>Weather</w:t>
             </w:r>
-            <w:proofErr w:type="spellEnd"/>
           </w:p>
         </w:tc>
         <w:tc>
@@ -16070,42 +11170,26 @@
               <w:rPr>
                 <w:lang w:val="en-US"/>
               </w:rPr>
-              <w:t xml:space="preserve">temperature, </w:t>
-            </w:r>
-            <w:proofErr w:type="spellStart"/>
+              <w:t>temperature, wind</w:t>
+            </w:r>
             <w:r>
               <w:rPr>
                 <w:lang w:val="en-US"/>
               </w:rPr>
-              <w:t>wind</w:t>
+              <w:t>_speed</w:t>
             </w:r>
             <w:r>
               <w:rPr>
                 <w:lang w:val="en-US"/>
               </w:rPr>
-              <w:t>_speed</w:t>
-            </w:r>
-            <w:proofErr w:type="spellEnd"/>
+              <w:t xml:space="preserve">, </w:t>
+            </w:r>
             <w:r>
               <w:rPr>
                 <w:lang w:val="en-US"/>
               </w:rPr>
-              <w:t xml:space="preserve">, </w:t>
-            </w:r>
-            <w:r>
-              <w:rPr>
-                <w:lang w:val="en-US"/>
-              </w:rPr>
-              <w:t xml:space="preserve">rain, snowfall, </w:t>
-            </w:r>
-            <w:proofErr w:type="spellStart"/>
-            <w:r>
-              <w:rPr>
-                <w:lang w:val="en-US"/>
-              </w:rPr>
-              <w:t>snow_depth</w:t>
-            </w:r>
-            <w:proofErr w:type="spellEnd"/>
+              <w:t>rain, snowfall, snow_depth</w:t>
+            </w:r>
           </w:p>
         </w:tc>
         <w:tc>
@@ -16209,14 +11293,12 @@
                 <w:lang w:val="en-US"/>
               </w:rPr>
             </w:pPr>
-            <w:proofErr w:type="spellStart"/>
             <w:r>
               <w:rPr>
                 <w:lang w:val="en-US"/>
               </w:rPr>
               <w:t>member_casual</w:t>
             </w:r>
-            <w:proofErr w:type="spellEnd"/>
           </w:p>
         </w:tc>
         <w:tc>
@@ -16294,11 +11376,9 @@
               <w:widowControl w:val="0"/>
               <w:spacing w:after="0" w:line="240" w:lineRule="auto"/>
             </w:pPr>
-            <w:proofErr w:type="spellStart"/>
             <w:r>
               <w:t>Bike</w:t>
             </w:r>
-            <w:proofErr w:type="spellEnd"/>
           </w:p>
         </w:tc>
         <w:tc>
@@ -16319,7 +11399,6 @@
                 <w:lang w:val="en-US"/>
               </w:rPr>
             </w:pPr>
-            <w:proofErr w:type="spellStart"/>
             <w:r>
               <w:rPr>
                 <w:rStyle w:val="HTML-kod"/>
@@ -16327,7 +11406,6 @@
               </w:rPr>
               <w:t>ridable_type</w:t>
             </w:r>
-            <w:proofErr w:type="spellEnd"/>
           </w:p>
         </w:tc>
         <w:tc>
@@ -16387,35 +11465,98 @@
     </w:p>
     <w:p>
       <w:r>
-        <w:rPr>
-          <w:highlight w:val="yellow"/>
-        </w:rPr>
-        <w:t>Uwaga</w:t>
-      </w:r>
-      <w:r>
-        <w:t xml:space="preserve">: własności klas </w:t>
-      </w:r>
-      <w:r>
-        <w:rPr>
-          <w:color w:val="FF0000"/>
-        </w:rPr>
-        <w:t xml:space="preserve">nie </w:t>
-      </w:r>
-      <w:r>
-        <w:rPr>
-          <w:color w:val="FF0000"/>
-        </w:rPr>
-        <w:t xml:space="preserve">zawierają kluczy obcych </w:t>
-      </w:r>
-      <w:r>
-        <w:t xml:space="preserve">(jest to mechanizm implementacyjny!) </w:t>
+        <w:t xml:space="preserve">Po zakończeniu analizy atrybutów źródła danych, ustaleniu faktu oraz jego kontekstu w postaci pięciu wymiarów. Zaproponowano </w:t>
+      </w:r>
+      <w:r>
+        <w:t xml:space="preserve">konceptualny </w:t>
+      </w:r>
+      <w:r>
+        <w:t xml:space="preserve">wielowymiarowy model </w:t>
+      </w:r>
+      <w:r>
+        <w:t>analityczny na podstawie schematu gwiazdy (przedstawiony na rys. 1.). S</w:t>
+      </w:r>
+      <w:r>
+        <w:t xml:space="preserve">kłada się </w:t>
+      </w:r>
+      <w:r>
+        <w:t xml:space="preserve">on </w:t>
+      </w:r>
+      <w:r>
+        <w:t xml:space="preserve">z faktu Rental </w:t>
+      </w:r>
+      <w:r>
+        <w:t xml:space="preserve">(wypożyczenie) </w:t>
+      </w:r>
+      <w:r>
+        <w:t>oraz jego pięciu wymiarów: Date</w:t>
+      </w:r>
+      <w:r>
+        <w:t xml:space="preserve"> (data)</w:t>
+      </w:r>
+      <w:r>
+        <w:t>, Location</w:t>
+      </w:r>
+      <w:r>
+        <w:t xml:space="preserve"> (lokalizacja)</w:t>
+      </w:r>
+      <w:r>
+        <w:t>, Weather</w:t>
+      </w:r>
+      <w:r>
+        <w:t xml:space="preserve"> (pogoda)</w:t>
+      </w:r>
+      <w:r>
+        <w:t xml:space="preserve">, Client </w:t>
+      </w:r>
+      <w:r>
+        <w:t xml:space="preserve">(klient) </w:t>
+      </w:r>
+      <w:r>
+        <w:t>i Bike</w:t>
+      </w:r>
+      <w:r>
+        <w:t xml:space="preserve"> (rower)</w:t>
+      </w:r>
+      <w:r>
+        <w:t>.</w:t>
+      </w:r>
+      <w:r>
+        <w:t xml:space="preserve"> </w:t>
       </w:r>
     </w:p>
     <w:p>
       <w:r>
+        <w:br/>
+      </w:r>
+      <w:r>
+        <w:rPr>
+          <w:highlight w:val="yellow"/>
+        </w:rPr>
+        <w:t>Uwaga</w:t>
+      </w:r>
+      <w:r>
+        <w:t xml:space="preserve">: własności klas </w:t>
+      </w:r>
+      <w:r>
+        <w:rPr>
+          <w:color w:val="FF0000"/>
+        </w:rPr>
+        <w:t xml:space="preserve">nie zawierają kluczy obcych </w:t>
+      </w:r>
+      <w:r>
+        <w:t xml:space="preserve">(jest to mechanizm implementacyjny!) </w:t>
+      </w:r>
+    </w:p>
+    <w:p>
+      <w:pPr>
+        <w:keepNext/>
+      </w:pPr>
+      <w:r>
         <w:rPr>
           <w:noProof/>
         </w:rPr>
+        <w:lastRenderedPageBreak/>
         <w:drawing>
           <wp:inline distT="0" distB="0" distL="0" distR="0" wp14:anchorId="409EE20C" wp14:editId="318E7E11">
             <wp:extent cx="4774019" cy="3989570"/>
@@ -16467,8 +11608,32 @@
       </w:r>
     </w:p>
     <w:p>
-      <w:r>
-        <w:t>Rys. ?</w:t>
+      <w:pPr>
+        <w:pStyle w:val="Legenda"/>
+      </w:pPr>
+      <w:r>
+        <w:t xml:space="preserve">Rysunek </w:t>
+      </w:r>
+      <w:r>
+        <w:fldChar w:fldCharType="begin"/>
+      </w:r>
+      <w:r>
+        <w:instrText xml:space="preserve"> SEQ Rysunek \* ARABIC </w:instrText>
+      </w:r>
+      <w:r>
+        <w:fldChar w:fldCharType="separate"/>
+      </w:r>
+      <w:r>
+        <w:rPr>
+          <w:noProof/>
+        </w:rPr>
+        <w:t>1</w:t>
+      </w:r>
+      <w:r>
+        <w:fldChar w:fldCharType="end"/>
+      </w:r>
+      <w:r>
+        <w:t>. Wielowymiarowy model analityczny na poziomie konceptualnym</w:t>
       </w:r>
     </w:p>
     <w:p>
@@ -16510,21 +11675,7 @@
         <w:rPr>
           <w:sz w:val="24"/>
         </w:rPr>
-        <w:t xml:space="preserve">Wybrałem ten temat uważam temat </w:t>
-      </w:r>
-      <w:proofErr w:type="spellStart"/>
-      <w:r>
-        <w:rPr>
-          <w:sz w:val="24"/>
-        </w:rPr>
-        <w:t>mikromobliności</w:t>
-      </w:r>
-      <w:proofErr w:type="spellEnd"/>
-      <w:r>
-        <w:rPr>
-          <w:sz w:val="24"/>
-        </w:rPr>
-        <w:t xml:space="preserve"> za ciekawy i warty uwagi jako że również w Polsce trwa rozbudowa infrastruktury rowerowej i coraz więcej osób z niej korzysta.</w:t>
+        <w:t>Wybrałem ten temat uważam temat mikromobliności za ciekawy i warty uwagi jako że również w Polsce trwa rozbudowa infrastruktury rowerowej i coraz więcej osób z niej korzysta.</w:t>
       </w:r>
     </w:p>
     <w:p>
@@ -16565,6 +11716,12 @@
           <w:sz w:val="24"/>
         </w:rPr>
         <w:t>Problematyczne okazało się ujednolicenie danych dotyczących lokalizacji jako że rower może zostać oddany na stacje, ale nie jest to gwarantowane i czasami może być on pozostawiony poza nią postanowiłem zawrzeć te informacje w jednym wymiarze.</w:t>
+      </w:r>
+      <w:r>
+        <w:rPr>
+          <w:sz w:val="24"/>
+        </w:rPr>
+        <w:t xml:space="preserve"> Problematyczne było również zdefiniowanie ograniczeń ponieważ musza one uwzględniać realia geograficzne i meteorologiczne analizowanego regionu.</w:t>
       </w:r>
     </w:p>
     <w:p>
@@ -16598,7 +11755,6 @@
           <w:sz w:val="23"/>
           <w:szCs w:val="23"/>
         </w:rPr>
-        <w:lastRenderedPageBreak/>
         <w:t>Uwaga</w:t>
       </w:r>
       <w:r>
@@ -16637,6 +11793,7 @@
           <w:sz w:val="23"/>
           <w:szCs w:val="23"/>
         </w:rPr>
+        <w:lastRenderedPageBreak/>
         <w:t>Raport z realizacji projektu</w:t>
       </w:r>
       <w:r>
@@ -19890,6 +15047,7 @@
   <w:style w:type="character" w:default="1" w:styleId="Domylnaczcionkaakapitu">
     <w:name w:val="Default Paragraph Font"/>
     <w:uiPriority w:val="1"/>
+    <w:semiHidden/>
     <w:unhideWhenUsed/>
   </w:style>
   <w:style w:type="table" w:default="1" w:styleId="Standardowy">
@@ -19932,7 +15090,6 @@
     <w:basedOn w:val="Normalny"/>
     <w:next w:val="Normalny"/>
     <w:uiPriority w:val="35"/>
-    <w:semiHidden/>
     <w:unhideWhenUsed/>
     <w:qFormat/>
     <w:rsid w:val="00C541B0"/>

--- a/Proj01HD-280556-Tereba 2026.docx
+++ b/Proj01HD-280556-Tereba 2026.docx
@@ -67,12 +67,21 @@
           <w:szCs w:val="20"/>
         </w:rPr>
       </w:pPr>
+      <w:proofErr w:type="spellStart"/>
       <w:r>
         <w:rPr>
           <w:sz w:val="20"/>
           <w:szCs w:val="20"/>
         </w:rPr>
-        <w:t>PWr. W</w:t>
+        <w:t>PWr</w:t>
+      </w:r>
+      <w:proofErr w:type="spellEnd"/>
+      <w:r>
+        <w:rPr>
+          <w:sz w:val="20"/>
+          <w:szCs w:val="20"/>
+        </w:rPr>
+        <w:t>. W</w:t>
       </w:r>
       <w:r>
         <w:rPr>
@@ -537,7 +546,15 @@
     </w:p>
     <w:p>
       <w:r>
-        <w:t>Analiza wzorców mobilności miejskiej i obciążenia infrastruktury na podstawie systemu Capital Bikeshare w Waszyngtonie.</w:t>
+        <w:t xml:space="preserve">Analiza wzorców mobilności miejskiej i obciążenia infrastruktury na podstawie systemu Capital </w:t>
+      </w:r>
+      <w:proofErr w:type="spellStart"/>
+      <w:r>
+        <w:t>Bikeshare</w:t>
+      </w:r>
+      <w:proofErr w:type="spellEnd"/>
+      <w:r>
+        <w:t xml:space="preserve"> w Waszyngtonie.</w:t>
       </w:r>
     </w:p>
     <w:p>
@@ -564,7 +581,15 @@
     </w:p>
     <w:p>
       <w:r>
-        <w:t xml:space="preserve">Dziedzina projektu obejmuje transport miejski oraz dynamicznie rozwijający się sektor mikromobilności, ze szczególnym uwzględnieniem systemów publicznego współdzielenia </w:t>
+        <w:t xml:space="preserve">Dziedzina projektu obejmuje transport miejski oraz dynamicznie rozwijający się sektor </w:t>
+      </w:r>
+      <w:proofErr w:type="spellStart"/>
+      <w:r>
+        <w:t>mikromobilności</w:t>
+      </w:r>
+      <w:proofErr w:type="spellEnd"/>
+      <w:r>
+        <w:t xml:space="preserve">, ze szczególnym uwzględnieniem systemów publicznego współdzielenia </w:t>
       </w:r>
       <w:r>
         <w:t>rowerów</w:t>
@@ -816,7 +841,25 @@
           <w:sz w:val="24"/>
           <w:szCs w:val="24"/>
         </w:rPr>
-        <w:t xml:space="preserve"> zachowań użytkowników</w:t>
+        <w:t xml:space="preserve"> </w:t>
+      </w:r>
+      <w:proofErr w:type="spellStart"/>
+      <w:r>
+        <w:rPr>
+          <w:rFonts w:asciiTheme="minorHAnsi" w:eastAsia="Times New Roman" w:hAnsiTheme="minorHAnsi" w:cstheme="minorHAnsi"/>
+          <w:sz w:val="24"/>
+          <w:szCs w:val="24"/>
+        </w:rPr>
+        <w:t>zachowań</w:t>
+      </w:r>
+      <w:proofErr w:type="spellEnd"/>
+      <w:r>
+        <w:rPr>
+          <w:rFonts w:asciiTheme="minorHAnsi" w:eastAsia="Times New Roman" w:hAnsiTheme="minorHAnsi" w:cstheme="minorHAnsi"/>
+          <w:sz w:val="24"/>
+          <w:szCs w:val="24"/>
+        </w:rPr>
+        <w:t xml:space="preserve"> użytkowników</w:t>
       </w:r>
       <w:r>
         <w:rPr>
@@ -878,7 +921,7 @@
           <w:sz w:val="24"/>
           <w:szCs w:val="24"/>
         </w:rPr>
-        <w:t>jakie rodzaje rowerów preferują użytkownicy</w:t>
+        <w:t>wpływ dostępnych rodzajów rowerów na zachowania użytkowników.</w:t>
       </w:r>
     </w:p>
     <w:p>
@@ -1857,7 +1900,21 @@
               <w:rPr>
                 <w:b/>
               </w:rPr>
-              <w:t>Liczba rek.</w:t>
+              <w:t xml:space="preserve">Liczba </w:t>
+            </w:r>
+            <w:proofErr w:type="spellStart"/>
+            <w:r>
+              <w:rPr>
+                <w:b/>
+              </w:rPr>
+              <w:t>rek</w:t>
+            </w:r>
+            <w:proofErr w:type="spellEnd"/>
+            <w:r>
+              <w:rPr>
+                <w:b/>
+              </w:rPr>
+              <w:t>.</w:t>
             </w:r>
           </w:p>
         </w:tc>
@@ -1948,9 +2005,11 @@
             </w:tcBorders>
           </w:tcPr>
           <w:p>
+            <w:proofErr w:type="spellStart"/>
             <w:r>
               <w:t>Daily_rent_detail</w:t>
             </w:r>
+            <w:proofErr w:type="spellEnd"/>
           </w:p>
         </w:tc>
         <w:tc>
@@ -1964,9 +2023,11 @@
             </w:tcBorders>
           </w:tcPr>
           <w:p>
+            <w:proofErr w:type="spellStart"/>
             <w:r>
               <w:t>Csv</w:t>
             </w:r>
+            <w:proofErr w:type="spellEnd"/>
           </w:p>
         </w:tc>
         <w:tc>
@@ -2052,9 +2113,11 @@
             </w:tcBorders>
           </w:tcPr>
           <w:p>
+            <w:proofErr w:type="spellStart"/>
             <w:r>
               <w:t>Station_list</w:t>
             </w:r>
+            <w:proofErr w:type="spellEnd"/>
           </w:p>
         </w:tc>
         <w:tc>
@@ -2068,9 +2131,11 @@
             </w:tcBorders>
           </w:tcPr>
           <w:p>
+            <w:proofErr w:type="spellStart"/>
             <w:r>
               <w:t>Csv</w:t>
             </w:r>
+            <w:proofErr w:type="spellEnd"/>
           </w:p>
         </w:tc>
         <w:tc>
@@ -2156,9 +2221,11 @@
             </w:tcBorders>
           </w:tcPr>
           <w:p>
+            <w:proofErr w:type="spellStart"/>
             <w:r>
               <w:t>Usage_frequency</w:t>
             </w:r>
+            <w:proofErr w:type="spellEnd"/>
           </w:p>
         </w:tc>
         <w:tc>
@@ -2172,9 +2239,11 @@
             </w:tcBorders>
           </w:tcPr>
           <w:p>
+            <w:proofErr w:type="spellStart"/>
             <w:r>
               <w:t>Csv</w:t>
             </w:r>
+            <w:proofErr w:type="spellEnd"/>
           </w:p>
         </w:tc>
         <w:tc>
@@ -2276,9 +2345,11 @@
             </w:tcBorders>
           </w:tcPr>
           <w:p>
+            <w:proofErr w:type="spellStart"/>
             <w:r>
               <w:t>Csv</w:t>
             </w:r>
+            <w:proofErr w:type="spellEnd"/>
           </w:p>
         </w:tc>
         <w:tc>
@@ -2384,8 +2455,9 @@
           <w:sz w:val="24"/>
           <w:szCs w:val="24"/>
         </w:rPr>
-        <w:t>zostały pobrane z platformy Kaggle</w:t>
-      </w:r>
+        <w:t xml:space="preserve">zostały pobrane z platformy </w:t>
+      </w:r>
+      <w:proofErr w:type="spellStart"/>
       <w:r>
         <w:rPr>
           <w:rFonts w:ascii="Times New Roman" w:eastAsia="Times New Roman" w:hAnsi="Times New Roman" w:cs="Times New Roman"/>
@@ -2393,7 +2465,37 @@
           <w:sz w:val="24"/>
           <w:szCs w:val="24"/>
         </w:rPr>
-        <w:t xml:space="preserve"> oraz dodatkowo zbiór danych pogodowych ze strony Open-Meteo, który posiada większą dokładność (dane są zbierane co godzinę) niż zbiór z Kaggle (posiada on tylko dane dzienne).</w:t>
+        <w:t>Kaggle</w:t>
+      </w:r>
+      <w:proofErr w:type="spellEnd"/>
+      <w:r>
+        <w:rPr>
+          <w:rFonts w:ascii="Times New Roman" w:eastAsia="Times New Roman" w:hAnsi="Times New Roman" w:cs="Times New Roman"/>
+          <w:color w:val="1B2930"/>
+          <w:sz w:val="24"/>
+          <w:szCs w:val="24"/>
+        </w:rPr>
+        <w:t xml:space="preserve"> oraz dodatkowo zbiór danych pogodowych ze strony Open-Meteo, który posiada większą dokładność (dane są zbierane co godzinę) niż zbiór z </w:t>
+      </w:r>
+      <w:proofErr w:type="spellStart"/>
+      <w:r>
+        <w:rPr>
+          <w:rFonts w:ascii="Times New Roman" w:eastAsia="Times New Roman" w:hAnsi="Times New Roman" w:cs="Times New Roman"/>
+          <w:color w:val="1B2930"/>
+          <w:sz w:val="24"/>
+          <w:szCs w:val="24"/>
+        </w:rPr>
+        <w:t>Kaggle</w:t>
+      </w:r>
+      <w:proofErr w:type="spellEnd"/>
+      <w:r>
+        <w:rPr>
+          <w:rFonts w:ascii="Times New Roman" w:eastAsia="Times New Roman" w:hAnsi="Times New Roman" w:cs="Times New Roman"/>
+          <w:color w:val="1B2930"/>
+          <w:sz w:val="24"/>
+          <w:szCs w:val="24"/>
+        </w:rPr>
+        <w:t xml:space="preserve"> (posiada on tylko dane dzienne).</w:t>
       </w:r>
     </w:p>
     <w:p>
@@ -2430,21 +2532,7 @@
             <w:rStyle w:val="Hipercze"/>
             <w:rFonts w:ascii="Times New Roman" w:hAnsi="Times New Roman" w:cs="Times New Roman"/>
           </w:rPr>
-          <w:t>https://open-meteo.com/en/docs/historica</w:t>
-        </w:r>
-        <w:r>
-          <w:rPr>
-            <w:rStyle w:val="Hipercze"/>
-            <w:rFonts w:ascii="Times New Roman" w:hAnsi="Times New Roman" w:cs="Times New Roman"/>
-          </w:rPr>
-          <w:t>l</w:t>
-        </w:r>
-        <w:r>
-          <w:rPr>
-            <w:rStyle w:val="Hipercze"/>
-            <w:rFonts w:ascii="Times New Roman" w:hAnsi="Times New Roman" w:cs="Times New Roman"/>
-          </w:rPr>
-          <w:t>-weather-api</w:t>
+          <w:t>https://open-meteo.com/en/docs/historical-weather-api</w:t>
         </w:r>
       </w:hyperlink>
     </w:p>
@@ -2606,12 +2694,21 @@
                 <w:lang w:val="en-US"/>
               </w:rPr>
             </w:pPr>
+            <w:proofErr w:type="spellStart"/>
             <w:r>
               <w:rPr>
                 <w:rFonts w:asciiTheme="minorHAnsi" w:hAnsiTheme="minorHAnsi" w:cstheme="minorHAnsi"/>
                 <w:lang w:val="en-US"/>
               </w:rPr>
-              <w:t xml:space="preserve">Plik: </w:t>
+              <w:t>Plik</w:t>
+            </w:r>
+            <w:proofErr w:type="spellEnd"/>
+            <w:r>
+              <w:rPr>
+                <w:rFonts w:asciiTheme="minorHAnsi" w:hAnsiTheme="minorHAnsi" w:cstheme="minorHAnsi"/>
+                <w:lang w:val="en-US"/>
+              </w:rPr>
+              <w:t xml:space="preserve">: </w:t>
             </w:r>
             <w:r>
               <w:rPr>
@@ -2767,6 +2864,7 @@
                 <w:rFonts w:asciiTheme="minorHAnsi" w:hAnsiTheme="minorHAnsi" w:cstheme="minorHAnsi"/>
               </w:rPr>
             </w:pPr>
+            <w:proofErr w:type="spellStart"/>
             <w:r>
               <w:rPr>
                 <w:rStyle w:val="HTML-kod"/>
@@ -2774,6 +2872,7 @@
               </w:rPr>
               <w:t>end_lat</w:t>
             </w:r>
+            <w:proofErr w:type="spellEnd"/>
           </w:p>
         </w:tc>
         <w:tc>
@@ -2786,12 +2885,14 @@
                 <w:rFonts w:asciiTheme="minorHAnsi" w:hAnsiTheme="minorHAnsi" w:cstheme="minorHAnsi"/>
               </w:rPr>
             </w:pPr>
+            <w:proofErr w:type="spellStart"/>
             <w:r>
               <w:rPr>
                 <w:rFonts w:asciiTheme="minorHAnsi" w:hAnsiTheme="minorHAnsi" w:cstheme="minorHAnsi"/>
               </w:rPr>
               <w:t>float</w:t>
             </w:r>
+            <w:proofErr w:type="spellEnd"/>
           </w:p>
         </w:tc>
         <w:tc>
@@ -2850,7 +2951,7 @@
               <w:rPr>
                 <w:rFonts w:asciiTheme="minorHAnsi" w:hAnsiTheme="minorHAnsi" w:cstheme="minorHAnsi"/>
               </w:rPr>
-              <w:t>-78</w:t>
+              <w:t>38</w:t>
             </w:r>
             <w:r>
               <w:rPr>
@@ -2862,7 +2963,7 @@
               <w:rPr>
                 <w:rFonts w:asciiTheme="minorHAnsi" w:hAnsiTheme="minorHAnsi" w:cstheme="minorHAnsi"/>
               </w:rPr>
-              <w:t>-76</w:t>
+              <w:t>40</w:t>
             </w:r>
             <w:r>
               <w:rPr>
@@ -2917,6 +3018,7 @@
                 <w:rFonts w:asciiTheme="minorHAnsi" w:hAnsiTheme="minorHAnsi" w:cstheme="minorHAnsi"/>
               </w:rPr>
             </w:pPr>
+            <w:proofErr w:type="spellStart"/>
             <w:r>
               <w:rPr>
                 <w:rStyle w:val="HTML-kod"/>
@@ -2924,6 +3026,7 @@
               </w:rPr>
               <w:t>end_lng</w:t>
             </w:r>
+            <w:proofErr w:type="spellEnd"/>
           </w:p>
         </w:tc>
         <w:tc>
@@ -2936,12 +3039,14 @@
                 <w:rFonts w:asciiTheme="minorHAnsi" w:hAnsiTheme="minorHAnsi" w:cstheme="minorHAnsi"/>
               </w:rPr>
             </w:pPr>
+            <w:proofErr w:type="spellStart"/>
             <w:r>
               <w:rPr>
                 <w:rFonts w:asciiTheme="minorHAnsi" w:hAnsiTheme="minorHAnsi" w:cstheme="minorHAnsi"/>
               </w:rPr>
               <w:t>float</w:t>
             </w:r>
+            <w:proofErr w:type="spellEnd"/>
           </w:p>
         </w:tc>
         <w:tc>
@@ -3061,6 +3166,7 @@
                 <w:rFonts w:asciiTheme="minorHAnsi" w:hAnsiTheme="minorHAnsi" w:cstheme="minorHAnsi"/>
               </w:rPr>
             </w:pPr>
+            <w:proofErr w:type="spellStart"/>
             <w:r>
               <w:rPr>
                 <w:rStyle w:val="HTML-kod"/>
@@ -3068,6 +3174,7 @@
               </w:rPr>
               <w:t>end_station_id</w:t>
             </w:r>
+            <w:proofErr w:type="spellEnd"/>
           </w:p>
         </w:tc>
         <w:tc>
@@ -3080,12 +3187,14 @@
                 <w:rFonts w:asciiTheme="minorHAnsi" w:hAnsiTheme="minorHAnsi" w:cstheme="minorHAnsi"/>
               </w:rPr>
             </w:pPr>
+            <w:proofErr w:type="spellStart"/>
             <w:r>
               <w:rPr>
                 <w:rFonts w:asciiTheme="minorHAnsi" w:hAnsiTheme="minorHAnsi" w:cstheme="minorHAnsi"/>
               </w:rPr>
               <w:t>integer</w:t>
             </w:r>
+            <w:proofErr w:type="spellEnd"/>
           </w:p>
         </w:tc>
         <w:tc>
@@ -3120,8 +3229,16 @@
               <w:rPr>
                 <w:rFonts w:asciiTheme="minorHAnsi" w:hAnsiTheme="minorHAnsi" w:cstheme="minorHAnsi"/>
               </w:rPr>
-              <w:t>Może być wartością NULL jeśli przejazd zakończył się poza stacją, w przeciwnym wypadku musi istnieć w tabeli station_list</w:t>
-            </w:r>
+              <w:t xml:space="preserve">Może być wartością NULL jeśli przejazd zakończył się poza stacją, w przeciwnym wypadku musi istnieć w tabeli </w:t>
+            </w:r>
+            <w:proofErr w:type="spellStart"/>
+            <w:r>
+              <w:rPr>
+                <w:rFonts w:asciiTheme="minorHAnsi" w:hAnsiTheme="minorHAnsi" w:cstheme="minorHAnsi"/>
+              </w:rPr>
+              <w:t>station_list</w:t>
+            </w:r>
+            <w:proofErr w:type="spellEnd"/>
             <w:r>
               <w:rPr>
                 <w:rFonts w:asciiTheme="minorHAnsi" w:hAnsiTheme="minorHAnsi" w:cstheme="minorHAnsi"/>
@@ -3163,6 +3280,7 @@
                 <w:rFonts w:asciiTheme="minorHAnsi" w:hAnsiTheme="minorHAnsi" w:cstheme="minorHAnsi"/>
               </w:rPr>
             </w:pPr>
+            <w:proofErr w:type="spellStart"/>
             <w:r>
               <w:rPr>
                 <w:rStyle w:val="HTML-kod"/>
@@ -3170,6 +3288,7 @@
               </w:rPr>
               <w:t>end_station_name</w:t>
             </w:r>
+            <w:proofErr w:type="spellEnd"/>
           </w:p>
         </w:tc>
         <w:tc>
@@ -3222,8 +3341,16 @@
               <w:rPr>
                 <w:rFonts w:asciiTheme="minorHAnsi" w:hAnsiTheme="minorHAnsi" w:cstheme="minorHAnsi"/>
               </w:rPr>
-              <w:t>Może być wartością NULL jeśli przejazd zakończył się poza stacją, w przeciwnym wypadku musi istnieć w tabeli station_list</w:t>
-            </w:r>
+              <w:t xml:space="preserve">Może być wartością NULL jeśli przejazd zakończył się poza stacją, w przeciwnym wypadku musi istnieć w tabeli </w:t>
+            </w:r>
+            <w:proofErr w:type="spellStart"/>
+            <w:r>
+              <w:rPr>
+                <w:rFonts w:asciiTheme="minorHAnsi" w:hAnsiTheme="minorHAnsi" w:cstheme="minorHAnsi"/>
+              </w:rPr>
+              <w:t>station_list</w:t>
+            </w:r>
+            <w:proofErr w:type="spellEnd"/>
             <w:r>
               <w:rPr>
                 <w:rFonts w:asciiTheme="minorHAnsi" w:hAnsiTheme="minorHAnsi" w:cstheme="minorHAnsi"/>
@@ -3265,6 +3392,7 @@
                 <w:rFonts w:asciiTheme="minorHAnsi" w:hAnsiTheme="minorHAnsi" w:cstheme="minorHAnsi"/>
               </w:rPr>
             </w:pPr>
+            <w:proofErr w:type="spellStart"/>
             <w:r>
               <w:rPr>
                 <w:rStyle w:val="HTML-kod"/>
@@ -3272,6 +3400,7 @@
               </w:rPr>
               <w:t>ended_at</w:t>
             </w:r>
+            <w:proofErr w:type="spellEnd"/>
           </w:p>
         </w:tc>
         <w:tc>
@@ -3284,12 +3413,14 @@
                 <w:rFonts w:asciiTheme="minorHAnsi" w:hAnsiTheme="minorHAnsi" w:cstheme="minorHAnsi"/>
               </w:rPr>
             </w:pPr>
+            <w:proofErr w:type="spellStart"/>
             <w:r>
               <w:rPr>
                 <w:rFonts w:asciiTheme="minorHAnsi" w:hAnsiTheme="minorHAnsi" w:cstheme="minorHAnsi"/>
               </w:rPr>
               <w:t>datetime</w:t>
             </w:r>
+            <w:proofErr w:type="spellEnd"/>
           </w:p>
         </w:tc>
         <w:tc>
@@ -3332,6 +3463,7 @@
               </w:rPr>
               <w:t xml:space="preserve">Wartość musi być późniejsza niż </w:t>
             </w:r>
+            <w:proofErr w:type="spellStart"/>
             <w:r>
               <w:rPr>
                 <w:rStyle w:val="HTML-kod"/>
@@ -3339,6 +3471,7 @@
               </w:rPr>
               <w:t>started_at</w:t>
             </w:r>
+            <w:proofErr w:type="spellEnd"/>
             <w:r>
               <w:t xml:space="preserve"> oraz mieścić się w przedziale od maja 2020 do sierpnia 2024</w:t>
             </w:r>
@@ -3378,6 +3511,7 @@
                 <w:rFonts w:asciiTheme="minorHAnsi" w:hAnsiTheme="minorHAnsi" w:cstheme="minorHAnsi"/>
               </w:rPr>
             </w:pPr>
+            <w:proofErr w:type="spellStart"/>
             <w:r>
               <w:rPr>
                 <w:rStyle w:val="HTML-kod"/>
@@ -3385,6 +3519,7 @@
               </w:rPr>
               <w:t>member_casual</w:t>
             </w:r>
+            <w:proofErr w:type="spellEnd"/>
           </w:p>
         </w:tc>
         <w:tc>
@@ -3445,6 +3580,7 @@
               </w:rPr>
               <w:t xml:space="preserve">rzyjmuje tylko dwie wartości dopuszczalne: </w:t>
             </w:r>
+            <w:proofErr w:type="spellStart"/>
             <w:r>
               <w:rPr>
                 <w:rStyle w:val="HTML-kod"/>
@@ -3452,6 +3588,7 @@
               </w:rPr>
               <w:t>member</w:t>
             </w:r>
+            <w:proofErr w:type="spellEnd"/>
             <w:r>
               <w:rPr>
                 <w:rFonts w:asciiTheme="minorHAnsi" w:hAnsiTheme="minorHAnsi" w:cstheme="minorHAnsi"/>
@@ -3506,6 +3643,7 @@
                 <w:rFonts w:asciiTheme="minorHAnsi" w:hAnsiTheme="minorHAnsi" w:cstheme="minorHAnsi"/>
               </w:rPr>
             </w:pPr>
+            <w:proofErr w:type="spellStart"/>
             <w:r>
               <w:rPr>
                 <w:rStyle w:val="HTML-kod"/>
@@ -3513,6 +3651,7 @@
               </w:rPr>
               <w:t>ridable_type</w:t>
             </w:r>
+            <w:proofErr w:type="spellEnd"/>
           </w:p>
         </w:tc>
         <w:tc>
@@ -3579,6 +3718,7 @@
               </w:rPr>
               <w:t xml:space="preserve">: </w:t>
             </w:r>
+            <w:proofErr w:type="spellStart"/>
             <w:r>
               <w:rPr>
                 <w:rStyle w:val="HTML-kod"/>
@@ -3586,12 +3726,14 @@
               </w:rPr>
               <w:t>docked_bike</w:t>
             </w:r>
+            <w:proofErr w:type="spellEnd"/>
             <w:r>
               <w:rPr>
                 <w:rFonts w:asciiTheme="minorHAnsi" w:hAnsiTheme="minorHAnsi" w:cstheme="minorHAnsi"/>
               </w:rPr>
               <w:t xml:space="preserve">, </w:t>
             </w:r>
+            <w:proofErr w:type="spellStart"/>
             <w:r>
               <w:rPr>
                 <w:rStyle w:val="HTML-kod"/>
@@ -3599,12 +3741,14 @@
               </w:rPr>
               <w:t>electric_bike</w:t>
             </w:r>
+            <w:proofErr w:type="spellEnd"/>
             <w:r>
               <w:rPr>
                 <w:rFonts w:asciiTheme="minorHAnsi" w:hAnsiTheme="minorHAnsi" w:cstheme="minorHAnsi"/>
               </w:rPr>
               <w:t xml:space="preserve">, </w:t>
             </w:r>
+            <w:proofErr w:type="spellStart"/>
             <w:r>
               <w:rPr>
                 <w:rStyle w:val="HTML-kod"/>
@@ -3612,6 +3756,7 @@
               </w:rPr>
               <w:t>classic_bike</w:t>
             </w:r>
+            <w:proofErr w:type="spellEnd"/>
             <w:r>
               <w:rPr>
                 <w:rFonts w:asciiTheme="minorHAnsi" w:hAnsiTheme="minorHAnsi" w:cstheme="minorHAnsi"/>
@@ -3653,6 +3798,7 @@
                 <w:rFonts w:asciiTheme="minorHAnsi" w:hAnsiTheme="minorHAnsi" w:cstheme="minorHAnsi"/>
               </w:rPr>
             </w:pPr>
+            <w:proofErr w:type="spellStart"/>
             <w:r>
               <w:rPr>
                 <w:rStyle w:val="HTML-kod"/>
@@ -3660,6 +3806,7 @@
               </w:rPr>
               <w:t>ride_id</w:t>
             </w:r>
+            <w:proofErr w:type="spellEnd"/>
           </w:p>
         </w:tc>
         <w:tc>
@@ -3767,6 +3914,7 @@
                 <w:rFonts w:asciiTheme="minorHAnsi" w:hAnsiTheme="minorHAnsi" w:cstheme="minorHAnsi"/>
               </w:rPr>
             </w:pPr>
+            <w:proofErr w:type="spellStart"/>
             <w:r>
               <w:rPr>
                 <w:rStyle w:val="HTML-kod"/>
@@ -3774,6 +3922,7 @@
               </w:rPr>
               <w:t>start_lat</w:t>
             </w:r>
+            <w:proofErr w:type="spellEnd"/>
           </w:p>
         </w:tc>
         <w:tc>
@@ -3786,12 +3935,14 @@
                 <w:rFonts w:asciiTheme="minorHAnsi" w:hAnsiTheme="minorHAnsi" w:cstheme="minorHAnsi"/>
               </w:rPr>
             </w:pPr>
+            <w:proofErr w:type="spellStart"/>
             <w:r>
               <w:rPr>
                 <w:rFonts w:asciiTheme="minorHAnsi" w:hAnsiTheme="minorHAnsi" w:cstheme="minorHAnsi"/>
               </w:rPr>
               <w:t>float</w:t>
             </w:r>
+            <w:proofErr w:type="spellEnd"/>
           </w:p>
         </w:tc>
         <w:tc>
@@ -3911,6 +4062,7 @@
                 <w:rFonts w:asciiTheme="minorHAnsi" w:hAnsiTheme="minorHAnsi" w:cstheme="minorHAnsi"/>
               </w:rPr>
             </w:pPr>
+            <w:proofErr w:type="spellStart"/>
             <w:r>
               <w:rPr>
                 <w:rStyle w:val="HTML-kod"/>
@@ -3918,6 +4070,7 @@
               </w:rPr>
               <w:t>start_lng</w:t>
             </w:r>
+            <w:proofErr w:type="spellEnd"/>
           </w:p>
         </w:tc>
         <w:tc>
@@ -3930,12 +4083,14 @@
                 <w:rFonts w:asciiTheme="minorHAnsi" w:hAnsiTheme="minorHAnsi" w:cstheme="minorHAnsi"/>
               </w:rPr>
             </w:pPr>
+            <w:proofErr w:type="spellStart"/>
             <w:r>
               <w:rPr>
                 <w:rFonts w:asciiTheme="minorHAnsi" w:hAnsiTheme="minorHAnsi" w:cstheme="minorHAnsi"/>
               </w:rPr>
               <w:t>float</w:t>
             </w:r>
+            <w:proofErr w:type="spellEnd"/>
           </w:p>
         </w:tc>
         <w:tc>
@@ -4067,6 +4222,7 @@
                 <w:rFonts w:asciiTheme="minorHAnsi" w:hAnsiTheme="minorHAnsi" w:cstheme="minorHAnsi"/>
               </w:rPr>
             </w:pPr>
+            <w:proofErr w:type="spellStart"/>
             <w:r>
               <w:rPr>
                 <w:rStyle w:val="HTML-kod"/>
@@ -4074,6 +4230,7 @@
               </w:rPr>
               <w:t>start_station_id</w:t>
             </w:r>
+            <w:proofErr w:type="spellEnd"/>
           </w:p>
         </w:tc>
         <w:tc>
@@ -4086,12 +4243,14 @@
                 <w:rFonts w:asciiTheme="minorHAnsi" w:hAnsiTheme="minorHAnsi" w:cstheme="minorHAnsi"/>
               </w:rPr>
             </w:pPr>
+            <w:proofErr w:type="spellStart"/>
             <w:r>
               <w:rPr>
                 <w:rFonts w:asciiTheme="minorHAnsi" w:hAnsiTheme="minorHAnsi" w:cstheme="minorHAnsi"/>
               </w:rPr>
               <w:t>integer</w:t>
             </w:r>
+            <w:proofErr w:type="spellEnd"/>
           </w:p>
         </w:tc>
         <w:tc>
@@ -4126,8 +4285,16 @@
               <w:rPr>
                 <w:rFonts w:asciiTheme="minorHAnsi" w:hAnsiTheme="minorHAnsi" w:cstheme="minorHAnsi"/>
               </w:rPr>
-              <w:t>Może być wartością NULL jeśli przejazd rozpoczął się poza stacją, w przeciwnym wypadku musi istnieć w tabeli station_list</w:t>
-            </w:r>
+              <w:t xml:space="preserve">Może być wartością NULL jeśli przejazd rozpoczął się poza stacją, w przeciwnym wypadku musi istnieć w tabeli </w:t>
+            </w:r>
+            <w:proofErr w:type="spellStart"/>
+            <w:r>
+              <w:rPr>
+                <w:rFonts w:asciiTheme="minorHAnsi" w:hAnsiTheme="minorHAnsi" w:cstheme="minorHAnsi"/>
+              </w:rPr>
+              <w:t>station_list</w:t>
+            </w:r>
+            <w:proofErr w:type="spellEnd"/>
           </w:p>
         </w:tc>
       </w:tr>
@@ -4163,6 +4330,7 @@
                 <w:rFonts w:asciiTheme="minorHAnsi" w:hAnsiTheme="minorHAnsi" w:cstheme="minorHAnsi"/>
               </w:rPr>
             </w:pPr>
+            <w:proofErr w:type="spellStart"/>
             <w:r>
               <w:rPr>
                 <w:rStyle w:val="HTML-kod"/>
@@ -4170,6 +4338,7 @@
               </w:rPr>
               <w:t>start_station_name</w:t>
             </w:r>
+            <w:proofErr w:type="spellEnd"/>
           </w:p>
         </w:tc>
         <w:tc>
@@ -4222,8 +4391,16 @@
               <w:rPr>
                 <w:rFonts w:asciiTheme="minorHAnsi" w:hAnsiTheme="minorHAnsi" w:cstheme="minorHAnsi"/>
               </w:rPr>
-              <w:t>Może być wartością NULL jeśli przejazd rozpoczął się poza stacją, w przeciwnym wypadku musi istnieć w tabeli station_list</w:t>
-            </w:r>
+              <w:t xml:space="preserve">Może być wartością NULL jeśli przejazd rozpoczął się poza stacją, w przeciwnym wypadku musi istnieć w tabeli </w:t>
+            </w:r>
+            <w:proofErr w:type="spellStart"/>
+            <w:r>
+              <w:rPr>
+                <w:rFonts w:asciiTheme="minorHAnsi" w:hAnsiTheme="minorHAnsi" w:cstheme="minorHAnsi"/>
+              </w:rPr>
+              <w:t>station_list</w:t>
+            </w:r>
+            <w:proofErr w:type="spellEnd"/>
           </w:p>
         </w:tc>
       </w:tr>
@@ -4259,6 +4436,7 @@
                 <w:rFonts w:asciiTheme="minorHAnsi" w:hAnsiTheme="minorHAnsi" w:cstheme="minorHAnsi"/>
               </w:rPr>
             </w:pPr>
+            <w:proofErr w:type="spellStart"/>
             <w:r>
               <w:rPr>
                 <w:rStyle w:val="HTML-kod"/>
@@ -4266,6 +4444,7 @@
               </w:rPr>
               <w:t>started_at</w:t>
             </w:r>
+            <w:proofErr w:type="spellEnd"/>
           </w:p>
         </w:tc>
         <w:tc>
@@ -4278,12 +4457,14 @@
                 <w:rFonts w:asciiTheme="minorHAnsi" w:hAnsiTheme="minorHAnsi" w:cstheme="minorHAnsi"/>
               </w:rPr>
             </w:pPr>
+            <w:proofErr w:type="spellStart"/>
             <w:r>
               <w:rPr>
                 <w:rFonts w:asciiTheme="minorHAnsi" w:hAnsiTheme="minorHAnsi" w:cstheme="minorHAnsi"/>
               </w:rPr>
               <w:t>datetime</w:t>
             </w:r>
+            <w:proofErr w:type="spellEnd"/>
           </w:p>
         </w:tc>
         <w:tc>
@@ -4326,6 +4507,7 @@
               </w:rPr>
               <w:t xml:space="preserve">Wartość musi być wcześniejsza niż </w:t>
             </w:r>
+            <w:proofErr w:type="spellStart"/>
             <w:r>
               <w:rPr>
                 <w:rStyle w:val="HTML-kod"/>
@@ -4333,6 +4515,7 @@
               </w:rPr>
               <w:t>ended_at</w:t>
             </w:r>
+            <w:proofErr w:type="spellEnd"/>
             <w:r>
               <w:t xml:space="preserve"> oraz mieścić się w przedziale od maja 2020 do sierpnia 2024</w:t>
             </w:r>
@@ -4373,12 +4556,21 @@
                 <w:lang w:val="en-US"/>
               </w:rPr>
             </w:pPr>
+            <w:proofErr w:type="spellStart"/>
             <w:r>
               <w:rPr>
                 <w:rFonts w:asciiTheme="minorHAnsi" w:hAnsiTheme="minorHAnsi" w:cstheme="minorHAnsi"/>
                 <w:lang w:val="en-US"/>
               </w:rPr>
-              <w:t>Plik: station_list</w:t>
+              <w:t>Plik</w:t>
+            </w:r>
+            <w:proofErr w:type="spellEnd"/>
+            <w:r>
+              <w:rPr>
+                <w:rFonts w:asciiTheme="minorHAnsi" w:hAnsiTheme="minorHAnsi" w:cstheme="minorHAnsi"/>
+                <w:lang w:val="en-US"/>
+              </w:rPr>
+              <w:t>: station_list</w:t>
             </w:r>
             <w:r>
               <w:rPr>
@@ -4536,6 +4728,7 @@
                 <w:rFonts w:asciiTheme="minorHAnsi" w:hAnsiTheme="minorHAnsi" w:cstheme="minorHAnsi"/>
               </w:rPr>
             </w:pPr>
+            <w:proofErr w:type="spellStart"/>
             <w:r>
               <w:rPr>
                 <w:rStyle w:val="HTML-kod"/>
@@ -4543,6 +4736,7 @@
               </w:rPr>
               <w:t>station_id</w:t>
             </w:r>
+            <w:proofErr w:type="spellEnd"/>
           </w:p>
         </w:tc>
         <w:tc>
@@ -4555,12 +4749,14 @@
                 <w:rFonts w:asciiTheme="minorHAnsi" w:hAnsiTheme="minorHAnsi" w:cstheme="minorHAnsi"/>
               </w:rPr>
             </w:pPr>
+            <w:proofErr w:type="spellStart"/>
             <w:r>
               <w:rPr>
                 <w:rFonts w:asciiTheme="minorHAnsi" w:hAnsiTheme="minorHAnsi" w:cstheme="minorHAnsi"/>
               </w:rPr>
               <w:t>integer</w:t>
             </w:r>
+            <w:proofErr w:type="spellEnd"/>
           </w:p>
         </w:tc>
         <w:tc>
@@ -4661,6 +4857,7 @@
                 <w:rFonts w:asciiTheme="minorHAnsi" w:hAnsiTheme="minorHAnsi" w:cstheme="minorHAnsi"/>
               </w:rPr>
             </w:pPr>
+            <w:proofErr w:type="spellStart"/>
             <w:r>
               <w:rPr>
                 <w:rStyle w:val="HTML-kod"/>
@@ -4668,6 +4865,7 @@
               </w:rPr>
               <w:t>station_name</w:t>
             </w:r>
+            <w:proofErr w:type="spellEnd"/>
           </w:p>
         </w:tc>
         <w:tc>
@@ -4759,12 +4957,21 @@
                 <w:lang w:val="en-US"/>
               </w:rPr>
             </w:pPr>
+            <w:proofErr w:type="spellStart"/>
             <w:r>
               <w:rPr>
                 <w:rFonts w:asciiTheme="minorHAnsi" w:hAnsiTheme="minorHAnsi" w:cstheme="minorHAnsi"/>
                 <w:lang w:val="en-US"/>
               </w:rPr>
-              <w:t>Plik: usage_frequency</w:t>
+              <w:t>Plik</w:t>
+            </w:r>
+            <w:proofErr w:type="spellEnd"/>
+            <w:r>
+              <w:rPr>
+                <w:rFonts w:asciiTheme="minorHAnsi" w:hAnsiTheme="minorHAnsi" w:cstheme="minorHAnsi"/>
+                <w:lang w:val="en-US"/>
+              </w:rPr>
+              <w:t>: usage_frequency</w:t>
             </w:r>
             <w:r>
               <w:rPr>
@@ -4918,6 +5125,7 @@
                 <w:rFonts w:asciiTheme="minorHAnsi" w:hAnsiTheme="minorHAnsi" w:cstheme="minorHAnsi"/>
               </w:rPr>
             </w:pPr>
+            <w:proofErr w:type="spellStart"/>
             <w:r>
               <w:rPr>
                 <w:rStyle w:val="HTML-kod"/>
@@ -4925,6 +5133,7 @@
               </w:rPr>
               <w:t>date</w:t>
             </w:r>
+            <w:proofErr w:type="spellEnd"/>
           </w:p>
         </w:tc>
         <w:tc>
@@ -4937,12 +5146,14 @@
                 <w:rFonts w:asciiTheme="minorHAnsi" w:hAnsiTheme="minorHAnsi" w:cstheme="minorHAnsi"/>
               </w:rPr>
             </w:pPr>
+            <w:proofErr w:type="spellStart"/>
             <w:r>
               <w:rPr>
                 <w:rFonts w:asciiTheme="minorHAnsi" w:hAnsiTheme="minorHAnsi" w:cstheme="minorHAnsi"/>
               </w:rPr>
               <w:t>date</w:t>
             </w:r>
+            <w:proofErr w:type="spellEnd"/>
           </w:p>
         </w:tc>
         <w:tc>
@@ -5023,6 +5234,7 @@
                 <w:rFonts w:asciiTheme="minorHAnsi" w:hAnsiTheme="minorHAnsi" w:cstheme="minorHAnsi"/>
               </w:rPr>
             </w:pPr>
+            <w:proofErr w:type="spellStart"/>
             <w:r>
               <w:rPr>
                 <w:rStyle w:val="HTML-kod"/>
@@ -5030,6 +5242,7 @@
               </w:rPr>
               <w:t>dropoff_counts</w:t>
             </w:r>
+            <w:proofErr w:type="spellEnd"/>
           </w:p>
         </w:tc>
         <w:tc>
@@ -5042,12 +5255,14 @@
                 <w:rFonts w:asciiTheme="minorHAnsi" w:hAnsiTheme="minorHAnsi" w:cstheme="minorHAnsi"/>
               </w:rPr>
             </w:pPr>
+            <w:proofErr w:type="spellStart"/>
             <w:r>
               <w:rPr>
                 <w:rFonts w:asciiTheme="minorHAnsi" w:hAnsiTheme="minorHAnsi" w:cstheme="minorHAnsi"/>
               </w:rPr>
               <w:t>int</w:t>
             </w:r>
+            <w:proofErr w:type="spellEnd"/>
           </w:p>
         </w:tc>
         <w:tc>
@@ -5125,6 +5340,7 @@
                 <w:rFonts w:asciiTheme="minorHAnsi" w:hAnsiTheme="minorHAnsi" w:cstheme="minorHAnsi"/>
               </w:rPr>
             </w:pPr>
+            <w:proofErr w:type="spellStart"/>
             <w:r>
               <w:rPr>
                 <w:rStyle w:val="HTML-kod"/>
@@ -5132,6 +5348,7 @@
               </w:rPr>
               <w:t>pickup_counts</w:t>
             </w:r>
+            <w:proofErr w:type="spellEnd"/>
           </w:p>
         </w:tc>
         <w:tc>
@@ -5144,12 +5361,14 @@
                 <w:rFonts w:asciiTheme="minorHAnsi" w:hAnsiTheme="minorHAnsi" w:cstheme="minorHAnsi"/>
               </w:rPr>
             </w:pPr>
+            <w:proofErr w:type="spellStart"/>
             <w:r>
               <w:rPr>
                 <w:rFonts w:asciiTheme="minorHAnsi" w:hAnsiTheme="minorHAnsi" w:cstheme="minorHAnsi"/>
               </w:rPr>
               <w:t>int</w:t>
             </w:r>
+            <w:proofErr w:type="spellEnd"/>
           </w:p>
         </w:tc>
         <w:tc>
@@ -5221,6 +5440,7 @@
                 <w:rFonts w:asciiTheme="minorHAnsi" w:hAnsiTheme="minorHAnsi" w:cstheme="minorHAnsi"/>
               </w:rPr>
             </w:pPr>
+            <w:proofErr w:type="spellStart"/>
             <w:r>
               <w:rPr>
                 <w:rStyle w:val="HTML-kod"/>
@@ -5228,6 +5448,7 @@
               </w:rPr>
               <w:t>station_name</w:t>
             </w:r>
+            <w:proofErr w:type="spellEnd"/>
           </w:p>
         </w:tc>
         <w:tc>
@@ -5280,8 +5501,16 @@
               <w:rPr>
                 <w:rFonts w:asciiTheme="minorHAnsi" w:hAnsiTheme="minorHAnsi" w:cstheme="minorHAnsi"/>
               </w:rPr>
-              <w:t>Wartość obligatoryjna, powinna znajdować się w tabeli station_list</w:t>
-            </w:r>
+              <w:t xml:space="preserve">Wartość obligatoryjna, powinna znajdować się w tabeli </w:t>
+            </w:r>
+            <w:proofErr w:type="spellStart"/>
+            <w:r>
+              <w:rPr>
+                <w:rFonts w:asciiTheme="minorHAnsi" w:hAnsiTheme="minorHAnsi" w:cstheme="minorHAnsi"/>
+              </w:rPr>
+              <w:t>station_list</w:t>
+            </w:r>
+            <w:proofErr w:type="spellEnd"/>
           </w:p>
         </w:tc>
       </w:tr>
@@ -5398,9 +5627,11 @@
             <w:tcW w:w="1576" w:type="dxa"/>
           </w:tcPr>
           <w:p>
+            <w:proofErr w:type="spellStart"/>
             <w:r>
               <w:t>precipitation</w:t>
             </w:r>
+            <w:proofErr w:type="spellEnd"/>
           </w:p>
         </w:tc>
         <w:tc>
@@ -5408,9 +5639,11 @@
             <w:tcW w:w="1259" w:type="dxa"/>
           </w:tcPr>
           <w:p>
+            <w:proofErr w:type="spellStart"/>
             <w:r>
               <w:t>float</w:t>
             </w:r>
+            <w:proofErr w:type="spellEnd"/>
           </w:p>
         </w:tc>
         <w:tc>
@@ -5419,7 +5652,13 @@
           </w:tcPr>
           <w:p>
             <w:r>
-              <w:t xml:space="preserve">Łączna liczba opadów z poprzedniej godziny. </w:t>
+              <w:t>Łączna liczba opadów z poprzedniej godziny</w:t>
+            </w:r>
+            <w:r>
+              <w:t xml:space="preserve"> w milimetrach</w:t>
+            </w:r>
+            <w:r>
+              <w:t xml:space="preserve">. </w:t>
             </w:r>
           </w:p>
         </w:tc>
@@ -5457,9 +5696,11 @@
             <w:tcW w:w="1576" w:type="dxa"/>
           </w:tcPr>
           <w:p>
+            <w:proofErr w:type="spellStart"/>
             <w:r>
               <w:t>rain</w:t>
             </w:r>
+            <w:proofErr w:type="spellEnd"/>
           </w:p>
         </w:tc>
         <w:tc>
@@ -5467,9 +5708,11 @@
             <w:tcW w:w="1259" w:type="dxa"/>
           </w:tcPr>
           <w:p>
+            <w:proofErr w:type="spellStart"/>
             <w:r>
               <w:t>float</w:t>
             </w:r>
+            <w:proofErr w:type="spellEnd"/>
           </w:p>
         </w:tc>
         <w:tc>
@@ -5477,8 +5720,13 @@
             <w:tcW w:w="3261" w:type="dxa"/>
           </w:tcPr>
           <w:p>
-            <w:r>
-              <w:t>Ilosć deszczu w przeciągu poprzedniej godziny w milimetrach</w:t>
+            <w:proofErr w:type="spellStart"/>
+            <w:r>
+              <w:t>Ilosć</w:t>
+            </w:r>
+            <w:proofErr w:type="spellEnd"/>
+            <w:r>
+              <w:t xml:space="preserve"> deszczu w przeciągu poprzedniej godziny w milimetrach</w:t>
             </w:r>
           </w:p>
         </w:tc>
@@ -5521,9 +5769,11 @@
                 <w:lang w:val="en-US"/>
               </w:rPr>
             </w:pPr>
+            <w:proofErr w:type="spellStart"/>
             <w:r>
               <w:t>snow_depth</w:t>
             </w:r>
+            <w:proofErr w:type="spellEnd"/>
           </w:p>
         </w:tc>
         <w:tc>
@@ -5536,9 +5786,11 @@
                 <w:lang w:val="en-US"/>
               </w:rPr>
             </w:pPr>
+            <w:proofErr w:type="spellStart"/>
             <w:r>
               <w:t>float</w:t>
             </w:r>
+            <w:proofErr w:type="spellEnd"/>
           </w:p>
         </w:tc>
         <w:tc>
@@ -5546,8 +5798,13 @@
             <w:tcW w:w="3261" w:type="dxa"/>
           </w:tcPr>
           <w:p>
-            <w:r>
-              <w:t>Głebokość śniegu podana w metrach</w:t>
+            <w:proofErr w:type="spellStart"/>
+            <w:r>
+              <w:t>Głebokość</w:t>
+            </w:r>
+            <w:proofErr w:type="spellEnd"/>
+            <w:r>
+              <w:t xml:space="preserve"> śniegu podana w metrach</w:t>
             </w:r>
           </w:p>
         </w:tc>
@@ -5585,9 +5842,11 @@
             <w:tcW w:w="1576" w:type="dxa"/>
           </w:tcPr>
           <w:p>
+            <w:proofErr w:type="spellStart"/>
             <w:r>
               <w:t>snowfall</w:t>
             </w:r>
+            <w:proofErr w:type="spellEnd"/>
           </w:p>
         </w:tc>
         <w:tc>
@@ -5595,9 +5854,11 @@
             <w:tcW w:w="1259" w:type="dxa"/>
           </w:tcPr>
           <w:p>
+            <w:proofErr w:type="spellStart"/>
             <w:r>
               <w:t>float</w:t>
             </w:r>
+            <w:proofErr w:type="spellEnd"/>
           </w:p>
         </w:tc>
         <w:tc>
@@ -5645,9 +5906,11 @@
             <w:tcW w:w="1576" w:type="dxa"/>
           </w:tcPr>
           <w:p>
+            <w:proofErr w:type="spellStart"/>
             <w:r>
               <w:t>temperature</w:t>
             </w:r>
+            <w:proofErr w:type="spellEnd"/>
           </w:p>
         </w:tc>
         <w:tc>
@@ -5655,9 +5918,11 @@
             <w:tcW w:w="1259" w:type="dxa"/>
           </w:tcPr>
           <w:p>
+            <w:proofErr w:type="spellStart"/>
             <w:r>
               <w:t>float</w:t>
             </w:r>
+            <w:proofErr w:type="spellEnd"/>
           </w:p>
         </w:tc>
         <w:tc>
@@ -5711,12 +5976,14 @@
             <w:tcW w:w="1576" w:type="dxa"/>
           </w:tcPr>
           <w:p>
+            <w:proofErr w:type="spellStart"/>
             <w:r>
               <w:rPr>
                 <w:lang w:val="en-US"/>
               </w:rPr>
               <w:t>wind_speed</w:t>
             </w:r>
+            <w:proofErr w:type="spellEnd"/>
           </w:p>
         </w:tc>
         <w:tc>
@@ -5776,9 +6043,11 @@
             <w:tcW w:w="1576" w:type="dxa"/>
           </w:tcPr>
           <w:p>
+            <w:proofErr w:type="spellStart"/>
             <w:r>
               <w:t>time</w:t>
             </w:r>
+            <w:proofErr w:type="spellEnd"/>
           </w:p>
         </w:tc>
         <w:tc>
@@ -5786,12 +6055,14 @@
             <w:tcW w:w="1259" w:type="dxa"/>
           </w:tcPr>
           <w:p>
+            <w:proofErr w:type="spellStart"/>
             <w:r>
               <w:t>date</w:t>
             </w:r>
             <w:r>
               <w:t>time</w:t>
             </w:r>
+            <w:proofErr w:type="spellEnd"/>
           </w:p>
         </w:tc>
         <w:tc>
@@ -6001,13 +6272,23 @@
                 <w:lang w:val="en-US"/>
               </w:rPr>
             </w:pPr>
+            <w:proofErr w:type="spellStart"/>
             <w:r>
               <w:rPr>
                 <w:sz w:val="20"/>
                 <w:szCs w:val="20"/>
                 <w:lang w:val="en-US"/>
               </w:rPr>
-              <w:t xml:space="preserve">Plik: </w:t>
+              <w:t>Plik</w:t>
+            </w:r>
+            <w:proofErr w:type="spellEnd"/>
+            <w:r>
+              <w:rPr>
+                <w:sz w:val="20"/>
+                <w:szCs w:val="20"/>
+                <w:lang w:val="en-US"/>
+              </w:rPr>
+              <w:t xml:space="preserve">: </w:t>
             </w:r>
             <w:r>
               <w:rPr>
@@ -6227,6 +6508,7 @@
                 <w:szCs w:val="20"/>
               </w:rPr>
             </w:pPr>
+            <w:proofErr w:type="spellStart"/>
             <w:r>
               <w:rPr>
                 <w:rStyle w:val="HTML-kod"/>
@@ -6234,6 +6516,7 @@
               </w:rPr>
               <w:t>end_lat</w:t>
             </w:r>
+            <w:proofErr w:type="spellEnd"/>
           </w:p>
         </w:tc>
         <w:tc>
@@ -6248,6 +6531,7 @@
                 <w:szCs w:val="20"/>
               </w:rPr>
             </w:pPr>
+            <w:proofErr w:type="spellStart"/>
             <w:r>
               <w:rPr>
                 <w:rFonts w:asciiTheme="minorHAnsi" w:hAnsiTheme="minorHAnsi" w:cstheme="minorHAnsi"/>
@@ -6256,6 +6540,7 @@
               </w:rPr>
               <w:t>float</w:t>
             </w:r>
+            <w:proofErr w:type="spellEnd"/>
           </w:p>
         </w:tc>
         <w:tc>
@@ -6359,6 +6644,7 @@
                 <w:szCs w:val="20"/>
               </w:rPr>
             </w:pPr>
+            <w:proofErr w:type="spellStart"/>
             <w:r>
               <w:rPr>
                 <w:rStyle w:val="HTML-kod"/>
@@ -6366,6 +6652,7 @@
               </w:rPr>
               <w:t>end_lng</w:t>
             </w:r>
+            <w:proofErr w:type="spellEnd"/>
           </w:p>
         </w:tc>
         <w:tc>
@@ -6380,6 +6667,7 @@
                 <w:szCs w:val="20"/>
               </w:rPr>
             </w:pPr>
+            <w:proofErr w:type="spellStart"/>
             <w:r>
               <w:rPr>
                 <w:rFonts w:asciiTheme="minorHAnsi" w:hAnsiTheme="minorHAnsi" w:cstheme="minorHAnsi"/>
@@ -6388,6 +6676,7 @@
               </w:rPr>
               <w:t>float</w:t>
             </w:r>
+            <w:proofErr w:type="spellEnd"/>
           </w:p>
         </w:tc>
         <w:tc>
@@ -6499,6 +6788,7 @@
                 <w:szCs w:val="20"/>
               </w:rPr>
             </w:pPr>
+            <w:proofErr w:type="spellStart"/>
             <w:r>
               <w:rPr>
                 <w:rStyle w:val="HTML-kod"/>
@@ -6506,6 +6796,7 @@
               </w:rPr>
               <w:t>end_station_id</w:t>
             </w:r>
+            <w:proofErr w:type="spellEnd"/>
           </w:p>
         </w:tc>
         <w:tc>
@@ -6520,6 +6811,7 @@
                 <w:szCs w:val="20"/>
               </w:rPr>
             </w:pPr>
+            <w:proofErr w:type="spellStart"/>
             <w:r>
               <w:rPr>
                 <w:rFonts w:asciiTheme="minorHAnsi" w:hAnsiTheme="minorHAnsi" w:cstheme="minorHAnsi"/>
@@ -6528,6 +6820,7 @@
               </w:rPr>
               <w:t>integer</w:t>
             </w:r>
+            <w:proofErr w:type="spellEnd"/>
           </w:p>
         </w:tc>
         <w:tc>
@@ -6595,14 +6888,23 @@
                 <w:sz w:val="20"/>
                 <w:szCs w:val="20"/>
               </w:rPr>
-              <w:t xml:space="preserve">. </w:t>
-            </w:r>
-            <w:r>
-              <w:rPr>
-                <w:sz w:val="20"/>
-                <w:szCs w:val="20"/>
-              </w:rPr>
-              <w:t>Wartości alfanumeryczne nie występują w danych z pliku station_list.</w:t>
+              <w:t xml:space="preserve">. Wartości alfanumeryczne nie występują w danych z pliku </w:t>
+            </w:r>
+            <w:proofErr w:type="spellStart"/>
+            <w:r>
+              <w:rPr>
+                <w:sz w:val="20"/>
+                <w:szCs w:val="20"/>
+              </w:rPr>
+              <w:t>station_list</w:t>
+            </w:r>
+            <w:proofErr w:type="spellEnd"/>
+            <w:r>
+              <w:rPr>
+                <w:sz w:val="20"/>
+                <w:szCs w:val="20"/>
+              </w:rPr>
+              <w:t>.</w:t>
             </w:r>
           </w:p>
         </w:tc>
@@ -6641,6 +6943,7 @@
                 <w:szCs w:val="20"/>
               </w:rPr>
             </w:pPr>
+            <w:proofErr w:type="spellStart"/>
             <w:r>
               <w:rPr>
                 <w:rStyle w:val="HTML-kod"/>
@@ -6648,6 +6951,7 @@
               </w:rPr>
               <w:t>end_station_name</w:t>
             </w:r>
+            <w:proofErr w:type="spellEnd"/>
           </w:p>
         </w:tc>
         <w:tc>
@@ -6764,6 +7068,7 @@
                 <w:szCs w:val="20"/>
               </w:rPr>
             </w:pPr>
+            <w:proofErr w:type="spellStart"/>
             <w:r>
               <w:rPr>
                 <w:rStyle w:val="HTML-kod"/>
@@ -6771,6 +7076,7 @@
               </w:rPr>
               <w:t>ended_at</w:t>
             </w:r>
+            <w:proofErr w:type="spellEnd"/>
           </w:p>
         </w:tc>
         <w:tc>
@@ -6785,6 +7091,7 @@
                 <w:szCs w:val="20"/>
               </w:rPr>
             </w:pPr>
+            <w:proofErr w:type="spellStart"/>
             <w:r>
               <w:rPr>
                 <w:rFonts w:asciiTheme="minorHAnsi" w:hAnsiTheme="minorHAnsi" w:cstheme="minorHAnsi"/>
@@ -6793,6 +7100,7 @@
               </w:rPr>
               <w:t>datetime</w:t>
             </w:r>
+            <w:proofErr w:type="spellEnd"/>
           </w:p>
         </w:tc>
         <w:tc>
@@ -6914,6 +7222,7 @@
                 <w:szCs w:val="20"/>
               </w:rPr>
             </w:pPr>
+            <w:proofErr w:type="spellStart"/>
             <w:r>
               <w:rPr>
                 <w:rStyle w:val="HTML-kod"/>
@@ -6921,6 +7230,7 @@
               </w:rPr>
               <w:t>member_casual</w:t>
             </w:r>
+            <w:proofErr w:type="spellEnd"/>
           </w:p>
         </w:tc>
         <w:tc>
@@ -7043,6 +7353,7 @@
                 <w:szCs w:val="20"/>
               </w:rPr>
             </w:pPr>
+            <w:proofErr w:type="spellStart"/>
             <w:r>
               <w:rPr>
                 <w:rStyle w:val="HTML-kod"/>
@@ -7050,6 +7361,7 @@
               </w:rPr>
               <w:t>ridable_type</w:t>
             </w:r>
+            <w:proofErr w:type="spellEnd"/>
           </w:p>
         </w:tc>
         <w:tc>
@@ -7179,6 +7491,7 @@
                 <w:szCs w:val="20"/>
               </w:rPr>
             </w:pPr>
+            <w:proofErr w:type="spellStart"/>
             <w:r>
               <w:rPr>
                 <w:rStyle w:val="HTML-kod"/>
@@ -7186,6 +7499,7 @@
               </w:rPr>
               <w:t>ride_id</w:t>
             </w:r>
+            <w:proofErr w:type="spellEnd"/>
           </w:p>
         </w:tc>
         <w:tc>
@@ -7308,6 +7622,7 @@
                 <w:szCs w:val="20"/>
               </w:rPr>
             </w:pPr>
+            <w:proofErr w:type="spellStart"/>
             <w:r>
               <w:rPr>
                 <w:rStyle w:val="HTML-kod"/>
@@ -7315,6 +7630,7 @@
               </w:rPr>
               <w:t>start_lat</w:t>
             </w:r>
+            <w:proofErr w:type="spellEnd"/>
           </w:p>
         </w:tc>
         <w:tc>
@@ -7329,6 +7645,7 @@
                 <w:szCs w:val="20"/>
               </w:rPr>
             </w:pPr>
+            <w:proofErr w:type="spellStart"/>
             <w:r>
               <w:rPr>
                 <w:rFonts w:asciiTheme="minorHAnsi" w:hAnsiTheme="minorHAnsi" w:cstheme="minorHAnsi"/>
@@ -7337,6 +7654,7 @@
               </w:rPr>
               <w:t>float</w:t>
             </w:r>
+            <w:proofErr w:type="spellEnd"/>
           </w:p>
         </w:tc>
         <w:tc>
@@ -7444,6 +7762,7 @@
                 <w:szCs w:val="20"/>
               </w:rPr>
             </w:pPr>
+            <w:proofErr w:type="spellStart"/>
             <w:r>
               <w:rPr>
                 <w:rStyle w:val="HTML-kod"/>
@@ -7451,6 +7770,7 @@
               </w:rPr>
               <w:t>start_lng</w:t>
             </w:r>
+            <w:proofErr w:type="spellEnd"/>
           </w:p>
         </w:tc>
         <w:tc>
@@ -7465,6 +7785,7 @@
                 <w:szCs w:val="20"/>
               </w:rPr>
             </w:pPr>
+            <w:proofErr w:type="spellStart"/>
             <w:r>
               <w:rPr>
                 <w:rFonts w:asciiTheme="minorHAnsi" w:hAnsiTheme="minorHAnsi" w:cstheme="minorHAnsi"/>
@@ -7473,6 +7794,7 @@
               </w:rPr>
               <w:t>float</w:t>
             </w:r>
+            <w:proofErr w:type="spellEnd"/>
           </w:p>
         </w:tc>
         <w:tc>
@@ -7581,6 +7903,7 @@
                 <w:szCs w:val="20"/>
               </w:rPr>
             </w:pPr>
+            <w:proofErr w:type="spellStart"/>
             <w:r>
               <w:rPr>
                 <w:rStyle w:val="HTML-kod"/>
@@ -7588,6 +7911,7 @@
               </w:rPr>
               <w:t>start_station_id</w:t>
             </w:r>
+            <w:proofErr w:type="spellEnd"/>
           </w:p>
         </w:tc>
         <w:tc>
@@ -7602,6 +7926,7 @@
                 <w:szCs w:val="20"/>
               </w:rPr>
             </w:pPr>
+            <w:proofErr w:type="spellStart"/>
             <w:r>
               <w:rPr>
                 <w:rFonts w:asciiTheme="minorHAnsi" w:hAnsiTheme="minorHAnsi" w:cstheme="minorHAnsi"/>
@@ -7610,6 +7935,7 @@
               </w:rPr>
               <w:t>integer</w:t>
             </w:r>
+            <w:proofErr w:type="spellEnd"/>
           </w:p>
         </w:tc>
         <w:tc>
@@ -7676,7 +8002,23 @@
                 <w:sz w:val="20"/>
                 <w:szCs w:val="20"/>
               </w:rPr>
-              <w:t>. Wartości alfanumeryczne nie występują w danych z pliku station_list.</w:t>
+              <w:t xml:space="preserve">. Wartości alfanumeryczne nie występują w danych z pliku </w:t>
+            </w:r>
+            <w:proofErr w:type="spellStart"/>
+            <w:r>
+              <w:rPr>
+                <w:sz w:val="20"/>
+                <w:szCs w:val="20"/>
+              </w:rPr>
+              <w:t>station_list</w:t>
+            </w:r>
+            <w:proofErr w:type="spellEnd"/>
+            <w:r>
+              <w:rPr>
+                <w:sz w:val="20"/>
+                <w:szCs w:val="20"/>
+              </w:rPr>
+              <w:t>.</w:t>
             </w:r>
           </w:p>
         </w:tc>
@@ -7719,6 +8061,7 @@
                 <w:szCs w:val="20"/>
               </w:rPr>
             </w:pPr>
+            <w:proofErr w:type="spellStart"/>
             <w:r>
               <w:rPr>
                 <w:rStyle w:val="HTML-kod"/>
@@ -7726,6 +8069,7 @@
               </w:rPr>
               <w:t>start_station_name</w:t>
             </w:r>
+            <w:proofErr w:type="spellEnd"/>
           </w:p>
         </w:tc>
         <w:tc>
@@ -7841,6 +8185,7 @@
                 <w:szCs w:val="20"/>
               </w:rPr>
             </w:pPr>
+            <w:proofErr w:type="spellStart"/>
             <w:r>
               <w:rPr>
                 <w:rStyle w:val="HTML-kod"/>
@@ -7848,6 +8193,7 @@
               </w:rPr>
               <w:t>started_at</w:t>
             </w:r>
+            <w:proofErr w:type="spellEnd"/>
           </w:p>
         </w:tc>
         <w:tc>
@@ -7862,6 +8208,7 @@
                 <w:szCs w:val="20"/>
               </w:rPr>
             </w:pPr>
+            <w:proofErr w:type="spellStart"/>
             <w:r>
               <w:rPr>
                 <w:rFonts w:asciiTheme="minorHAnsi" w:hAnsiTheme="minorHAnsi" w:cstheme="minorHAnsi"/>
@@ -7870,6 +8217,7 @@
               </w:rPr>
               <w:t>datetime</w:t>
             </w:r>
+            <w:proofErr w:type="spellEnd"/>
           </w:p>
         </w:tc>
         <w:tc>
@@ -8193,6 +8541,7 @@
                 <w:szCs w:val="20"/>
               </w:rPr>
             </w:pPr>
+            <w:proofErr w:type="spellStart"/>
             <w:r>
               <w:rPr>
                 <w:rStyle w:val="HTML-kod"/>
@@ -8200,6 +8549,7 @@
               </w:rPr>
               <w:t>station_id</w:t>
             </w:r>
+            <w:proofErr w:type="spellEnd"/>
           </w:p>
         </w:tc>
         <w:tc>
@@ -8214,6 +8564,7 @@
                 <w:szCs w:val="20"/>
               </w:rPr>
             </w:pPr>
+            <w:proofErr w:type="spellStart"/>
             <w:r>
               <w:rPr>
                 <w:rFonts w:asciiTheme="minorHAnsi" w:hAnsiTheme="minorHAnsi" w:cstheme="minorHAnsi"/>
@@ -8222,6 +8573,7 @@
               </w:rPr>
               <w:t>integer</w:t>
             </w:r>
+            <w:proofErr w:type="spellEnd"/>
           </w:p>
         </w:tc>
         <w:tc>
@@ -8323,6 +8675,7 @@
                 <w:szCs w:val="20"/>
               </w:rPr>
             </w:pPr>
+            <w:proofErr w:type="spellStart"/>
             <w:r>
               <w:rPr>
                 <w:rStyle w:val="HTML-kod"/>
@@ -8330,6 +8683,7 @@
               </w:rPr>
               <w:t>station_name</w:t>
             </w:r>
+            <w:proofErr w:type="spellEnd"/>
           </w:p>
         </w:tc>
         <w:tc>
@@ -8687,6 +9041,7 @@
                 <w:szCs w:val="20"/>
               </w:rPr>
             </w:pPr>
+            <w:proofErr w:type="spellStart"/>
             <w:r>
               <w:rPr>
                 <w:rStyle w:val="HTML-kod"/>
@@ -8694,6 +9049,7 @@
               </w:rPr>
               <w:t>date</w:t>
             </w:r>
+            <w:proofErr w:type="spellEnd"/>
           </w:p>
         </w:tc>
         <w:tc>
@@ -8708,12 +9064,14 @@
                 <w:szCs w:val="20"/>
               </w:rPr>
             </w:pPr>
+            <w:proofErr w:type="spellStart"/>
             <w:r>
               <w:rPr>
                 <w:rFonts w:asciiTheme="minorHAnsi" w:hAnsiTheme="minorHAnsi" w:cstheme="minorHAnsi"/>
               </w:rPr>
               <w:t>date</w:t>
             </w:r>
+            <w:proofErr w:type="spellEnd"/>
           </w:p>
         </w:tc>
         <w:tc>
@@ -8815,6 +9173,7 @@
                 <w:szCs w:val="20"/>
               </w:rPr>
             </w:pPr>
+            <w:proofErr w:type="spellStart"/>
             <w:r>
               <w:rPr>
                 <w:rStyle w:val="HTML-kod"/>
@@ -8822,6 +9181,7 @@
               </w:rPr>
               <w:t>dropoff_counts</w:t>
             </w:r>
+            <w:proofErr w:type="spellEnd"/>
           </w:p>
         </w:tc>
         <w:tc>
@@ -8836,12 +9196,14 @@
                 <w:szCs w:val="20"/>
               </w:rPr>
             </w:pPr>
+            <w:proofErr w:type="spellStart"/>
             <w:r>
               <w:rPr>
                 <w:rFonts w:asciiTheme="minorHAnsi" w:hAnsiTheme="minorHAnsi" w:cstheme="minorHAnsi"/>
               </w:rPr>
               <w:t>int</w:t>
             </w:r>
+            <w:proofErr w:type="spellEnd"/>
           </w:p>
         </w:tc>
         <w:tc>
@@ -8934,6 +9296,7 @@
                 <w:rFonts w:asciiTheme="minorHAnsi" w:eastAsia="Calibri" w:hAnsiTheme="minorHAnsi" w:cstheme="minorHAnsi"/>
               </w:rPr>
             </w:pPr>
+            <w:proofErr w:type="spellStart"/>
             <w:r>
               <w:rPr>
                 <w:rStyle w:val="HTML-kod"/>
@@ -8941,6 +9304,7 @@
               </w:rPr>
               <w:t>pickup_counts</w:t>
             </w:r>
+            <w:proofErr w:type="spellEnd"/>
           </w:p>
         </w:tc>
         <w:tc>
@@ -8953,12 +9317,14 @@
                 <w:rFonts w:asciiTheme="minorHAnsi" w:hAnsiTheme="minorHAnsi" w:cstheme="minorHAnsi"/>
               </w:rPr>
             </w:pPr>
+            <w:proofErr w:type="spellStart"/>
             <w:r>
               <w:rPr>
                 <w:rFonts w:asciiTheme="minorHAnsi" w:hAnsiTheme="minorHAnsi" w:cstheme="minorHAnsi"/>
               </w:rPr>
               <w:t>int</w:t>
             </w:r>
+            <w:proofErr w:type="spellEnd"/>
           </w:p>
         </w:tc>
         <w:tc>
@@ -9051,6 +9417,7 @@
                 <w:rFonts w:asciiTheme="minorHAnsi" w:eastAsia="Calibri" w:hAnsiTheme="minorHAnsi" w:cstheme="minorHAnsi"/>
               </w:rPr>
             </w:pPr>
+            <w:proofErr w:type="spellStart"/>
             <w:r>
               <w:rPr>
                 <w:rStyle w:val="HTML-kod"/>
@@ -9058,6 +9425,7 @@
               </w:rPr>
               <w:t>station_name</w:t>
             </w:r>
+            <w:proofErr w:type="spellEnd"/>
           </w:p>
         </w:tc>
         <w:tc>
@@ -9193,12 +9561,10 @@
               <w:t xml:space="preserve">Plik: </w:t>
             </w:r>
             <w:r>
-              <w:rPr>
-                <w:rFonts w:asciiTheme="minorHAnsi" w:hAnsiTheme="minorHAnsi" w:cstheme="minorHAnsi"/>
-                <w:szCs w:val="20"/>
-                <w:lang w:val="en-US"/>
-              </w:rPr>
-              <w:t>weather.csv</w:t>
+              <w:t>open-meteo-38.91N77.07W12m</w:t>
+            </w:r>
+            <w:r>
+              <w:t>.csv</w:t>
             </w:r>
           </w:p>
         </w:tc>
@@ -9399,9 +9765,11 @@
                 <w:szCs w:val="20"/>
               </w:rPr>
             </w:pPr>
+            <w:proofErr w:type="spellStart"/>
             <w:r>
               <w:t>precipitation</w:t>
             </w:r>
+            <w:proofErr w:type="spellEnd"/>
           </w:p>
         </w:tc>
         <w:tc>
@@ -9416,9 +9784,11 @@
                 <w:szCs w:val="20"/>
               </w:rPr>
             </w:pPr>
+            <w:proofErr w:type="spellStart"/>
             <w:r>
               <w:t>float</w:t>
             </w:r>
+            <w:proofErr w:type="spellEnd"/>
           </w:p>
         </w:tc>
         <w:tc>
@@ -9512,9 +9882,11 @@
                 <w:szCs w:val="20"/>
               </w:rPr>
             </w:pPr>
+            <w:proofErr w:type="spellStart"/>
             <w:r>
               <w:t>rain</w:t>
             </w:r>
+            <w:proofErr w:type="spellEnd"/>
           </w:p>
         </w:tc>
         <w:tc>
@@ -9529,9 +9901,11 @@
                 <w:szCs w:val="20"/>
               </w:rPr>
             </w:pPr>
+            <w:proofErr w:type="spellStart"/>
             <w:r>
               <w:t>float</w:t>
             </w:r>
+            <w:proofErr w:type="spellEnd"/>
           </w:p>
         </w:tc>
         <w:tc>
@@ -9624,9 +9998,11 @@
                 <w:rFonts w:asciiTheme="minorHAnsi" w:eastAsia="Calibri" w:hAnsiTheme="minorHAnsi" w:cstheme="minorHAnsi"/>
               </w:rPr>
             </w:pPr>
+            <w:proofErr w:type="spellStart"/>
             <w:r>
               <w:t>snow_depth</w:t>
             </w:r>
+            <w:proofErr w:type="spellEnd"/>
           </w:p>
         </w:tc>
         <w:tc>
@@ -9639,9 +10015,11 @@
                 <w:rFonts w:asciiTheme="minorHAnsi" w:hAnsiTheme="minorHAnsi" w:cstheme="minorHAnsi"/>
               </w:rPr>
             </w:pPr>
+            <w:proofErr w:type="spellStart"/>
             <w:r>
               <w:t>float</w:t>
             </w:r>
+            <w:proofErr w:type="spellEnd"/>
           </w:p>
         </w:tc>
         <w:tc>
@@ -9734,9 +10112,11 @@
                 <w:rFonts w:asciiTheme="minorHAnsi" w:eastAsia="Calibri" w:hAnsiTheme="minorHAnsi" w:cstheme="minorHAnsi"/>
               </w:rPr>
             </w:pPr>
+            <w:proofErr w:type="spellStart"/>
             <w:r>
               <w:t>snowfall</w:t>
             </w:r>
+            <w:proofErr w:type="spellEnd"/>
           </w:p>
         </w:tc>
         <w:tc>
@@ -9749,9 +10129,11 @@
                 <w:rFonts w:asciiTheme="minorHAnsi" w:hAnsiTheme="minorHAnsi" w:cstheme="minorHAnsi"/>
               </w:rPr>
             </w:pPr>
+            <w:proofErr w:type="spellStart"/>
             <w:r>
               <w:t>float</w:t>
             </w:r>
+            <w:proofErr w:type="spellEnd"/>
           </w:p>
         </w:tc>
         <w:tc>
@@ -9844,9 +10226,11 @@
                 <w:rFonts w:asciiTheme="minorHAnsi" w:eastAsia="Calibri" w:hAnsiTheme="minorHAnsi" w:cstheme="minorHAnsi"/>
               </w:rPr>
             </w:pPr>
+            <w:proofErr w:type="spellStart"/>
             <w:r>
               <w:t>temperature</w:t>
             </w:r>
+            <w:proofErr w:type="spellEnd"/>
           </w:p>
         </w:tc>
         <w:tc>
@@ -9859,9 +10243,11 @@
                 <w:rFonts w:asciiTheme="minorHAnsi" w:hAnsiTheme="minorHAnsi" w:cstheme="minorHAnsi"/>
               </w:rPr>
             </w:pPr>
+            <w:proofErr w:type="spellStart"/>
             <w:r>
               <w:t>float</w:t>
             </w:r>
+            <w:proofErr w:type="spellEnd"/>
           </w:p>
         </w:tc>
         <w:tc>
@@ -9954,9 +10340,11 @@
                 <w:rFonts w:asciiTheme="minorHAnsi" w:eastAsia="Calibri" w:hAnsiTheme="minorHAnsi" w:cstheme="minorHAnsi"/>
               </w:rPr>
             </w:pPr>
+            <w:proofErr w:type="spellStart"/>
             <w:r>
               <w:t>time</w:t>
             </w:r>
+            <w:proofErr w:type="spellEnd"/>
           </w:p>
         </w:tc>
         <w:tc>
@@ -9969,12 +10357,14 @@
                 <w:rFonts w:asciiTheme="minorHAnsi" w:hAnsiTheme="minorHAnsi" w:cstheme="minorHAnsi"/>
               </w:rPr>
             </w:pPr>
+            <w:proofErr w:type="spellStart"/>
             <w:r>
               <w:t>date</w:t>
             </w:r>
             <w:r>
               <w:t>time</w:t>
             </w:r>
+            <w:proofErr w:type="spellEnd"/>
           </w:p>
         </w:tc>
         <w:tc>
@@ -10067,12 +10457,14 @@
                 <w:rFonts w:asciiTheme="minorHAnsi" w:eastAsia="Calibri" w:hAnsiTheme="minorHAnsi" w:cstheme="minorHAnsi"/>
               </w:rPr>
             </w:pPr>
+            <w:proofErr w:type="spellStart"/>
             <w:r>
               <w:rPr>
                 <w:lang w:val="en-US"/>
               </w:rPr>
               <w:t>wind_speed</w:t>
             </w:r>
+            <w:proofErr w:type="spellEnd"/>
           </w:p>
         </w:tc>
         <w:tc>
@@ -10474,6 +10866,7 @@
                 <w:szCs w:val="22"/>
               </w:rPr>
             </w:pPr>
+            <w:proofErr w:type="spellStart"/>
             <w:r>
               <w:rPr>
                 <w:bCs/>
@@ -10490,6 +10883,7 @@
               </w:rPr>
               <w:t>al</w:t>
             </w:r>
+            <w:proofErr w:type="spellEnd"/>
           </w:p>
         </w:tc>
         <w:tc>
@@ -10511,12 +10905,37 @@
                 <w:szCs w:val="22"/>
               </w:rPr>
             </w:pPr>
+            <w:proofErr w:type="spellStart"/>
             <w:r>
               <w:rPr>
                 <w:sz w:val="22"/>
                 <w:szCs w:val="22"/>
               </w:rPr>
-              <w:t xml:space="preserve">Duration, distance </w:t>
+              <w:t>Duration</w:t>
+            </w:r>
+            <w:proofErr w:type="spellEnd"/>
+            <w:r>
+              <w:rPr>
+                <w:sz w:val="22"/>
+                <w:szCs w:val="22"/>
+              </w:rPr>
+              <w:t xml:space="preserve">, </w:t>
+            </w:r>
+            <w:proofErr w:type="spellStart"/>
+            <w:r>
+              <w:rPr>
+                <w:sz w:val="22"/>
+                <w:szCs w:val="22"/>
+              </w:rPr>
+              <w:t>distance</w:t>
+            </w:r>
+            <w:proofErr w:type="spellEnd"/>
+            <w:r>
+              <w:rPr>
+                <w:sz w:val="22"/>
+                <w:szCs w:val="22"/>
+              </w:rPr>
+              <w:t xml:space="preserve"> </w:t>
             </w:r>
           </w:p>
         </w:tc>
@@ -10842,9 +11261,11 @@
               <w:widowControl w:val="0"/>
               <w:spacing w:after="0" w:line="240" w:lineRule="auto"/>
             </w:pPr>
+            <w:proofErr w:type="spellStart"/>
             <w:r>
               <w:t>Date</w:t>
             </w:r>
+            <w:proofErr w:type="spellEnd"/>
           </w:p>
         </w:tc>
         <w:tc>
@@ -10881,7 +11302,21 @@
               <w:rPr>
                 <w:lang w:val="en-US"/>
               </w:rPr>
-              <w:t xml:space="preserve">, year, quarter, month, day_of_week, hour </w:t>
+              <w:t xml:space="preserve">, year, quarter, month, </w:t>
+            </w:r>
+            <w:proofErr w:type="spellStart"/>
+            <w:r>
+              <w:rPr>
+                <w:lang w:val="en-US"/>
+              </w:rPr>
+              <w:t>day_of_week</w:t>
+            </w:r>
+            <w:proofErr w:type="spellEnd"/>
+            <w:r>
+              <w:rPr>
+                <w:lang w:val="en-US"/>
+              </w:rPr>
+              <w:t xml:space="preserve">, hour </w:t>
             </w:r>
           </w:p>
         </w:tc>
@@ -10934,7 +11369,7 @@
               <w:t xml:space="preserve">analizy </w:t>
             </w:r>
             <w:r>
-              <w:t>w kontekście pory roku, miesiąca, dnia tygodnia i godziny. Uwzględniono również czy dany dzień jest w weekend.</w:t>
+              <w:t xml:space="preserve">w kontekście pory roku, miesiąca, dnia tygodnia i godziny. </w:t>
             </w:r>
           </w:p>
         </w:tc>
@@ -10963,7 +11398,6 @@
               <w:spacing w:after="0" w:line="240" w:lineRule="auto"/>
             </w:pPr>
             <w:r>
-              <w:lastRenderedPageBreak/>
               <w:t>2</w:t>
             </w:r>
             <w:r>
@@ -10992,9 +11426,11 @@
               <w:widowControl w:val="0"/>
               <w:spacing w:after="0" w:line="240" w:lineRule="auto"/>
             </w:pPr>
+            <w:proofErr w:type="spellStart"/>
             <w:r>
               <w:t>Location</w:t>
             </w:r>
+            <w:proofErr w:type="spellEnd"/>
           </w:p>
         </w:tc>
         <w:tc>
@@ -11051,14 +11487,22 @@
               <w:rPr>
                 <w:lang w:val="en-US"/>
               </w:rPr>
-              <w:t>, is_s</w:t>
-            </w:r>
+              <w:t xml:space="preserve">, </w:t>
+            </w:r>
+            <w:proofErr w:type="spellStart"/>
             <w:r>
               <w:rPr>
                 <w:lang w:val="en-US"/>
               </w:rPr>
+              <w:t>is_s</w:t>
+            </w:r>
+            <w:r>
+              <w:rPr>
+                <w:lang w:val="en-US"/>
+              </w:rPr>
               <w:t>tation</w:t>
             </w:r>
+            <w:proofErr w:type="spellEnd"/>
           </w:p>
         </w:tc>
         <w:tc>
@@ -11086,7 +11530,11 @@
               <w:t xml:space="preserve">Zagregowane dane z tabel wypożyczeń i stacji </w:t>
             </w:r>
             <w:r>
-              <w:t>opisują miejsce oddania roweru, czy rower znajduje się na stacji i jeśli tak nazwę stacji.</w:t>
+              <w:t xml:space="preserve">opisują miejsce oddania roweru, czy </w:t>
+            </w:r>
+            <w:r>
+              <w:lastRenderedPageBreak/>
+              <w:t>rower znajduje się na stacji i jeśli tak nazwę stacji.</w:t>
             </w:r>
           </w:p>
         </w:tc>
@@ -11115,6 +11563,7 @@
               <w:spacing w:after="0" w:line="240" w:lineRule="auto"/>
             </w:pPr>
             <w:r>
+              <w:lastRenderedPageBreak/>
               <w:t>3</w:t>
             </w:r>
             <w:r>
@@ -11143,9 +11592,11 @@
               <w:widowControl w:val="0"/>
               <w:spacing w:after="0" w:line="240" w:lineRule="auto"/>
             </w:pPr>
+            <w:proofErr w:type="spellStart"/>
             <w:r>
               <w:t>Weather</w:t>
             </w:r>
+            <w:proofErr w:type="spellEnd"/>
           </w:p>
         </w:tc>
         <w:tc>
@@ -11170,14 +11621,22 @@
               <w:rPr>
                 <w:lang w:val="en-US"/>
               </w:rPr>
-              <w:t>temperature, wind</w:t>
-            </w:r>
+              <w:t xml:space="preserve">temperature, </w:t>
+            </w:r>
+            <w:proofErr w:type="spellStart"/>
             <w:r>
               <w:rPr>
                 <w:lang w:val="en-US"/>
               </w:rPr>
+              <w:t>wind</w:t>
+            </w:r>
+            <w:r>
+              <w:rPr>
+                <w:lang w:val="en-US"/>
+              </w:rPr>
               <w:t>_speed</w:t>
             </w:r>
+            <w:proofErr w:type="spellEnd"/>
             <w:r>
               <w:rPr>
                 <w:lang w:val="en-US"/>
@@ -11188,8 +11647,16 @@
               <w:rPr>
                 <w:lang w:val="en-US"/>
               </w:rPr>
-              <w:t>rain, snowfall, snow_depth</w:t>
-            </w:r>
+              <w:t xml:space="preserve">rain, snowfall, </w:t>
+            </w:r>
+            <w:proofErr w:type="spellStart"/>
+            <w:r>
+              <w:rPr>
+                <w:lang w:val="en-US"/>
+              </w:rPr>
+              <w:t>snow_depth</w:t>
+            </w:r>
+            <w:proofErr w:type="spellEnd"/>
           </w:p>
         </w:tc>
         <w:tc>
@@ -11293,12 +11760,14 @@
                 <w:lang w:val="en-US"/>
               </w:rPr>
             </w:pPr>
+            <w:proofErr w:type="spellStart"/>
             <w:r>
               <w:rPr>
                 <w:lang w:val="en-US"/>
               </w:rPr>
               <w:t>member_casual</w:t>
             </w:r>
+            <w:proofErr w:type="spellEnd"/>
           </w:p>
         </w:tc>
         <w:tc>
@@ -11376,9 +11845,11 @@
               <w:widowControl w:val="0"/>
               <w:spacing w:after="0" w:line="240" w:lineRule="auto"/>
             </w:pPr>
+            <w:proofErr w:type="spellStart"/>
             <w:r>
               <w:t>Bike</w:t>
             </w:r>
+            <w:proofErr w:type="spellEnd"/>
           </w:p>
         </w:tc>
         <w:tc>
@@ -11399,6 +11870,7 @@
                 <w:lang w:val="en-US"/>
               </w:rPr>
             </w:pPr>
+            <w:proofErr w:type="spellStart"/>
             <w:r>
               <w:rPr>
                 <w:rStyle w:val="HTML-kod"/>
@@ -11406,6 +11878,7 @@
               </w:rPr>
               <w:t>ridable_type</w:t>
             </w:r>
+            <w:proofErr w:type="spellEnd"/>
           </w:p>
         </w:tc>
         <w:tc>
@@ -11483,26 +11956,49 @@
         <w:t xml:space="preserve">on </w:t>
       </w:r>
       <w:r>
-        <w:t xml:space="preserve">z faktu Rental </w:t>
+        <w:t xml:space="preserve">z faktu </w:t>
+      </w:r>
+      <w:proofErr w:type="spellStart"/>
+      <w:r>
+        <w:t>Rental</w:t>
+      </w:r>
+      <w:proofErr w:type="spellEnd"/>
+      <w:r>
+        <w:t xml:space="preserve"> </w:t>
       </w:r>
       <w:r>
         <w:t xml:space="preserve">(wypożyczenie) </w:t>
       </w:r>
       <w:r>
-        <w:t>oraz jego pięciu wymiarów: Date</w:t>
-      </w:r>
+        <w:t xml:space="preserve">oraz jego pięciu wymiarów: </w:t>
+      </w:r>
+      <w:proofErr w:type="spellStart"/>
+      <w:r>
+        <w:t>Date</w:t>
+      </w:r>
+      <w:proofErr w:type="spellEnd"/>
       <w:r>
         <w:t xml:space="preserve"> (data)</w:t>
       </w:r>
       <w:r>
-        <w:t>, Location</w:t>
-      </w:r>
+        <w:t xml:space="preserve">, </w:t>
+      </w:r>
+      <w:proofErr w:type="spellStart"/>
+      <w:r>
+        <w:t>Location</w:t>
+      </w:r>
+      <w:proofErr w:type="spellEnd"/>
       <w:r>
         <w:t xml:space="preserve"> (lokalizacja)</w:t>
       </w:r>
       <w:r>
-        <w:t>, Weather</w:t>
-      </w:r>
+        <w:t xml:space="preserve">, </w:t>
+      </w:r>
+      <w:proofErr w:type="spellStart"/>
+      <w:r>
+        <w:t>Weather</w:t>
+      </w:r>
+      <w:proofErr w:type="spellEnd"/>
       <w:r>
         <w:t xml:space="preserve"> (pogoda)</w:t>
       </w:r>
@@ -11513,8 +12009,13 @@
         <w:t xml:space="preserve">(klient) </w:t>
       </w:r>
       <w:r>
-        <w:t>i Bike</w:t>
-      </w:r>
+        <w:t xml:space="preserve">i </w:t>
+      </w:r>
+      <w:proofErr w:type="spellStart"/>
+      <w:r>
+        <w:t>Bike</w:t>
+      </w:r>
+      <w:proofErr w:type="spellEnd"/>
       <w:r>
         <w:t xml:space="preserve"> (rower)</w:t>
       </w:r>
@@ -11675,7 +12176,51 @@
         <w:rPr>
           <w:sz w:val="24"/>
         </w:rPr>
-        <w:t>Wybrałem ten temat uważam temat mikromobliności za ciekawy i warty uwagi jako że również w Polsce trwa rozbudowa infrastruktury rowerowej i coraz więcej osób z niej korzysta.</w:t>
+        <w:t xml:space="preserve">Wybrałem ten temat uważam temat </w:t>
+      </w:r>
+      <w:proofErr w:type="spellStart"/>
+      <w:r>
+        <w:rPr>
+          <w:sz w:val="24"/>
+        </w:rPr>
+        <w:t>mikromobliności</w:t>
+      </w:r>
+      <w:proofErr w:type="spellEnd"/>
+      <w:r>
+        <w:rPr>
+          <w:sz w:val="24"/>
+        </w:rPr>
+        <w:t xml:space="preserve"> za ciekawy i warty uwagi</w:t>
+      </w:r>
+      <w:r>
+        <w:rPr>
+          <w:sz w:val="24"/>
+        </w:rPr>
+        <w:t xml:space="preserve"> oraz ponieważ </w:t>
+      </w:r>
+      <w:r>
+        <w:rPr>
+          <w:sz w:val="24"/>
+        </w:rPr>
+        <w:t xml:space="preserve">w Polsce </w:t>
+      </w:r>
+      <w:r>
+        <w:rPr>
+          <w:sz w:val="24"/>
+        </w:rPr>
+        <w:t xml:space="preserve">również </w:t>
+      </w:r>
+      <w:r>
+        <w:rPr>
+          <w:sz w:val="24"/>
+        </w:rPr>
+        <w:t>trwa rozbudowa infrastruktury rowerowej i coraz więcej osób z niej korzysta.</w:t>
+      </w:r>
+      <w:r>
+        <w:rPr>
+          <w:sz w:val="24"/>
+        </w:rPr>
+        <w:t xml:space="preserve"> Dla takiej rozbudowy istotne jest aby spełniała potrzeby jej użytkowników i to między innymi one są przedmiotem analizowanych danych.</w:t>
       </w:r>
     </w:p>
     <w:p>
